--- a/program.docx
+++ b/program.docx
@@ -103,7 +103,7 @@
         <w:t xml:space="preserve"> </w:t>
       </w:r>
       <w:r>
-        <w:t xml:space="preserve">function iterates through an integer array to find and return its largest element.</w:t>
+        <w:t xml:space="preserve">function iterates through an array of integers to find and return the largest value.</w:t>
       </w:r>
     </w:p>
     <w:bookmarkEnd w:id="10"/>
@@ -211,7 +211,7 @@
               <w:pStyle w:val="Compact"/>
             </w:pPr>
             <w:r>
-              <w:t xml:space="preserve">An array of integers in which to find the maximum value.</w:t>
+              <w:t xml:space="preserve">An array of integers from which the maximum value will be found.</w:t>
             </w:r>
           </w:p>
         </w:tc>
@@ -252,7 +252,7 @@
               <w:pStyle w:val="Compact"/>
             </w:pPr>
             <w:r>
-              <w:t xml:space="preserve">The number of elements in the</w:t>
+              <w:t xml:space="preserve">The total number of elements in the</w:t>
             </w:r>
             <w:r>
               <w:t xml:space="preserve"> </w:t>
@@ -297,31 +297,7 @@
         <w:pStyle w:val="FirstParagraph"/>
       </w:pPr>
       <w:r>
-        <w:t xml:space="preserve">This function identifies the maximum value within an integer array. It begins by assuming the first element of the array,</w:t>
-      </w:r>
-      <w:r>
-        <w:t xml:space="preserve"> </w:t>
-      </w:r>
-      <w:r>
-        <w:rPr>
-          <w:rStyle w:val="VerbatimChar"/>
-        </w:rPr>
-        <w:t xml:space="preserve">arr[0]</w:t>
-      </w:r>
-      <w:r>
-        <w:t xml:space="preserve">, is the maximum and assigns it to a local variable</w:t>
-      </w:r>
-      <w:r>
-        <w:t xml:space="preserve"> </w:t>
-      </w:r>
-      <w:r>
-        <w:rPr>
-          <w:rStyle w:val="VerbatimChar"/>
-        </w:rPr>
-        <w:t xml:space="preserve">max</w:t>
-      </w:r>
-      <w:r>
-        <w:t xml:space="preserve">.</w:t>
+        <w:t xml:space="preserve">This function provides a straightforward way to determine the maximum value within an integer array.</w:t>
       </w:r>
     </w:p>
     <w:p>
@@ -329,7 +305,7 @@
         <w:pStyle w:val="BodyText"/>
       </w:pPr>
       <w:r>
-        <w:t xml:space="preserve">The function then enters a</w:t>
+        <w:t xml:space="preserve">The logic begins by initializing a local variable</w:t>
       </w:r>
       <w:r>
         <w:t xml:space="preserve"> </w:t>
@@ -338,22 +314,55 @@
         <w:rPr>
           <w:rStyle w:val="VerbatimChar"/>
         </w:rPr>
+        <w:t xml:space="preserve">max</w:t>
+      </w:r>
+      <w:r>
+        <w:t xml:space="preserve"> </w:t>
+      </w:r>
+      <w:r>
+        <w:t xml:space="preserve">with the value of the first element in the array,</w:t>
+      </w:r>
+      <w:r>
+        <w:t xml:space="preserve"> </w:t>
+      </w:r>
+      <w:r>
+        <w:rPr>
+          <w:rStyle w:val="VerbatimChar"/>
+        </w:rPr>
+        <w:t xml:space="preserve">arr[0]</w:t>
+      </w:r>
+      <w:r>
+        <w:t xml:space="preserve">. It then enters a</w:t>
+      </w:r>
+      <w:r>
+        <w:t xml:space="preserve"> </w:t>
+      </w:r>
+      <w:r>
+        <w:rPr>
+          <w:rStyle w:val="VerbatimChar"/>
+        </w:rPr>
         <w:t xml:space="preserve">for</w:t>
       </w:r>
       <w:r>
         <w:t xml:space="preserve"> </w:t>
       </w:r>
       <w:r>
-        <w:t xml:space="preserve">loop that iterates through the rest of the array elements, starting from the second element (</w:t>
+        <w:t xml:space="preserve">loop that iterates through the remaining elements of the array, starting from the second element at index</w:t>
+      </w:r>
+      <w:r>
+        <w:t xml:space="preserve"> </w:t>
       </w:r>
       <w:r>
         <w:rPr>
           <w:rStyle w:val="VerbatimChar"/>
         </w:rPr>
-        <w:t xml:space="preserve">i = 1</w:t>
-      </w:r>
-      <w:r>
-        <w:t xml:space="preserve">) up to the element at index</w:t>
+        <w:t xml:space="preserve">1</w:t>
+      </w:r>
+      <w:r>
+        <w:t xml:space="preserve"> </w:t>
+      </w:r>
+      <w:r>
+        <w:t xml:space="preserve">up to the element at index</w:t>
       </w:r>
       <w:r>
         <w:t xml:space="preserve"> </w:t>
@@ -363,33 +372,6 @@
           <w:rStyle w:val="VerbatimChar"/>
         </w:rPr>
         <w:t xml:space="preserve">size - 1</w:t>
-      </w:r>
-      <w:r>
-        <w:t xml:space="preserve">. In each iteration, it compares the current element</w:t>
-      </w:r>
-      <w:r>
-        <w:t xml:space="preserve"> </w:t>
-      </w:r>
-      <w:r>
-        <w:rPr>
-          <w:rStyle w:val="VerbatimChar"/>
-        </w:rPr>
-        <w:t xml:space="preserve">arr[i]</w:t>
-      </w:r>
-      <w:r>
-        <w:t xml:space="preserve"> </w:t>
-      </w:r>
-      <w:r>
-        <w:t xml:space="preserve">with the value stored in</w:t>
-      </w:r>
-      <w:r>
-        <w:t xml:space="preserve"> </w:t>
-      </w:r>
-      <w:r>
-        <w:rPr>
-          <w:rStyle w:val="VerbatimChar"/>
-        </w:rPr>
-        <w:t xml:space="preserve">max</w:t>
       </w:r>
       <w:r>
         <w:t xml:space="preserve">.</w:t>
@@ -400,7 +382,7 @@
         <w:pStyle w:val="BodyText"/>
       </w:pPr>
       <w:r>
-        <w:t xml:space="preserve">If</w:t>
+        <w:t xml:space="preserve">Inside the loop, each element</w:t>
       </w:r>
       <w:r>
         <w:t xml:space="preserve"> </w:t>
@@ -415,6 +397,36 @@
         <w:t xml:space="preserve"> </w:t>
       </w:r>
       <w:r>
+        <w:t xml:space="preserve">is compared to the current</w:t>
+      </w:r>
+      <w:r>
+        <w:t xml:space="preserve"> </w:t>
+      </w:r>
+      <w:r>
+        <w:rPr>
+          <w:rStyle w:val="VerbatimChar"/>
+        </w:rPr>
+        <w:t xml:space="preserve">max</w:t>
+      </w:r>
+      <w:r>
+        <w:t xml:space="preserve"> </w:t>
+      </w:r>
+      <w:r>
+        <w:t xml:space="preserve">value. If</w:t>
+      </w:r>
+      <w:r>
+        <w:t xml:space="preserve"> </w:t>
+      </w:r>
+      <w:r>
+        <w:rPr>
+          <w:rStyle w:val="VerbatimChar"/>
+        </w:rPr>
+        <w:t xml:space="preserve">arr[i]</w:t>
+      </w:r>
+      <w:r>
+        <w:t xml:space="preserve"> </w:t>
+      </w:r>
+      <w:r>
         <w:t xml:space="preserve">is greater than</w:t>
       </w:r>
       <w:r>
@@ -427,7 +439,7 @@
         <w:t xml:space="preserve">max</w:t>
       </w:r>
       <w:r>
-        <w:t xml:space="preserve">, the function updates</w:t>
+        <w:t xml:space="preserve">, the</w:t>
       </w:r>
       <w:r>
         <w:t xml:space="preserve"> </w:t>
@@ -442,7 +454,7 @@
         <w:t xml:space="preserve"> </w:t>
       </w:r>
       <w:r>
-        <w:t xml:space="preserve">to the value of</w:t>
+        <w:t xml:space="preserve">variable is updated with the value of</w:t>
       </w:r>
       <w:r>
         <w:t xml:space="preserve"> </w:t>
@@ -454,7 +466,7 @@
         <w:t xml:space="preserve">arr[i]</w:t>
       </w:r>
       <w:r>
-        <w:t xml:space="preserve">. This process ensures that</w:t>
+        <w:t xml:space="preserve">. This process ensures that after each comparison,</w:t>
       </w:r>
       <w:r>
         <w:t xml:space="preserve"> </w:t>
@@ -469,7 +481,15 @@
         <w:t xml:space="preserve"> </w:t>
       </w:r>
       <w:r>
-        <w:t xml:space="preserve">always holds the largest value encountered so far in the traversal. After the loop completes, the function returns the final value of</w:t>
+        <w:t xml:space="preserve">holds the largest value encountered so far.</w:t>
+      </w:r>
+    </w:p>
+    <w:p>
+      <w:pPr>
+        <w:pStyle w:val="BodyText"/>
+      </w:pPr>
+      <w:r>
+        <w:t xml:space="preserve">Once the loop completes, the function returns the final</w:t>
       </w:r>
       <w:r>
         <w:t xml:space="preserve"> </w:t>
@@ -481,7 +501,10 @@
         <w:t xml:space="preserve">max</w:t>
       </w:r>
       <w:r>
-        <w:t xml:space="preserve">.</w:t>
+        <w:t xml:space="preserve"> </w:t>
+      </w:r>
+      <w:r>
+        <w:t xml:space="preserve">value, which is the largest integer in the entire array.</w:t>
       </w:r>
     </w:p>
     <w:bookmarkEnd w:id="12"/>
@@ -512,7 +535,7 @@
         </w:numPr>
       </w:pPr>
       <w:r>
-        <w:t xml:space="preserve">The array</w:t>
+        <w:t xml:space="preserve">The input array</w:t>
       </w:r>
       <w:r>
         <w:t xml:space="preserve"> </w:t>
@@ -557,22 +580,7 @@
         <w:t xml:space="preserve"> </w:t>
       </w:r>
       <w:r>
-        <w:t xml:space="preserve">is greater than 0. Passing an empty array (with</w:t>
-      </w:r>
-      <w:r>
-        <w:t xml:space="preserve"> </w:t>
-      </w:r>
-      <w:r>
-        <w:rPr>
-          <w:rStyle w:val="VerbatimChar"/>
-        </w:rPr>
-        <w:t xml:space="preserve">size</w:t>
-      </w:r>
-      <w:r>
-        <w:t xml:space="preserve"> </w:t>
-      </w:r>
-      <w:r>
-        <w:t xml:space="preserve">as 0) will result in undefined behavior.</w:t>
+        <w:t xml:space="preserve">is 0, which will lead to undefined behavior if the array is empty.</w:t>
       </w:r>
     </w:p>
     <w:p>
@@ -599,23 +607,11 @@
         <w:t xml:space="preserve"> </w:t>
       </w:r>
       <w:r>
-        <w:t xml:space="preserve">parameter must accurately represent the number of elements in the array to prevent reading from memory outside the array’s bounds.</w:t>
+        <w:t xml:space="preserve">parameter must accurately reflect the number of elements in the array to prevent out-of-bounds memory access.</w:t>
       </w:r>
     </w:p>
     <w:p>
       <w:pPr>
-        <w:pStyle w:val="Compact"/>
-        <w:numPr>
-          <w:ilvl w:val="0"/>
-          <w:numId w:val="1001"/>
-        </w:numPr>
-      </w:pPr>
-      <w:r>
-        <w:t xml:space="preserve">The function works correctly with arrays containing positive, negative, and zero values.</w:t>
-      </w:r>
-    </w:p>
-    <w:p>
-      <w:pPr>
         <w:pStyle w:val="FirstParagraph"/>
       </w:pPr>
       <w:r>
@@ -626,7 +622,31 @@
         <w:t xml:space="preserve">Output Example</w:t>
       </w:r>
       <w:r>
-        <w:t xml:space="preserve">: A single integer representing the largest value in the array.</w:t>
+        <w:t xml:space="preserve">: The function returns a single integer representing the highest value found in the array. For an input array</w:t>
+      </w:r>
+      <w:r>
+        <w:t xml:space="preserve"> </w:t>
+      </w:r>
+      <w:r>
+        <w:rPr>
+          <w:rStyle w:val="VerbatimChar"/>
+        </w:rPr>
+        <w:t xml:space="preserve">{10, 5, 45, 12, 8}</w:t>
+      </w:r>
+      <w:r>
+        <w:t xml:space="preserve">, the function would return</w:t>
+      </w:r>
+      <w:r>
+        <w:t xml:space="preserve"> </w:t>
+      </w:r>
+      <w:r>
+        <w:rPr>
+          <w:rStyle w:val="VerbatimChar"/>
+        </w:rPr>
+        <w:t xml:space="preserve">45</w:t>
+      </w:r>
+      <w:r>
+        <w:t xml:space="preserve">.</w:t>
       </w:r>
     </w:p>
     <w:bookmarkEnd w:id="13"/>
@@ -674,7 +694,7 @@
         <w:rPr>
           <w:rStyle w:val="CommentTok"/>
         </w:rPr>
-        <w:t xml:space="preserve">// The function to be documented</w:t>
+        <w:t xml:space="preserve">// Assuming the findMax function is defined here or included</w:t>
       </w:r>
       <w:r>
         <w:br/>
@@ -762,8 +782,170 @@
       </w:r>
       <w:r>
         <w:rPr>
+          <w:rStyle w:val="DataTypeTok"/>
+        </w:rPr>
+        <w:t xml:space="preserve">int</w:t>
+      </w:r>
+      <w:r>
+        <w:rPr>
+          <w:rStyle w:val="NormalTok"/>
+        </w:rPr>
+        <w:t xml:space="preserve"> max </w:t>
+      </w:r>
+      <w:r>
+        <w:rPr>
+          <w:rStyle w:val="OperatorTok"/>
+        </w:rPr>
+        <w:t xml:space="preserve">=</w:t>
+      </w:r>
+      <w:r>
+        <w:rPr>
+          <w:rStyle w:val="NormalTok"/>
+        </w:rPr>
+        <w:t xml:space="preserve"> arr</w:t>
+      </w:r>
+      <w:r>
+        <w:rPr>
+          <w:rStyle w:val="OperatorTok"/>
+        </w:rPr>
+        <w:t xml:space="preserve">[</w:t>
+      </w:r>
+      <w:r>
+        <w:rPr>
+          <w:rStyle w:val="DecValTok"/>
+        </w:rPr>
+        <w:t xml:space="preserve">0</w:t>
+      </w:r>
+      <w:r>
+        <w:rPr>
+          <w:rStyle w:val="OperatorTok"/>
+        </w:rPr>
+        <w:t xml:space="preserve">];</w:t>
+      </w:r>
+      <w:r>
+        <w:br/>
+      </w:r>
+      <w:r>
+        <w:rPr>
+          <w:rStyle w:val="NormalTok"/>
+        </w:rPr>
+        <w:t xml:space="preserve">    </w:t>
+      </w:r>
+      <w:r>
+        <w:rPr>
           <w:rStyle w:val="ControlFlowTok"/>
         </w:rPr>
+        <w:t xml:space="preserve">for</w:t>
+      </w:r>
+      <w:r>
+        <w:rPr>
+          <w:rStyle w:val="NormalTok"/>
+        </w:rPr>
+        <w:t xml:space="preserve"> </w:t>
+      </w:r>
+      <w:r>
+        <w:rPr>
+          <w:rStyle w:val="OperatorTok"/>
+        </w:rPr>
+        <w:t xml:space="preserve">(</w:t>
+      </w:r>
+      <w:r>
+        <w:rPr>
+          <w:rStyle w:val="DataTypeTok"/>
+        </w:rPr>
+        <w:t xml:space="preserve">int</w:t>
+      </w:r>
+      <w:r>
+        <w:rPr>
+          <w:rStyle w:val="NormalTok"/>
+        </w:rPr>
+        <w:t xml:space="preserve"> i </w:t>
+      </w:r>
+      <w:r>
+        <w:rPr>
+          <w:rStyle w:val="OperatorTok"/>
+        </w:rPr>
+        <w:t xml:space="preserve">=</w:t>
+      </w:r>
+      <w:r>
+        <w:rPr>
+          <w:rStyle w:val="NormalTok"/>
+        </w:rPr>
+        <w:t xml:space="preserve"> </w:t>
+      </w:r>
+      <w:r>
+        <w:rPr>
+          <w:rStyle w:val="DecValTok"/>
+        </w:rPr>
+        <w:t xml:space="preserve">1</w:t>
+      </w:r>
+      <w:r>
+        <w:rPr>
+          <w:rStyle w:val="OperatorTok"/>
+        </w:rPr>
+        <w:t xml:space="preserve">;</w:t>
+      </w:r>
+      <w:r>
+        <w:rPr>
+          <w:rStyle w:val="NormalTok"/>
+        </w:rPr>
+        <w:t xml:space="preserve"> i </w:t>
+      </w:r>
+      <w:r>
+        <w:rPr>
+          <w:rStyle w:val="OperatorTok"/>
+        </w:rPr>
+        <w:t xml:space="preserve">&lt;</w:t>
+      </w:r>
+      <w:r>
+        <w:rPr>
+          <w:rStyle w:val="NormalTok"/>
+        </w:rPr>
+        <w:t xml:space="preserve"> size</w:t>
+      </w:r>
+      <w:r>
+        <w:rPr>
+          <w:rStyle w:val="OperatorTok"/>
+        </w:rPr>
+        <w:t xml:space="preserve">;</w:t>
+      </w:r>
+      <w:r>
+        <w:rPr>
+          <w:rStyle w:val="NormalTok"/>
+        </w:rPr>
+        <w:t xml:space="preserve"> i</w:t>
+      </w:r>
+      <w:r>
+        <w:rPr>
+          <w:rStyle w:val="OperatorTok"/>
+        </w:rPr>
+        <w:t xml:space="preserve">++)</w:t>
+      </w:r>
+      <w:r>
+        <w:rPr>
+          <w:rStyle w:val="NormalTok"/>
+        </w:rPr>
+        <w:t xml:space="preserve"> </w:t>
+      </w:r>
+      <w:r>
+        <w:rPr>
+          <w:rStyle w:val="OperatorTok"/>
+        </w:rPr>
+        <w:t xml:space="preserve">{</w:t>
+      </w:r>
+      <w:r>
+        <w:br/>
+      </w:r>
+      <w:r>
+        <w:rPr>
+          <w:rStyle w:val="NormalTok"/>
+        </w:rPr>
+        <w:t xml:space="preserve">        </w:t>
+      </w:r>
+      <w:r>
+        <w:rPr>
+          <w:rStyle w:val="ControlFlowTok"/>
+        </w:rPr>
         <w:t xml:space="preserve">if</w:t>
       </w:r>
       <w:r>
@@ -782,43 +964,310 @@
         <w:rPr>
           <w:rStyle w:val="NormalTok"/>
         </w:rPr>
-        <w:t xml:space="preserve">size </w:t>
-      </w:r>
-      <w:r>
-        <w:rPr>
-          <w:rStyle w:val="OperatorTok"/>
-        </w:rPr>
-        <w:t xml:space="preserve">&lt;=</w:t>
-      </w:r>
-      <w:r>
-        <w:rPr>
-          <w:rStyle w:val="NormalTok"/>
-        </w:rPr>
-        <w:t xml:space="preserve"> </w:t>
+        <w:t xml:space="preserve">arr</w:t>
+      </w:r>
+      <w:r>
+        <w:rPr>
+          <w:rStyle w:val="OperatorTok"/>
+        </w:rPr>
+        <w:t xml:space="preserve">[</w:t>
+      </w:r>
+      <w:r>
+        <w:rPr>
+          <w:rStyle w:val="NormalTok"/>
+        </w:rPr>
+        <w:t xml:space="preserve">i</w:t>
+      </w:r>
+      <w:r>
+        <w:rPr>
+          <w:rStyle w:val="OperatorTok"/>
+        </w:rPr>
+        <w:t xml:space="preserve">]</w:t>
+      </w:r>
+      <w:r>
+        <w:rPr>
+          <w:rStyle w:val="NormalTok"/>
+        </w:rPr>
+        <w:t xml:space="preserve"> </w:t>
+      </w:r>
+      <w:r>
+        <w:rPr>
+          <w:rStyle w:val="OperatorTok"/>
+        </w:rPr>
+        <w:t xml:space="preserve">&gt;</w:t>
+      </w:r>
+      <w:r>
+        <w:rPr>
+          <w:rStyle w:val="NormalTok"/>
+        </w:rPr>
+        <w:t xml:space="preserve"> max</w:t>
+      </w:r>
+      <w:r>
+        <w:rPr>
+          <w:rStyle w:val="OperatorTok"/>
+        </w:rPr>
+        <w:t xml:space="preserve">)</w:t>
+      </w:r>
+      <w:r>
+        <w:br/>
+      </w:r>
+      <w:r>
+        <w:rPr>
+          <w:rStyle w:val="NormalTok"/>
+        </w:rPr>
+        <w:t xml:space="preserve">            max </w:t>
+      </w:r>
+      <w:r>
+        <w:rPr>
+          <w:rStyle w:val="OperatorTok"/>
+        </w:rPr>
+        <w:t xml:space="preserve">=</w:t>
+      </w:r>
+      <w:r>
+        <w:rPr>
+          <w:rStyle w:val="NormalTok"/>
+        </w:rPr>
+        <w:t xml:space="preserve"> arr</w:t>
+      </w:r>
+      <w:r>
+        <w:rPr>
+          <w:rStyle w:val="OperatorTok"/>
+        </w:rPr>
+        <w:t xml:space="preserve">[</w:t>
+      </w:r>
+      <w:r>
+        <w:rPr>
+          <w:rStyle w:val="NormalTok"/>
+        </w:rPr>
+        <w:t xml:space="preserve">i</w:t>
+      </w:r>
+      <w:r>
+        <w:rPr>
+          <w:rStyle w:val="OperatorTok"/>
+        </w:rPr>
+        <w:t xml:space="preserve">];</w:t>
+      </w:r>
+      <w:r>
+        <w:br/>
+      </w:r>
+      <w:r>
+        <w:rPr>
+          <w:rStyle w:val="NormalTok"/>
+        </w:rPr>
+        <w:t xml:space="preserve">    </w:t>
+      </w:r>
+      <w:r>
+        <w:rPr>
+          <w:rStyle w:val="OperatorTok"/>
+        </w:rPr>
+        <w:t xml:space="preserve">}</w:t>
+      </w:r>
+      <w:r>
+        <w:br/>
+      </w:r>
+      <w:r>
+        <w:rPr>
+          <w:rStyle w:val="NormalTok"/>
+        </w:rPr>
+        <w:t xml:space="preserve">    </w:t>
+      </w:r>
+      <w:r>
+        <w:rPr>
+          <w:rStyle w:val="ControlFlowTok"/>
+        </w:rPr>
+        <w:t xml:space="preserve">return</w:t>
+      </w:r>
+      <w:r>
+        <w:rPr>
+          <w:rStyle w:val="NormalTok"/>
+        </w:rPr>
+        <w:t xml:space="preserve"> max</w:t>
+      </w:r>
+      <w:r>
+        <w:rPr>
+          <w:rStyle w:val="OperatorTok"/>
+        </w:rPr>
+        <w:t xml:space="preserve">;</w:t>
+      </w:r>
+      <w:r>
+        <w:br/>
+      </w:r>
+      <w:r>
+        <w:rPr>
+          <w:rStyle w:val="OperatorTok"/>
+        </w:rPr>
+        <w:t xml:space="preserve">}</w:t>
+      </w:r>
+      <w:r>
+        <w:br/>
+      </w:r>
+      <w:r>
+        <w:br/>
+      </w:r>
+      <w:r>
+        <w:rPr>
+          <w:rStyle w:val="DataTypeTok"/>
+        </w:rPr>
+        <w:t xml:space="preserve">int</w:t>
+      </w:r>
+      <w:r>
+        <w:rPr>
+          <w:rStyle w:val="NormalTok"/>
+        </w:rPr>
+        <w:t xml:space="preserve"> main</w:t>
+      </w:r>
+      <w:r>
+        <w:rPr>
+          <w:rStyle w:val="OperatorTok"/>
+        </w:rPr>
+        <w:t xml:space="preserve">()</w:t>
+      </w:r>
+      <w:r>
+        <w:rPr>
+          <w:rStyle w:val="NormalTok"/>
+        </w:rPr>
+        <w:t xml:space="preserve"> </w:t>
+      </w:r>
+      <w:r>
+        <w:rPr>
+          <w:rStyle w:val="OperatorTok"/>
+        </w:rPr>
+        <w:t xml:space="preserve">{</w:t>
+      </w:r>
+      <w:r>
+        <w:br/>
+      </w:r>
+      <w:r>
+        <w:rPr>
+          <w:rStyle w:val="NormalTok"/>
+        </w:rPr>
+        <w:t xml:space="preserve">    </w:t>
+      </w:r>
+      <w:r>
+        <w:rPr>
+          <w:rStyle w:val="DataTypeTok"/>
+        </w:rPr>
+        <w:t xml:space="preserve">int</w:t>
+      </w:r>
+      <w:r>
+        <w:rPr>
+          <w:rStyle w:val="NormalTok"/>
+        </w:rPr>
+        <w:t xml:space="preserve"> numbers</w:t>
+      </w:r>
+      <w:r>
+        <w:rPr>
+          <w:rStyle w:val="OperatorTok"/>
+        </w:rPr>
+        <w:t xml:space="preserve">[]</w:t>
+      </w:r>
+      <w:r>
+        <w:rPr>
+          <w:rStyle w:val="NormalTok"/>
+        </w:rPr>
+        <w:t xml:space="preserve"> </w:t>
+      </w:r>
+      <w:r>
+        <w:rPr>
+          <w:rStyle w:val="OperatorTok"/>
+        </w:rPr>
+        <w:t xml:space="preserve">=</w:t>
+      </w:r>
+      <w:r>
+        <w:rPr>
+          <w:rStyle w:val="NormalTok"/>
+        </w:rPr>
+        <w:t xml:space="preserve"> </w:t>
+      </w:r>
+      <w:r>
+        <w:rPr>
+          <w:rStyle w:val="OperatorTok"/>
+        </w:rPr>
+        <w:t xml:space="preserve">{</w:t>
       </w:r>
       <w:r>
         <w:rPr>
           <w:rStyle w:val="DecValTok"/>
         </w:rPr>
-        <w:t xml:space="preserve">0</w:t>
-      </w:r>
-      <w:r>
-        <w:rPr>
-          <w:rStyle w:val="OperatorTok"/>
-        </w:rPr>
-        <w:t xml:space="preserve">)</w:t>
-      </w:r>
-      <w:r>
-        <w:rPr>
-          <w:rStyle w:val="NormalTok"/>
-        </w:rPr>
-        <w:t xml:space="preserve"> </w:t>
-      </w:r>
-      <w:r>
-        <w:rPr>
-          <w:rStyle w:val="OperatorTok"/>
-        </w:rPr>
-        <w:t xml:space="preserve">{</w:t>
+        <w:t xml:space="preserve">10</w:t>
+      </w:r>
+      <w:r>
+        <w:rPr>
+          <w:rStyle w:val="OperatorTok"/>
+        </w:rPr>
+        <w:t xml:space="preserve">,</w:t>
+      </w:r>
+      <w:r>
+        <w:rPr>
+          <w:rStyle w:val="NormalTok"/>
+        </w:rPr>
+        <w:t xml:space="preserve"> </w:t>
+      </w:r>
+      <w:r>
+        <w:rPr>
+          <w:rStyle w:val="DecValTok"/>
+        </w:rPr>
+        <w:t xml:space="preserve">5</w:t>
+      </w:r>
+      <w:r>
+        <w:rPr>
+          <w:rStyle w:val="OperatorTok"/>
+        </w:rPr>
+        <w:t xml:space="preserve">,</w:t>
+      </w:r>
+      <w:r>
+        <w:rPr>
+          <w:rStyle w:val="NormalTok"/>
+        </w:rPr>
+        <w:t xml:space="preserve"> </w:t>
+      </w:r>
+      <w:r>
+        <w:rPr>
+          <w:rStyle w:val="DecValTok"/>
+        </w:rPr>
+        <w:t xml:space="preserve">45</w:t>
+      </w:r>
+      <w:r>
+        <w:rPr>
+          <w:rStyle w:val="OperatorTok"/>
+        </w:rPr>
+        <w:t xml:space="preserve">,</w:t>
+      </w:r>
+      <w:r>
+        <w:rPr>
+          <w:rStyle w:val="NormalTok"/>
+        </w:rPr>
+        <w:t xml:space="preserve"> </w:t>
+      </w:r>
+      <w:r>
+        <w:rPr>
+          <w:rStyle w:val="DecValTok"/>
+        </w:rPr>
+        <w:t xml:space="preserve">12</w:t>
+      </w:r>
+      <w:r>
+        <w:rPr>
+          <w:rStyle w:val="OperatorTok"/>
+        </w:rPr>
+        <w:t xml:space="preserve">,</w:t>
+      </w:r>
+      <w:r>
+        <w:rPr>
+          <w:rStyle w:val="NormalTok"/>
+        </w:rPr>
+        <w:t xml:space="preserve"> </w:t>
+      </w:r>
+      <w:r>
+        <w:rPr>
+          <w:rStyle w:val="DecValTok"/>
+        </w:rPr>
+        <w:t xml:space="preserve">8</w:t>
+      </w:r>
+      <w:r>
+        <w:rPr>
+          <w:rStyle w:val="OperatorTok"/>
+        </w:rPr>
+        <w:t xml:space="preserve">};</w:t>
       </w:r>
       <w:r>
         <w:br/>
@@ -827,13 +1276,67 @@
         <w:rPr>
           <w:rStyle w:val="NormalTok"/>
         </w:rPr>
-        <w:t xml:space="preserve">        </w:t>
+        <w:t xml:space="preserve">    </w:t>
+      </w:r>
+      <w:r>
+        <w:rPr>
+          <w:rStyle w:val="DataTypeTok"/>
+        </w:rPr>
+        <w:t xml:space="preserve">int</w:t>
+      </w:r>
+      <w:r>
+        <w:rPr>
+          <w:rStyle w:val="NormalTok"/>
+        </w:rPr>
+        <w:t xml:space="preserve"> array_size </w:t>
+      </w:r>
+      <w:r>
+        <w:rPr>
+          <w:rStyle w:val="OperatorTok"/>
+        </w:rPr>
+        <w:t xml:space="preserve">=</w:t>
+      </w:r>
+      <w:r>
+        <w:rPr>
+          <w:rStyle w:val="NormalTok"/>
+        </w:rPr>
+        <w:t xml:space="preserve"> </w:t>
+      </w:r>
+      <w:r>
+        <w:rPr>
+          <w:rStyle w:val="DecValTok"/>
+        </w:rPr>
+        <w:t xml:space="preserve">5</w:t>
+      </w:r>
+      <w:r>
+        <w:rPr>
+          <w:rStyle w:val="OperatorTok"/>
+        </w:rPr>
+        <w:t xml:space="preserve">;</w:t>
+      </w:r>
+      <w:r>
+        <w:br/>
+      </w:r>
+      <w:r>
+        <w:rPr>
+          <w:rStyle w:val="NormalTok"/>
+        </w:rPr>
+        <w:t xml:space="preserve">    </w:t>
+      </w:r>
+      <w:r>
+        <w:br/>
+      </w:r>
+      <w:r>
+        <w:rPr>
+          <w:rStyle w:val="NormalTok"/>
+        </w:rPr>
+        <w:t xml:space="preserve">    </w:t>
       </w:r>
       <w:r>
         <w:rPr>
           <w:rStyle w:val="CommentTok"/>
         </w:rPr>
-        <w:t xml:space="preserve">// Handle empty or invalid size case, e.g., return a specific value or handle error</w:t>
+        <w:t xml:space="preserve">// Call the findMax function</w:t>
       </w:r>
       <w:r>
         <w:br/>
@@ -842,49 +1345,61 @@
         <w:rPr>
           <w:rStyle w:val="NormalTok"/>
         </w:rPr>
-        <w:t xml:space="preserve">        </w:t>
-      </w:r>
-      <w:r>
-        <w:rPr>
-          <w:rStyle w:val="ControlFlowTok"/>
-        </w:rPr>
-        <w:t xml:space="preserve">return</w:t>
-      </w:r>
-      <w:r>
-        <w:rPr>
-          <w:rStyle w:val="NormalTok"/>
-        </w:rPr>
-        <w:t xml:space="preserve"> </w:t>
-      </w:r>
-      <w:r>
-        <w:rPr>
-          <w:rStyle w:val="OperatorTok"/>
-        </w:rPr>
-        <w:t xml:space="preserve">-</w:t>
-      </w:r>
-      <w:r>
-        <w:rPr>
-          <w:rStyle w:val="DecValTok"/>
-        </w:rPr>
-        <w:t xml:space="preserve">1</w:t>
-      </w:r>
-      <w:r>
-        <w:rPr>
-          <w:rStyle w:val="OperatorTok"/>
-        </w:rPr>
-        <w:t xml:space="preserve">;</w:t>
-      </w:r>
-      <w:r>
-        <w:rPr>
-          <w:rStyle w:val="NormalTok"/>
-        </w:rPr>
-        <w:t xml:space="preserve"> </w:t>
-      </w:r>
-      <w:r>
-        <w:rPr>
-          <w:rStyle w:val="CommentTok"/>
-        </w:rPr>
-        <w:t xml:space="preserve">// Or some other error indicator</w:t>
+        <w:t xml:space="preserve">    </w:t>
+      </w:r>
+      <w:r>
+        <w:rPr>
+          <w:rStyle w:val="DataTypeTok"/>
+        </w:rPr>
+        <w:t xml:space="preserve">int</w:t>
+      </w:r>
+      <w:r>
+        <w:rPr>
+          <w:rStyle w:val="NormalTok"/>
+        </w:rPr>
+        <w:t xml:space="preserve"> result </w:t>
+      </w:r>
+      <w:r>
+        <w:rPr>
+          <w:rStyle w:val="OperatorTok"/>
+        </w:rPr>
+        <w:t xml:space="preserve">=</w:t>
+      </w:r>
+      <w:r>
+        <w:rPr>
+          <w:rStyle w:val="NormalTok"/>
+        </w:rPr>
+        <w:t xml:space="preserve"> findMax</w:t>
+      </w:r>
+      <w:r>
+        <w:rPr>
+          <w:rStyle w:val="OperatorTok"/>
+        </w:rPr>
+        <w:t xml:space="preserve">(</w:t>
+      </w:r>
+      <w:r>
+        <w:rPr>
+          <w:rStyle w:val="NormalTok"/>
+        </w:rPr>
+        <w:t xml:space="preserve">numbers</w:t>
+      </w:r>
+      <w:r>
+        <w:rPr>
+          <w:rStyle w:val="OperatorTok"/>
+        </w:rPr>
+        <w:t xml:space="preserve">,</w:t>
+      </w:r>
+      <w:r>
+        <w:rPr>
+          <w:rStyle w:val="NormalTok"/>
+        </w:rPr>
+        <w:t xml:space="preserve"> array_size</w:t>
+      </w:r>
+      <w:r>
+        <w:rPr>
+          <w:rStyle w:val="OperatorTok"/>
+        </w:rPr>
+        <w:t xml:space="preserve">);</w:t>
       </w:r>
       <w:r>
         <w:br/>
@@ -896,82 +1411,13 @@
         <w:t xml:space="preserve">    </w:t>
       </w:r>
       <w:r>
-        <w:rPr>
-          <w:rStyle w:val="OperatorTok"/>
-        </w:rPr>
-        <w:t xml:space="preserve">}</w:t>
-      </w:r>
-      <w:r>
         <w:br/>
       </w:r>
       <w:r>
         <w:rPr>
           <w:rStyle w:val="NormalTok"/>
         </w:rPr>
-        <w:t xml:space="preserve">    </w:t>
-      </w:r>
-      <w:r>
-        <w:rPr>
-          <w:rStyle w:val="DataTypeTok"/>
-        </w:rPr>
-        <w:t xml:space="preserve">int</w:t>
-      </w:r>
-      <w:r>
-        <w:rPr>
-          <w:rStyle w:val="NormalTok"/>
-        </w:rPr>
-        <w:t xml:space="preserve"> max </w:t>
-      </w:r>
-      <w:r>
-        <w:rPr>
-          <w:rStyle w:val="OperatorTok"/>
-        </w:rPr>
-        <w:t xml:space="preserve">=</w:t>
-      </w:r>
-      <w:r>
-        <w:rPr>
-          <w:rStyle w:val="NormalTok"/>
-        </w:rPr>
-        <w:t xml:space="preserve"> arr</w:t>
-      </w:r>
-      <w:r>
-        <w:rPr>
-          <w:rStyle w:val="OperatorTok"/>
-        </w:rPr>
-        <w:t xml:space="preserve">[</w:t>
-      </w:r>
-      <w:r>
-        <w:rPr>
-          <w:rStyle w:val="DecValTok"/>
-        </w:rPr>
-        <w:t xml:space="preserve">0</w:t>
-      </w:r>
-      <w:r>
-        <w:rPr>
-          <w:rStyle w:val="OperatorTok"/>
-        </w:rPr>
-        <w:t xml:space="preserve">];</w:t>
-      </w:r>
-      <w:r>
-        <w:br/>
-      </w:r>
-      <w:r>
-        <w:rPr>
-          <w:rStyle w:val="NormalTok"/>
-        </w:rPr>
-        <w:t xml:space="preserve">    </w:t>
-      </w:r>
-      <w:r>
-        <w:rPr>
-          <w:rStyle w:val="ControlFlowTok"/>
-        </w:rPr>
-        <w:t xml:space="preserve">for</w:t>
-      </w:r>
-      <w:r>
-        <w:rPr>
-          <w:rStyle w:val="NormalTok"/>
-        </w:rPr>
-        <w:t xml:space="preserve"> </w:t>
+        <w:t xml:space="preserve">    printf</w:t>
       </w:r>
       <w:r>
         <w:rPr>
@@ -981,345 +1427,21 @@
       </w:r>
       <w:r>
         <w:rPr>
-          <w:rStyle w:val="DataTypeTok"/>
-        </w:rPr>
-        <w:t xml:space="preserve">int</w:t>
-      </w:r>
-      <w:r>
-        <w:rPr>
-          <w:rStyle w:val="NormalTok"/>
-        </w:rPr>
-        <w:t xml:space="preserve"> i </w:t>
-      </w:r>
-      <w:r>
-        <w:rPr>
-          <w:rStyle w:val="OperatorTok"/>
-        </w:rPr>
-        <w:t xml:space="preserve">=</w:t>
-      </w:r>
-      <w:r>
-        <w:rPr>
-          <w:rStyle w:val="NormalTok"/>
-        </w:rPr>
-        <w:t xml:space="preserve"> </w:t>
-      </w:r>
-      <w:r>
-        <w:rPr>
-          <w:rStyle w:val="DecValTok"/>
-        </w:rPr>
-        <w:t xml:space="preserve">1</w:t>
-      </w:r>
-      <w:r>
-        <w:rPr>
-          <w:rStyle w:val="OperatorTok"/>
-        </w:rPr>
-        <w:t xml:space="preserve">;</w:t>
-      </w:r>
-      <w:r>
-        <w:rPr>
-          <w:rStyle w:val="NormalTok"/>
-        </w:rPr>
-        <w:t xml:space="preserve"> i </w:t>
-      </w:r>
-      <w:r>
-        <w:rPr>
-          <w:rStyle w:val="OperatorTok"/>
-        </w:rPr>
-        <w:t xml:space="preserve">&lt;</w:t>
-      </w:r>
-      <w:r>
-        <w:rPr>
-          <w:rStyle w:val="NormalTok"/>
-        </w:rPr>
-        <w:t xml:space="preserve"> size</w:t>
-      </w:r>
-      <w:r>
-        <w:rPr>
-          <w:rStyle w:val="OperatorTok"/>
-        </w:rPr>
-        <w:t xml:space="preserve">;</w:t>
-      </w:r>
-      <w:r>
-        <w:rPr>
-          <w:rStyle w:val="NormalTok"/>
-        </w:rPr>
-        <w:t xml:space="preserve"> i</w:t>
-      </w:r>
-      <w:r>
-        <w:rPr>
-          <w:rStyle w:val="OperatorTok"/>
-        </w:rPr>
-        <w:t xml:space="preserve">++)</w:t>
-      </w:r>
-      <w:r>
-        <w:rPr>
-          <w:rStyle w:val="NormalTok"/>
-        </w:rPr>
-        <w:t xml:space="preserve"> </w:t>
-      </w:r>
-      <w:r>
-        <w:rPr>
-          <w:rStyle w:val="OperatorTok"/>
-        </w:rPr>
-        <w:t xml:space="preserve">{</w:t>
-      </w:r>
-      <w:r>
-        <w:br/>
-      </w:r>
-      <w:r>
-        <w:rPr>
-          <w:rStyle w:val="NormalTok"/>
-        </w:rPr>
-        <w:t xml:space="preserve">        </w:t>
-      </w:r>
-      <w:r>
-        <w:rPr>
-          <w:rStyle w:val="ControlFlowTok"/>
-        </w:rPr>
-        <w:t xml:space="preserve">if</w:t>
-      </w:r>
-      <w:r>
-        <w:rPr>
-          <w:rStyle w:val="NormalTok"/>
-        </w:rPr>
-        <w:t xml:space="preserve"> </w:t>
-      </w:r>
-      <w:r>
-        <w:rPr>
-          <w:rStyle w:val="OperatorTok"/>
-        </w:rPr>
-        <w:t xml:space="preserve">(</w:t>
-      </w:r>
-      <w:r>
-        <w:rPr>
-          <w:rStyle w:val="NormalTok"/>
-        </w:rPr>
-        <w:t xml:space="preserve">arr</w:t>
-      </w:r>
-      <w:r>
-        <w:rPr>
-          <w:rStyle w:val="OperatorTok"/>
-        </w:rPr>
-        <w:t xml:space="preserve">[</w:t>
-      </w:r>
-      <w:r>
-        <w:rPr>
-          <w:rStyle w:val="NormalTok"/>
-        </w:rPr>
-        <w:t xml:space="preserve">i</w:t>
-      </w:r>
-      <w:r>
-        <w:rPr>
-          <w:rStyle w:val="OperatorTok"/>
-        </w:rPr>
-        <w:t xml:space="preserve">]</w:t>
-      </w:r>
-      <w:r>
-        <w:rPr>
-          <w:rStyle w:val="NormalTok"/>
-        </w:rPr>
-        <w:t xml:space="preserve"> </w:t>
-      </w:r>
-      <w:r>
-        <w:rPr>
-          <w:rStyle w:val="OperatorTok"/>
-        </w:rPr>
-        <w:t xml:space="preserve">&gt;</w:t>
-      </w:r>
-      <w:r>
-        <w:rPr>
-          <w:rStyle w:val="NormalTok"/>
-        </w:rPr>
-        <w:t xml:space="preserve"> max</w:t>
-      </w:r>
-      <w:r>
-        <w:rPr>
-          <w:rStyle w:val="OperatorTok"/>
-        </w:rPr>
-        <w:t xml:space="preserve">)</w:t>
-      </w:r>
-      <w:r>
-        <w:br/>
-      </w:r>
-      <w:r>
-        <w:rPr>
-          <w:rStyle w:val="NormalTok"/>
-        </w:rPr>
-        <w:t xml:space="preserve">            max </w:t>
-      </w:r>
-      <w:r>
-        <w:rPr>
-          <w:rStyle w:val="OperatorTok"/>
-        </w:rPr>
-        <w:t xml:space="preserve">=</w:t>
-      </w:r>
-      <w:r>
-        <w:rPr>
-          <w:rStyle w:val="NormalTok"/>
-        </w:rPr>
-        <w:t xml:space="preserve"> arr</w:t>
-      </w:r>
-      <w:r>
-        <w:rPr>
-          <w:rStyle w:val="OperatorTok"/>
-        </w:rPr>
-        <w:t xml:space="preserve">[</w:t>
-      </w:r>
-      <w:r>
-        <w:rPr>
-          <w:rStyle w:val="NormalTok"/>
-        </w:rPr>
-        <w:t xml:space="preserve">i</w:t>
-      </w:r>
-      <w:r>
-        <w:rPr>
-          <w:rStyle w:val="OperatorTok"/>
-        </w:rPr>
-        <w:t xml:space="preserve">];</w:t>
-      </w:r>
-      <w:r>
-        <w:br/>
-      </w:r>
-      <w:r>
-        <w:rPr>
-          <w:rStyle w:val="NormalTok"/>
-        </w:rPr>
-        <w:t xml:space="preserve">    </w:t>
-      </w:r>
-      <w:r>
-        <w:rPr>
-          <w:rStyle w:val="OperatorTok"/>
-        </w:rPr>
-        <w:t xml:space="preserve">}</w:t>
-      </w:r>
-      <w:r>
-        <w:br/>
-      </w:r>
-      <w:r>
-        <w:rPr>
-          <w:rStyle w:val="NormalTok"/>
-        </w:rPr>
-        <w:t xml:space="preserve">    </w:t>
-      </w:r>
-      <w:r>
-        <w:rPr>
-          <w:rStyle w:val="ControlFlowTok"/>
-        </w:rPr>
-        <w:t xml:space="preserve">return</w:t>
-      </w:r>
-      <w:r>
-        <w:rPr>
-          <w:rStyle w:val="NormalTok"/>
-        </w:rPr>
-        <w:t xml:space="preserve"> max</w:t>
-      </w:r>
-      <w:r>
-        <w:rPr>
-          <w:rStyle w:val="OperatorTok"/>
-        </w:rPr>
-        <w:t xml:space="preserve">;</w:t>
-      </w:r>
-      <w:r>
-        <w:br/>
-      </w:r>
-      <w:r>
-        <w:rPr>
-          <w:rStyle w:val="OperatorTok"/>
-        </w:rPr>
-        <w:t xml:space="preserve">}</w:t>
-      </w:r>
-      <w:r>
-        <w:br/>
-      </w:r>
-      <w:r>
-        <w:br/>
-      </w:r>
-      <w:r>
-        <w:rPr>
-          <w:rStyle w:val="DataTypeTok"/>
-        </w:rPr>
-        <w:t xml:space="preserve">int</w:t>
-      </w:r>
-      <w:r>
-        <w:rPr>
-          <w:rStyle w:val="NormalTok"/>
-        </w:rPr>
-        <w:t xml:space="preserve"> main</w:t>
-      </w:r>
-      <w:r>
-        <w:rPr>
-          <w:rStyle w:val="OperatorTok"/>
-        </w:rPr>
-        <w:t xml:space="preserve">()</w:t>
-      </w:r>
-      <w:r>
-        <w:rPr>
-          <w:rStyle w:val="NormalTok"/>
-        </w:rPr>
-        <w:t xml:space="preserve"> </w:t>
-      </w:r>
-      <w:r>
-        <w:rPr>
-          <w:rStyle w:val="OperatorTok"/>
-        </w:rPr>
-        <w:t xml:space="preserve">{</w:t>
-      </w:r>
-      <w:r>
-        <w:br/>
-      </w:r>
-      <w:r>
-        <w:rPr>
-          <w:rStyle w:val="NormalTok"/>
-        </w:rPr>
-        <w:t xml:space="preserve">    </w:t>
-      </w:r>
-      <w:r>
-        <w:rPr>
-          <w:rStyle w:val="DataTypeTok"/>
-        </w:rPr>
-        <w:t xml:space="preserve">int</w:t>
-      </w:r>
-      <w:r>
-        <w:rPr>
-          <w:rStyle w:val="NormalTok"/>
-        </w:rPr>
-        <w:t xml:space="preserve"> numbers</w:t>
-      </w:r>
-      <w:r>
-        <w:rPr>
-          <w:rStyle w:val="OperatorTok"/>
-        </w:rPr>
-        <w:t xml:space="preserve">[]</w:t>
-      </w:r>
-      <w:r>
-        <w:rPr>
-          <w:rStyle w:val="NormalTok"/>
-        </w:rPr>
-        <w:t xml:space="preserve"> </w:t>
-      </w:r>
-      <w:r>
-        <w:rPr>
-          <w:rStyle w:val="OperatorTok"/>
-        </w:rPr>
-        <w:t xml:space="preserve">=</w:t>
-      </w:r>
-      <w:r>
-        <w:rPr>
-          <w:rStyle w:val="NormalTok"/>
-        </w:rPr>
-        <w:t xml:space="preserve"> </w:t>
-      </w:r>
-      <w:r>
-        <w:rPr>
-          <w:rStyle w:val="OperatorTok"/>
-        </w:rPr>
-        <w:t xml:space="preserve">{-</w:t>
-      </w:r>
-      <w:r>
-        <w:rPr>
-          <w:rStyle w:val="DecValTok"/>
-        </w:rPr>
-        <w:t xml:space="preserve">10</w:t>
+          <w:rStyle w:val="StringTok"/>
+        </w:rPr>
+        <w:t xml:space="preserve">"The maximum value is: </w:t>
+      </w:r>
+      <w:r>
+        <w:rPr>
+          <w:rStyle w:val="SpecialCharTok"/>
+        </w:rPr>
+        <w:t xml:space="preserve">%d\n</w:t>
+      </w:r>
+      <w:r>
+        <w:rPr>
+          <w:rStyle w:val="StringTok"/>
+        </w:rPr>
+        <w:t xml:space="preserve">"</w:t>
       </w:r>
       <w:r>
         <w:rPr>
@@ -1331,334 +1453,7 @@
         <w:rPr>
           <w:rStyle w:val="NormalTok"/>
         </w:rPr>
-        <w:t xml:space="preserve"> </w:t>
-      </w:r>
-      <w:r>
-        <w:rPr>
-          <w:rStyle w:val="DecValTok"/>
-        </w:rPr>
-        <w:t xml:space="preserve">5</w:t>
-      </w:r>
-      <w:r>
-        <w:rPr>
-          <w:rStyle w:val="OperatorTok"/>
-        </w:rPr>
-        <w:t xml:space="preserve">,</w:t>
-      </w:r>
-      <w:r>
-        <w:rPr>
-          <w:rStyle w:val="NormalTok"/>
-        </w:rPr>
-        <w:t xml:space="preserve"> </w:t>
-      </w:r>
-      <w:r>
-        <w:rPr>
-          <w:rStyle w:val="DecValTok"/>
-        </w:rPr>
-        <w:t xml:space="preserve">100</w:t>
-      </w:r>
-      <w:r>
-        <w:rPr>
-          <w:rStyle w:val="OperatorTok"/>
-        </w:rPr>
-        <w:t xml:space="preserve">,</w:t>
-      </w:r>
-      <w:r>
-        <w:rPr>
-          <w:rStyle w:val="NormalTok"/>
-        </w:rPr>
-        <w:t xml:space="preserve"> </w:t>
-      </w:r>
-      <w:r>
-        <w:rPr>
-          <w:rStyle w:val="OperatorTok"/>
-        </w:rPr>
-        <w:t xml:space="preserve">-</w:t>
-      </w:r>
-      <w:r>
-        <w:rPr>
-          <w:rStyle w:val="DecValTok"/>
-        </w:rPr>
-        <w:t xml:space="preserve">2</w:t>
-      </w:r>
-      <w:r>
-        <w:rPr>
-          <w:rStyle w:val="OperatorTok"/>
-        </w:rPr>
-        <w:t xml:space="preserve">,</w:t>
-      </w:r>
-      <w:r>
-        <w:rPr>
-          <w:rStyle w:val="NormalTok"/>
-        </w:rPr>
-        <w:t xml:space="preserve"> </w:t>
-      </w:r>
-      <w:r>
-        <w:rPr>
-          <w:rStyle w:val="DecValTok"/>
-        </w:rPr>
-        <w:t xml:space="preserve">50</w:t>
-      </w:r>
-      <w:r>
-        <w:rPr>
-          <w:rStyle w:val="OperatorTok"/>
-        </w:rPr>
-        <w:t xml:space="preserve">,</w:t>
-      </w:r>
-      <w:r>
-        <w:rPr>
-          <w:rStyle w:val="NormalTok"/>
-        </w:rPr>
-        <w:t xml:space="preserve"> </w:t>
-      </w:r>
-      <w:r>
-        <w:rPr>
-          <w:rStyle w:val="DecValTok"/>
-        </w:rPr>
-        <w:t xml:space="preserve">99</w:t>
-      </w:r>
-      <w:r>
-        <w:rPr>
-          <w:rStyle w:val="OperatorTok"/>
-        </w:rPr>
-        <w:t xml:space="preserve">};</w:t>
-      </w:r>
-      <w:r>
-        <w:br/>
-      </w:r>
-      <w:r>
-        <w:rPr>
-          <w:rStyle w:val="NormalTok"/>
-        </w:rPr>
-        <w:t xml:space="preserve">    </w:t>
-      </w:r>
-      <w:r>
-        <w:rPr>
-          <w:rStyle w:val="DataTypeTok"/>
-        </w:rPr>
-        <w:t xml:space="preserve">int</w:t>
-      </w:r>
-      <w:r>
-        <w:rPr>
-          <w:rStyle w:val="NormalTok"/>
-        </w:rPr>
-        <w:t xml:space="preserve"> array_size </w:t>
-      </w:r>
-      <w:r>
-        <w:rPr>
-          <w:rStyle w:val="OperatorTok"/>
-        </w:rPr>
-        <w:t xml:space="preserve">=</w:t>
-      </w:r>
-      <w:r>
-        <w:rPr>
-          <w:rStyle w:val="NormalTok"/>
-        </w:rPr>
-        <w:t xml:space="preserve"> </w:t>
-      </w:r>
-      <w:r>
-        <w:rPr>
-          <w:rStyle w:val="KeywordTok"/>
-        </w:rPr>
-        <w:t xml:space="preserve">sizeof</w:t>
-      </w:r>
-      <w:r>
-        <w:rPr>
-          <w:rStyle w:val="OperatorTok"/>
-        </w:rPr>
-        <w:t xml:space="preserve">(</w:t>
-      </w:r>
-      <w:r>
-        <w:rPr>
-          <w:rStyle w:val="NormalTok"/>
-        </w:rPr>
-        <w:t xml:space="preserve">numbers</w:t>
-      </w:r>
-      <w:r>
-        <w:rPr>
-          <w:rStyle w:val="OperatorTok"/>
-        </w:rPr>
-        <w:t xml:space="preserve">)</w:t>
-      </w:r>
-      <w:r>
-        <w:rPr>
-          <w:rStyle w:val="NormalTok"/>
-        </w:rPr>
-        <w:t xml:space="preserve"> </w:t>
-      </w:r>
-      <w:r>
-        <w:rPr>
-          <w:rStyle w:val="OperatorTok"/>
-        </w:rPr>
-        <w:t xml:space="preserve">/</w:t>
-      </w:r>
-      <w:r>
-        <w:rPr>
-          <w:rStyle w:val="NormalTok"/>
-        </w:rPr>
-        <w:t xml:space="preserve"> </w:t>
-      </w:r>
-      <w:r>
-        <w:rPr>
-          <w:rStyle w:val="KeywordTok"/>
-        </w:rPr>
-        <w:t xml:space="preserve">sizeof</w:t>
-      </w:r>
-      <w:r>
-        <w:rPr>
-          <w:rStyle w:val="OperatorTok"/>
-        </w:rPr>
-        <w:t xml:space="preserve">(</w:t>
-      </w:r>
-      <w:r>
-        <w:rPr>
-          <w:rStyle w:val="NormalTok"/>
-        </w:rPr>
-        <w:t xml:space="preserve">numbers</w:t>
-      </w:r>
-      <w:r>
-        <w:rPr>
-          <w:rStyle w:val="OperatorTok"/>
-        </w:rPr>
-        <w:t xml:space="preserve">[</w:t>
-      </w:r>
-      <w:r>
-        <w:rPr>
-          <w:rStyle w:val="DecValTok"/>
-        </w:rPr>
-        <w:t xml:space="preserve">0</w:t>
-      </w:r>
-      <w:r>
-        <w:rPr>
-          <w:rStyle w:val="OperatorTok"/>
-        </w:rPr>
-        <w:t xml:space="preserve">]);</w:t>
-      </w:r>
-      <w:r>
-        <w:br/>
-      </w:r>
-      <w:r>
-        <w:rPr>
-          <w:rStyle w:val="NormalTok"/>
-        </w:rPr>
-        <w:t xml:space="preserve">    </w:t>
-      </w:r>
-      <w:r>
-        <w:br/>
-      </w:r>
-      <w:r>
-        <w:rPr>
-          <w:rStyle w:val="NormalTok"/>
-        </w:rPr>
-        <w:t xml:space="preserve">    </w:t>
-      </w:r>
-      <w:r>
-        <w:rPr>
-          <w:rStyle w:val="DataTypeTok"/>
-        </w:rPr>
-        <w:t xml:space="preserve">int</w:t>
-      </w:r>
-      <w:r>
-        <w:rPr>
-          <w:rStyle w:val="NormalTok"/>
-        </w:rPr>
-        <w:t xml:space="preserve"> max_value </w:t>
-      </w:r>
-      <w:r>
-        <w:rPr>
-          <w:rStyle w:val="OperatorTok"/>
-        </w:rPr>
-        <w:t xml:space="preserve">=</w:t>
-      </w:r>
-      <w:r>
-        <w:rPr>
-          <w:rStyle w:val="NormalTok"/>
-        </w:rPr>
-        <w:t xml:space="preserve"> findMax</w:t>
-      </w:r>
-      <w:r>
-        <w:rPr>
-          <w:rStyle w:val="OperatorTok"/>
-        </w:rPr>
-        <w:t xml:space="preserve">(</w:t>
-      </w:r>
-      <w:r>
-        <w:rPr>
-          <w:rStyle w:val="NormalTok"/>
-        </w:rPr>
-        <w:t xml:space="preserve">numbers</w:t>
-      </w:r>
-      <w:r>
-        <w:rPr>
-          <w:rStyle w:val="OperatorTok"/>
-        </w:rPr>
-        <w:t xml:space="preserve">,</w:t>
-      </w:r>
-      <w:r>
-        <w:rPr>
-          <w:rStyle w:val="NormalTok"/>
-        </w:rPr>
-        <w:t xml:space="preserve"> array_size</w:t>
-      </w:r>
-      <w:r>
-        <w:rPr>
-          <w:rStyle w:val="OperatorTok"/>
-        </w:rPr>
-        <w:t xml:space="preserve">);</w:t>
-      </w:r>
-      <w:r>
-        <w:br/>
-      </w:r>
-      <w:r>
-        <w:rPr>
-          <w:rStyle w:val="NormalTok"/>
-        </w:rPr>
-        <w:t xml:space="preserve">    </w:t>
-      </w:r>
-      <w:r>
-        <w:br/>
-      </w:r>
-      <w:r>
-        <w:rPr>
-          <w:rStyle w:val="NormalTok"/>
-        </w:rPr>
-        <w:t xml:space="preserve">    printf</w:t>
-      </w:r>
-      <w:r>
-        <w:rPr>
-          <w:rStyle w:val="OperatorTok"/>
-        </w:rPr>
-        <w:t xml:space="preserve">(</w:t>
-      </w:r>
-      <w:r>
-        <w:rPr>
-          <w:rStyle w:val="StringTok"/>
-        </w:rPr>
-        <w:t xml:space="preserve">"The maximum value is: </w:t>
-      </w:r>
-      <w:r>
-        <w:rPr>
-          <w:rStyle w:val="SpecialCharTok"/>
-        </w:rPr>
-        <w:t xml:space="preserve">%d\n</w:t>
-      </w:r>
-      <w:r>
-        <w:rPr>
-          <w:rStyle w:val="StringTok"/>
-        </w:rPr>
-        <w:t xml:space="preserve">"</w:t>
-      </w:r>
-      <w:r>
-        <w:rPr>
-          <w:rStyle w:val="OperatorTok"/>
-        </w:rPr>
-        <w:t xml:space="preserve">,</w:t>
-      </w:r>
-      <w:r>
-        <w:rPr>
-          <w:rStyle w:val="NormalTok"/>
-        </w:rPr>
-        <w:t xml:space="preserve"> max_value</w:t>
+        <w:t xml:space="preserve"> result</w:t>
       </w:r>
       <w:r>
         <w:rPr>
@@ -1738,7 +1533,7 @@
         <w:rPr>
           <w:rStyle w:val="VerbatimChar"/>
         </w:rPr>
-        <w:t xml:space="preserve">The maximum value is: 100</w:t>
+        <w:t xml:space="preserve">The maximum value is: 45</w:t>
       </w:r>
     </w:p>
     <w:p>
@@ -1769,7 +1564,7 @@
     </w:p>
     <w:bookmarkEnd w:id="15"/>
     <w:bookmarkEnd w:id="16"/>
-    <w:bookmarkStart w:id="23" w:name="function-stringlengthchar-str"/>
+    <w:bookmarkStart w:id="23" w:name="function-stringlength"/>
     <w:p>
       <w:pPr>
         <w:pStyle w:val="Heading1"/>
@@ -1784,7 +1579,7 @@
         <w:tab/>
       </w:r>
       <w:r>
-        <w:t xml:space="preserve">Function: stringLength(char str[])</w:t>
+        <w:t xml:space="preserve">Function: stringLength</w:t>
       </w:r>
     </w:p>
     <w:bookmarkStart w:id="17" w:name="overview-1"/>
@@ -1825,7 +1620,7 @@
         <w:t xml:space="preserve"> </w:t>
       </w:r>
       <w:r>
-        <w:t xml:space="preserve">function calculates the length of a null-terminated string, excluding the final null character.</w:t>
+        <w:t xml:space="preserve">function calculates the length of a null-terminated string by counting the number of characters before the null terminator.</w:t>
       </w:r>
     </w:p>
     <w:bookmarkEnd w:id="17"/>
@@ -1867,25 +1662,13 @@
         <w:t xml:space="preserve"> </w:t>
       </w:r>
       <w:r>
-        <w:t xml:space="preserve">(</w:t>
-      </w:r>
-      <w:r>
         <w:rPr>
           <w:rStyle w:val="VerbatimChar"/>
         </w:rPr>
         <w:t xml:space="preserve">char[]</w:t>
       </w:r>
       <w:r>
-        <w:t xml:space="preserve">): A character array representing the C-style string. This string must be properly terminated with a null character (</w:t>
-      </w:r>
-      <w:r>
-        <w:rPr>
-          <w:rStyle w:val="VerbatimChar"/>
-        </w:rPr>
-        <w:t xml:space="preserve">\0</w:t>
-      </w:r>
-      <w:r>
-        <w:t xml:space="preserve">).</w:t>
+        <w:t xml:space="preserve">: A character array representing the C-style string whose length is to be measured.</w:t>
       </w:r>
     </w:p>
     <w:bookmarkEnd w:id="18"/>
@@ -1912,7 +1695,7 @@
         <w:pStyle w:val="FirstParagraph"/>
       </w:pPr>
       <w:r>
-        <w:t xml:space="preserve">This function provides a manual implementation for determining the length of a C-style string. It operates by iterating through the characters of the input array</w:t>
+        <w:t xml:space="preserve">This function provides a manual implementation for determining the length of a C-style string. It operates based on the principle that strings in C are terminated by a special null character,</w:t>
       </w:r>
       <w:r>
         <w:t xml:space="preserve"> </w:t>
@@ -1921,22 +1704,10 @@
         <w:rPr>
           <w:rStyle w:val="VerbatimChar"/>
         </w:rPr>
-        <w:t xml:space="preserve">str</w:t>
-      </w:r>
-      <w:r>
-        <w:t xml:space="preserve"> </w:t>
-      </w:r>
-      <w:r>
-        <w:t xml:space="preserve">until it encounters the null terminator (</w:t>
-      </w:r>
-      <w:r>
-        <w:rPr>
-          <w:rStyle w:val="VerbatimChar"/>
-        </w:rPr>
         <w:t xml:space="preserve">\0</w:t>
       </w:r>
       <w:r>
-        <w:t xml:space="preserve">), which signifies the end of the string.</w:t>
+        <w:t xml:space="preserve">.</w:t>
       </w:r>
     </w:p>
     <w:p>
@@ -1983,7 +1754,7 @@
         <w:t xml:space="preserve"> </w:t>
       </w:r>
       <w:r>
-        <w:t xml:space="preserve">loop that continues as long as the character at the current index,</w:t>
+        <w:t xml:space="preserve">loop that iterates through the input character array</w:t>
       </w:r>
       <w:r>
         <w:t xml:space="preserve"> </w:t>
@@ -1992,10 +1763,22 @@
         <w:rPr>
           <w:rStyle w:val="VerbatimChar"/>
         </w:rPr>
+        <w:t xml:space="preserve">str</w:t>
+      </w:r>
+      <w:r>
+        <w:t xml:space="preserve">. The loop continues as long as the character at the current index,</w:t>
+      </w:r>
+      <w:r>
+        <w:t xml:space="preserve"> </w:t>
+      </w:r>
+      <w:r>
+        <w:rPr>
+          <w:rStyle w:val="VerbatimChar"/>
+        </w:rPr>
         <w:t xml:space="preserve">str[length]</w:t>
       </w:r>
       <w:r>
-        <w:t xml:space="preserve">, is not the null character. Inside the loop, the</w:t>
+        <w:t xml:space="preserve">, is not the null terminator</w:t>
       </w:r>
       <w:r>
         <w:t xml:space="preserve"> </w:t>
@@ -2004,13 +1787,10 @@
         <w:rPr>
           <w:rStyle w:val="VerbatimChar"/>
         </w:rPr>
-        <w:t xml:space="preserve">length</w:t>
-      </w:r>
-      <w:r>
-        <w:t xml:space="preserve"> </w:t>
-      </w:r>
-      <w:r>
-        <w:t xml:space="preserve">variable is incremented with each iteration. This process effectively counts the number of characters in the string.</w:t>
+        <w:t xml:space="preserve">\0</w:t>
+      </w:r>
+      <w:r>
+        <w:t xml:space="preserve">.</w:t>
       </w:r>
     </w:p>
     <w:p>
@@ -2018,7 +1798,7 @@
         <w:pStyle w:val="BodyText"/>
       </w:pPr>
       <w:r>
-        <w:t xml:space="preserve">When the loop condition</w:t>
+        <w:t xml:space="preserve">Inside the loop, the</w:t>
       </w:r>
       <w:r>
         <w:t xml:space="preserve"> </w:t>
@@ -2027,36 +1807,65 @@
         <w:rPr>
           <w:rStyle w:val="VerbatimChar"/>
         </w:rPr>
-        <w:t xml:space="preserve">str[length] != '\0'</w:t>
-      </w:r>
-      <w:r>
-        <w:t xml:space="preserve"> </w:t>
-      </w:r>
-      <w:r>
-        <w:t xml:space="preserve">becomes false (i.e., the null terminator is found), the loop terminates. The final value of</w:t>
-      </w:r>
-      <w:r>
-        <w:t xml:space="preserve"> </w:t>
-      </w:r>
-      <w:r>
-        <w:rPr>
-          <w:rStyle w:val="VerbatimChar"/>
-        </w:rPr>
         <w:t xml:space="preserve">length</w:t>
       </w:r>
       <w:r>
         <w:t xml:space="preserve"> </w:t>
       </w:r>
       <w:r>
-        <w:t xml:space="preserve">represents the total number of characters before the null terminator. This value is then returned as the result.</w:t>
+        <w:t xml:space="preserve">variable is incremented with each character processed. This variable serves a dual purpose: it acts as the index for accessing characters in the array and as a counter for the string’s length.</w:t>
       </w:r>
     </w:p>
     <w:p>
       <w:pPr>
+        <w:pStyle w:val="BodyText"/>
+      </w:pPr>
+      <w:r>
+        <w:t xml:space="preserve">Once the loop encounters the null terminator, the condition</w:t>
+      </w:r>
+      <w:r>
+        <w:t xml:space="preserve"> </w:t>
+      </w:r>
+      <w:r>
+        <w:rPr>
+          <w:rStyle w:val="VerbatimChar"/>
+        </w:rPr>
+        <w:t xml:space="preserve">str[length] != '\0'</w:t>
+      </w:r>
+      <w:r>
+        <w:t xml:space="preserve"> </w:t>
+      </w:r>
+      <w:r>
+        <w:t xml:space="preserve">becomes false, and the loop terminates. The function then returns the final value of</w:t>
+      </w:r>
+      <w:r>
+        <w:t xml:space="preserve"> </w:t>
+      </w:r>
+      <w:r>
+        <w:rPr>
+          <w:rStyle w:val="VerbatimChar"/>
+        </w:rPr>
+        <w:t xml:space="preserve">length</w:t>
+      </w:r>
+      <w:r>
+        <w:t xml:space="preserve">, which represents the total number of characters in the string, excluding the null terminator itself.</w:t>
+      </w:r>
+    </w:p>
+    <w:p>
+      <w:pPr>
         <w:pStyle w:val="SourceCode"/>
       </w:pPr>
       <w:r>
         <w:rPr>
+          <w:rStyle w:val="CommentTok"/>
+        </w:rPr>
+        <w:t xml:space="preserve">// The core logic of the function</w:t>
+      </w:r>
+      <w:r>
+        <w:br/>
+      </w:r>
+      <w:r>
+        <w:rPr>
           <w:rStyle w:val="DataTypeTok"/>
         </w:rPr>
         <w:t xml:space="preserve">int</w:t>
@@ -2065,7 +1874,46 @@
         <w:rPr>
           <w:rStyle w:val="NormalTok"/>
         </w:rPr>
-        <w:t xml:space="preserve"> stringLength</w:t>
+        <w:t xml:space="preserve"> length </w:t>
+      </w:r>
+      <w:r>
+        <w:rPr>
+          <w:rStyle w:val="OperatorTok"/>
+        </w:rPr>
+        <w:t xml:space="preserve">=</w:t>
+      </w:r>
+      <w:r>
+        <w:rPr>
+          <w:rStyle w:val="NormalTok"/>
+        </w:rPr>
+        <w:t xml:space="preserve"> </w:t>
+      </w:r>
+      <w:r>
+        <w:rPr>
+          <w:rStyle w:val="DecValTok"/>
+        </w:rPr>
+        <w:t xml:space="preserve">0</w:t>
+      </w:r>
+      <w:r>
+        <w:rPr>
+          <w:rStyle w:val="OperatorTok"/>
+        </w:rPr>
+        <w:t xml:space="preserve">;</w:t>
+      </w:r>
+      <w:r>
+        <w:br/>
+      </w:r>
+      <w:r>
+        <w:rPr>
+          <w:rStyle w:val="ControlFlowTok"/>
+        </w:rPr>
+        <w:t xml:space="preserve">while</w:t>
+      </w:r>
+      <w:r>
+        <w:rPr>
+          <w:rStyle w:val="NormalTok"/>
+        </w:rPr>
+        <w:t xml:space="preserve"> </w:t>
       </w:r>
       <w:r>
         <w:rPr>
@@ -2075,21 +1923,69 @@
       </w:r>
       <w:r>
         <w:rPr>
-          <w:rStyle w:val="DataTypeTok"/>
-        </w:rPr>
-        <w:t xml:space="preserve">char</w:t>
-      </w:r>
-      <w:r>
-        <w:rPr>
-          <w:rStyle w:val="NormalTok"/>
-        </w:rPr>
-        <w:t xml:space="preserve"> str</w:t>
-      </w:r>
-      <w:r>
-        <w:rPr>
-          <w:rStyle w:val="OperatorTok"/>
-        </w:rPr>
-        <w:t xml:space="preserve">[])</w:t>
+          <w:rStyle w:val="NormalTok"/>
+        </w:rPr>
+        <w:t xml:space="preserve">str</w:t>
+      </w:r>
+      <w:r>
+        <w:rPr>
+          <w:rStyle w:val="OperatorTok"/>
+        </w:rPr>
+        <w:t xml:space="preserve">[</w:t>
+      </w:r>
+      <w:r>
+        <w:rPr>
+          <w:rStyle w:val="NormalTok"/>
+        </w:rPr>
+        <w:t xml:space="preserve">length</w:t>
+      </w:r>
+      <w:r>
+        <w:rPr>
+          <w:rStyle w:val="OperatorTok"/>
+        </w:rPr>
+        <w:t xml:space="preserve">]</w:t>
+      </w:r>
+      <w:r>
+        <w:rPr>
+          <w:rStyle w:val="NormalTok"/>
+        </w:rPr>
+        <w:t xml:space="preserve"> </w:t>
+      </w:r>
+      <w:r>
+        <w:rPr>
+          <w:rStyle w:val="OperatorTok"/>
+        </w:rPr>
+        <w:t xml:space="preserve">!=</w:t>
+      </w:r>
+      <w:r>
+        <w:rPr>
+          <w:rStyle w:val="NormalTok"/>
+        </w:rPr>
+        <w:t xml:space="preserve"> </w:t>
+      </w:r>
+      <w:r>
+        <w:rPr>
+          <w:rStyle w:val="CharTok"/>
+        </w:rPr>
+        <w:t xml:space="preserve">'</w:t>
+      </w:r>
+      <w:r>
+        <w:rPr>
+          <w:rStyle w:val="SpecialCharTok"/>
+        </w:rPr>
+        <w:t xml:space="preserve">\0</w:t>
+      </w:r>
+      <w:r>
+        <w:rPr>
+          <w:rStyle w:val="CharTok"/>
+        </w:rPr>
+        <w:t xml:space="preserve">'</w:t>
+      </w:r>
+      <w:r>
+        <w:rPr>
+          <w:rStyle w:val="OperatorTok"/>
+        </w:rPr>
+        <w:t xml:space="preserve">)</w:t>
       </w:r>
       <w:r>
         <w:rPr>
@@ -2110,214 +2006,43 @@
         <w:rPr>
           <w:rStyle w:val="NormalTok"/>
         </w:rPr>
-        <w:t xml:space="preserve">    </w:t>
-      </w:r>
-      <w:r>
-        <w:rPr>
-          <w:rStyle w:val="DataTypeTok"/>
-        </w:rPr>
-        <w:t xml:space="preserve">int</w:t>
-      </w:r>
-      <w:r>
-        <w:rPr>
-          <w:rStyle w:val="NormalTok"/>
-        </w:rPr>
-        <w:t xml:space="preserve"> length </w:t>
-      </w:r>
-      <w:r>
-        <w:rPr>
-          <w:rStyle w:val="OperatorTok"/>
-        </w:rPr>
-        <w:t xml:space="preserve">=</w:t>
-      </w:r>
-      <w:r>
-        <w:rPr>
-          <w:rStyle w:val="NormalTok"/>
-        </w:rPr>
-        <w:t xml:space="preserve"> </w:t>
-      </w:r>
-      <w:r>
-        <w:rPr>
-          <w:rStyle w:val="DecValTok"/>
-        </w:rPr>
-        <w:t xml:space="preserve">0</w:t>
+        <w:t xml:space="preserve">    length</w:t>
+      </w:r>
+      <w:r>
+        <w:rPr>
+          <w:rStyle w:val="OperatorTok"/>
+        </w:rPr>
+        <w:t xml:space="preserve">++;</w:t>
+      </w:r>
+      <w:r>
+        <w:br/>
+      </w:r>
+      <w:r>
+        <w:rPr>
+          <w:rStyle w:val="OperatorTok"/>
+        </w:rPr>
+        <w:t xml:space="preserve">}</w:t>
+      </w:r>
+      <w:r>
+        <w:br/>
+      </w:r>
+      <w:r>
+        <w:rPr>
+          <w:rStyle w:val="ControlFlowTok"/>
+        </w:rPr>
+        <w:t xml:space="preserve">return</w:t>
+      </w:r>
+      <w:r>
+        <w:rPr>
+          <w:rStyle w:val="NormalTok"/>
+        </w:rPr>
+        <w:t xml:space="preserve"> length</w:t>
       </w:r>
       <w:r>
         <w:rPr>
           <w:rStyle w:val="OperatorTok"/>
         </w:rPr>
         <w:t xml:space="preserve">;</w:t>
-      </w:r>
-      <w:r>
-        <w:br/>
-      </w:r>
-      <w:r>
-        <w:rPr>
-          <w:rStyle w:val="NormalTok"/>
-        </w:rPr>
-        <w:t xml:space="preserve">    </w:t>
-      </w:r>
-      <w:r>
-        <w:rPr>
-          <w:rStyle w:val="ControlFlowTok"/>
-        </w:rPr>
-        <w:t xml:space="preserve">while</w:t>
-      </w:r>
-      <w:r>
-        <w:rPr>
-          <w:rStyle w:val="NormalTok"/>
-        </w:rPr>
-        <w:t xml:space="preserve"> </w:t>
-      </w:r>
-      <w:r>
-        <w:rPr>
-          <w:rStyle w:val="OperatorTok"/>
-        </w:rPr>
-        <w:t xml:space="preserve">(</w:t>
-      </w:r>
-      <w:r>
-        <w:rPr>
-          <w:rStyle w:val="NormalTok"/>
-        </w:rPr>
-        <w:t xml:space="preserve">str</w:t>
-      </w:r>
-      <w:r>
-        <w:rPr>
-          <w:rStyle w:val="OperatorTok"/>
-        </w:rPr>
-        <w:t xml:space="preserve">[</w:t>
-      </w:r>
-      <w:r>
-        <w:rPr>
-          <w:rStyle w:val="NormalTok"/>
-        </w:rPr>
-        <w:t xml:space="preserve">length</w:t>
-      </w:r>
-      <w:r>
-        <w:rPr>
-          <w:rStyle w:val="OperatorTok"/>
-        </w:rPr>
-        <w:t xml:space="preserve">]</w:t>
-      </w:r>
-      <w:r>
-        <w:rPr>
-          <w:rStyle w:val="NormalTok"/>
-        </w:rPr>
-        <w:t xml:space="preserve"> </w:t>
-      </w:r>
-      <w:r>
-        <w:rPr>
-          <w:rStyle w:val="OperatorTok"/>
-        </w:rPr>
-        <w:t xml:space="preserve">!=</w:t>
-      </w:r>
-      <w:r>
-        <w:rPr>
-          <w:rStyle w:val="NormalTok"/>
-        </w:rPr>
-        <w:t xml:space="preserve"> </w:t>
-      </w:r>
-      <w:r>
-        <w:rPr>
-          <w:rStyle w:val="CharTok"/>
-        </w:rPr>
-        <w:t xml:space="preserve">'</w:t>
-      </w:r>
-      <w:r>
-        <w:rPr>
-          <w:rStyle w:val="SpecialCharTok"/>
-        </w:rPr>
-        <w:t xml:space="preserve">\0</w:t>
-      </w:r>
-      <w:r>
-        <w:rPr>
-          <w:rStyle w:val="CharTok"/>
-        </w:rPr>
-        <w:t xml:space="preserve">'</w:t>
-      </w:r>
-      <w:r>
-        <w:rPr>
-          <w:rStyle w:val="OperatorTok"/>
-        </w:rPr>
-        <w:t xml:space="preserve">)</w:t>
-      </w:r>
-      <w:r>
-        <w:rPr>
-          <w:rStyle w:val="NormalTok"/>
-        </w:rPr>
-        <w:t xml:space="preserve"> </w:t>
-      </w:r>
-      <w:r>
-        <w:rPr>
-          <w:rStyle w:val="OperatorTok"/>
-        </w:rPr>
-        <w:t xml:space="preserve">{</w:t>
-      </w:r>
-      <w:r>
-        <w:br/>
-      </w:r>
-      <w:r>
-        <w:rPr>
-          <w:rStyle w:val="NormalTok"/>
-        </w:rPr>
-        <w:t xml:space="preserve">        length</w:t>
-      </w:r>
-      <w:r>
-        <w:rPr>
-          <w:rStyle w:val="OperatorTok"/>
-        </w:rPr>
-        <w:t xml:space="preserve">++;</w:t>
-      </w:r>
-      <w:r>
-        <w:br/>
-      </w:r>
-      <w:r>
-        <w:rPr>
-          <w:rStyle w:val="NormalTok"/>
-        </w:rPr>
-        <w:t xml:space="preserve">    </w:t>
-      </w:r>
-      <w:r>
-        <w:rPr>
-          <w:rStyle w:val="OperatorTok"/>
-        </w:rPr>
-        <w:t xml:space="preserve">}</w:t>
-      </w:r>
-      <w:r>
-        <w:br/>
-      </w:r>
-      <w:r>
-        <w:rPr>
-          <w:rStyle w:val="NormalTok"/>
-        </w:rPr>
-        <w:t xml:space="preserve">    </w:t>
-      </w:r>
-      <w:r>
-        <w:rPr>
-          <w:rStyle w:val="ControlFlowTok"/>
-        </w:rPr>
-        <w:t xml:space="preserve">return</w:t>
-      </w:r>
-      <w:r>
-        <w:rPr>
-          <w:rStyle w:val="NormalTok"/>
-        </w:rPr>
-        <w:t xml:space="preserve"> length</w:t>
-      </w:r>
-      <w:r>
-        <w:rPr>
-          <w:rStyle w:val="OperatorTok"/>
-        </w:rPr>
-        <w:t xml:space="preserve">;</w:t>
-      </w:r>
-      <w:r>
-        <w:br/>
-      </w:r>
-      <w:r>
-        <w:rPr>
-          <w:rStyle w:val="OperatorTok"/>
-        </w:rPr>
-        <w:t xml:space="preserve">}</w:t>
       </w:r>
     </w:p>
     <w:bookmarkEnd w:id="19"/>
@@ -2348,7 +2073,7 @@
         </w:numPr>
       </w:pPr>
       <w:r>
-        <w:t xml:space="preserve">The input character array</w:t>
+        <w:t xml:space="preserve">The input array</w:t>
       </w:r>
       <w:r>
         <w:t xml:space="preserve"> </w:t>
@@ -2363,17 +2088,22 @@
         <w:t xml:space="preserve"> </w:t>
       </w:r>
       <w:r>
-        <w:rPr>
-          <w:b/>
-          <w:bCs/>
-        </w:rPr>
-        <w:t xml:space="preserve">must</w:t>
-      </w:r>
-      <w:r>
-        <w:t xml:space="preserve"> </w:t>
-      </w:r>
-      <w:r>
-        <w:t xml:space="preserve">be null-terminated. Failure to provide a null-terminated string will cause the function to read beyond the bounds of the array, leading to undefined behavior and potential program crashes.</w:t>
+        <w:t xml:space="preserve">must be properly null-terminated. If the null terminator</w:t>
+      </w:r>
+      <w:r>
+        <w:t xml:space="preserve"> </w:t>
+      </w:r>
+      <w:r>
+        <w:rPr>
+          <w:rStyle w:val="VerbatimChar"/>
+        </w:rPr>
+        <w:t xml:space="preserve">\0</w:t>
+      </w:r>
+      <w:r>
+        <w:t xml:space="preserve"> </w:t>
+      </w:r>
+      <w:r>
+        <w:t xml:space="preserve">is missing, the function will continue to read beyond the bounds of the array, leading to undefined behavior and a potential program crash.</w:t>
       </w:r>
     </w:p>
     <w:p>
@@ -2385,7 +2115,7 @@
         </w:numPr>
       </w:pPr>
       <w:r>
-        <w:t xml:space="preserve">The returned length does not include the null terminator character</w:t>
+        <w:t xml:space="preserve">The length returned by the function does not include the final null terminator character. For example, the string</w:t>
       </w:r>
       <w:r>
         <w:t xml:space="preserve"> </w:t>
@@ -2394,41 +2124,17 @@
         <w:rPr>
           <w:rStyle w:val="VerbatimChar"/>
         </w:rPr>
-        <w:t xml:space="preserve">\0</w:t>
-      </w:r>
-      <w:r>
-        <w:t xml:space="preserve"> </w:t>
-      </w:r>
-      <w:r>
-        <w:t xml:space="preserve">in its count.</w:t>
+        <w:t xml:space="preserve">"abc"</w:t>
+      </w:r>
+      <w:r>
+        <w:t xml:space="preserve"> </w:t>
+      </w:r>
+      <w:r>
+        <w:t xml:space="preserve">has a length of 3.</w:t>
       </w:r>
     </w:p>
     <w:p>
       <w:pPr>
-        <w:pStyle w:val="Compact"/>
-        <w:numPr>
-          <w:ilvl w:val="0"/>
-          <w:numId w:val="1003"/>
-        </w:numPr>
-      </w:pPr>
-      <w:r>
-        <w:t xml:space="preserve">The function does not modify the content of the input string</w:t>
-      </w:r>
-      <w:r>
-        <w:t xml:space="preserve"> </w:t>
-      </w:r>
-      <w:r>
-        <w:rPr>
-          <w:rStyle w:val="VerbatimChar"/>
-        </w:rPr>
-        <w:t xml:space="preserve">str</w:t>
-      </w:r>
-      <w:r>
-        <w:t xml:space="preserve">.</w:t>
-      </w:r>
-    </w:p>
-    <w:p>
-      <w:pPr>
         <w:pStyle w:val="FirstParagraph"/>
       </w:pPr>
       <w:r>
@@ -2451,7 +2157,7 @@
         <w:t xml:space="preserve">"Hello"</w:t>
       </w:r>
       <w:r>
-        <w:t xml:space="preserve">, the function would return</w:t>
+        <w:t xml:space="preserve">, the return value would be</w:t>
       </w:r>
       <w:r>
         <w:t xml:space="preserve"> </w:t>
@@ -2487,869 +2193,777 @@
     </w:p>
     <w:p>
       <w:pPr>
-        <w:pStyle w:val="FirstParagraph"/>
-      </w:pPr>
-      <w:r>
-        <w:t xml:space="preserve">The following C code demonstrates how to use the</w:t>
-      </w:r>
-      <w:r>
-        <w:t xml:space="preserve"> </w:t>
-      </w:r>
-      <w:r>
-        <w:rPr>
-          <w:rStyle w:val="VerbatimChar"/>
-        </w:rPr>
-        <w:t xml:space="preserve">stringLength</w:t>
-      </w:r>
-      <w:r>
-        <w:t xml:space="preserve"> </w:t>
-      </w:r>
-      <w:r>
-        <w:t xml:space="preserve">function. It requires a</w:t>
-      </w:r>
-      <w:r>
-        <w:t xml:space="preserve"> </w:t>
-      </w:r>
-      <w:r>
-        <w:rPr>
-          <w:rStyle w:val="VerbatimChar"/>
-        </w:rPr>
-        <w:t xml:space="preserve">main</w:t>
-      </w:r>
-      <w:r>
-        <w:t xml:space="preserve"> </w:t>
-      </w:r>
-      <w:r>
-        <w:t xml:space="preserve">function to be executed.</w:t>
+        <w:pStyle w:val="SourceCode"/>
+      </w:pPr>
+      <w:r>
+        <w:rPr>
+          <w:rStyle w:val="PreprocessorTok"/>
+        </w:rPr>
+        <w:t xml:space="preserve">#include </w:t>
+      </w:r>
+      <w:r>
+        <w:rPr>
+          <w:rStyle w:val="ImportTok"/>
+        </w:rPr>
+        <w:t xml:space="preserve">&lt;stdio.h&gt;</w:t>
+      </w:r>
+      <w:r>
+        <w:br/>
+      </w:r>
+      <w:r>
+        <w:br/>
+      </w:r>
+      <w:r>
+        <w:rPr>
+          <w:rStyle w:val="CommentTok"/>
+        </w:rPr>
+        <w:t xml:space="preserve">// Function definition</w:t>
+      </w:r>
+      <w:r>
+        <w:br/>
+      </w:r>
+      <w:r>
+        <w:rPr>
+          <w:rStyle w:val="DataTypeTok"/>
+        </w:rPr>
+        <w:t xml:space="preserve">int</w:t>
+      </w:r>
+      <w:r>
+        <w:rPr>
+          <w:rStyle w:val="NormalTok"/>
+        </w:rPr>
+        <w:t xml:space="preserve"> stringLength</w:t>
+      </w:r>
+      <w:r>
+        <w:rPr>
+          <w:rStyle w:val="OperatorTok"/>
+        </w:rPr>
+        <w:t xml:space="preserve">(</w:t>
+      </w:r>
+      <w:r>
+        <w:rPr>
+          <w:rStyle w:val="DataTypeTok"/>
+        </w:rPr>
+        <w:t xml:space="preserve">char</w:t>
+      </w:r>
+      <w:r>
+        <w:rPr>
+          <w:rStyle w:val="NormalTok"/>
+        </w:rPr>
+        <w:t xml:space="preserve"> str</w:t>
+      </w:r>
+      <w:r>
+        <w:rPr>
+          <w:rStyle w:val="OperatorTok"/>
+        </w:rPr>
+        <w:t xml:space="preserve">[])</w:t>
+      </w:r>
+      <w:r>
+        <w:rPr>
+          <w:rStyle w:val="NormalTok"/>
+        </w:rPr>
+        <w:t xml:space="preserve"> </w:t>
+      </w:r>
+      <w:r>
+        <w:rPr>
+          <w:rStyle w:val="OperatorTok"/>
+        </w:rPr>
+        <w:t xml:space="preserve">{</w:t>
+      </w:r>
+      <w:r>
+        <w:br/>
+      </w:r>
+      <w:r>
+        <w:rPr>
+          <w:rStyle w:val="NormalTok"/>
+        </w:rPr>
+        <w:t xml:space="preserve">    </w:t>
+      </w:r>
+      <w:r>
+        <w:rPr>
+          <w:rStyle w:val="DataTypeTok"/>
+        </w:rPr>
+        <w:t xml:space="preserve">int</w:t>
+      </w:r>
+      <w:r>
+        <w:rPr>
+          <w:rStyle w:val="NormalTok"/>
+        </w:rPr>
+        <w:t xml:space="preserve"> length </w:t>
+      </w:r>
+      <w:r>
+        <w:rPr>
+          <w:rStyle w:val="OperatorTok"/>
+        </w:rPr>
+        <w:t xml:space="preserve">=</w:t>
+      </w:r>
+      <w:r>
+        <w:rPr>
+          <w:rStyle w:val="NormalTok"/>
+        </w:rPr>
+        <w:t xml:space="preserve"> </w:t>
+      </w:r>
+      <w:r>
+        <w:rPr>
+          <w:rStyle w:val="DecValTok"/>
+        </w:rPr>
+        <w:t xml:space="preserve">0</w:t>
+      </w:r>
+      <w:r>
+        <w:rPr>
+          <w:rStyle w:val="OperatorTok"/>
+        </w:rPr>
+        <w:t xml:space="preserve">;</w:t>
+      </w:r>
+      <w:r>
+        <w:br/>
+      </w:r>
+      <w:r>
+        <w:rPr>
+          <w:rStyle w:val="NormalTok"/>
+        </w:rPr>
+        <w:t xml:space="preserve">    </w:t>
+      </w:r>
+      <w:r>
+        <w:rPr>
+          <w:rStyle w:val="ControlFlowTok"/>
+        </w:rPr>
+        <w:t xml:space="preserve">while</w:t>
+      </w:r>
+      <w:r>
+        <w:rPr>
+          <w:rStyle w:val="NormalTok"/>
+        </w:rPr>
+        <w:t xml:space="preserve"> </w:t>
+      </w:r>
+      <w:r>
+        <w:rPr>
+          <w:rStyle w:val="OperatorTok"/>
+        </w:rPr>
+        <w:t xml:space="preserve">(</w:t>
+      </w:r>
+      <w:r>
+        <w:rPr>
+          <w:rStyle w:val="NormalTok"/>
+        </w:rPr>
+        <w:t xml:space="preserve">str</w:t>
+      </w:r>
+      <w:r>
+        <w:rPr>
+          <w:rStyle w:val="OperatorTok"/>
+        </w:rPr>
+        <w:t xml:space="preserve">[</w:t>
+      </w:r>
+      <w:r>
+        <w:rPr>
+          <w:rStyle w:val="NormalTok"/>
+        </w:rPr>
+        <w:t xml:space="preserve">length</w:t>
+      </w:r>
+      <w:r>
+        <w:rPr>
+          <w:rStyle w:val="OperatorTok"/>
+        </w:rPr>
+        <w:t xml:space="preserve">]</w:t>
+      </w:r>
+      <w:r>
+        <w:rPr>
+          <w:rStyle w:val="NormalTok"/>
+        </w:rPr>
+        <w:t xml:space="preserve"> </w:t>
+      </w:r>
+      <w:r>
+        <w:rPr>
+          <w:rStyle w:val="OperatorTok"/>
+        </w:rPr>
+        <w:t xml:space="preserve">!=</w:t>
+      </w:r>
+      <w:r>
+        <w:rPr>
+          <w:rStyle w:val="NormalTok"/>
+        </w:rPr>
+        <w:t xml:space="preserve"> </w:t>
+      </w:r>
+      <w:r>
+        <w:rPr>
+          <w:rStyle w:val="CharTok"/>
+        </w:rPr>
+        <w:t xml:space="preserve">'</w:t>
+      </w:r>
+      <w:r>
+        <w:rPr>
+          <w:rStyle w:val="SpecialCharTok"/>
+        </w:rPr>
+        <w:t xml:space="preserve">\0</w:t>
+      </w:r>
+      <w:r>
+        <w:rPr>
+          <w:rStyle w:val="CharTok"/>
+        </w:rPr>
+        <w:t xml:space="preserve">'</w:t>
+      </w:r>
+      <w:r>
+        <w:rPr>
+          <w:rStyle w:val="OperatorTok"/>
+        </w:rPr>
+        <w:t xml:space="preserve">)</w:t>
+      </w:r>
+      <w:r>
+        <w:rPr>
+          <w:rStyle w:val="NormalTok"/>
+        </w:rPr>
+        <w:t xml:space="preserve"> </w:t>
+      </w:r>
+      <w:r>
+        <w:rPr>
+          <w:rStyle w:val="OperatorTok"/>
+        </w:rPr>
+        <w:t xml:space="preserve">{</w:t>
+      </w:r>
+      <w:r>
+        <w:br/>
+      </w:r>
+      <w:r>
+        <w:rPr>
+          <w:rStyle w:val="NormalTok"/>
+        </w:rPr>
+        <w:t xml:space="preserve">        length</w:t>
+      </w:r>
+      <w:r>
+        <w:rPr>
+          <w:rStyle w:val="OperatorTok"/>
+        </w:rPr>
+        <w:t xml:space="preserve">++;</w:t>
+      </w:r>
+      <w:r>
+        <w:br/>
+      </w:r>
+      <w:r>
+        <w:rPr>
+          <w:rStyle w:val="NormalTok"/>
+        </w:rPr>
+        <w:t xml:space="preserve">    </w:t>
+      </w:r>
+      <w:r>
+        <w:rPr>
+          <w:rStyle w:val="OperatorTok"/>
+        </w:rPr>
+        <w:t xml:space="preserve">}</w:t>
+      </w:r>
+      <w:r>
+        <w:br/>
+      </w:r>
+      <w:r>
+        <w:rPr>
+          <w:rStyle w:val="NormalTok"/>
+        </w:rPr>
+        <w:t xml:space="preserve">    </w:t>
+      </w:r>
+      <w:r>
+        <w:rPr>
+          <w:rStyle w:val="ControlFlowTok"/>
+        </w:rPr>
+        <w:t xml:space="preserve">return</w:t>
+      </w:r>
+      <w:r>
+        <w:rPr>
+          <w:rStyle w:val="NormalTok"/>
+        </w:rPr>
+        <w:t xml:space="preserve"> length</w:t>
+      </w:r>
+      <w:r>
+        <w:rPr>
+          <w:rStyle w:val="OperatorTok"/>
+        </w:rPr>
+        <w:t xml:space="preserve">;</w:t>
+      </w:r>
+      <w:r>
+        <w:br/>
+      </w:r>
+      <w:r>
+        <w:rPr>
+          <w:rStyle w:val="OperatorTok"/>
+        </w:rPr>
+        <w:t xml:space="preserve">}</w:t>
+      </w:r>
+      <w:r>
+        <w:br/>
+      </w:r>
+      <w:r>
+        <w:br/>
+      </w:r>
+      <w:r>
+        <w:rPr>
+          <w:rStyle w:val="DataTypeTok"/>
+        </w:rPr>
+        <w:t xml:space="preserve">int</w:t>
+      </w:r>
+      <w:r>
+        <w:rPr>
+          <w:rStyle w:val="NormalTok"/>
+        </w:rPr>
+        <w:t xml:space="preserve"> main</w:t>
+      </w:r>
+      <w:r>
+        <w:rPr>
+          <w:rStyle w:val="OperatorTok"/>
+        </w:rPr>
+        <w:t xml:space="preserve">()</w:t>
+      </w:r>
+      <w:r>
+        <w:rPr>
+          <w:rStyle w:val="NormalTok"/>
+        </w:rPr>
+        <w:t xml:space="preserve"> </w:t>
+      </w:r>
+      <w:r>
+        <w:rPr>
+          <w:rStyle w:val="OperatorTok"/>
+        </w:rPr>
+        <w:t xml:space="preserve">{</w:t>
+      </w:r>
+      <w:r>
+        <w:br/>
+      </w:r>
+      <w:r>
+        <w:rPr>
+          <w:rStyle w:val="NormalTok"/>
+        </w:rPr>
+        <w:t xml:space="preserve">    </w:t>
+      </w:r>
+      <w:r>
+        <w:rPr>
+          <w:rStyle w:val="DataTypeTok"/>
+        </w:rPr>
+        <w:t xml:space="preserve">char</w:t>
+      </w:r>
+      <w:r>
+        <w:rPr>
+          <w:rStyle w:val="NormalTok"/>
+        </w:rPr>
+        <w:t xml:space="preserve"> myString</w:t>
+      </w:r>
+      <w:r>
+        <w:rPr>
+          <w:rStyle w:val="OperatorTok"/>
+        </w:rPr>
+        <w:t xml:space="preserve">[]</w:t>
+      </w:r>
+      <w:r>
+        <w:rPr>
+          <w:rStyle w:val="NormalTok"/>
+        </w:rPr>
+        <w:t xml:space="preserve"> </w:t>
+      </w:r>
+      <w:r>
+        <w:rPr>
+          <w:rStyle w:val="OperatorTok"/>
+        </w:rPr>
+        <w:t xml:space="preserve">=</w:t>
+      </w:r>
+      <w:r>
+        <w:rPr>
+          <w:rStyle w:val="NormalTok"/>
+        </w:rPr>
+        <w:t xml:space="preserve"> </w:t>
+      </w:r>
+      <w:r>
+        <w:rPr>
+          <w:rStyle w:val="StringTok"/>
+        </w:rPr>
+        <w:t xml:space="preserve">"Hello, World!"</w:t>
+      </w:r>
+      <w:r>
+        <w:rPr>
+          <w:rStyle w:val="OperatorTok"/>
+        </w:rPr>
+        <w:t xml:space="preserve">;</w:t>
+      </w:r>
+      <w:r>
+        <w:br/>
+      </w:r>
+      <w:r>
+        <w:rPr>
+          <w:rStyle w:val="NormalTok"/>
+        </w:rPr>
+        <w:t xml:space="preserve">    </w:t>
+      </w:r>
+      <w:r>
+        <w:rPr>
+          <w:rStyle w:val="DataTypeTok"/>
+        </w:rPr>
+        <w:t xml:space="preserve">int</w:t>
+      </w:r>
+      <w:r>
+        <w:rPr>
+          <w:rStyle w:val="NormalTok"/>
+        </w:rPr>
+        <w:t xml:space="preserve"> len </w:t>
+      </w:r>
+      <w:r>
+        <w:rPr>
+          <w:rStyle w:val="OperatorTok"/>
+        </w:rPr>
+        <w:t xml:space="preserve">=</w:t>
+      </w:r>
+      <w:r>
+        <w:rPr>
+          <w:rStyle w:val="NormalTok"/>
+        </w:rPr>
+        <w:t xml:space="preserve"> stringLength</w:t>
+      </w:r>
+      <w:r>
+        <w:rPr>
+          <w:rStyle w:val="OperatorTok"/>
+        </w:rPr>
+        <w:t xml:space="preserve">(</w:t>
+      </w:r>
+      <w:r>
+        <w:rPr>
+          <w:rStyle w:val="NormalTok"/>
+        </w:rPr>
+        <w:t xml:space="preserve">myString</w:t>
+      </w:r>
+      <w:r>
+        <w:rPr>
+          <w:rStyle w:val="OperatorTok"/>
+        </w:rPr>
+        <w:t xml:space="preserve">);</w:t>
+      </w:r>
+      <w:r>
+        <w:br/>
+      </w:r>
+      <w:r>
+        <w:rPr>
+          <w:rStyle w:val="NormalTok"/>
+        </w:rPr>
+        <w:t xml:space="preserve">    printf</w:t>
+      </w:r>
+      <w:r>
+        <w:rPr>
+          <w:rStyle w:val="OperatorTok"/>
+        </w:rPr>
+        <w:t xml:space="preserve">(</w:t>
+      </w:r>
+      <w:r>
+        <w:rPr>
+          <w:rStyle w:val="StringTok"/>
+        </w:rPr>
+        <w:t xml:space="preserve">"The length of the string </w:t>
+      </w:r>
+      <w:r>
+        <w:rPr>
+          <w:rStyle w:val="SpecialCharTok"/>
+        </w:rPr>
+        <w:t xml:space="preserve">\"%s\"</w:t>
+      </w:r>
+      <w:r>
+        <w:rPr>
+          <w:rStyle w:val="StringTok"/>
+        </w:rPr>
+        <w:t xml:space="preserve"> is </w:t>
+      </w:r>
+      <w:r>
+        <w:rPr>
+          <w:rStyle w:val="SpecialCharTok"/>
+        </w:rPr>
+        <w:t xml:space="preserve">%d\n</w:t>
+      </w:r>
+      <w:r>
+        <w:rPr>
+          <w:rStyle w:val="StringTok"/>
+        </w:rPr>
+        <w:t xml:space="preserve">"</w:t>
+      </w:r>
+      <w:r>
+        <w:rPr>
+          <w:rStyle w:val="OperatorTok"/>
+        </w:rPr>
+        <w:t xml:space="preserve">,</w:t>
+      </w:r>
+      <w:r>
+        <w:rPr>
+          <w:rStyle w:val="NormalTok"/>
+        </w:rPr>
+        <w:t xml:space="preserve"> myString</w:t>
+      </w:r>
+      <w:r>
+        <w:rPr>
+          <w:rStyle w:val="OperatorTok"/>
+        </w:rPr>
+        <w:t xml:space="preserve">,</w:t>
+      </w:r>
+      <w:r>
+        <w:rPr>
+          <w:rStyle w:val="NormalTok"/>
+        </w:rPr>
+        <w:t xml:space="preserve"> len</w:t>
+      </w:r>
+      <w:r>
+        <w:rPr>
+          <w:rStyle w:val="OperatorTok"/>
+        </w:rPr>
+        <w:t xml:space="preserve">);</w:t>
+      </w:r>
+      <w:r>
+        <w:br/>
+      </w:r>
+      <w:r>
+        <w:br/>
+      </w:r>
+      <w:r>
+        <w:rPr>
+          <w:rStyle w:val="NormalTok"/>
+        </w:rPr>
+        <w:t xml:space="preserve">    </w:t>
+      </w:r>
+      <w:r>
+        <w:rPr>
+          <w:rStyle w:val="DataTypeTok"/>
+        </w:rPr>
+        <w:t xml:space="preserve">char</w:t>
+      </w:r>
+      <w:r>
+        <w:rPr>
+          <w:rStyle w:val="NormalTok"/>
+        </w:rPr>
+        <w:t xml:space="preserve"> emptyString</w:t>
+      </w:r>
+      <w:r>
+        <w:rPr>
+          <w:rStyle w:val="OperatorTok"/>
+        </w:rPr>
+        <w:t xml:space="preserve">[]</w:t>
+      </w:r>
+      <w:r>
+        <w:rPr>
+          <w:rStyle w:val="NormalTok"/>
+        </w:rPr>
+        <w:t xml:space="preserve"> </w:t>
+      </w:r>
+      <w:r>
+        <w:rPr>
+          <w:rStyle w:val="OperatorTok"/>
+        </w:rPr>
+        <w:t xml:space="preserve">=</w:t>
+      </w:r>
+      <w:r>
+        <w:rPr>
+          <w:rStyle w:val="NormalTok"/>
+        </w:rPr>
+        <w:t xml:space="preserve"> </w:t>
+      </w:r>
+      <w:r>
+        <w:rPr>
+          <w:rStyle w:val="StringTok"/>
+        </w:rPr>
+        <w:t xml:space="preserve">""</w:t>
+      </w:r>
+      <w:r>
+        <w:rPr>
+          <w:rStyle w:val="OperatorTok"/>
+        </w:rPr>
+        <w:t xml:space="preserve">;</w:t>
+      </w:r>
+      <w:r>
+        <w:br/>
+      </w:r>
+      <w:r>
+        <w:rPr>
+          <w:rStyle w:val="NormalTok"/>
+        </w:rPr>
+        <w:t xml:space="preserve">    </w:t>
+      </w:r>
+      <w:r>
+        <w:rPr>
+          <w:rStyle w:val="DataTypeTok"/>
+        </w:rPr>
+        <w:t xml:space="preserve">int</w:t>
+      </w:r>
+      <w:r>
+        <w:rPr>
+          <w:rStyle w:val="NormalTok"/>
+        </w:rPr>
+        <w:t xml:space="preserve"> emptyLen </w:t>
+      </w:r>
+      <w:r>
+        <w:rPr>
+          <w:rStyle w:val="OperatorTok"/>
+        </w:rPr>
+        <w:t xml:space="preserve">=</w:t>
+      </w:r>
+      <w:r>
+        <w:rPr>
+          <w:rStyle w:val="NormalTok"/>
+        </w:rPr>
+        <w:t xml:space="preserve"> stringLength</w:t>
+      </w:r>
+      <w:r>
+        <w:rPr>
+          <w:rStyle w:val="OperatorTok"/>
+        </w:rPr>
+        <w:t xml:space="preserve">(</w:t>
+      </w:r>
+      <w:r>
+        <w:rPr>
+          <w:rStyle w:val="NormalTok"/>
+        </w:rPr>
+        <w:t xml:space="preserve">emptyString</w:t>
+      </w:r>
+      <w:r>
+        <w:rPr>
+          <w:rStyle w:val="OperatorTok"/>
+        </w:rPr>
+        <w:t xml:space="preserve">);</w:t>
+      </w:r>
+      <w:r>
+        <w:br/>
+      </w:r>
+      <w:r>
+        <w:rPr>
+          <w:rStyle w:val="NormalTok"/>
+        </w:rPr>
+        <w:t xml:space="preserve">    printf</w:t>
+      </w:r>
+      <w:r>
+        <w:rPr>
+          <w:rStyle w:val="OperatorTok"/>
+        </w:rPr>
+        <w:t xml:space="preserve">(</w:t>
+      </w:r>
+      <w:r>
+        <w:rPr>
+          <w:rStyle w:val="StringTok"/>
+        </w:rPr>
+        <w:t xml:space="preserve">"The length of the string </w:t>
+      </w:r>
+      <w:r>
+        <w:rPr>
+          <w:rStyle w:val="SpecialCharTok"/>
+        </w:rPr>
+        <w:t xml:space="preserve">\"%s\"</w:t>
+      </w:r>
+      <w:r>
+        <w:rPr>
+          <w:rStyle w:val="StringTok"/>
+        </w:rPr>
+        <w:t xml:space="preserve"> is </w:t>
+      </w:r>
+      <w:r>
+        <w:rPr>
+          <w:rStyle w:val="SpecialCharTok"/>
+        </w:rPr>
+        <w:t xml:space="preserve">%d\n</w:t>
+      </w:r>
+      <w:r>
+        <w:rPr>
+          <w:rStyle w:val="StringTok"/>
+        </w:rPr>
+        <w:t xml:space="preserve">"</w:t>
+      </w:r>
+      <w:r>
+        <w:rPr>
+          <w:rStyle w:val="OperatorTok"/>
+        </w:rPr>
+        <w:t xml:space="preserve">,</w:t>
+      </w:r>
+      <w:r>
+        <w:rPr>
+          <w:rStyle w:val="NormalTok"/>
+        </w:rPr>
+        <w:t xml:space="preserve"> emptyString</w:t>
+      </w:r>
+      <w:r>
+        <w:rPr>
+          <w:rStyle w:val="OperatorTok"/>
+        </w:rPr>
+        <w:t xml:space="preserve">,</w:t>
+      </w:r>
+      <w:r>
+        <w:rPr>
+          <w:rStyle w:val="NormalTok"/>
+        </w:rPr>
+        <w:t xml:space="preserve"> emptyLen</w:t>
+      </w:r>
+      <w:r>
+        <w:rPr>
+          <w:rStyle w:val="OperatorTok"/>
+        </w:rPr>
+        <w:t xml:space="preserve">);</w:t>
+      </w:r>
+      <w:r>
+        <w:br/>
+      </w:r>
+      <w:r>
+        <w:rPr>
+          <w:rStyle w:val="NormalTok"/>
+        </w:rPr>
+        <w:t xml:space="preserve">    </w:t>
+      </w:r>
+      <w:r>
+        <w:br/>
+      </w:r>
+      <w:r>
+        <w:rPr>
+          <w:rStyle w:val="NormalTok"/>
+        </w:rPr>
+        <w:t xml:space="preserve">    </w:t>
+      </w:r>
+      <w:r>
+        <w:rPr>
+          <w:rStyle w:val="ControlFlowTok"/>
+        </w:rPr>
+        <w:t xml:space="preserve">return</w:t>
+      </w:r>
+      <w:r>
+        <w:rPr>
+          <w:rStyle w:val="NormalTok"/>
+        </w:rPr>
+        <w:t xml:space="preserve"> </w:t>
+      </w:r>
+      <w:r>
+        <w:rPr>
+          <w:rStyle w:val="DecValTok"/>
+        </w:rPr>
+        <w:t xml:space="preserve">0</w:t>
+      </w:r>
+      <w:r>
+        <w:rPr>
+          <w:rStyle w:val="OperatorTok"/>
+        </w:rPr>
+        <w:t xml:space="preserve">;</w:t>
+      </w:r>
+      <w:r>
+        <w:br/>
+      </w:r>
+      <w:r>
+        <w:rPr>
+          <w:rStyle w:val="OperatorTok"/>
+        </w:rPr>
+        <w:t xml:space="preserve">}</w:t>
       </w:r>
     </w:p>
     <w:p>
       <w:pPr>
-        <w:pStyle w:val="SourceCode"/>
-      </w:pPr>
-      <w:r>
-        <w:rPr>
-          <w:rStyle w:val="PreprocessorTok"/>
-        </w:rPr>
-        <w:t xml:space="preserve">#include </w:t>
-      </w:r>
-      <w:r>
-        <w:rPr>
-          <w:rStyle w:val="ImportTok"/>
-        </w:rPr>
-        <w:t xml:space="preserve">&lt;stdio.h&gt;</w:t>
-      </w:r>
-      <w:r>
-        <w:br/>
-      </w:r>
-      <w:r>
-        <w:br/>
-      </w:r>
-      <w:r>
-        <w:rPr>
-          <w:rStyle w:val="CommentTok"/>
-        </w:rPr>
-        <w:t xml:space="preserve">// Assuming stringLength function is defined in the same file or included</w:t>
-      </w:r>
-      <w:r>
-        <w:br/>
-      </w:r>
-      <w:r>
-        <w:rPr>
-          <w:rStyle w:val="DataTypeTok"/>
-        </w:rPr>
-        <w:t xml:space="preserve">int</w:t>
-      </w:r>
-      <w:r>
-        <w:rPr>
-          <w:rStyle w:val="NormalTok"/>
-        </w:rPr>
-        <w:t xml:space="preserve"> stringLength</w:t>
-      </w:r>
-      <w:r>
-        <w:rPr>
-          <w:rStyle w:val="OperatorTok"/>
-        </w:rPr>
-        <w:t xml:space="preserve">(</w:t>
-      </w:r>
-      <w:r>
-        <w:rPr>
-          <w:rStyle w:val="DataTypeTok"/>
-        </w:rPr>
-        <w:t xml:space="preserve">char</w:t>
-      </w:r>
-      <w:r>
-        <w:rPr>
-          <w:rStyle w:val="NormalTok"/>
-        </w:rPr>
-        <w:t xml:space="preserve"> str</w:t>
-      </w:r>
-      <w:r>
-        <w:rPr>
-          <w:rStyle w:val="OperatorTok"/>
-        </w:rPr>
-        <w:t xml:space="preserve">[])</w:t>
-      </w:r>
-      <w:r>
-        <w:rPr>
-          <w:rStyle w:val="NormalTok"/>
-        </w:rPr>
-        <w:t xml:space="preserve"> </w:t>
-      </w:r>
-      <w:r>
-        <w:rPr>
-          <w:rStyle w:val="OperatorTok"/>
-        </w:rPr>
-        <w:t xml:space="preserve">{</w:t>
-      </w:r>
-      <w:r>
-        <w:br/>
-      </w:r>
-      <w:r>
-        <w:rPr>
-          <w:rStyle w:val="NormalTok"/>
-        </w:rPr>
-        <w:t xml:space="preserve">    </w:t>
-      </w:r>
-      <w:r>
-        <w:rPr>
-          <w:rStyle w:val="DataTypeTok"/>
-        </w:rPr>
-        <w:t xml:space="preserve">int</w:t>
-      </w:r>
-      <w:r>
-        <w:rPr>
-          <w:rStyle w:val="NormalTok"/>
-        </w:rPr>
-        <w:t xml:space="preserve"> length </w:t>
-      </w:r>
-      <w:r>
-        <w:rPr>
-          <w:rStyle w:val="OperatorTok"/>
-        </w:rPr>
-        <w:t xml:space="preserve">=</w:t>
-      </w:r>
-      <w:r>
-        <w:rPr>
-          <w:rStyle w:val="NormalTok"/>
-        </w:rPr>
-        <w:t xml:space="preserve"> </w:t>
-      </w:r>
-      <w:r>
-        <w:rPr>
-          <w:rStyle w:val="DecValTok"/>
-        </w:rPr>
-        <w:t xml:space="preserve">0</w:t>
-      </w:r>
-      <w:r>
-        <w:rPr>
-          <w:rStyle w:val="OperatorTok"/>
-        </w:rPr>
-        <w:t xml:space="preserve">;</w:t>
-      </w:r>
-      <w:r>
-        <w:br/>
-      </w:r>
-      <w:r>
-        <w:rPr>
-          <w:rStyle w:val="NormalTok"/>
-        </w:rPr>
-        <w:t xml:space="preserve">    </w:t>
-      </w:r>
-      <w:r>
-        <w:rPr>
-          <w:rStyle w:val="ControlFlowTok"/>
-        </w:rPr>
-        <w:t xml:space="preserve">while</w:t>
-      </w:r>
-      <w:r>
-        <w:rPr>
-          <w:rStyle w:val="NormalTok"/>
-        </w:rPr>
-        <w:t xml:space="preserve"> </w:t>
-      </w:r>
-      <w:r>
-        <w:rPr>
-          <w:rStyle w:val="OperatorTok"/>
-        </w:rPr>
-        <w:t xml:space="preserve">(</w:t>
-      </w:r>
-      <w:r>
-        <w:rPr>
-          <w:rStyle w:val="NormalTok"/>
-        </w:rPr>
-        <w:t xml:space="preserve">str</w:t>
-      </w:r>
-      <w:r>
-        <w:rPr>
-          <w:rStyle w:val="OperatorTok"/>
-        </w:rPr>
-        <w:t xml:space="preserve">[</w:t>
-      </w:r>
-      <w:r>
-        <w:rPr>
-          <w:rStyle w:val="NormalTok"/>
-        </w:rPr>
-        <w:t xml:space="preserve">length</w:t>
-      </w:r>
-      <w:r>
-        <w:rPr>
-          <w:rStyle w:val="OperatorTok"/>
-        </w:rPr>
-        <w:t xml:space="preserve">]</w:t>
-      </w:r>
-      <w:r>
-        <w:rPr>
-          <w:rStyle w:val="NormalTok"/>
-        </w:rPr>
-        <w:t xml:space="preserve"> </w:t>
-      </w:r>
-      <w:r>
-        <w:rPr>
-          <w:rStyle w:val="OperatorTok"/>
-        </w:rPr>
-        <w:t xml:space="preserve">!=</w:t>
-      </w:r>
-      <w:r>
-        <w:rPr>
-          <w:rStyle w:val="NormalTok"/>
-        </w:rPr>
-        <w:t xml:space="preserve"> </w:t>
-      </w:r>
-      <w:r>
-        <w:rPr>
-          <w:rStyle w:val="CharTok"/>
-        </w:rPr>
-        <w:t xml:space="preserve">'</w:t>
-      </w:r>
-      <w:r>
-        <w:rPr>
-          <w:rStyle w:val="SpecialCharTok"/>
-        </w:rPr>
-        <w:t xml:space="preserve">\0</w:t>
-      </w:r>
-      <w:r>
-        <w:rPr>
-          <w:rStyle w:val="CharTok"/>
-        </w:rPr>
-        <w:t xml:space="preserve">'</w:t>
-      </w:r>
-      <w:r>
-        <w:rPr>
-          <w:rStyle w:val="OperatorTok"/>
-        </w:rPr>
-        <w:t xml:space="preserve">)</w:t>
-      </w:r>
-      <w:r>
-        <w:rPr>
-          <w:rStyle w:val="NormalTok"/>
-        </w:rPr>
-        <w:t xml:space="preserve"> </w:t>
-      </w:r>
-      <w:r>
-        <w:rPr>
-          <w:rStyle w:val="OperatorTok"/>
-        </w:rPr>
-        <w:t xml:space="preserve">{</w:t>
-      </w:r>
-      <w:r>
-        <w:br/>
-      </w:r>
-      <w:r>
-        <w:rPr>
-          <w:rStyle w:val="NormalTok"/>
-        </w:rPr>
-        <w:t xml:space="preserve">        length</w:t>
-      </w:r>
-      <w:r>
-        <w:rPr>
-          <w:rStyle w:val="OperatorTok"/>
-        </w:rPr>
-        <w:t xml:space="preserve">++;</w:t>
-      </w:r>
-      <w:r>
-        <w:br/>
-      </w:r>
-      <w:r>
-        <w:rPr>
-          <w:rStyle w:val="NormalTok"/>
-        </w:rPr>
-        <w:t xml:space="preserve">    </w:t>
-      </w:r>
-      <w:r>
-        <w:rPr>
-          <w:rStyle w:val="OperatorTok"/>
-        </w:rPr>
-        <w:t xml:space="preserve">}</w:t>
-      </w:r>
-      <w:r>
-        <w:br/>
-      </w:r>
-      <w:r>
-        <w:rPr>
-          <w:rStyle w:val="NormalTok"/>
-        </w:rPr>
-        <w:t xml:space="preserve">    </w:t>
-      </w:r>
-      <w:r>
-        <w:rPr>
-          <w:rStyle w:val="ControlFlowTok"/>
-        </w:rPr>
-        <w:t xml:space="preserve">return</w:t>
-      </w:r>
-      <w:r>
-        <w:rPr>
-          <w:rStyle w:val="NormalTok"/>
-        </w:rPr>
-        <w:t xml:space="preserve"> length</w:t>
-      </w:r>
-      <w:r>
-        <w:rPr>
-          <w:rStyle w:val="OperatorTok"/>
-        </w:rPr>
-        <w:t xml:space="preserve">;</w:t>
-      </w:r>
-      <w:r>
-        <w:br/>
-      </w:r>
-      <w:r>
-        <w:rPr>
-          <w:rStyle w:val="OperatorTok"/>
-        </w:rPr>
-        <w:t xml:space="preserve">}</w:t>
-      </w:r>
-      <w:r>
-        <w:br/>
-      </w:r>
-      <w:r>
-        <w:br/>
-      </w:r>
-      <w:r>
-        <w:rPr>
-          <w:rStyle w:val="DataTypeTok"/>
-        </w:rPr>
-        <w:t xml:space="preserve">int</w:t>
-      </w:r>
-      <w:r>
-        <w:rPr>
-          <w:rStyle w:val="NormalTok"/>
-        </w:rPr>
-        <w:t xml:space="preserve"> main</w:t>
-      </w:r>
-      <w:r>
-        <w:rPr>
-          <w:rStyle w:val="OperatorTok"/>
-        </w:rPr>
-        <w:t xml:space="preserve">()</w:t>
-      </w:r>
-      <w:r>
-        <w:rPr>
-          <w:rStyle w:val="NormalTok"/>
-        </w:rPr>
-        <w:t xml:space="preserve"> </w:t>
-      </w:r>
-      <w:r>
-        <w:rPr>
-          <w:rStyle w:val="OperatorTok"/>
-        </w:rPr>
-        <w:t xml:space="preserve">{</w:t>
-      </w:r>
-      <w:r>
-        <w:br/>
-      </w:r>
-      <w:r>
-        <w:rPr>
-          <w:rStyle w:val="NormalTok"/>
-        </w:rPr>
-        <w:t xml:space="preserve">    </w:t>
-      </w:r>
-      <w:r>
-        <w:rPr>
-          <w:rStyle w:val="DataTypeTok"/>
-        </w:rPr>
-        <w:t xml:space="preserve">char</w:t>
-      </w:r>
-      <w:r>
-        <w:rPr>
-          <w:rStyle w:val="NormalTok"/>
-        </w:rPr>
-        <w:t xml:space="preserve"> myString</w:t>
-      </w:r>
-      <w:r>
-        <w:rPr>
-          <w:rStyle w:val="OperatorTok"/>
-        </w:rPr>
-        <w:t xml:space="preserve">[]</w:t>
-      </w:r>
-      <w:r>
-        <w:rPr>
-          <w:rStyle w:val="NormalTok"/>
-        </w:rPr>
-        <w:t xml:space="preserve"> </w:t>
-      </w:r>
-      <w:r>
-        <w:rPr>
-          <w:rStyle w:val="OperatorTok"/>
-        </w:rPr>
-        <w:t xml:space="preserve">=</w:t>
-      </w:r>
-      <w:r>
-        <w:rPr>
-          <w:rStyle w:val="NormalTok"/>
-        </w:rPr>
-        <w:t xml:space="preserve"> </w:t>
-      </w:r>
-      <w:r>
-        <w:rPr>
-          <w:rStyle w:val="StringTok"/>
-        </w:rPr>
-        <w:t xml:space="preserve">"Hello, World!"</w:t>
-      </w:r>
-      <w:r>
-        <w:rPr>
-          <w:rStyle w:val="OperatorTok"/>
-        </w:rPr>
-        <w:t xml:space="preserve">;</w:t>
-      </w:r>
-      <w:r>
-        <w:br/>
-      </w:r>
-      <w:r>
-        <w:rPr>
-          <w:rStyle w:val="NormalTok"/>
-        </w:rPr>
-        <w:t xml:space="preserve">    </w:t>
-      </w:r>
-      <w:r>
-        <w:rPr>
-          <w:rStyle w:val="DataTypeTok"/>
-        </w:rPr>
-        <w:t xml:space="preserve">int</w:t>
-      </w:r>
-      <w:r>
-        <w:rPr>
-          <w:rStyle w:val="NormalTok"/>
-        </w:rPr>
-        <w:t xml:space="preserve"> len </w:t>
-      </w:r>
-      <w:r>
-        <w:rPr>
-          <w:rStyle w:val="OperatorTok"/>
-        </w:rPr>
-        <w:t xml:space="preserve">=</w:t>
-      </w:r>
-      <w:r>
-        <w:rPr>
-          <w:rStyle w:val="NormalTok"/>
-        </w:rPr>
-        <w:t xml:space="preserve"> stringLength</w:t>
-      </w:r>
-      <w:r>
-        <w:rPr>
-          <w:rStyle w:val="OperatorTok"/>
-        </w:rPr>
-        <w:t xml:space="preserve">(</w:t>
-      </w:r>
-      <w:r>
-        <w:rPr>
-          <w:rStyle w:val="NormalTok"/>
-        </w:rPr>
-        <w:t xml:space="preserve">myString</w:t>
-      </w:r>
-      <w:r>
-        <w:rPr>
-          <w:rStyle w:val="OperatorTok"/>
-        </w:rPr>
-        <w:t xml:space="preserve">);</w:t>
-      </w:r>
-      <w:r>
-        <w:br/>
-      </w:r>
-      <w:r>
-        <w:rPr>
-          <w:rStyle w:val="NormalTok"/>
-        </w:rPr>
-        <w:t xml:space="preserve">    printf</w:t>
-      </w:r>
-      <w:r>
-        <w:rPr>
-          <w:rStyle w:val="OperatorTok"/>
-        </w:rPr>
-        <w:t xml:space="preserve">(</w:t>
-      </w:r>
-      <w:r>
-        <w:rPr>
-          <w:rStyle w:val="StringTok"/>
-        </w:rPr>
-        <w:t xml:space="preserve">"The string is: </w:t>
-      </w:r>
-      <w:r>
-        <w:rPr>
-          <w:rStyle w:val="SpecialCharTok"/>
-        </w:rPr>
-        <w:t xml:space="preserve">\"%s\"\n</w:t>
-      </w:r>
-      <w:r>
-        <w:rPr>
-          <w:rStyle w:val="StringTok"/>
-        </w:rPr>
-        <w:t xml:space="preserve">"</w:t>
-      </w:r>
-      <w:r>
-        <w:rPr>
-          <w:rStyle w:val="OperatorTok"/>
-        </w:rPr>
-        <w:t xml:space="preserve">,</w:t>
-      </w:r>
-      <w:r>
-        <w:rPr>
-          <w:rStyle w:val="NormalTok"/>
-        </w:rPr>
-        <w:t xml:space="preserve"> myString</w:t>
-      </w:r>
-      <w:r>
-        <w:rPr>
-          <w:rStyle w:val="OperatorTok"/>
-        </w:rPr>
-        <w:t xml:space="preserve">);</w:t>
-      </w:r>
-      <w:r>
-        <w:br/>
-      </w:r>
-      <w:r>
-        <w:rPr>
-          <w:rStyle w:val="NormalTok"/>
-        </w:rPr>
-        <w:t xml:space="preserve">    printf</w:t>
-      </w:r>
-      <w:r>
-        <w:rPr>
-          <w:rStyle w:val="OperatorTok"/>
-        </w:rPr>
-        <w:t xml:space="preserve">(</w:t>
-      </w:r>
-      <w:r>
-        <w:rPr>
-          <w:rStyle w:val="StringTok"/>
-        </w:rPr>
-        <w:t xml:space="preserve">"The calculated length is: </w:t>
-      </w:r>
-      <w:r>
-        <w:rPr>
-          <w:rStyle w:val="SpecialCharTok"/>
-        </w:rPr>
-        <w:t xml:space="preserve">%d\n</w:t>
-      </w:r>
-      <w:r>
-        <w:rPr>
-          <w:rStyle w:val="StringTok"/>
-        </w:rPr>
-        <w:t xml:space="preserve">"</w:t>
-      </w:r>
-      <w:r>
-        <w:rPr>
-          <w:rStyle w:val="OperatorTok"/>
-        </w:rPr>
-        <w:t xml:space="preserve">,</w:t>
-      </w:r>
-      <w:r>
-        <w:rPr>
-          <w:rStyle w:val="NormalTok"/>
-        </w:rPr>
-        <w:t xml:space="preserve"> len</w:t>
-      </w:r>
-      <w:r>
-        <w:rPr>
-          <w:rStyle w:val="OperatorTok"/>
-        </w:rPr>
-        <w:t xml:space="preserve">);</w:t>
-      </w:r>
-      <w:r>
-        <w:br/>
-      </w:r>
-      <w:r>
-        <w:br/>
-      </w:r>
-      <w:r>
-        <w:rPr>
-          <w:rStyle w:val="NormalTok"/>
-        </w:rPr>
-        <w:t xml:space="preserve">    </w:t>
-      </w:r>
-      <w:r>
-        <w:rPr>
-          <w:rStyle w:val="DataTypeTok"/>
-        </w:rPr>
-        <w:t xml:space="preserve">char</w:t>
-      </w:r>
-      <w:r>
-        <w:rPr>
-          <w:rStyle w:val="NormalTok"/>
-        </w:rPr>
-        <w:t xml:space="preserve"> emptyString</w:t>
-      </w:r>
-      <w:r>
-        <w:rPr>
-          <w:rStyle w:val="OperatorTok"/>
-        </w:rPr>
-        <w:t xml:space="preserve">[]</w:t>
-      </w:r>
-      <w:r>
-        <w:rPr>
-          <w:rStyle w:val="NormalTok"/>
-        </w:rPr>
-        <w:t xml:space="preserve"> </w:t>
-      </w:r>
-      <w:r>
-        <w:rPr>
-          <w:rStyle w:val="OperatorTok"/>
-        </w:rPr>
-        <w:t xml:space="preserve">=</w:t>
-      </w:r>
-      <w:r>
-        <w:rPr>
-          <w:rStyle w:val="NormalTok"/>
-        </w:rPr>
-        <w:t xml:space="preserve"> </w:t>
-      </w:r>
-      <w:r>
-        <w:rPr>
-          <w:rStyle w:val="StringTok"/>
-        </w:rPr>
-        <w:t xml:space="preserve">""</w:t>
-      </w:r>
-      <w:r>
-        <w:rPr>
-          <w:rStyle w:val="OperatorTok"/>
-        </w:rPr>
-        <w:t xml:space="preserve">;</w:t>
-      </w:r>
-      <w:r>
-        <w:br/>
-      </w:r>
-      <w:r>
-        <w:rPr>
-          <w:rStyle w:val="NormalTok"/>
-        </w:rPr>
-        <w:t xml:space="preserve">    </w:t>
-      </w:r>
-      <w:r>
-        <w:rPr>
-          <w:rStyle w:val="DataTypeTok"/>
-        </w:rPr>
-        <w:t xml:space="preserve">int</w:t>
-      </w:r>
-      <w:r>
-        <w:rPr>
-          <w:rStyle w:val="NormalTok"/>
-        </w:rPr>
-        <w:t xml:space="preserve"> emptyLen </w:t>
-      </w:r>
-      <w:r>
-        <w:rPr>
-          <w:rStyle w:val="OperatorTok"/>
-        </w:rPr>
-        <w:t xml:space="preserve">=</w:t>
-      </w:r>
-      <w:r>
-        <w:rPr>
-          <w:rStyle w:val="NormalTok"/>
-        </w:rPr>
-        <w:t xml:space="preserve"> stringLength</w:t>
-      </w:r>
-      <w:r>
-        <w:rPr>
-          <w:rStyle w:val="OperatorTok"/>
-        </w:rPr>
-        <w:t xml:space="preserve">(</w:t>
-      </w:r>
-      <w:r>
-        <w:rPr>
-          <w:rStyle w:val="NormalTok"/>
-        </w:rPr>
-        <w:t xml:space="preserve">emptyString</w:t>
-      </w:r>
-      <w:r>
-        <w:rPr>
-          <w:rStyle w:val="OperatorTok"/>
-        </w:rPr>
-        <w:t xml:space="preserve">);</w:t>
-      </w:r>
-      <w:r>
-        <w:br/>
-      </w:r>
-      <w:r>
-        <w:rPr>
-          <w:rStyle w:val="NormalTok"/>
-        </w:rPr>
-        <w:t xml:space="preserve">    printf</w:t>
-      </w:r>
-      <w:r>
-        <w:rPr>
-          <w:rStyle w:val="OperatorTok"/>
-        </w:rPr>
-        <w:t xml:space="preserve">(</w:t>
-      </w:r>
-      <w:r>
-        <w:rPr>
-          <w:rStyle w:val="StringTok"/>
-        </w:rPr>
-        <w:t xml:space="preserve">"The string is: </w:t>
-      </w:r>
-      <w:r>
-        <w:rPr>
-          <w:rStyle w:val="SpecialCharTok"/>
-        </w:rPr>
-        <w:t xml:space="preserve">\"%s\"\n</w:t>
-      </w:r>
-      <w:r>
-        <w:rPr>
-          <w:rStyle w:val="StringTok"/>
-        </w:rPr>
-        <w:t xml:space="preserve">"</w:t>
-      </w:r>
-      <w:r>
-        <w:rPr>
-          <w:rStyle w:val="OperatorTok"/>
-        </w:rPr>
-        <w:t xml:space="preserve">,</w:t>
-      </w:r>
-      <w:r>
-        <w:rPr>
-          <w:rStyle w:val="NormalTok"/>
-        </w:rPr>
-        <w:t xml:space="preserve"> emptyString</w:t>
-      </w:r>
-      <w:r>
-        <w:rPr>
-          <w:rStyle w:val="OperatorTok"/>
-        </w:rPr>
-        <w:t xml:space="preserve">);</w:t>
-      </w:r>
-      <w:r>
-        <w:br/>
-      </w:r>
-      <w:r>
-        <w:rPr>
-          <w:rStyle w:val="NormalTok"/>
-        </w:rPr>
-        <w:t xml:space="preserve">    printf</w:t>
-      </w:r>
-      <w:r>
-        <w:rPr>
-          <w:rStyle w:val="OperatorTok"/>
-        </w:rPr>
-        <w:t xml:space="preserve">(</w:t>
-      </w:r>
-      <w:r>
-        <w:rPr>
-          <w:rStyle w:val="StringTok"/>
-        </w:rPr>
-        <w:t xml:space="preserve">"The calculated length is: </w:t>
-      </w:r>
-      <w:r>
-        <w:rPr>
-          <w:rStyle w:val="SpecialCharTok"/>
-        </w:rPr>
-        <w:t xml:space="preserve">%d\n</w:t>
-      </w:r>
-      <w:r>
-        <w:rPr>
-          <w:rStyle w:val="StringTok"/>
-        </w:rPr>
-        <w:t xml:space="preserve">"</w:t>
-      </w:r>
-      <w:r>
-        <w:rPr>
-          <w:rStyle w:val="OperatorTok"/>
-        </w:rPr>
-        <w:t xml:space="preserve">,</w:t>
-      </w:r>
-      <w:r>
-        <w:rPr>
-          <w:rStyle w:val="NormalTok"/>
-        </w:rPr>
-        <w:t xml:space="preserve"> emptyLen</w:t>
-      </w:r>
-      <w:r>
-        <w:rPr>
-          <w:rStyle w:val="OperatorTok"/>
-        </w:rPr>
-        <w:t xml:space="preserve">);</w:t>
-      </w:r>
-      <w:r>
-        <w:br/>
-      </w:r>
-      <w:r>
-        <w:rPr>
-          <w:rStyle w:val="NormalTok"/>
-        </w:rPr>
-        <w:t xml:space="preserve">    </w:t>
-      </w:r>
-      <w:r>
-        <w:br/>
-      </w:r>
-      <w:r>
-        <w:rPr>
-          <w:rStyle w:val="NormalTok"/>
-        </w:rPr>
-        <w:t xml:space="preserve">    </w:t>
-      </w:r>
-      <w:r>
-        <w:rPr>
-          <w:rStyle w:val="ControlFlowTok"/>
-        </w:rPr>
-        <w:t xml:space="preserve">return</w:t>
-      </w:r>
-      <w:r>
-        <w:rPr>
-          <w:rStyle w:val="NormalTok"/>
-        </w:rPr>
-        <w:t xml:space="preserve"> </w:t>
-      </w:r>
-      <w:r>
-        <w:rPr>
-          <w:rStyle w:val="DecValTok"/>
-        </w:rPr>
-        <w:t xml:space="preserve">0</w:t>
-      </w:r>
-      <w:r>
-        <w:rPr>
-          <w:rStyle w:val="OperatorTok"/>
-        </w:rPr>
-        <w:t xml:space="preserve">;</w:t>
-      </w:r>
-      <w:r>
-        <w:br/>
-      </w:r>
-      <w:r>
-        <w:rPr>
-          <w:rStyle w:val="OperatorTok"/>
-        </w:rPr>
-        <w:t xml:space="preserve">}</w:t>
+        <w:pStyle w:val="FirstParagraph"/>
+      </w:pPr>
+      <w:r>
+        <w:rPr>
+          <w:b/>
+          <w:bCs/>
+        </w:rPr>
+        <w:t xml:space="preserve">Output:</w:t>
       </w:r>
     </w:p>
     <w:p>
       <w:pPr>
-        <w:pStyle w:val="FirstParagraph"/>
-      </w:pPr>
-      <w:r>
-        <w:rPr>
-          <w:b/>
-          <w:bCs/>
-        </w:rPr>
-        <w:t xml:space="preserve">Output:</w:t>
-      </w:r>
-    </w:p>
-    <w:p>
-      <w:pPr>
         <w:pStyle w:val="SourceCode"/>
       </w:pPr>
       <w:r>
         <w:rPr>
           <w:rStyle w:val="VerbatimChar"/>
         </w:rPr>
-        <w:t xml:space="preserve">The string is: "Hello, World!"</w:t>
+        <w:t xml:space="preserve">The length of the string "Hello, World!" is 13</w:t>
       </w:r>
       <w:r>
         <w:br/>
@@ -3358,25 +2972,7 @@
         <w:rPr>
           <w:rStyle w:val="VerbatimChar"/>
         </w:rPr>
-        <w:t xml:space="preserve">The calculated length is: 13</w:t>
-      </w:r>
-      <w:r>
-        <w:br/>
-      </w:r>
-      <w:r>
-        <w:rPr>
-          <w:rStyle w:val="VerbatimChar"/>
-        </w:rPr>
-        <w:t xml:space="preserve">The string is: ""</w:t>
-      </w:r>
-      <w:r>
-        <w:br/>
-      </w:r>
-      <w:r>
-        <w:rPr>
-          <w:rStyle w:val="VerbatimChar"/>
-        </w:rPr>
-        <w:t xml:space="preserve">The calculated length is: 0</w:t>
+        <w:t xml:space="preserve">The length of the string "" is 0</w:t>
       </w:r>
     </w:p>
     <w:p>
@@ -3407,7 +3003,7 @@
     </w:p>
     <w:bookmarkEnd w:id="22"/>
     <w:bookmarkEnd w:id="23"/>
-    <w:bookmarkStart w:id="30" w:name="function-isprime"/>
+    <w:bookmarkStart w:id="30" w:name="function-isprimeint-n"/>
     <w:p>
       <w:pPr>
         <w:pStyle w:val="Heading1"/>
@@ -3422,7 +3018,7 @@
         <w:tab/>
       </w:r>
       <w:r>
-        <w:t xml:space="preserve">Function: isPrime</w:t>
+        <w:t xml:space="preserve">Function: isPrime(int n)</w:t>
       </w:r>
     </w:p>
     <w:bookmarkStart w:id="24" w:name="overview-2"/>
@@ -3500,7 +3096,7 @@
         <w:t xml:space="preserve">n</w:t>
       </w:r>
       <w:r>
-        <w:t xml:space="preserve">:</w:t>
+        <w:t xml:space="preserve">: An</w:t>
       </w:r>
       <w:r>
         <w:t xml:space="preserve"> </w:t>
@@ -3515,7 +3111,7 @@
         <w:t xml:space="preserve"> </w:t>
       </w:r>
       <w:r>
-        <w:t xml:space="preserve">- The integer to be checked for primality.</w:t>
+        <w:t xml:space="preserve">representing the integer to be checked for primality.</w:t>
       </w:r>
     </w:p>
     <w:bookmarkEnd w:id="25"/>
@@ -3542,7 +3138,7 @@
         <w:pStyle w:val="FirstParagraph"/>
       </w:pPr>
       <w:r>
-        <w:t xml:space="preserve">This function implements a primality test to verify if the input number</w:t>
+        <w:t xml:space="preserve">This function implements an efficient trial division algorithm to test if a number</w:t>
       </w:r>
       <w:r>
         <w:t xml:space="preserve"> </w:t>
@@ -3557,40 +3153,298 @@
         <w:t xml:space="preserve"> </w:t>
       </w:r>
       <w:r>
-        <w:t xml:space="preserve">is prime. The logic proceeds as follows:</w:t>
+        <w:t xml:space="preserve">is prime.</w:t>
       </w:r>
     </w:p>
     <w:p>
       <w:pPr>
+        <w:pStyle w:val="BodyText"/>
+      </w:pPr>
+      <w:r>
+        <w:t xml:space="preserve">The logic proceeds as follows:</w:t>
+      </w:r>
+      <w:r>
+        <w:t xml:space="preserve"> </w:t>
+      </w:r>
+      <w:r>
+        <w:t xml:space="preserve">1. First, it handles the base cases. By definition, prime numbers must be greater than 1. The function checks if</w:t>
+      </w:r>
+      <w:r>
+        <w:t xml:space="preserve"> </w:t>
+      </w:r>
+      <w:r>
+        <w:rPr>
+          <w:rStyle w:val="VerbatimChar"/>
+        </w:rPr>
+        <w:t xml:space="preserve">n &lt;= 1</w:t>
+      </w:r>
+      <w:r>
+        <w:t xml:space="preserve">. If this condition is true, it immediately returns</w:t>
+      </w:r>
+      <w:r>
+        <w:t xml:space="preserve"> </w:t>
+      </w:r>
+      <w:r>
+        <w:rPr>
+          <w:rStyle w:val="VerbatimChar"/>
+        </w:rPr>
+        <w:t xml:space="preserve">false</w:t>
+      </w:r>
+      <w:r>
+        <w:t xml:space="preserve">.</w:t>
+      </w:r>
+      <w:r>
+        <w:t xml:space="preserve"> </w:t>
+      </w:r>
+      <w:r>
+        <w:t xml:space="preserve">2. If</w:t>
+      </w:r>
+      <w:r>
+        <w:t xml:space="preserve"> </w:t>
+      </w:r>
+      <w:r>
+        <w:rPr>
+          <w:rStyle w:val="VerbatimChar"/>
+        </w:rPr>
+        <w:t xml:space="preserve">n</w:t>
+      </w:r>
+      <w:r>
+        <w:t xml:space="preserve"> </w:t>
+      </w:r>
+      <w:r>
+        <w:t xml:space="preserve">is greater than 1, the function enters a</w:t>
+      </w:r>
+      <w:r>
+        <w:t xml:space="preserve"> </w:t>
+      </w:r>
+      <w:r>
+        <w:rPr>
+          <w:rStyle w:val="VerbatimChar"/>
+        </w:rPr>
+        <w:t xml:space="preserve">for</w:t>
+      </w:r>
+      <w:r>
+        <w:t xml:space="preserve"> </w:t>
+      </w:r>
+      <w:r>
+        <w:t xml:space="preserve">loop that iterates from</w:t>
+      </w:r>
+      <w:r>
+        <w:t xml:space="preserve"> </w:t>
+      </w:r>
+      <w:r>
+        <w:rPr>
+          <w:rStyle w:val="VerbatimChar"/>
+        </w:rPr>
+        <w:t xml:space="preserve">i = 2</w:t>
+      </w:r>
+      <w:r>
+        <w:t xml:space="preserve"> </w:t>
+      </w:r>
+      <w:r>
+        <w:t xml:space="preserve">up to the square root of</w:t>
+      </w:r>
+      <w:r>
+        <w:t xml:space="preserve"> </w:t>
+      </w:r>
+      <w:r>
+        <w:rPr>
+          <w:rStyle w:val="VerbatimChar"/>
+        </w:rPr>
+        <w:t xml:space="preserve">n</w:t>
+      </w:r>
+      <w:r>
+        <w:t xml:space="preserve">. The condition</w:t>
+      </w:r>
+      <w:r>
+        <w:t xml:space="preserve"> </w:t>
+      </w:r>
+      <w:r>
+        <w:rPr>
+          <w:rStyle w:val="VerbatimChar"/>
+        </w:rPr>
+        <w:t xml:space="preserve">i * i &lt;= n</w:t>
+      </w:r>
+      <w:r>
+        <w:t xml:space="preserve"> </w:t>
+      </w:r>
+      <w:r>
+        <w:t xml:space="preserve">is a common optimization; if</w:t>
+      </w:r>
+      <w:r>
+        <w:t xml:space="preserve"> </w:t>
+      </w:r>
+      <w:r>
+        <w:rPr>
+          <w:rStyle w:val="VerbatimChar"/>
+        </w:rPr>
+        <w:t xml:space="preserve">n</w:t>
+      </w:r>
+      <w:r>
+        <w:t xml:space="preserve"> </w:t>
+      </w:r>
+      <w:r>
+        <w:t xml:space="preserve">has a divisor larger than its square root, it must also have a corresponding divisor smaller than its square root. Therefore, we only need to check for divisors up to</w:t>
+      </w:r>
+      <w:r>
+        <w:t xml:space="preserve"> </w:t>
+      </w:r>
+      <w:r>
+        <w:rPr>
+          <w:rStyle w:val="VerbatimChar"/>
+        </w:rPr>
+        <w:t xml:space="preserve">sqrt(n)</w:t>
+      </w:r>
+      <w:r>
+        <w:t xml:space="preserve">.</w:t>
+      </w:r>
+      <w:r>
+        <w:t xml:space="preserve"> </w:t>
+      </w:r>
+      <w:r>
+        <w:t xml:space="preserve">3. Inside the loop, it checks if</w:t>
+      </w:r>
+      <w:r>
+        <w:t xml:space="preserve"> </w:t>
+      </w:r>
+      <w:r>
+        <w:rPr>
+          <w:rStyle w:val="VerbatimChar"/>
+        </w:rPr>
+        <w:t xml:space="preserve">n</w:t>
+      </w:r>
+      <w:r>
+        <w:t xml:space="preserve"> </w:t>
+      </w:r>
+      <w:r>
+        <w:t xml:space="preserve">is perfectly divisible by the current iterator</w:t>
+      </w:r>
+      <w:r>
+        <w:t xml:space="preserve"> </w:t>
+      </w:r>
+      <w:r>
+        <w:rPr>
+          <w:rStyle w:val="VerbatimChar"/>
+        </w:rPr>
+        <w:t xml:space="preserve">i</w:t>
+      </w:r>
+      <w:r>
+        <w:t xml:space="preserve"> </w:t>
+      </w:r>
+      <w:r>
+        <w:t xml:space="preserve">using the modulo operator (</w:t>
+      </w:r>
+      <w:r>
+        <w:rPr>
+          <w:rStyle w:val="VerbatimChar"/>
+        </w:rPr>
+        <w:t xml:space="preserve">n % i == 0</w:t>
+      </w:r>
+      <w:r>
+        <w:t xml:space="preserve">). If a divisor is found,</w:t>
+      </w:r>
+      <w:r>
+        <w:t xml:space="preserve"> </w:t>
+      </w:r>
+      <w:r>
+        <w:rPr>
+          <w:rStyle w:val="VerbatimChar"/>
+        </w:rPr>
+        <w:t xml:space="preserve">n</w:t>
+      </w:r>
+      <w:r>
+        <w:t xml:space="preserve"> </w:t>
+      </w:r>
+      <w:r>
+        <w:t xml:space="preserve">is not a prime number, and the function immediately returns</w:t>
+      </w:r>
+      <w:r>
+        <w:t xml:space="preserve"> </w:t>
+      </w:r>
+      <w:r>
+        <w:rPr>
+          <w:rStyle w:val="VerbatimChar"/>
+        </w:rPr>
+        <w:t xml:space="preserve">false</w:t>
+      </w:r>
+      <w:r>
+        <w:t xml:space="preserve">.</w:t>
+      </w:r>
+      <w:r>
+        <w:t xml:space="preserve"> </w:t>
+      </w:r>
+      <w:r>
+        <w:t xml:space="preserve">4. If the loop completes without finding any divisors, it means</w:t>
+      </w:r>
+      <w:r>
+        <w:t xml:space="preserve"> </w:t>
+      </w:r>
+      <w:r>
+        <w:rPr>
+          <w:rStyle w:val="VerbatimChar"/>
+        </w:rPr>
+        <w:t xml:space="preserve">n</w:t>
+      </w:r>
+      <w:r>
+        <w:t xml:space="preserve"> </w:t>
+      </w:r>
+      <w:r>
+        <w:t xml:space="preserve">is not divisible by any integer between 2 and its square root. In this case, the number is prime, and the function returns</w:t>
+      </w:r>
+      <w:r>
+        <w:t xml:space="preserve"> </w:t>
+      </w:r>
+      <w:r>
+        <w:rPr>
+          <w:rStyle w:val="VerbatimChar"/>
+        </w:rPr>
+        <w:t xml:space="preserve">true</w:t>
+      </w:r>
+      <w:r>
+        <w:t xml:space="preserve">.</w:t>
+      </w:r>
+    </w:p>
+    <w:bookmarkEnd w:id="26"/>
+    <w:bookmarkStart w:id="27" w:name="usage-notes-2"/>
+    <w:p>
+      <w:pPr>
+        <w:pStyle w:val="Heading2"/>
+      </w:pPr>
+      <w:r>
+        <w:rPr>
+          <w:rStyle w:val="SectionNumber"/>
+        </w:rPr>
+        <w:t xml:space="preserve">3.4</w:t>
+      </w:r>
+      <w:r>
+        <w:tab/>
+      </w:r>
+      <w:r>
+        <w:t xml:space="preserve">Usage Notes</w:t>
+      </w:r>
+    </w:p>
+    <w:p>
+      <w:pPr>
+        <w:pStyle w:val="Compact"/>
         <w:numPr>
           <w:ilvl w:val="0"/>
           <w:numId w:val="1005"/>
         </w:numPr>
       </w:pPr>
       <w:r>
-        <w:rPr>
-          <w:b/>
-          <w:bCs/>
-        </w:rPr>
-        <w:t xml:space="preserve">Base Case Check</w:t>
-      </w:r>
-      <w:r>
-        <w:t xml:space="preserve">: The function first checks if</w:t>
-      </w:r>
-      <w:r>
-        <w:t xml:space="preserve"> </w:t>
+        <w:t xml:space="preserve">The function returns a boolean value (</w:t>
       </w:r>
       <w:r>
         <w:rPr>
           <w:rStyle w:val="VerbatimChar"/>
         </w:rPr>
-        <w:t xml:space="preserve">n</w:t>
-      </w:r>
-      <w:r>
-        <w:t xml:space="preserve"> </w:t>
-      </w:r>
-      <w:r>
-        <w:t xml:space="preserve">is less than or equal to 1. By definition, numbers less than or equal to 1 are not considered prime numbers, so the function immediately returns</w:t>
+        <w:t xml:space="preserve">true</w:t>
+      </w:r>
+      <w:r>
+        <w:t xml:space="preserve"> </w:t>
+      </w:r>
+      <w:r>
+        <w:t xml:space="preserve">or</w:t>
       </w:r>
       <w:r>
         <w:t xml:space="preserve"> </w:t>
@@ -3602,25 +3456,34 @@
         <w:t xml:space="preserve">false</w:t>
       </w:r>
       <w:r>
-        <w:t xml:space="preserve">.</w:t>
+        <w:t xml:space="preserve">) which requires including the</w:t>
+      </w:r>
+      <w:r>
+        <w:t xml:space="preserve"> </w:t>
+      </w:r>
+      <w:r>
+        <w:rPr>
+          <w:rStyle w:val="VerbatimChar"/>
+        </w:rPr>
+        <w:t xml:space="preserve">&lt;stdbool.h&gt;</w:t>
+      </w:r>
+      <w:r>
+        <w:t xml:space="preserve"> </w:t>
+      </w:r>
+      <w:r>
+        <w:t xml:space="preserve">header in C.</w:t>
       </w:r>
     </w:p>
     <w:p>
       <w:pPr>
+        <w:pStyle w:val="Compact"/>
         <w:numPr>
           <w:ilvl w:val="0"/>
           <w:numId w:val="1005"/>
         </w:numPr>
       </w:pPr>
       <w:r>
-        <w:rPr>
-          <w:b/>
-          <w:bCs/>
-        </w:rPr>
-        <w:t xml:space="preserve">Iterative Division Check</w:t>
-      </w:r>
-      <w:r>
-        <w:t xml:space="preserve">: A</w:t>
+        <w:t xml:space="preserve">The input number</w:t>
       </w:r>
       <w:r>
         <w:t xml:space="preserve"> </w:t>
@@ -3629,13 +3492,13 @@
         <w:rPr>
           <w:rStyle w:val="VerbatimChar"/>
         </w:rPr>
-        <w:t xml:space="preserve">for</w:t>
-      </w:r>
-      <w:r>
-        <w:t xml:space="preserve"> </w:t>
-      </w:r>
-      <w:r>
-        <w:t xml:space="preserve">loop is initiated to check for potential divisors. The loop starts with</w:t>
+        <w:t xml:space="preserve">n</w:t>
+      </w:r>
+      <w:r>
+        <w:t xml:space="preserve"> </w:t>
+      </w:r>
+      <w:r>
+        <w:t xml:space="preserve">must be an integer. The function correctly handles non-positive integers by returning</w:t>
       </w:r>
       <w:r>
         <w:t xml:space="preserve"> </w:t>
@@ -3644,49 +3507,7 @@
         <w:rPr>
           <w:rStyle w:val="VerbatimChar"/>
         </w:rPr>
-        <w:t xml:space="preserve">i = 2</w:t>
-      </w:r>
-      <w:r>
-        <w:t xml:space="preserve"> </w:t>
-      </w:r>
-      <w:r>
-        <w:t xml:space="preserve">and continues as long as</w:t>
-      </w:r>
-      <w:r>
-        <w:t xml:space="preserve"> </w:t>
-      </w:r>
-      <w:r>
-        <w:rPr>
-          <w:rStyle w:val="VerbatimChar"/>
-        </w:rPr>
-        <w:t xml:space="preserve">i * i &lt;= n</w:t>
-      </w:r>
-      <w:r>
-        <w:t xml:space="preserve">. This condition is an optimization based on the fact that if a number</w:t>
-      </w:r>
-      <w:r>
-        <w:t xml:space="preserve"> </w:t>
-      </w:r>
-      <w:r>
-        <w:rPr>
-          <w:rStyle w:val="VerbatimChar"/>
-        </w:rPr>
-        <w:t xml:space="preserve">n</w:t>
-      </w:r>
-      <w:r>
-        <w:t xml:space="preserve"> </w:t>
-      </w:r>
-      <w:r>
-        <w:t xml:space="preserve">has a divisor larger than its square root, it must also have a corresponding divisor smaller than its square root. Therefore, we only need to test for divisors up to</w:t>
-      </w:r>
-      <w:r>
-        <w:t xml:space="preserve"> </w:t>
-      </w:r>
-      <w:r>
-        <w:rPr>
-          <w:rStyle w:val="VerbatimChar"/>
-        </w:rPr>
-        <w:t xml:space="preserve">sqrt(n)</w:t>
+        <w:t xml:space="preserve">false</w:t>
       </w:r>
       <w:r>
         <w:t xml:space="preserve">.</w:t>
@@ -3694,345 +3515,38 @@
     </w:p>
     <w:p>
       <w:pPr>
+        <w:pStyle w:val="Compact"/>
         <w:numPr>
           <w:ilvl w:val="0"/>
           <w:numId w:val="1005"/>
         </w:numPr>
       </w:pPr>
       <w:r>
+        <w:t xml:space="preserve">This implementation is efficient for moderately sized integers but may be slow for very large numbers.</w:t>
+      </w:r>
+    </w:p>
+    <w:p>
+      <w:pPr>
+        <w:pStyle w:val="FirstParagraph"/>
+      </w:pPr>
+      <w:r>
         <w:rPr>
           <w:b/>
           <w:bCs/>
         </w:rPr>
-        <w:t xml:space="preserve">Modulus Operation</w:t>
-      </w:r>
-      <w:r>
-        <w:t xml:space="preserve">: Inside the loop, the expression</w:t>
-      </w:r>
-      <w:r>
-        <w:t xml:space="preserve"> </w:t>
-      </w:r>
-      <w:r>
-        <w:rPr>
-          <w:rStyle w:val="VerbatimChar"/>
-        </w:rPr>
-        <w:t xml:space="preserve">n % i == 0</w:t>
-      </w:r>
-      <w:r>
-        <w:t xml:space="preserve"> </w:t>
-      </w:r>
-      <w:r>
-        <w:t xml:space="preserve">checks if</w:t>
-      </w:r>
-      <w:r>
-        <w:t xml:space="preserve"> </w:t>
-      </w:r>
-      <w:r>
-        <w:rPr>
-          <w:rStyle w:val="VerbatimChar"/>
-        </w:rPr>
-        <w:t xml:space="preserve">n</w:t>
-      </w:r>
-      <w:r>
-        <w:t xml:space="preserve"> </w:t>
-      </w:r>
-      <w:r>
-        <w:t xml:space="preserve">is perfectly divisible by the current value of</w:t>
-      </w:r>
-      <w:r>
-        <w:t xml:space="preserve"> </w:t>
-      </w:r>
-      <w:r>
-        <w:rPr>
-          <w:rStyle w:val="VerbatimChar"/>
-        </w:rPr>
-        <w:t xml:space="preserve">i</w:t>
-      </w:r>
-      <w:r>
-        <w:t xml:space="preserve">.</w:t>
+        <w:t xml:space="preserve">Output Example</w:t>
+      </w:r>
+      <w:r>
+        <w:t xml:space="preserve">: A possible return value for a prime number input.</w:t>
       </w:r>
     </w:p>
     <w:p>
       <w:pPr>
-        <w:numPr>
-          <w:ilvl w:val="0"/>
-          <w:numId w:val="1005"/>
-        </w:numPr>
-      </w:pPr>
-      <w:r>
-        <w:rPr>
-          <w:b/>
-          <w:bCs/>
-        </w:rPr>
-        <w:t xml:space="preserve">Return Value</w:t>
-      </w:r>
-      <w:r>
-        <w:t xml:space="preserve">:</w:t>
-      </w:r>
-    </w:p>
-    <w:p>
-      <w:pPr>
-        <w:pStyle w:val="Compact"/>
-        <w:numPr>
-          <w:ilvl w:val="1"/>
-          <w:numId w:val="1006"/>
-        </w:numPr>
-      </w:pPr>
-      <w:r>
-        <w:t xml:space="preserve">If a divisor is found (i.e.,</w:t>
-      </w:r>
-      <w:r>
-        <w:t xml:space="preserve"> </w:t>
-      </w:r>
-      <w:r>
-        <w:rPr>
-          <w:rStyle w:val="VerbatimChar"/>
-        </w:rPr>
-        <w:t xml:space="preserve">n % i</w:t>
-      </w:r>
-      <w:r>
-        <w:t xml:space="preserve"> </w:t>
-      </w:r>
-      <w:r>
-        <w:t xml:space="preserve">is 0),</w:t>
-      </w:r>
-      <w:r>
-        <w:t xml:space="preserve"> </w:t>
-      </w:r>
-      <w:r>
-        <w:rPr>
-          <w:rStyle w:val="VerbatimChar"/>
-        </w:rPr>
-        <w:t xml:space="preserve">n</w:t>
-      </w:r>
-      <w:r>
-        <w:t xml:space="preserve"> </w:t>
-      </w:r>
-      <w:r>
-        <w:t xml:space="preserve">is not a prime number, and the function immediately returns</w:t>
-      </w:r>
-      <w:r>
-        <w:t xml:space="preserve"> </w:t>
-      </w:r>
-      <w:r>
-        <w:rPr>
-          <w:rStyle w:val="VerbatimChar"/>
-        </w:rPr>
-        <w:t xml:space="preserve">false</w:t>
-      </w:r>
-      <w:r>
-        <w:t xml:space="preserve">.</w:t>
-      </w:r>
-    </w:p>
-    <w:p>
-      <w:pPr>
-        <w:pStyle w:val="Compact"/>
-        <w:numPr>
-          <w:ilvl w:val="1"/>
-          <w:numId w:val="1006"/>
-        </w:numPr>
-      </w:pPr>
-      <w:r>
-        <w:t xml:space="preserve">If the loop completes without finding any divisors, it means</w:t>
-      </w:r>
-      <w:r>
-        <w:t xml:space="preserve"> </w:t>
-      </w:r>
-      <w:r>
-        <w:rPr>
-          <w:rStyle w:val="VerbatimChar"/>
-        </w:rPr>
-        <w:t xml:space="preserve">n</w:t>
-      </w:r>
-      <w:r>
-        <w:t xml:space="preserve"> </w:t>
-      </w:r>
-      <w:r>
-        <w:t xml:space="preserve">is only divisible by 1 and itself, confirming it is a prime number. In this case, the function returns</w:t>
-      </w:r>
-      <w:r>
-        <w:t xml:space="preserve"> </w:t>
-      </w:r>
-      <w:r>
-        <w:rPr>
-          <w:rStyle w:val="VerbatimChar"/>
-        </w:rPr>
-        <w:t xml:space="preserve">true</w:t>
-      </w:r>
-      <w:r>
-        <w:t xml:space="preserve">.</w:t>
-      </w:r>
-    </w:p>
-    <w:bookmarkEnd w:id="26"/>
-    <w:bookmarkStart w:id="27" w:name="usage-notes-2"/>
-    <w:p>
-      <w:pPr>
-        <w:pStyle w:val="Heading2"/>
-      </w:pPr>
-      <w:r>
-        <w:rPr>
-          <w:rStyle w:val="SectionNumber"/>
-        </w:rPr>
-        <w:t xml:space="preserve">3.4</w:t>
-      </w:r>
-      <w:r>
-        <w:tab/>
-      </w:r>
-      <w:r>
-        <w:t xml:space="preserve">Usage Notes</w:t>
-      </w:r>
-    </w:p>
-    <w:p>
-      <w:pPr>
-        <w:pStyle w:val="Compact"/>
-        <w:numPr>
-          <w:ilvl w:val="0"/>
-          <w:numId w:val="1007"/>
-        </w:numPr>
-      </w:pPr>
-      <w:r>
-        <w:t xml:space="preserve">The function correctly handles edge cases by returning</w:t>
-      </w:r>
-      <w:r>
-        <w:t xml:space="preserve"> </w:t>
-      </w:r>
-      <w:r>
-        <w:rPr>
-          <w:rStyle w:val="VerbatimChar"/>
-        </w:rPr>
-        <w:t xml:space="preserve">false</w:t>
-      </w:r>
-      <w:r>
-        <w:t xml:space="preserve"> </w:t>
-      </w:r>
-      <w:r>
-        <w:t xml:space="preserve">for any integer less than or equal to 1.</w:t>
-      </w:r>
-    </w:p>
-    <w:p>
-      <w:pPr>
-        <w:pStyle w:val="Compact"/>
-        <w:numPr>
-          <w:ilvl w:val="0"/>
-          <w:numId w:val="1007"/>
-        </w:numPr>
-      </w:pPr>
-      <w:r>
-        <w:t xml:space="preserve">The function uses an efficient trial division algorithm, which is suitable for moderately sized integers.</w:t>
-      </w:r>
-    </w:p>
-    <w:p>
-      <w:pPr>
-        <w:pStyle w:val="Compact"/>
-        <w:numPr>
-          <w:ilvl w:val="0"/>
-          <w:numId w:val="1007"/>
-        </w:numPr>
-      </w:pPr>
-      <w:r>
-        <w:t xml:space="preserve">The return type is</w:t>
-      </w:r>
-      <w:r>
-        <w:t xml:space="preserve"> </w:t>
-      </w:r>
-      <w:r>
-        <w:rPr>
-          <w:rStyle w:val="VerbatimChar"/>
-        </w:rPr>
-        <w:t xml:space="preserve">bool</w:t>
-      </w:r>
-      <w:r>
-        <w:t xml:space="preserve">. To use the</w:t>
-      </w:r>
-      <w:r>
-        <w:t xml:space="preserve"> </w:t>
-      </w:r>
-      <w:r>
-        <w:rPr>
-          <w:rStyle w:val="VerbatimChar"/>
-        </w:rPr>
-        <w:t xml:space="preserve">bool</w:t>
-      </w:r>
-      <w:r>
-        <w:t xml:space="preserve">,</w:t>
-      </w:r>
-      <w:r>
-        <w:t xml:space="preserve"> </w:t>
-      </w:r>
-      <w:r>
-        <w:rPr>
-          <w:rStyle w:val="VerbatimChar"/>
-        </w:rPr>
-        <w:t xml:space="preserve">true</w:t>
-      </w:r>
-      <w:r>
-        <w:t xml:space="preserve">, and</w:t>
-      </w:r>
-      <w:r>
-        <w:t xml:space="preserve"> </w:t>
-      </w:r>
-      <w:r>
-        <w:rPr>
-          <w:rStyle w:val="VerbatimChar"/>
-        </w:rPr>
-        <w:t xml:space="preserve">false</w:t>
-      </w:r>
-      <w:r>
-        <w:t xml:space="preserve"> </w:t>
-      </w:r>
-      <w:r>
-        <w:t xml:space="preserve">keywords in C, you must include the</w:t>
-      </w:r>
-      <w:r>
-        <w:t xml:space="preserve"> </w:t>
-      </w:r>
-      <w:r>
-        <w:rPr>
-          <w:rStyle w:val="VerbatimChar"/>
-        </w:rPr>
-        <w:t xml:space="preserve">&lt;stdbool.h&gt;</w:t>
-      </w:r>
-      <w:r>
-        <w:t xml:space="preserve"> </w:t>
-      </w:r>
-      <w:r>
-        <w:t xml:space="preserve">header.</w:t>
-      </w:r>
-    </w:p>
-    <w:p>
-      <w:pPr>
-        <w:pStyle w:val="FirstParagraph"/>
-      </w:pPr>
-      <w:r>
-        <w:rPr>
-          <w:b/>
-          <w:bCs/>
-        </w:rPr>
-        <w:t xml:space="preserve">Output Example</w:t>
-      </w:r>
-      <w:r>
-        <w:t xml:space="preserve">: The function returns a boolean value. For an input of</w:t>
-      </w:r>
-      <w:r>
-        <w:t xml:space="preserve"> </w:t>
-      </w:r>
-      <w:r>
-        <w:rPr>
-          <w:rStyle w:val="VerbatimChar"/>
-        </w:rPr>
-        <w:t xml:space="preserve">29</w:t>
-      </w:r>
-      <w:r>
-        <w:t xml:space="preserve">, the output would be:</w:t>
-      </w:r>
-    </w:p>
-    <w:p>
-      <w:pPr>
         <w:pStyle w:val="SourceCode"/>
       </w:pPr>
       <w:r>
         <w:rPr>
-          <w:rStyle w:val="VerbatimChar"/>
+          <w:rStyle w:val="KeywordTok"/>
         </w:rPr>
         <w:t xml:space="preserve">true</w:t>
       </w:r>
@@ -4058,1001 +3572,1159 @@
     </w:p>
     <w:p>
       <w:pPr>
-        <w:pStyle w:val="SourceCode"/>
-      </w:pPr>
-      <w:r>
-        <w:rPr>
-          <w:rStyle w:val="PreprocessorTok"/>
-        </w:rPr>
-        <w:t xml:space="preserve">#include </w:t>
-      </w:r>
-      <w:r>
-        <w:rPr>
-          <w:rStyle w:val="ImportTok"/>
-        </w:rPr>
-        <w:t xml:space="preserve">&lt;stdio.h&gt;</w:t>
-      </w:r>
-      <w:r>
-        <w:br/>
-      </w:r>
-      <w:r>
-        <w:rPr>
-          <w:rStyle w:val="PreprocessorTok"/>
-        </w:rPr>
-        <w:t xml:space="preserve">#include </w:t>
-      </w:r>
-      <w:r>
-        <w:rPr>
-          <w:rStyle w:val="ImportTok"/>
-        </w:rPr>
-        <w:t xml:space="preserve">&lt;stdbool.h&gt;</w:t>
-      </w:r>
-      <w:r>
-        <w:br/>
-      </w:r>
-      <w:r>
-        <w:br/>
-      </w:r>
-      <w:r>
-        <w:rPr>
-          <w:rStyle w:val="CommentTok"/>
-        </w:rPr>
-        <w:t xml:space="preserve">// Definition of the isPrime function</w:t>
-      </w:r>
-      <w:r>
-        <w:br/>
-      </w:r>
-      <w:r>
-        <w:rPr>
-          <w:rStyle w:val="DataTypeTok"/>
-        </w:rPr>
-        <w:t xml:space="preserve">bool</w:t>
-      </w:r>
-      <w:r>
-        <w:rPr>
-          <w:rStyle w:val="NormalTok"/>
-        </w:rPr>
-        <w:t xml:space="preserve"> isPrime</w:t>
-      </w:r>
-      <w:r>
-        <w:rPr>
-          <w:rStyle w:val="OperatorTok"/>
-        </w:rPr>
-        <w:t xml:space="preserve">(</w:t>
-      </w:r>
-      <w:r>
-        <w:rPr>
-          <w:rStyle w:val="DataTypeTok"/>
-        </w:rPr>
-        <w:t xml:space="preserve">int</w:t>
-      </w:r>
-      <w:r>
-        <w:rPr>
-          <w:rStyle w:val="NormalTok"/>
-        </w:rPr>
-        <w:t xml:space="preserve"> n</w:t>
-      </w:r>
-      <w:r>
-        <w:rPr>
-          <w:rStyle w:val="OperatorTok"/>
-        </w:rPr>
-        <w:t xml:space="preserve">)</w:t>
-      </w:r>
-      <w:r>
-        <w:rPr>
-          <w:rStyle w:val="NormalTok"/>
-        </w:rPr>
-        <w:t xml:space="preserve"> </w:t>
-      </w:r>
-      <w:r>
-        <w:rPr>
-          <w:rStyle w:val="OperatorTok"/>
-        </w:rPr>
-        <w:t xml:space="preserve">{</w:t>
-      </w:r>
-      <w:r>
-        <w:br/>
-      </w:r>
-      <w:r>
-        <w:rPr>
-          <w:rStyle w:val="NormalTok"/>
-        </w:rPr>
-        <w:t xml:space="preserve">    </w:t>
-      </w:r>
-      <w:r>
-        <w:rPr>
-          <w:rStyle w:val="ControlFlowTok"/>
-        </w:rPr>
-        <w:t xml:space="preserve">if</w:t>
-      </w:r>
-      <w:r>
-        <w:rPr>
-          <w:rStyle w:val="NormalTok"/>
-        </w:rPr>
-        <w:t xml:space="preserve"> </w:t>
-      </w:r>
-      <w:r>
-        <w:rPr>
-          <w:rStyle w:val="OperatorTok"/>
-        </w:rPr>
-        <w:t xml:space="preserve">(</w:t>
-      </w:r>
-      <w:r>
-        <w:rPr>
-          <w:rStyle w:val="NormalTok"/>
-        </w:rPr>
-        <w:t xml:space="preserve">n </w:t>
-      </w:r>
-      <w:r>
-        <w:rPr>
-          <w:rStyle w:val="OperatorTok"/>
-        </w:rPr>
-        <w:t xml:space="preserve">&lt;=</w:t>
-      </w:r>
-      <w:r>
-        <w:rPr>
-          <w:rStyle w:val="NormalTok"/>
-        </w:rPr>
-        <w:t xml:space="preserve"> </w:t>
-      </w:r>
-      <w:r>
-        <w:rPr>
-          <w:rStyle w:val="DecValTok"/>
-        </w:rPr>
-        <w:t xml:space="preserve">1</w:t>
-      </w:r>
-      <w:r>
-        <w:rPr>
-          <w:rStyle w:val="OperatorTok"/>
-        </w:rPr>
-        <w:t xml:space="preserve">)</w:t>
-      </w:r>
-      <w:r>
-        <w:br/>
-      </w:r>
-      <w:r>
-        <w:rPr>
-          <w:rStyle w:val="NormalTok"/>
-        </w:rPr>
-        <w:t xml:space="preserve">        </w:t>
-      </w:r>
-      <w:r>
-        <w:rPr>
-          <w:rStyle w:val="ControlFlowTok"/>
-        </w:rPr>
-        <w:t xml:space="preserve">return</w:t>
-      </w:r>
-      <w:r>
-        <w:rPr>
-          <w:rStyle w:val="NormalTok"/>
-        </w:rPr>
-        <w:t xml:space="preserve"> </w:t>
-      </w:r>
-      <w:r>
-        <w:rPr>
-          <w:rStyle w:val="KeywordTok"/>
-        </w:rPr>
-        <w:t xml:space="preserve">false</w:t>
-      </w:r>
-      <w:r>
-        <w:rPr>
-          <w:rStyle w:val="OperatorTok"/>
-        </w:rPr>
-        <w:t xml:space="preserve">;</w:t>
-      </w:r>
-      <w:r>
-        <w:br/>
-      </w:r>
-      <w:r>
-        <w:rPr>
-          <w:rStyle w:val="NormalTok"/>
-        </w:rPr>
-        <w:t xml:space="preserve">    </w:t>
-      </w:r>
-      <w:r>
-        <w:rPr>
-          <w:rStyle w:val="ControlFlowTok"/>
-        </w:rPr>
-        <w:t xml:space="preserve">for</w:t>
-      </w:r>
-      <w:r>
-        <w:rPr>
-          <w:rStyle w:val="NormalTok"/>
-        </w:rPr>
-        <w:t xml:space="preserve"> </w:t>
-      </w:r>
-      <w:r>
-        <w:rPr>
-          <w:rStyle w:val="OperatorTok"/>
-        </w:rPr>
-        <w:t xml:space="preserve">(</w:t>
-      </w:r>
-      <w:r>
-        <w:rPr>
-          <w:rStyle w:val="DataTypeTok"/>
-        </w:rPr>
-        <w:t xml:space="preserve">int</w:t>
-      </w:r>
-      <w:r>
-        <w:rPr>
-          <w:rStyle w:val="NormalTok"/>
-        </w:rPr>
-        <w:t xml:space="preserve"> i </w:t>
-      </w:r>
-      <w:r>
-        <w:rPr>
-          <w:rStyle w:val="OperatorTok"/>
-        </w:rPr>
-        <w:t xml:space="preserve">=</w:t>
-      </w:r>
-      <w:r>
-        <w:rPr>
-          <w:rStyle w:val="NormalTok"/>
-        </w:rPr>
-        <w:t xml:space="preserve"> </w:t>
-      </w:r>
-      <w:r>
-        <w:rPr>
-          <w:rStyle w:val="DecValTok"/>
-        </w:rPr>
-        <w:t xml:space="preserve">2</w:t>
-      </w:r>
-      <w:r>
-        <w:rPr>
-          <w:rStyle w:val="OperatorTok"/>
-        </w:rPr>
-        <w:t xml:space="preserve">;</w:t>
-      </w:r>
-      <w:r>
-        <w:rPr>
-          <w:rStyle w:val="NormalTok"/>
-        </w:rPr>
-        <w:t xml:space="preserve"> i </w:t>
-      </w:r>
-      <w:r>
-        <w:rPr>
-          <w:rStyle w:val="OperatorTok"/>
-        </w:rPr>
-        <w:t xml:space="preserve">*</w:t>
-      </w:r>
-      <w:r>
-        <w:rPr>
-          <w:rStyle w:val="NormalTok"/>
-        </w:rPr>
-        <w:t xml:space="preserve"> i </w:t>
-      </w:r>
-      <w:r>
-        <w:rPr>
-          <w:rStyle w:val="OperatorTok"/>
-        </w:rPr>
-        <w:t xml:space="preserve">&lt;=</w:t>
-      </w:r>
-      <w:r>
-        <w:rPr>
-          <w:rStyle w:val="NormalTok"/>
-        </w:rPr>
-        <w:t xml:space="preserve"> n</w:t>
-      </w:r>
-      <w:r>
-        <w:rPr>
-          <w:rStyle w:val="OperatorTok"/>
-        </w:rPr>
-        <w:t xml:space="preserve">;</w:t>
-      </w:r>
-      <w:r>
-        <w:rPr>
-          <w:rStyle w:val="NormalTok"/>
-        </w:rPr>
-        <w:t xml:space="preserve"> i</w:t>
-      </w:r>
-      <w:r>
-        <w:rPr>
-          <w:rStyle w:val="OperatorTok"/>
-        </w:rPr>
-        <w:t xml:space="preserve">++)</w:t>
-      </w:r>
-      <w:r>
-        <w:rPr>
-          <w:rStyle w:val="NormalTok"/>
-        </w:rPr>
-        <w:t xml:space="preserve"> </w:t>
-      </w:r>
-      <w:r>
-        <w:rPr>
-          <w:rStyle w:val="OperatorTok"/>
-        </w:rPr>
-        <w:t xml:space="preserve">{</w:t>
-      </w:r>
-      <w:r>
-        <w:br/>
-      </w:r>
-      <w:r>
-        <w:rPr>
-          <w:rStyle w:val="NormalTok"/>
-        </w:rPr>
-        <w:t xml:space="preserve">        </w:t>
-      </w:r>
-      <w:r>
-        <w:rPr>
-          <w:rStyle w:val="ControlFlowTok"/>
-        </w:rPr>
-        <w:t xml:space="preserve">if</w:t>
-      </w:r>
-      <w:r>
-        <w:rPr>
-          <w:rStyle w:val="NormalTok"/>
-        </w:rPr>
-        <w:t xml:space="preserve"> </w:t>
-      </w:r>
-      <w:r>
-        <w:rPr>
-          <w:rStyle w:val="OperatorTok"/>
-        </w:rPr>
-        <w:t xml:space="preserve">(</w:t>
-      </w:r>
-      <w:r>
-        <w:rPr>
-          <w:rStyle w:val="NormalTok"/>
-        </w:rPr>
-        <w:t xml:space="preserve">n </w:t>
-      </w:r>
-      <w:r>
-        <w:rPr>
-          <w:rStyle w:val="OperatorTok"/>
-        </w:rPr>
-        <w:t xml:space="preserve">%</w:t>
-      </w:r>
-      <w:r>
-        <w:rPr>
-          <w:rStyle w:val="NormalTok"/>
-        </w:rPr>
-        <w:t xml:space="preserve"> i </w:t>
-      </w:r>
-      <w:r>
-        <w:rPr>
-          <w:rStyle w:val="OperatorTok"/>
-        </w:rPr>
-        <w:t xml:space="preserve">==</w:t>
-      </w:r>
-      <w:r>
-        <w:rPr>
-          <w:rStyle w:val="NormalTok"/>
-        </w:rPr>
-        <w:t xml:space="preserve"> </w:t>
-      </w:r>
-      <w:r>
-        <w:rPr>
-          <w:rStyle w:val="DecValTok"/>
-        </w:rPr>
-        <w:t xml:space="preserve">0</w:t>
-      </w:r>
-      <w:r>
-        <w:rPr>
-          <w:rStyle w:val="OperatorTok"/>
-        </w:rPr>
-        <w:t xml:space="preserve">)</w:t>
-      </w:r>
-      <w:r>
-        <w:br/>
-      </w:r>
-      <w:r>
-        <w:rPr>
-          <w:rStyle w:val="NormalTok"/>
-        </w:rPr>
-        <w:t xml:space="preserve">            </w:t>
-      </w:r>
-      <w:r>
-        <w:rPr>
-          <w:rStyle w:val="ControlFlowTok"/>
-        </w:rPr>
-        <w:t xml:space="preserve">return</w:t>
-      </w:r>
-      <w:r>
-        <w:rPr>
-          <w:rStyle w:val="NormalTok"/>
-        </w:rPr>
-        <w:t xml:space="preserve"> </w:t>
-      </w:r>
-      <w:r>
-        <w:rPr>
-          <w:rStyle w:val="KeywordTok"/>
-        </w:rPr>
-        <w:t xml:space="preserve">false</w:t>
-      </w:r>
-      <w:r>
-        <w:rPr>
-          <w:rStyle w:val="OperatorTok"/>
-        </w:rPr>
-        <w:t xml:space="preserve">;</w:t>
-      </w:r>
-      <w:r>
-        <w:br/>
-      </w:r>
-      <w:r>
-        <w:rPr>
-          <w:rStyle w:val="NormalTok"/>
-        </w:rPr>
-        <w:t xml:space="preserve">    </w:t>
-      </w:r>
-      <w:r>
-        <w:rPr>
-          <w:rStyle w:val="OperatorTok"/>
-        </w:rPr>
-        <w:t xml:space="preserve">}</w:t>
-      </w:r>
-      <w:r>
-        <w:br/>
-      </w:r>
-      <w:r>
-        <w:rPr>
-          <w:rStyle w:val="NormalTok"/>
-        </w:rPr>
-        <w:t xml:space="preserve">    </w:t>
-      </w:r>
-      <w:r>
-        <w:rPr>
-          <w:rStyle w:val="ControlFlowTok"/>
-        </w:rPr>
-        <w:t xml:space="preserve">return</w:t>
-      </w:r>
-      <w:r>
-        <w:rPr>
-          <w:rStyle w:val="NormalTok"/>
-        </w:rPr>
-        <w:t xml:space="preserve"> </w:t>
-      </w:r>
-      <w:r>
-        <w:rPr>
-          <w:rStyle w:val="KeywordTok"/>
-        </w:rPr>
-        <w:t xml:space="preserve">true</w:t>
-      </w:r>
-      <w:r>
-        <w:rPr>
-          <w:rStyle w:val="OperatorTok"/>
-        </w:rPr>
-        <w:t xml:space="preserve">;</w:t>
-      </w:r>
-      <w:r>
-        <w:br/>
-      </w:r>
-      <w:r>
-        <w:rPr>
-          <w:rStyle w:val="OperatorTok"/>
-        </w:rPr>
-        <w:t xml:space="preserve">}</w:t>
-      </w:r>
-      <w:r>
-        <w:br/>
-      </w:r>
-      <w:r>
-        <w:br/>
-      </w:r>
-      <w:r>
-        <w:rPr>
-          <w:rStyle w:val="DataTypeTok"/>
-        </w:rPr>
-        <w:t xml:space="preserve">int</w:t>
-      </w:r>
-      <w:r>
-        <w:rPr>
-          <w:rStyle w:val="NormalTok"/>
-        </w:rPr>
-        <w:t xml:space="preserve"> main</w:t>
-      </w:r>
-      <w:r>
-        <w:rPr>
-          <w:rStyle w:val="OperatorTok"/>
-        </w:rPr>
-        <w:t xml:space="preserve">()</w:t>
-      </w:r>
-      <w:r>
-        <w:rPr>
-          <w:rStyle w:val="NormalTok"/>
-        </w:rPr>
-        <w:t xml:space="preserve"> </w:t>
-      </w:r>
-      <w:r>
-        <w:rPr>
-          <w:rStyle w:val="OperatorTok"/>
-        </w:rPr>
-        <w:t xml:space="preserve">{</w:t>
-      </w:r>
-      <w:r>
-        <w:br/>
-      </w:r>
-      <w:r>
-        <w:rPr>
-          <w:rStyle w:val="NormalTok"/>
-        </w:rPr>
-        <w:t xml:space="preserve">    </w:t>
-      </w:r>
-      <w:r>
-        <w:rPr>
-          <w:rStyle w:val="DataTypeTok"/>
-        </w:rPr>
-        <w:t xml:space="preserve">int</w:t>
-      </w:r>
-      <w:r>
-        <w:rPr>
-          <w:rStyle w:val="NormalTok"/>
-        </w:rPr>
-        <w:t xml:space="preserve"> num1 </w:t>
-      </w:r>
-      <w:r>
-        <w:rPr>
-          <w:rStyle w:val="OperatorTok"/>
-        </w:rPr>
-        <w:t xml:space="preserve">=</w:t>
-      </w:r>
-      <w:r>
-        <w:rPr>
-          <w:rStyle w:val="NormalTok"/>
-        </w:rPr>
-        <w:t xml:space="preserve"> </w:t>
-      </w:r>
-      <w:r>
-        <w:rPr>
-          <w:rStyle w:val="DecValTok"/>
-        </w:rPr>
-        <w:t xml:space="preserve">7</w:t>
-      </w:r>
-      <w:r>
-        <w:rPr>
-          <w:rStyle w:val="OperatorTok"/>
-        </w:rPr>
-        <w:t xml:space="preserve">;</w:t>
-      </w:r>
-      <w:r>
-        <w:br/>
-      </w:r>
-      <w:r>
-        <w:rPr>
-          <w:rStyle w:val="NormalTok"/>
-        </w:rPr>
-        <w:t xml:space="preserve">    </w:t>
-      </w:r>
-      <w:r>
-        <w:rPr>
-          <w:rStyle w:val="DataTypeTok"/>
-        </w:rPr>
-        <w:t xml:space="preserve">int</w:t>
-      </w:r>
-      <w:r>
-        <w:rPr>
-          <w:rStyle w:val="NormalTok"/>
-        </w:rPr>
-        <w:t xml:space="preserve"> num2 </w:t>
-      </w:r>
-      <w:r>
-        <w:rPr>
-          <w:rStyle w:val="OperatorTok"/>
-        </w:rPr>
-        <w:t xml:space="preserve">=</w:t>
-      </w:r>
-      <w:r>
-        <w:rPr>
-          <w:rStyle w:val="NormalTok"/>
-        </w:rPr>
-        <w:t xml:space="preserve"> </w:t>
-      </w:r>
-      <w:r>
-        <w:rPr>
-          <w:rStyle w:val="DecValTok"/>
-        </w:rPr>
-        <w:t xml:space="preserve">10</w:t>
-      </w:r>
-      <w:r>
-        <w:rPr>
-          <w:rStyle w:val="OperatorTok"/>
-        </w:rPr>
-        <w:t xml:space="preserve">;</w:t>
-      </w:r>
-      <w:r>
-        <w:br/>
-      </w:r>
-      <w:r>
-        <w:br/>
-      </w:r>
-      <w:r>
-        <w:rPr>
-          <w:rStyle w:val="NormalTok"/>
-        </w:rPr>
-        <w:t xml:space="preserve">    </w:t>
-      </w:r>
-      <w:r>
-        <w:rPr>
-          <w:rStyle w:val="CommentTok"/>
-        </w:rPr>
-        <w:t xml:space="preserve">// Example usage</w:t>
-      </w:r>
-      <w:r>
-        <w:br/>
-      </w:r>
-      <w:r>
-        <w:rPr>
-          <w:rStyle w:val="NormalTok"/>
-        </w:rPr>
-        <w:t xml:space="preserve">    </w:t>
-      </w:r>
-      <w:r>
-        <w:rPr>
-          <w:rStyle w:val="DataTypeTok"/>
-        </w:rPr>
-        <w:t xml:space="preserve">bool</w:t>
-      </w:r>
-      <w:r>
-        <w:rPr>
-          <w:rStyle w:val="NormalTok"/>
-        </w:rPr>
-        <w:t xml:space="preserve"> result1 </w:t>
-      </w:r>
-      <w:r>
-        <w:rPr>
-          <w:rStyle w:val="OperatorTok"/>
-        </w:rPr>
-        <w:t xml:space="preserve">=</w:t>
-      </w:r>
-      <w:r>
-        <w:rPr>
-          <w:rStyle w:val="NormalTok"/>
-        </w:rPr>
-        <w:t xml:space="preserve"> isPrime</w:t>
-      </w:r>
-      <w:r>
-        <w:rPr>
-          <w:rStyle w:val="OperatorTok"/>
-        </w:rPr>
-        <w:t xml:space="preserve">(</w:t>
-      </w:r>
-      <w:r>
-        <w:rPr>
-          <w:rStyle w:val="NormalTok"/>
-        </w:rPr>
-        <w:t xml:space="preserve">num1</w:t>
-      </w:r>
-      <w:r>
-        <w:rPr>
-          <w:rStyle w:val="OperatorTok"/>
-        </w:rPr>
-        <w:t xml:space="preserve">);</w:t>
-      </w:r>
-      <w:r>
-        <w:br/>
-      </w:r>
-      <w:r>
-        <w:rPr>
-          <w:rStyle w:val="NormalTok"/>
-        </w:rPr>
-        <w:t xml:space="preserve">    </w:t>
-      </w:r>
-      <w:r>
-        <w:rPr>
-          <w:rStyle w:val="DataTypeTok"/>
-        </w:rPr>
-        <w:t xml:space="preserve">bool</w:t>
-      </w:r>
-      <w:r>
-        <w:rPr>
-          <w:rStyle w:val="NormalTok"/>
-        </w:rPr>
-        <w:t xml:space="preserve"> result2 </w:t>
-      </w:r>
-      <w:r>
-        <w:rPr>
-          <w:rStyle w:val="OperatorTok"/>
-        </w:rPr>
-        <w:t xml:space="preserve">=</w:t>
-      </w:r>
-      <w:r>
-        <w:rPr>
-          <w:rStyle w:val="NormalTok"/>
-        </w:rPr>
-        <w:t xml:space="preserve"> isPrime</w:t>
-      </w:r>
-      <w:r>
-        <w:rPr>
-          <w:rStyle w:val="OperatorTok"/>
-        </w:rPr>
-        <w:t xml:space="preserve">(</w:t>
-      </w:r>
-      <w:r>
-        <w:rPr>
-          <w:rStyle w:val="NormalTok"/>
-        </w:rPr>
-        <w:t xml:space="preserve">num2</w:t>
-      </w:r>
-      <w:r>
-        <w:rPr>
-          <w:rStyle w:val="OperatorTok"/>
-        </w:rPr>
-        <w:t xml:space="preserve">);</w:t>
-      </w:r>
-      <w:r>
-        <w:br/>
-      </w:r>
-      <w:r>
-        <w:br/>
-      </w:r>
-      <w:r>
-        <w:rPr>
-          <w:rStyle w:val="NormalTok"/>
-        </w:rPr>
-        <w:t xml:space="preserve">    printf</w:t>
-      </w:r>
-      <w:r>
-        <w:rPr>
-          <w:rStyle w:val="OperatorTok"/>
-        </w:rPr>
-        <w:t xml:space="preserve">(</w:t>
-      </w:r>
-      <w:r>
-        <w:rPr>
-          <w:rStyle w:val="StringTok"/>
-        </w:rPr>
-        <w:t xml:space="preserve">"Is </w:t>
-      </w:r>
-      <w:r>
-        <w:rPr>
-          <w:rStyle w:val="SpecialCharTok"/>
-        </w:rPr>
-        <w:t xml:space="preserve">%d</w:t>
-      </w:r>
-      <w:r>
-        <w:rPr>
-          <w:rStyle w:val="StringTok"/>
-        </w:rPr>
-        <w:t xml:space="preserve"> a prime number? </w:t>
-      </w:r>
-      <w:r>
-        <w:rPr>
-          <w:rStyle w:val="SpecialCharTok"/>
-        </w:rPr>
-        <w:t xml:space="preserve">%s\n</w:t>
-      </w:r>
-      <w:r>
-        <w:rPr>
-          <w:rStyle w:val="StringTok"/>
-        </w:rPr>
-        <w:t xml:space="preserve">"</w:t>
-      </w:r>
-      <w:r>
-        <w:rPr>
-          <w:rStyle w:val="OperatorTok"/>
-        </w:rPr>
-        <w:t xml:space="preserve">,</w:t>
-      </w:r>
-      <w:r>
-        <w:rPr>
-          <w:rStyle w:val="NormalTok"/>
-        </w:rPr>
-        <w:t xml:space="preserve"> num1</w:t>
-      </w:r>
-      <w:r>
-        <w:rPr>
-          <w:rStyle w:val="OperatorTok"/>
-        </w:rPr>
-        <w:t xml:space="preserve">,</w:t>
-      </w:r>
-      <w:r>
-        <w:rPr>
-          <w:rStyle w:val="NormalTok"/>
-        </w:rPr>
-        <w:t xml:space="preserve"> result1 </w:t>
-      </w:r>
-      <w:r>
-        <w:rPr>
-          <w:rStyle w:val="OperatorTok"/>
-        </w:rPr>
-        <w:t xml:space="preserve">?</w:t>
-      </w:r>
-      <w:r>
-        <w:rPr>
-          <w:rStyle w:val="NormalTok"/>
-        </w:rPr>
-        <w:t xml:space="preserve"> </w:t>
-      </w:r>
-      <w:r>
-        <w:rPr>
-          <w:rStyle w:val="StringTok"/>
-        </w:rPr>
-        <w:t xml:space="preserve">"true"</w:t>
-      </w:r>
-      <w:r>
-        <w:rPr>
-          <w:rStyle w:val="NormalTok"/>
-        </w:rPr>
-        <w:t xml:space="preserve"> </w:t>
-      </w:r>
-      <w:r>
-        <w:rPr>
-          <w:rStyle w:val="OperatorTok"/>
-        </w:rPr>
-        <w:t xml:space="preserve">:</w:t>
-      </w:r>
-      <w:r>
-        <w:rPr>
-          <w:rStyle w:val="NormalTok"/>
-        </w:rPr>
-        <w:t xml:space="preserve"> </w:t>
-      </w:r>
-      <w:r>
-        <w:rPr>
-          <w:rStyle w:val="StringTok"/>
-        </w:rPr>
-        <w:t xml:space="preserve">"false"</w:t>
-      </w:r>
-      <w:r>
-        <w:rPr>
-          <w:rStyle w:val="OperatorTok"/>
-        </w:rPr>
-        <w:t xml:space="preserve">);</w:t>
-      </w:r>
-      <w:r>
-        <w:br/>
-      </w:r>
-      <w:r>
-        <w:rPr>
-          <w:rStyle w:val="NormalTok"/>
-        </w:rPr>
-        <w:t xml:space="preserve">    printf</w:t>
-      </w:r>
-      <w:r>
-        <w:rPr>
-          <w:rStyle w:val="OperatorTok"/>
-        </w:rPr>
-        <w:t xml:space="preserve">(</w:t>
-      </w:r>
-      <w:r>
-        <w:rPr>
-          <w:rStyle w:val="StringTok"/>
-        </w:rPr>
-        <w:t xml:space="preserve">"Is </w:t>
-      </w:r>
-      <w:r>
-        <w:rPr>
-          <w:rStyle w:val="SpecialCharTok"/>
-        </w:rPr>
-        <w:t xml:space="preserve">%d</w:t>
-      </w:r>
-      <w:r>
-        <w:rPr>
-          <w:rStyle w:val="StringTok"/>
-        </w:rPr>
-        <w:t xml:space="preserve"> a prime number? </w:t>
-      </w:r>
-      <w:r>
-        <w:rPr>
-          <w:rStyle w:val="SpecialCharTok"/>
-        </w:rPr>
-        <w:t xml:space="preserve">%s\n</w:t>
-      </w:r>
-      <w:r>
-        <w:rPr>
-          <w:rStyle w:val="StringTok"/>
-        </w:rPr>
-        <w:t xml:space="preserve">"</w:t>
-      </w:r>
-      <w:r>
-        <w:rPr>
-          <w:rStyle w:val="OperatorTok"/>
-        </w:rPr>
-        <w:t xml:space="preserve">,</w:t>
-      </w:r>
-      <w:r>
-        <w:rPr>
-          <w:rStyle w:val="NormalTok"/>
-        </w:rPr>
-        <w:t xml:space="preserve"> num2</w:t>
-      </w:r>
-      <w:r>
-        <w:rPr>
-          <w:rStyle w:val="OperatorTok"/>
-        </w:rPr>
-        <w:t xml:space="preserve">,</w:t>
-      </w:r>
-      <w:r>
-        <w:rPr>
-          <w:rStyle w:val="NormalTok"/>
-        </w:rPr>
-        <w:t xml:space="preserve"> result2 </w:t>
-      </w:r>
-      <w:r>
-        <w:rPr>
-          <w:rStyle w:val="OperatorTok"/>
-        </w:rPr>
-        <w:t xml:space="preserve">?</w:t>
-      </w:r>
-      <w:r>
-        <w:rPr>
-          <w:rStyle w:val="NormalTok"/>
-        </w:rPr>
-        <w:t xml:space="preserve"> </w:t>
-      </w:r>
-      <w:r>
-        <w:rPr>
-          <w:rStyle w:val="StringTok"/>
-        </w:rPr>
-        <w:t xml:space="preserve">"true"</w:t>
-      </w:r>
-      <w:r>
-        <w:rPr>
-          <w:rStyle w:val="NormalTok"/>
-        </w:rPr>
-        <w:t xml:space="preserve"> </w:t>
-      </w:r>
-      <w:r>
-        <w:rPr>
-          <w:rStyle w:val="OperatorTok"/>
-        </w:rPr>
-        <w:t xml:space="preserve">:</w:t>
-      </w:r>
-      <w:r>
-        <w:rPr>
-          <w:rStyle w:val="NormalTok"/>
-        </w:rPr>
-        <w:t xml:space="preserve"> </w:t>
-      </w:r>
-      <w:r>
-        <w:rPr>
-          <w:rStyle w:val="StringTok"/>
-        </w:rPr>
-        <w:t xml:space="preserve">"false"</w:t>
-      </w:r>
-      <w:r>
-        <w:rPr>
-          <w:rStyle w:val="OperatorTok"/>
-        </w:rPr>
-        <w:t xml:space="preserve">);</w:t>
-      </w:r>
-      <w:r>
-        <w:br/>
-      </w:r>
-      <w:r>
-        <w:br/>
-      </w:r>
-      <w:r>
-        <w:rPr>
-          <w:rStyle w:val="NormalTok"/>
-        </w:rPr>
-        <w:t xml:space="preserve">    </w:t>
-      </w:r>
-      <w:r>
-        <w:rPr>
-          <w:rStyle w:val="ControlFlowTok"/>
-        </w:rPr>
-        <w:t xml:space="preserve">return</w:t>
-      </w:r>
-      <w:r>
-        <w:rPr>
-          <w:rStyle w:val="NormalTok"/>
-        </w:rPr>
-        <w:t xml:space="preserve"> </w:t>
-      </w:r>
-      <w:r>
-        <w:rPr>
-          <w:rStyle w:val="DecValTok"/>
-        </w:rPr>
-        <w:t xml:space="preserve">0</w:t>
-      </w:r>
-      <w:r>
-        <w:rPr>
-          <w:rStyle w:val="OperatorTok"/>
-        </w:rPr>
-        <w:t xml:space="preserve">;</w:t>
-      </w:r>
-      <w:r>
-        <w:br/>
-      </w:r>
-      <w:r>
-        <w:rPr>
-          <w:rStyle w:val="OperatorTok"/>
-        </w:rPr>
-        <w:t xml:space="preserve">}</w:t>
+        <w:pStyle w:val="FirstParagraph"/>
+      </w:pPr>
+      <w:r>
+        <w:t xml:space="preserve">The following C code demonstrates how to use the</w:t>
+      </w:r>
+      <w:r>
+        <w:t xml:space="preserve"> </w:t>
+      </w:r>
+      <w:r>
+        <w:rPr>
+          <w:rStyle w:val="VerbatimChar"/>
+        </w:rPr>
+        <w:t xml:space="preserve">isPrime</w:t>
+      </w:r>
+      <w:r>
+        <w:t xml:space="preserve"> </w:t>
+      </w:r>
+      <w:r>
+        <w:t xml:space="preserve">function.</w:t>
       </w:r>
     </w:p>
     <w:p>
       <w:pPr>
+        <w:pStyle w:val="SourceCode"/>
+      </w:pPr>
+      <w:r>
+        <w:rPr>
+          <w:rStyle w:val="PreprocessorTok"/>
+        </w:rPr>
+        <w:t xml:space="preserve">#include </w:t>
+      </w:r>
+      <w:r>
+        <w:rPr>
+          <w:rStyle w:val="ImportTok"/>
+        </w:rPr>
+        <w:t xml:space="preserve">&lt;stdio.h&gt;</w:t>
+      </w:r>
+      <w:r>
+        <w:br/>
+      </w:r>
+      <w:r>
+        <w:rPr>
+          <w:rStyle w:val="PreprocessorTok"/>
+        </w:rPr>
+        <w:t xml:space="preserve">#include </w:t>
+      </w:r>
+      <w:r>
+        <w:rPr>
+          <w:rStyle w:val="ImportTok"/>
+        </w:rPr>
+        <w:t xml:space="preserve">&lt;stdbool.h&gt;</w:t>
+      </w:r>
+      <w:r>
+        <w:br/>
+      </w:r>
+      <w:r>
+        <w:br/>
+      </w:r>
+      <w:r>
+        <w:rPr>
+          <w:rStyle w:val="CommentTok"/>
+        </w:rPr>
+        <w:t xml:space="preserve">// Assuming the isPrime function is defined here or included</w:t>
+      </w:r>
+      <w:r>
+        <w:br/>
+      </w:r>
+      <w:r>
+        <w:rPr>
+          <w:rStyle w:val="DataTypeTok"/>
+        </w:rPr>
+        <w:t xml:space="preserve">bool</w:t>
+      </w:r>
+      <w:r>
+        <w:rPr>
+          <w:rStyle w:val="NormalTok"/>
+        </w:rPr>
+        <w:t xml:space="preserve"> isPrime</w:t>
+      </w:r>
+      <w:r>
+        <w:rPr>
+          <w:rStyle w:val="OperatorTok"/>
+        </w:rPr>
+        <w:t xml:space="preserve">(</w:t>
+      </w:r>
+      <w:r>
+        <w:rPr>
+          <w:rStyle w:val="DataTypeTok"/>
+        </w:rPr>
+        <w:t xml:space="preserve">int</w:t>
+      </w:r>
+      <w:r>
+        <w:rPr>
+          <w:rStyle w:val="NormalTok"/>
+        </w:rPr>
+        <w:t xml:space="preserve"> n</w:t>
+      </w:r>
+      <w:r>
+        <w:rPr>
+          <w:rStyle w:val="OperatorTok"/>
+        </w:rPr>
+        <w:t xml:space="preserve">)</w:t>
+      </w:r>
+      <w:r>
+        <w:rPr>
+          <w:rStyle w:val="NormalTok"/>
+        </w:rPr>
+        <w:t xml:space="preserve"> </w:t>
+      </w:r>
+      <w:r>
+        <w:rPr>
+          <w:rStyle w:val="OperatorTok"/>
+        </w:rPr>
+        <w:t xml:space="preserve">{</w:t>
+      </w:r>
+      <w:r>
+        <w:br/>
+      </w:r>
+      <w:r>
+        <w:rPr>
+          <w:rStyle w:val="NormalTok"/>
+        </w:rPr>
+        <w:t xml:space="preserve">    </w:t>
+      </w:r>
+      <w:r>
+        <w:rPr>
+          <w:rStyle w:val="ControlFlowTok"/>
+        </w:rPr>
+        <w:t xml:space="preserve">if</w:t>
+      </w:r>
+      <w:r>
+        <w:rPr>
+          <w:rStyle w:val="NormalTok"/>
+        </w:rPr>
+        <w:t xml:space="preserve"> </w:t>
+      </w:r>
+      <w:r>
+        <w:rPr>
+          <w:rStyle w:val="OperatorTok"/>
+        </w:rPr>
+        <w:t xml:space="preserve">(</w:t>
+      </w:r>
+      <w:r>
+        <w:rPr>
+          <w:rStyle w:val="NormalTok"/>
+        </w:rPr>
+        <w:t xml:space="preserve">n </w:t>
+      </w:r>
+      <w:r>
+        <w:rPr>
+          <w:rStyle w:val="OperatorTok"/>
+        </w:rPr>
+        <w:t xml:space="preserve">&lt;=</w:t>
+      </w:r>
+      <w:r>
+        <w:rPr>
+          <w:rStyle w:val="NormalTok"/>
+        </w:rPr>
+        <w:t xml:space="preserve"> </w:t>
+      </w:r>
+      <w:r>
+        <w:rPr>
+          <w:rStyle w:val="DecValTok"/>
+        </w:rPr>
+        <w:t xml:space="preserve">1</w:t>
+      </w:r>
+      <w:r>
+        <w:rPr>
+          <w:rStyle w:val="OperatorTok"/>
+        </w:rPr>
+        <w:t xml:space="preserve">)</w:t>
+      </w:r>
+      <w:r>
+        <w:br/>
+      </w:r>
+      <w:r>
+        <w:rPr>
+          <w:rStyle w:val="NormalTok"/>
+        </w:rPr>
+        <w:t xml:space="preserve">        </w:t>
+      </w:r>
+      <w:r>
+        <w:rPr>
+          <w:rStyle w:val="ControlFlowTok"/>
+        </w:rPr>
+        <w:t xml:space="preserve">return</w:t>
+      </w:r>
+      <w:r>
+        <w:rPr>
+          <w:rStyle w:val="NormalTok"/>
+        </w:rPr>
+        <w:t xml:space="preserve"> </w:t>
+      </w:r>
+      <w:r>
+        <w:rPr>
+          <w:rStyle w:val="KeywordTok"/>
+        </w:rPr>
+        <w:t xml:space="preserve">false</w:t>
+      </w:r>
+      <w:r>
+        <w:rPr>
+          <w:rStyle w:val="OperatorTok"/>
+        </w:rPr>
+        <w:t xml:space="preserve">;</w:t>
+      </w:r>
+      <w:r>
+        <w:br/>
+      </w:r>
+      <w:r>
+        <w:rPr>
+          <w:rStyle w:val="NormalTok"/>
+        </w:rPr>
+        <w:t xml:space="preserve">    </w:t>
+      </w:r>
+      <w:r>
+        <w:rPr>
+          <w:rStyle w:val="ControlFlowTok"/>
+        </w:rPr>
+        <w:t xml:space="preserve">for</w:t>
+      </w:r>
+      <w:r>
+        <w:rPr>
+          <w:rStyle w:val="NormalTok"/>
+        </w:rPr>
+        <w:t xml:space="preserve"> </w:t>
+      </w:r>
+      <w:r>
+        <w:rPr>
+          <w:rStyle w:val="OperatorTok"/>
+        </w:rPr>
+        <w:t xml:space="preserve">(</w:t>
+      </w:r>
+      <w:r>
+        <w:rPr>
+          <w:rStyle w:val="DataTypeTok"/>
+        </w:rPr>
+        <w:t xml:space="preserve">int</w:t>
+      </w:r>
+      <w:r>
+        <w:rPr>
+          <w:rStyle w:val="NormalTok"/>
+        </w:rPr>
+        <w:t xml:space="preserve"> i </w:t>
+      </w:r>
+      <w:r>
+        <w:rPr>
+          <w:rStyle w:val="OperatorTok"/>
+        </w:rPr>
+        <w:t xml:space="preserve">=</w:t>
+      </w:r>
+      <w:r>
+        <w:rPr>
+          <w:rStyle w:val="NormalTok"/>
+        </w:rPr>
+        <w:t xml:space="preserve"> </w:t>
+      </w:r>
+      <w:r>
+        <w:rPr>
+          <w:rStyle w:val="DecValTok"/>
+        </w:rPr>
+        <w:t xml:space="preserve">2</w:t>
+      </w:r>
+      <w:r>
+        <w:rPr>
+          <w:rStyle w:val="OperatorTok"/>
+        </w:rPr>
+        <w:t xml:space="preserve">;</w:t>
+      </w:r>
+      <w:r>
+        <w:rPr>
+          <w:rStyle w:val="NormalTok"/>
+        </w:rPr>
+        <w:t xml:space="preserve"> i </w:t>
+      </w:r>
+      <w:r>
+        <w:rPr>
+          <w:rStyle w:val="OperatorTok"/>
+        </w:rPr>
+        <w:t xml:space="preserve">*</w:t>
+      </w:r>
+      <w:r>
+        <w:rPr>
+          <w:rStyle w:val="NormalTok"/>
+        </w:rPr>
+        <w:t xml:space="preserve"> i </w:t>
+      </w:r>
+      <w:r>
+        <w:rPr>
+          <w:rStyle w:val="OperatorTok"/>
+        </w:rPr>
+        <w:t xml:space="preserve">&lt;=</w:t>
+      </w:r>
+      <w:r>
+        <w:rPr>
+          <w:rStyle w:val="NormalTok"/>
+        </w:rPr>
+        <w:t xml:space="preserve"> n</w:t>
+      </w:r>
+      <w:r>
+        <w:rPr>
+          <w:rStyle w:val="OperatorTok"/>
+        </w:rPr>
+        <w:t xml:space="preserve">;</w:t>
+      </w:r>
+      <w:r>
+        <w:rPr>
+          <w:rStyle w:val="NormalTok"/>
+        </w:rPr>
+        <w:t xml:space="preserve"> i</w:t>
+      </w:r>
+      <w:r>
+        <w:rPr>
+          <w:rStyle w:val="OperatorTok"/>
+        </w:rPr>
+        <w:t xml:space="preserve">++)</w:t>
+      </w:r>
+      <w:r>
+        <w:rPr>
+          <w:rStyle w:val="NormalTok"/>
+        </w:rPr>
+        <w:t xml:space="preserve"> </w:t>
+      </w:r>
+      <w:r>
+        <w:rPr>
+          <w:rStyle w:val="OperatorTok"/>
+        </w:rPr>
+        <w:t xml:space="preserve">{</w:t>
+      </w:r>
+      <w:r>
+        <w:br/>
+      </w:r>
+      <w:r>
+        <w:rPr>
+          <w:rStyle w:val="NormalTok"/>
+        </w:rPr>
+        <w:t xml:space="preserve">        </w:t>
+      </w:r>
+      <w:r>
+        <w:rPr>
+          <w:rStyle w:val="ControlFlowTok"/>
+        </w:rPr>
+        <w:t xml:space="preserve">if</w:t>
+      </w:r>
+      <w:r>
+        <w:rPr>
+          <w:rStyle w:val="NormalTok"/>
+        </w:rPr>
+        <w:t xml:space="preserve"> </w:t>
+      </w:r>
+      <w:r>
+        <w:rPr>
+          <w:rStyle w:val="OperatorTok"/>
+        </w:rPr>
+        <w:t xml:space="preserve">(</w:t>
+      </w:r>
+      <w:r>
+        <w:rPr>
+          <w:rStyle w:val="NormalTok"/>
+        </w:rPr>
+        <w:t xml:space="preserve">n </w:t>
+      </w:r>
+      <w:r>
+        <w:rPr>
+          <w:rStyle w:val="OperatorTok"/>
+        </w:rPr>
+        <w:t xml:space="preserve">%</w:t>
+      </w:r>
+      <w:r>
+        <w:rPr>
+          <w:rStyle w:val="NormalTok"/>
+        </w:rPr>
+        <w:t xml:space="preserve"> i </w:t>
+      </w:r>
+      <w:r>
+        <w:rPr>
+          <w:rStyle w:val="OperatorTok"/>
+        </w:rPr>
+        <w:t xml:space="preserve">==</w:t>
+      </w:r>
+      <w:r>
+        <w:rPr>
+          <w:rStyle w:val="NormalTok"/>
+        </w:rPr>
+        <w:t xml:space="preserve"> </w:t>
+      </w:r>
+      <w:r>
+        <w:rPr>
+          <w:rStyle w:val="DecValTok"/>
+        </w:rPr>
+        <w:t xml:space="preserve">0</w:t>
+      </w:r>
+      <w:r>
+        <w:rPr>
+          <w:rStyle w:val="OperatorTok"/>
+        </w:rPr>
+        <w:t xml:space="preserve">)</w:t>
+      </w:r>
+      <w:r>
+        <w:br/>
+      </w:r>
+      <w:r>
+        <w:rPr>
+          <w:rStyle w:val="NormalTok"/>
+        </w:rPr>
+        <w:t xml:space="preserve">            </w:t>
+      </w:r>
+      <w:r>
+        <w:rPr>
+          <w:rStyle w:val="ControlFlowTok"/>
+        </w:rPr>
+        <w:t xml:space="preserve">return</w:t>
+      </w:r>
+      <w:r>
+        <w:rPr>
+          <w:rStyle w:val="NormalTok"/>
+        </w:rPr>
+        <w:t xml:space="preserve"> </w:t>
+      </w:r>
+      <w:r>
+        <w:rPr>
+          <w:rStyle w:val="KeywordTok"/>
+        </w:rPr>
+        <w:t xml:space="preserve">false</w:t>
+      </w:r>
+      <w:r>
+        <w:rPr>
+          <w:rStyle w:val="OperatorTok"/>
+        </w:rPr>
+        <w:t xml:space="preserve">;</w:t>
+      </w:r>
+      <w:r>
+        <w:br/>
+      </w:r>
+      <w:r>
+        <w:rPr>
+          <w:rStyle w:val="NormalTok"/>
+        </w:rPr>
+        <w:t xml:space="preserve">    </w:t>
+      </w:r>
+      <w:r>
+        <w:rPr>
+          <w:rStyle w:val="OperatorTok"/>
+        </w:rPr>
+        <w:t xml:space="preserve">}</w:t>
+      </w:r>
+      <w:r>
+        <w:br/>
+      </w:r>
+      <w:r>
+        <w:rPr>
+          <w:rStyle w:val="NormalTok"/>
+        </w:rPr>
+        <w:t xml:space="preserve">    </w:t>
+      </w:r>
+      <w:r>
+        <w:rPr>
+          <w:rStyle w:val="ControlFlowTok"/>
+        </w:rPr>
+        <w:t xml:space="preserve">return</w:t>
+      </w:r>
+      <w:r>
+        <w:rPr>
+          <w:rStyle w:val="NormalTok"/>
+        </w:rPr>
+        <w:t xml:space="preserve"> </w:t>
+      </w:r>
+      <w:r>
+        <w:rPr>
+          <w:rStyle w:val="KeywordTok"/>
+        </w:rPr>
+        <w:t xml:space="preserve">true</w:t>
+      </w:r>
+      <w:r>
+        <w:rPr>
+          <w:rStyle w:val="OperatorTok"/>
+        </w:rPr>
+        <w:t xml:space="preserve">;</w:t>
+      </w:r>
+      <w:r>
+        <w:br/>
+      </w:r>
+      <w:r>
+        <w:rPr>
+          <w:rStyle w:val="OperatorTok"/>
+        </w:rPr>
+        <w:t xml:space="preserve">}</w:t>
+      </w:r>
+      <w:r>
+        <w:br/>
+      </w:r>
+      <w:r>
+        <w:br/>
+      </w:r>
+      <w:r>
+        <w:rPr>
+          <w:rStyle w:val="DataTypeTok"/>
+        </w:rPr>
+        <w:t xml:space="preserve">int</w:t>
+      </w:r>
+      <w:r>
+        <w:rPr>
+          <w:rStyle w:val="NormalTok"/>
+        </w:rPr>
+        <w:t xml:space="preserve"> main</w:t>
+      </w:r>
+      <w:r>
+        <w:rPr>
+          <w:rStyle w:val="OperatorTok"/>
+        </w:rPr>
+        <w:t xml:space="preserve">()</w:t>
+      </w:r>
+      <w:r>
+        <w:rPr>
+          <w:rStyle w:val="NormalTok"/>
+        </w:rPr>
+        <w:t xml:space="preserve"> </w:t>
+      </w:r>
+      <w:r>
+        <w:rPr>
+          <w:rStyle w:val="OperatorTok"/>
+        </w:rPr>
+        <w:t xml:space="preserve">{</w:t>
+      </w:r>
+      <w:r>
+        <w:br/>
+      </w:r>
+      <w:r>
+        <w:rPr>
+          <w:rStyle w:val="NormalTok"/>
+        </w:rPr>
+        <w:t xml:space="preserve">    </w:t>
+      </w:r>
+      <w:r>
+        <w:rPr>
+          <w:rStyle w:val="DataTypeTok"/>
+        </w:rPr>
+        <w:t xml:space="preserve">int</w:t>
+      </w:r>
+      <w:r>
+        <w:rPr>
+          <w:rStyle w:val="NormalTok"/>
+        </w:rPr>
+        <w:t xml:space="preserve"> number1 </w:t>
+      </w:r>
+      <w:r>
+        <w:rPr>
+          <w:rStyle w:val="OperatorTok"/>
+        </w:rPr>
+        <w:t xml:space="preserve">=</w:t>
+      </w:r>
+      <w:r>
+        <w:rPr>
+          <w:rStyle w:val="NormalTok"/>
+        </w:rPr>
+        <w:t xml:space="preserve"> </w:t>
+      </w:r>
+      <w:r>
+        <w:rPr>
+          <w:rStyle w:val="DecValTok"/>
+        </w:rPr>
+        <w:t xml:space="preserve">17</w:t>
+      </w:r>
+      <w:r>
+        <w:rPr>
+          <w:rStyle w:val="OperatorTok"/>
+        </w:rPr>
+        <w:t xml:space="preserve">;</w:t>
+      </w:r>
+      <w:r>
+        <w:br/>
+      </w:r>
+      <w:r>
+        <w:rPr>
+          <w:rStyle w:val="NormalTok"/>
+        </w:rPr>
+        <w:t xml:space="preserve">    </w:t>
+      </w:r>
+      <w:r>
+        <w:rPr>
+          <w:rStyle w:val="DataTypeTok"/>
+        </w:rPr>
+        <w:t xml:space="preserve">int</w:t>
+      </w:r>
+      <w:r>
+        <w:rPr>
+          <w:rStyle w:val="NormalTok"/>
+        </w:rPr>
+        <w:t xml:space="preserve"> number2 </w:t>
+      </w:r>
+      <w:r>
+        <w:rPr>
+          <w:rStyle w:val="OperatorTok"/>
+        </w:rPr>
+        <w:t xml:space="preserve">=</w:t>
+      </w:r>
+      <w:r>
+        <w:rPr>
+          <w:rStyle w:val="NormalTok"/>
+        </w:rPr>
+        <w:t xml:space="preserve"> </w:t>
+      </w:r>
+      <w:r>
+        <w:rPr>
+          <w:rStyle w:val="DecValTok"/>
+        </w:rPr>
+        <w:t xml:space="preserve">18</w:t>
+      </w:r>
+      <w:r>
+        <w:rPr>
+          <w:rStyle w:val="OperatorTok"/>
+        </w:rPr>
+        <w:t xml:space="preserve">;</w:t>
+      </w:r>
+      <w:r>
+        <w:br/>
+      </w:r>
+      <w:r>
+        <w:br/>
+      </w:r>
+      <w:r>
+        <w:rPr>
+          <w:rStyle w:val="NormalTok"/>
+        </w:rPr>
+        <w:t xml:space="preserve">    </w:t>
+      </w:r>
+      <w:r>
+        <w:rPr>
+          <w:rStyle w:val="ControlFlowTok"/>
+        </w:rPr>
+        <w:t xml:space="preserve">if</w:t>
+      </w:r>
+      <w:r>
+        <w:rPr>
+          <w:rStyle w:val="NormalTok"/>
+        </w:rPr>
+        <w:t xml:space="preserve"> </w:t>
+      </w:r>
+      <w:r>
+        <w:rPr>
+          <w:rStyle w:val="OperatorTok"/>
+        </w:rPr>
+        <w:t xml:space="preserve">(</w:t>
+      </w:r>
+      <w:r>
+        <w:rPr>
+          <w:rStyle w:val="NormalTok"/>
+        </w:rPr>
+        <w:t xml:space="preserve">isPrime</w:t>
+      </w:r>
+      <w:r>
+        <w:rPr>
+          <w:rStyle w:val="OperatorTok"/>
+        </w:rPr>
+        <w:t xml:space="preserve">(</w:t>
+      </w:r>
+      <w:r>
+        <w:rPr>
+          <w:rStyle w:val="NormalTok"/>
+        </w:rPr>
+        <w:t xml:space="preserve">number1</w:t>
+      </w:r>
+      <w:r>
+        <w:rPr>
+          <w:rStyle w:val="OperatorTok"/>
+        </w:rPr>
+        <w:t xml:space="preserve">))</w:t>
+      </w:r>
+      <w:r>
+        <w:rPr>
+          <w:rStyle w:val="NormalTok"/>
+        </w:rPr>
+        <w:t xml:space="preserve"> </w:t>
+      </w:r>
+      <w:r>
+        <w:rPr>
+          <w:rStyle w:val="OperatorTok"/>
+        </w:rPr>
+        <w:t xml:space="preserve">{</w:t>
+      </w:r>
+      <w:r>
+        <w:br/>
+      </w:r>
+      <w:r>
+        <w:rPr>
+          <w:rStyle w:val="NormalTok"/>
+        </w:rPr>
+        <w:t xml:space="preserve">        printf</w:t>
+      </w:r>
+      <w:r>
+        <w:rPr>
+          <w:rStyle w:val="OperatorTok"/>
+        </w:rPr>
+        <w:t xml:space="preserve">(</w:t>
+      </w:r>
+      <w:r>
+        <w:rPr>
+          <w:rStyle w:val="StringTok"/>
+        </w:rPr>
+        <w:t xml:space="preserve">"</w:t>
+      </w:r>
+      <w:r>
+        <w:rPr>
+          <w:rStyle w:val="SpecialCharTok"/>
+        </w:rPr>
+        <w:t xml:space="preserve">%d</w:t>
+      </w:r>
+      <w:r>
+        <w:rPr>
+          <w:rStyle w:val="StringTok"/>
+        </w:rPr>
+        <w:t xml:space="preserve"> is a prime number.</w:t>
+      </w:r>
+      <w:r>
+        <w:rPr>
+          <w:rStyle w:val="SpecialCharTok"/>
+        </w:rPr>
+        <w:t xml:space="preserve">\n</w:t>
+      </w:r>
+      <w:r>
+        <w:rPr>
+          <w:rStyle w:val="StringTok"/>
+        </w:rPr>
+        <w:t xml:space="preserve">"</w:t>
+      </w:r>
+      <w:r>
+        <w:rPr>
+          <w:rStyle w:val="OperatorTok"/>
+        </w:rPr>
+        <w:t xml:space="preserve">,</w:t>
+      </w:r>
+      <w:r>
+        <w:rPr>
+          <w:rStyle w:val="NormalTok"/>
+        </w:rPr>
+        <w:t xml:space="preserve"> number1</w:t>
+      </w:r>
+      <w:r>
+        <w:rPr>
+          <w:rStyle w:val="OperatorTok"/>
+        </w:rPr>
+        <w:t xml:space="preserve">);</w:t>
+      </w:r>
+      <w:r>
+        <w:br/>
+      </w:r>
+      <w:r>
+        <w:rPr>
+          <w:rStyle w:val="NormalTok"/>
+        </w:rPr>
+        <w:t xml:space="preserve">    </w:t>
+      </w:r>
+      <w:r>
+        <w:rPr>
+          <w:rStyle w:val="OperatorTok"/>
+        </w:rPr>
+        <w:t xml:space="preserve">}</w:t>
+      </w:r>
+      <w:r>
+        <w:rPr>
+          <w:rStyle w:val="NormalTok"/>
+        </w:rPr>
+        <w:t xml:space="preserve"> </w:t>
+      </w:r>
+      <w:r>
+        <w:rPr>
+          <w:rStyle w:val="ControlFlowTok"/>
+        </w:rPr>
+        <w:t xml:space="preserve">else</w:t>
+      </w:r>
+      <w:r>
+        <w:rPr>
+          <w:rStyle w:val="NormalTok"/>
+        </w:rPr>
+        <w:t xml:space="preserve"> </w:t>
+      </w:r>
+      <w:r>
+        <w:rPr>
+          <w:rStyle w:val="OperatorTok"/>
+        </w:rPr>
+        <w:t xml:space="preserve">{</w:t>
+      </w:r>
+      <w:r>
+        <w:br/>
+      </w:r>
+      <w:r>
+        <w:rPr>
+          <w:rStyle w:val="NormalTok"/>
+        </w:rPr>
+        <w:t xml:space="preserve">        printf</w:t>
+      </w:r>
+      <w:r>
+        <w:rPr>
+          <w:rStyle w:val="OperatorTok"/>
+        </w:rPr>
+        <w:t xml:space="preserve">(</w:t>
+      </w:r>
+      <w:r>
+        <w:rPr>
+          <w:rStyle w:val="StringTok"/>
+        </w:rPr>
+        <w:t xml:space="preserve">"</w:t>
+      </w:r>
+      <w:r>
+        <w:rPr>
+          <w:rStyle w:val="SpecialCharTok"/>
+        </w:rPr>
+        <w:t xml:space="preserve">%d</w:t>
+      </w:r>
+      <w:r>
+        <w:rPr>
+          <w:rStyle w:val="StringTok"/>
+        </w:rPr>
+        <w:t xml:space="preserve"> is not a prime number.</w:t>
+      </w:r>
+      <w:r>
+        <w:rPr>
+          <w:rStyle w:val="SpecialCharTok"/>
+        </w:rPr>
+        <w:t xml:space="preserve">\n</w:t>
+      </w:r>
+      <w:r>
+        <w:rPr>
+          <w:rStyle w:val="StringTok"/>
+        </w:rPr>
+        <w:t xml:space="preserve">"</w:t>
+      </w:r>
+      <w:r>
+        <w:rPr>
+          <w:rStyle w:val="OperatorTok"/>
+        </w:rPr>
+        <w:t xml:space="preserve">,</w:t>
+      </w:r>
+      <w:r>
+        <w:rPr>
+          <w:rStyle w:val="NormalTok"/>
+        </w:rPr>
+        <w:t xml:space="preserve"> number1</w:t>
+      </w:r>
+      <w:r>
+        <w:rPr>
+          <w:rStyle w:val="OperatorTok"/>
+        </w:rPr>
+        <w:t xml:space="preserve">);</w:t>
+      </w:r>
+      <w:r>
+        <w:br/>
+      </w:r>
+      <w:r>
+        <w:rPr>
+          <w:rStyle w:val="NormalTok"/>
+        </w:rPr>
+        <w:t xml:space="preserve">    </w:t>
+      </w:r>
+      <w:r>
+        <w:rPr>
+          <w:rStyle w:val="OperatorTok"/>
+        </w:rPr>
+        <w:t xml:space="preserve">}</w:t>
+      </w:r>
+      <w:r>
+        <w:br/>
+      </w:r>
+      <w:r>
+        <w:br/>
+      </w:r>
+      <w:r>
+        <w:rPr>
+          <w:rStyle w:val="NormalTok"/>
+        </w:rPr>
+        <w:t xml:space="preserve">    </w:t>
+      </w:r>
+      <w:r>
+        <w:rPr>
+          <w:rStyle w:val="ControlFlowTok"/>
+        </w:rPr>
+        <w:t xml:space="preserve">if</w:t>
+      </w:r>
+      <w:r>
+        <w:rPr>
+          <w:rStyle w:val="NormalTok"/>
+        </w:rPr>
+        <w:t xml:space="preserve"> </w:t>
+      </w:r>
+      <w:r>
+        <w:rPr>
+          <w:rStyle w:val="OperatorTok"/>
+        </w:rPr>
+        <w:t xml:space="preserve">(</w:t>
+      </w:r>
+      <w:r>
+        <w:rPr>
+          <w:rStyle w:val="NormalTok"/>
+        </w:rPr>
+        <w:t xml:space="preserve">isPrime</w:t>
+      </w:r>
+      <w:r>
+        <w:rPr>
+          <w:rStyle w:val="OperatorTok"/>
+        </w:rPr>
+        <w:t xml:space="preserve">(</w:t>
+      </w:r>
+      <w:r>
+        <w:rPr>
+          <w:rStyle w:val="NormalTok"/>
+        </w:rPr>
+        <w:t xml:space="preserve">number2</w:t>
+      </w:r>
+      <w:r>
+        <w:rPr>
+          <w:rStyle w:val="OperatorTok"/>
+        </w:rPr>
+        <w:t xml:space="preserve">))</w:t>
+      </w:r>
+      <w:r>
+        <w:rPr>
+          <w:rStyle w:val="NormalTok"/>
+        </w:rPr>
+        <w:t xml:space="preserve"> </w:t>
+      </w:r>
+      <w:r>
+        <w:rPr>
+          <w:rStyle w:val="OperatorTok"/>
+        </w:rPr>
+        <w:t xml:space="preserve">{</w:t>
+      </w:r>
+      <w:r>
+        <w:br/>
+      </w:r>
+      <w:r>
+        <w:rPr>
+          <w:rStyle w:val="NormalTok"/>
+        </w:rPr>
+        <w:t xml:space="preserve">        printf</w:t>
+      </w:r>
+      <w:r>
+        <w:rPr>
+          <w:rStyle w:val="OperatorTok"/>
+        </w:rPr>
+        <w:t xml:space="preserve">(</w:t>
+      </w:r>
+      <w:r>
+        <w:rPr>
+          <w:rStyle w:val="StringTok"/>
+        </w:rPr>
+        <w:t xml:space="preserve">"</w:t>
+      </w:r>
+      <w:r>
+        <w:rPr>
+          <w:rStyle w:val="SpecialCharTok"/>
+        </w:rPr>
+        <w:t xml:space="preserve">%d</w:t>
+      </w:r>
+      <w:r>
+        <w:rPr>
+          <w:rStyle w:val="StringTok"/>
+        </w:rPr>
+        <w:t xml:space="preserve"> is a prime number.</w:t>
+      </w:r>
+      <w:r>
+        <w:rPr>
+          <w:rStyle w:val="SpecialCharTok"/>
+        </w:rPr>
+        <w:t xml:space="preserve">\n</w:t>
+      </w:r>
+      <w:r>
+        <w:rPr>
+          <w:rStyle w:val="StringTok"/>
+        </w:rPr>
+        <w:t xml:space="preserve">"</w:t>
+      </w:r>
+      <w:r>
+        <w:rPr>
+          <w:rStyle w:val="OperatorTok"/>
+        </w:rPr>
+        <w:t xml:space="preserve">,</w:t>
+      </w:r>
+      <w:r>
+        <w:rPr>
+          <w:rStyle w:val="NormalTok"/>
+        </w:rPr>
+        <w:t xml:space="preserve"> number2</w:t>
+      </w:r>
+      <w:r>
+        <w:rPr>
+          <w:rStyle w:val="OperatorTok"/>
+        </w:rPr>
+        <w:t xml:space="preserve">);</w:t>
+      </w:r>
+      <w:r>
+        <w:br/>
+      </w:r>
+      <w:r>
+        <w:rPr>
+          <w:rStyle w:val="NormalTok"/>
+        </w:rPr>
+        <w:t xml:space="preserve">    </w:t>
+      </w:r>
+      <w:r>
+        <w:rPr>
+          <w:rStyle w:val="OperatorTok"/>
+        </w:rPr>
+        <w:t xml:space="preserve">}</w:t>
+      </w:r>
+      <w:r>
+        <w:rPr>
+          <w:rStyle w:val="NormalTok"/>
+        </w:rPr>
+        <w:t xml:space="preserve"> </w:t>
+      </w:r>
+      <w:r>
+        <w:rPr>
+          <w:rStyle w:val="ControlFlowTok"/>
+        </w:rPr>
+        <w:t xml:space="preserve">else</w:t>
+      </w:r>
+      <w:r>
+        <w:rPr>
+          <w:rStyle w:val="NormalTok"/>
+        </w:rPr>
+        <w:t xml:space="preserve"> </w:t>
+      </w:r>
+      <w:r>
+        <w:rPr>
+          <w:rStyle w:val="OperatorTok"/>
+        </w:rPr>
+        <w:t xml:space="preserve">{</w:t>
+      </w:r>
+      <w:r>
+        <w:br/>
+      </w:r>
+      <w:r>
+        <w:rPr>
+          <w:rStyle w:val="NormalTok"/>
+        </w:rPr>
+        <w:t xml:space="preserve">        printf</w:t>
+      </w:r>
+      <w:r>
+        <w:rPr>
+          <w:rStyle w:val="OperatorTok"/>
+        </w:rPr>
+        <w:t xml:space="preserve">(</w:t>
+      </w:r>
+      <w:r>
+        <w:rPr>
+          <w:rStyle w:val="StringTok"/>
+        </w:rPr>
+        <w:t xml:space="preserve">"</w:t>
+      </w:r>
+      <w:r>
+        <w:rPr>
+          <w:rStyle w:val="SpecialCharTok"/>
+        </w:rPr>
+        <w:t xml:space="preserve">%d</w:t>
+      </w:r>
+      <w:r>
+        <w:rPr>
+          <w:rStyle w:val="StringTok"/>
+        </w:rPr>
+        <w:t xml:space="preserve"> is not a prime number.</w:t>
+      </w:r>
+      <w:r>
+        <w:rPr>
+          <w:rStyle w:val="SpecialCharTok"/>
+        </w:rPr>
+        <w:t xml:space="preserve">\n</w:t>
+      </w:r>
+      <w:r>
+        <w:rPr>
+          <w:rStyle w:val="StringTok"/>
+        </w:rPr>
+        <w:t xml:space="preserve">"</w:t>
+      </w:r>
+      <w:r>
+        <w:rPr>
+          <w:rStyle w:val="OperatorTok"/>
+        </w:rPr>
+        <w:t xml:space="preserve">,</w:t>
+      </w:r>
+      <w:r>
+        <w:rPr>
+          <w:rStyle w:val="NormalTok"/>
+        </w:rPr>
+        <w:t xml:space="preserve"> number2</w:t>
+      </w:r>
+      <w:r>
+        <w:rPr>
+          <w:rStyle w:val="OperatorTok"/>
+        </w:rPr>
+        <w:t xml:space="preserve">);</w:t>
+      </w:r>
+      <w:r>
+        <w:br/>
+      </w:r>
+      <w:r>
+        <w:rPr>
+          <w:rStyle w:val="NormalTok"/>
+        </w:rPr>
+        <w:t xml:space="preserve">    </w:t>
+      </w:r>
+      <w:r>
+        <w:rPr>
+          <w:rStyle w:val="OperatorTok"/>
+        </w:rPr>
+        <w:t xml:space="preserve">}</w:t>
+      </w:r>
+      <w:r>
+        <w:br/>
+      </w:r>
+      <w:r>
+        <w:br/>
+      </w:r>
+      <w:r>
+        <w:rPr>
+          <w:rStyle w:val="NormalTok"/>
+        </w:rPr>
+        <w:t xml:space="preserve">    </w:t>
+      </w:r>
+      <w:r>
+        <w:rPr>
+          <w:rStyle w:val="ControlFlowTok"/>
+        </w:rPr>
+        <w:t xml:space="preserve">return</w:t>
+      </w:r>
+      <w:r>
+        <w:rPr>
+          <w:rStyle w:val="NormalTok"/>
+        </w:rPr>
+        <w:t xml:space="preserve"> </w:t>
+      </w:r>
+      <w:r>
+        <w:rPr>
+          <w:rStyle w:val="DecValTok"/>
+        </w:rPr>
+        <w:t xml:space="preserve">0</w:t>
+      </w:r>
+      <w:r>
+        <w:rPr>
+          <w:rStyle w:val="OperatorTok"/>
+        </w:rPr>
+        <w:t xml:space="preserve">;</w:t>
+      </w:r>
+      <w:r>
+        <w:br/>
+      </w:r>
+      <w:r>
+        <w:rPr>
+          <w:rStyle w:val="OperatorTok"/>
+        </w:rPr>
+        <w:t xml:space="preserve">}</w:t>
+      </w:r>
+    </w:p>
+    <w:p>
+      <w:pPr>
         <w:pStyle w:val="FirstParagraph"/>
       </w:pPr>
       <w:r>
@@ -5071,7 +4743,7 @@
         <w:rPr>
           <w:rStyle w:val="VerbatimChar"/>
         </w:rPr>
-        <w:t xml:space="preserve">Is 7 a prime number? true</w:t>
+        <w:t xml:space="preserve">17 is a prime number.</w:t>
       </w:r>
       <w:r>
         <w:br/>
@@ -5080,7 +4752,7 @@
         <w:rPr>
           <w:rStyle w:val="VerbatimChar"/>
         </w:rPr>
-        <w:t xml:space="preserve">Is 10 a prime number? false</w:t>
+        <w:t xml:space="preserve">18 is not a prime number.</w:t>
       </w:r>
     </w:p>
     <w:p>
@@ -5167,7 +4839,7 @@
         <w:t xml:space="preserve"> </w:t>
       </w:r>
       <w:r>
-        <w:t xml:space="preserve">function serves as the entry point for the program, demonstrating the usage of three utility functions:</w:t>
+        <w:t xml:space="preserve">function serves as the entry point for the program, demonstrating the usage of three distinct utility functions:</w:t>
       </w:r>
       <w:r>
         <w:t xml:space="preserve"> </w:t>
@@ -5230,7 +4902,7 @@
         <w:pStyle w:val="FirstParagraph"/>
       </w:pPr>
       <w:r>
-        <w:t xml:space="preserve">This function does not accept any parameters.</w:t>
+        <w:t xml:space="preserve">This function does not accept any command-line arguments.</w:t>
       </w:r>
     </w:p>
     <w:bookmarkEnd w:id="32"/>
@@ -5280,15 +4952,785 @@
         <w:pStyle w:val="Compact"/>
         <w:numPr>
           <w:ilvl w:val="0"/>
+          <w:numId w:val="1006"/>
+        </w:numPr>
+      </w:pPr>
+      <w:r>
+        <w:rPr>
+          <w:b/>
+          <w:bCs/>
+        </w:rPr>
+        <w:t xml:space="preserve">Finding the Maximum Number</w:t>
+      </w:r>
+      <w:r>
+        <w:t xml:space="preserve">:</w:t>
+      </w:r>
+    </w:p>
+    <w:p>
+      <w:pPr>
+        <w:pStyle w:val="Compact"/>
+        <w:numPr>
+          <w:ilvl w:val="1"/>
+          <w:numId w:val="1007"/>
+        </w:numPr>
+      </w:pPr>
+      <w:r>
+        <w:t xml:space="preserve">An integer array named</w:t>
+      </w:r>
+      <w:r>
+        <w:t xml:space="preserve"> </w:t>
+      </w:r>
+      <w:r>
+        <w:rPr>
+          <w:rStyle w:val="VerbatimChar"/>
+        </w:rPr>
+        <w:t xml:space="preserve">nums</w:t>
+      </w:r>
+      <w:r>
+        <w:t xml:space="preserve"> </w:t>
+      </w:r>
+      <w:r>
+        <w:t xml:space="preserve">is initialized with the values</w:t>
+      </w:r>
+      <w:r>
+        <w:t xml:space="preserve"> </w:t>
+      </w:r>
+      <w:r>
+        <w:rPr>
+          <w:rStyle w:val="VerbatimChar"/>
+        </w:rPr>
+        <w:t xml:space="preserve">{5, 12, 3, 19, 7}</w:t>
+      </w:r>
+      <w:r>
+        <w:t xml:space="preserve">.</w:t>
+      </w:r>
+    </w:p>
+    <w:p>
+      <w:pPr>
+        <w:pStyle w:val="Compact"/>
+        <w:numPr>
+          <w:ilvl w:val="1"/>
+          <w:numId w:val="1007"/>
+        </w:numPr>
+      </w:pPr>
+      <w:r>
+        <w:t xml:space="preserve">The variable</w:t>
+      </w:r>
+      <w:r>
+        <w:t xml:space="preserve"> </w:t>
+      </w:r>
+      <w:r>
+        <w:rPr>
+          <w:rStyle w:val="VerbatimChar"/>
+        </w:rPr>
+        <w:t xml:space="preserve">size</w:t>
+      </w:r>
+      <w:r>
+        <w:t xml:space="preserve"> </w:t>
+      </w:r>
+      <w:r>
+        <w:t xml:space="preserve">is calculated to determine the number of elements in the</w:t>
+      </w:r>
+      <w:r>
+        <w:t xml:space="preserve"> </w:t>
+      </w:r>
+      <w:r>
+        <w:rPr>
+          <w:rStyle w:val="VerbatimChar"/>
+        </w:rPr>
+        <w:t xml:space="preserve">nums</w:t>
+      </w:r>
+      <w:r>
+        <w:t xml:space="preserve"> </w:t>
+      </w:r>
+      <w:r>
+        <w:t xml:space="preserve">array. This is achieved by dividing the total size of the array (</w:t>
+      </w:r>
+      <w:r>
+        <w:rPr>
+          <w:rStyle w:val="VerbatimChar"/>
+        </w:rPr>
+        <w:t xml:space="preserve">sizeof(nums)</w:t>
+      </w:r>
+      <w:r>
+        <w:t xml:space="preserve">) by the size of a single element (</w:t>
+      </w:r>
+      <w:r>
+        <w:rPr>
+          <w:rStyle w:val="VerbatimChar"/>
+        </w:rPr>
+        <w:t xml:space="preserve">sizeof(nums[0])</w:t>
+      </w:r>
+      <w:r>
+        <w:t xml:space="preserve">).</w:t>
+      </w:r>
+    </w:p>
+    <w:p>
+      <w:pPr>
+        <w:pStyle w:val="Compact"/>
+        <w:numPr>
+          <w:ilvl w:val="1"/>
+          <w:numId w:val="1007"/>
+        </w:numPr>
+      </w:pPr>
+      <w:r>
+        <w:t xml:space="preserve">The</w:t>
+      </w:r>
+      <w:r>
+        <w:t xml:space="preserve"> </w:t>
+      </w:r>
+      <w:r>
+        <w:rPr>
+          <w:rStyle w:val="VerbatimChar"/>
+        </w:rPr>
+        <w:t xml:space="preserve">findMax</w:t>
+      </w:r>
+      <w:r>
+        <w:t xml:space="preserve"> </w:t>
+      </w:r>
+      <w:r>
+        <w:t xml:space="preserve">function is called with</w:t>
+      </w:r>
+      <w:r>
+        <w:t xml:space="preserve"> </w:t>
+      </w:r>
+      <w:r>
+        <w:rPr>
+          <w:rStyle w:val="VerbatimChar"/>
+        </w:rPr>
+        <w:t xml:space="preserve">nums</w:t>
+      </w:r>
+      <w:r>
+        <w:t xml:space="preserve"> </w:t>
+      </w:r>
+      <w:r>
+        <w:t xml:space="preserve">and</w:t>
+      </w:r>
+      <w:r>
+        <w:t xml:space="preserve"> </w:t>
+      </w:r>
+      <w:r>
+        <w:rPr>
+          <w:rStyle w:val="VerbatimChar"/>
+        </w:rPr>
+        <w:t xml:space="preserve">size</w:t>
+      </w:r>
+      <w:r>
+        <w:t xml:space="preserve"> </w:t>
+      </w:r>
+      <w:r>
+        <w:t xml:space="preserve">as arguments.</w:t>
+      </w:r>
+    </w:p>
+    <w:p>
+      <w:pPr>
+        <w:pStyle w:val="Compact"/>
+        <w:numPr>
+          <w:ilvl w:val="1"/>
+          <w:numId w:val="1007"/>
+        </w:numPr>
+      </w:pPr>
+      <w:r>
+        <w:t xml:space="preserve">The returned maximum value is then printed to the console using</w:t>
+      </w:r>
+      <w:r>
+        <w:t xml:space="preserve"> </w:t>
+      </w:r>
+      <w:r>
+        <w:rPr>
+          <w:rStyle w:val="VerbatimChar"/>
+        </w:rPr>
+        <w:t xml:space="preserve">printf</w:t>
+      </w:r>
+      <w:r>
+        <w:t xml:space="preserve">.</w:t>
+      </w:r>
+    </w:p>
+    <w:p>
+      <w:pPr>
+        <w:pStyle w:val="SourceCode"/>
+        <w:numPr>
+          <w:ilvl w:val="0"/>
+          <w:numId w:val="1000"/>
+        </w:numPr>
+      </w:pPr>
+      <w:r>
+        <w:rPr>
+          <w:rStyle w:val="DataTypeTok"/>
+        </w:rPr>
+        <w:t xml:space="preserve">int</w:t>
+      </w:r>
+      <w:r>
+        <w:rPr>
+          <w:rStyle w:val="NormalTok"/>
+        </w:rPr>
+        <w:t xml:space="preserve"> nums</w:t>
+      </w:r>
+      <w:r>
+        <w:rPr>
+          <w:rStyle w:val="OperatorTok"/>
+        </w:rPr>
+        <w:t xml:space="preserve">[]</w:t>
+      </w:r>
+      <w:r>
+        <w:rPr>
+          <w:rStyle w:val="NormalTok"/>
+        </w:rPr>
+        <w:t xml:space="preserve"> </w:t>
+      </w:r>
+      <w:r>
+        <w:rPr>
+          <w:rStyle w:val="OperatorTok"/>
+        </w:rPr>
+        <w:t xml:space="preserve">=</w:t>
+      </w:r>
+      <w:r>
+        <w:rPr>
+          <w:rStyle w:val="NormalTok"/>
+        </w:rPr>
+        <w:t xml:space="preserve"> </w:t>
+      </w:r>
+      <w:r>
+        <w:rPr>
+          <w:rStyle w:val="OperatorTok"/>
+        </w:rPr>
+        <w:t xml:space="preserve">{</w:t>
+      </w:r>
+      <w:r>
+        <w:rPr>
+          <w:rStyle w:val="DecValTok"/>
+        </w:rPr>
+        <w:t xml:space="preserve">5</w:t>
+      </w:r>
+      <w:r>
+        <w:rPr>
+          <w:rStyle w:val="OperatorTok"/>
+        </w:rPr>
+        <w:t xml:space="preserve">,</w:t>
+      </w:r>
+      <w:r>
+        <w:rPr>
+          <w:rStyle w:val="NormalTok"/>
+        </w:rPr>
+        <w:t xml:space="preserve"> </w:t>
+      </w:r>
+      <w:r>
+        <w:rPr>
+          <w:rStyle w:val="DecValTok"/>
+        </w:rPr>
+        <w:t xml:space="preserve">12</w:t>
+      </w:r>
+      <w:r>
+        <w:rPr>
+          <w:rStyle w:val="OperatorTok"/>
+        </w:rPr>
+        <w:t xml:space="preserve">,</w:t>
+      </w:r>
+      <w:r>
+        <w:rPr>
+          <w:rStyle w:val="NormalTok"/>
+        </w:rPr>
+        <w:t xml:space="preserve"> </w:t>
+      </w:r>
+      <w:r>
+        <w:rPr>
+          <w:rStyle w:val="DecValTok"/>
+        </w:rPr>
+        <w:t xml:space="preserve">3</w:t>
+      </w:r>
+      <w:r>
+        <w:rPr>
+          <w:rStyle w:val="OperatorTok"/>
+        </w:rPr>
+        <w:t xml:space="preserve">,</w:t>
+      </w:r>
+      <w:r>
+        <w:rPr>
+          <w:rStyle w:val="NormalTok"/>
+        </w:rPr>
+        <w:t xml:space="preserve"> </w:t>
+      </w:r>
+      <w:r>
+        <w:rPr>
+          <w:rStyle w:val="DecValTok"/>
+        </w:rPr>
+        <w:t xml:space="preserve">19</w:t>
+      </w:r>
+      <w:r>
+        <w:rPr>
+          <w:rStyle w:val="OperatorTok"/>
+        </w:rPr>
+        <w:t xml:space="preserve">,</w:t>
+      </w:r>
+      <w:r>
+        <w:rPr>
+          <w:rStyle w:val="NormalTok"/>
+        </w:rPr>
+        <w:t xml:space="preserve"> </w:t>
+      </w:r>
+      <w:r>
+        <w:rPr>
+          <w:rStyle w:val="DecValTok"/>
+        </w:rPr>
+        <w:t xml:space="preserve">7</w:t>
+      </w:r>
+      <w:r>
+        <w:rPr>
+          <w:rStyle w:val="OperatorTok"/>
+        </w:rPr>
+        <w:t xml:space="preserve">};</w:t>
+      </w:r>
+      <w:r>
+        <w:br/>
+      </w:r>
+      <w:r>
+        <w:rPr>
+          <w:rStyle w:val="DataTypeTok"/>
+        </w:rPr>
+        <w:t xml:space="preserve">int</w:t>
+      </w:r>
+      <w:r>
+        <w:rPr>
+          <w:rStyle w:val="NormalTok"/>
+        </w:rPr>
+        <w:t xml:space="preserve"> size </w:t>
+      </w:r>
+      <w:r>
+        <w:rPr>
+          <w:rStyle w:val="OperatorTok"/>
+        </w:rPr>
+        <w:t xml:space="preserve">=</w:t>
+      </w:r>
+      <w:r>
+        <w:rPr>
+          <w:rStyle w:val="NormalTok"/>
+        </w:rPr>
+        <w:t xml:space="preserve"> </w:t>
+      </w:r>
+      <w:r>
+        <w:rPr>
+          <w:rStyle w:val="KeywordTok"/>
+        </w:rPr>
+        <w:t xml:space="preserve">sizeof</w:t>
+      </w:r>
+      <w:r>
+        <w:rPr>
+          <w:rStyle w:val="OperatorTok"/>
+        </w:rPr>
+        <w:t xml:space="preserve">(</w:t>
+      </w:r>
+      <w:r>
+        <w:rPr>
+          <w:rStyle w:val="NormalTok"/>
+        </w:rPr>
+        <w:t xml:space="preserve">nums</w:t>
+      </w:r>
+      <w:r>
+        <w:rPr>
+          <w:rStyle w:val="OperatorTok"/>
+        </w:rPr>
+        <w:t xml:space="preserve">)</w:t>
+      </w:r>
+      <w:r>
+        <w:rPr>
+          <w:rStyle w:val="NormalTok"/>
+        </w:rPr>
+        <w:t xml:space="preserve"> </w:t>
+      </w:r>
+      <w:r>
+        <w:rPr>
+          <w:rStyle w:val="OperatorTok"/>
+        </w:rPr>
+        <w:t xml:space="preserve">/</w:t>
+      </w:r>
+      <w:r>
+        <w:rPr>
+          <w:rStyle w:val="NormalTok"/>
+        </w:rPr>
+        <w:t xml:space="preserve"> </w:t>
+      </w:r>
+      <w:r>
+        <w:rPr>
+          <w:rStyle w:val="KeywordTok"/>
+        </w:rPr>
+        <w:t xml:space="preserve">sizeof</w:t>
+      </w:r>
+      <w:r>
+        <w:rPr>
+          <w:rStyle w:val="OperatorTok"/>
+        </w:rPr>
+        <w:t xml:space="preserve">(</w:t>
+      </w:r>
+      <w:r>
+        <w:rPr>
+          <w:rStyle w:val="NormalTok"/>
+        </w:rPr>
+        <w:t xml:space="preserve">nums</w:t>
+      </w:r>
+      <w:r>
+        <w:rPr>
+          <w:rStyle w:val="OperatorTok"/>
+        </w:rPr>
+        <w:t xml:space="preserve">[</w:t>
+      </w:r>
+      <w:r>
+        <w:rPr>
+          <w:rStyle w:val="DecValTok"/>
+        </w:rPr>
+        <w:t xml:space="preserve">0</w:t>
+      </w:r>
+      <w:r>
+        <w:rPr>
+          <w:rStyle w:val="OperatorTok"/>
+        </w:rPr>
+        <w:t xml:space="preserve">]);</w:t>
+      </w:r>
+      <w:r>
+        <w:br/>
+      </w:r>
+      <w:r>
+        <w:rPr>
+          <w:rStyle w:val="NormalTok"/>
+        </w:rPr>
+        <w:t xml:space="preserve">printf</w:t>
+      </w:r>
+      <w:r>
+        <w:rPr>
+          <w:rStyle w:val="OperatorTok"/>
+        </w:rPr>
+        <w:t xml:space="preserve">(</w:t>
+      </w:r>
+      <w:r>
+        <w:rPr>
+          <w:rStyle w:val="StringTok"/>
+        </w:rPr>
+        <w:t xml:space="preserve">"Maximum number: </w:t>
+      </w:r>
+      <w:r>
+        <w:rPr>
+          <w:rStyle w:val="SpecialCharTok"/>
+        </w:rPr>
+        <w:t xml:space="preserve">%d\n</w:t>
+      </w:r>
+      <w:r>
+        <w:rPr>
+          <w:rStyle w:val="StringTok"/>
+        </w:rPr>
+        <w:t xml:space="preserve">"</w:t>
+      </w:r>
+      <w:r>
+        <w:rPr>
+          <w:rStyle w:val="OperatorTok"/>
+        </w:rPr>
+        <w:t xml:space="preserve">,</w:t>
+      </w:r>
+      <w:r>
+        <w:rPr>
+          <w:rStyle w:val="NormalTok"/>
+        </w:rPr>
+        <w:t xml:space="preserve"> findMax</w:t>
+      </w:r>
+      <w:r>
+        <w:rPr>
+          <w:rStyle w:val="OperatorTok"/>
+        </w:rPr>
+        <w:t xml:space="preserve">(</w:t>
+      </w:r>
+      <w:r>
+        <w:rPr>
+          <w:rStyle w:val="NormalTok"/>
+        </w:rPr>
+        <w:t xml:space="preserve">nums</w:t>
+      </w:r>
+      <w:r>
+        <w:rPr>
+          <w:rStyle w:val="OperatorTok"/>
+        </w:rPr>
+        <w:t xml:space="preserve">,</w:t>
+      </w:r>
+      <w:r>
+        <w:rPr>
+          <w:rStyle w:val="NormalTok"/>
+        </w:rPr>
+        <w:t xml:space="preserve"> size</w:t>
+      </w:r>
+      <w:r>
+        <w:rPr>
+          <w:rStyle w:val="OperatorTok"/>
+        </w:rPr>
+        <w:t xml:space="preserve">));</w:t>
+      </w:r>
+    </w:p>
+    <w:p>
+      <w:pPr>
+        <w:pStyle w:val="Compact"/>
+        <w:numPr>
+          <w:ilvl w:val="0"/>
+          <w:numId w:val="1006"/>
+        </w:numPr>
+      </w:pPr>
+      <w:r>
+        <w:rPr>
+          <w:b/>
+          <w:bCs/>
+        </w:rPr>
+        <w:t xml:space="preserve">Calculating String Length</w:t>
+      </w:r>
+      <w:r>
+        <w:t xml:space="preserve">:</w:t>
+      </w:r>
+    </w:p>
+    <w:p>
+      <w:pPr>
+        <w:pStyle w:val="Compact"/>
+        <w:numPr>
+          <w:ilvl w:val="1"/>
           <w:numId w:val="1008"/>
         </w:numPr>
       </w:pPr>
       <w:r>
+        <w:t xml:space="preserve">A character array (string) named</w:t>
+      </w:r>
+      <w:r>
+        <w:t xml:space="preserve"> </w:t>
+      </w:r>
+      <w:r>
+        <w:rPr>
+          <w:rStyle w:val="VerbatimChar"/>
+        </w:rPr>
+        <w:t xml:space="preserve">name</w:t>
+      </w:r>
+      <w:r>
+        <w:t xml:space="preserve"> </w:t>
+      </w:r>
+      <w:r>
+        <w:t xml:space="preserve">is initialized with the value</w:t>
+      </w:r>
+      <w:r>
+        <w:t xml:space="preserve"> </w:t>
+      </w:r>
+      <w:r>
+        <w:rPr>
+          <w:rStyle w:val="VerbatimChar"/>
+        </w:rPr>
+        <w:t xml:space="preserve">"Prateek"</w:t>
+      </w:r>
+      <w:r>
+        <w:t xml:space="preserve">.</w:t>
+      </w:r>
+    </w:p>
+    <w:p>
+      <w:pPr>
+        <w:pStyle w:val="Compact"/>
+        <w:numPr>
+          <w:ilvl w:val="1"/>
+          <w:numId w:val="1008"/>
+        </w:numPr>
+      </w:pPr>
+      <w:r>
+        <w:t xml:space="preserve">The</w:t>
+      </w:r>
+      <w:r>
+        <w:t xml:space="preserve"> </w:t>
+      </w:r>
+      <w:r>
+        <w:rPr>
+          <w:rStyle w:val="VerbatimChar"/>
+        </w:rPr>
+        <w:t xml:space="preserve">stringLength</w:t>
+      </w:r>
+      <w:r>
+        <w:t xml:space="preserve"> </w:t>
+      </w:r>
+      <w:r>
+        <w:t xml:space="preserve">function is called with</w:t>
+      </w:r>
+      <w:r>
+        <w:t xml:space="preserve"> </w:t>
+      </w:r>
+      <w:r>
+        <w:rPr>
+          <w:rStyle w:val="VerbatimChar"/>
+        </w:rPr>
+        <w:t xml:space="preserve">name</w:t>
+      </w:r>
+      <w:r>
+        <w:t xml:space="preserve"> </w:t>
+      </w:r>
+      <w:r>
+        <w:t xml:space="preserve">as the argument.</w:t>
+      </w:r>
+    </w:p>
+    <w:p>
+      <w:pPr>
+        <w:pStyle w:val="Compact"/>
+        <w:numPr>
+          <w:ilvl w:val="1"/>
+          <w:numId w:val="1008"/>
+        </w:numPr>
+      </w:pPr>
+      <w:r>
+        <w:t xml:space="preserve">The returned length of the string is printed to the console.</w:t>
+      </w:r>
+    </w:p>
+    <w:p>
+      <w:pPr>
+        <w:pStyle w:val="SourceCode"/>
+        <w:numPr>
+          <w:ilvl w:val="0"/>
+          <w:numId w:val="1000"/>
+        </w:numPr>
+      </w:pPr>
+      <w:r>
+        <w:rPr>
+          <w:rStyle w:val="DataTypeTok"/>
+        </w:rPr>
+        <w:t xml:space="preserve">char</w:t>
+      </w:r>
+      <w:r>
+        <w:rPr>
+          <w:rStyle w:val="NormalTok"/>
+        </w:rPr>
+        <w:t xml:space="preserve"> name</w:t>
+      </w:r>
+      <w:r>
+        <w:rPr>
+          <w:rStyle w:val="OperatorTok"/>
+        </w:rPr>
+        <w:t xml:space="preserve">[]</w:t>
+      </w:r>
+      <w:r>
+        <w:rPr>
+          <w:rStyle w:val="NormalTok"/>
+        </w:rPr>
+        <w:t xml:space="preserve"> </w:t>
+      </w:r>
+      <w:r>
+        <w:rPr>
+          <w:rStyle w:val="OperatorTok"/>
+        </w:rPr>
+        <w:t xml:space="preserve">=</w:t>
+      </w:r>
+      <w:r>
+        <w:rPr>
+          <w:rStyle w:val="NormalTok"/>
+        </w:rPr>
+        <w:t xml:space="preserve"> </w:t>
+      </w:r>
+      <w:r>
+        <w:rPr>
+          <w:rStyle w:val="StringTok"/>
+        </w:rPr>
+        <w:t xml:space="preserve">"Prateek"</w:t>
+      </w:r>
+      <w:r>
+        <w:rPr>
+          <w:rStyle w:val="OperatorTok"/>
+        </w:rPr>
+        <w:t xml:space="preserve">;</w:t>
+      </w:r>
+      <w:r>
+        <w:br/>
+      </w:r>
+      <w:r>
+        <w:rPr>
+          <w:rStyle w:val="NormalTok"/>
+        </w:rPr>
+        <w:t xml:space="preserve">printf</w:t>
+      </w:r>
+      <w:r>
+        <w:rPr>
+          <w:rStyle w:val="OperatorTok"/>
+        </w:rPr>
+        <w:t xml:space="preserve">(</w:t>
+      </w:r>
+      <w:r>
+        <w:rPr>
+          <w:rStyle w:val="StringTok"/>
+        </w:rPr>
+        <w:t xml:space="preserve">"Length of '</w:t>
+      </w:r>
+      <w:r>
+        <w:rPr>
+          <w:rStyle w:val="SpecialCharTok"/>
+        </w:rPr>
+        <w:t xml:space="preserve">%s</w:t>
+      </w:r>
+      <w:r>
+        <w:rPr>
+          <w:rStyle w:val="StringTok"/>
+        </w:rPr>
+        <w:t xml:space="preserve">': </w:t>
+      </w:r>
+      <w:r>
+        <w:rPr>
+          <w:rStyle w:val="SpecialCharTok"/>
+        </w:rPr>
+        <w:t xml:space="preserve">%d\n</w:t>
+      </w:r>
+      <w:r>
+        <w:rPr>
+          <w:rStyle w:val="StringTok"/>
+        </w:rPr>
+        <w:t xml:space="preserve">"</w:t>
+      </w:r>
+      <w:r>
+        <w:rPr>
+          <w:rStyle w:val="OperatorTok"/>
+        </w:rPr>
+        <w:t xml:space="preserve">,</w:t>
+      </w:r>
+      <w:r>
+        <w:rPr>
+          <w:rStyle w:val="NormalTok"/>
+        </w:rPr>
+        <w:t xml:space="preserve"> name</w:t>
+      </w:r>
+      <w:r>
+        <w:rPr>
+          <w:rStyle w:val="OperatorTok"/>
+        </w:rPr>
+        <w:t xml:space="preserve">,</w:t>
+      </w:r>
+      <w:r>
+        <w:rPr>
+          <w:rStyle w:val="NormalTok"/>
+        </w:rPr>
+        <w:t xml:space="preserve"> stringLength</w:t>
+      </w:r>
+      <w:r>
+        <w:rPr>
+          <w:rStyle w:val="OperatorTok"/>
+        </w:rPr>
+        <w:t xml:space="preserve">(</w:t>
+      </w:r>
+      <w:r>
+        <w:rPr>
+          <w:rStyle w:val="NormalTok"/>
+        </w:rPr>
+        <w:t xml:space="preserve">name</w:t>
+      </w:r>
+      <w:r>
+        <w:rPr>
+          <w:rStyle w:val="OperatorTok"/>
+        </w:rPr>
+        <w:t xml:space="preserve">));</w:t>
+      </w:r>
+    </w:p>
+    <w:p>
+      <w:pPr>
+        <w:pStyle w:val="Compact"/>
+        <w:numPr>
+          <w:ilvl w:val="0"/>
+          <w:numId w:val="1006"/>
+        </w:numPr>
+      </w:pPr>
+      <w:r>
         <w:rPr>
           <w:b/>
           <w:bCs/>
         </w:rPr>
-        <w:t xml:space="preserve">Find Maximum in an Array</w:t>
+        <w:t xml:space="preserve">Checking for a Prime Number</w:t>
       </w:r>
       <w:r>
         <w:t xml:space="preserve">:</w:t>
@@ -5303,7 +5745,7 @@
         </w:numPr>
       </w:pPr>
       <w:r>
-        <w:t xml:space="preserve">An integer array</w:t>
+        <w:t xml:space="preserve">An integer variable</w:t>
       </w:r>
       <w:r>
         <w:t xml:space="preserve"> </w:t>
@@ -5312,13 +5754,13 @@
         <w:rPr>
           <w:rStyle w:val="VerbatimChar"/>
         </w:rPr>
-        <w:t xml:space="preserve">nums</w:t>
-      </w:r>
-      <w:r>
-        <w:t xml:space="preserve"> </w:t>
-      </w:r>
-      <w:r>
-        <w:t xml:space="preserve">is initialized with the values</w:t>
+        <w:t xml:space="preserve">number</w:t>
+      </w:r>
+      <w:r>
+        <w:t xml:space="preserve"> </w:t>
+      </w:r>
+      <w:r>
+        <w:t xml:space="preserve">is initialized with the value</w:t>
       </w:r>
       <w:r>
         <w:t xml:space="preserve"> </w:t>
@@ -5327,7 +5769,7 @@
         <w:rPr>
           <w:rStyle w:val="VerbatimChar"/>
         </w:rPr>
-        <w:t xml:space="preserve">{5, 12, 3, 19, 7}</w:t>
+        <w:t xml:space="preserve">17</w:t>
       </w:r>
       <w:r>
         <w:t xml:space="preserve">.</w:t>
@@ -5342,7 +5784,7 @@
         </w:numPr>
       </w:pPr>
       <w:r>
-        <w:t xml:space="preserve">The variable</w:t>
+        <w:t xml:space="preserve">The</w:t>
       </w:r>
       <w:r>
         <w:t xml:space="preserve"> </w:t>
@@ -5351,13 +5793,13 @@
         <w:rPr>
           <w:rStyle w:val="VerbatimChar"/>
         </w:rPr>
-        <w:t xml:space="preserve">size</w:t>
-      </w:r>
-      <w:r>
-        <w:t xml:space="preserve"> </w:t>
-      </w:r>
-      <w:r>
-        <w:t xml:space="preserve">is calculated by dividing the total size of the</w:t>
+        <w:t xml:space="preserve">isPrime</w:t>
+      </w:r>
+      <w:r>
+        <w:t xml:space="preserve"> </w:t>
+      </w:r>
+      <w:r>
+        <w:t xml:space="preserve">function is called with</w:t>
       </w:r>
       <w:r>
         <w:t xml:space="preserve"> </w:t>
@@ -5366,13 +5808,10 @@
         <w:rPr>
           <w:rStyle w:val="VerbatimChar"/>
         </w:rPr>
-        <w:t xml:space="preserve">nums</w:t>
-      </w:r>
-      <w:r>
-        <w:t xml:space="preserve"> </w:t>
-      </w:r>
-      <w:r>
-        <w:t xml:space="preserve">array by the size of a single integer element, effectively determining the number of elements in the array.</w:t>
+        <w:t xml:space="preserve">number</w:t>
+      </w:r>
+      <w:r>
+        <w:t xml:space="preserve">.</w:t>
       </w:r>
     </w:p>
     <w:p>
@@ -5384,7 +5823,7 @@
         </w:numPr>
       </w:pPr>
       <w:r>
-        <w:t xml:space="preserve">It then calls the</w:t>
+        <w:t xml:space="preserve">An</w:t>
       </w:r>
       <w:r>
         <w:t xml:space="preserve"> </w:t>
@@ -5393,13 +5832,13 @@
         <w:rPr>
           <w:rStyle w:val="VerbatimChar"/>
         </w:rPr>
-        <w:t xml:space="preserve">findMax</w:t>
-      </w:r>
-      <w:r>
-        <w:t xml:space="preserve"> </w:t>
-      </w:r>
-      <w:r>
-        <w:t xml:space="preserve">function, passing</w:t>
+        <w:t xml:space="preserve">if-else</w:t>
+      </w:r>
+      <w:r>
+        <w:t xml:space="preserve"> </w:t>
+      </w:r>
+      <w:r>
+        <w:t xml:space="preserve">statement checks the boolean result from</w:t>
       </w:r>
       <w:r>
         <w:t xml:space="preserve"> </w:t>
@@ -5408,13 +5847,10 @@
         <w:rPr>
           <w:rStyle w:val="VerbatimChar"/>
         </w:rPr>
-        <w:t xml:space="preserve">nums</w:t>
-      </w:r>
-      <w:r>
-        <w:t xml:space="preserve"> </w:t>
-      </w:r>
-      <w:r>
-        <w:t xml:space="preserve">and</w:t>
+        <w:t xml:space="preserve">isPrime</w:t>
+      </w:r>
+      <w:r>
+        <w:t xml:space="preserve">. A message is printed to the console indicating whether</w:t>
       </w:r>
       <w:r>
         <w:t xml:space="preserve"> </w:t>
@@ -5423,318 +5859,238 @@
         <w:rPr>
           <w:rStyle w:val="VerbatimChar"/>
         </w:rPr>
-        <w:t xml:space="preserve">size</w:t>
-      </w:r>
-      <w:r>
-        <w:t xml:space="preserve"> </w:t>
-      </w:r>
-      <w:r>
-        <w:t xml:space="preserve">as arguments.</w:t>
+        <w:t xml:space="preserve">17</w:t>
+      </w:r>
+      <w:r>
+        <w:t xml:space="preserve"> </w:t>
+      </w:r>
+      <w:r>
+        <w:t xml:space="preserve">is a prime number or not.</w:t>
       </w:r>
     </w:p>
     <w:p>
       <w:pPr>
-        <w:pStyle w:val="Compact"/>
-        <w:numPr>
-          <w:ilvl w:val="1"/>
-          <w:numId w:val="1009"/>
-        </w:numPr>
-      </w:pPr>
-      <w:r>
-        <w:t xml:space="preserve">The maximum value returned by</w:t>
-      </w:r>
-      <w:r>
-        <w:t xml:space="preserve"> </w:t>
-      </w:r>
-      <w:r>
-        <w:rPr>
-          <w:rStyle w:val="VerbatimChar"/>
-        </w:rPr>
-        <w:t xml:space="preserve">findMax</w:t>
-      </w:r>
-      <w:r>
-        <w:t xml:space="preserve"> </w:t>
-      </w:r>
-      <w:r>
-        <w:t xml:space="preserve">is printed to the console.</w:t>
-      </w:r>
-    </w:p>
-    <w:p>
-      <w:pPr>
-        <w:pStyle w:val="Compact"/>
+        <w:pStyle w:val="SourceCode"/>
         <w:numPr>
           <w:ilvl w:val="0"/>
-          <w:numId w:val="1008"/>
+          <w:numId w:val="1000"/>
         </w:numPr>
       </w:pPr>
       <w:r>
         <w:rPr>
-          <w:b/>
-          <w:bCs/>
-        </w:rPr>
-        <w:t xml:space="preserve">Calculate String Length</w:t>
-      </w:r>
-      <w:r>
-        <w:t xml:space="preserve">:</w:t>
-      </w:r>
-    </w:p>
-    <w:p>
-      <w:pPr>
-        <w:pStyle w:val="Compact"/>
-        <w:numPr>
-          <w:ilvl w:val="1"/>
-          <w:numId w:val="1010"/>
-        </w:numPr>
-      </w:pPr>
-      <w:r>
-        <w:t xml:space="preserve">A character array</w:t>
-      </w:r>
-      <w:r>
-        <w:t xml:space="preserve"> </w:t>
-      </w:r>
-      <w:r>
-        <w:rPr>
-          <w:rStyle w:val="VerbatimChar"/>
-        </w:rPr>
-        <w:t xml:space="preserve">name</w:t>
-      </w:r>
-      <w:r>
-        <w:t xml:space="preserve"> </w:t>
-      </w:r>
-      <w:r>
-        <w:t xml:space="preserve">is initialized with the string literal</w:t>
-      </w:r>
-      <w:r>
-        <w:t xml:space="preserve"> </w:t>
-      </w:r>
-      <w:r>
-        <w:t xml:space="preserve">“Prateek”</w:t>
-      </w:r>
-      <w:r>
-        <w:t xml:space="preserve">.</w:t>
-      </w:r>
-    </w:p>
-    <w:p>
-      <w:pPr>
-        <w:pStyle w:val="Compact"/>
-        <w:numPr>
-          <w:ilvl w:val="1"/>
-          <w:numId w:val="1010"/>
-        </w:numPr>
-      </w:pPr>
-      <w:r>
-        <w:t xml:space="preserve">It calls the</w:t>
-      </w:r>
-      <w:r>
-        <w:t xml:space="preserve"> </w:t>
-      </w:r>
-      <w:r>
-        <w:rPr>
-          <w:rStyle w:val="VerbatimChar"/>
-        </w:rPr>
-        <w:t xml:space="preserve">stringLength</w:t>
-      </w:r>
-      <w:r>
-        <w:t xml:space="preserve"> </w:t>
-      </w:r>
-      <w:r>
-        <w:t xml:space="preserve">function with</w:t>
-      </w:r>
-      <w:r>
-        <w:t xml:space="preserve"> </w:t>
-      </w:r>
-      <w:r>
-        <w:rPr>
-          <w:rStyle w:val="VerbatimChar"/>
-        </w:rPr>
-        <w:t xml:space="preserve">name</w:t>
-      </w:r>
-      <w:r>
-        <w:t xml:space="preserve"> </w:t>
-      </w:r>
-      <w:r>
-        <w:t xml:space="preserve">as the argument.</w:t>
-      </w:r>
-    </w:p>
-    <w:p>
-      <w:pPr>
-        <w:pStyle w:val="Compact"/>
-        <w:numPr>
-          <w:ilvl w:val="1"/>
-          <w:numId w:val="1010"/>
-        </w:numPr>
-      </w:pPr>
-      <w:r>
-        <w:t xml:space="preserve">The length of the string returned by</w:t>
-      </w:r>
-      <w:r>
-        <w:t xml:space="preserve"> </w:t>
-      </w:r>
-      <w:r>
-        <w:rPr>
-          <w:rStyle w:val="VerbatimChar"/>
-        </w:rPr>
-        <w:t xml:space="preserve">stringLength</w:t>
-      </w:r>
-      <w:r>
-        <w:t xml:space="preserve"> </w:t>
-      </w:r>
-      <w:r>
-        <w:t xml:space="preserve">is printed to the console.</w:t>
-      </w:r>
-    </w:p>
-    <w:p>
-      <w:pPr>
-        <w:pStyle w:val="Compact"/>
-        <w:numPr>
-          <w:ilvl w:val="0"/>
-          <w:numId w:val="1008"/>
-        </w:numPr>
-      </w:pPr>
-      <w:r>
-        <w:rPr>
-          <w:b/>
-          <w:bCs/>
-        </w:rPr>
-        <w:t xml:space="preserve">Check for Prime Number</w:t>
-      </w:r>
-      <w:r>
-        <w:t xml:space="preserve">:</w:t>
-      </w:r>
-    </w:p>
-    <w:p>
-      <w:pPr>
-        <w:pStyle w:val="Compact"/>
-        <w:numPr>
-          <w:ilvl w:val="1"/>
-          <w:numId w:val="1011"/>
-        </w:numPr>
-      </w:pPr>
-      <w:r>
-        <w:t xml:space="preserve">An integer variable</w:t>
-      </w:r>
-      <w:r>
-        <w:t xml:space="preserve"> </w:t>
-      </w:r>
-      <w:r>
-        <w:rPr>
-          <w:rStyle w:val="VerbatimChar"/>
+          <w:rStyle w:val="DataTypeTok"/>
+        </w:rPr>
+        <w:t xml:space="preserve">int</w:t>
+      </w:r>
+      <w:r>
+        <w:rPr>
+          <w:rStyle w:val="NormalTok"/>
+        </w:rPr>
+        <w:t xml:space="preserve"> number </w:t>
+      </w:r>
+      <w:r>
+        <w:rPr>
+          <w:rStyle w:val="OperatorTok"/>
+        </w:rPr>
+        <w:t xml:space="preserve">=</w:t>
+      </w:r>
+      <w:r>
+        <w:rPr>
+          <w:rStyle w:val="NormalTok"/>
+        </w:rPr>
+        <w:t xml:space="preserve"> </w:t>
+      </w:r>
+      <w:r>
+        <w:rPr>
+          <w:rStyle w:val="DecValTok"/>
+        </w:rPr>
+        <w:t xml:space="preserve">17</w:t>
+      </w:r>
+      <w:r>
+        <w:rPr>
+          <w:rStyle w:val="OperatorTok"/>
+        </w:rPr>
+        <w:t xml:space="preserve">;</w:t>
+      </w:r>
+      <w:r>
+        <w:br/>
+      </w:r>
+      <w:r>
+        <w:rPr>
+          <w:rStyle w:val="ControlFlowTok"/>
+        </w:rPr>
+        <w:t xml:space="preserve">if</w:t>
+      </w:r>
+      <w:r>
+        <w:rPr>
+          <w:rStyle w:val="NormalTok"/>
+        </w:rPr>
+        <w:t xml:space="preserve"> </w:t>
+      </w:r>
+      <w:r>
+        <w:rPr>
+          <w:rStyle w:val="OperatorTok"/>
+        </w:rPr>
+        <w:t xml:space="preserve">(</w:t>
+      </w:r>
+      <w:r>
+        <w:rPr>
+          <w:rStyle w:val="NormalTok"/>
+        </w:rPr>
+        <w:t xml:space="preserve">isPrime</w:t>
+      </w:r>
+      <w:r>
+        <w:rPr>
+          <w:rStyle w:val="OperatorTok"/>
+        </w:rPr>
+        <w:t xml:space="preserve">(</w:t>
+      </w:r>
+      <w:r>
+        <w:rPr>
+          <w:rStyle w:val="NormalTok"/>
         </w:rPr>
         <w:t xml:space="preserve">number</w:t>
       </w:r>
       <w:r>
-        <w:t xml:space="preserve"> </w:t>
-      </w:r>
-      <w:r>
-        <w:t xml:space="preserve">is initialized with the value</w:t>
-      </w:r>
-      <w:r>
-        <w:t xml:space="preserve"> </w:t>
-      </w:r>
-      <w:r>
-        <w:rPr>
-          <w:rStyle w:val="VerbatimChar"/>
-        </w:rPr>
-        <w:t xml:space="preserve">17</w:t>
-      </w:r>
-      <w:r>
-        <w:t xml:space="preserve">.</w:t>
-      </w:r>
-    </w:p>
-    <w:p>
-      <w:pPr>
-        <w:pStyle w:val="Compact"/>
-        <w:numPr>
-          <w:ilvl w:val="1"/>
-          <w:numId w:val="1011"/>
-        </w:numPr>
-      </w:pPr>
-      <w:r>
-        <w:t xml:space="preserve">The</w:t>
-      </w:r>
-      <w:r>
-        <w:t xml:space="preserve"> </w:t>
-      </w:r>
-      <w:r>
-        <w:rPr>
-          <w:rStyle w:val="VerbatimChar"/>
-        </w:rPr>
-        <w:t xml:space="preserve">isPrime</w:t>
-      </w:r>
-      <w:r>
-        <w:t xml:space="preserve"> </w:t>
-      </w:r>
-      <w:r>
-        <w:t xml:space="preserve">function is called with</w:t>
-      </w:r>
-      <w:r>
-        <w:t xml:space="preserve"> </w:t>
-      </w:r>
-      <w:r>
-        <w:rPr>
-          <w:rStyle w:val="VerbatimChar"/>
-        </w:rPr>
-        <w:t xml:space="preserve">number</w:t>
-      </w:r>
-      <w:r>
-        <w:t xml:space="preserve"> </w:t>
-      </w:r>
-      <w:r>
-        <w:t xml:space="preserve">as the argument.</w:t>
-      </w:r>
-    </w:p>
-    <w:p>
-      <w:pPr>
-        <w:pStyle w:val="Compact"/>
-        <w:numPr>
-          <w:ilvl w:val="1"/>
-          <w:numId w:val="1011"/>
-        </w:numPr>
-      </w:pPr>
-      <w:r>
-        <w:t xml:space="preserve">An</w:t>
-      </w:r>
-      <w:r>
-        <w:t xml:space="preserve"> </w:t>
-      </w:r>
-      <w:r>
-        <w:rPr>
-          <w:rStyle w:val="VerbatimChar"/>
-        </w:rPr>
-        <w:t xml:space="preserve">if-else</w:t>
-      </w:r>
-      <w:r>
-        <w:t xml:space="preserve"> </w:t>
-      </w:r>
-      <w:r>
-        <w:t xml:space="preserve">statement checks the boolean result from</w:t>
-      </w:r>
-      <w:r>
-        <w:t xml:space="preserve"> </w:t>
-      </w:r>
-      <w:r>
-        <w:rPr>
-          <w:rStyle w:val="VerbatimChar"/>
-        </w:rPr>
-        <w:t xml:space="preserve">isPrime</w:t>
-      </w:r>
-      <w:r>
-        <w:t xml:space="preserve">. It prints a message to the console indicating whether</w:t>
-      </w:r>
-      <w:r>
-        <w:t xml:space="preserve"> </w:t>
-      </w:r>
-      <w:r>
-        <w:rPr>
-          <w:rStyle w:val="VerbatimChar"/>
-        </w:rPr>
-        <w:t xml:space="preserve">17</w:t>
-      </w:r>
-      <w:r>
-        <w:t xml:space="preserve"> </w:t>
-      </w:r>
-      <w:r>
-        <w:t xml:space="preserve">is a prime number or not.</w:t>
+        <w:rPr>
+          <w:rStyle w:val="OperatorTok"/>
+        </w:rPr>
+        <w:t xml:space="preserve">))</w:t>
+      </w:r>
+      <w:r>
+        <w:br/>
+      </w:r>
+      <w:r>
+        <w:rPr>
+          <w:rStyle w:val="NormalTok"/>
+        </w:rPr>
+        <w:t xml:space="preserve">    printf</w:t>
+      </w:r>
+      <w:r>
+        <w:rPr>
+          <w:rStyle w:val="OperatorTok"/>
+        </w:rPr>
+        <w:t xml:space="preserve">(</w:t>
+      </w:r>
+      <w:r>
+        <w:rPr>
+          <w:rStyle w:val="StringTok"/>
+        </w:rPr>
+        <w:t xml:space="preserve">"</w:t>
+      </w:r>
+      <w:r>
+        <w:rPr>
+          <w:rStyle w:val="SpecialCharTok"/>
+        </w:rPr>
+        <w:t xml:space="preserve">%d</w:t>
+      </w:r>
+      <w:r>
+        <w:rPr>
+          <w:rStyle w:val="StringTok"/>
+        </w:rPr>
+        <w:t xml:space="preserve"> is a prime number.</w:t>
+      </w:r>
+      <w:r>
+        <w:rPr>
+          <w:rStyle w:val="SpecialCharTok"/>
+        </w:rPr>
+        <w:t xml:space="preserve">\n</w:t>
+      </w:r>
+      <w:r>
+        <w:rPr>
+          <w:rStyle w:val="StringTok"/>
+        </w:rPr>
+        <w:t xml:space="preserve">"</w:t>
+      </w:r>
+      <w:r>
+        <w:rPr>
+          <w:rStyle w:val="OperatorTok"/>
+        </w:rPr>
+        <w:t xml:space="preserve">,</w:t>
+      </w:r>
+      <w:r>
+        <w:rPr>
+          <w:rStyle w:val="NormalTok"/>
+        </w:rPr>
+        <w:t xml:space="preserve"> number</w:t>
+      </w:r>
+      <w:r>
+        <w:rPr>
+          <w:rStyle w:val="OperatorTok"/>
+        </w:rPr>
+        <w:t xml:space="preserve">);</w:t>
+      </w:r>
+      <w:r>
+        <w:br/>
+      </w:r>
+      <w:r>
+        <w:rPr>
+          <w:rStyle w:val="ControlFlowTok"/>
+        </w:rPr>
+        <w:t xml:space="preserve">else</w:t>
+      </w:r>
+      <w:r>
+        <w:br/>
+      </w:r>
+      <w:r>
+        <w:rPr>
+          <w:rStyle w:val="NormalTok"/>
+        </w:rPr>
+        <w:t xml:space="preserve">    printf</w:t>
+      </w:r>
+      <w:r>
+        <w:rPr>
+          <w:rStyle w:val="OperatorTok"/>
+        </w:rPr>
+        <w:t xml:space="preserve">(</w:t>
+      </w:r>
+      <w:r>
+        <w:rPr>
+          <w:rStyle w:val="StringTok"/>
+        </w:rPr>
+        <w:t xml:space="preserve">"</w:t>
+      </w:r>
+      <w:r>
+        <w:rPr>
+          <w:rStyle w:val="SpecialCharTok"/>
+        </w:rPr>
+        <w:t xml:space="preserve">%d</w:t>
+      </w:r>
+      <w:r>
+        <w:rPr>
+          <w:rStyle w:val="StringTok"/>
+        </w:rPr>
+        <w:t xml:space="preserve"> is not a prime number.</w:t>
+      </w:r>
+      <w:r>
+        <w:rPr>
+          <w:rStyle w:val="SpecialCharTok"/>
+        </w:rPr>
+        <w:t xml:space="preserve">\n</w:t>
+      </w:r>
+      <w:r>
+        <w:rPr>
+          <w:rStyle w:val="StringTok"/>
+        </w:rPr>
+        <w:t xml:space="preserve">"</w:t>
+      </w:r>
+      <w:r>
+        <w:rPr>
+          <w:rStyle w:val="OperatorTok"/>
+        </w:rPr>
+        <w:t xml:space="preserve">,</w:t>
+      </w:r>
+      <w:r>
+        <w:rPr>
+          <w:rStyle w:val="NormalTok"/>
+        </w:rPr>
+        <w:t xml:space="preserve"> number</w:t>
+      </w:r>
+      <w:r>
+        <w:rPr>
+          <w:rStyle w:val="OperatorTok"/>
+        </w:rPr>
+        <w:t xml:space="preserve">);</w:t>
       </w:r>
     </w:p>
     <w:p>
@@ -5781,11 +6137,26 @@
         <w:pStyle w:val="Compact"/>
         <w:numPr>
           <w:ilvl w:val="0"/>
-          <w:numId w:val="1012"/>
+          <w:numId w:val="1010"/>
         </w:numPr>
       </w:pPr>
       <w:r>
-        <w:t xml:space="preserve">This function is the primary entry point for the C program.</w:t>
+        <w:t xml:space="preserve">This</w:t>
+      </w:r>
+      <w:r>
+        <w:t xml:space="preserve"> </w:t>
+      </w:r>
+      <w:r>
+        <w:rPr>
+          <w:rStyle w:val="VerbatimChar"/>
+        </w:rPr>
+        <w:t xml:space="preserve">main</w:t>
+      </w:r>
+      <w:r>
+        <w:t xml:space="preserve"> </w:t>
+      </w:r>
+      <w:r>
+        <w:t xml:space="preserve">function is designed as a driver to test and demonstrate other functions.</w:t>
       </w:r>
     </w:p>
     <w:p>
@@ -5793,11 +6164,11 @@
         <w:pStyle w:val="Compact"/>
         <w:numPr>
           <w:ilvl w:val="0"/>
-          <w:numId w:val="1012"/>
+          <w:numId w:val="1010"/>
         </w:numPr>
       </w:pPr>
       <w:r>
-        <w:t xml:space="preserve">It depends on the external functions</w:t>
+        <w:t xml:space="preserve">For this code to compile and run, the functions</w:t>
       </w:r>
       <w:r>
         <w:t xml:space="preserve"> </w:t>
@@ -5833,7 +6204,10 @@
         <w:t xml:space="preserve">isPrime</w:t>
       </w:r>
       <w:r>
-        <w:t xml:space="preserve">. These functions must be defined and linked for the program to compile and run correctly.</w:t>
+        <w:t xml:space="preserve"> </w:t>
+      </w:r>
+      <w:r>
+        <w:t xml:space="preserve">must be defined elsewhere in the project.</w:t>
       </w:r>
     </w:p>
     <w:p>
@@ -5841,15 +6215,57 @@
         <w:pStyle w:val="Compact"/>
         <w:numPr>
           <w:ilvl w:val="0"/>
-          <w:numId w:val="1012"/>
+          <w:numId w:val="1010"/>
         </w:numPr>
       </w:pPr>
       <w:r>
-        <w:t xml:space="preserve">All results are printed directly to the standard output (the console).</w:t>
+        <w:t xml:space="preserve">The output is sent to the standard output stream (typically the console).</w:t>
       </w:r>
     </w:p>
     <w:p>
       <w:pPr>
+        <w:pStyle w:val="Compact"/>
+        <w:numPr>
+          <w:ilvl w:val="0"/>
+          <w:numId w:val="1010"/>
+        </w:numPr>
+      </w:pPr>
+      <w:r>
+        <w:t xml:space="preserve">The</w:t>
+      </w:r>
+      <w:r>
+        <w:t xml:space="preserve"> </w:t>
+      </w:r>
+      <w:r>
+        <w:rPr>
+          <w:rStyle w:val="VerbatimChar"/>
+        </w:rPr>
+        <w:t xml:space="preserve">&lt;stdio.h&gt;</w:t>
+      </w:r>
+      <w:r>
+        <w:t xml:space="preserve"> </w:t>
+      </w:r>
+      <w:r>
+        <w:t xml:space="preserve">header is required for the</w:t>
+      </w:r>
+      <w:r>
+        <w:t xml:space="preserve"> </w:t>
+      </w:r>
+      <w:r>
+        <w:rPr>
+          <w:rStyle w:val="VerbatimChar"/>
+        </w:rPr>
+        <w:t xml:space="preserve">printf</w:t>
+      </w:r>
+      <w:r>
+        <w:t xml:space="preserve"> </w:t>
+      </w:r>
+      <w:r>
+        <w:t xml:space="preserve">function.</w:t>
+      </w:r>
+    </w:p>
+    <w:p>
+      <w:pPr>
         <w:pStyle w:val="FirstParagraph"/>
       </w:pPr>
       <w:r>
@@ -5860,7 +6276,7 @@
         <w:t xml:space="preserve">Output Example</w:t>
       </w:r>
       <w:r>
-        <w:t xml:space="preserve">: The function will print the results of the function calls to the console.</w:t>
+        <w:t xml:space="preserve">: The function will print the results of the function calls directly to the console.</w:t>
       </w:r>
     </w:p>
     <w:bookmarkEnd w:id="34"/>
@@ -5887,7 +6303,7 @@
         <w:pStyle w:val="FirstParagraph"/>
       </w:pPr>
       <w:r>
-        <w:t xml:space="preserve">The</w:t>
+        <w:t xml:space="preserve">To run this code, you would compile it with a C compiler (like GCC) and then execute the resulting binary. The</w:t>
       </w:r>
       <w:r>
         <w:t xml:space="preserve"> </w:t>
@@ -5902,991 +6318,70 @@
         <w:t xml:space="preserve"> </w:t>
       </w:r>
       <w:r>
-        <w:t xml:space="preserve">function is the starting point of execution. To run it, you compile the entire C program and execute the resulting binary.</w:t>
+        <w:t xml:space="preserve">function is the program’s entry point and is not called directly by user code.</w:t>
       </w:r>
     </w:p>
     <w:p>
       <w:pPr>
-        <w:pStyle w:val="SourceCode"/>
-      </w:pPr>
-      <w:r>
-        <w:rPr>
-          <w:rStyle w:val="PreprocessorTok"/>
-        </w:rPr>
-        <w:t xml:space="preserve">#include </w:t>
-      </w:r>
-      <w:r>
-        <w:rPr>
-          <w:rStyle w:val="ImportTok"/>
-        </w:rPr>
-        <w:t xml:space="preserve">&lt;stdio.h&gt;</w:t>
-      </w:r>
-      <w:r>
-        <w:br/>
-      </w:r>
-      <w:r>
-        <w:br/>
-      </w:r>
-      <w:r>
-        <w:rPr>
-          <w:rStyle w:val="CommentTok"/>
-        </w:rPr>
-        <w:t xml:space="preserve">// Assume findMax, stringLength, and isPrime are defined elsewhere</w:t>
-      </w:r>
-      <w:r>
-        <w:br/>
-      </w:r>
-      <w:r>
-        <w:rPr>
-          <w:rStyle w:val="DataTypeTok"/>
-        </w:rPr>
-        <w:t xml:space="preserve">int</w:t>
-      </w:r>
-      <w:r>
-        <w:rPr>
-          <w:rStyle w:val="NormalTok"/>
-        </w:rPr>
-        <w:t xml:space="preserve"> findMax</w:t>
-      </w:r>
-      <w:r>
-        <w:rPr>
-          <w:rStyle w:val="OperatorTok"/>
-        </w:rPr>
-        <w:t xml:space="preserve">(</w:t>
-      </w:r>
-      <w:r>
-        <w:rPr>
-          <w:rStyle w:val="DataTypeTok"/>
-        </w:rPr>
-        <w:t xml:space="preserve">int</w:t>
-      </w:r>
-      <w:r>
-        <w:rPr>
-          <w:rStyle w:val="NormalTok"/>
-        </w:rPr>
-        <w:t xml:space="preserve"> arr</w:t>
-      </w:r>
-      <w:r>
-        <w:rPr>
-          <w:rStyle w:val="OperatorTok"/>
-        </w:rPr>
-        <w:t xml:space="preserve">[],</w:t>
-      </w:r>
-      <w:r>
-        <w:rPr>
-          <w:rStyle w:val="NormalTok"/>
-        </w:rPr>
-        <w:t xml:space="preserve"> </w:t>
-      </w:r>
-      <w:r>
-        <w:rPr>
-          <w:rStyle w:val="DataTypeTok"/>
-        </w:rPr>
-        <w:t xml:space="preserve">int</w:t>
-      </w:r>
-      <w:r>
-        <w:rPr>
-          <w:rStyle w:val="NormalTok"/>
-        </w:rPr>
-        <w:t xml:space="preserve"> size</w:t>
-      </w:r>
-      <w:r>
-        <w:rPr>
-          <w:rStyle w:val="OperatorTok"/>
-        </w:rPr>
-        <w:t xml:space="preserve">);</w:t>
-      </w:r>
-      <w:r>
-        <w:br/>
-      </w:r>
-      <w:r>
-        <w:rPr>
-          <w:rStyle w:val="DataTypeTok"/>
-        </w:rPr>
-        <w:t xml:space="preserve">int</w:t>
-      </w:r>
-      <w:r>
-        <w:rPr>
-          <w:rStyle w:val="NormalTok"/>
-        </w:rPr>
-        <w:t xml:space="preserve"> stringLength</w:t>
-      </w:r>
-      <w:r>
-        <w:rPr>
-          <w:rStyle w:val="OperatorTok"/>
-        </w:rPr>
-        <w:t xml:space="preserve">(</w:t>
-      </w:r>
-      <w:r>
-        <w:rPr>
-          <w:rStyle w:val="DataTypeTok"/>
-        </w:rPr>
-        <w:t xml:space="preserve">char</w:t>
-      </w:r>
-      <w:r>
-        <w:rPr>
-          <w:rStyle w:val="NormalTok"/>
-        </w:rPr>
-        <w:t xml:space="preserve"> str</w:t>
-      </w:r>
-      <w:r>
-        <w:rPr>
-          <w:rStyle w:val="OperatorTok"/>
-        </w:rPr>
-        <w:t xml:space="preserve">[]);</w:t>
-      </w:r>
-      <w:r>
-        <w:br/>
-      </w:r>
-      <w:r>
-        <w:rPr>
-          <w:rStyle w:val="DataTypeTok"/>
-        </w:rPr>
-        <w:t xml:space="preserve">int</w:t>
-      </w:r>
-      <w:r>
-        <w:rPr>
-          <w:rStyle w:val="NormalTok"/>
-        </w:rPr>
-        <w:t xml:space="preserve"> isPrime</w:t>
-      </w:r>
-      <w:r>
-        <w:rPr>
-          <w:rStyle w:val="OperatorTok"/>
-        </w:rPr>
-        <w:t xml:space="preserve">(</w:t>
-      </w:r>
-      <w:r>
-        <w:rPr>
-          <w:rStyle w:val="DataTypeTok"/>
-        </w:rPr>
-        <w:t xml:space="preserve">int</w:t>
-      </w:r>
-      <w:r>
-        <w:rPr>
-          <w:rStyle w:val="NormalTok"/>
-        </w:rPr>
-        <w:t xml:space="preserve"> n</w:t>
-      </w:r>
-      <w:r>
-        <w:rPr>
-          <w:rStyle w:val="OperatorTok"/>
-        </w:rPr>
-        <w:t xml:space="preserve">);</w:t>
-      </w:r>
-      <w:r>
-        <w:br/>
-      </w:r>
-      <w:r>
-        <w:br/>
-      </w:r>
-      <w:r>
-        <w:rPr>
-          <w:rStyle w:val="DataTypeTok"/>
-        </w:rPr>
-        <w:t xml:space="preserve">int</w:t>
-      </w:r>
-      <w:r>
-        <w:rPr>
-          <w:rStyle w:val="NormalTok"/>
-        </w:rPr>
-        <w:t xml:space="preserve"> main</w:t>
-      </w:r>
-      <w:r>
-        <w:rPr>
-          <w:rStyle w:val="OperatorTok"/>
-        </w:rPr>
-        <w:t xml:space="preserve">()</w:t>
-      </w:r>
-      <w:r>
-        <w:rPr>
-          <w:rStyle w:val="NormalTok"/>
-        </w:rPr>
-        <w:t xml:space="preserve"> </w:t>
-      </w:r>
-      <w:r>
-        <w:rPr>
-          <w:rStyle w:val="OperatorTok"/>
-        </w:rPr>
-        <w:t xml:space="preserve">{</w:t>
-      </w:r>
-      <w:r>
-        <w:br/>
-      </w:r>
-      <w:r>
-        <w:rPr>
-          <w:rStyle w:val="NormalTok"/>
-        </w:rPr>
-        <w:t xml:space="preserve">    </w:t>
-      </w:r>
-      <w:r>
-        <w:rPr>
-          <w:rStyle w:val="DataTypeTok"/>
-        </w:rPr>
-        <w:t xml:space="preserve">int</w:t>
-      </w:r>
-      <w:r>
-        <w:rPr>
-          <w:rStyle w:val="NormalTok"/>
-        </w:rPr>
-        <w:t xml:space="preserve"> nums</w:t>
-      </w:r>
-      <w:r>
-        <w:rPr>
-          <w:rStyle w:val="OperatorTok"/>
-        </w:rPr>
-        <w:t xml:space="preserve">[]</w:t>
-      </w:r>
-      <w:r>
-        <w:rPr>
-          <w:rStyle w:val="NormalTok"/>
-        </w:rPr>
-        <w:t xml:space="preserve"> </w:t>
-      </w:r>
-      <w:r>
-        <w:rPr>
-          <w:rStyle w:val="OperatorTok"/>
-        </w:rPr>
-        <w:t xml:space="preserve">=</w:t>
-      </w:r>
-      <w:r>
-        <w:rPr>
-          <w:rStyle w:val="NormalTok"/>
-        </w:rPr>
-        <w:t xml:space="preserve"> </w:t>
-      </w:r>
-      <w:r>
-        <w:rPr>
-          <w:rStyle w:val="OperatorTok"/>
-        </w:rPr>
-        <w:t xml:space="preserve">{</w:t>
-      </w:r>
-      <w:r>
-        <w:rPr>
-          <w:rStyle w:val="DecValTok"/>
-        </w:rPr>
-        <w:t xml:space="preserve">5</w:t>
-      </w:r>
-      <w:r>
-        <w:rPr>
-          <w:rStyle w:val="OperatorTok"/>
-        </w:rPr>
-        <w:t xml:space="preserve">,</w:t>
-      </w:r>
-      <w:r>
-        <w:rPr>
-          <w:rStyle w:val="NormalTok"/>
-        </w:rPr>
-        <w:t xml:space="preserve"> </w:t>
-      </w:r>
-      <w:r>
-        <w:rPr>
-          <w:rStyle w:val="DecValTok"/>
-        </w:rPr>
-        <w:t xml:space="preserve">12</w:t>
-      </w:r>
-      <w:r>
-        <w:rPr>
-          <w:rStyle w:val="OperatorTok"/>
-        </w:rPr>
-        <w:t xml:space="preserve">,</w:t>
-      </w:r>
-      <w:r>
-        <w:rPr>
-          <w:rStyle w:val="NormalTok"/>
-        </w:rPr>
-        <w:t xml:space="preserve"> </w:t>
-      </w:r>
-      <w:r>
-        <w:rPr>
-          <w:rStyle w:val="DecValTok"/>
-        </w:rPr>
-        <w:t xml:space="preserve">3</w:t>
-      </w:r>
-      <w:r>
-        <w:rPr>
-          <w:rStyle w:val="OperatorTok"/>
-        </w:rPr>
-        <w:t xml:space="preserve">,</w:t>
-      </w:r>
-      <w:r>
-        <w:rPr>
-          <w:rStyle w:val="NormalTok"/>
-        </w:rPr>
-        <w:t xml:space="preserve"> </w:t>
-      </w:r>
-      <w:r>
-        <w:rPr>
-          <w:rStyle w:val="DecValTok"/>
-        </w:rPr>
-        <w:t xml:space="preserve">19</w:t>
-      </w:r>
-      <w:r>
-        <w:rPr>
-          <w:rStyle w:val="OperatorTok"/>
-        </w:rPr>
-        <w:t xml:space="preserve">,</w:t>
-      </w:r>
-      <w:r>
-        <w:rPr>
-          <w:rStyle w:val="NormalTok"/>
-        </w:rPr>
-        <w:t xml:space="preserve"> </w:t>
-      </w:r>
-      <w:r>
-        <w:rPr>
-          <w:rStyle w:val="DecValTok"/>
-        </w:rPr>
-        <w:t xml:space="preserve">7</w:t>
-      </w:r>
-      <w:r>
-        <w:rPr>
-          <w:rStyle w:val="OperatorTok"/>
-        </w:rPr>
-        <w:t xml:space="preserve">};</w:t>
-      </w:r>
-      <w:r>
-        <w:br/>
-      </w:r>
-      <w:r>
-        <w:rPr>
-          <w:rStyle w:val="NormalTok"/>
-        </w:rPr>
-        <w:t xml:space="preserve">    </w:t>
-      </w:r>
-      <w:r>
-        <w:rPr>
-          <w:rStyle w:val="DataTypeTok"/>
-        </w:rPr>
-        <w:t xml:space="preserve">int</w:t>
-      </w:r>
-      <w:r>
-        <w:rPr>
-          <w:rStyle w:val="NormalTok"/>
-        </w:rPr>
-        <w:t xml:space="preserve"> size </w:t>
-      </w:r>
-      <w:r>
-        <w:rPr>
-          <w:rStyle w:val="OperatorTok"/>
-        </w:rPr>
-        <w:t xml:space="preserve">=</w:t>
-      </w:r>
-      <w:r>
-        <w:rPr>
-          <w:rStyle w:val="NormalTok"/>
-        </w:rPr>
-        <w:t xml:space="preserve"> </w:t>
-      </w:r>
-      <w:r>
-        <w:rPr>
-          <w:rStyle w:val="KeywordTok"/>
-        </w:rPr>
-        <w:t xml:space="preserve">sizeof</w:t>
-      </w:r>
-      <w:r>
-        <w:rPr>
-          <w:rStyle w:val="OperatorTok"/>
-        </w:rPr>
-        <w:t xml:space="preserve">(</w:t>
-      </w:r>
-      <w:r>
-        <w:rPr>
-          <w:rStyle w:val="NormalTok"/>
-        </w:rPr>
-        <w:t xml:space="preserve">nums</w:t>
-      </w:r>
-      <w:r>
-        <w:rPr>
-          <w:rStyle w:val="OperatorTok"/>
-        </w:rPr>
-        <w:t xml:space="preserve">)</w:t>
-      </w:r>
-      <w:r>
-        <w:rPr>
-          <w:rStyle w:val="NormalTok"/>
-        </w:rPr>
-        <w:t xml:space="preserve"> </w:t>
-      </w:r>
-      <w:r>
-        <w:rPr>
-          <w:rStyle w:val="OperatorTok"/>
-        </w:rPr>
-        <w:t xml:space="preserve">/</w:t>
-      </w:r>
-      <w:r>
-        <w:rPr>
-          <w:rStyle w:val="NormalTok"/>
-        </w:rPr>
-        <w:t xml:space="preserve"> </w:t>
-      </w:r>
-      <w:r>
-        <w:rPr>
-          <w:rStyle w:val="KeywordTok"/>
-        </w:rPr>
-        <w:t xml:space="preserve">sizeof</w:t>
-      </w:r>
-      <w:r>
-        <w:rPr>
-          <w:rStyle w:val="OperatorTok"/>
-        </w:rPr>
-        <w:t xml:space="preserve">(</w:t>
-      </w:r>
-      <w:r>
-        <w:rPr>
-          <w:rStyle w:val="NormalTok"/>
-        </w:rPr>
-        <w:t xml:space="preserve">nums</w:t>
-      </w:r>
-      <w:r>
-        <w:rPr>
-          <w:rStyle w:val="OperatorTok"/>
-        </w:rPr>
-        <w:t xml:space="preserve">[</w:t>
-      </w:r>
-      <w:r>
-        <w:rPr>
-          <w:rStyle w:val="DecValTok"/>
-        </w:rPr>
-        <w:t xml:space="preserve">0</w:t>
-      </w:r>
-      <w:r>
-        <w:rPr>
-          <w:rStyle w:val="OperatorTok"/>
-        </w:rPr>
-        <w:t xml:space="preserve">]);</w:t>
-      </w:r>
-      <w:r>
-        <w:br/>
-      </w:r>
-      <w:r>
-        <w:rPr>
-          <w:rStyle w:val="NormalTok"/>
-        </w:rPr>
-        <w:t xml:space="preserve">    </w:t>
-      </w:r>
-      <w:r>
-        <w:br/>
-      </w:r>
-      <w:r>
-        <w:rPr>
-          <w:rStyle w:val="NormalTok"/>
-        </w:rPr>
-        <w:t xml:space="preserve">    printf</w:t>
-      </w:r>
-      <w:r>
-        <w:rPr>
-          <w:rStyle w:val="OperatorTok"/>
-        </w:rPr>
-        <w:t xml:space="preserve">(</w:t>
-      </w:r>
-      <w:r>
-        <w:rPr>
-          <w:rStyle w:val="StringTok"/>
-        </w:rPr>
-        <w:t xml:space="preserve">"Maximum number: </w:t>
-      </w:r>
-      <w:r>
-        <w:rPr>
-          <w:rStyle w:val="SpecialCharTok"/>
-        </w:rPr>
-        <w:t xml:space="preserve">%d\n</w:t>
-      </w:r>
-      <w:r>
-        <w:rPr>
-          <w:rStyle w:val="StringTok"/>
-        </w:rPr>
-        <w:t xml:space="preserve">"</w:t>
-      </w:r>
-      <w:r>
-        <w:rPr>
-          <w:rStyle w:val="OperatorTok"/>
-        </w:rPr>
-        <w:t xml:space="preserve">,</w:t>
-      </w:r>
-      <w:r>
-        <w:rPr>
-          <w:rStyle w:val="NormalTok"/>
-        </w:rPr>
-        <w:t xml:space="preserve"> findMax</w:t>
-      </w:r>
-      <w:r>
-        <w:rPr>
-          <w:rStyle w:val="OperatorTok"/>
-        </w:rPr>
-        <w:t xml:space="preserve">(</w:t>
-      </w:r>
-      <w:r>
-        <w:rPr>
-          <w:rStyle w:val="NormalTok"/>
-        </w:rPr>
-        <w:t xml:space="preserve">nums</w:t>
-      </w:r>
-      <w:r>
-        <w:rPr>
-          <w:rStyle w:val="OperatorTok"/>
-        </w:rPr>
-        <w:t xml:space="preserve">,</w:t>
-      </w:r>
-      <w:r>
-        <w:rPr>
-          <w:rStyle w:val="NormalTok"/>
-        </w:rPr>
-        <w:t xml:space="preserve"> size</w:t>
-      </w:r>
-      <w:r>
-        <w:rPr>
-          <w:rStyle w:val="OperatorTok"/>
-        </w:rPr>
-        <w:t xml:space="preserve">));</w:t>
-      </w:r>
-      <w:r>
-        <w:br/>
-      </w:r>
-      <w:r>
-        <w:rPr>
-          <w:rStyle w:val="NormalTok"/>
-        </w:rPr>
-        <w:t xml:space="preserve">    </w:t>
-      </w:r>
-      <w:r>
-        <w:br/>
-      </w:r>
-      <w:r>
-        <w:rPr>
-          <w:rStyle w:val="NormalTok"/>
-        </w:rPr>
-        <w:t xml:space="preserve">    </w:t>
-      </w:r>
-      <w:r>
-        <w:rPr>
-          <w:rStyle w:val="DataTypeTok"/>
-        </w:rPr>
-        <w:t xml:space="preserve">char</w:t>
-      </w:r>
-      <w:r>
-        <w:rPr>
-          <w:rStyle w:val="NormalTok"/>
-        </w:rPr>
-        <w:t xml:space="preserve"> name</w:t>
-      </w:r>
-      <w:r>
-        <w:rPr>
-          <w:rStyle w:val="OperatorTok"/>
-        </w:rPr>
-        <w:t xml:space="preserve">[]</w:t>
-      </w:r>
-      <w:r>
-        <w:rPr>
-          <w:rStyle w:val="NormalTok"/>
-        </w:rPr>
-        <w:t xml:space="preserve"> </w:t>
-      </w:r>
-      <w:r>
-        <w:rPr>
-          <w:rStyle w:val="OperatorTok"/>
-        </w:rPr>
-        <w:t xml:space="preserve">=</w:t>
-      </w:r>
-      <w:r>
-        <w:rPr>
-          <w:rStyle w:val="NormalTok"/>
-        </w:rPr>
-        <w:t xml:space="preserve"> </w:t>
-      </w:r>
-      <w:r>
-        <w:rPr>
-          <w:rStyle w:val="StringTok"/>
-        </w:rPr>
-        <w:t xml:space="preserve">"Prateek"</w:t>
-      </w:r>
-      <w:r>
-        <w:rPr>
-          <w:rStyle w:val="OperatorTok"/>
-        </w:rPr>
-        <w:t xml:space="preserve">;</w:t>
-      </w:r>
-      <w:r>
-        <w:br/>
-      </w:r>
-      <w:r>
-        <w:rPr>
-          <w:rStyle w:val="NormalTok"/>
-        </w:rPr>
-        <w:t xml:space="preserve">    printf</w:t>
-      </w:r>
-      <w:r>
-        <w:rPr>
-          <w:rStyle w:val="OperatorTok"/>
-        </w:rPr>
-        <w:t xml:space="preserve">(</w:t>
-      </w:r>
-      <w:r>
-        <w:rPr>
-          <w:rStyle w:val="StringTok"/>
-        </w:rPr>
-        <w:t xml:space="preserve">"Length of '</w:t>
-      </w:r>
-      <w:r>
-        <w:rPr>
-          <w:rStyle w:val="SpecialCharTok"/>
-        </w:rPr>
-        <w:t xml:space="preserve">%s</w:t>
-      </w:r>
-      <w:r>
-        <w:rPr>
-          <w:rStyle w:val="StringTok"/>
-        </w:rPr>
-        <w:t xml:space="preserve">': </w:t>
-      </w:r>
-      <w:r>
-        <w:rPr>
-          <w:rStyle w:val="SpecialCharTok"/>
-        </w:rPr>
-        <w:t xml:space="preserve">%d\n</w:t>
-      </w:r>
-      <w:r>
-        <w:rPr>
-          <w:rStyle w:val="StringTok"/>
-        </w:rPr>
-        <w:t xml:space="preserve">"</w:t>
-      </w:r>
-      <w:r>
-        <w:rPr>
-          <w:rStyle w:val="OperatorTok"/>
-        </w:rPr>
-        <w:t xml:space="preserve">,</w:t>
-      </w:r>
-      <w:r>
-        <w:rPr>
-          <w:rStyle w:val="NormalTok"/>
-        </w:rPr>
-        <w:t xml:space="preserve"> name</w:t>
-      </w:r>
-      <w:r>
-        <w:rPr>
-          <w:rStyle w:val="OperatorTok"/>
-        </w:rPr>
-        <w:t xml:space="preserve">,</w:t>
-      </w:r>
-      <w:r>
-        <w:rPr>
-          <w:rStyle w:val="NormalTok"/>
-        </w:rPr>
-        <w:t xml:space="preserve"> stringLength</w:t>
-      </w:r>
-      <w:r>
-        <w:rPr>
-          <w:rStyle w:val="OperatorTok"/>
-        </w:rPr>
-        <w:t xml:space="preserve">(</w:t>
-      </w:r>
-      <w:r>
-        <w:rPr>
-          <w:rStyle w:val="NormalTok"/>
-        </w:rPr>
-        <w:t xml:space="preserve">name</w:t>
-      </w:r>
-      <w:r>
-        <w:rPr>
-          <w:rStyle w:val="OperatorTok"/>
-        </w:rPr>
-        <w:t xml:space="preserve">));</w:t>
-      </w:r>
-      <w:r>
-        <w:br/>
-      </w:r>
-      <w:r>
-        <w:rPr>
-          <w:rStyle w:val="NormalTok"/>
-        </w:rPr>
-        <w:t xml:space="preserve">    </w:t>
-      </w:r>
-      <w:r>
-        <w:br/>
-      </w:r>
-      <w:r>
-        <w:rPr>
-          <w:rStyle w:val="NormalTok"/>
-        </w:rPr>
-        <w:t xml:space="preserve">    </w:t>
-      </w:r>
-      <w:r>
-        <w:rPr>
-          <w:rStyle w:val="DataTypeTok"/>
-        </w:rPr>
-        <w:t xml:space="preserve">int</w:t>
-      </w:r>
-      <w:r>
-        <w:rPr>
-          <w:rStyle w:val="NormalTok"/>
-        </w:rPr>
-        <w:t xml:space="preserve"> number </w:t>
-      </w:r>
-      <w:r>
-        <w:rPr>
-          <w:rStyle w:val="OperatorTok"/>
-        </w:rPr>
-        <w:t xml:space="preserve">=</w:t>
-      </w:r>
-      <w:r>
-        <w:rPr>
-          <w:rStyle w:val="NormalTok"/>
-        </w:rPr>
-        <w:t xml:space="preserve"> </w:t>
-      </w:r>
-      <w:r>
-        <w:rPr>
-          <w:rStyle w:val="DecValTok"/>
-        </w:rPr>
-        <w:t xml:space="preserve">17</w:t>
-      </w:r>
-      <w:r>
-        <w:rPr>
-          <w:rStyle w:val="OperatorTok"/>
-        </w:rPr>
-        <w:t xml:space="preserve">;</w:t>
-      </w:r>
-      <w:r>
-        <w:br/>
-      </w:r>
-      <w:r>
-        <w:rPr>
-          <w:rStyle w:val="NormalTok"/>
-        </w:rPr>
-        <w:t xml:space="preserve">    </w:t>
-      </w:r>
-      <w:r>
-        <w:rPr>
-          <w:rStyle w:val="ControlFlowTok"/>
-        </w:rPr>
-        <w:t xml:space="preserve">if</w:t>
-      </w:r>
-      <w:r>
-        <w:rPr>
-          <w:rStyle w:val="NormalTok"/>
-        </w:rPr>
-        <w:t xml:space="preserve"> </w:t>
-      </w:r>
-      <w:r>
-        <w:rPr>
-          <w:rStyle w:val="OperatorTok"/>
-        </w:rPr>
-        <w:t xml:space="preserve">(</w:t>
-      </w:r>
-      <w:r>
-        <w:rPr>
-          <w:rStyle w:val="NormalTok"/>
-        </w:rPr>
-        <w:t xml:space="preserve">isPrime</w:t>
-      </w:r>
-      <w:r>
-        <w:rPr>
-          <w:rStyle w:val="OperatorTok"/>
-        </w:rPr>
-        <w:t xml:space="preserve">(</w:t>
-      </w:r>
-      <w:r>
-        <w:rPr>
-          <w:rStyle w:val="NormalTok"/>
-        </w:rPr>
-        <w:t xml:space="preserve">number</w:t>
-      </w:r>
-      <w:r>
-        <w:rPr>
-          <w:rStyle w:val="OperatorTok"/>
-        </w:rPr>
-        <w:t xml:space="preserve">))</w:t>
-      </w:r>
-      <w:r>
-        <w:br/>
-      </w:r>
-      <w:r>
-        <w:rPr>
-          <w:rStyle w:val="NormalTok"/>
-        </w:rPr>
-        <w:t xml:space="preserve">        printf</w:t>
-      </w:r>
-      <w:r>
-        <w:rPr>
-          <w:rStyle w:val="OperatorTok"/>
-        </w:rPr>
-        <w:t xml:space="preserve">(</w:t>
-      </w:r>
-      <w:r>
-        <w:rPr>
-          <w:rStyle w:val="StringTok"/>
-        </w:rPr>
-        <w:t xml:space="preserve">"</w:t>
-      </w:r>
-      <w:r>
-        <w:rPr>
-          <w:rStyle w:val="SpecialCharTok"/>
-        </w:rPr>
-        <w:t xml:space="preserve">%d</w:t>
-      </w:r>
-      <w:r>
-        <w:rPr>
-          <w:rStyle w:val="StringTok"/>
-        </w:rPr>
-        <w:t xml:space="preserve"> is a prime number.</w:t>
-      </w:r>
-      <w:r>
-        <w:rPr>
-          <w:rStyle w:val="SpecialCharTok"/>
-        </w:rPr>
-        <w:t xml:space="preserve">\n</w:t>
-      </w:r>
-      <w:r>
-        <w:rPr>
-          <w:rStyle w:val="StringTok"/>
-        </w:rPr>
-        <w:t xml:space="preserve">"</w:t>
-      </w:r>
-      <w:r>
-        <w:rPr>
-          <w:rStyle w:val="OperatorTok"/>
-        </w:rPr>
-        <w:t xml:space="preserve">,</w:t>
-      </w:r>
-      <w:r>
-        <w:rPr>
-          <w:rStyle w:val="NormalTok"/>
-        </w:rPr>
-        <w:t xml:space="preserve"> number</w:t>
-      </w:r>
-      <w:r>
-        <w:rPr>
-          <w:rStyle w:val="OperatorTok"/>
-        </w:rPr>
-        <w:t xml:space="preserve">);</w:t>
-      </w:r>
-      <w:r>
-        <w:br/>
-      </w:r>
-      <w:r>
-        <w:rPr>
-          <w:rStyle w:val="NormalTok"/>
-        </w:rPr>
-        <w:t xml:space="preserve">    </w:t>
-      </w:r>
-      <w:r>
-        <w:rPr>
-          <w:rStyle w:val="ControlFlowTok"/>
-        </w:rPr>
-        <w:t xml:space="preserve">else</w:t>
-      </w:r>
-      <w:r>
-        <w:br/>
-      </w:r>
-      <w:r>
-        <w:rPr>
-          <w:rStyle w:val="NormalTok"/>
-        </w:rPr>
-        <w:t xml:space="preserve">        printf</w:t>
-      </w:r>
-      <w:r>
-        <w:rPr>
-          <w:rStyle w:val="OperatorTok"/>
-        </w:rPr>
-        <w:t xml:space="preserve">(</w:t>
-      </w:r>
-      <w:r>
-        <w:rPr>
-          <w:rStyle w:val="StringTok"/>
-        </w:rPr>
-        <w:t xml:space="preserve">"</w:t>
-      </w:r>
-      <w:r>
-        <w:rPr>
-          <w:rStyle w:val="SpecialCharTok"/>
-        </w:rPr>
-        <w:t xml:space="preserve">%d</w:t>
-      </w:r>
-      <w:r>
-        <w:rPr>
-          <w:rStyle w:val="StringTok"/>
-        </w:rPr>
-        <w:t xml:space="preserve"> is not a prime number.</w:t>
-      </w:r>
-      <w:r>
-        <w:rPr>
-          <w:rStyle w:val="SpecialCharTok"/>
-        </w:rPr>
-        <w:t xml:space="preserve">\n</w:t>
-      </w:r>
-      <w:r>
-        <w:rPr>
-          <w:rStyle w:val="StringTok"/>
-        </w:rPr>
-        <w:t xml:space="preserve">"</w:t>
-      </w:r>
-      <w:r>
-        <w:rPr>
-          <w:rStyle w:val="OperatorTok"/>
-        </w:rPr>
-        <w:t xml:space="preserve">,</w:t>
-      </w:r>
-      <w:r>
-        <w:rPr>
-          <w:rStyle w:val="NormalTok"/>
-        </w:rPr>
-        <w:t xml:space="preserve"> number</w:t>
-      </w:r>
-      <w:r>
-        <w:rPr>
-          <w:rStyle w:val="OperatorTok"/>
-        </w:rPr>
-        <w:t xml:space="preserve">);</w:t>
-      </w:r>
-      <w:r>
-        <w:br/>
-      </w:r>
-      <w:r>
-        <w:br/>
-      </w:r>
-      <w:r>
-        <w:rPr>
-          <w:rStyle w:val="NormalTok"/>
-        </w:rPr>
-        <w:t xml:space="preserve">    </w:t>
-      </w:r>
-      <w:r>
-        <w:rPr>
-          <w:rStyle w:val="ControlFlowTok"/>
-        </w:rPr>
-        <w:t xml:space="preserve">return</w:t>
-      </w:r>
-      <w:r>
-        <w:rPr>
-          <w:rStyle w:val="NormalTok"/>
-        </w:rPr>
-        <w:t xml:space="preserve"> </w:t>
-      </w:r>
-      <w:r>
-        <w:rPr>
-          <w:rStyle w:val="DecValTok"/>
-        </w:rPr>
-        <w:t xml:space="preserve">0</w:t>
-      </w:r>
-      <w:r>
-        <w:rPr>
-          <w:rStyle w:val="OperatorTok"/>
-        </w:rPr>
-        <w:t xml:space="preserve">;</w:t>
-      </w:r>
-      <w:r>
-        <w:br/>
-      </w:r>
-      <w:r>
-        <w:rPr>
-          <w:rStyle w:val="OperatorTok"/>
-        </w:rPr>
-        <w:t xml:space="preserve">}</w:t>
+        <w:pStyle w:val="BodyText"/>
+      </w:pPr>
+      <w:r>
+        <w:rPr>
+          <w:b/>
+          <w:bCs/>
+        </w:rPr>
+        <w:t xml:space="preserve">Compilation and Execution:</w:t>
       </w:r>
     </w:p>
     <w:p>
       <w:pPr>
+        <w:pStyle w:val="SourceCode"/>
+      </w:pPr>
+      <w:r>
+        <w:rPr>
+          <w:rStyle w:val="CommentTok"/>
+        </w:rPr>
+        <w:t xml:space="preserve"># Assuming the full code is in a file named program.c</w:t>
+      </w:r>
+      <w:r>
+        <w:br/>
+      </w:r>
+      <w:r>
+        <w:rPr>
+          <w:rStyle w:val="FunctionTok"/>
+        </w:rPr>
+        <w:t xml:space="preserve">gcc</w:t>
+      </w:r>
+      <w:r>
+        <w:rPr>
+          <w:rStyle w:val="NormalTok"/>
+        </w:rPr>
+        <w:t xml:space="preserve"> program.c </w:t>
+      </w:r>
+      <w:r>
+        <w:rPr>
+          <w:rStyle w:val="AttributeTok"/>
+        </w:rPr>
+        <w:t xml:space="preserve">-o</w:t>
+      </w:r>
+      <w:r>
+        <w:rPr>
+          <w:rStyle w:val="NormalTok"/>
+        </w:rPr>
+        <w:t xml:space="preserve"> program</w:t>
+      </w:r>
+      <w:r>
+        <w:br/>
+      </w:r>
+      <w:r>
+        <w:rPr>
+          <w:rStyle w:val="ExtensionTok"/>
+        </w:rPr>
+        <w:t xml:space="preserve">./program</w:t>
+      </w:r>
+    </w:p>
+    <w:p>
+      <w:pPr>
         <w:pStyle w:val="FirstParagraph"/>
       </w:pPr>
       <w:r>
@@ -6895,14 +6390,6 @@
           <w:bCs/>
         </w:rPr>
         <w:t xml:space="preserve">Output:</w:t>
-      </w:r>
-    </w:p>
-    <w:p>
-      <w:pPr>
-        <w:pStyle w:val="BodyText"/>
-      </w:pPr>
-      <w:r>
-        <w:t xml:space="preserve">Assuming the helper functions are implemented correctly, the output will be:</w:t>
       </w:r>
     </w:p>
     <w:p>
@@ -7456,6 +6943,9 @@
     <w:abstractNumId w:val="991"/>
   </w:num>
   <w:num w:numId="1005">
+    <w:abstractNumId w:val="991"/>
+  </w:num>
+  <w:num w:numId="1006">
     <w:abstractNumId w:val="99411"/>
     <w:lvlOverride w:ilvl="0">
       <w:startOverride w:val="1"/>
@@ -7485,52 +6975,16 @@
       <w:startOverride w:val="1"/>
     </w:lvlOverride>
   </w:num>
-  <w:num w:numId="1006">
-    <w:abstractNumId w:val="991"/>
-  </w:num>
   <w:num w:numId="1007">
     <w:abstractNumId w:val="991"/>
   </w:num>
   <w:num w:numId="1008">
-    <w:abstractNumId w:val="99411"/>
-    <w:lvlOverride w:ilvl="0">
-      <w:startOverride w:val="1"/>
-    </w:lvlOverride>
-    <w:lvlOverride w:ilvl="1">
-      <w:startOverride w:val="1"/>
-    </w:lvlOverride>
-    <w:lvlOverride w:ilvl="2">
-      <w:startOverride w:val="1"/>
-    </w:lvlOverride>
-    <w:lvlOverride w:ilvl="3">
-      <w:startOverride w:val="1"/>
-    </w:lvlOverride>
-    <w:lvlOverride w:ilvl="4">
-      <w:startOverride w:val="1"/>
-    </w:lvlOverride>
-    <w:lvlOverride w:ilvl="5">
-      <w:startOverride w:val="1"/>
-    </w:lvlOverride>
-    <w:lvlOverride w:ilvl="6">
-      <w:startOverride w:val="1"/>
-    </w:lvlOverride>
-    <w:lvlOverride w:ilvl="7">
-      <w:startOverride w:val="1"/>
-    </w:lvlOverride>
-    <w:lvlOverride w:ilvl="8">
-      <w:startOverride w:val="1"/>
-    </w:lvlOverride>
+    <w:abstractNumId w:val="991"/>
   </w:num>
   <w:num w:numId="1009">
     <w:abstractNumId w:val="991"/>
   </w:num>
   <w:num w:numId="1010">
-    <w:abstractNumId w:val="991"/>
-  </w:num>
-  <w:num w:numId="1011">
-    <w:abstractNumId w:val="991"/>
-  </w:num>
-  <w:num w:numId="1012">
     <w:abstractNumId w:val="991"/>
   </w:num>
 </w:numbering>

--- a/program.docx
+++ b/program.docx
@@ -305,7 +305,7 @@
         <w:pStyle w:val="BodyText"/>
       </w:pPr>
       <w:r>
-        <w:t xml:space="preserve">The logic begins by initializing a local variable</w:t>
+        <w:t xml:space="preserve">The logic begins by initializing a local integer variable,</w:t>
       </w:r>
       <w:r>
         <w:t xml:space="preserve"> </w:t>
@@ -317,10 +317,7 @@
         <w:t xml:space="preserve">max</w:t>
       </w:r>
       <w:r>
-        <w:t xml:space="preserve"> </w:t>
-      </w:r>
-      <w:r>
-        <w:t xml:space="preserve">with the value of the first element in the array,</w:t>
+        <w:t xml:space="preserve">, with the value of the first element of the input array,</w:t>
       </w:r>
       <w:r>
         <w:t xml:space="preserve"> </w:t>
@@ -332,49 +329,7 @@
         <w:t xml:space="preserve">arr[0]</w:t>
       </w:r>
       <w:r>
-        <w:t xml:space="preserve">. It then enters a</w:t>
-      </w:r>
-      <w:r>
-        <w:t xml:space="preserve"> </w:t>
-      </w:r>
-      <w:r>
-        <w:rPr>
-          <w:rStyle w:val="VerbatimChar"/>
-        </w:rPr>
-        <w:t xml:space="preserve">for</w:t>
-      </w:r>
-      <w:r>
-        <w:t xml:space="preserve"> </w:t>
-      </w:r>
-      <w:r>
-        <w:t xml:space="preserve">loop that iterates through the remaining elements of the array, starting from the second element at index</w:t>
-      </w:r>
-      <w:r>
-        <w:t xml:space="preserve"> </w:t>
-      </w:r>
-      <w:r>
-        <w:rPr>
-          <w:rStyle w:val="VerbatimChar"/>
-        </w:rPr>
-        <w:t xml:space="preserve">1</w:t>
-      </w:r>
-      <w:r>
-        <w:t xml:space="preserve"> </w:t>
-      </w:r>
-      <w:r>
-        <w:t xml:space="preserve">up to the element at index</w:t>
-      </w:r>
-      <w:r>
-        <w:t xml:space="preserve"> </w:t>
-      </w:r>
-      <w:r>
-        <w:rPr>
-          <w:rStyle w:val="VerbatimChar"/>
-        </w:rPr>
-        <w:t xml:space="preserve">size - 1</w:t>
-      </w:r>
-      <w:r>
-        <w:t xml:space="preserve">.</w:t>
+        <w:t xml:space="preserve">. This value serves as the initial benchmark for comparison.</w:t>
       </w:r>
     </w:p>
     <w:p>
@@ -382,7 +337,7 @@
         <w:pStyle w:val="BodyText"/>
       </w:pPr>
       <w:r>
-        <w:t xml:space="preserve">Inside the loop, each element</w:t>
+        <w:t xml:space="preserve">Next, the function enters a</w:t>
       </w:r>
       <w:r>
         <w:t xml:space="preserve"> </w:t>
@@ -391,13 +346,52 @@
         <w:rPr>
           <w:rStyle w:val="VerbatimChar"/>
         </w:rPr>
+        <w:t xml:space="preserve">for</w:t>
+      </w:r>
+      <w:r>
+        <w:t xml:space="preserve"> </w:t>
+      </w:r>
+      <w:r>
+        <w:t xml:space="preserve">loop that iterates through the array, starting from the second element (at index</w:t>
+      </w:r>
+      <w:r>
+        <w:t xml:space="preserve"> </w:t>
+      </w:r>
+      <w:r>
+        <w:rPr>
+          <w:rStyle w:val="VerbatimChar"/>
+        </w:rPr>
+        <w:t xml:space="preserve">1</w:t>
+      </w:r>
+      <w:r>
+        <w:t xml:space="preserve">) up to the element just before the specified</w:t>
+      </w:r>
+      <w:r>
+        <w:t xml:space="preserve"> </w:t>
+      </w:r>
+      <w:r>
+        <w:rPr>
+          <w:rStyle w:val="VerbatimChar"/>
+        </w:rPr>
+        <w:t xml:space="preserve">size</w:t>
+      </w:r>
+      <w:r>
+        <w:t xml:space="preserve">. Inside the loop, each element</w:t>
+      </w:r>
+      <w:r>
+        <w:t xml:space="preserve"> </w:t>
+      </w:r>
+      <w:r>
+        <w:rPr>
+          <w:rStyle w:val="VerbatimChar"/>
+        </w:rPr>
         <w:t xml:space="preserve">arr[i]</w:t>
       </w:r>
       <w:r>
         <w:t xml:space="preserve"> </w:t>
       </w:r>
       <w:r>
-        <w:t xml:space="preserve">is compared to the current</w:t>
+        <w:t xml:space="preserve">is compared to the current value stored in</w:t>
       </w:r>
       <w:r>
         <w:t xml:space="preserve"> </w:t>
@@ -409,10 +403,7 @@
         <w:t xml:space="preserve">max</w:t>
       </w:r>
       <w:r>
-        <w:t xml:space="preserve"> </w:t>
-      </w:r>
-      <w:r>
-        <w:t xml:space="preserve">value. If</w:t>
+        <w:t xml:space="preserve">. If the current element</w:t>
       </w:r>
       <w:r>
         <w:t xml:space="preserve"> </w:t>
@@ -454,34 +445,7 @@
         <w:t xml:space="preserve"> </w:t>
       </w:r>
       <w:r>
-        <w:t xml:space="preserve">variable is updated with the value of</w:t>
-      </w:r>
-      <w:r>
-        <w:t xml:space="preserve"> </w:t>
-      </w:r>
-      <w:r>
-        <w:rPr>
-          <w:rStyle w:val="VerbatimChar"/>
-        </w:rPr>
-        <w:t xml:space="preserve">arr[i]</w:t>
-      </w:r>
-      <w:r>
-        <w:t xml:space="preserve">. This process ensures that after each comparison,</w:t>
-      </w:r>
-      <w:r>
-        <w:t xml:space="preserve"> </w:t>
-      </w:r>
-      <w:r>
-        <w:rPr>
-          <w:rStyle w:val="VerbatimChar"/>
-        </w:rPr>
-        <w:t xml:space="preserve">max</w:t>
-      </w:r>
-      <w:r>
-        <w:t xml:space="preserve"> </w:t>
-      </w:r>
-      <w:r>
-        <w:t xml:space="preserve">holds the largest value encountered so far.</w:t>
+        <w:t xml:space="preserve">variable is updated to hold this new, larger value.</w:t>
       </w:r>
     </w:p>
     <w:p>
@@ -489,7 +453,7 @@
         <w:pStyle w:val="BodyText"/>
       </w:pPr>
       <w:r>
-        <w:t xml:space="preserve">Once the loop completes, the function returns the final</w:t>
+        <w:t xml:space="preserve">After the loop completes, having checked all elements from the second to the last, the function returns the final value of</w:t>
       </w:r>
       <w:r>
         <w:t xml:space="preserve"> </w:t>
@@ -501,10 +465,7 @@
         <w:t xml:space="preserve">max</w:t>
       </w:r>
       <w:r>
-        <w:t xml:space="preserve"> </w:t>
-      </w:r>
-      <w:r>
-        <w:t xml:space="preserve">value, which is the largest integer in the entire array.</w:t>
+        <w:t xml:space="preserve">. This returned value is the largest integer found in the entire array.</w:t>
       </w:r>
     </w:p>
     <w:bookmarkEnd w:id="12"/>
@@ -550,7 +511,7 @@
         <w:t xml:space="preserve"> </w:t>
       </w:r>
       <w:r>
-        <w:t xml:space="preserve">should not be empty. The function accesses</w:t>
+        <w:t xml:space="preserve">must not be empty (i.e.,</w:t>
       </w:r>
       <w:r>
         <w:t xml:space="preserve"> </w:t>
@@ -559,13 +520,28 @@
         <w:rPr>
           <w:rStyle w:val="VerbatimChar"/>
         </w:rPr>
+        <w:t xml:space="preserve">size</w:t>
+      </w:r>
+      <w:r>
+        <w:t xml:space="preserve"> </w:t>
+      </w:r>
+      <w:r>
+        <w:t xml:space="preserve">must be at least 1). The function assumes</w:t>
+      </w:r>
+      <w:r>
+        <w:t xml:space="preserve"> </w:t>
+      </w:r>
+      <w:r>
+        <w:rPr>
+          <w:rStyle w:val="VerbatimChar"/>
+        </w:rPr>
         <w:t xml:space="preserve">arr[0]</w:t>
       </w:r>
       <w:r>
         <w:t xml:space="preserve"> </w:t>
       </w:r>
       <w:r>
-        <w:t xml:space="preserve">without checking if</w:t>
+        <w:t xml:space="preserve">is a valid element to initialize the</w:t>
       </w:r>
       <w:r>
         <w:t xml:space="preserve"> </w:t>
@@ -574,13 +550,13 @@
         <w:rPr>
           <w:rStyle w:val="VerbatimChar"/>
         </w:rPr>
-        <w:t xml:space="preserve">size</w:t>
-      </w:r>
-      <w:r>
-        <w:t xml:space="preserve"> </w:t>
-      </w:r>
-      <w:r>
-        <w:t xml:space="preserve">is 0, which will lead to undefined behavior if the array is empty.</w:t>
+        <w:t xml:space="preserve">max</w:t>
+      </w:r>
+      <w:r>
+        <w:t xml:space="preserve"> </w:t>
+      </w:r>
+      <w:r>
+        <w:t xml:space="preserve">value. Passing an empty array will result in undefined behavior.</w:t>
       </w:r>
     </w:p>
     <w:p>
@@ -607,7 +583,7 @@
         <w:t xml:space="preserve"> </w:t>
       </w:r>
       <w:r>
-        <w:t xml:space="preserve">parameter must accurately reflect the number of elements in the array to prevent out-of-bounds memory access.</w:t>
+        <w:t xml:space="preserve">parameter must accurately reflect the number of elements in the array to prevent out-of-bounds memory access and ensure correct results.</w:t>
       </w:r>
     </w:p>
     <w:p>
@@ -622,7 +598,7 @@
         <w:t xml:space="preserve">Output Example</w:t>
       </w:r>
       <w:r>
-        <w:t xml:space="preserve">: The function returns a single integer representing the highest value found in the array. For an input array</w:t>
+        <w:t xml:space="preserve">: The function returns a single integer representing the maximum value found in the array. For an input array</w:t>
       </w:r>
       <w:r>
         <w:t xml:space="preserve"> </w:t>
@@ -634,7 +610,7 @@
         <w:t xml:space="preserve">{10, 5, 45, 12, 8}</w:t>
       </w:r>
       <w:r>
-        <w:t xml:space="preserve">, the function would return</w:t>
+        <w:t xml:space="preserve">, the output would be</w:t>
       </w:r>
       <w:r>
         <w:t xml:space="preserve"> </w:t>
@@ -674,15 +650,9 @@
       </w:pPr>
       <w:r>
         <w:rPr>
-          <w:rStyle w:val="PreprocessorTok"/>
-        </w:rPr>
-        <w:t xml:space="preserve">#include </w:t>
-      </w:r>
-      <w:r>
-        <w:rPr>
-          <w:rStyle w:val="ImportTok"/>
-        </w:rPr>
-        <w:t xml:space="preserve">&lt;stdio.h&gt;</w:t>
+          <w:rStyle w:val="CommentTok"/>
+        </w:rPr>
+        <w:t xml:space="preserve">#include &lt;stdio.h&gt;</w:t>
       </w:r>
       <w:r>
         <w:br/>
@@ -692,16 +662,22 @@
       </w:r>
       <w:r>
         <w:rPr>
-          <w:rStyle w:val="CommentTok"/>
-        </w:rPr>
-        <w:t xml:space="preserve">// Assuming the findMax function is defined here or included</w:t>
+          <w:rStyle w:val="OperatorTok"/>
+        </w:rPr>
+        <w:t xml:space="preserve">//</w:t>
+      </w:r>
+      <w:r>
+        <w:rPr>
+          <w:rStyle w:val="NormalTok"/>
+        </w:rPr>
+        <w:t xml:space="preserve"> The findMax function definition</w:t>
       </w:r>
       <w:r>
         <w:br/>
       </w:r>
       <w:r>
         <w:rPr>
-          <w:rStyle w:val="DataTypeTok"/>
+          <w:rStyle w:val="BuiltInTok"/>
         </w:rPr>
         <w:t xml:space="preserve">int</w:t>
       </w:r>
@@ -709,17 +685,188 @@
         <w:rPr>
           <w:rStyle w:val="NormalTok"/>
         </w:rPr>
-        <w:t xml:space="preserve"> findMax</w:t>
+        <w:t xml:space="preserve"> findMax(</w:t>
+      </w:r>
+      <w:r>
+        <w:rPr>
+          <w:rStyle w:val="BuiltInTok"/>
+        </w:rPr>
+        <w:t xml:space="preserve">int</w:t>
+      </w:r>
+      <w:r>
+        <w:rPr>
+          <w:rStyle w:val="NormalTok"/>
+        </w:rPr>
+        <w:t xml:space="preserve"> arr[], </w:t>
+      </w:r>
+      <w:r>
+        <w:rPr>
+          <w:rStyle w:val="BuiltInTok"/>
+        </w:rPr>
+        <w:t xml:space="preserve">int</w:t>
+      </w:r>
+      <w:r>
+        <w:rPr>
+          <w:rStyle w:val="NormalTok"/>
+        </w:rPr>
+        <w:t xml:space="preserve"> size) {</w:t>
+      </w:r>
+      <w:r>
+        <w:br/>
+      </w:r>
+      <w:r>
+        <w:rPr>
+          <w:rStyle w:val="NormalTok"/>
+        </w:rPr>
+        <w:t xml:space="preserve">    </w:t>
+      </w:r>
+      <w:r>
+        <w:rPr>
+          <w:rStyle w:val="ControlFlowTok"/>
+        </w:rPr>
+        <w:t xml:space="preserve">if</w:t>
+      </w:r>
+      <w:r>
+        <w:rPr>
+          <w:rStyle w:val="NormalTok"/>
+        </w:rPr>
+        <w:t xml:space="preserve"> (size </w:t>
       </w:r>
       <w:r>
         <w:rPr>
           <w:rStyle w:val="OperatorTok"/>
         </w:rPr>
-        <w:t xml:space="preserve">(</w:t>
-      </w:r>
-      <w:r>
-        <w:rPr>
-          <w:rStyle w:val="DataTypeTok"/>
+        <w:t xml:space="preserve">&lt;=</w:t>
+      </w:r>
+      <w:r>
+        <w:rPr>
+          <w:rStyle w:val="NormalTok"/>
+        </w:rPr>
+        <w:t xml:space="preserve"> </w:t>
+      </w:r>
+      <w:r>
+        <w:rPr>
+          <w:rStyle w:val="DecValTok"/>
+        </w:rPr>
+        <w:t xml:space="preserve">0</w:t>
+      </w:r>
+      <w:r>
+        <w:rPr>
+          <w:rStyle w:val="NormalTok"/>
+        </w:rPr>
+        <w:t xml:space="preserve">) {</w:t>
+      </w:r>
+      <w:r>
+        <w:br/>
+      </w:r>
+      <w:r>
+        <w:rPr>
+          <w:rStyle w:val="NormalTok"/>
+        </w:rPr>
+        <w:t xml:space="preserve">        </w:t>
+      </w:r>
+      <w:r>
+        <w:rPr>
+          <w:rStyle w:val="OperatorTok"/>
+        </w:rPr>
+        <w:t xml:space="preserve">//</w:t>
+      </w:r>
+      <w:r>
+        <w:rPr>
+          <w:rStyle w:val="NormalTok"/>
+        </w:rPr>
+        <w:t xml:space="preserve"> Handle empty </w:t>
+      </w:r>
+      <w:r>
+        <w:rPr>
+          <w:rStyle w:val="KeywordTok"/>
+        </w:rPr>
+        <w:t xml:space="preserve">or</w:t>
+      </w:r>
+      <w:r>
+        <w:rPr>
+          <w:rStyle w:val="NormalTok"/>
+        </w:rPr>
+        <w:t xml:space="preserve"> invalid array size</w:t>
+      </w:r>
+      <w:r>
+        <w:br/>
+      </w:r>
+      <w:r>
+        <w:rPr>
+          <w:rStyle w:val="NormalTok"/>
+        </w:rPr>
+        <w:t xml:space="preserve">        </w:t>
+      </w:r>
+      <w:r>
+        <w:rPr>
+          <w:rStyle w:val="ControlFlowTok"/>
+        </w:rPr>
+        <w:t xml:space="preserve">return</w:t>
+      </w:r>
+      <w:r>
+        <w:rPr>
+          <w:rStyle w:val="NormalTok"/>
+        </w:rPr>
+        <w:t xml:space="preserve"> </w:t>
+      </w:r>
+      <w:r>
+        <w:rPr>
+          <w:rStyle w:val="OperatorTok"/>
+        </w:rPr>
+        <w:t xml:space="preserve">-</w:t>
+      </w:r>
+      <w:r>
+        <w:rPr>
+          <w:rStyle w:val="DecValTok"/>
+        </w:rPr>
+        <w:t xml:space="preserve">1</w:t>
+      </w:r>
+      <w:r>
+        <w:rPr>
+          <w:rStyle w:val="OperatorTok"/>
+        </w:rPr>
+        <w:t xml:space="preserve">;</w:t>
+      </w:r>
+      <w:r>
+        <w:rPr>
+          <w:rStyle w:val="NormalTok"/>
+        </w:rPr>
+        <w:t xml:space="preserve"> </w:t>
+      </w:r>
+      <w:r>
+        <w:rPr>
+          <w:rStyle w:val="OperatorTok"/>
+        </w:rPr>
+        <w:t xml:space="preserve">//</w:t>
+      </w:r>
+      <w:r>
+        <w:rPr>
+          <w:rStyle w:val="NormalTok"/>
+        </w:rPr>
+        <w:t xml:space="preserve"> Or some other error indicator</w:t>
+      </w:r>
+      <w:r>
+        <w:br/>
+      </w:r>
+      <w:r>
+        <w:rPr>
+          <w:rStyle w:val="NormalTok"/>
+        </w:rPr>
+        <w:t xml:space="preserve">    }</w:t>
+      </w:r>
+      <w:r>
+        <w:br/>
+      </w:r>
+      <w:r>
+        <w:rPr>
+          <w:rStyle w:val="NormalTok"/>
+        </w:rPr>
+        <w:t xml:space="preserve">    </w:t>
+      </w:r>
+      <w:r>
+        <w:rPr>
+          <w:rStyle w:val="BuiltInTok"/>
         </w:rPr>
         <w:t xml:space="preserve">int</w:t>
       </w:r>
@@ -727,23 +874,74 @@
         <w:rPr>
           <w:rStyle w:val="NormalTok"/>
         </w:rPr>
-        <w:t xml:space="preserve"> arr</w:t>
+        <w:t xml:space="preserve"> </w:t>
+      </w:r>
+      <w:r>
+        <w:rPr>
+          <w:rStyle w:val="BuiltInTok"/>
+        </w:rPr>
+        <w:t xml:space="preserve">max</w:t>
+      </w:r>
+      <w:r>
+        <w:rPr>
+          <w:rStyle w:val="NormalTok"/>
+        </w:rPr>
+        <w:t xml:space="preserve"> </w:t>
       </w:r>
       <w:r>
         <w:rPr>
           <w:rStyle w:val="OperatorTok"/>
         </w:rPr>
-        <w:t xml:space="preserve">[],</w:t>
+        <w:t xml:space="preserve">=</w:t>
       </w:r>
       <w:r>
         <w:rPr>
           <w:rStyle w:val="NormalTok"/>
         </w:rPr>
-        <w:t xml:space="preserve"> </w:t>
-      </w:r>
-      <w:r>
-        <w:rPr>
-          <w:rStyle w:val="DataTypeTok"/>
+        <w:t xml:space="preserve"> arr[</w:t>
+      </w:r>
+      <w:r>
+        <w:rPr>
+          <w:rStyle w:val="DecValTok"/>
+        </w:rPr>
+        <w:t xml:space="preserve">0</w:t>
+      </w:r>
+      <w:r>
+        <w:rPr>
+          <w:rStyle w:val="NormalTok"/>
+        </w:rPr>
+        <w:t xml:space="preserve">]</w:t>
+      </w:r>
+      <w:r>
+        <w:rPr>
+          <w:rStyle w:val="OperatorTok"/>
+        </w:rPr>
+        <w:t xml:space="preserve">;</w:t>
+      </w:r>
+      <w:r>
+        <w:br/>
+      </w:r>
+      <w:r>
+        <w:rPr>
+          <w:rStyle w:val="NormalTok"/>
+        </w:rPr>
+        <w:t xml:space="preserve">    </w:t>
+      </w:r>
+      <w:r>
+        <w:rPr>
+          <w:rStyle w:val="ControlFlowTok"/>
+        </w:rPr>
+        <w:t xml:space="preserve">for</w:t>
+      </w:r>
+      <w:r>
+        <w:rPr>
+          <w:rStyle w:val="NormalTok"/>
+        </w:rPr>
+        <w:t xml:space="preserve"> (</w:t>
+      </w:r>
+      <w:r>
+        <w:rPr>
+          <w:rStyle w:val="BuiltInTok"/>
         </w:rPr>
         <w:t xml:space="preserve">int</w:t>
       </w:r>
@@ -751,25 +949,157 @@
         <w:rPr>
           <w:rStyle w:val="NormalTok"/>
         </w:rPr>
+        <w:t xml:space="preserve"> i </w:t>
+      </w:r>
+      <w:r>
+        <w:rPr>
+          <w:rStyle w:val="OperatorTok"/>
+        </w:rPr>
+        <w:t xml:space="preserve">=</w:t>
+      </w:r>
+      <w:r>
+        <w:rPr>
+          <w:rStyle w:val="NormalTok"/>
+        </w:rPr>
+        <w:t xml:space="preserve"> </w:t>
+      </w:r>
+      <w:r>
+        <w:rPr>
+          <w:rStyle w:val="DecValTok"/>
+        </w:rPr>
+        <w:t xml:space="preserve">1</w:t>
+      </w:r>
+      <w:r>
+        <w:rPr>
+          <w:rStyle w:val="OperatorTok"/>
+        </w:rPr>
+        <w:t xml:space="preserve">;</w:t>
+      </w:r>
+      <w:r>
+        <w:rPr>
+          <w:rStyle w:val="NormalTok"/>
+        </w:rPr>
+        <w:t xml:space="preserve"> i </w:t>
+      </w:r>
+      <w:r>
+        <w:rPr>
+          <w:rStyle w:val="OperatorTok"/>
+        </w:rPr>
+        <w:t xml:space="preserve">&lt;</w:t>
+      </w:r>
+      <w:r>
+        <w:rPr>
+          <w:rStyle w:val="NormalTok"/>
+        </w:rPr>
         <w:t xml:space="preserve"> size</w:t>
       </w:r>
       <w:r>
         <w:rPr>
           <w:rStyle w:val="OperatorTok"/>
         </w:rPr>
+        <w:t xml:space="preserve">;</w:t>
+      </w:r>
+      <w:r>
+        <w:rPr>
+          <w:rStyle w:val="NormalTok"/>
+        </w:rPr>
+        <w:t xml:space="preserve"> i</w:t>
+      </w:r>
+      <w:r>
+        <w:rPr>
+          <w:rStyle w:val="OperatorTok"/>
+        </w:rPr>
+        <w:t xml:space="preserve">++</w:t>
+      </w:r>
+      <w:r>
+        <w:rPr>
+          <w:rStyle w:val="NormalTok"/>
+        </w:rPr>
+        <w:t xml:space="preserve">) {</w:t>
+      </w:r>
+      <w:r>
+        <w:br/>
+      </w:r>
+      <w:r>
+        <w:rPr>
+          <w:rStyle w:val="NormalTok"/>
+        </w:rPr>
+        <w:t xml:space="preserve">        </w:t>
+      </w:r>
+      <w:r>
+        <w:rPr>
+          <w:rStyle w:val="ControlFlowTok"/>
+        </w:rPr>
+        <w:t xml:space="preserve">if</w:t>
+      </w:r>
+      <w:r>
+        <w:rPr>
+          <w:rStyle w:val="NormalTok"/>
+        </w:rPr>
+        <w:t xml:space="preserve"> (arr[i] </w:t>
+      </w:r>
+      <w:r>
+        <w:rPr>
+          <w:rStyle w:val="OperatorTok"/>
+        </w:rPr>
+        <w:t xml:space="preserve">&gt;</w:t>
+      </w:r>
+      <w:r>
+        <w:rPr>
+          <w:rStyle w:val="NormalTok"/>
+        </w:rPr>
+        <w:t xml:space="preserve"> </w:t>
+      </w:r>
+      <w:r>
+        <w:rPr>
+          <w:rStyle w:val="BuiltInTok"/>
+        </w:rPr>
+        <w:t xml:space="preserve">max</w:t>
+      </w:r>
+      <w:r>
+        <w:rPr>
+          <w:rStyle w:val="NormalTok"/>
+        </w:rPr>
         <w:t xml:space="preserve">)</w:t>
       </w:r>
       <w:r>
+        <w:br/>
+      </w:r>
+      <w:r>
         <w:rPr>
           <w:rStyle w:val="NormalTok"/>
         </w:rPr>
+        <w:t xml:space="preserve">            </w:t>
+      </w:r>
+      <w:r>
+        <w:rPr>
+          <w:rStyle w:val="BuiltInTok"/>
+        </w:rPr>
+        <w:t xml:space="preserve">max</w:t>
+      </w:r>
+      <w:r>
+        <w:rPr>
+          <w:rStyle w:val="NormalTok"/>
+        </w:rPr>
         <w:t xml:space="preserve"> </w:t>
       </w:r>
       <w:r>
         <w:rPr>
           <w:rStyle w:val="OperatorTok"/>
         </w:rPr>
-        <w:t xml:space="preserve">{</w:t>
+        <w:t xml:space="preserve">=</w:t>
+      </w:r>
+      <w:r>
+        <w:rPr>
+          <w:rStyle w:val="NormalTok"/>
+        </w:rPr>
+        <w:t xml:space="preserve"> arr[i]</w:t>
+      </w:r>
+      <w:r>
+        <w:rPr>
+          <w:rStyle w:val="OperatorTok"/>
+        </w:rPr>
+        <w:t xml:space="preserve">;</w:t>
       </w:r>
       <w:r>
         <w:br/>
@@ -778,11 +1108,86 @@
         <w:rPr>
           <w:rStyle w:val="NormalTok"/>
         </w:rPr>
+        <w:t xml:space="preserve">    }</w:t>
+      </w:r>
+      <w:r>
+        <w:br/>
+      </w:r>
+      <w:r>
+        <w:rPr>
+          <w:rStyle w:val="NormalTok"/>
+        </w:rPr>
         <w:t xml:space="preserve">    </w:t>
       </w:r>
       <w:r>
         <w:rPr>
-          <w:rStyle w:val="DataTypeTok"/>
+          <w:rStyle w:val="ControlFlowTok"/>
+        </w:rPr>
+        <w:t xml:space="preserve">return</w:t>
+      </w:r>
+      <w:r>
+        <w:rPr>
+          <w:rStyle w:val="NormalTok"/>
+        </w:rPr>
+        <w:t xml:space="preserve"> </w:t>
+      </w:r>
+      <w:r>
+        <w:rPr>
+          <w:rStyle w:val="BuiltInTok"/>
+        </w:rPr>
+        <w:t xml:space="preserve">max</w:t>
+      </w:r>
+      <w:r>
+        <w:rPr>
+          <w:rStyle w:val="OperatorTok"/>
+        </w:rPr>
+        <w:t xml:space="preserve">;</w:t>
+      </w:r>
+      <w:r>
+        <w:br/>
+      </w:r>
+      <w:r>
+        <w:rPr>
+          <w:rStyle w:val="NormalTok"/>
+        </w:rPr>
+        <w:t xml:space="preserve">}</w:t>
+      </w:r>
+      <w:r>
+        <w:br/>
+      </w:r>
+      <w:r>
+        <w:br/>
+      </w:r>
+      <w:r>
+        <w:rPr>
+          <w:rStyle w:val="OperatorTok"/>
+        </w:rPr>
+        <w:t xml:space="preserve">//</w:t>
+      </w:r>
+      <w:r>
+        <w:rPr>
+          <w:rStyle w:val="NormalTok"/>
+        </w:rPr>
+        <w:t xml:space="preserve"> Example usage </w:t>
+      </w:r>
+      <w:r>
+        <w:rPr>
+          <w:rStyle w:val="KeywordTok"/>
+        </w:rPr>
+        <w:t xml:space="preserve">in</w:t>
+      </w:r>
+      <w:r>
+        <w:rPr>
+          <w:rStyle w:val="NormalTok"/>
+        </w:rPr>
+        <w:t xml:space="preserve"> a main function</w:t>
+      </w:r>
+      <w:r>
+        <w:br/>
+      </w:r>
+      <w:r>
+        <w:rPr>
+          <w:rStyle w:val="BuiltInTok"/>
         </w:rPr>
         <w:t xml:space="preserve">int</w:t>
       </w:r>
@@ -790,7 +1195,28 @@
         <w:rPr>
           <w:rStyle w:val="NormalTok"/>
         </w:rPr>
-        <w:t xml:space="preserve"> max </w:t>
+        <w:t xml:space="preserve"> main() {</w:t>
+      </w:r>
+      <w:r>
+        <w:br/>
+      </w:r>
+      <w:r>
+        <w:rPr>
+          <w:rStyle w:val="NormalTok"/>
+        </w:rPr>
+        <w:t xml:space="preserve">    </w:t>
+      </w:r>
+      <w:r>
+        <w:rPr>
+          <w:rStyle w:val="BuiltInTok"/>
+        </w:rPr>
+        <w:t xml:space="preserve">int</w:t>
+      </w:r>
+      <w:r>
+        <w:rPr>
+          <w:rStyle w:val="NormalTok"/>
+        </w:rPr>
+        <w:t xml:space="preserve"> numbers[] </w:t>
       </w:r>
       <w:r>
         <w:rPr>
@@ -802,13 +1228,118 @@
         <w:rPr>
           <w:rStyle w:val="NormalTok"/>
         </w:rPr>
-        <w:t xml:space="preserve"> arr</w:t>
+        <w:t xml:space="preserve"> {</w:t>
+      </w:r>
+      <w:r>
+        <w:rPr>
+          <w:rStyle w:val="DecValTok"/>
+        </w:rPr>
+        <w:t xml:space="preserve">10</w:t>
+      </w:r>
+      <w:r>
+        <w:rPr>
+          <w:rStyle w:val="NormalTok"/>
+        </w:rPr>
+        <w:t xml:space="preserve">, </w:t>
+      </w:r>
+      <w:r>
+        <w:rPr>
+          <w:rStyle w:val="DecValTok"/>
+        </w:rPr>
+        <w:t xml:space="preserve">5</w:t>
+      </w:r>
+      <w:r>
+        <w:rPr>
+          <w:rStyle w:val="NormalTok"/>
+        </w:rPr>
+        <w:t xml:space="preserve">, </w:t>
+      </w:r>
+      <w:r>
+        <w:rPr>
+          <w:rStyle w:val="DecValTok"/>
+        </w:rPr>
+        <w:t xml:space="preserve">45</w:t>
+      </w:r>
+      <w:r>
+        <w:rPr>
+          <w:rStyle w:val="NormalTok"/>
+        </w:rPr>
+        <w:t xml:space="preserve">, </w:t>
+      </w:r>
+      <w:r>
+        <w:rPr>
+          <w:rStyle w:val="DecValTok"/>
+        </w:rPr>
+        <w:t xml:space="preserve">12</w:t>
+      </w:r>
+      <w:r>
+        <w:rPr>
+          <w:rStyle w:val="NormalTok"/>
+        </w:rPr>
+        <w:t xml:space="preserve">, </w:t>
+      </w:r>
+      <w:r>
+        <w:rPr>
+          <w:rStyle w:val="DecValTok"/>
+        </w:rPr>
+        <w:t xml:space="preserve">8</w:t>
+      </w:r>
+      <w:r>
+        <w:rPr>
+          <w:rStyle w:val="NormalTok"/>
+        </w:rPr>
+        <w:t xml:space="preserve">}</w:t>
       </w:r>
       <w:r>
         <w:rPr>
           <w:rStyle w:val="OperatorTok"/>
         </w:rPr>
-        <w:t xml:space="preserve">[</w:t>
+        <w:t xml:space="preserve">;</w:t>
+      </w:r>
+      <w:r>
+        <w:br/>
+      </w:r>
+      <w:r>
+        <w:rPr>
+          <w:rStyle w:val="NormalTok"/>
+        </w:rPr>
+        <w:t xml:space="preserve">    </w:t>
+      </w:r>
+      <w:r>
+        <w:rPr>
+          <w:rStyle w:val="BuiltInTok"/>
+        </w:rPr>
+        <w:t xml:space="preserve">int</w:t>
+      </w:r>
+      <w:r>
+        <w:rPr>
+          <w:rStyle w:val="NormalTok"/>
+        </w:rPr>
+        <w:t xml:space="preserve"> n </w:t>
+      </w:r>
+      <w:r>
+        <w:rPr>
+          <w:rStyle w:val="OperatorTok"/>
+        </w:rPr>
+        <w:t xml:space="preserve">=</w:t>
+      </w:r>
+      <w:r>
+        <w:rPr>
+          <w:rStyle w:val="NormalTok"/>
+        </w:rPr>
+        <w:t xml:space="preserve"> sizeof(numbers) </w:t>
+      </w:r>
+      <w:r>
+        <w:rPr>
+          <w:rStyle w:val="OperatorTok"/>
+        </w:rPr>
+        <w:t xml:space="preserve">/</w:t>
+      </w:r>
+      <w:r>
+        <w:rPr>
+          <w:rStyle w:val="NormalTok"/>
+        </w:rPr>
+        <w:t xml:space="preserve"> sizeof(numbers[</w:t>
       </w:r>
       <w:r>
         <w:rPr>
@@ -818,9 +1349,15 @@
       </w:r>
       <w:r>
         <w:rPr>
+          <w:rStyle w:val="NormalTok"/>
+        </w:rPr>
+        <w:t xml:space="preserve">])</w:t>
+      </w:r>
+      <w:r>
+        <w:rPr>
           <w:rStyle w:val="OperatorTok"/>
         </w:rPr>
-        <w:t xml:space="preserve">];</w:t>
+        <w:t xml:space="preserve">;</w:t>
       </w:r>
       <w:r>
         <w:br/>
@@ -832,10 +1369,121 @@
         <w:t xml:space="preserve">    </w:t>
       </w:r>
       <w:r>
+        <w:br/>
+      </w:r>
+      <w:r>
+        <w:rPr>
+          <w:rStyle w:val="NormalTok"/>
+        </w:rPr>
+        <w:t xml:space="preserve">    </w:t>
+      </w:r>
+      <w:r>
+        <w:rPr>
+          <w:rStyle w:val="BuiltInTok"/>
+        </w:rPr>
+        <w:t xml:space="preserve">int</w:t>
+      </w:r>
+      <w:r>
+        <w:rPr>
+          <w:rStyle w:val="NormalTok"/>
+        </w:rPr>
+        <w:t xml:space="preserve"> maxValue </w:t>
+      </w:r>
+      <w:r>
+        <w:rPr>
+          <w:rStyle w:val="OperatorTok"/>
+        </w:rPr>
+        <w:t xml:space="preserve">=</w:t>
+      </w:r>
+      <w:r>
+        <w:rPr>
+          <w:rStyle w:val="NormalTok"/>
+        </w:rPr>
+        <w:t xml:space="preserve"> findMax(numbers, n)</w:t>
+      </w:r>
+      <w:r>
+        <w:rPr>
+          <w:rStyle w:val="OperatorTok"/>
+        </w:rPr>
+        <w:t xml:space="preserve">;</w:t>
+      </w:r>
+      <w:r>
+        <w:br/>
+      </w:r>
+      <w:r>
+        <w:rPr>
+          <w:rStyle w:val="NormalTok"/>
+        </w:rPr>
+        <w:t xml:space="preserve">    </w:t>
+      </w:r>
+      <w:r>
+        <w:br/>
+      </w:r>
+      <w:r>
+        <w:rPr>
+          <w:rStyle w:val="NormalTok"/>
+        </w:rPr>
+        <w:t xml:space="preserve">    printf(</w:t>
+      </w:r>
+      <w:r>
+        <w:rPr>
+          <w:rStyle w:val="StringTok"/>
+        </w:rPr>
+        <w:t xml:space="preserve">"The maximum value is: </w:t>
+      </w:r>
+      <w:r>
+        <w:rPr>
+          <w:rStyle w:val="SpecialCharTok"/>
+        </w:rPr>
+        <w:t xml:space="preserve">%d</w:t>
+      </w:r>
+      <w:r>
+        <w:rPr>
+          <w:rStyle w:val="CharTok"/>
+        </w:rPr>
+        <w:t xml:space="preserve">\n</w:t>
+      </w:r>
+      <w:r>
+        <w:rPr>
+          <w:rStyle w:val="StringTok"/>
+        </w:rPr>
+        <w:t xml:space="preserve">"</w:t>
+      </w:r>
+      <w:r>
+        <w:rPr>
+          <w:rStyle w:val="NormalTok"/>
+        </w:rPr>
+        <w:t xml:space="preserve">, maxValue)</w:t>
+      </w:r>
+      <w:r>
+        <w:rPr>
+          <w:rStyle w:val="OperatorTok"/>
+        </w:rPr>
+        <w:t xml:space="preserve">;</w:t>
+      </w:r>
+      <w:r>
+        <w:br/>
+      </w:r>
+      <w:r>
+        <w:rPr>
+          <w:rStyle w:val="NormalTok"/>
+        </w:rPr>
+        <w:t xml:space="preserve">    </w:t>
+      </w:r>
+      <w:r>
+        <w:br/>
+      </w:r>
+      <w:r>
+        <w:rPr>
+          <w:rStyle w:val="NormalTok"/>
+        </w:rPr>
+        <w:t xml:space="preserve">    </w:t>
+      </w:r>
+      <w:r>
         <w:rPr>
           <w:rStyle w:val="ControlFlowTok"/>
         </w:rPr>
-        <w:t xml:space="preserve">for</w:t>
+        <w:t xml:space="preserve">return</w:t>
       </w:r>
       <w:r>
         <w:rPr>
@@ -845,670 +1493,22 @@
       </w:r>
       <w:r>
         <w:rPr>
+          <w:rStyle w:val="DecValTok"/>
+        </w:rPr>
+        <w:t xml:space="preserve">0</w:t>
+      </w:r>
+      <w:r>
+        <w:rPr>
           <w:rStyle w:val="OperatorTok"/>
         </w:rPr>
-        <w:t xml:space="preserve">(</w:t>
-      </w:r>
-      <w:r>
-        <w:rPr>
-          <w:rStyle w:val="DataTypeTok"/>
-        </w:rPr>
-        <w:t xml:space="preserve">int</w:t>
+        <w:t xml:space="preserve">;</w:t>
+      </w:r>
+      <w:r>
+        <w:br/>
       </w:r>
       <w:r>
         <w:rPr>
           <w:rStyle w:val="NormalTok"/>
-        </w:rPr>
-        <w:t xml:space="preserve"> i </w:t>
-      </w:r>
-      <w:r>
-        <w:rPr>
-          <w:rStyle w:val="OperatorTok"/>
-        </w:rPr>
-        <w:t xml:space="preserve">=</w:t>
-      </w:r>
-      <w:r>
-        <w:rPr>
-          <w:rStyle w:val="NormalTok"/>
-        </w:rPr>
-        <w:t xml:space="preserve"> </w:t>
-      </w:r>
-      <w:r>
-        <w:rPr>
-          <w:rStyle w:val="DecValTok"/>
-        </w:rPr>
-        <w:t xml:space="preserve">1</w:t>
-      </w:r>
-      <w:r>
-        <w:rPr>
-          <w:rStyle w:val="OperatorTok"/>
-        </w:rPr>
-        <w:t xml:space="preserve">;</w:t>
-      </w:r>
-      <w:r>
-        <w:rPr>
-          <w:rStyle w:val="NormalTok"/>
-        </w:rPr>
-        <w:t xml:space="preserve"> i </w:t>
-      </w:r>
-      <w:r>
-        <w:rPr>
-          <w:rStyle w:val="OperatorTok"/>
-        </w:rPr>
-        <w:t xml:space="preserve">&lt;</w:t>
-      </w:r>
-      <w:r>
-        <w:rPr>
-          <w:rStyle w:val="NormalTok"/>
-        </w:rPr>
-        <w:t xml:space="preserve"> size</w:t>
-      </w:r>
-      <w:r>
-        <w:rPr>
-          <w:rStyle w:val="OperatorTok"/>
-        </w:rPr>
-        <w:t xml:space="preserve">;</w:t>
-      </w:r>
-      <w:r>
-        <w:rPr>
-          <w:rStyle w:val="NormalTok"/>
-        </w:rPr>
-        <w:t xml:space="preserve"> i</w:t>
-      </w:r>
-      <w:r>
-        <w:rPr>
-          <w:rStyle w:val="OperatorTok"/>
-        </w:rPr>
-        <w:t xml:space="preserve">++)</w:t>
-      </w:r>
-      <w:r>
-        <w:rPr>
-          <w:rStyle w:val="NormalTok"/>
-        </w:rPr>
-        <w:t xml:space="preserve"> </w:t>
-      </w:r>
-      <w:r>
-        <w:rPr>
-          <w:rStyle w:val="OperatorTok"/>
-        </w:rPr>
-        <w:t xml:space="preserve">{</w:t>
-      </w:r>
-      <w:r>
-        <w:br/>
-      </w:r>
-      <w:r>
-        <w:rPr>
-          <w:rStyle w:val="NormalTok"/>
-        </w:rPr>
-        <w:t xml:space="preserve">        </w:t>
-      </w:r>
-      <w:r>
-        <w:rPr>
-          <w:rStyle w:val="ControlFlowTok"/>
-        </w:rPr>
-        <w:t xml:space="preserve">if</w:t>
-      </w:r>
-      <w:r>
-        <w:rPr>
-          <w:rStyle w:val="NormalTok"/>
-        </w:rPr>
-        <w:t xml:space="preserve"> </w:t>
-      </w:r>
-      <w:r>
-        <w:rPr>
-          <w:rStyle w:val="OperatorTok"/>
-        </w:rPr>
-        <w:t xml:space="preserve">(</w:t>
-      </w:r>
-      <w:r>
-        <w:rPr>
-          <w:rStyle w:val="NormalTok"/>
-        </w:rPr>
-        <w:t xml:space="preserve">arr</w:t>
-      </w:r>
-      <w:r>
-        <w:rPr>
-          <w:rStyle w:val="OperatorTok"/>
-        </w:rPr>
-        <w:t xml:space="preserve">[</w:t>
-      </w:r>
-      <w:r>
-        <w:rPr>
-          <w:rStyle w:val="NormalTok"/>
-        </w:rPr>
-        <w:t xml:space="preserve">i</w:t>
-      </w:r>
-      <w:r>
-        <w:rPr>
-          <w:rStyle w:val="OperatorTok"/>
-        </w:rPr>
-        <w:t xml:space="preserve">]</w:t>
-      </w:r>
-      <w:r>
-        <w:rPr>
-          <w:rStyle w:val="NormalTok"/>
-        </w:rPr>
-        <w:t xml:space="preserve"> </w:t>
-      </w:r>
-      <w:r>
-        <w:rPr>
-          <w:rStyle w:val="OperatorTok"/>
-        </w:rPr>
-        <w:t xml:space="preserve">&gt;</w:t>
-      </w:r>
-      <w:r>
-        <w:rPr>
-          <w:rStyle w:val="NormalTok"/>
-        </w:rPr>
-        <w:t xml:space="preserve"> max</w:t>
-      </w:r>
-      <w:r>
-        <w:rPr>
-          <w:rStyle w:val="OperatorTok"/>
-        </w:rPr>
-        <w:t xml:space="preserve">)</w:t>
-      </w:r>
-      <w:r>
-        <w:br/>
-      </w:r>
-      <w:r>
-        <w:rPr>
-          <w:rStyle w:val="NormalTok"/>
-        </w:rPr>
-        <w:t xml:space="preserve">            max </w:t>
-      </w:r>
-      <w:r>
-        <w:rPr>
-          <w:rStyle w:val="OperatorTok"/>
-        </w:rPr>
-        <w:t xml:space="preserve">=</w:t>
-      </w:r>
-      <w:r>
-        <w:rPr>
-          <w:rStyle w:val="NormalTok"/>
-        </w:rPr>
-        <w:t xml:space="preserve"> arr</w:t>
-      </w:r>
-      <w:r>
-        <w:rPr>
-          <w:rStyle w:val="OperatorTok"/>
-        </w:rPr>
-        <w:t xml:space="preserve">[</w:t>
-      </w:r>
-      <w:r>
-        <w:rPr>
-          <w:rStyle w:val="NormalTok"/>
-        </w:rPr>
-        <w:t xml:space="preserve">i</w:t>
-      </w:r>
-      <w:r>
-        <w:rPr>
-          <w:rStyle w:val="OperatorTok"/>
-        </w:rPr>
-        <w:t xml:space="preserve">];</w:t>
-      </w:r>
-      <w:r>
-        <w:br/>
-      </w:r>
-      <w:r>
-        <w:rPr>
-          <w:rStyle w:val="NormalTok"/>
-        </w:rPr>
-        <w:t xml:space="preserve">    </w:t>
-      </w:r>
-      <w:r>
-        <w:rPr>
-          <w:rStyle w:val="OperatorTok"/>
-        </w:rPr>
-        <w:t xml:space="preserve">}</w:t>
-      </w:r>
-      <w:r>
-        <w:br/>
-      </w:r>
-      <w:r>
-        <w:rPr>
-          <w:rStyle w:val="NormalTok"/>
-        </w:rPr>
-        <w:t xml:space="preserve">    </w:t>
-      </w:r>
-      <w:r>
-        <w:rPr>
-          <w:rStyle w:val="ControlFlowTok"/>
-        </w:rPr>
-        <w:t xml:space="preserve">return</w:t>
-      </w:r>
-      <w:r>
-        <w:rPr>
-          <w:rStyle w:val="NormalTok"/>
-        </w:rPr>
-        <w:t xml:space="preserve"> max</w:t>
-      </w:r>
-      <w:r>
-        <w:rPr>
-          <w:rStyle w:val="OperatorTok"/>
-        </w:rPr>
-        <w:t xml:space="preserve">;</w:t>
-      </w:r>
-      <w:r>
-        <w:br/>
-      </w:r>
-      <w:r>
-        <w:rPr>
-          <w:rStyle w:val="OperatorTok"/>
-        </w:rPr>
-        <w:t xml:space="preserve">}</w:t>
-      </w:r>
-      <w:r>
-        <w:br/>
-      </w:r>
-      <w:r>
-        <w:br/>
-      </w:r>
-      <w:r>
-        <w:rPr>
-          <w:rStyle w:val="DataTypeTok"/>
-        </w:rPr>
-        <w:t xml:space="preserve">int</w:t>
-      </w:r>
-      <w:r>
-        <w:rPr>
-          <w:rStyle w:val="NormalTok"/>
-        </w:rPr>
-        <w:t xml:space="preserve"> main</w:t>
-      </w:r>
-      <w:r>
-        <w:rPr>
-          <w:rStyle w:val="OperatorTok"/>
-        </w:rPr>
-        <w:t xml:space="preserve">()</w:t>
-      </w:r>
-      <w:r>
-        <w:rPr>
-          <w:rStyle w:val="NormalTok"/>
-        </w:rPr>
-        <w:t xml:space="preserve"> </w:t>
-      </w:r>
-      <w:r>
-        <w:rPr>
-          <w:rStyle w:val="OperatorTok"/>
-        </w:rPr>
-        <w:t xml:space="preserve">{</w:t>
-      </w:r>
-      <w:r>
-        <w:br/>
-      </w:r>
-      <w:r>
-        <w:rPr>
-          <w:rStyle w:val="NormalTok"/>
-        </w:rPr>
-        <w:t xml:space="preserve">    </w:t>
-      </w:r>
-      <w:r>
-        <w:rPr>
-          <w:rStyle w:val="DataTypeTok"/>
-        </w:rPr>
-        <w:t xml:space="preserve">int</w:t>
-      </w:r>
-      <w:r>
-        <w:rPr>
-          <w:rStyle w:val="NormalTok"/>
-        </w:rPr>
-        <w:t xml:space="preserve"> numbers</w:t>
-      </w:r>
-      <w:r>
-        <w:rPr>
-          <w:rStyle w:val="OperatorTok"/>
-        </w:rPr>
-        <w:t xml:space="preserve">[]</w:t>
-      </w:r>
-      <w:r>
-        <w:rPr>
-          <w:rStyle w:val="NormalTok"/>
-        </w:rPr>
-        <w:t xml:space="preserve"> </w:t>
-      </w:r>
-      <w:r>
-        <w:rPr>
-          <w:rStyle w:val="OperatorTok"/>
-        </w:rPr>
-        <w:t xml:space="preserve">=</w:t>
-      </w:r>
-      <w:r>
-        <w:rPr>
-          <w:rStyle w:val="NormalTok"/>
-        </w:rPr>
-        <w:t xml:space="preserve"> </w:t>
-      </w:r>
-      <w:r>
-        <w:rPr>
-          <w:rStyle w:val="OperatorTok"/>
-        </w:rPr>
-        <w:t xml:space="preserve">{</w:t>
-      </w:r>
-      <w:r>
-        <w:rPr>
-          <w:rStyle w:val="DecValTok"/>
-        </w:rPr>
-        <w:t xml:space="preserve">10</w:t>
-      </w:r>
-      <w:r>
-        <w:rPr>
-          <w:rStyle w:val="OperatorTok"/>
-        </w:rPr>
-        <w:t xml:space="preserve">,</w:t>
-      </w:r>
-      <w:r>
-        <w:rPr>
-          <w:rStyle w:val="NormalTok"/>
-        </w:rPr>
-        <w:t xml:space="preserve"> </w:t>
-      </w:r>
-      <w:r>
-        <w:rPr>
-          <w:rStyle w:val="DecValTok"/>
-        </w:rPr>
-        <w:t xml:space="preserve">5</w:t>
-      </w:r>
-      <w:r>
-        <w:rPr>
-          <w:rStyle w:val="OperatorTok"/>
-        </w:rPr>
-        <w:t xml:space="preserve">,</w:t>
-      </w:r>
-      <w:r>
-        <w:rPr>
-          <w:rStyle w:val="NormalTok"/>
-        </w:rPr>
-        <w:t xml:space="preserve"> </w:t>
-      </w:r>
-      <w:r>
-        <w:rPr>
-          <w:rStyle w:val="DecValTok"/>
-        </w:rPr>
-        <w:t xml:space="preserve">45</w:t>
-      </w:r>
-      <w:r>
-        <w:rPr>
-          <w:rStyle w:val="OperatorTok"/>
-        </w:rPr>
-        <w:t xml:space="preserve">,</w:t>
-      </w:r>
-      <w:r>
-        <w:rPr>
-          <w:rStyle w:val="NormalTok"/>
-        </w:rPr>
-        <w:t xml:space="preserve"> </w:t>
-      </w:r>
-      <w:r>
-        <w:rPr>
-          <w:rStyle w:val="DecValTok"/>
-        </w:rPr>
-        <w:t xml:space="preserve">12</w:t>
-      </w:r>
-      <w:r>
-        <w:rPr>
-          <w:rStyle w:val="OperatorTok"/>
-        </w:rPr>
-        <w:t xml:space="preserve">,</w:t>
-      </w:r>
-      <w:r>
-        <w:rPr>
-          <w:rStyle w:val="NormalTok"/>
-        </w:rPr>
-        <w:t xml:space="preserve"> </w:t>
-      </w:r>
-      <w:r>
-        <w:rPr>
-          <w:rStyle w:val="DecValTok"/>
-        </w:rPr>
-        <w:t xml:space="preserve">8</w:t>
-      </w:r>
-      <w:r>
-        <w:rPr>
-          <w:rStyle w:val="OperatorTok"/>
-        </w:rPr>
-        <w:t xml:space="preserve">};</w:t>
-      </w:r>
-      <w:r>
-        <w:br/>
-      </w:r>
-      <w:r>
-        <w:rPr>
-          <w:rStyle w:val="NormalTok"/>
-        </w:rPr>
-        <w:t xml:space="preserve">    </w:t>
-      </w:r>
-      <w:r>
-        <w:rPr>
-          <w:rStyle w:val="DataTypeTok"/>
-        </w:rPr>
-        <w:t xml:space="preserve">int</w:t>
-      </w:r>
-      <w:r>
-        <w:rPr>
-          <w:rStyle w:val="NormalTok"/>
-        </w:rPr>
-        <w:t xml:space="preserve"> array_size </w:t>
-      </w:r>
-      <w:r>
-        <w:rPr>
-          <w:rStyle w:val="OperatorTok"/>
-        </w:rPr>
-        <w:t xml:space="preserve">=</w:t>
-      </w:r>
-      <w:r>
-        <w:rPr>
-          <w:rStyle w:val="NormalTok"/>
-        </w:rPr>
-        <w:t xml:space="preserve"> </w:t>
-      </w:r>
-      <w:r>
-        <w:rPr>
-          <w:rStyle w:val="DecValTok"/>
-        </w:rPr>
-        <w:t xml:space="preserve">5</w:t>
-      </w:r>
-      <w:r>
-        <w:rPr>
-          <w:rStyle w:val="OperatorTok"/>
-        </w:rPr>
-        <w:t xml:space="preserve">;</w:t>
-      </w:r>
-      <w:r>
-        <w:br/>
-      </w:r>
-      <w:r>
-        <w:rPr>
-          <w:rStyle w:val="NormalTok"/>
-        </w:rPr>
-        <w:t xml:space="preserve">    </w:t>
-      </w:r>
-      <w:r>
-        <w:br/>
-      </w:r>
-      <w:r>
-        <w:rPr>
-          <w:rStyle w:val="NormalTok"/>
-        </w:rPr>
-        <w:t xml:space="preserve">    </w:t>
-      </w:r>
-      <w:r>
-        <w:rPr>
-          <w:rStyle w:val="CommentTok"/>
-        </w:rPr>
-        <w:t xml:space="preserve">// Call the findMax function</w:t>
-      </w:r>
-      <w:r>
-        <w:br/>
-      </w:r>
-      <w:r>
-        <w:rPr>
-          <w:rStyle w:val="NormalTok"/>
-        </w:rPr>
-        <w:t xml:space="preserve">    </w:t>
-      </w:r>
-      <w:r>
-        <w:rPr>
-          <w:rStyle w:val="DataTypeTok"/>
-        </w:rPr>
-        <w:t xml:space="preserve">int</w:t>
-      </w:r>
-      <w:r>
-        <w:rPr>
-          <w:rStyle w:val="NormalTok"/>
-        </w:rPr>
-        <w:t xml:space="preserve"> result </w:t>
-      </w:r>
-      <w:r>
-        <w:rPr>
-          <w:rStyle w:val="OperatorTok"/>
-        </w:rPr>
-        <w:t xml:space="preserve">=</w:t>
-      </w:r>
-      <w:r>
-        <w:rPr>
-          <w:rStyle w:val="NormalTok"/>
-        </w:rPr>
-        <w:t xml:space="preserve"> findMax</w:t>
-      </w:r>
-      <w:r>
-        <w:rPr>
-          <w:rStyle w:val="OperatorTok"/>
-        </w:rPr>
-        <w:t xml:space="preserve">(</w:t>
-      </w:r>
-      <w:r>
-        <w:rPr>
-          <w:rStyle w:val="NormalTok"/>
-        </w:rPr>
-        <w:t xml:space="preserve">numbers</w:t>
-      </w:r>
-      <w:r>
-        <w:rPr>
-          <w:rStyle w:val="OperatorTok"/>
-        </w:rPr>
-        <w:t xml:space="preserve">,</w:t>
-      </w:r>
-      <w:r>
-        <w:rPr>
-          <w:rStyle w:val="NormalTok"/>
-        </w:rPr>
-        <w:t xml:space="preserve"> array_size</w:t>
-      </w:r>
-      <w:r>
-        <w:rPr>
-          <w:rStyle w:val="OperatorTok"/>
-        </w:rPr>
-        <w:t xml:space="preserve">);</w:t>
-      </w:r>
-      <w:r>
-        <w:br/>
-      </w:r>
-      <w:r>
-        <w:rPr>
-          <w:rStyle w:val="NormalTok"/>
-        </w:rPr>
-        <w:t xml:space="preserve">    </w:t>
-      </w:r>
-      <w:r>
-        <w:br/>
-      </w:r>
-      <w:r>
-        <w:rPr>
-          <w:rStyle w:val="NormalTok"/>
-        </w:rPr>
-        <w:t xml:space="preserve">    printf</w:t>
-      </w:r>
-      <w:r>
-        <w:rPr>
-          <w:rStyle w:val="OperatorTok"/>
-        </w:rPr>
-        <w:t xml:space="preserve">(</w:t>
-      </w:r>
-      <w:r>
-        <w:rPr>
-          <w:rStyle w:val="StringTok"/>
-        </w:rPr>
-        <w:t xml:space="preserve">"The maximum value is: </w:t>
-      </w:r>
-      <w:r>
-        <w:rPr>
-          <w:rStyle w:val="SpecialCharTok"/>
-        </w:rPr>
-        <w:t xml:space="preserve">%d\n</w:t>
-      </w:r>
-      <w:r>
-        <w:rPr>
-          <w:rStyle w:val="StringTok"/>
-        </w:rPr>
-        <w:t xml:space="preserve">"</w:t>
-      </w:r>
-      <w:r>
-        <w:rPr>
-          <w:rStyle w:val="OperatorTok"/>
-        </w:rPr>
-        <w:t xml:space="preserve">,</w:t>
-      </w:r>
-      <w:r>
-        <w:rPr>
-          <w:rStyle w:val="NormalTok"/>
-        </w:rPr>
-        <w:t xml:space="preserve"> result</w:t>
-      </w:r>
-      <w:r>
-        <w:rPr>
-          <w:rStyle w:val="OperatorTok"/>
-        </w:rPr>
-        <w:t xml:space="preserve">);</w:t>
-      </w:r>
-      <w:r>
-        <w:br/>
-      </w:r>
-      <w:r>
-        <w:rPr>
-          <w:rStyle w:val="NormalTok"/>
-        </w:rPr>
-        <w:t xml:space="preserve">    </w:t>
-      </w:r>
-      <w:r>
-        <w:br/>
-      </w:r>
-      <w:r>
-        <w:rPr>
-          <w:rStyle w:val="NormalTok"/>
-        </w:rPr>
-        <w:t xml:space="preserve">    </w:t>
-      </w:r>
-      <w:r>
-        <w:rPr>
-          <w:rStyle w:val="ControlFlowTok"/>
-        </w:rPr>
-        <w:t xml:space="preserve">return</w:t>
-      </w:r>
-      <w:r>
-        <w:rPr>
-          <w:rStyle w:val="NormalTok"/>
-        </w:rPr>
-        <w:t xml:space="preserve"> </w:t>
-      </w:r>
-      <w:r>
-        <w:rPr>
-          <w:rStyle w:val="DecValTok"/>
-        </w:rPr>
-        <w:t xml:space="preserve">0</w:t>
-      </w:r>
-      <w:r>
-        <w:rPr>
-          <w:rStyle w:val="OperatorTok"/>
-        </w:rPr>
-        <w:t xml:space="preserve">;</w:t>
-      </w:r>
-      <w:r>
-        <w:br/>
-      </w:r>
-      <w:r>
-        <w:rPr>
-          <w:rStyle w:val="OperatorTok"/>
         </w:rPr>
         <w:t xml:space="preserve">}</w:t>
       </w:r>
@@ -1620,7 +1620,7 @@
         <w:t xml:space="preserve"> </w:t>
       </w:r>
       <w:r>
-        <w:t xml:space="preserve">function calculates the length of a null-terminated string by counting the number of characters before the null terminator.</w:t>
+        <w:t xml:space="preserve">function calculates the length of a null-terminated string, excluding the final null character.</w:t>
       </w:r>
     </w:p>
     <w:bookmarkEnd w:id="17"/>
@@ -1668,7 +1668,7 @@
         <w:t xml:space="preserve">char[]</w:t>
       </w:r>
       <w:r>
-        <w:t xml:space="preserve">: A character array representing the C-style string whose length is to be measured.</w:t>
+        <w:t xml:space="preserve">: The input character array (string) that must be null-terminated.</w:t>
       </w:r>
     </w:p>
     <w:bookmarkEnd w:id="18"/>
@@ -1695,7 +1695,7 @@
         <w:pStyle w:val="FirstParagraph"/>
       </w:pPr>
       <w:r>
-        <w:t xml:space="preserve">This function provides a manual implementation for determining the length of a C-style string. It operates based on the principle that strings in C are terminated by a special null character,</w:t>
+        <w:t xml:space="preserve">The</w:t>
       </w:r>
       <w:r>
         <w:t xml:space="preserve"> </w:t>
@@ -1704,10 +1704,22 @@
         <w:rPr>
           <w:rStyle w:val="VerbatimChar"/>
         </w:rPr>
-        <w:t xml:space="preserve">\0</w:t>
-      </w:r>
-      <w:r>
-        <w:t xml:space="preserve">.</w:t>
+        <w:t xml:space="preserve">stringLength</w:t>
+      </w:r>
+      <w:r>
+        <w:t xml:space="preserve"> </w:t>
+      </w:r>
+      <w:r>
+        <w:t xml:space="preserve">function provides a manual implementation for determining the length of a C-style string. It operates by iterating through the characters of the input array until it finds the null terminator character (</w:t>
+      </w:r>
+      <w:r>
+        <w:rPr>
+          <w:rStyle w:val="VerbatimChar"/>
+        </w:rPr>
+        <w:t xml:space="preserve">'\0'</w:t>
+      </w:r>
+      <w:r>
+        <w:t xml:space="preserve">).</w:t>
       </w:r>
     </w:p>
     <w:p>
@@ -1715,7 +1727,7 @@
         <w:pStyle w:val="BodyText"/>
       </w:pPr>
       <w:r>
-        <w:t xml:space="preserve">The function initializes an integer counter,</w:t>
+        <w:t xml:space="preserve">The function begins by initializing an integer variable</w:t>
       </w:r>
       <w:r>
         <w:t xml:space="preserve"> </w:t>
@@ -1727,7 +1739,10 @@
         <w:t xml:space="preserve">length</w:t>
       </w:r>
       <w:r>
-        <w:t xml:space="preserve">, to</w:t>
+        <w:t xml:space="preserve"> </w:t>
+      </w:r>
+      <w:r>
+        <w:t xml:space="preserve">to</w:t>
       </w:r>
       <w:r>
         <w:t xml:space="preserve"> </w:t>
@@ -1739,7 +1754,7 @@
         <w:t xml:space="preserve">0</w:t>
       </w:r>
       <w:r>
-        <w:t xml:space="preserve">. It then enters a</w:t>
+        <w:t xml:space="preserve">. This variable serves a dual purpose: it acts as an index to access characters in the</w:t>
       </w:r>
       <w:r>
         <w:t xml:space="preserve"> </w:t>
@@ -1748,49 +1763,13 @@
         <w:rPr>
           <w:rStyle w:val="VerbatimChar"/>
         </w:rPr>
-        <w:t xml:space="preserve">while</w:t>
-      </w:r>
-      <w:r>
-        <w:t xml:space="preserve"> </w:t>
-      </w:r>
-      <w:r>
-        <w:t xml:space="preserve">loop that iterates through the input character array</w:t>
-      </w:r>
-      <w:r>
-        <w:t xml:space="preserve"> </w:t>
-      </w:r>
-      <w:r>
-        <w:rPr>
-          <w:rStyle w:val="VerbatimChar"/>
-        </w:rPr>
         <w:t xml:space="preserve">str</w:t>
       </w:r>
       <w:r>
-        <w:t xml:space="preserve">. The loop continues as long as the character at the current index,</w:t>
-      </w:r>
-      <w:r>
-        <w:t xml:space="preserve"> </w:t>
-      </w:r>
-      <w:r>
-        <w:rPr>
-          <w:rStyle w:val="VerbatimChar"/>
-        </w:rPr>
-        <w:t xml:space="preserve">str[length]</w:t>
-      </w:r>
-      <w:r>
-        <w:t xml:space="preserve">, is not the null terminator</w:t>
-      </w:r>
-      <w:r>
-        <w:t xml:space="preserve"> </w:t>
-      </w:r>
-      <w:r>
-        <w:rPr>
-          <w:rStyle w:val="VerbatimChar"/>
-        </w:rPr>
-        <w:t xml:space="preserve">\0</w:t>
-      </w:r>
-      <w:r>
-        <w:t xml:space="preserve">.</w:t>
+        <w:t xml:space="preserve"> </w:t>
+      </w:r>
+      <w:r>
+        <w:t xml:space="preserve">array and as a counter for the string’s length.</w:t>
       </w:r>
     </w:p>
     <w:p>
@@ -1798,7 +1777,7 @@
         <w:pStyle w:val="BodyText"/>
       </w:pPr>
       <w:r>
-        <w:t xml:space="preserve">Inside the loop, the</w:t>
+        <w:t xml:space="preserve">A</w:t>
       </w:r>
       <w:r>
         <w:t xml:space="preserve"> </w:t>
@@ -1807,13 +1786,76 @@
         <w:rPr>
           <w:rStyle w:val="VerbatimChar"/>
         </w:rPr>
+        <w:t xml:space="preserve">while</w:t>
+      </w:r>
+      <w:r>
+        <w:t xml:space="preserve"> </w:t>
+      </w:r>
+      <w:r>
+        <w:t xml:space="preserve">loop forms the core of the function. The loop’s condition checks if the character at the current index,</w:t>
+      </w:r>
+      <w:r>
+        <w:t xml:space="preserve"> </w:t>
+      </w:r>
+      <w:r>
+        <w:rPr>
+          <w:rStyle w:val="VerbatimChar"/>
+        </w:rPr>
+        <w:t xml:space="preserve">str[length]</w:t>
+      </w:r>
+      <w:r>
+        <w:t xml:space="preserve">, is not the null terminator</w:t>
+      </w:r>
+      <w:r>
+        <w:t xml:space="preserve"> </w:t>
+      </w:r>
+      <w:r>
+        <w:rPr>
+          <w:rStyle w:val="VerbatimChar"/>
+        </w:rPr>
+        <w:t xml:space="preserve">'\0'</w:t>
+      </w:r>
+      <w:r>
+        <w:t xml:space="preserve">.</w:t>
+      </w:r>
+      <w:r>
+        <w:t xml:space="preserve"> </w:t>
+      </w:r>
+      <w:r>
+        <w:t xml:space="preserve">- If the character is not</w:t>
+      </w:r>
+      <w:r>
+        <w:t xml:space="preserve"> </w:t>
+      </w:r>
+      <w:r>
+        <w:rPr>
+          <w:rStyle w:val="VerbatimChar"/>
+        </w:rPr>
+        <w:t xml:space="preserve">'\0'</w:t>
+      </w:r>
+      <w:r>
+        <w:t xml:space="preserve">, the loop body executes, incrementing</w:t>
+      </w:r>
+      <w:r>
+        <w:t xml:space="preserve"> </w:t>
+      </w:r>
+      <w:r>
+        <w:rPr>
+          <w:rStyle w:val="VerbatimChar"/>
+        </w:rPr>
         <w:t xml:space="preserve">length</w:t>
       </w:r>
       <w:r>
         <w:t xml:space="preserve"> </w:t>
       </w:r>
       <w:r>
-        <w:t xml:space="preserve">variable is incremented with each character processed. This variable serves a dual purpose: it acts as the index for accessing characters in the array and as a counter for the string’s length.</w:t>
+        <w:t xml:space="preserve">by one.</w:t>
+      </w:r>
+      <w:r>
+        <w:t xml:space="preserve"> </w:t>
+      </w:r>
+      <w:r>
+        <w:t xml:space="preserve">- This process continues, moving to the next character in the array in each iteration.</w:t>
       </w:r>
     </w:p>
     <w:p>
@@ -1821,7 +1863,7 @@
         <w:pStyle w:val="BodyText"/>
       </w:pPr>
       <w:r>
-        <w:t xml:space="preserve">Once the loop encounters the null terminator, the condition</w:t>
+        <w:t xml:space="preserve">When the loop finally encounters the null terminator</w:t>
       </w:r>
       <w:r>
         <w:t xml:space="preserve"> </w:t>
@@ -1830,13 +1872,25 @@
         <w:rPr>
           <w:rStyle w:val="VerbatimChar"/>
         </w:rPr>
+        <w:t xml:space="preserve">'\0'</w:t>
+      </w:r>
+      <w:r>
+        <w:t xml:space="preserve">, the condition</w:t>
+      </w:r>
+      <w:r>
+        <w:t xml:space="preserve"> </w:t>
+      </w:r>
+      <w:r>
+        <w:rPr>
+          <w:rStyle w:val="VerbatimChar"/>
+        </w:rPr>
         <w:t xml:space="preserve">str[length] != '\0'</w:t>
       </w:r>
       <w:r>
         <w:t xml:space="preserve"> </w:t>
       </w:r>
       <w:r>
-        <w:t xml:space="preserve">becomes false, and the loop terminates. The function then returns the final value of</w:t>
+        <w:t xml:space="preserve">becomes false, and the loop terminates. At this point, the value of</w:t>
       </w:r>
       <w:r>
         <w:t xml:space="preserve"> </w:t>
@@ -1848,180 +1902,188 @@
         <w:t xml:space="preserve">length</w:t>
       </w:r>
       <w:r>
-        <w:t xml:space="preserve">, which represents the total number of characters in the string, excluding the null terminator itself.</w:t>
+        <w:t xml:space="preserve"> </w:t>
+      </w:r>
+      <w:r>
+        <w:t xml:space="preserve">is equal to the number of characters that were read before the null terminator.</w:t>
       </w:r>
     </w:p>
     <w:p>
       <w:pPr>
+        <w:pStyle w:val="BodyText"/>
+      </w:pPr>
+      <w:r>
+        <w:t xml:space="preserve">Finally, the function returns the integer value of</w:t>
+      </w:r>
+      <w:r>
+        <w:t xml:space="preserve"> </w:t>
+      </w:r>
+      <w:r>
+        <w:rPr>
+          <w:rStyle w:val="VerbatimChar"/>
+        </w:rPr>
+        <w:t xml:space="preserve">length</w:t>
+      </w:r>
+      <w:r>
+        <w:t xml:space="preserve">.</w:t>
+      </w:r>
+    </w:p>
+    <w:p>
+      <w:pPr>
         <w:pStyle w:val="SourceCode"/>
       </w:pPr>
       <w:r>
         <w:rPr>
           <w:rStyle w:val="CommentTok"/>
         </w:rPr>
-        <w:t xml:space="preserve">// The core logic of the function</w:t>
+        <w:t xml:space="preserve">// The loop iterates until the null character is found.</w:t>
       </w:r>
       <w:r>
         <w:br/>
       </w:r>
       <w:r>
         <w:rPr>
-          <w:rStyle w:val="DataTypeTok"/>
-        </w:rPr>
-        <w:t xml:space="preserve">int</w:t>
+          <w:rStyle w:val="ControlFlowTok"/>
+        </w:rPr>
+        <w:t xml:space="preserve">while</w:t>
       </w:r>
       <w:r>
         <w:rPr>
           <w:rStyle w:val="NormalTok"/>
         </w:rPr>
-        <w:t xml:space="preserve"> length </w:t>
+        <w:t xml:space="preserve"> </w:t>
       </w:r>
       <w:r>
         <w:rPr>
           <w:rStyle w:val="OperatorTok"/>
         </w:rPr>
-        <w:t xml:space="preserve">=</w:t>
+        <w:t xml:space="preserve">(</w:t>
       </w:r>
       <w:r>
         <w:rPr>
           <w:rStyle w:val="NormalTok"/>
         </w:rPr>
-        <w:t xml:space="preserve"> </w:t>
-      </w:r>
-      <w:r>
-        <w:rPr>
-          <w:rStyle w:val="DecValTok"/>
-        </w:rPr>
-        <w:t xml:space="preserve">0</w:t>
+        <w:t xml:space="preserve">str</w:t>
       </w:r>
       <w:r>
         <w:rPr>
           <w:rStyle w:val="OperatorTok"/>
         </w:rPr>
-        <w:t xml:space="preserve">;</w:t>
+        <w:t xml:space="preserve">[</w:t>
+      </w:r>
+      <w:r>
+        <w:rPr>
+          <w:rStyle w:val="NormalTok"/>
+        </w:rPr>
+        <w:t xml:space="preserve">length</w:t>
+      </w:r>
+      <w:r>
+        <w:rPr>
+          <w:rStyle w:val="OperatorTok"/>
+        </w:rPr>
+        <w:t xml:space="preserve">]</w:t>
+      </w:r>
+      <w:r>
+        <w:rPr>
+          <w:rStyle w:val="NormalTok"/>
+        </w:rPr>
+        <w:t xml:space="preserve"> </w:t>
+      </w:r>
+      <w:r>
+        <w:rPr>
+          <w:rStyle w:val="OperatorTok"/>
+        </w:rPr>
+        <w:t xml:space="preserve">!=</w:t>
+      </w:r>
+      <w:r>
+        <w:rPr>
+          <w:rStyle w:val="NormalTok"/>
+        </w:rPr>
+        <w:t xml:space="preserve"> </w:t>
+      </w:r>
+      <w:r>
+        <w:rPr>
+          <w:rStyle w:val="CharTok"/>
+        </w:rPr>
+        <w:t xml:space="preserve">'</w:t>
+      </w:r>
+      <w:r>
+        <w:rPr>
+          <w:rStyle w:val="SpecialCharTok"/>
+        </w:rPr>
+        <w:t xml:space="preserve">\0</w:t>
+      </w:r>
+      <w:r>
+        <w:rPr>
+          <w:rStyle w:val="CharTok"/>
+        </w:rPr>
+        <w:t xml:space="preserve">'</w:t>
+      </w:r>
+      <w:r>
+        <w:rPr>
+          <w:rStyle w:val="OperatorTok"/>
+        </w:rPr>
+        <w:t xml:space="preserve">)</w:t>
+      </w:r>
+      <w:r>
+        <w:rPr>
+          <w:rStyle w:val="NormalTok"/>
+        </w:rPr>
+        <w:t xml:space="preserve"> </w:t>
+      </w:r>
+      <w:r>
+        <w:rPr>
+          <w:rStyle w:val="OperatorTok"/>
+        </w:rPr>
+        <w:t xml:space="preserve">{</w:t>
       </w:r>
       <w:r>
         <w:br/>
       </w:r>
       <w:r>
         <w:rPr>
-          <w:rStyle w:val="ControlFlowTok"/>
-        </w:rPr>
-        <w:t xml:space="preserve">while</w:t>
-      </w:r>
-      <w:r>
-        <w:rPr>
           <w:rStyle w:val="NormalTok"/>
         </w:rPr>
-        <w:t xml:space="preserve"> </w:t>
+        <w:t xml:space="preserve">    </w:t>
+      </w:r>
+      <w:r>
+        <w:rPr>
+          <w:rStyle w:val="CommentTok"/>
+        </w:rPr>
+        <w:t xml:space="preserve">// The length counter is incremented for each character.</w:t>
+      </w:r>
+      <w:r>
+        <w:br/>
+      </w:r>
+      <w:r>
+        <w:rPr>
+          <w:rStyle w:val="NormalTok"/>
+        </w:rPr>
+        <w:t xml:space="preserve">    length</w:t>
       </w:r>
       <w:r>
         <w:rPr>
           <w:rStyle w:val="OperatorTok"/>
         </w:rPr>
-        <w:t xml:space="preserve">(</w:t>
-      </w:r>
-      <w:r>
-        <w:rPr>
-          <w:rStyle w:val="NormalTok"/>
-        </w:rPr>
-        <w:t xml:space="preserve">str</w:t>
+        <w:t xml:space="preserve">++;</w:t>
+      </w:r>
+      <w:r>
+        <w:br/>
       </w:r>
       <w:r>
         <w:rPr>
           <w:rStyle w:val="OperatorTok"/>
         </w:rPr>
-        <w:t xml:space="preserve">[</w:t>
-      </w:r>
-      <w:r>
-        <w:rPr>
-          <w:rStyle w:val="NormalTok"/>
-        </w:rPr>
-        <w:t xml:space="preserve">length</w:t>
-      </w:r>
-      <w:r>
-        <w:rPr>
-          <w:rStyle w:val="OperatorTok"/>
-        </w:rPr>
-        <w:t xml:space="preserve">]</w:t>
-      </w:r>
-      <w:r>
-        <w:rPr>
-          <w:rStyle w:val="NormalTok"/>
-        </w:rPr>
-        <w:t xml:space="preserve"> </w:t>
-      </w:r>
-      <w:r>
-        <w:rPr>
-          <w:rStyle w:val="OperatorTok"/>
-        </w:rPr>
-        <w:t xml:space="preserve">!=</w:t>
-      </w:r>
-      <w:r>
-        <w:rPr>
-          <w:rStyle w:val="NormalTok"/>
-        </w:rPr>
-        <w:t xml:space="preserve"> </w:t>
-      </w:r>
-      <w:r>
-        <w:rPr>
-          <w:rStyle w:val="CharTok"/>
-        </w:rPr>
-        <w:t xml:space="preserve">'</w:t>
-      </w:r>
-      <w:r>
-        <w:rPr>
-          <w:rStyle w:val="SpecialCharTok"/>
-        </w:rPr>
-        <w:t xml:space="preserve">\0</w:t>
-      </w:r>
-      <w:r>
-        <w:rPr>
-          <w:rStyle w:val="CharTok"/>
-        </w:rPr>
-        <w:t xml:space="preserve">'</w:t>
-      </w:r>
-      <w:r>
-        <w:rPr>
-          <w:rStyle w:val="OperatorTok"/>
-        </w:rPr>
-        <w:t xml:space="preserve">)</w:t>
-      </w:r>
-      <w:r>
-        <w:rPr>
-          <w:rStyle w:val="NormalTok"/>
-        </w:rPr>
-        <w:t xml:space="preserve"> </w:t>
-      </w:r>
-      <w:r>
-        <w:rPr>
-          <w:rStyle w:val="OperatorTok"/>
-        </w:rPr>
-        <w:t xml:space="preserve">{</w:t>
+        <w:t xml:space="preserve">}</w:t>
       </w:r>
       <w:r>
         <w:br/>
       </w:r>
       <w:r>
         <w:rPr>
-          <w:rStyle w:val="NormalTok"/>
-        </w:rPr>
-        <w:t xml:space="preserve">    length</w:t>
-      </w:r>
-      <w:r>
-        <w:rPr>
-          <w:rStyle w:val="OperatorTok"/>
-        </w:rPr>
-        <w:t xml:space="preserve">++;</w:t>
-      </w:r>
-      <w:r>
-        <w:br/>
-      </w:r>
-      <w:r>
-        <w:rPr>
-          <w:rStyle w:val="OperatorTok"/>
-        </w:rPr>
-        <w:t xml:space="preserve">}</w:t>
+          <w:rStyle w:val="CommentTok"/>
+        </w:rPr>
+        <w:t xml:space="preserve">// The final count is returned.</w:t>
       </w:r>
       <w:r>
         <w:br/>
@@ -2088,22 +2150,17 @@
         <w:t xml:space="preserve"> </w:t>
       </w:r>
       <w:r>
-        <w:t xml:space="preserve">must be properly null-terminated. If the null terminator</w:t>
-      </w:r>
-      <w:r>
-        <w:t xml:space="preserve"> </w:t>
-      </w:r>
-      <w:r>
-        <w:rPr>
-          <w:rStyle w:val="VerbatimChar"/>
-        </w:rPr>
-        <w:t xml:space="preserve">\0</w:t>
-      </w:r>
-      <w:r>
-        <w:t xml:space="preserve"> </w:t>
-      </w:r>
-      <w:r>
-        <w:t xml:space="preserve">is missing, the function will continue to read beyond the bounds of the array, leading to undefined behavior and a potential program crash.</w:t>
+        <w:rPr>
+          <w:b/>
+          <w:bCs/>
+        </w:rPr>
+        <w:t xml:space="preserve">must</w:t>
+      </w:r>
+      <w:r>
+        <w:t xml:space="preserve"> </w:t>
+      </w:r>
+      <w:r>
+        <w:t xml:space="preserve">be a valid null-terminated string. Failure to provide a null terminator will cause the function to read beyond the buffer’s boundary, leading to undefined behavior.</w:t>
       </w:r>
     </w:p>
     <w:p>
@@ -2115,7 +2172,7 @@
         </w:numPr>
       </w:pPr>
       <w:r>
-        <w:t xml:space="preserve">The length returned by the function does not include the final null terminator character. For example, the string</w:t>
+        <w:t xml:space="preserve">The returned length does not include the null terminator character</w:t>
       </w:r>
       <w:r>
         <w:t xml:space="preserve"> </w:t>
@@ -2124,17 +2181,101 @@
         <w:rPr>
           <w:rStyle w:val="VerbatimChar"/>
         </w:rPr>
-        <w:t xml:space="preserve">"abc"</w:t>
-      </w:r>
-      <w:r>
-        <w:t xml:space="preserve"> </w:t>
-      </w:r>
-      <w:r>
-        <w:t xml:space="preserve">has a length of 3.</w:t>
+        <w:t xml:space="preserve">'\0'</w:t>
+      </w:r>
+      <w:r>
+        <w:t xml:space="preserve">. For example, the string</w:t>
+      </w:r>
+      <w:r>
+        <w:t xml:space="preserve"> </w:t>
+      </w:r>
+      <w:r>
+        <w:rPr>
+          <w:rStyle w:val="VerbatimChar"/>
+        </w:rPr>
+        <w:t xml:space="preserve">"hi"</w:t>
+      </w:r>
+      <w:r>
+        <w:t xml:space="preserve"> </w:t>
+      </w:r>
+      <w:r>
+        <w:t xml:space="preserve">has a length of 2, but it occupies 3 bytes in memory (</w:t>
+      </w:r>
+      <w:r>
+        <w:rPr>
+          <w:rStyle w:val="VerbatimChar"/>
+        </w:rPr>
+        <w:t xml:space="preserve">'h'</w:t>
+      </w:r>
+      <w:r>
+        <w:t xml:space="preserve">,</w:t>
+      </w:r>
+      <w:r>
+        <w:t xml:space="preserve"> </w:t>
+      </w:r>
+      <w:r>
+        <w:rPr>
+          <w:rStyle w:val="VerbatimChar"/>
+        </w:rPr>
+        <w:t xml:space="preserve">'i'</w:t>
+      </w:r>
+      <w:r>
+        <w:t xml:space="preserve">,</w:t>
+      </w:r>
+      <w:r>
+        <w:t xml:space="preserve"> </w:t>
+      </w:r>
+      <w:r>
+        <w:rPr>
+          <w:rStyle w:val="VerbatimChar"/>
+        </w:rPr>
+        <w:t xml:space="preserve">'\0'</w:t>
+      </w:r>
+      <w:r>
+        <w:t xml:space="preserve">).</w:t>
       </w:r>
     </w:p>
     <w:p>
       <w:pPr>
+        <w:pStyle w:val="Compact"/>
+        <w:numPr>
+          <w:ilvl w:val="0"/>
+          <w:numId w:val="1003"/>
+        </w:numPr>
+      </w:pPr>
+      <w:r>
+        <w:t xml:space="preserve">An empty string</w:t>
+      </w:r>
+      <w:r>
+        <w:t xml:space="preserve"> </w:t>
+      </w:r>
+      <w:r>
+        <w:rPr>
+          <w:rStyle w:val="VerbatimChar"/>
+        </w:rPr>
+        <w:t xml:space="preserve">""</w:t>
+      </w:r>
+      <w:r>
+        <w:t xml:space="preserve"> </w:t>
+      </w:r>
+      <w:r>
+        <w:t xml:space="preserve">will correctly return a length of</w:t>
+      </w:r>
+      <w:r>
+        <w:t xml:space="preserve"> </w:t>
+      </w:r>
+      <w:r>
+        <w:rPr>
+          <w:rStyle w:val="VerbatimChar"/>
+        </w:rPr>
+        <w:t xml:space="preserve">0</w:t>
+      </w:r>
+      <w:r>
+        <w:t xml:space="preserve">.</w:t>
+      </w:r>
+    </w:p>
+    <w:p>
+      <w:pPr>
         <w:pStyle w:val="FirstParagraph"/>
       </w:pPr>
       <w:r>
@@ -2145,7 +2286,7 @@
         <w:t xml:space="preserve">Output Example</w:t>
       </w:r>
       <w:r>
-        <w:t xml:space="preserve">: The function returns an integer representing the number of characters in the string. For the input</w:t>
+        <w:t xml:space="preserve">: An integer representing the number of characters in the string. For the input</w:t>
       </w:r>
       <w:r>
         <w:t xml:space="preserve"> </w:t>
@@ -2154,10 +2295,10 @@
         <w:rPr>
           <w:rStyle w:val="VerbatimChar"/>
         </w:rPr>
-        <w:t xml:space="preserve">"Hello"</w:t>
-      </w:r>
-      <w:r>
-        <w:t xml:space="preserve">, the return value would be</w:t>
+        <w:t xml:space="preserve">"example"</w:t>
+      </w:r>
+      <w:r>
+        <w:t xml:space="preserve">, the output would be</w:t>
       </w:r>
       <w:r>
         <w:t xml:space="preserve"> </w:t>
@@ -2166,7 +2307,7 @@
         <w:rPr>
           <w:rStyle w:val="VerbatimChar"/>
         </w:rPr>
-        <w:t xml:space="preserve">5</w:t>
+        <w:t xml:space="preserve">7</w:t>
       </w:r>
       <w:r>
         <w:t xml:space="preserve">.</w:t>
@@ -2193,758 +2334,727 @@
     </w:p>
     <w:p>
       <w:pPr>
-        <w:pStyle w:val="SourceCode"/>
-      </w:pPr>
-      <w:r>
-        <w:rPr>
-          <w:rStyle w:val="PreprocessorTok"/>
-        </w:rPr>
-        <w:t xml:space="preserve">#include </w:t>
-      </w:r>
-      <w:r>
-        <w:rPr>
-          <w:rStyle w:val="ImportTok"/>
-        </w:rPr>
-        <w:t xml:space="preserve">&lt;stdio.h&gt;</w:t>
-      </w:r>
-      <w:r>
-        <w:br/>
-      </w:r>
-      <w:r>
-        <w:br/>
-      </w:r>
-      <w:r>
-        <w:rPr>
-          <w:rStyle w:val="CommentTok"/>
-        </w:rPr>
-        <w:t xml:space="preserve">// Function definition</w:t>
-      </w:r>
-      <w:r>
-        <w:br/>
-      </w:r>
-      <w:r>
-        <w:rPr>
-          <w:rStyle w:val="DataTypeTok"/>
-        </w:rPr>
-        <w:t xml:space="preserve">int</w:t>
-      </w:r>
-      <w:r>
-        <w:rPr>
-          <w:rStyle w:val="NormalTok"/>
-        </w:rPr>
-        <w:t xml:space="preserve"> stringLength</w:t>
-      </w:r>
-      <w:r>
-        <w:rPr>
-          <w:rStyle w:val="OperatorTok"/>
-        </w:rPr>
-        <w:t xml:space="preserve">(</w:t>
-      </w:r>
-      <w:r>
-        <w:rPr>
-          <w:rStyle w:val="DataTypeTok"/>
-        </w:rPr>
-        <w:t xml:space="preserve">char</w:t>
-      </w:r>
-      <w:r>
-        <w:rPr>
-          <w:rStyle w:val="NormalTok"/>
-        </w:rPr>
-        <w:t xml:space="preserve"> str</w:t>
-      </w:r>
-      <w:r>
-        <w:rPr>
-          <w:rStyle w:val="OperatorTok"/>
-        </w:rPr>
-        <w:t xml:space="preserve">[])</w:t>
-      </w:r>
-      <w:r>
-        <w:rPr>
-          <w:rStyle w:val="NormalTok"/>
-        </w:rPr>
-        <w:t xml:space="preserve"> </w:t>
-      </w:r>
-      <w:r>
-        <w:rPr>
-          <w:rStyle w:val="OperatorTok"/>
-        </w:rPr>
-        <w:t xml:space="preserve">{</w:t>
-      </w:r>
-      <w:r>
-        <w:br/>
-      </w:r>
-      <w:r>
-        <w:rPr>
-          <w:rStyle w:val="NormalTok"/>
-        </w:rPr>
-        <w:t xml:space="preserve">    </w:t>
-      </w:r>
-      <w:r>
-        <w:rPr>
-          <w:rStyle w:val="DataTypeTok"/>
-        </w:rPr>
-        <w:t xml:space="preserve">int</w:t>
-      </w:r>
-      <w:r>
-        <w:rPr>
-          <w:rStyle w:val="NormalTok"/>
-        </w:rPr>
-        <w:t xml:space="preserve"> length </w:t>
-      </w:r>
-      <w:r>
-        <w:rPr>
-          <w:rStyle w:val="OperatorTok"/>
-        </w:rPr>
-        <w:t xml:space="preserve">=</w:t>
-      </w:r>
-      <w:r>
-        <w:rPr>
-          <w:rStyle w:val="NormalTok"/>
-        </w:rPr>
-        <w:t xml:space="preserve"> </w:t>
-      </w:r>
-      <w:r>
-        <w:rPr>
-          <w:rStyle w:val="DecValTok"/>
-        </w:rPr>
-        <w:t xml:space="preserve">0</w:t>
-      </w:r>
-      <w:r>
-        <w:rPr>
-          <w:rStyle w:val="OperatorTok"/>
-        </w:rPr>
-        <w:t xml:space="preserve">;</w:t>
-      </w:r>
-      <w:r>
-        <w:br/>
-      </w:r>
-      <w:r>
-        <w:rPr>
-          <w:rStyle w:val="NormalTok"/>
-        </w:rPr>
-        <w:t xml:space="preserve">    </w:t>
-      </w:r>
-      <w:r>
-        <w:rPr>
-          <w:rStyle w:val="ControlFlowTok"/>
-        </w:rPr>
-        <w:t xml:space="preserve">while</w:t>
-      </w:r>
-      <w:r>
-        <w:rPr>
-          <w:rStyle w:val="NormalTok"/>
-        </w:rPr>
-        <w:t xml:space="preserve"> </w:t>
-      </w:r>
-      <w:r>
-        <w:rPr>
-          <w:rStyle w:val="OperatorTok"/>
-        </w:rPr>
-        <w:t xml:space="preserve">(</w:t>
-      </w:r>
-      <w:r>
-        <w:rPr>
-          <w:rStyle w:val="NormalTok"/>
-        </w:rPr>
-        <w:t xml:space="preserve">str</w:t>
-      </w:r>
-      <w:r>
-        <w:rPr>
-          <w:rStyle w:val="OperatorTok"/>
-        </w:rPr>
-        <w:t xml:space="preserve">[</w:t>
-      </w:r>
-      <w:r>
-        <w:rPr>
-          <w:rStyle w:val="NormalTok"/>
-        </w:rPr>
-        <w:t xml:space="preserve">length</w:t>
-      </w:r>
-      <w:r>
-        <w:rPr>
-          <w:rStyle w:val="OperatorTok"/>
-        </w:rPr>
-        <w:t xml:space="preserve">]</w:t>
-      </w:r>
-      <w:r>
-        <w:rPr>
-          <w:rStyle w:val="NormalTok"/>
-        </w:rPr>
-        <w:t xml:space="preserve"> </w:t>
-      </w:r>
-      <w:r>
-        <w:rPr>
-          <w:rStyle w:val="OperatorTok"/>
-        </w:rPr>
-        <w:t xml:space="preserve">!=</w:t>
-      </w:r>
-      <w:r>
-        <w:rPr>
-          <w:rStyle w:val="NormalTok"/>
-        </w:rPr>
-        <w:t xml:space="preserve"> </w:t>
-      </w:r>
-      <w:r>
-        <w:rPr>
-          <w:rStyle w:val="CharTok"/>
-        </w:rPr>
-        <w:t xml:space="preserve">'</w:t>
-      </w:r>
-      <w:r>
-        <w:rPr>
-          <w:rStyle w:val="SpecialCharTok"/>
-        </w:rPr>
-        <w:t xml:space="preserve">\0</w:t>
-      </w:r>
-      <w:r>
-        <w:rPr>
-          <w:rStyle w:val="CharTok"/>
-        </w:rPr>
-        <w:t xml:space="preserve">'</w:t>
-      </w:r>
-      <w:r>
-        <w:rPr>
-          <w:rStyle w:val="OperatorTok"/>
-        </w:rPr>
-        <w:t xml:space="preserve">)</w:t>
-      </w:r>
-      <w:r>
-        <w:rPr>
-          <w:rStyle w:val="NormalTok"/>
-        </w:rPr>
-        <w:t xml:space="preserve"> </w:t>
-      </w:r>
-      <w:r>
-        <w:rPr>
-          <w:rStyle w:val="OperatorTok"/>
-        </w:rPr>
-        <w:t xml:space="preserve">{</w:t>
-      </w:r>
-      <w:r>
-        <w:br/>
-      </w:r>
-      <w:r>
-        <w:rPr>
-          <w:rStyle w:val="NormalTok"/>
-        </w:rPr>
-        <w:t xml:space="preserve">        length</w:t>
-      </w:r>
-      <w:r>
-        <w:rPr>
-          <w:rStyle w:val="OperatorTok"/>
-        </w:rPr>
-        <w:t xml:space="preserve">++;</w:t>
-      </w:r>
-      <w:r>
-        <w:br/>
-      </w:r>
-      <w:r>
-        <w:rPr>
-          <w:rStyle w:val="NormalTok"/>
-        </w:rPr>
-        <w:t xml:space="preserve">    </w:t>
-      </w:r>
-      <w:r>
-        <w:rPr>
-          <w:rStyle w:val="OperatorTok"/>
-        </w:rPr>
-        <w:t xml:space="preserve">}</w:t>
-      </w:r>
-      <w:r>
-        <w:br/>
-      </w:r>
-      <w:r>
-        <w:rPr>
-          <w:rStyle w:val="NormalTok"/>
-        </w:rPr>
-        <w:t xml:space="preserve">    </w:t>
-      </w:r>
-      <w:r>
-        <w:rPr>
-          <w:rStyle w:val="ControlFlowTok"/>
-        </w:rPr>
-        <w:t xml:space="preserve">return</w:t>
-      </w:r>
-      <w:r>
-        <w:rPr>
-          <w:rStyle w:val="NormalTok"/>
-        </w:rPr>
-        <w:t xml:space="preserve"> length</w:t>
-      </w:r>
-      <w:r>
-        <w:rPr>
-          <w:rStyle w:val="OperatorTok"/>
-        </w:rPr>
-        <w:t xml:space="preserve">;</w:t>
-      </w:r>
-      <w:r>
-        <w:br/>
-      </w:r>
-      <w:r>
-        <w:rPr>
-          <w:rStyle w:val="OperatorTok"/>
-        </w:rPr>
-        <w:t xml:space="preserve">}</w:t>
-      </w:r>
-      <w:r>
-        <w:br/>
-      </w:r>
-      <w:r>
-        <w:br/>
-      </w:r>
-      <w:r>
-        <w:rPr>
-          <w:rStyle w:val="DataTypeTok"/>
-        </w:rPr>
-        <w:t xml:space="preserve">int</w:t>
-      </w:r>
-      <w:r>
-        <w:rPr>
-          <w:rStyle w:val="NormalTok"/>
-        </w:rPr>
-        <w:t xml:space="preserve"> main</w:t>
-      </w:r>
-      <w:r>
-        <w:rPr>
-          <w:rStyle w:val="OperatorTok"/>
-        </w:rPr>
-        <w:t xml:space="preserve">()</w:t>
-      </w:r>
-      <w:r>
-        <w:rPr>
-          <w:rStyle w:val="NormalTok"/>
-        </w:rPr>
-        <w:t xml:space="preserve"> </w:t>
-      </w:r>
-      <w:r>
-        <w:rPr>
-          <w:rStyle w:val="OperatorTok"/>
-        </w:rPr>
-        <w:t xml:space="preserve">{</w:t>
-      </w:r>
-      <w:r>
-        <w:br/>
-      </w:r>
-      <w:r>
-        <w:rPr>
-          <w:rStyle w:val="NormalTok"/>
-        </w:rPr>
-        <w:t xml:space="preserve">    </w:t>
-      </w:r>
-      <w:r>
-        <w:rPr>
-          <w:rStyle w:val="DataTypeTok"/>
-        </w:rPr>
-        <w:t xml:space="preserve">char</w:t>
-      </w:r>
-      <w:r>
-        <w:rPr>
-          <w:rStyle w:val="NormalTok"/>
-        </w:rPr>
-        <w:t xml:space="preserve"> myString</w:t>
-      </w:r>
-      <w:r>
-        <w:rPr>
-          <w:rStyle w:val="OperatorTok"/>
-        </w:rPr>
-        <w:t xml:space="preserve">[]</w:t>
-      </w:r>
-      <w:r>
-        <w:rPr>
-          <w:rStyle w:val="NormalTok"/>
-        </w:rPr>
-        <w:t xml:space="preserve"> </w:t>
-      </w:r>
-      <w:r>
-        <w:rPr>
-          <w:rStyle w:val="OperatorTok"/>
-        </w:rPr>
-        <w:t xml:space="preserve">=</w:t>
-      </w:r>
-      <w:r>
-        <w:rPr>
-          <w:rStyle w:val="NormalTok"/>
-        </w:rPr>
-        <w:t xml:space="preserve"> </w:t>
-      </w:r>
-      <w:r>
-        <w:rPr>
-          <w:rStyle w:val="StringTok"/>
-        </w:rPr>
-        <w:t xml:space="preserve">"Hello, World!"</w:t>
-      </w:r>
-      <w:r>
-        <w:rPr>
-          <w:rStyle w:val="OperatorTok"/>
-        </w:rPr>
-        <w:t xml:space="preserve">;</w:t>
-      </w:r>
-      <w:r>
-        <w:br/>
-      </w:r>
-      <w:r>
-        <w:rPr>
-          <w:rStyle w:val="NormalTok"/>
-        </w:rPr>
-        <w:t xml:space="preserve">    </w:t>
-      </w:r>
-      <w:r>
-        <w:rPr>
-          <w:rStyle w:val="DataTypeTok"/>
-        </w:rPr>
-        <w:t xml:space="preserve">int</w:t>
-      </w:r>
-      <w:r>
-        <w:rPr>
-          <w:rStyle w:val="NormalTok"/>
-        </w:rPr>
-        <w:t xml:space="preserve"> len </w:t>
-      </w:r>
-      <w:r>
-        <w:rPr>
-          <w:rStyle w:val="OperatorTok"/>
-        </w:rPr>
-        <w:t xml:space="preserve">=</w:t>
-      </w:r>
-      <w:r>
-        <w:rPr>
-          <w:rStyle w:val="NormalTok"/>
-        </w:rPr>
-        <w:t xml:space="preserve"> stringLength</w:t>
-      </w:r>
-      <w:r>
-        <w:rPr>
-          <w:rStyle w:val="OperatorTok"/>
-        </w:rPr>
-        <w:t xml:space="preserve">(</w:t>
-      </w:r>
-      <w:r>
-        <w:rPr>
-          <w:rStyle w:val="NormalTok"/>
-        </w:rPr>
-        <w:t xml:space="preserve">myString</w:t>
-      </w:r>
-      <w:r>
-        <w:rPr>
-          <w:rStyle w:val="OperatorTok"/>
-        </w:rPr>
-        <w:t xml:space="preserve">);</w:t>
-      </w:r>
-      <w:r>
-        <w:br/>
-      </w:r>
-      <w:r>
-        <w:rPr>
-          <w:rStyle w:val="NormalTok"/>
-        </w:rPr>
-        <w:t xml:space="preserve">    printf</w:t>
-      </w:r>
-      <w:r>
-        <w:rPr>
-          <w:rStyle w:val="OperatorTok"/>
-        </w:rPr>
-        <w:t xml:space="preserve">(</w:t>
-      </w:r>
-      <w:r>
-        <w:rPr>
-          <w:rStyle w:val="StringTok"/>
-        </w:rPr>
-        <w:t xml:space="preserve">"The length of the string </w:t>
-      </w:r>
-      <w:r>
-        <w:rPr>
-          <w:rStyle w:val="SpecialCharTok"/>
-        </w:rPr>
-        <w:t xml:space="preserve">\"%s\"</w:t>
-      </w:r>
-      <w:r>
-        <w:rPr>
-          <w:rStyle w:val="StringTok"/>
-        </w:rPr>
-        <w:t xml:space="preserve"> is </w:t>
-      </w:r>
-      <w:r>
-        <w:rPr>
-          <w:rStyle w:val="SpecialCharTok"/>
-        </w:rPr>
-        <w:t xml:space="preserve">%d\n</w:t>
-      </w:r>
-      <w:r>
-        <w:rPr>
-          <w:rStyle w:val="StringTok"/>
-        </w:rPr>
-        <w:t xml:space="preserve">"</w:t>
-      </w:r>
-      <w:r>
-        <w:rPr>
-          <w:rStyle w:val="OperatorTok"/>
-        </w:rPr>
-        <w:t xml:space="preserve">,</w:t>
-      </w:r>
-      <w:r>
-        <w:rPr>
-          <w:rStyle w:val="NormalTok"/>
-        </w:rPr>
-        <w:t xml:space="preserve"> myString</w:t>
-      </w:r>
-      <w:r>
-        <w:rPr>
-          <w:rStyle w:val="OperatorTok"/>
-        </w:rPr>
-        <w:t xml:space="preserve">,</w:t>
-      </w:r>
-      <w:r>
-        <w:rPr>
-          <w:rStyle w:val="NormalTok"/>
-        </w:rPr>
-        <w:t xml:space="preserve"> len</w:t>
-      </w:r>
-      <w:r>
-        <w:rPr>
-          <w:rStyle w:val="OperatorTok"/>
-        </w:rPr>
-        <w:t xml:space="preserve">);</w:t>
-      </w:r>
-      <w:r>
-        <w:br/>
-      </w:r>
-      <w:r>
-        <w:br/>
-      </w:r>
-      <w:r>
-        <w:rPr>
-          <w:rStyle w:val="NormalTok"/>
-        </w:rPr>
-        <w:t xml:space="preserve">    </w:t>
-      </w:r>
-      <w:r>
-        <w:rPr>
-          <w:rStyle w:val="DataTypeTok"/>
-        </w:rPr>
-        <w:t xml:space="preserve">char</w:t>
-      </w:r>
-      <w:r>
-        <w:rPr>
-          <w:rStyle w:val="NormalTok"/>
-        </w:rPr>
-        <w:t xml:space="preserve"> emptyString</w:t>
-      </w:r>
-      <w:r>
-        <w:rPr>
-          <w:rStyle w:val="OperatorTok"/>
-        </w:rPr>
-        <w:t xml:space="preserve">[]</w:t>
-      </w:r>
-      <w:r>
-        <w:rPr>
-          <w:rStyle w:val="NormalTok"/>
-        </w:rPr>
-        <w:t xml:space="preserve"> </w:t>
-      </w:r>
-      <w:r>
-        <w:rPr>
-          <w:rStyle w:val="OperatorTok"/>
-        </w:rPr>
-        <w:t xml:space="preserve">=</w:t>
-      </w:r>
-      <w:r>
-        <w:rPr>
-          <w:rStyle w:val="NormalTok"/>
-        </w:rPr>
-        <w:t xml:space="preserve"> </w:t>
-      </w:r>
-      <w:r>
-        <w:rPr>
-          <w:rStyle w:val="StringTok"/>
-        </w:rPr>
-        <w:t xml:space="preserve">""</w:t>
-      </w:r>
-      <w:r>
-        <w:rPr>
-          <w:rStyle w:val="OperatorTok"/>
-        </w:rPr>
-        <w:t xml:space="preserve">;</w:t>
-      </w:r>
-      <w:r>
-        <w:br/>
-      </w:r>
-      <w:r>
-        <w:rPr>
-          <w:rStyle w:val="NormalTok"/>
-        </w:rPr>
-        <w:t xml:space="preserve">    </w:t>
-      </w:r>
-      <w:r>
-        <w:rPr>
-          <w:rStyle w:val="DataTypeTok"/>
-        </w:rPr>
-        <w:t xml:space="preserve">int</w:t>
-      </w:r>
-      <w:r>
-        <w:rPr>
-          <w:rStyle w:val="NormalTok"/>
-        </w:rPr>
-        <w:t xml:space="preserve"> emptyLen </w:t>
-      </w:r>
-      <w:r>
-        <w:rPr>
-          <w:rStyle w:val="OperatorTok"/>
-        </w:rPr>
-        <w:t xml:space="preserve">=</w:t>
-      </w:r>
-      <w:r>
-        <w:rPr>
-          <w:rStyle w:val="NormalTok"/>
-        </w:rPr>
-        <w:t xml:space="preserve"> stringLength</w:t>
-      </w:r>
-      <w:r>
-        <w:rPr>
-          <w:rStyle w:val="OperatorTok"/>
-        </w:rPr>
-        <w:t xml:space="preserve">(</w:t>
-      </w:r>
-      <w:r>
-        <w:rPr>
-          <w:rStyle w:val="NormalTok"/>
-        </w:rPr>
-        <w:t xml:space="preserve">emptyString</w:t>
-      </w:r>
-      <w:r>
-        <w:rPr>
-          <w:rStyle w:val="OperatorTok"/>
-        </w:rPr>
-        <w:t xml:space="preserve">);</w:t>
-      </w:r>
-      <w:r>
-        <w:br/>
-      </w:r>
-      <w:r>
-        <w:rPr>
-          <w:rStyle w:val="NormalTok"/>
-        </w:rPr>
-        <w:t xml:space="preserve">    printf</w:t>
-      </w:r>
-      <w:r>
-        <w:rPr>
-          <w:rStyle w:val="OperatorTok"/>
-        </w:rPr>
-        <w:t xml:space="preserve">(</w:t>
-      </w:r>
-      <w:r>
-        <w:rPr>
-          <w:rStyle w:val="StringTok"/>
-        </w:rPr>
-        <w:t xml:space="preserve">"The length of the string </w:t>
-      </w:r>
-      <w:r>
-        <w:rPr>
-          <w:rStyle w:val="SpecialCharTok"/>
-        </w:rPr>
-        <w:t xml:space="preserve">\"%s\"</w:t>
-      </w:r>
-      <w:r>
-        <w:rPr>
-          <w:rStyle w:val="StringTok"/>
-        </w:rPr>
-        <w:t xml:space="preserve"> is </w:t>
-      </w:r>
-      <w:r>
-        <w:rPr>
-          <w:rStyle w:val="SpecialCharTok"/>
-        </w:rPr>
-        <w:t xml:space="preserve">%d\n</w:t>
-      </w:r>
-      <w:r>
-        <w:rPr>
-          <w:rStyle w:val="StringTok"/>
-        </w:rPr>
-        <w:t xml:space="preserve">"</w:t>
-      </w:r>
-      <w:r>
-        <w:rPr>
-          <w:rStyle w:val="OperatorTok"/>
-        </w:rPr>
-        <w:t xml:space="preserve">,</w:t>
-      </w:r>
-      <w:r>
-        <w:rPr>
-          <w:rStyle w:val="NormalTok"/>
-        </w:rPr>
-        <w:t xml:space="preserve"> emptyString</w:t>
-      </w:r>
-      <w:r>
-        <w:rPr>
-          <w:rStyle w:val="OperatorTok"/>
-        </w:rPr>
-        <w:t xml:space="preserve">,</w:t>
-      </w:r>
-      <w:r>
-        <w:rPr>
-          <w:rStyle w:val="NormalTok"/>
-        </w:rPr>
-        <w:t xml:space="preserve"> emptyLen</w:t>
-      </w:r>
-      <w:r>
-        <w:rPr>
-          <w:rStyle w:val="OperatorTok"/>
-        </w:rPr>
-        <w:t xml:space="preserve">);</w:t>
-      </w:r>
-      <w:r>
-        <w:br/>
-      </w:r>
-      <w:r>
-        <w:rPr>
-          <w:rStyle w:val="NormalTok"/>
-        </w:rPr>
-        <w:t xml:space="preserve">    </w:t>
-      </w:r>
-      <w:r>
-        <w:br/>
-      </w:r>
-      <w:r>
-        <w:rPr>
-          <w:rStyle w:val="NormalTok"/>
-        </w:rPr>
-        <w:t xml:space="preserve">    </w:t>
-      </w:r>
-      <w:r>
-        <w:rPr>
-          <w:rStyle w:val="ControlFlowTok"/>
-        </w:rPr>
-        <w:t xml:space="preserve">return</w:t>
-      </w:r>
-      <w:r>
-        <w:rPr>
-          <w:rStyle w:val="NormalTok"/>
-        </w:rPr>
-        <w:t xml:space="preserve"> </w:t>
-      </w:r>
-      <w:r>
-        <w:rPr>
-          <w:rStyle w:val="DecValTok"/>
-        </w:rPr>
-        <w:t xml:space="preserve">0</w:t>
-      </w:r>
-      <w:r>
-        <w:rPr>
-          <w:rStyle w:val="OperatorTok"/>
-        </w:rPr>
-        <w:t xml:space="preserve">;</w:t>
-      </w:r>
-      <w:r>
-        <w:br/>
-      </w:r>
-      <w:r>
-        <w:rPr>
-          <w:rStyle w:val="OperatorTok"/>
-        </w:rPr>
-        <w:t xml:space="preserve">}</w:t>
+        <w:pStyle w:val="FirstParagraph"/>
+      </w:pPr>
+      <w:r>
+        <w:t xml:space="preserve">The following C code demonstrates how to use the</w:t>
+      </w:r>
+      <w:r>
+        <w:t xml:space="preserve"> </w:t>
+      </w:r>
+      <w:r>
+        <w:rPr>
+          <w:rStyle w:val="VerbatimChar"/>
+        </w:rPr>
+        <w:t xml:space="preserve">stringLength</w:t>
+      </w:r>
+      <w:r>
+        <w:t xml:space="preserve"> </w:t>
+      </w:r>
+      <w:r>
+        <w:t xml:space="preserve">function.</w:t>
       </w:r>
     </w:p>
     <w:p>
       <w:pPr>
+        <w:pStyle w:val="SourceCode"/>
+      </w:pPr>
+      <w:r>
+        <w:rPr>
+          <w:rStyle w:val="PreprocessorTok"/>
+        </w:rPr>
+        <w:t xml:space="preserve">#include </w:t>
+      </w:r>
+      <w:r>
+        <w:rPr>
+          <w:rStyle w:val="ImportTok"/>
+        </w:rPr>
+        <w:t xml:space="preserve">&lt;stdio.h&gt;</w:t>
+      </w:r>
+      <w:r>
+        <w:br/>
+      </w:r>
+      <w:r>
+        <w:br/>
+      </w:r>
+      <w:r>
+        <w:rPr>
+          <w:rStyle w:val="CommentTok"/>
+        </w:rPr>
+        <w:t xml:space="preserve">// Assuming stringLength function is defined in the same file or included</w:t>
+      </w:r>
+      <w:r>
+        <w:br/>
+      </w:r>
+      <w:r>
+        <w:rPr>
+          <w:rStyle w:val="DataTypeTok"/>
+        </w:rPr>
+        <w:t xml:space="preserve">int</w:t>
+      </w:r>
+      <w:r>
+        <w:rPr>
+          <w:rStyle w:val="NormalTok"/>
+        </w:rPr>
+        <w:t xml:space="preserve"> stringLength</w:t>
+      </w:r>
+      <w:r>
+        <w:rPr>
+          <w:rStyle w:val="OperatorTok"/>
+        </w:rPr>
+        <w:t xml:space="preserve">(</w:t>
+      </w:r>
+      <w:r>
+        <w:rPr>
+          <w:rStyle w:val="DataTypeTok"/>
+        </w:rPr>
+        <w:t xml:space="preserve">char</w:t>
+      </w:r>
+      <w:r>
+        <w:rPr>
+          <w:rStyle w:val="NormalTok"/>
+        </w:rPr>
+        <w:t xml:space="preserve"> str</w:t>
+      </w:r>
+      <w:r>
+        <w:rPr>
+          <w:rStyle w:val="OperatorTok"/>
+        </w:rPr>
+        <w:t xml:space="preserve">[])</w:t>
+      </w:r>
+      <w:r>
+        <w:rPr>
+          <w:rStyle w:val="NormalTok"/>
+        </w:rPr>
+        <w:t xml:space="preserve"> </w:t>
+      </w:r>
+      <w:r>
+        <w:rPr>
+          <w:rStyle w:val="OperatorTok"/>
+        </w:rPr>
+        <w:t xml:space="preserve">{</w:t>
+      </w:r>
+      <w:r>
+        <w:br/>
+      </w:r>
+      <w:r>
+        <w:rPr>
+          <w:rStyle w:val="NormalTok"/>
+        </w:rPr>
+        <w:t xml:space="preserve">    </w:t>
+      </w:r>
+      <w:r>
+        <w:rPr>
+          <w:rStyle w:val="DataTypeTok"/>
+        </w:rPr>
+        <w:t xml:space="preserve">int</w:t>
+      </w:r>
+      <w:r>
+        <w:rPr>
+          <w:rStyle w:val="NormalTok"/>
+        </w:rPr>
+        <w:t xml:space="preserve"> length </w:t>
+      </w:r>
+      <w:r>
+        <w:rPr>
+          <w:rStyle w:val="OperatorTok"/>
+        </w:rPr>
+        <w:t xml:space="preserve">=</w:t>
+      </w:r>
+      <w:r>
+        <w:rPr>
+          <w:rStyle w:val="NormalTok"/>
+        </w:rPr>
+        <w:t xml:space="preserve"> </w:t>
+      </w:r>
+      <w:r>
+        <w:rPr>
+          <w:rStyle w:val="DecValTok"/>
+        </w:rPr>
+        <w:t xml:space="preserve">0</w:t>
+      </w:r>
+      <w:r>
+        <w:rPr>
+          <w:rStyle w:val="OperatorTok"/>
+        </w:rPr>
+        <w:t xml:space="preserve">;</w:t>
+      </w:r>
+      <w:r>
+        <w:br/>
+      </w:r>
+      <w:r>
+        <w:rPr>
+          <w:rStyle w:val="NormalTok"/>
+        </w:rPr>
+        <w:t xml:space="preserve">    </w:t>
+      </w:r>
+      <w:r>
+        <w:rPr>
+          <w:rStyle w:val="ControlFlowTok"/>
+        </w:rPr>
+        <w:t xml:space="preserve">while</w:t>
+      </w:r>
+      <w:r>
+        <w:rPr>
+          <w:rStyle w:val="NormalTok"/>
+        </w:rPr>
+        <w:t xml:space="preserve"> </w:t>
+      </w:r>
+      <w:r>
+        <w:rPr>
+          <w:rStyle w:val="OperatorTok"/>
+        </w:rPr>
+        <w:t xml:space="preserve">(</w:t>
+      </w:r>
+      <w:r>
+        <w:rPr>
+          <w:rStyle w:val="NormalTok"/>
+        </w:rPr>
+        <w:t xml:space="preserve">str</w:t>
+      </w:r>
+      <w:r>
+        <w:rPr>
+          <w:rStyle w:val="OperatorTok"/>
+        </w:rPr>
+        <w:t xml:space="preserve">[</w:t>
+      </w:r>
+      <w:r>
+        <w:rPr>
+          <w:rStyle w:val="NormalTok"/>
+        </w:rPr>
+        <w:t xml:space="preserve">length</w:t>
+      </w:r>
+      <w:r>
+        <w:rPr>
+          <w:rStyle w:val="OperatorTok"/>
+        </w:rPr>
+        <w:t xml:space="preserve">]</w:t>
+      </w:r>
+      <w:r>
+        <w:rPr>
+          <w:rStyle w:val="NormalTok"/>
+        </w:rPr>
+        <w:t xml:space="preserve"> </w:t>
+      </w:r>
+      <w:r>
+        <w:rPr>
+          <w:rStyle w:val="OperatorTok"/>
+        </w:rPr>
+        <w:t xml:space="preserve">!=</w:t>
+      </w:r>
+      <w:r>
+        <w:rPr>
+          <w:rStyle w:val="NormalTok"/>
+        </w:rPr>
+        <w:t xml:space="preserve"> </w:t>
+      </w:r>
+      <w:r>
+        <w:rPr>
+          <w:rStyle w:val="CharTok"/>
+        </w:rPr>
+        <w:t xml:space="preserve">'</w:t>
+      </w:r>
+      <w:r>
+        <w:rPr>
+          <w:rStyle w:val="SpecialCharTok"/>
+        </w:rPr>
+        <w:t xml:space="preserve">\0</w:t>
+      </w:r>
+      <w:r>
+        <w:rPr>
+          <w:rStyle w:val="CharTok"/>
+        </w:rPr>
+        <w:t xml:space="preserve">'</w:t>
+      </w:r>
+      <w:r>
+        <w:rPr>
+          <w:rStyle w:val="OperatorTok"/>
+        </w:rPr>
+        <w:t xml:space="preserve">)</w:t>
+      </w:r>
+      <w:r>
+        <w:rPr>
+          <w:rStyle w:val="NormalTok"/>
+        </w:rPr>
+        <w:t xml:space="preserve"> </w:t>
+      </w:r>
+      <w:r>
+        <w:rPr>
+          <w:rStyle w:val="OperatorTok"/>
+        </w:rPr>
+        <w:t xml:space="preserve">{</w:t>
+      </w:r>
+      <w:r>
+        <w:br/>
+      </w:r>
+      <w:r>
+        <w:rPr>
+          <w:rStyle w:val="NormalTok"/>
+        </w:rPr>
+        <w:t xml:space="preserve">        length</w:t>
+      </w:r>
+      <w:r>
+        <w:rPr>
+          <w:rStyle w:val="OperatorTok"/>
+        </w:rPr>
+        <w:t xml:space="preserve">++;</w:t>
+      </w:r>
+      <w:r>
+        <w:br/>
+      </w:r>
+      <w:r>
+        <w:rPr>
+          <w:rStyle w:val="NormalTok"/>
+        </w:rPr>
+        <w:t xml:space="preserve">    </w:t>
+      </w:r>
+      <w:r>
+        <w:rPr>
+          <w:rStyle w:val="OperatorTok"/>
+        </w:rPr>
+        <w:t xml:space="preserve">}</w:t>
+      </w:r>
+      <w:r>
+        <w:br/>
+      </w:r>
+      <w:r>
+        <w:rPr>
+          <w:rStyle w:val="NormalTok"/>
+        </w:rPr>
+        <w:t xml:space="preserve">    </w:t>
+      </w:r>
+      <w:r>
+        <w:rPr>
+          <w:rStyle w:val="ControlFlowTok"/>
+        </w:rPr>
+        <w:t xml:space="preserve">return</w:t>
+      </w:r>
+      <w:r>
+        <w:rPr>
+          <w:rStyle w:val="NormalTok"/>
+        </w:rPr>
+        <w:t xml:space="preserve"> length</w:t>
+      </w:r>
+      <w:r>
+        <w:rPr>
+          <w:rStyle w:val="OperatorTok"/>
+        </w:rPr>
+        <w:t xml:space="preserve">;</w:t>
+      </w:r>
+      <w:r>
+        <w:br/>
+      </w:r>
+      <w:r>
+        <w:rPr>
+          <w:rStyle w:val="OperatorTok"/>
+        </w:rPr>
+        <w:t xml:space="preserve">}</w:t>
+      </w:r>
+      <w:r>
+        <w:br/>
+      </w:r>
+      <w:r>
+        <w:br/>
+      </w:r>
+      <w:r>
+        <w:rPr>
+          <w:rStyle w:val="DataTypeTok"/>
+        </w:rPr>
+        <w:t xml:space="preserve">int</w:t>
+      </w:r>
+      <w:r>
+        <w:rPr>
+          <w:rStyle w:val="NormalTok"/>
+        </w:rPr>
+        <w:t xml:space="preserve"> main</w:t>
+      </w:r>
+      <w:r>
+        <w:rPr>
+          <w:rStyle w:val="OperatorTok"/>
+        </w:rPr>
+        <w:t xml:space="preserve">()</w:t>
+      </w:r>
+      <w:r>
+        <w:rPr>
+          <w:rStyle w:val="NormalTok"/>
+        </w:rPr>
+        <w:t xml:space="preserve"> </w:t>
+      </w:r>
+      <w:r>
+        <w:rPr>
+          <w:rStyle w:val="OperatorTok"/>
+        </w:rPr>
+        <w:t xml:space="preserve">{</w:t>
+      </w:r>
+      <w:r>
+        <w:br/>
+      </w:r>
+      <w:r>
+        <w:rPr>
+          <w:rStyle w:val="NormalTok"/>
+        </w:rPr>
+        <w:t xml:space="preserve">    </w:t>
+      </w:r>
+      <w:r>
+        <w:rPr>
+          <w:rStyle w:val="DataTypeTok"/>
+        </w:rPr>
+        <w:t xml:space="preserve">char</w:t>
+      </w:r>
+      <w:r>
+        <w:rPr>
+          <w:rStyle w:val="NormalTok"/>
+        </w:rPr>
+        <w:t xml:space="preserve"> myString</w:t>
+      </w:r>
+      <w:r>
+        <w:rPr>
+          <w:rStyle w:val="OperatorTok"/>
+        </w:rPr>
+        <w:t xml:space="preserve">[]</w:t>
+      </w:r>
+      <w:r>
+        <w:rPr>
+          <w:rStyle w:val="NormalTok"/>
+        </w:rPr>
+        <w:t xml:space="preserve"> </w:t>
+      </w:r>
+      <w:r>
+        <w:rPr>
+          <w:rStyle w:val="OperatorTok"/>
+        </w:rPr>
+        <w:t xml:space="preserve">=</w:t>
+      </w:r>
+      <w:r>
+        <w:rPr>
+          <w:rStyle w:val="NormalTok"/>
+        </w:rPr>
+        <w:t xml:space="preserve"> </w:t>
+      </w:r>
+      <w:r>
+        <w:rPr>
+          <w:rStyle w:val="StringTok"/>
+        </w:rPr>
+        <w:t xml:space="preserve">"Hello, World!"</w:t>
+      </w:r>
+      <w:r>
+        <w:rPr>
+          <w:rStyle w:val="OperatorTok"/>
+        </w:rPr>
+        <w:t xml:space="preserve">;</w:t>
+      </w:r>
+      <w:r>
+        <w:br/>
+      </w:r>
+      <w:r>
+        <w:rPr>
+          <w:rStyle w:val="NormalTok"/>
+        </w:rPr>
+        <w:t xml:space="preserve">    </w:t>
+      </w:r>
+      <w:r>
+        <w:rPr>
+          <w:rStyle w:val="DataTypeTok"/>
+        </w:rPr>
+        <w:t xml:space="preserve">int</w:t>
+      </w:r>
+      <w:r>
+        <w:rPr>
+          <w:rStyle w:val="NormalTok"/>
+        </w:rPr>
+        <w:t xml:space="preserve"> len </w:t>
+      </w:r>
+      <w:r>
+        <w:rPr>
+          <w:rStyle w:val="OperatorTok"/>
+        </w:rPr>
+        <w:t xml:space="preserve">=</w:t>
+      </w:r>
+      <w:r>
+        <w:rPr>
+          <w:rStyle w:val="NormalTok"/>
+        </w:rPr>
+        <w:t xml:space="preserve"> stringLength</w:t>
+      </w:r>
+      <w:r>
+        <w:rPr>
+          <w:rStyle w:val="OperatorTok"/>
+        </w:rPr>
+        <w:t xml:space="preserve">(</w:t>
+      </w:r>
+      <w:r>
+        <w:rPr>
+          <w:rStyle w:val="NormalTok"/>
+        </w:rPr>
+        <w:t xml:space="preserve">myString</w:t>
+      </w:r>
+      <w:r>
+        <w:rPr>
+          <w:rStyle w:val="OperatorTok"/>
+        </w:rPr>
+        <w:t xml:space="preserve">);</w:t>
+      </w:r>
+      <w:r>
+        <w:br/>
+      </w:r>
+      <w:r>
+        <w:rPr>
+          <w:rStyle w:val="NormalTok"/>
+        </w:rPr>
+        <w:t xml:space="preserve">    printf</w:t>
+      </w:r>
+      <w:r>
+        <w:rPr>
+          <w:rStyle w:val="OperatorTok"/>
+        </w:rPr>
+        <w:t xml:space="preserve">(</w:t>
+      </w:r>
+      <w:r>
+        <w:rPr>
+          <w:rStyle w:val="StringTok"/>
+        </w:rPr>
+        <w:t xml:space="preserve">"The length of the string is: </w:t>
+      </w:r>
+      <w:r>
+        <w:rPr>
+          <w:rStyle w:val="SpecialCharTok"/>
+        </w:rPr>
+        <w:t xml:space="preserve">%d\n</w:t>
+      </w:r>
+      <w:r>
+        <w:rPr>
+          <w:rStyle w:val="StringTok"/>
+        </w:rPr>
+        <w:t xml:space="preserve">"</w:t>
+      </w:r>
+      <w:r>
+        <w:rPr>
+          <w:rStyle w:val="OperatorTok"/>
+        </w:rPr>
+        <w:t xml:space="preserve">,</w:t>
+      </w:r>
+      <w:r>
+        <w:rPr>
+          <w:rStyle w:val="NormalTok"/>
+        </w:rPr>
+        <w:t xml:space="preserve"> len</w:t>
+      </w:r>
+      <w:r>
+        <w:rPr>
+          <w:rStyle w:val="OperatorTok"/>
+        </w:rPr>
+        <w:t xml:space="preserve">);</w:t>
+      </w:r>
+      <w:r>
+        <w:br/>
+      </w:r>
+      <w:r>
+        <w:br/>
+      </w:r>
+      <w:r>
+        <w:rPr>
+          <w:rStyle w:val="NormalTok"/>
+        </w:rPr>
+        <w:t xml:space="preserve">    </w:t>
+      </w:r>
+      <w:r>
+        <w:rPr>
+          <w:rStyle w:val="DataTypeTok"/>
+        </w:rPr>
+        <w:t xml:space="preserve">char</w:t>
+      </w:r>
+      <w:r>
+        <w:rPr>
+          <w:rStyle w:val="NormalTok"/>
+        </w:rPr>
+        <w:t xml:space="preserve"> emptyString</w:t>
+      </w:r>
+      <w:r>
+        <w:rPr>
+          <w:rStyle w:val="OperatorTok"/>
+        </w:rPr>
+        <w:t xml:space="preserve">[]</w:t>
+      </w:r>
+      <w:r>
+        <w:rPr>
+          <w:rStyle w:val="NormalTok"/>
+        </w:rPr>
+        <w:t xml:space="preserve"> </w:t>
+      </w:r>
+      <w:r>
+        <w:rPr>
+          <w:rStyle w:val="OperatorTok"/>
+        </w:rPr>
+        <w:t xml:space="preserve">=</w:t>
+      </w:r>
+      <w:r>
+        <w:rPr>
+          <w:rStyle w:val="NormalTok"/>
+        </w:rPr>
+        <w:t xml:space="preserve"> </w:t>
+      </w:r>
+      <w:r>
+        <w:rPr>
+          <w:rStyle w:val="StringTok"/>
+        </w:rPr>
+        <w:t xml:space="preserve">""</w:t>
+      </w:r>
+      <w:r>
+        <w:rPr>
+          <w:rStyle w:val="OperatorTok"/>
+        </w:rPr>
+        <w:t xml:space="preserve">;</w:t>
+      </w:r>
+      <w:r>
+        <w:br/>
+      </w:r>
+      <w:r>
+        <w:rPr>
+          <w:rStyle w:val="NormalTok"/>
+        </w:rPr>
+        <w:t xml:space="preserve">    </w:t>
+      </w:r>
+      <w:r>
+        <w:rPr>
+          <w:rStyle w:val="DataTypeTok"/>
+        </w:rPr>
+        <w:t xml:space="preserve">int</w:t>
+      </w:r>
+      <w:r>
+        <w:rPr>
+          <w:rStyle w:val="NormalTok"/>
+        </w:rPr>
+        <w:t xml:space="preserve"> emptyLen </w:t>
+      </w:r>
+      <w:r>
+        <w:rPr>
+          <w:rStyle w:val="OperatorTok"/>
+        </w:rPr>
+        <w:t xml:space="preserve">=</w:t>
+      </w:r>
+      <w:r>
+        <w:rPr>
+          <w:rStyle w:val="NormalTok"/>
+        </w:rPr>
+        <w:t xml:space="preserve"> stringLength</w:t>
+      </w:r>
+      <w:r>
+        <w:rPr>
+          <w:rStyle w:val="OperatorTok"/>
+        </w:rPr>
+        <w:t xml:space="preserve">(</w:t>
+      </w:r>
+      <w:r>
+        <w:rPr>
+          <w:rStyle w:val="NormalTok"/>
+        </w:rPr>
+        <w:t xml:space="preserve">emptyString</w:t>
+      </w:r>
+      <w:r>
+        <w:rPr>
+          <w:rStyle w:val="OperatorTok"/>
+        </w:rPr>
+        <w:t xml:space="preserve">);</w:t>
+      </w:r>
+      <w:r>
+        <w:br/>
+      </w:r>
+      <w:r>
+        <w:rPr>
+          <w:rStyle w:val="NormalTok"/>
+        </w:rPr>
+        <w:t xml:space="preserve">    printf</w:t>
+      </w:r>
+      <w:r>
+        <w:rPr>
+          <w:rStyle w:val="OperatorTok"/>
+        </w:rPr>
+        <w:t xml:space="preserve">(</w:t>
+      </w:r>
+      <w:r>
+        <w:rPr>
+          <w:rStyle w:val="StringTok"/>
+        </w:rPr>
+        <w:t xml:space="preserve">"The length of the empty string is: </w:t>
+      </w:r>
+      <w:r>
+        <w:rPr>
+          <w:rStyle w:val="SpecialCharTok"/>
+        </w:rPr>
+        <w:t xml:space="preserve">%d\n</w:t>
+      </w:r>
+      <w:r>
+        <w:rPr>
+          <w:rStyle w:val="StringTok"/>
+        </w:rPr>
+        <w:t xml:space="preserve">"</w:t>
+      </w:r>
+      <w:r>
+        <w:rPr>
+          <w:rStyle w:val="OperatorTok"/>
+        </w:rPr>
+        <w:t xml:space="preserve">,</w:t>
+      </w:r>
+      <w:r>
+        <w:rPr>
+          <w:rStyle w:val="NormalTok"/>
+        </w:rPr>
+        <w:t xml:space="preserve"> emptyLen</w:t>
+      </w:r>
+      <w:r>
+        <w:rPr>
+          <w:rStyle w:val="OperatorTok"/>
+        </w:rPr>
+        <w:t xml:space="preserve">);</w:t>
+      </w:r>
+      <w:r>
+        <w:br/>
+      </w:r>
+      <w:r>
+        <w:br/>
+      </w:r>
+      <w:r>
+        <w:rPr>
+          <w:rStyle w:val="NormalTok"/>
+        </w:rPr>
+        <w:t xml:space="preserve">    </w:t>
+      </w:r>
+      <w:r>
+        <w:rPr>
+          <w:rStyle w:val="ControlFlowTok"/>
+        </w:rPr>
+        <w:t xml:space="preserve">return</w:t>
+      </w:r>
+      <w:r>
+        <w:rPr>
+          <w:rStyle w:val="NormalTok"/>
+        </w:rPr>
+        <w:t xml:space="preserve"> </w:t>
+      </w:r>
+      <w:r>
+        <w:rPr>
+          <w:rStyle w:val="DecValTok"/>
+        </w:rPr>
+        <w:t xml:space="preserve">0</w:t>
+      </w:r>
+      <w:r>
+        <w:rPr>
+          <w:rStyle w:val="OperatorTok"/>
+        </w:rPr>
+        <w:t xml:space="preserve">;</w:t>
+      </w:r>
+      <w:r>
+        <w:br/>
+      </w:r>
+      <w:r>
+        <w:rPr>
+          <w:rStyle w:val="OperatorTok"/>
+        </w:rPr>
+        <w:t xml:space="preserve">}</w:t>
+      </w:r>
+    </w:p>
+    <w:p>
+      <w:pPr>
         <w:pStyle w:val="FirstParagraph"/>
       </w:pPr>
       <w:r>
@@ -2963,7 +3073,7 @@
         <w:rPr>
           <w:rStyle w:val="VerbatimChar"/>
         </w:rPr>
-        <w:t xml:space="preserve">The length of the string "Hello, World!" is 13</w:t>
+        <w:t xml:space="preserve">The length of the string is: 13</w:t>
       </w:r>
       <w:r>
         <w:br/>
@@ -2972,7 +3082,7 @@
         <w:rPr>
           <w:rStyle w:val="VerbatimChar"/>
         </w:rPr>
-        <w:t xml:space="preserve">The length of the string "" is 0</w:t>
+        <w:t xml:space="preserve">The length of the empty string is: 0</w:t>
       </w:r>
     </w:p>
     <w:p>
@@ -3078,7 +3188,7 @@
         <w:tab/>
       </w:r>
       <w:r>
-        <w:t xml:space="preserve">parameters</w:t>
+        <w:t xml:space="preserve">Parameters</w:t>
       </w:r>
     </w:p>
     <w:p>
@@ -3096,22 +3206,7 @@
         <w:t xml:space="preserve">n</w:t>
       </w:r>
       <w:r>
-        <w:t xml:space="preserve">: An</w:t>
-      </w:r>
-      <w:r>
-        <w:t xml:space="preserve"> </w:t>
-      </w:r>
-      <w:r>
-        <w:rPr>
-          <w:rStyle w:val="VerbatimChar"/>
-        </w:rPr>
-        <w:t xml:space="preserve">int</w:t>
-      </w:r>
-      <w:r>
-        <w:t xml:space="preserve"> </w:t>
-      </w:r>
-      <w:r>
-        <w:t xml:space="preserve">representing the integer to be checked for primality.</w:t>
+        <w:t xml:space="preserve">: The integer to be checked for primality.</w:t>
       </w:r>
     </w:p>
     <w:bookmarkEnd w:id="25"/>
@@ -3138,7 +3233,7 @@
         <w:pStyle w:val="FirstParagraph"/>
       </w:pPr>
       <w:r>
-        <w:t xml:space="preserve">This function implements an efficient trial division algorithm to test if a number</w:t>
+        <w:t xml:space="preserve">This function provides an efficient method to check if an integer</w:t>
       </w:r>
       <w:r>
         <w:t xml:space="preserve"> </w:t>
@@ -3153,7 +3248,7 @@
         <w:t xml:space="preserve"> </w:t>
       </w:r>
       <w:r>
-        <w:t xml:space="preserve">is prime.</w:t>
+        <w:t xml:space="preserve">is a prime number.</w:t>
       </w:r>
     </w:p>
     <w:p>
@@ -3161,13 +3256,7 @@
         <w:pStyle w:val="BodyText"/>
       </w:pPr>
       <w:r>
-        <w:t xml:space="preserve">The logic proceeds as follows:</w:t>
-      </w:r>
-      <w:r>
-        <w:t xml:space="preserve"> </w:t>
-      </w:r>
-      <w:r>
-        <w:t xml:space="preserve">1. First, it handles the base cases. By definition, prime numbers must be greater than 1. The function checks if</w:t>
+        <w:t xml:space="preserve">The logic begins by handling the base cases. According to the definition of prime numbers, any integer less than or equal to 1 is not prime. The function first checks if</w:t>
       </w:r>
       <w:r>
         <w:t xml:space="preserve"> </w:t>
@@ -3179,7 +3268,10 @@
         <w:t xml:space="preserve">n &lt;= 1</w:t>
       </w:r>
       <w:r>
-        <w:t xml:space="preserve">. If this condition is true, it immediately returns</w:t>
+        <w:t xml:space="preserve"> </w:t>
+      </w:r>
+      <w:r>
+        <w:t xml:space="preserve">and, if this condition is met, it immediately returns</w:t>
       </w:r>
       <w:r>
         <w:t xml:space="preserve"> </w:t>
@@ -3193,11 +3285,13 @@
       <w:r>
         <w:t xml:space="preserve">.</w:t>
       </w:r>
-      <w:r>
-        <w:t xml:space="preserve"> </w:t>
-      </w:r>
-      <w:r>
-        <w:t xml:space="preserve">2. If</w:t>
+    </w:p>
+    <w:p>
+      <w:pPr>
+        <w:pStyle w:val="BodyText"/>
+      </w:pPr>
+      <w:r>
+        <w:t xml:space="preserve">If</w:t>
       </w:r>
       <w:r>
         <w:t xml:space="preserve"> </w:t>
@@ -3212,7 +3306,7 @@
         <w:t xml:space="preserve"> </w:t>
       </w:r>
       <w:r>
-        <w:t xml:space="preserve">is greater than 1, the function enters a</w:t>
+        <w:t xml:space="preserve">is greater than 1, the function proceeds to check for factors. It iterates through integers starting from</w:t>
       </w:r>
       <w:r>
         <w:t xml:space="preserve"> </w:t>
@@ -3221,13 +3315,13 @@
         <w:rPr>
           <w:rStyle w:val="VerbatimChar"/>
         </w:rPr>
-        <w:t xml:space="preserve">for</w:t>
-      </w:r>
-      <w:r>
-        <w:t xml:space="preserve"> </w:t>
-      </w:r>
-      <w:r>
-        <w:t xml:space="preserve">loop that iterates from</w:t>
+        <w:t xml:space="preserve">i = 2</w:t>
+      </w:r>
+      <w:r>
+        <w:t xml:space="preserve"> </w:t>
+      </w:r>
+      <w:r>
+        <w:t xml:space="preserve">up to the square root of</w:t>
       </w:r>
       <w:r>
         <w:t xml:space="preserve"> </w:t>
@@ -3236,13 +3330,10 @@
         <w:rPr>
           <w:rStyle w:val="VerbatimChar"/>
         </w:rPr>
-        <w:t xml:space="preserve">i = 2</w:t>
-      </w:r>
-      <w:r>
-        <w:t xml:space="preserve"> </w:t>
-      </w:r>
-      <w:r>
-        <w:t xml:space="preserve">up to the square root of</w:t>
+        <w:t xml:space="preserve">n</w:t>
+      </w:r>
+      <w:r>
+        <w:t xml:space="preserve">. The loop condition</w:t>
       </w:r>
       <w:r>
         <w:t xml:space="preserve"> </w:t>
@@ -3251,25 +3342,42 @@
         <w:rPr>
           <w:rStyle w:val="VerbatimChar"/>
         </w:rPr>
+        <w:t xml:space="preserve">i * i &lt;= n</w:t>
+      </w:r>
+      <w:r>
+        <w:t xml:space="preserve"> </w:t>
+      </w:r>
+      <w:r>
+        <w:t xml:space="preserve">is an optimization that avoids checking divisors beyond the square root of</w:t>
+      </w:r>
+      <w:r>
+        <w:t xml:space="preserve"> </w:t>
+      </w:r>
+      <w:r>
+        <w:rPr>
+          <w:rStyle w:val="VerbatimChar"/>
+        </w:rPr>
         <w:t xml:space="preserve">n</w:t>
       </w:r>
       <w:r>
-        <w:t xml:space="preserve">. The condition</w:t>
-      </w:r>
-      <w:r>
-        <w:t xml:space="preserve"> </w:t>
+        <w:t xml:space="preserve">, as any factor larger than the square root would have a corresponding factor smaller than it.</w:t>
+      </w:r>
+    </w:p>
+    <w:p>
+      <w:pPr>
+        <w:pStyle w:val="BodyText"/>
+      </w:pPr>
+      <w:r>
+        <w:t xml:space="preserve">Inside the loop, it uses the modulo operator (</w:t>
       </w:r>
       <w:r>
         <w:rPr>
           <w:rStyle w:val="VerbatimChar"/>
         </w:rPr>
-        <w:t xml:space="preserve">i * i &lt;= n</w:t>
-      </w:r>
-      <w:r>
-        <w:t xml:space="preserve"> </w:t>
-      </w:r>
-      <w:r>
-        <w:t xml:space="preserve">is a common optimization; if</w:t>
+        <w:t xml:space="preserve">%</w:t>
+      </w:r>
+      <w:r>
+        <w:t xml:space="preserve">) to check if</w:t>
       </w:r>
       <w:r>
         <w:t xml:space="preserve"> </w:t>
@@ -3284,7 +3392,7 @@
         <w:t xml:space="preserve"> </w:t>
       </w:r>
       <w:r>
-        <w:t xml:space="preserve">has a divisor larger than its square root, it must also have a corresponding divisor smaller than its square root. Therefore, we only need to check for divisors up to</w:t>
+        <w:t xml:space="preserve">is perfectly divisible by the current integer</w:t>
       </w:r>
       <w:r>
         <w:t xml:space="preserve"> </w:t>
@@ -3293,16 +3401,10 @@
         <w:rPr>
           <w:rStyle w:val="VerbatimChar"/>
         </w:rPr>
-        <w:t xml:space="preserve">sqrt(n)</w:t>
-      </w:r>
-      <w:r>
-        <w:t xml:space="preserve">.</w:t>
-      </w:r>
-      <w:r>
-        <w:t xml:space="preserve"> </w:t>
-      </w:r>
-      <w:r>
-        <w:t xml:space="preserve">3. Inside the loop, it checks if</w:t>
+        <w:t xml:space="preserve">i</w:t>
+      </w:r>
+      <w:r>
+        <w:t xml:space="preserve">. If</w:t>
       </w:r>
       <w:r>
         <w:t xml:space="preserve"> </w:t>
@@ -3311,13 +3413,28 @@
         <w:rPr>
           <w:rStyle w:val="VerbatimChar"/>
         </w:rPr>
+        <w:t xml:space="preserve">n % i == 0</w:t>
+      </w:r>
+      <w:r>
+        <w:t xml:space="preserve"> </w:t>
+      </w:r>
+      <w:r>
+        <w:t xml:space="preserve">is true, it means a factor other than 1 and</w:t>
+      </w:r>
+      <w:r>
+        <w:t xml:space="preserve"> </w:t>
+      </w:r>
+      <w:r>
+        <w:rPr>
+          <w:rStyle w:val="VerbatimChar"/>
+        </w:rPr>
         <w:t xml:space="preserve">n</w:t>
       </w:r>
       <w:r>
         <w:t xml:space="preserve"> </w:t>
       </w:r>
       <w:r>
-        <w:t xml:space="preserve">is perfectly divisible by the current iterator</w:t>
+        <w:t xml:space="preserve">has been found, so</w:t>
       </w:r>
       <w:r>
         <w:t xml:space="preserve"> </w:t>
@@ -3326,22 +3443,36 @@
         <w:rPr>
           <w:rStyle w:val="VerbatimChar"/>
         </w:rPr>
-        <w:t xml:space="preserve">i</w:t>
-      </w:r>
-      <w:r>
-        <w:t xml:space="preserve"> </w:t>
-      </w:r>
-      <w:r>
-        <w:t xml:space="preserve">using the modulo operator (</w:t>
+        <w:t xml:space="preserve">n</w:t>
+      </w:r>
+      <w:r>
+        <w:t xml:space="preserve"> </w:t>
+      </w:r>
+      <w:r>
+        <w:t xml:space="preserve">is not a prime number. In this case, the function returns</w:t>
+      </w:r>
+      <w:r>
+        <w:t xml:space="preserve"> </w:t>
       </w:r>
       <w:r>
         <w:rPr>
           <w:rStyle w:val="VerbatimChar"/>
         </w:rPr>
-        <w:t xml:space="preserve">n % i == 0</w:t>
-      </w:r>
-      <w:r>
-        <w:t xml:space="preserve">). If a divisor is found,</w:t>
+        <w:t xml:space="preserve">false</w:t>
+      </w:r>
+      <w:r>
+        <w:t xml:space="preserve"> </w:t>
+      </w:r>
+      <w:r>
+        <w:t xml:space="preserve">and terminates.</w:t>
+      </w:r>
+    </w:p>
+    <w:p>
+      <w:pPr>
+        <w:pStyle w:val="BodyText"/>
+      </w:pPr>
+      <w:r>
+        <w:t xml:space="preserve">If the loop completes without finding any factors, it confirms that</w:t>
       </w:r>
       <w:r>
         <w:t xml:space="preserve"> </w:t>
@@ -3356,40 +3487,7 @@
         <w:t xml:space="preserve"> </w:t>
       </w:r>
       <w:r>
-        <w:t xml:space="preserve">is not a prime number, and the function immediately returns</w:t>
-      </w:r>
-      <w:r>
-        <w:t xml:space="preserve"> </w:t>
-      </w:r>
-      <w:r>
-        <w:rPr>
-          <w:rStyle w:val="VerbatimChar"/>
-        </w:rPr>
-        <w:t xml:space="preserve">false</w:t>
-      </w:r>
-      <w:r>
-        <w:t xml:space="preserve">.</w:t>
-      </w:r>
-      <w:r>
-        <w:t xml:space="preserve"> </w:t>
-      </w:r>
-      <w:r>
-        <w:t xml:space="preserve">4. If the loop completes without finding any divisors, it means</w:t>
-      </w:r>
-      <w:r>
-        <w:t xml:space="preserve"> </w:t>
-      </w:r>
-      <w:r>
-        <w:rPr>
-          <w:rStyle w:val="VerbatimChar"/>
-        </w:rPr>
-        <w:t xml:space="preserve">n</w:t>
-      </w:r>
-      <w:r>
-        <w:t xml:space="preserve"> </w:t>
-      </w:r>
-      <w:r>
-        <w:t xml:space="preserve">is not divisible by any integer between 2 and its square root. In this case, the number is prime, and the function returns</w:t>
+        <w:t xml:space="preserve">is only divisible by 1 and itself, thus it is a prime number, and the function returns</w:t>
       </w:r>
       <w:r>
         <w:t xml:space="preserve"> </w:t>
@@ -3432,46 +3530,19 @@
         </w:numPr>
       </w:pPr>
       <w:r>
-        <w:t xml:space="preserve">The function returns a boolean value (</w:t>
+        <w:t xml:space="preserve">Numbers less than or equal to 1 will always return</w:t>
+      </w:r>
+      <w:r>
+        <w:t xml:space="preserve"> </w:t>
       </w:r>
       <w:r>
         <w:rPr>
           <w:rStyle w:val="VerbatimChar"/>
         </w:rPr>
-        <w:t xml:space="preserve">true</w:t>
-      </w:r>
-      <w:r>
-        <w:t xml:space="preserve"> </w:t>
-      </w:r>
-      <w:r>
-        <w:t xml:space="preserve">or</w:t>
-      </w:r>
-      <w:r>
-        <w:t xml:space="preserve"> </w:t>
-      </w:r>
-      <w:r>
-        <w:rPr>
-          <w:rStyle w:val="VerbatimChar"/>
-        </w:rPr>
         <w:t xml:space="preserve">false</w:t>
       </w:r>
       <w:r>
-        <w:t xml:space="preserve">) which requires including the</w:t>
-      </w:r>
-      <w:r>
-        <w:t xml:space="preserve"> </w:t>
-      </w:r>
-      <w:r>
-        <w:rPr>
-          <w:rStyle w:val="VerbatimChar"/>
-        </w:rPr>
-        <w:t xml:space="preserve">&lt;stdbool.h&gt;</w:t>
-      </w:r>
-      <w:r>
-        <w:t xml:space="preserve"> </w:t>
-      </w:r>
-      <w:r>
-        <w:t xml:space="preserve">header in C.</w:t>
+        <w:t xml:space="preserve">.</w:t>
       </w:r>
     </w:p>
     <w:p>
@@ -3483,7 +3554,7 @@
         </w:numPr>
       </w:pPr>
       <w:r>
-        <w:t xml:space="preserve">The input number</w:t>
+        <w:t xml:space="preserve">The function returns a boolean value:</w:t>
       </w:r>
       <w:r>
         <w:t xml:space="preserve"> </w:t>
@@ -3492,13 +3563,13 @@
         <w:rPr>
           <w:rStyle w:val="VerbatimChar"/>
         </w:rPr>
-        <w:t xml:space="preserve">n</w:t>
-      </w:r>
-      <w:r>
-        <w:t xml:space="preserve"> </w:t>
-      </w:r>
-      <w:r>
-        <w:t xml:space="preserve">must be an integer. The function correctly handles non-positive integers by returning</w:t>
+        <w:t xml:space="preserve">true</w:t>
+      </w:r>
+      <w:r>
+        <w:t xml:space="preserve"> </w:t>
+      </w:r>
+      <w:r>
+        <w:t xml:space="preserve">if the number is prime, and</w:t>
       </w:r>
       <w:r>
         <w:t xml:space="preserve"> </w:t>
@@ -3510,7 +3581,10 @@
         <w:t xml:space="preserve">false</w:t>
       </w:r>
       <w:r>
-        <w:t xml:space="preserve">.</w:t>
+        <w:t xml:space="preserve"> </w:t>
+      </w:r>
+      <w:r>
+        <w:t xml:space="preserve">otherwise.</w:t>
       </w:r>
     </w:p>
     <w:p>
@@ -3522,7 +3596,7 @@
         </w:numPr>
       </w:pPr>
       <w:r>
-        <w:t xml:space="preserve">This implementation is efficient for moderately sized integers but may be slow for very large numbers.</w:t>
+        <w:t xml:space="preserve">This implementation is optimized to check for divisors only up to the square root of the input number, making it efficient.</w:t>
       </w:r>
     </w:p>
     <w:p>
@@ -3537,18 +3611,37 @@
         <w:t xml:space="preserve">Output Example</w:t>
       </w:r>
       <w:r>
-        <w:t xml:space="preserve">: A possible return value for a prime number input.</w:t>
-      </w:r>
-    </w:p>
-    <w:p>
-      <w:pPr>
-        <w:pStyle w:val="SourceCode"/>
-      </w:pPr>
-      <w:r>
-        <w:rPr>
-          <w:rStyle w:val="KeywordTok"/>
-        </w:rPr>
-        <w:t xml:space="preserve">true</w:t>
+        <w:t xml:space="preserve">: The function returns a boolean value, which in C might be represented as</w:t>
+      </w:r>
+      <w:r>
+        <w:t xml:space="preserve"> </w:t>
+      </w:r>
+      <w:r>
+        <w:rPr>
+          <w:rStyle w:val="VerbatimChar"/>
+        </w:rPr>
+        <w:t xml:space="preserve">1</w:t>
+      </w:r>
+      <w:r>
+        <w:t xml:space="preserve"> </w:t>
+      </w:r>
+      <w:r>
+        <w:t xml:space="preserve">(for true) or</w:t>
+      </w:r>
+      <w:r>
+        <w:t xml:space="preserve"> </w:t>
+      </w:r>
+      <w:r>
+        <w:rPr>
+          <w:rStyle w:val="VerbatimChar"/>
+        </w:rPr>
+        <w:t xml:space="preserve">0</w:t>
+      </w:r>
+      <w:r>
+        <w:t xml:space="preserve"> </w:t>
+      </w:r>
+      <w:r>
+        <w:t xml:space="preserve">(for false) when printed or used in integer contexts.</w:t>
       </w:r>
     </w:p>
     <w:bookmarkEnd w:id="27"/>
@@ -3572,1178 +3665,1005 @@
     </w:p>
     <w:p>
       <w:pPr>
-        <w:pStyle w:val="FirstParagraph"/>
-      </w:pPr>
-      <w:r>
-        <w:t xml:space="preserve">The following C code demonstrates how to use the</w:t>
-      </w:r>
-      <w:r>
-        <w:t xml:space="preserve"> </w:t>
-      </w:r>
-      <w:r>
-        <w:rPr>
-          <w:rStyle w:val="VerbatimChar"/>
-        </w:rPr>
-        <w:t xml:space="preserve">isPrime</w:t>
-      </w:r>
-      <w:r>
-        <w:t xml:space="preserve"> </w:t>
-      </w:r>
-      <w:r>
-        <w:t xml:space="preserve">function.</w:t>
+        <w:pStyle w:val="SourceCode"/>
+      </w:pPr>
+      <w:r>
+        <w:rPr>
+          <w:rStyle w:val="PreprocessorTok"/>
+        </w:rPr>
+        <w:t xml:space="preserve">#include </w:t>
+      </w:r>
+      <w:r>
+        <w:rPr>
+          <w:rStyle w:val="ImportTok"/>
+        </w:rPr>
+        <w:t xml:space="preserve">&lt;stdio.h&gt;</w:t>
+      </w:r>
+      <w:r>
+        <w:br/>
+      </w:r>
+      <w:r>
+        <w:rPr>
+          <w:rStyle w:val="PreprocessorTok"/>
+        </w:rPr>
+        <w:t xml:space="preserve">#include </w:t>
+      </w:r>
+      <w:r>
+        <w:rPr>
+          <w:rStyle w:val="ImportTok"/>
+        </w:rPr>
+        <w:t xml:space="preserve">&lt;stdbool.h&gt;</w:t>
+      </w:r>
+      <w:r>
+        <w:br/>
+      </w:r>
+      <w:r>
+        <w:br/>
+      </w:r>
+      <w:r>
+        <w:rPr>
+          <w:rStyle w:val="CommentTok"/>
+        </w:rPr>
+        <w:t xml:space="preserve">// Assuming the isPrime function is defined here or included</w:t>
+      </w:r>
+      <w:r>
+        <w:br/>
+      </w:r>
+      <w:r>
+        <w:rPr>
+          <w:rStyle w:val="DataTypeTok"/>
+        </w:rPr>
+        <w:t xml:space="preserve">bool</w:t>
+      </w:r>
+      <w:r>
+        <w:rPr>
+          <w:rStyle w:val="NormalTok"/>
+        </w:rPr>
+        <w:t xml:space="preserve"> isPrime</w:t>
+      </w:r>
+      <w:r>
+        <w:rPr>
+          <w:rStyle w:val="OperatorTok"/>
+        </w:rPr>
+        <w:t xml:space="preserve">(</w:t>
+      </w:r>
+      <w:r>
+        <w:rPr>
+          <w:rStyle w:val="DataTypeTok"/>
+        </w:rPr>
+        <w:t xml:space="preserve">int</w:t>
+      </w:r>
+      <w:r>
+        <w:rPr>
+          <w:rStyle w:val="NormalTok"/>
+        </w:rPr>
+        <w:t xml:space="preserve"> n</w:t>
+      </w:r>
+      <w:r>
+        <w:rPr>
+          <w:rStyle w:val="OperatorTok"/>
+        </w:rPr>
+        <w:t xml:space="preserve">)</w:t>
+      </w:r>
+      <w:r>
+        <w:rPr>
+          <w:rStyle w:val="NormalTok"/>
+        </w:rPr>
+        <w:t xml:space="preserve"> </w:t>
+      </w:r>
+      <w:r>
+        <w:rPr>
+          <w:rStyle w:val="OperatorTok"/>
+        </w:rPr>
+        <w:t xml:space="preserve">{</w:t>
+      </w:r>
+      <w:r>
+        <w:br/>
+      </w:r>
+      <w:r>
+        <w:rPr>
+          <w:rStyle w:val="NormalTok"/>
+        </w:rPr>
+        <w:t xml:space="preserve">    </w:t>
+      </w:r>
+      <w:r>
+        <w:rPr>
+          <w:rStyle w:val="ControlFlowTok"/>
+        </w:rPr>
+        <w:t xml:space="preserve">if</w:t>
+      </w:r>
+      <w:r>
+        <w:rPr>
+          <w:rStyle w:val="NormalTok"/>
+        </w:rPr>
+        <w:t xml:space="preserve"> </w:t>
+      </w:r>
+      <w:r>
+        <w:rPr>
+          <w:rStyle w:val="OperatorTok"/>
+        </w:rPr>
+        <w:t xml:space="preserve">(</w:t>
+      </w:r>
+      <w:r>
+        <w:rPr>
+          <w:rStyle w:val="NormalTok"/>
+        </w:rPr>
+        <w:t xml:space="preserve">n </w:t>
+      </w:r>
+      <w:r>
+        <w:rPr>
+          <w:rStyle w:val="OperatorTok"/>
+        </w:rPr>
+        <w:t xml:space="preserve">&lt;=</w:t>
+      </w:r>
+      <w:r>
+        <w:rPr>
+          <w:rStyle w:val="NormalTok"/>
+        </w:rPr>
+        <w:t xml:space="preserve"> </w:t>
+      </w:r>
+      <w:r>
+        <w:rPr>
+          <w:rStyle w:val="DecValTok"/>
+        </w:rPr>
+        <w:t xml:space="preserve">1</w:t>
+      </w:r>
+      <w:r>
+        <w:rPr>
+          <w:rStyle w:val="OperatorTok"/>
+        </w:rPr>
+        <w:t xml:space="preserve">)</w:t>
+      </w:r>
+      <w:r>
+        <w:br/>
+      </w:r>
+      <w:r>
+        <w:rPr>
+          <w:rStyle w:val="NormalTok"/>
+        </w:rPr>
+        <w:t xml:space="preserve">        </w:t>
+      </w:r>
+      <w:r>
+        <w:rPr>
+          <w:rStyle w:val="ControlFlowTok"/>
+        </w:rPr>
+        <w:t xml:space="preserve">return</w:t>
+      </w:r>
+      <w:r>
+        <w:rPr>
+          <w:rStyle w:val="NormalTok"/>
+        </w:rPr>
+        <w:t xml:space="preserve"> </w:t>
+      </w:r>
+      <w:r>
+        <w:rPr>
+          <w:rStyle w:val="KeywordTok"/>
+        </w:rPr>
+        <w:t xml:space="preserve">false</w:t>
+      </w:r>
+      <w:r>
+        <w:rPr>
+          <w:rStyle w:val="OperatorTok"/>
+        </w:rPr>
+        <w:t xml:space="preserve">;</w:t>
+      </w:r>
+      <w:r>
+        <w:br/>
+      </w:r>
+      <w:r>
+        <w:rPr>
+          <w:rStyle w:val="NormalTok"/>
+        </w:rPr>
+        <w:t xml:space="preserve">    </w:t>
+      </w:r>
+      <w:r>
+        <w:rPr>
+          <w:rStyle w:val="ControlFlowTok"/>
+        </w:rPr>
+        <w:t xml:space="preserve">for</w:t>
+      </w:r>
+      <w:r>
+        <w:rPr>
+          <w:rStyle w:val="NormalTok"/>
+        </w:rPr>
+        <w:t xml:space="preserve"> </w:t>
+      </w:r>
+      <w:r>
+        <w:rPr>
+          <w:rStyle w:val="OperatorTok"/>
+        </w:rPr>
+        <w:t xml:space="preserve">(</w:t>
+      </w:r>
+      <w:r>
+        <w:rPr>
+          <w:rStyle w:val="DataTypeTok"/>
+        </w:rPr>
+        <w:t xml:space="preserve">int</w:t>
+      </w:r>
+      <w:r>
+        <w:rPr>
+          <w:rStyle w:val="NormalTok"/>
+        </w:rPr>
+        <w:t xml:space="preserve"> i </w:t>
+      </w:r>
+      <w:r>
+        <w:rPr>
+          <w:rStyle w:val="OperatorTok"/>
+        </w:rPr>
+        <w:t xml:space="preserve">=</w:t>
+      </w:r>
+      <w:r>
+        <w:rPr>
+          <w:rStyle w:val="NormalTok"/>
+        </w:rPr>
+        <w:t xml:space="preserve"> </w:t>
+      </w:r>
+      <w:r>
+        <w:rPr>
+          <w:rStyle w:val="DecValTok"/>
+        </w:rPr>
+        <w:t xml:space="preserve">2</w:t>
+      </w:r>
+      <w:r>
+        <w:rPr>
+          <w:rStyle w:val="OperatorTok"/>
+        </w:rPr>
+        <w:t xml:space="preserve">;</w:t>
+      </w:r>
+      <w:r>
+        <w:rPr>
+          <w:rStyle w:val="NormalTok"/>
+        </w:rPr>
+        <w:t xml:space="preserve"> i </w:t>
+      </w:r>
+      <w:r>
+        <w:rPr>
+          <w:rStyle w:val="OperatorTok"/>
+        </w:rPr>
+        <w:t xml:space="preserve">*</w:t>
+      </w:r>
+      <w:r>
+        <w:rPr>
+          <w:rStyle w:val="NormalTok"/>
+        </w:rPr>
+        <w:t xml:space="preserve"> i </w:t>
+      </w:r>
+      <w:r>
+        <w:rPr>
+          <w:rStyle w:val="OperatorTok"/>
+        </w:rPr>
+        <w:t xml:space="preserve">&lt;=</w:t>
+      </w:r>
+      <w:r>
+        <w:rPr>
+          <w:rStyle w:val="NormalTok"/>
+        </w:rPr>
+        <w:t xml:space="preserve"> n</w:t>
+      </w:r>
+      <w:r>
+        <w:rPr>
+          <w:rStyle w:val="OperatorTok"/>
+        </w:rPr>
+        <w:t xml:space="preserve">;</w:t>
+      </w:r>
+      <w:r>
+        <w:rPr>
+          <w:rStyle w:val="NormalTok"/>
+        </w:rPr>
+        <w:t xml:space="preserve"> i</w:t>
+      </w:r>
+      <w:r>
+        <w:rPr>
+          <w:rStyle w:val="OperatorTok"/>
+        </w:rPr>
+        <w:t xml:space="preserve">++)</w:t>
+      </w:r>
+      <w:r>
+        <w:rPr>
+          <w:rStyle w:val="NormalTok"/>
+        </w:rPr>
+        <w:t xml:space="preserve"> </w:t>
+      </w:r>
+      <w:r>
+        <w:rPr>
+          <w:rStyle w:val="OperatorTok"/>
+        </w:rPr>
+        <w:t xml:space="preserve">{</w:t>
+      </w:r>
+      <w:r>
+        <w:br/>
+      </w:r>
+      <w:r>
+        <w:rPr>
+          <w:rStyle w:val="NormalTok"/>
+        </w:rPr>
+        <w:t xml:space="preserve">        </w:t>
+      </w:r>
+      <w:r>
+        <w:rPr>
+          <w:rStyle w:val="ControlFlowTok"/>
+        </w:rPr>
+        <w:t xml:space="preserve">if</w:t>
+      </w:r>
+      <w:r>
+        <w:rPr>
+          <w:rStyle w:val="NormalTok"/>
+        </w:rPr>
+        <w:t xml:space="preserve"> </w:t>
+      </w:r>
+      <w:r>
+        <w:rPr>
+          <w:rStyle w:val="OperatorTok"/>
+        </w:rPr>
+        <w:t xml:space="preserve">(</w:t>
+      </w:r>
+      <w:r>
+        <w:rPr>
+          <w:rStyle w:val="NormalTok"/>
+        </w:rPr>
+        <w:t xml:space="preserve">n </w:t>
+      </w:r>
+      <w:r>
+        <w:rPr>
+          <w:rStyle w:val="OperatorTok"/>
+        </w:rPr>
+        <w:t xml:space="preserve">%</w:t>
+      </w:r>
+      <w:r>
+        <w:rPr>
+          <w:rStyle w:val="NormalTok"/>
+        </w:rPr>
+        <w:t xml:space="preserve"> i </w:t>
+      </w:r>
+      <w:r>
+        <w:rPr>
+          <w:rStyle w:val="OperatorTok"/>
+        </w:rPr>
+        <w:t xml:space="preserve">==</w:t>
+      </w:r>
+      <w:r>
+        <w:rPr>
+          <w:rStyle w:val="NormalTok"/>
+        </w:rPr>
+        <w:t xml:space="preserve"> </w:t>
+      </w:r>
+      <w:r>
+        <w:rPr>
+          <w:rStyle w:val="DecValTok"/>
+        </w:rPr>
+        <w:t xml:space="preserve">0</w:t>
+      </w:r>
+      <w:r>
+        <w:rPr>
+          <w:rStyle w:val="OperatorTok"/>
+        </w:rPr>
+        <w:t xml:space="preserve">)</w:t>
+      </w:r>
+      <w:r>
+        <w:br/>
+      </w:r>
+      <w:r>
+        <w:rPr>
+          <w:rStyle w:val="NormalTok"/>
+        </w:rPr>
+        <w:t xml:space="preserve">            </w:t>
+      </w:r>
+      <w:r>
+        <w:rPr>
+          <w:rStyle w:val="ControlFlowTok"/>
+        </w:rPr>
+        <w:t xml:space="preserve">return</w:t>
+      </w:r>
+      <w:r>
+        <w:rPr>
+          <w:rStyle w:val="NormalTok"/>
+        </w:rPr>
+        <w:t xml:space="preserve"> </w:t>
+      </w:r>
+      <w:r>
+        <w:rPr>
+          <w:rStyle w:val="KeywordTok"/>
+        </w:rPr>
+        <w:t xml:space="preserve">false</w:t>
+      </w:r>
+      <w:r>
+        <w:rPr>
+          <w:rStyle w:val="OperatorTok"/>
+        </w:rPr>
+        <w:t xml:space="preserve">;</w:t>
+      </w:r>
+      <w:r>
+        <w:br/>
+      </w:r>
+      <w:r>
+        <w:rPr>
+          <w:rStyle w:val="NormalTok"/>
+        </w:rPr>
+        <w:t xml:space="preserve">    </w:t>
+      </w:r>
+      <w:r>
+        <w:rPr>
+          <w:rStyle w:val="OperatorTok"/>
+        </w:rPr>
+        <w:t xml:space="preserve">}</w:t>
+      </w:r>
+      <w:r>
+        <w:br/>
+      </w:r>
+      <w:r>
+        <w:rPr>
+          <w:rStyle w:val="NormalTok"/>
+        </w:rPr>
+        <w:t xml:space="preserve">    </w:t>
+      </w:r>
+      <w:r>
+        <w:rPr>
+          <w:rStyle w:val="ControlFlowTok"/>
+        </w:rPr>
+        <w:t xml:space="preserve">return</w:t>
+      </w:r>
+      <w:r>
+        <w:rPr>
+          <w:rStyle w:val="NormalTok"/>
+        </w:rPr>
+        <w:t xml:space="preserve"> </w:t>
+      </w:r>
+      <w:r>
+        <w:rPr>
+          <w:rStyle w:val="KeywordTok"/>
+        </w:rPr>
+        <w:t xml:space="preserve">true</w:t>
+      </w:r>
+      <w:r>
+        <w:rPr>
+          <w:rStyle w:val="OperatorTok"/>
+        </w:rPr>
+        <w:t xml:space="preserve">;</w:t>
+      </w:r>
+      <w:r>
+        <w:br/>
+      </w:r>
+      <w:r>
+        <w:rPr>
+          <w:rStyle w:val="OperatorTok"/>
+        </w:rPr>
+        <w:t xml:space="preserve">}</w:t>
+      </w:r>
+      <w:r>
+        <w:br/>
+      </w:r>
+      <w:r>
+        <w:br/>
+      </w:r>
+      <w:r>
+        <w:rPr>
+          <w:rStyle w:val="DataTypeTok"/>
+        </w:rPr>
+        <w:t xml:space="preserve">int</w:t>
+      </w:r>
+      <w:r>
+        <w:rPr>
+          <w:rStyle w:val="NormalTok"/>
+        </w:rPr>
+        <w:t xml:space="preserve"> main</w:t>
+      </w:r>
+      <w:r>
+        <w:rPr>
+          <w:rStyle w:val="OperatorTok"/>
+        </w:rPr>
+        <w:t xml:space="preserve">()</w:t>
+      </w:r>
+      <w:r>
+        <w:rPr>
+          <w:rStyle w:val="NormalTok"/>
+        </w:rPr>
+        <w:t xml:space="preserve"> </w:t>
+      </w:r>
+      <w:r>
+        <w:rPr>
+          <w:rStyle w:val="OperatorTok"/>
+        </w:rPr>
+        <w:t xml:space="preserve">{</w:t>
+      </w:r>
+      <w:r>
+        <w:br/>
+      </w:r>
+      <w:r>
+        <w:rPr>
+          <w:rStyle w:val="NormalTok"/>
+        </w:rPr>
+        <w:t xml:space="preserve">    </w:t>
+      </w:r>
+      <w:r>
+        <w:rPr>
+          <w:rStyle w:val="DataTypeTok"/>
+        </w:rPr>
+        <w:t xml:space="preserve">int</w:t>
+      </w:r>
+      <w:r>
+        <w:rPr>
+          <w:rStyle w:val="NormalTok"/>
+        </w:rPr>
+        <w:t xml:space="preserve"> num1 </w:t>
+      </w:r>
+      <w:r>
+        <w:rPr>
+          <w:rStyle w:val="OperatorTok"/>
+        </w:rPr>
+        <w:t xml:space="preserve">=</w:t>
+      </w:r>
+      <w:r>
+        <w:rPr>
+          <w:rStyle w:val="NormalTok"/>
+        </w:rPr>
+        <w:t xml:space="preserve"> </w:t>
+      </w:r>
+      <w:r>
+        <w:rPr>
+          <w:rStyle w:val="DecValTok"/>
+        </w:rPr>
+        <w:t xml:space="preserve">29</w:t>
+      </w:r>
+      <w:r>
+        <w:rPr>
+          <w:rStyle w:val="OperatorTok"/>
+        </w:rPr>
+        <w:t xml:space="preserve">;</w:t>
+      </w:r>
+      <w:r>
+        <w:br/>
+      </w:r>
+      <w:r>
+        <w:rPr>
+          <w:rStyle w:val="NormalTok"/>
+        </w:rPr>
+        <w:t xml:space="preserve">    </w:t>
+      </w:r>
+      <w:r>
+        <w:rPr>
+          <w:rStyle w:val="DataTypeTok"/>
+        </w:rPr>
+        <w:t xml:space="preserve">int</w:t>
+      </w:r>
+      <w:r>
+        <w:rPr>
+          <w:rStyle w:val="NormalTok"/>
+        </w:rPr>
+        <w:t xml:space="preserve"> num2 </w:t>
+      </w:r>
+      <w:r>
+        <w:rPr>
+          <w:rStyle w:val="OperatorTok"/>
+        </w:rPr>
+        <w:t xml:space="preserve">=</w:t>
+      </w:r>
+      <w:r>
+        <w:rPr>
+          <w:rStyle w:val="NormalTok"/>
+        </w:rPr>
+        <w:t xml:space="preserve"> </w:t>
+      </w:r>
+      <w:r>
+        <w:rPr>
+          <w:rStyle w:val="DecValTok"/>
+        </w:rPr>
+        <w:t xml:space="preserve">10</w:t>
+      </w:r>
+      <w:r>
+        <w:rPr>
+          <w:rStyle w:val="OperatorTok"/>
+        </w:rPr>
+        <w:t xml:space="preserve">;</w:t>
+      </w:r>
+      <w:r>
+        <w:br/>
+      </w:r>
+      <w:r>
+        <w:br/>
+      </w:r>
+      <w:r>
+        <w:rPr>
+          <w:rStyle w:val="NormalTok"/>
+        </w:rPr>
+        <w:t xml:space="preserve">    </w:t>
+      </w:r>
+      <w:r>
+        <w:rPr>
+          <w:rStyle w:val="DataTypeTok"/>
+        </w:rPr>
+        <w:t xml:space="preserve">bool</w:t>
+      </w:r>
+      <w:r>
+        <w:rPr>
+          <w:rStyle w:val="NormalTok"/>
+        </w:rPr>
+        <w:t xml:space="preserve"> result1 </w:t>
+      </w:r>
+      <w:r>
+        <w:rPr>
+          <w:rStyle w:val="OperatorTok"/>
+        </w:rPr>
+        <w:t xml:space="preserve">=</w:t>
+      </w:r>
+      <w:r>
+        <w:rPr>
+          <w:rStyle w:val="NormalTok"/>
+        </w:rPr>
+        <w:t xml:space="preserve"> isPrime</w:t>
+      </w:r>
+      <w:r>
+        <w:rPr>
+          <w:rStyle w:val="OperatorTok"/>
+        </w:rPr>
+        <w:t xml:space="preserve">(</w:t>
+      </w:r>
+      <w:r>
+        <w:rPr>
+          <w:rStyle w:val="NormalTok"/>
+        </w:rPr>
+        <w:t xml:space="preserve">num1</w:t>
+      </w:r>
+      <w:r>
+        <w:rPr>
+          <w:rStyle w:val="OperatorTok"/>
+        </w:rPr>
+        <w:t xml:space="preserve">);</w:t>
+      </w:r>
+      <w:r>
+        <w:br/>
+      </w:r>
+      <w:r>
+        <w:rPr>
+          <w:rStyle w:val="NormalTok"/>
+        </w:rPr>
+        <w:t xml:space="preserve">    </w:t>
+      </w:r>
+      <w:r>
+        <w:rPr>
+          <w:rStyle w:val="DataTypeTok"/>
+        </w:rPr>
+        <w:t xml:space="preserve">bool</w:t>
+      </w:r>
+      <w:r>
+        <w:rPr>
+          <w:rStyle w:val="NormalTok"/>
+        </w:rPr>
+        <w:t xml:space="preserve"> result2 </w:t>
+      </w:r>
+      <w:r>
+        <w:rPr>
+          <w:rStyle w:val="OperatorTok"/>
+        </w:rPr>
+        <w:t xml:space="preserve">=</w:t>
+      </w:r>
+      <w:r>
+        <w:rPr>
+          <w:rStyle w:val="NormalTok"/>
+        </w:rPr>
+        <w:t xml:space="preserve"> isPrime</w:t>
+      </w:r>
+      <w:r>
+        <w:rPr>
+          <w:rStyle w:val="OperatorTok"/>
+        </w:rPr>
+        <w:t xml:space="preserve">(</w:t>
+      </w:r>
+      <w:r>
+        <w:rPr>
+          <w:rStyle w:val="NormalTok"/>
+        </w:rPr>
+        <w:t xml:space="preserve">num2</w:t>
+      </w:r>
+      <w:r>
+        <w:rPr>
+          <w:rStyle w:val="OperatorTok"/>
+        </w:rPr>
+        <w:t xml:space="preserve">);</w:t>
+      </w:r>
+      <w:r>
+        <w:br/>
+      </w:r>
+      <w:r>
+        <w:br/>
+      </w:r>
+      <w:r>
+        <w:rPr>
+          <w:rStyle w:val="NormalTok"/>
+        </w:rPr>
+        <w:t xml:space="preserve">    printf</w:t>
+      </w:r>
+      <w:r>
+        <w:rPr>
+          <w:rStyle w:val="OperatorTok"/>
+        </w:rPr>
+        <w:t xml:space="preserve">(</w:t>
+      </w:r>
+      <w:r>
+        <w:rPr>
+          <w:rStyle w:val="StringTok"/>
+        </w:rPr>
+        <w:t xml:space="preserve">"Is </w:t>
+      </w:r>
+      <w:r>
+        <w:rPr>
+          <w:rStyle w:val="SpecialCharTok"/>
+        </w:rPr>
+        <w:t xml:space="preserve">%d</w:t>
+      </w:r>
+      <w:r>
+        <w:rPr>
+          <w:rStyle w:val="StringTok"/>
+        </w:rPr>
+        <w:t xml:space="preserve"> a prime number? </w:t>
+      </w:r>
+      <w:r>
+        <w:rPr>
+          <w:rStyle w:val="SpecialCharTok"/>
+        </w:rPr>
+        <w:t xml:space="preserve">%s\n</w:t>
+      </w:r>
+      <w:r>
+        <w:rPr>
+          <w:rStyle w:val="StringTok"/>
+        </w:rPr>
+        <w:t xml:space="preserve">"</w:t>
+      </w:r>
+      <w:r>
+        <w:rPr>
+          <w:rStyle w:val="OperatorTok"/>
+        </w:rPr>
+        <w:t xml:space="preserve">,</w:t>
+      </w:r>
+      <w:r>
+        <w:rPr>
+          <w:rStyle w:val="NormalTok"/>
+        </w:rPr>
+        <w:t xml:space="preserve"> num1</w:t>
+      </w:r>
+      <w:r>
+        <w:rPr>
+          <w:rStyle w:val="OperatorTok"/>
+        </w:rPr>
+        <w:t xml:space="preserve">,</w:t>
+      </w:r>
+      <w:r>
+        <w:rPr>
+          <w:rStyle w:val="NormalTok"/>
+        </w:rPr>
+        <w:t xml:space="preserve"> result1 </w:t>
+      </w:r>
+      <w:r>
+        <w:rPr>
+          <w:rStyle w:val="OperatorTok"/>
+        </w:rPr>
+        <w:t xml:space="preserve">?</w:t>
+      </w:r>
+      <w:r>
+        <w:rPr>
+          <w:rStyle w:val="NormalTok"/>
+        </w:rPr>
+        <w:t xml:space="preserve"> </w:t>
+      </w:r>
+      <w:r>
+        <w:rPr>
+          <w:rStyle w:val="StringTok"/>
+        </w:rPr>
+        <w:t xml:space="preserve">"true"</w:t>
+      </w:r>
+      <w:r>
+        <w:rPr>
+          <w:rStyle w:val="NormalTok"/>
+        </w:rPr>
+        <w:t xml:space="preserve"> </w:t>
+      </w:r>
+      <w:r>
+        <w:rPr>
+          <w:rStyle w:val="OperatorTok"/>
+        </w:rPr>
+        <w:t xml:space="preserve">:</w:t>
+      </w:r>
+      <w:r>
+        <w:rPr>
+          <w:rStyle w:val="NormalTok"/>
+        </w:rPr>
+        <w:t xml:space="preserve"> </w:t>
+      </w:r>
+      <w:r>
+        <w:rPr>
+          <w:rStyle w:val="StringTok"/>
+        </w:rPr>
+        <w:t xml:space="preserve">"false"</w:t>
+      </w:r>
+      <w:r>
+        <w:rPr>
+          <w:rStyle w:val="OperatorTok"/>
+        </w:rPr>
+        <w:t xml:space="preserve">);</w:t>
+      </w:r>
+      <w:r>
+        <w:br/>
+      </w:r>
+      <w:r>
+        <w:rPr>
+          <w:rStyle w:val="NormalTok"/>
+        </w:rPr>
+        <w:t xml:space="preserve">    printf</w:t>
+      </w:r>
+      <w:r>
+        <w:rPr>
+          <w:rStyle w:val="OperatorTok"/>
+        </w:rPr>
+        <w:t xml:space="preserve">(</w:t>
+      </w:r>
+      <w:r>
+        <w:rPr>
+          <w:rStyle w:val="StringTok"/>
+        </w:rPr>
+        <w:t xml:space="preserve">"Is </w:t>
+      </w:r>
+      <w:r>
+        <w:rPr>
+          <w:rStyle w:val="SpecialCharTok"/>
+        </w:rPr>
+        <w:t xml:space="preserve">%d</w:t>
+      </w:r>
+      <w:r>
+        <w:rPr>
+          <w:rStyle w:val="StringTok"/>
+        </w:rPr>
+        <w:t xml:space="preserve"> a prime number? </w:t>
+      </w:r>
+      <w:r>
+        <w:rPr>
+          <w:rStyle w:val="SpecialCharTok"/>
+        </w:rPr>
+        <w:t xml:space="preserve">%s\n</w:t>
+      </w:r>
+      <w:r>
+        <w:rPr>
+          <w:rStyle w:val="StringTok"/>
+        </w:rPr>
+        <w:t xml:space="preserve">"</w:t>
+      </w:r>
+      <w:r>
+        <w:rPr>
+          <w:rStyle w:val="OperatorTok"/>
+        </w:rPr>
+        <w:t xml:space="preserve">,</w:t>
+      </w:r>
+      <w:r>
+        <w:rPr>
+          <w:rStyle w:val="NormalTok"/>
+        </w:rPr>
+        <w:t xml:space="preserve"> num2</w:t>
+      </w:r>
+      <w:r>
+        <w:rPr>
+          <w:rStyle w:val="OperatorTok"/>
+        </w:rPr>
+        <w:t xml:space="preserve">,</w:t>
+      </w:r>
+      <w:r>
+        <w:rPr>
+          <w:rStyle w:val="NormalTok"/>
+        </w:rPr>
+        <w:t xml:space="preserve"> result2 </w:t>
+      </w:r>
+      <w:r>
+        <w:rPr>
+          <w:rStyle w:val="OperatorTok"/>
+        </w:rPr>
+        <w:t xml:space="preserve">?</w:t>
+      </w:r>
+      <w:r>
+        <w:rPr>
+          <w:rStyle w:val="NormalTok"/>
+        </w:rPr>
+        <w:t xml:space="preserve"> </w:t>
+      </w:r>
+      <w:r>
+        <w:rPr>
+          <w:rStyle w:val="StringTok"/>
+        </w:rPr>
+        <w:t xml:space="preserve">"true"</w:t>
+      </w:r>
+      <w:r>
+        <w:rPr>
+          <w:rStyle w:val="NormalTok"/>
+        </w:rPr>
+        <w:t xml:space="preserve"> </w:t>
+      </w:r>
+      <w:r>
+        <w:rPr>
+          <w:rStyle w:val="OperatorTok"/>
+        </w:rPr>
+        <w:t xml:space="preserve">:</w:t>
+      </w:r>
+      <w:r>
+        <w:rPr>
+          <w:rStyle w:val="NormalTok"/>
+        </w:rPr>
+        <w:t xml:space="preserve"> </w:t>
+      </w:r>
+      <w:r>
+        <w:rPr>
+          <w:rStyle w:val="StringTok"/>
+        </w:rPr>
+        <w:t xml:space="preserve">"false"</w:t>
+      </w:r>
+      <w:r>
+        <w:rPr>
+          <w:rStyle w:val="OperatorTok"/>
+        </w:rPr>
+        <w:t xml:space="preserve">);</w:t>
+      </w:r>
+      <w:r>
+        <w:br/>
+      </w:r>
+      <w:r>
+        <w:br/>
+      </w:r>
+      <w:r>
+        <w:rPr>
+          <w:rStyle w:val="NormalTok"/>
+        </w:rPr>
+        <w:t xml:space="preserve">    </w:t>
+      </w:r>
+      <w:r>
+        <w:rPr>
+          <w:rStyle w:val="ControlFlowTok"/>
+        </w:rPr>
+        <w:t xml:space="preserve">return</w:t>
+      </w:r>
+      <w:r>
+        <w:rPr>
+          <w:rStyle w:val="NormalTok"/>
+        </w:rPr>
+        <w:t xml:space="preserve"> </w:t>
+      </w:r>
+      <w:r>
+        <w:rPr>
+          <w:rStyle w:val="DecValTok"/>
+        </w:rPr>
+        <w:t xml:space="preserve">0</w:t>
+      </w:r>
+      <w:r>
+        <w:rPr>
+          <w:rStyle w:val="OperatorTok"/>
+        </w:rPr>
+        <w:t xml:space="preserve">;</w:t>
+      </w:r>
+      <w:r>
+        <w:br/>
+      </w:r>
+      <w:r>
+        <w:rPr>
+          <w:rStyle w:val="OperatorTok"/>
+        </w:rPr>
+        <w:t xml:space="preserve">}</w:t>
       </w:r>
     </w:p>
     <w:p>
       <w:pPr>
-        <w:pStyle w:val="SourceCode"/>
-      </w:pPr>
-      <w:r>
-        <w:rPr>
-          <w:rStyle w:val="PreprocessorTok"/>
-        </w:rPr>
-        <w:t xml:space="preserve">#include </w:t>
-      </w:r>
-      <w:r>
-        <w:rPr>
-          <w:rStyle w:val="ImportTok"/>
-        </w:rPr>
-        <w:t xml:space="preserve">&lt;stdio.h&gt;</w:t>
-      </w:r>
-      <w:r>
-        <w:br/>
-      </w:r>
-      <w:r>
-        <w:rPr>
-          <w:rStyle w:val="PreprocessorTok"/>
-        </w:rPr>
-        <w:t xml:space="preserve">#include </w:t>
-      </w:r>
-      <w:r>
-        <w:rPr>
-          <w:rStyle w:val="ImportTok"/>
-        </w:rPr>
-        <w:t xml:space="preserve">&lt;stdbool.h&gt;</w:t>
-      </w:r>
-      <w:r>
-        <w:br/>
-      </w:r>
-      <w:r>
-        <w:br/>
-      </w:r>
-      <w:r>
-        <w:rPr>
-          <w:rStyle w:val="CommentTok"/>
-        </w:rPr>
-        <w:t xml:space="preserve">// Assuming the isPrime function is defined here or included</w:t>
-      </w:r>
-      <w:r>
-        <w:br/>
-      </w:r>
-      <w:r>
-        <w:rPr>
-          <w:rStyle w:val="DataTypeTok"/>
-        </w:rPr>
-        <w:t xml:space="preserve">bool</w:t>
-      </w:r>
-      <w:r>
-        <w:rPr>
-          <w:rStyle w:val="NormalTok"/>
-        </w:rPr>
-        <w:t xml:space="preserve"> isPrime</w:t>
-      </w:r>
-      <w:r>
-        <w:rPr>
-          <w:rStyle w:val="OperatorTok"/>
-        </w:rPr>
-        <w:t xml:space="preserve">(</w:t>
-      </w:r>
-      <w:r>
-        <w:rPr>
-          <w:rStyle w:val="DataTypeTok"/>
-        </w:rPr>
-        <w:t xml:space="preserve">int</w:t>
-      </w:r>
-      <w:r>
-        <w:rPr>
-          <w:rStyle w:val="NormalTok"/>
-        </w:rPr>
-        <w:t xml:space="preserve"> n</w:t>
-      </w:r>
-      <w:r>
-        <w:rPr>
-          <w:rStyle w:val="OperatorTok"/>
-        </w:rPr>
-        <w:t xml:space="preserve">)</w:t>
-      </w:r>
-      <w:r>
-        <w:rPr>
-          <w:rStyle w:val="NormalTok"/>
-        </w:rPr>
-        <w:t xml:space="preserve"> </w:t>
-      </w:r>
-      <w:r>
-        <w:rPr>
-          <w:rStyle w:val="OperatorTok"/>
-        </w:rPr>
-        <w:t xml:space="preserve">{</w:t>
-      </w:r>
-      <w:r>
-        <w:br/>
-      </w:r>
-      <w:r>
-        <w:rPr>
-          <w:rStyle w:val="NormalTok"/>
-        </w:rPr>
-        <w:t xml:space="preserve">    </w:t>
-      </w:r>
-      <w:r>
-        <w:rPr>
-          <w:rStyle w:val="ControlFlowTok"/>
-        </w:rPr>
-        <w:t xml:space="preserve">if</w:t>
-      </w:r>
-      <w:r>
-        <w:rPr>
-          <w:rStyle w:val="NormalTok"/>
-        </w:rPr>
-        <w:t xml:space="preserve"> </w:t>
-      </w:r>
-      <w:r>
-        <w:rPr>
-          <w:rStyle w:val="OperatorTok"/>
-        </w:rPr>
-        <w:t xml:space="preserve">(</w:t>
-      </w:r>
-      <w:r>
-        <w:rPr>
-          <w:rStyle w:val="NormalTok"/>
-        </w:rPr>
-        <w:t xml:space="preserve">n </w:t>
-      </w:r>
-      <w:r>
-        <w:rPr>
-          <w:rStyle w:val="OperatorTok"/>
-        </w:rPr>
-        <w:t xml:space="preserve">&lt;=</w:t>
-      </w:r>
-      <w:r>
-        <w:rPr>
-          <w:rStyle w:val="NormalTok"/>
-        </w:rPr>
-        <w:t xml:space="preserve"> </w:t>
-      </w:r>
-      <w:r>
-        <w:rPr>
-          <w:rStyle w:val="DecValTok"/>
-        </w:rPr>
-        <w:t xml:space="preserve">1</w:t>
-      </w:r>
-      <w:r>
-        <w:rPr>
-          <w:rStyle w:val="OperatorTok"/>
-        </w:rPr>
-        <w:t xml:space="preserve">)</w:t>
-      </w:r>
-      <w:r>
-        <w:br/>
-      </w:r>
-      <w:r>
-        <w:rPr>
-          <w:rStyle w:val="NormalTok"/>
-        </w:rPr>
-        <w:t xml:space="preserve">        </w:t>
-      </w:r>
-      <w:r>
-        <w:rPr>
-          <w:rStyle w:val="ControlFlowTok"/>
-        </w:rPr>
-        <w:t xml:space="preserve">return</w:t>
-      </w:r>
-      <w:r>
-        <w:rPr>
-          <w:rStyle w:val="NormalTok"/>
-        </w:rPr>
-        <w:t xml:space="preserve"> </w:t>
-      </w:r>
-      <w:r>
-        <w:rPr>
-          <w:rStyle w:val="KeywordTok"/>
-        </w:rPr>
-        <w:t xml:space="preserve">false</w:t>
-      </w:r>
-      <w:r>
-        <w:rPr>
-          <w:rStyle w:val="OperatorTok"/>
-        </w:rPr>
-        <w:t xml:space="preserve">;</w:t>
-      </w:r>
-      <w:r>
-        <w:br/>
-      </w:r>
-      <w:r>
-        <w:rPr>
-          <w:rStyle w:val="NormalTok"/>
-        </w:rPr>
-        <w:t xml:space="preserve">    </w:t>
-      </w:r>
-      <w:r>
-        <w:rPr>
-          <w:rStyle w:val="ControlFlowTok"/>
-        </w:rPr>
-        <w:t xml:space="preserve">for</w:t>
-      </w:r>
-      <w:r>
-        <w:rPr>
-          <w:rStyle w:val="NormalTok"/>
-        </w:rPr>
-        <w:t xml:space="preserve"> </w:t>
-      </w:r>
-      <w:r>
-        <w:rPr>
-          <w:rStyle w:val="OperatorTok"/>
-        </w:rPr>
-        <w:t xml:space="preserve">(</w:t>
-      </w:r>
-      <w:r>
-        <w:rPr>
-          <w:rStyle w:val="DataTypeTok"/>
-        </w:rPr>
-        <w:t xml:space="preserve">int</w:t>
-      </w:r>
-      <w:r>
-        <w:rPr>
-          <w:rStyle w:val="NormalTok"/>
-        </w:rPr>
-        <w:t xml:space="preserve"> i </w:t>
-      </w:r>
-      <w:r>
-        <w:rPr>
-          <w:rStyle w:val="OperatorTok"/>
-        </w:rPr>
-        <w:t xml:space="preserve">=</w:t>
-      </w:r>
-      <w:r>
-        <w:rPr>
-          <w:rStyle w:val="NormalTok"/>
-        </w:rPr>
-        <w:t xml:space="preserve"> </w:t>
-      </w:r>
-      <w:r>
-        <w:rPr>
-          <w:rStyle w:val="DecValTok"/>
-        </w:rPr>
-        <w:t xml:space="preserve">2</w:t>
-      </w:r>
-      <w:r>
-        <w:rPr>
-          <w:rStyle w:val="OperatorTok"/>
-        </w:rPr>
-        <w:t xml:space="preserve">;</w:t>
-      </w:r>
-      <w:r>
-        <w:rPr>
-          <w:rStyle w:val="NormalTok"/>
-        </w:rPr>
-        <w:t xml:space="preserve"> i </w:t>
-      </w:r>
-      <w:r>
-        <w:rPr>
-          <w:rStyle w:val="OperatorTok"/>
-        </w:rPr>
-        <w:t xml:space="preserve">*</w:t>
-      </w:r>
-      <w:r>
-        <w:rPr>
-          <w:rStyle w:val="NormalTok"/>
-        </w:rPr>
-        <w:t xml:space="preserve"> i </w:t>
-      </w:r>
-      <w:r>
-        <w:rPr>
-          <w:rStyle w:val="OperatorTok"/>
-        </w:rPr>
-        <w:t xml:space="preserve">&lt;=</w:t>
-      </w:r>
-      <w:r>
-        <w:rPr>
-          <w:rStyle w:val="NormalTok"/>
-        </w:rPr>
-        <w:t xml:space="preserve"> n</w:t>
-      </w:r>
-      <w:r>
-        <w:rPr>
-          <w:rStyle w:val="OperatorTok"/>
-        </w:rPr>
-        <w:t xml:space="preserve">;</w:t>
-      </w:r>
-      <w:r>
-        <w:rPr>
-          <w:rStyle w:val="NormalTok"/>
-        </w:rPr>
-        <w:t xml:space="preserve"> i</w:t>
-      </w:r>
-      <w:r>
-        <w:rPr>
-          <w:rStyle w:val="OperatorTok"/>
-        </w:rPr>
-        <w:t xml:space="preserve">++)</w:t>
-      </w:r>
-      <w:r>
-        <w:rPr>
-          <w:rStyle w:val="NormalTok"/>
-        </w:rPr>
-        <w:t xml:space="preserve"> </w:t>
-      </w:r>
-      <w:r>
-        <w:rPr>
-          <w:rStyle w:val="OperatorTok"/>
-        </w:rPr>
-        <w:t xml:space="preserve">{</w:t>
-      </w:r>
-      <w:r>
-        <w:br/>
-      </w:r>
-      <w:r>
-        <w:rPr>
-          <w:rStyle w:val="NormalTok"/>
-        </w:rPr>
-        <w:t xml:space="preserve">        </w:t>
-      </w:r>
-      <w:r>
-        <w:rPr>
-          <w:rStyle w:val="ControlFlowTok"/>
-        </w:rPr>
-        <w:t xml:space="preserve">if</w:t>
-      </w:r>
-      <w:r>
-        <w:rPr>
-          <w:rStyle w:val="NormalTok"/>
-        </w:rPr>
-        <w:t xml:space="preserve"> </w:t>
-      </w:r>
-      <w:r>
-        <w:rPr>
-          <w:rStyle w:val="OperatorTok"/>
-        </w:rPr>
-        <w:t xml:space="preserve">(</w:t>
-      </w:r>
-      <w:r>
-        <w:rPr>
-          <w:rStyle w:val="NormalTok"/>
-        </w:rPr>
-        <w:t xml:space="preserve">n </w:t>
-      </w:r>
-      <w:r>
-        <w:rPr>
-          <w:rStyle w:val="OperatorTok"/>
-        </w:rPr>
-        <w:t xml:space="preserve">%</w:t>
-      </w:r>
-      <w:r>
-        <w:rPr>
-          <w:rStyle w:val="NormalTok"/>
-        </w:rPr>
-        <w:t xml:space="preserve"> i </w:t>
-      </w:r>
-      <w:r>
-        <w:rPr>
-          <w:rStyle w:val="OperatorTok"/>
-        </w:rPr>
-        <w:t xml:space="preserve">==</w:t>
-      </w:r>
-      <w:r>
-        <w:rPr>
-          <w:rStyle w:val="NormalTok"/>
-        </w:rPr>
-        <w:t xml:space="preserve"> </w:t>
-      </w:r>
-      <w:r>
-        <w:rPr>
-          <w:rStyle w:val="DecValTok"/>
-        </w:rPr>
-        <w:t xml:space="preserve">0</w:t>
-      </w:r>
-      <w:r>
-        <w:rPr>
-          <w:rStyle w:val="OperatorTok"/>
-        </w:rPr>
-        <w:t xml:space="preserve">)</w:t>
-      </w:r>
-      <w:r>
-        <w:br/>
-      </w:r>
-      <w:r>
-        <w:rPr>
-          <w:rStyle w:val="NormalTok"/>
-        </w:rPr>
-        <w:t xml:space="preserve">            </w:t>
-      </w:r>
-      <w:r>
-        <w:rPr>
-          <w:rStyle w:val="ControlFlowTok"/>
-        </w:rPr>
-        <w:t xml:space="preserve">return</w:t>
-      </w:r>
-      <w:r>
-        <w:rPr>
-          <w:rStyle w:val="NormalTok"/>
-        </w:rPr>
-        <w:t xml:space="preserve"> </w:t>
-      </w:r>
-      <w:r>
-        <w:rPr>
-          <w:rStyle w:val="KeywordTok"/>
-        </w:rPr>
-        <w:t xml:space="preserve">false</w:t>
-      </w:r>
-      <w:r>
-        <w:rPr>
-          <w:rStyle w:val="OperatorTok"/>
-        </w:rPr>
-        <w:t xml:space="preserve">;</w:t>
-      </w:r>
-      <w:r>
-        <w:br/>
-      </w:r>
-      <w:r>
-        <w:rPr>
-          <w:rStyle w:val="NormalTok"/>
-        </w:rPr>
-        <w:t xml:space="preserve">    </w:t>
-      </w:r>
-      <w:r>
-        <w:rPr>
-          <w:rStyle w:val="OperatorTok"/>
-        </w:rPr>
-        <w:t xml:space="preserve">}</w:t>
-      </w:r>
-      <w:r>
-        <w:br/>
-      </w:r>
-      <w:r>
-        <w:rPr>
-          <w:rStyle w:val="NormalTok"/>
-        </w:rPr>
-        <w:t xml:space="preserve">    </w:t>
-      </w:r>
-      <w:r>
-        <w:rPr>
-          <w:rStyle w:val="ControlFlowTok"/>
-        </w:rPr>
-        <w:t xml:space="preserve">return</w:t>
-      </w:r>
-      <w:r>
-        <w:rPr>
-          <w:rStyle w:val="NormalTok"/>
-        </w:rPr>
-        <w:t xml:space="preserve"> </w:t>
-      </w:r>
-      <w:r>
-        <w:rPr>
-          <w:rStyle w:val="KeywordTok"/>
-        </w:rPr>
-        <w:t xml:space="preserve">true</w:t>
-      </w:r>
-      <w:r>
-        <w:rPr>
-          <w:rStyle w:val="OperatorTok"/>
-        </w:rPr>
-        <w:t xml:space="preserve">;</w:t>
-      </w:r>
-      <w:r>
-        <w:br/>
-      </w:r>
-      <w:r>
-        <w:rPr>
-          <w:rStyle w:val="OperatorTok"/>
-        </w:rPr>
-        <w:t xml:space="preserve">}</w:t>
-      </w:r>
-      <w:r>
-        <w:br/>
-      </w:r>
-      <w:r>
-        <w:br/>
-      </w:r>
-      <w:r>
-        <w:rPr>
-          <w:rStyle w:val="DataTypeTok"/>
-        </w:rPr>
-        <w:t xml:space="preserve">int</w:t>
-      </w:r>
-      <w:r>
-        <w:rPr>
-          <w:rStyle w:val="NormalTok"/>
-        </w:rPr>
-        <w:t xml:space="preserve"> main</w:t>
-      </w:r>
-      <w:r>
-        <w:rPr>
-          <w:rStyle w:val="OperatorTok"/>
-        </w:rPr>
-        <w:t xml:space="preserve">()</w:t>
-      </w:r>
-      <w:r>
-        <w:rPr>
-          <w:rStyle w:val="NormalTok"/>
-        </w:rPr>
-        <w:t xml:space="preserve"> </w:t>
-      </w:r>
-      <w:r>
-        <w:rPr>
-          <w:rStyle w:val="OperatorTok"/>
-        </w:rPr>
-        <w:t xml:space="preserve">{</w:t>
-      </w:r>
-      <w:r>
-        <w:br/>
-      </w:r>
-      <w:r>
-        <w:rPr>
-          <w:rStyle w:val="NormalTok"/>
-        </w:rPr>
-        <w:t xml:space="preserve">    </w:t>
-      </w:r>
-      <w:r>
-        <w:rPr>
-          <w:rStyle w:val="DataTypeTok"/>
-        </w:rPr>
-        <w:t xml:space="preserve">int</w:t>
-      </w:r>
-      <w:r>
-        <w:rPr>
-          <w:rStyle w:val="NormalTok"/>
-        </w:rPr>
-        <w:t xml:space="preserve"> number1 </w:t>
-      </w:r>
-      <w:r>
-        <w:rPr>
-          <w:rStyle w:val="OperatorTok"/>
-        </w:rPr>
-        <w:t xml:space="preserve">=</w:t>
-      </w:r>
-      <w:r>
-        <w:rPr>
-          <w:rStyle w:val="NormalTok"/>
-        </w:rPr>
-        <w:t xml:space="preserve"> </w:t>
-      </w:r>
-      <w:r>
-        <w:rPr>
-          <w:rStyle w:val="DecValTok"/>
-        </w:rPr>
-        <w:t xml:space="preserve">17</w:t>
-      </w:r>
-      <w:r>
-        <w:rPr>
-          <w:rStyle w:val="OperatorTok"/>
-        </w:rPr>
-        <w:t xml:space="preserve">;</w:t>
-      </w:r>
-      <w:r>
-        <w:br/>
-      </w:r>
-      <w:r>
-        <w:rPr>
-          <w:rStyle w:val="NormalTok"/>
-        </w:rPr>
-        <w:t xml:space="preserve">    </w:t>
-      </w:r>
-      <w:r>
-        <w:rPr>
-          <w:rStyle w:val="DataTypeTok"/>
-        </w:rPr>
-        <w:t xml:space="preserve">int</w:t>
-      </w:r>
-      <w:r>
-        <w:rPr>
-          <w:rStyle w:val="NormalTok"/>
-        </w:rPr>
-        <w:t xml:space="preserve"> number2 </w:t>
-      </w:r>
-      <w:r>
-        <w:rPr>
-          <w:rStyle w:val="OperatorTok"/>
-        </w:rPr>
-        <w:t xml:space="preserve">=</w:t>
-      </w:r>
-      <w:r>
-        <w:rPr>
-          <w:rStyle w:val="NormalTok"/>
-        </w:rPr>
-        <w:t xml:space="preserve"> </w:t>
-      </w:r>
-      <w:r>
-        <w:rPr>
-          <w:rStyle w:val="DecValTok"/>
-        </w:rPr>
-        <w:t xml:space="preserve">18</w:t>
-      </w:r>
-      <w:r>
-        <w:rPr>
-          <w:rStyle w:val="OperatorTok"/>
-        </w:rPr>
-        <w:t xml:space="preserve">;</w:t>
-      </w:r>
-      <w:r>
-        <w:br/>
-      </w:r>
-      <w:r>
-        <w:br/>
-      </w:r>
-      <w:r>
-        <w:rPr>
-          <w:rStyle w:val="NormalTok"/>
-        </w:rPr>
-        <w:t xml:space="preserve">    </w:t>
-      </w:r>
-      <w:r>
-        <w:rPr>
-          <w:rStyle w:val="ControlFlowTok"/>
-        </w:rPr>
-        <w:t xml:space="preserve">if</w:t>
-      </w:r>
-      <w:r>
-        <w:rPr>
-          <w:rStyle w:val="NormalTok"/>
-        </w:rPr>
-        <w:t xml:space="preserve"> </w:t>
-      </w:r>
-      <w:r>
-        <w:rPr>
-          <w:rStyle w:val="OperatorTok"/>
-        </w:rPr>
-        <w:t xml:space="preserve">(</w:t>
-      </w:r>
-      <w:r>
-        <w:rPr>
-          <w:rStyle w:val="NormalTok"/>
-        </w:rPr>
-        <w:t xml:space="preserve">isPrime</w:t>
-      </w:r>
-      <w:r>
-        <w:rPr>
-          <w:rStyle w:val="OperatorTok"/>
-        </w:rPr>
-        <w:t xml:space="preserve">(</w:t>
-      </w:r>
-      <w:r>
-        <w:rPr>
-          <w:rStyle w:val="NormalTok"/>
-        </w:rPr>
-        <w:t xml:space="preserve">number1</w:t>
-      </w:r>
-      <w:r>
-        <w:rPr>
-          <w:rStyle w:val="OperatorTok"/>
-        </w:rPr>
-        <w:t xml:space="preserve">))</w:t>
-      </w:r>
-      <w:r>
-        <w:rPr>
-          <w:rStyle w:val="NormalTok"/>
-        </w:rPr>
-        <w:t xml:space="preserve"> </w:t>
-      </w:r>
-      <w:r>
-        <w:rPr>
-          <w:rStyle w:val="OperatorTok"/>
-        </w:rPr>
-        <w:t xml:space="preserve">{</w:t>
-      </w:r>
-      <w:r>
-        <w:br/>
-      </w:r>
-      <w:r>
-        <w:rPr>
-          <w:rStyle w:val="NormalTok"/>
-        </w:rPr>
-        <w:t xml:space="preserve">        printf</w:t>
-      </w:r>
-      <w:r>
-        <w:rPr>
-          <w:rStyle w:val="OperatorTok"/>
-        </w:rPr>
-        <w:t xml:space="preserve">(</w:t>
-      </w:r>
-      <w:r>
-        <w:rPr>
-          <w:rStyle w:val="StringTok"/>
-        </w:rPr>
-        <w:t xml:space="preserve">"</w:t>
-      </w:r>
-      <w:r>
-        <w:rPr>
-          <w:rStyle w:val="SpecialCharTok"/>
-        </w:rPr>
-        <w:t xml:space="preserve">%d</w:t>
-      </w:r>
-      <w:r>
-        <w:rPr>
-          <w:rStyle w:val="StringTok"/>
-        </w:rPr>
-        <w:t xml:space="preserve"> is a prime number.</w:t>
-      </w:r>
-      <w:r>
-        <w:rPr>
-          <w:rStyle w:val="SpecialCharTok"/>
-        </w:rPr>
-        <w:t xml:space="preserve">\n</w:t>
-      </w:r>
-      <w:r>
-        <w:rPr>
-          <w:rStyle w:val="StringTok"/>
-        </w:rPr>
-        <w:t xml:space="preserve">"</w:t>
-      </w:r>
-      <w:r>
-        <w:rPr>
-          <w:rStyle w:val="OperatorTok"/>
-        </w:rPr>
-        <w:t xml:space="preserve">,</w:t>
-      </w:r>
-      <w:r>
-        <w:rPr>
-          <w:rStyle w:val="NormalTok"/>
-        </w:rPr>
-        <w:t xml:space="preserve"> number1</w:t>
-      </w:r>
-      <w:r>
-        <w:rPr>
-          <w:rStyle w:val="OperatorTok"/>
-        </w:rPr>
-        <w:t xml:space="preserve">);</w:t>
-      </w:r>
-      <w:r>
-        <w:br/>
-      </w:r>
-      <w:r>
-        <w:rPr>
-          <w:rStyle w:val="NormalTok"/>
-        </w:rPr>
-        <w:t xml:space="preserve">    </w:t>
-      </w:r>
-      <w:r>
-        <w:rPr>
-          <w:rStyle w:val="OperatorTok"/>
-        </w:rPr>
-        <w:t xml:space="preserve">}</w:t>
-      </w:r>
-      <w:r>
-        <w:rPr>
-          <w:rStyle w:val="NormalTok"/>
-        </w:rPr>
-        <w:t xml:space="preserve"> </w:t>
-      </w:r>
-      <w:r>
-        <w:rPr>
-          <w:rStyle w:val="ControlFlowTok"/>
-        </w:rPr>
-        <w:t xml:space="preserve">else</w:t>
-      </w:r>
-      <w:r>
-        <w:rPr>
-          <w:rStyle w:val="NormalTok"/>
-        </w:rPr>
-        <w:t xml:space="preserve"> </w:t>
-      </w:r>
-      <w:r>
-        <w:rPr>
-          <w:rStyle w:val="OperatorTok"/>
-        </w:rPr>
-        <w:t xml:space="preserve">{</w:t>
-      </w:r>
-      <w:r>
-        <w:br/>
-      </w:r>
-      <w:r>
-        <w:rPr>
-          <w:rStyle w:val="NormalTok"/>
-        </w:rPr>
-        <w:t xml:space="preserve">        printf</w:t>
-      </w:r>
-      <w:r>
-        <w:rPr>
-          <w:rStyle w:val="OperatorTok"/>
-        </w:rPr>
-        <w:t xml:space="preserve">(</w:t>
-      </w:r>
-      <w:r>
-        <w:rPr>
-          <w:rStyle w:val="StringTok"/>
-        </w:rPr>
-        <w:t xml:space="preserve">"</w:t>
-      </w:r>
-      <w:r>
-        <w:rPr>
-          <w:rStyle w:val="SpecialCharTok"/>
-        </w:rPr>
-        <w:t xml:space="preserve">%d</w:t>
-      </w:r>
-      <w:r>
-        <w:rPr>
-          <w:rStyle w:val="StringTok"/>
-        </w:rPr>
-        <w:t xml:space="preserve"> is not a prime number.</w:t>
-      </w:r>
-      <w:r>
-        <w:rPr>
-          <w:rStyle w:val="SpecialCharTok"/>
-        </w:rPr>
-        <w:t xml:space="preserve">\n</w:t>
-      </w:r>
-      <w:r>
-        <w:rPr>
-          <w:rStyle w:val="StringTok"/>
-        </w:rPr>
-        <w:t xml:space="preserve">"</w:t>
-      </w:r>
-      <w:r>
-        <w:rPr>
-          <w:rStyle w:val="OperatorTok"/>
-        </w:rPr>
-        <w:t xml:space="preserve">,</w:t>
-      </w:r>
-      <w:r>
-        <w:rPr>
-          <w:rStyle w:val="NormalTok"/>
-        </w:rPr>
-        <w:t xml:space="preserve"> number1</w:t>
-      </w:r>
-      <w:r>
-        <w:rPr>
-          <w:rStyle w:val="OperatorTok"/>
-        </w:rPr>
-        <w:t xml:space="preserve">);</w:t>
-      </w:r>
-      <w:r>
-        <w:br/>
-      </w:r>
-      <w:r>
-        <w:rPr>
-          <w:rStyle w:val="NormalTok"/>
-        </w:rPr>
-        <w:t xml:space="preserve">    </w:t>
-      </w:r>
-      <w:r>
-        <w:rPr>
-          <w:rStyle w:val="OperatorTok"/>
-        </w:rPr>
-        <w:t xml:space="preserve">}</w:t>
-      </w:r>
-      <w:r>
-        <w:br/>
-      </w:r>
-      <w:r>
-        <w:br/>
-      </w:r>
-      <w:r>
-        <w:rPr>
-          <w:rStyle w:val="NormalTok"/>
-        </w:rPr>
-        <w:t xml:space="preserve">    </w:t>
-      </w:r>
-      <w:r>
-        <w:rPr>
-          <w:rStyle w:val="ControlFlowTok"/>
-        </w:rPr>
-        <w:t xml:space="preserve">if</w:t>
-      </w:r>
-      <w:r>
-        <w:rPr>
-          <w:rStyle w:val="NormalTok"/>
-        </w:rPr>
-        <w:t xml:space="preserve"> </w:t>
-      </w:r>
-      <w:r>
-        <w:rPr>
-          <w:rStyle w:val="OperatorTok"/>
-        </w:rPr>
-        <w:t xml:space="preserve">(</w:t>
-      </w:r>
-      <w:r>
-        <w:rPr>
-          <w:rStyle w:val="NormalTok"/>
-        </w:rPr>
-        <w:t xml:space="preserve">isPrime</w:t>
-      </w:r>
-      <w:r>
-        <w:rPr>
-          <w:rStyle w:val="OperatorTok"/>
-        </w:rPr>
-        <w:t xml:space="preserve">(</w:t>
-      </w:r>
-      <w:r>
-        <w:rPr>
-          <w:rStyle w:val="NormalTok"/>
-        </w:rPr>
-        <w:t xml:space="preserve">number2</w:t>
-      </w:r>
-      <w:r>
-        <w:rPr>
-          <w:rStyle w:val="OperatorTok"/>
-        </w:rPr>
-        <w:t xml:space="preserve">))</w:t>
-      </w:r>
-      <w:r>
-        <w:rPr>
-          <w:rStyle w:val="NormalTok"/>
-        </w:rPr>
-        <w:t xml:space="preserve"> </w:t>
-      </w:r>
-      <w:r>
-        <w:rPr>
-          <w:rStyle w:val="OperatorTok"/>
-        </w:rPr>
-        <w:t xml:space="preserve">{</w:t>
-      </w:r>
-      <w:r>
-        <w:br/>
-      </w:r>
-      <w:r>
-        <w:rPr>
-          <w:rStyle w:val="NormalTok"/>
-        </w:rPr>
-        <w:t xml:space="preserve">        printf</w:t>
-      </w:r>
-      <w:r>
-        <w:rPr>
-          <w:rStyle w:val="OperatorTok"/>
-        </w:rPr>
-        <w:t xml:space="preserve">(</w:t>
-      </w:r>
-      <w:r>
-        <w:rPr>
-          <w:rStyle w:val="StringTok"/>
-        </w:rPr>
-        <w:t xml:space="preserve">"</w:t>
-      </w:r>
-      <w:r>
-        <w:rPr>
-          <w:rStyle w:val="SpecialCharTok"/>
-        </w:rPr>
-        <w:t xml:space="preserve">%d</w:t>
-      </w:r>
-      <w:r>
-        <w:rPr>
-          <w:rStyle w:val="StringTok"/>
-        </w:rPr>
-        <w:t xml:space="preserve"> is a prime number.</w:t>
-      </w:r>
-      <w:r>
-        <w:rPr>
-          <w:rStyle w:val="SpecialCharTok"/>
-        </w:rPr>
-        <w:t xml:space="preserve">\n</w:t>
-      </w:r>
-      <w:r>
-        <w:rPr>
-          <w:rStyle w:val="StringTok"/>
-        </w:rPr>
-        <w:t xml:space="preserve">"</w:t>
-      </w:r>
-      <w:r>
-        <w:rPr>
-          <w:rStyle w:val="OperatorTok"/>
-        </w:rPr>
-        <w:t xml:space="preserve">,</w:t>
-      </w:r>
-      <w:r>
-        <w:rPr>
-          <w:rStyle w:val="NormalTok"/>
-        </w:rPr>
-        <w:t xml:space="preserve"> number2</w:t>
-      </w:r>
-      <w:r>
-        <w:rPr>
-          <w:rStyle w:val="OperatorTok"/>
-        </w:rPr>
-        <w:t xml:space="preserve">);</w:t>
-      </w:r>
-      <w:r>
-        <w:br/>
-      </w:r>
-      <w:r>
-        <w:rPr>
-          <w:rStyle w:val="NormalTok"/>
-        </w:rPr>
-        <w:t xml:space="preserve">    </w:t>
-      </w:r>
-      <w:r>
-        <w:rPr>
-          <w:rStyle w:val="OperatorTok"/>
-        </w:rPr>
-        <w:t xml:space="preserve">}</w:t>
-      </w:r>
-      <w:r>
-        <w:rPr>
-          <w:rStyle w:val="NormalTok"/>
-        </w:rPr>
-        <w:t xml:space="preserve"> </w:t>
-      </w:r>
-      <w:r>
-        <w:rPr>
-          <w:rStyle w:val="ControlFlowTok"/>
-        </w:rPr>
-        <w:t xml:space="preserve">else</w:t>
-      </w:r>
-      <w:r>
-        <w:rPr>
-          <w:rStyle w:val="NormalTok"/>
-        </w:rPr>
-        <w:t xml:space="preserve"> </w:t>
-      </w:r>
-      <w:r>
-        <w:rPr>
-          <w:rStyle w:val="OperatorTok"/>
-        </w:rPr>
-        <w:t xml:space="preserve">{</w:t>
-      </w:r>
-      <w:r>
-        <w:br/>
-      </w:r>
-      <w:r>
-        <w:rPr>
-          <w:rStyle w:val="NormalTok"/>
-        </w:rPr>
-        <w:t xml:space="preserve">        printf</w:t>
-      </w:r>
-      <w:r>
-        <w:rPr>
-          <w:rStyle w:val="OperatorTok"/>
-        </w:rPr>
-        <w:t xml:space="preserve">(</w:t>
-      </w:r>
-      <w:r>
-        <w:rPr>
-          <w:rStyle w:val="StringTok"/>
-        </w:rPr>
-        <w:t xml:space="preserve">"</w:t>
-      </w:r>
-      <w:r>
-        <w:rPr>
-          <w:rStyle w:val="SpecialCharTok"/>
-        </w:rPr>
-        <w:t xml:space="preserve">%d</w:t>
-      </w:r>
-      <w:r>
-        <w:rPr>
-          <w:rStyle w:val="StringTok"/>
-        </w:rPr>
-        <w:t xml:space="preserve"> is not a prime number.</w:t>
-      </w:r>
-      <w:r>
-        <w:rPr>
-          <w:rStyle w:val="SpecialCharTok"/>
-        </w:rPr>
-        <w:t xml:space="preserve">\n</w:t>
-      </w:r>
-      <w:r>
-        <w:rPr>
-          <w:rStyle w:val="StringTok"/>
-        </w:rPr>
-        <w:t xml:space="preserve">"</w:t>
-      </w:r>
-      <w:r>
-        <w:rPr>
-          <w:rStyle w:val="OperatorTok"/>
-        </w:rPr>
-        <w:t xml:space="preserve">,</w:t>
-      </w:r>
-      <w:r>
-        <w:rPr>
-          <w:rStyle w:val="NormalTok"/>
-        </w:rPr>
-        <w:t xml:space="preserve"> number2</w:t>
-      </w:r>
-      <w:r>
-        <w:rPr>
-          <w:rStyle w:val="OperatorTok"/>
-        </w:rPr>
-        <w:t xml:space="preserve">);</w:t>
-      </w:r>
-      <w:r>
-        <w:br/>
-      </w:r>
-      <w:r>
-        <w:rPr>
-          <w:rStyle w:val="NormalTok"/>
-        </w:rPr>
-        <w:t xml:space="preserve">    </w:t>
-      </w:r>
-      <w:r>
-        <w:rPr>
-          <w:rStyle w:val="OperatorTok"/>
-        </w:rPr>
-        <w:t xml:space="preserve">}</w:t>
-      </w:r>
-      <w:r>
-        <w:br/>
-      </w:r>
-      <w:r>
-        <w:br/>
-      </w:r>
-      <w:r>
-        <w:rPr>
-          <w:rStyle w:val="NormalTok"/>
-        </w:rPr>
-        <w:t xml:space="preserve">    </w:t>
-      </w:r>
-      <w:r>
-        <w:rPr>
-          <w:rStyle w:val="ControlFlowTok"/>
-        </w:rPr>
-        <w:t xml:space="preserve">return</w:t>
-      </w:r>
-      <w:r>
-        <w:rPr>
-          <w:rStyle w:val="NormalTok"/>
-        </w:rPr>
-        <w:t xml:space="preserve"> </w:t>
-      </w:r>
-      <w:r>
-        <w:rPr>
-          <w:rStyle w:val="DecValTok"/>
-        </w:rPr>
-        <w:t xml:space="preserve">0</w:t>
-      </w:r>
-      <w:r>
-        <w:rPr>
-          <w:rStyle w:val="OperatorTok"/>
-        </w:rPr>
-        <w:t xml:space="preserve">;</w:t>
-      </w:r>
-      <w:r>
-        <w:br/>
-      </w:r>
-      <w:r>
-        <w:rPr>
-          <w:rStyle w:val="OperatorTok"/>
-        </w:rPr>
-        <w:t xml:space="preserve">}</w:t>
+        <w:pStyle w:val="FirstParagraph"/>
+      </w:pPr>
+      <w:r>
+        <w:rPr>
+          <w:b/>
+          <w:bCs/>
+        </w:rPr>
+        <w:t xml:space="preserve">Output:</w:t>
       </w:r>
     </w:p>
     <w:p>
       <w:pPr>
-        <w:pStyle w:val="FirstParagraph"/>
-      </w:pPr>
-      <w:r>
-        <w:rPr>
-          <w:b/>
-          <w:bCs/>
-        </w:rPr>
-        <w:t xml:space="preserve">Output:</w:t>
-      </w:r>
-    </w:p>
-    <w:p>
-      <w:pPr>
         <w:pStyle w:val="SourceCode"/>
       </w:pPr>
       <w:r>
         <w:rPr>
           <w:rStyle w:val="VerbatimChar"/>
         </w:rPr>
-        <w:t xml:space="preserve">17 is a prime number.</w:t>
+        <w:t xml:space="preserve">Is 29 a prime number? true</w:t>
       </w:r>
       <w:r>
         <w:br/>
@@ -4752,7 +4672,7 @@
         <w:rPr>
           <w:rStyle w:val="VerbatimChar"/>
         </w:rPr>
-        <w:t xml:space="preserve">18 is not a prime number.</w:t>
+        <w:t xml:space="preserve">Is 10 a prime number? false</w:t>
       </w:r>
     </w:p>
     <w:p>
@@ -4839,43 +4759,7 @@
         <w:t xml:space="preserve"> </w:t>
       </w:r>
       <w:r>
-        <w:t xml:space="preserve">function serves as the entry point for the program, demonstrating the usage of three distinct utility functions:</w:t>
-      </w:r>
-      <w:r>
-        <w:t xml:space="preserve"> </w:t>
-      </w:r>
-      <w:r>
-        <w:rPr>
-          <w:rStyle w:val="VerbatimChar"/>
-        </w:rPr>
-        <w:t xml:space="preserve">findMax</w:t>
-      </w:r>
-      <w:r>
-        <w:t xml:space="preserve">,</w:t>
-      </w:r>
-      <w:r>
-        <w:t xml:space="preserve"> </w:t>
-      </w:r>
-      <w:r>
-        <w:rPr>
-          <w:rStyle w:val="VerbatimChar"/>
-        </w:rPr>
-        <w:t xml:space="preserve">stringLength</w:t>
-      </w:r>
-      <w:r>
-        <w:t xml:space="preserve">, and</w:t>
-      </w:r>
-      <w:r>
-        <w:t xml:space="preserve"> </w:t>
-      </w:r>
-      <w:r>
-        <w:rPr>
-          <w:rStyle w:val="VerbatimChar"/>
-        </w:rPr>
-        <w:t xml:space="preserve">isPrime</w:t>
-      </w:r>
-      <w:r>
-        <w:t xml:space="preserve">.</w:t>
+        <w:t xml:space="preserve">function serves as the entry point for the program, demonstrating the usage of several utility functions to find a maximum value in an array, calculate string length, and determine if a number is prime.</w:t>
       </w:r>
     </w:p>
     <w:bookmarkEnd w:id="31"/>
@@ -4902,7 +4786,7 @@
         <w:pStyle w:val="FirstParagraph"/>
       </w:pPr>
       <w:r>
-        <w:t xml:space="preserve">This function does not accept any command-line arguments.</w:t>
+        <w:t xml:space="preserve">This function does not take any parameters.</w:t>
       </w:r>
     </w:p>
     <w:bookmarkEnd w:id="32"/>
@@ -4944,7 +4828,7 @@
         <w:t xml:space="preserve"> </w:t>
       </w:r>
       <w:r>
-        <w:t xml:space="preserve">function executes a sequence of operations to showcase the functionality of other helper functions within the program.</w:t>
+        <w:t xml:space="preserve">function executes a sequence of demonstrations for other utility functions.</w:t>
       </w:r>
     </w:p>
     <w:p>
@@ -4960,7 +4844,7 @@
           <w:b/>
           <w:bCs/>
         </w:rPr>
-        <w:t xml:space="preserve">Finding the Maximum Number</w:t>
+        <w:t xml:space="preserve">Find Maximum in Array</w:t>
       </w:r>
       <w:r>
         <w:t xml:space="preserve">:</w:t>
@@ -4975,7 +4859,7 @@
         </w:numPr>
       </w:pPr>
       <w:r>
-        <w:t xml:space="preserve">An integer array named</w:t>
+        <w:t xml:space="preserve">An integer array</w:t>
       </w:r>
       <w:r>
         <w:t xml:space="preserve"> </w:t>
@@ -5014,7 +4898,7 @@
         </w:numPr>
       </w:pPr>
       <w:r>
-        <w:t xml:space="preserve">The variable</w:t>
+        <w:t xml:space="preserve">The</w:t>
       </w:r>
       <w:r>
         <w:t xml:space="preserve"> </w:t>
@@ -5029,31 +4913,16 @@
         <w:t xml:space="preserve"> </w:t>
       </w:r>
       <w:r>
-        <w:t xml:space="preserve">is calculated to determine the number of elements in the</w:t>
-      </w:r>
-      <w:r>
-        <w:t xml:space="preserve"> </w:t>
+        <w:t xml:space="preserve">of the array is calculated by dividing the total size of the array in bytes (</w:t>
       </w:r>
       <w:r>
         <w:rPr>
           <w:rStyle w:val="VerbatimChar"/>
         </w:rPr>
-        <w:t xml:space="preserve">nums</w:t>
-      </w:r>
-      <w:r>
-        <w:t xml:space="preserve"> </w:t>
-      </w:r>
-      <w:r>
-        <w:t xml:space="preserve">array. This is achieved by dividing the total size of the array (</w:t>
-      </w:r>
-      <w:r>
-        <w:rPr>
-          <w:rStyle w:val="VerbatimChar"/>
-        </w:rPr>
         <w:t xml:space="preserve">sizeof(nums)</w:t>
       </w:r>
       <w:r>
-        <w:t xml:space="preserve">) by the size of a single element (</w:t>
+        <w:t xml:space="preserve">) by the size of a single integer element (</w:t>
       </w:r>
       <w:r>
         <w:rPr>
@@ -5119,346 +4988,7 @@
         <w:t xml:space="preserve"> </w:t>
       </w:r>
       <w:r>
-        <w:t xml:space="preserve">as arguments.</w:t>
-      </w:r>
-    </w:p>
-    <w:p>
-      <w:pPr>
-        <w:pStyle w:val="Compact"/>
-        <w:numPr>
-          <w:ilvl w:val="1"/>
-          <w:numId w:val="1007"/>
-        </w:numPr>
-      </w:pPr>
-      <w:r>
-        <w:t xml:space="preserve">The returned maximum value is then printed to the console using</w:t>
-      </w:r>
-      <w:r>
-        <w:t xml:space="preserve"> </w:t>
-      </w:r>
-      <w:r>
-        <w:rPr>
-          <w:rStyle w:val="VerbatimChar"/>
-        </w:rPr>
-        <w:t xml:space="preserve">printf</w:t>
-      </w:r>
-      <w:r>
-        <w:t xml:space="preserve">.</w:t>
-      </w:r>
-    </w:p>
-    <w:p>
-      <w:pPr>
-        <w:pStyle w:val="SourceCode"/>
-        <w:numPr>
-          <w:ilvl w:val="0"/>
-          <w:numId w:val="1000"/>
-        </w:numPr>
-      </w:pPr>
-      <w:r>
-        <w:rPr>
-          <w:rStyle w:val="DataTypeTok"/>
-        </w:rPr>
-        <w:t xml:space="preserve">int</w:t>
-      </w:r>
-      <w:r>
-        <w:rPr>
-          <w:rStyle w:val="NormalTok"/>
-        </w:rPr>
-        <w:t xml:space="preserve"> nums</w:t>
-      </w:r>
-      <w:r>
-        <w:rPr>
-          <w:rStyle w:val="OperatorTok"/>
-        </w:rPr>
-        <w:t xml:space="preserve">[]</w:t>
-      </w:r>
-      <w:r>
-        <w:rPr>
-          <w:rStyle w:val="NormalTok"/>
-        </w:rPr>
-        <w:t xml:space="preserve"> </w:t>
-      </w:r>
-      <w:r>
-        <w:rPr>
-          <w:rStyle w:val="OperatorTok"/>
-        </w:rPr>
-        <w:t xml:space="preserve">=</w:t>
-      </w:r>
-      <w:r>
-        <w:rPr>
-          <w:rStyle w:val="NormalTok"/>
-        </w:rPr>
-        <w:t xml:space="preserve"> </w:t>
-      </w:r>
-      <w:r>
-        <w:rPr>
-          <w:rStyle w:val="OperatorTok"/>
-        </w:rPr>
-        <w:t xml:space="preserve">{</w:t>
-      </w:r>
-      <w:r>
-        <w:rPr>
-          <w:rStyle w:val="DecValTok"/>
-        </w:rPr>
-        <w:t xml:space="preserve">5</w:t>
-      </w:r>
-      <w:r>
-        <w:rPr>
-          <w:rStyle w:val="OperatorTok"/>
-        </w:rPr>
-        <w:t xml:space="preserve">,</w:t>
-      </w:r>
-      <w:r>
-        <w:rPr>
-          <w:rStyle w:val="NormalTok"/>
-        </w:rPr>
-        <w:t xml:space="preserve"> </w:t>
-      </w:r>
-      <w:r>
-        <w:rPr>
-          <w:rStyle w:val="DecValTok"/>
-        </w:rPr>
-        <w:t xml:space="preserve">12</w:t>
-      </w:r>
-      <w:r>
-        <w:rPr>
-          <w:rStyle w:val="OperatorTok"/>
-        </w:rPr>
-        <w:t xml:space="preserve">,</w:t>
-      </w:r>
-      <w:r>
-        <w:rPr>
-          <w:rStyle w:val="NormalTok"/>
-        </w:rPr>
-        <w:t xml:space="preserve"> </w:t>
-      </w:r>
-      <w:r>
-        <w:rPr>
-          <w:rStyle w:val="DecValTok"/>
-        </w:rPr>
-        <w:t xml:space="preserve">3</w:t>
-      </w:r>
-      <w:r>
-        <w:rPr>
-          <w:rStyle w:val="OperatorTok"/>
-        </w:rPr>
-        <w:t xml:space="preserve">,</w:t>
-      </w:r>
-      <w:r>
-        <w:rPr>
-          <w:rStyle w:val="NormalTok"/>
-        </w:rPr>
-        <w:t xml:space="preserve"> </w:t>
-      </w:r>
-      <w:r>
-        <w:rPr>
-          <w:rStyle w:val="DecValTok"/>
-        </w:rPr>
-        <w:t xml:space="preserve">19</w:t>
-      </w:r>
-      <w:r>
-        <w:rPr>
-          <w:rStyle w:val="OperatorTok"/>
-        </w:rPr>
-        <w:t xml:space="preserve">,</w:t>
-      </w:r>
-      <w:r>
-        <w:rPr>
-          <w:rStyle w:val="NormalTok"/>
-        </w:rPr>
-        <w:t xml:space="preserve"> </w:t>
-      </w:r>
-      <w:r>
-        <w:rPr>
-          <w:rStyle w:val="DecValTok"/>
-        </w:rPr>
-        <w:t xml:space="preserve">7</w:t>
-      </w:r>
-      <w:r>
-        <w:rPr>
-          <w:rStyle w:val="OperatorTok"/>
-        </w:rPr>
-        <w:t xml:space="preserve">};</w:t>
-      </w:r>
-      <w:r>
-        <w:br/>
-      </w:r>
-      <w:r>
-        <w:rPr>
-          <w:rStyle w:val="DataTypeTok"/>
-        </w:rPr>
-        <w:t xml:space="preserve">int</w:t>
-      </w:r>
-      <w:r>
-        <w:rPr>
-          <w:rStyle w:val="NormalTok"/>
-        </w:rPr>
-        <w:t xml:space="preserve"> size </w:t>
-      </w:r>
-      <w:r>
-        <w:rPr>
-          <w:rStyle w:val="OperatorTok"/>
-        </w:rPr>
-        <w:t xml:space="preserve">=</w:t>
-      </w:r>
-      <w:r>
-        <w:rPr>
-          <w:rStyle w:val="NormalTok"/>
-        </w:rPr>
-        <w:t xml:space="preserve"> </w:t>
-      </w:r>
-      <w:r>
-        <w:rPr>
-          <w:rStyle w:val="KeywordTok"/>
-        </w:rPr>
-        <w:t xml:space="preserve">sizeof</w:t>
-      </w:r>
-      <w:r>
-        <w:rPr>
-          <w:rStyle w:val="OperatorTok"/>
-        </w:rPr>
-        <w:t xml:space="preserve">(</w:t>
-      </w:r>
-      <w:r>
-        <w:rPr>
-          <w:rStyle w:val="NormalTok"/>
-        </w:rPr>
-        <w:t xml:space="preserve">nums</w:t>
-      </w:r>
-      <w:r>
-        <w:rPr>
-          <w:rStyle w:val="OperatorTok"/>
-        </w:rPr>
-        <w:t xml:space="preserve">)</w:t>
-      </w:r>
-      <w:r>
-        <w:rPr>
-          <w:rStyle w:val="NormalTok"/>
-        </w:rPr>
-        <w:t xml:space="preserve"> </w:t>
-      </w:r>
-      <w:r>
-        <w:rPr>
-          <w:rStyle w:val="OperatorTok"/>
-        </w:rPr>
-        <w:t xml:space="preserve">/</w:t>
-      </w:r>
-      <w:r>
-        <w:rPr>
-          <w:rStyle w:val="NormalTok"/>
-        </w:rPr>
-        <w:t xml:space="preserve"> </w:t>
-      </w:r>
-      <w:r>
-        <w:rPr>
-          <w:rStyle w:val="KeywordTok"/>
-        </w:rPr>
-        <w:t xml:space="preserve">sizeof</w:t>
-      </w:r>
-      <w:r>
-        <w:rPr>
-          <w:rStyle w:val="OperatorTok"/>
-        </w:rPr>
-        <w:t xml:space="preserve">(</w:t>
-      </w:r>
-      <w:r>
-        <w:rPr>
-          <w:rStyle w:val="NormalTok"/>
-        </w:rPr>
-        <w:t xml:space="preserve">nums</w:t>
-      </w:r>
-      <w:r>
-        <w:rPr>
-          <w:rStyle w:val="OperatorTok"/>
-        </w:rPr>
-        <w:t xml:space="preserve">[</w:t>
-      </w:r>
-      <w:r>
-        <w:rPr>
-          <w:rStyle w:val="DecValTok"/>
-        </w:rPr>
-        <w:t xml:space="preserve">0</w:t>
-      </w:r>
-      <w:r>
-        <w:rPr>
-          <w:rStyle w:val="OperatorTok"/>
-        </w:rPr>
-        <w:t xml:space="preserve">]);</w:t>
-      </w:r>
-      <w:r>
-        <w:br/>
-      </w:r>
-      <w:r>
-        <w:rPr>
-          <w:rStyle w:val="NormalTok"/>
-        </w:rPr>
-        <w:t xml:space="preserve">printf</w:t>
-      </w:r>
-      <w:r>
-        <w:rPr>
-          <w:rStyle w:val="OperatorTok"/>
-        </w:rPr>
-        <w:t xml:space="preserve">(</w:t>
-      </w:r>
-      <w:r>
-        <w:rPr>
-          <w:rStyle w:val="StringTok"/>
-        </w:rPr>
-        <w:t xml:space="preserve">"Maximum number: </w:t>
-      </w:r>
-      <w:r>
-        <w:rPr>
-          <w:rStyle w:val="SpecialCharTok"/>
-        </w:rPr>
-        <w:t xml:space="preserve">%d\n</w:t>
-      </w:r>
-      <w:r>
-        <w:rPr>
-          <w:rStyle w:val="StringTok"/>
-        </w:rPr>
-        <w:t xml:space="preserve">"</w:t>
-      </w:r>
-      <w:r>
-        <w:rPr>
-          <w:rStyle w:val="OperatorTok"/>
-        </w:rPr>
-        <w:t xml:space="preserve">,</w:t>
-      </w:r>
-      <w:r>
-        <w:rPr>
-          <w:rStyle w:val="NormalTok"/>
-        </w:rPr>
-        <w:t xml:space="preserve"> findMax</w:t>
-      </w:r>
-      <w:r>
-        <w:rPr>
-          <w:rStyle w:val="OperatorTok"/>
-        </w:rPr>
-        <w:t xml:space="preserve">(</w:t>
-      </w:r>
-      <w:r>
-        <w:rPr>
-          <w:rStyle w:val="NormalTok"/>
-        </w:rPr>
-        <w:t xml:space="preserve">nums</w:t>
-      </w:r>
-      <w:r>
-        <w:rPr>
-          <w:rStyle w:val="OperatorTok"/>
-        </w:rPr>
-        <w:t xml:space="preserve">,</w:t>
-      </w:r>
-      <w:r>
-        <w:rPr>
-          <w:rStyle w:val="NormalTok"/>
-        </w:rPr>
-        <w:t xml:space="preserve"> size</w:t>
-      </w:r>
-      <w:r>
-        <w:rPr>
-          <w:rStyle w:val="OperatorTok"/>
-        </w:rPr>
-        <w:t xml:space="preserve">));</w:t>
+        <w:t xml:space="preserve">as arguments. The returned value, which is the largest number in the array, is then printed to the console.</w:t>
       </w:r>
     </w:p>
     <w:p>
@@ -5474,7 +5004,7 @@
           <w:b/>
           <w:bCs/>
         </w:rPr>
-        <w:t xml:space="preserve">Calculating String Length</w:t>
+        <w:t xml:space="preserve">Calculate String Length</w:t>
       </w:r>
       <w:r>
         <w:t xml:space="preserve">:</w:t>
@@ -5489,7 +5019,7 @@
         </w:numPr>
       </w:pPr>
       <w:r>
-        <w:t xml:space="preserve">A character array (string) named</w:t>
+        <w:t xml:space="preserve">A character array</w:t>
       </w:r>
       <w:r>
         <w:t xml:space="preserve"> </w:t>
@@ -5504,7 +5034,7 @@
         <w:t xml:space="preserve"> </w:t>
       </w:r>
       <w:r>
-        <w:t xml:space="preserve">is initialized with the value</w:t>
+        <w:t xml:space="preserve">is initialized with the string</w:t>
       </w:r>
       <w:r>
         <w:t xml:space="preserve"> </w:t>
@@ -5543,7 +5073,7 @@
         <w:t xml:space="preserve"> </w:t>
       </w:r>
       <w:r>
-        <w:t xml:space="preserve">function is called with</w:t>
+        <w:t xml:space="preserve">function is called with the</w:t>
       </w:r>
       <w:r>
         <w:t xml:space="preserve"> </w:t>
@@ -5558,163 +5088,7 @@
         <w:t xml:space="preserve"> </w:t>
       </w:r>
       <w:r>
-        <w:t xml:space="preserve">as the argument.</w:t>
-      </w:r>
-    </w:p>
-    <w:p>
-      <w:pPr>
-        <w:pStyle w:val="Compact"/>
-        <w:numPr>
-          <w:ilvl w:val="1"/>
-          <w:numId w:val="1008"/>
-        </w:numPr>
-      </w:pPr>
-      <w:r>
-        <w:t xml:space="preserve">The returned length of the string is printed to the console.</w:t>
-      </w:r>
-    </w:p>
-    <w:p>
-      <w:pPr>
-        <w:pStyle w:val="SourceCode"/>
-        <w:numPr>
-          <w:ilvl w:val="0"/>
-          <w:numId w:val="1000"/>
-        </w:numPr>
-      </w:pPr>
-      <w:r>
-        <w:rPr>
-          <w:rStyle w:val="DataTypeTok"/>
-        </w:rPr>
-        <w:t xml:space="preserve">char</w:t>
-      </w:r>
-      <w:r>
-        <w:rPr>
-          <w:rStyle w:val="NormalTok"/>
-        </w:rPr>
-        <w:t xml:space="preserve"> name</w:t>
-      </w:r>
-      <w:r>
-        <w:rPr>
-          <w:rStyle w:val="OperatorTok"/>
-        </w:rPr>
-        <w:t xml:space="preserve">[]</w:t>
-      </w:r>
-      <w:r>
-        <w:rPr>
-          <w:rStyle w:val="NormalTok"/>
-        </w:rPr>
-        <w:t xml:space="preserve"> </w:t>
-      </w:r>
-      <w:r>
-        <w:rPr>
-          <w:rStyle w:val="OperatorTok"/>
-        </w:rPr>
-        <w:t xml:space="preserve">=</w:t>
-      </w:r>
-      <w:r>
-        <w:rPr>
-          <w:rStyle w:val="NormalTok"/>
-        </w:rPr>
-        <w:t xml:space="preserve"> </w:t>
-      </w:r>
-      <w:r>
-        <w:rPr>
-          <w:rStyle w:val="StringTok"/>
-        </w:rPr>
-        <w:t xml:space="preserve">"Prateek"</w:t>
-      </w:r>
-      <w:r>
-        <w:rPr>
-          <w:rStyle w:val="OperatorTok"/>
-        </w:rPr>
-        <w:t xml:space="preserve">;</w:t>
-      </w:r>
-      <w:r>
-        <w:br/>
-      </w:r>
-      <w:r>
-        <w:rPr>
-          <w:rStyle w:val="NormalTok"/>
-        </w:rPr>
-        <w:t xml:space="preserve">printf</w:t>
-      </w:r>
-      <w:r>
-        <w:rPr>
-          <w:rStyle w:val="OperatorTok"/>
-        </w:rPr>
-        <w:t xml:space="preserve">(</w:t>
-      </w:r>
-      <w:r>
-        <w:rPr>
-          <w:rStyle w:val="StringTok"/>
-        </w:rPr>
-        <w:t xml:space="preserve">"Length of '</w:t>
-      </w:r>
-      <w:r>
-        <w:rPr>
-          <w:rStyle w:val="SpecialCharTok"/>
-        </w:rPr>
-        <w:t xml:space="preserve">%s</w:t>
-      </w:r>
-      <w:r>
-        <w:rPr>
-          <w:rStyle w:val="StringTok"/>
-        </w:rPr>
-        <w:t xml:space="preserve">': </w:t>
-      </w:r>
-      <w:r>
-        <w:rPr>
-          <w:rStyle w:val="SpecialCharTok"/>
-        </w:rPr>
-        <w:t xml:space="preserve">%d\n</w:t>
-      </w:r>
-      <w:r>
-        <w:rPr>
-          <w:rStyle w:val="StringTok"/>
-        </w:rPr>
-        <w:t xml:space="preserve">"</w:t>
-      </w:r>
-      <w:r>
-        <w:rPr>
-          <w:rStyle w:val="OperatorTok"/>
-        </w:rPr>
-        <w:t xml:space="preserve">,</w:t>
-      </w:r>
-      <w:r>
-        <w:rPr>
-          <w:rStyle w:val="NormalTok"/>
-        </w:rPr>
-        <w:t xml:space="preserve"> name</w:t>
-      </w:r>
-      <w:r>
-        <w:rPr>
-          <w:rStyle w:val="OperatorTok"/>
-        </w:rPr>
-        <w:t xml:space="preserve">,</w:t>
-      </w:r>
-      <w:r>
-        <w:rPr>
-          <w:rStyle w:val="NormalTok"/>
-        </w:rPr>
-        <w:t xml:space="preserve"> stringLength</w:t>
-      </w:r>
-      <w:r>
-        <w:rPr>
-          <w:rStyle w:val="OperatorTok"/>
-        </w:rPr>
-        <w:t xml:space="preserve">(</w:t>
-      </w:r>
-      <w:r>
-        <w:rPr>
-          <w:rStyle w:val="NormalTok"/>
-        </w:rPr>
-        <w:t xml:space="preserve">name</w:t>
-      </w:r>
-      <w:r>
-        <w:rPr>
-          <w:rStyle w:val="OperatorTok"/>
-        </w:rPr>
-        <w:t xml:space="preserve">));</w:t>
+        <w:t xml:space="preserve">array. The function returns the number of characters in the string, which is then printed.</w:t>
       </w:r>
     </w:p>
     <w:p>
@@ -5730,7 +5104,7 @@
           <w:b/>
           <w:bCs/>
         </w:rPr>
-        <w:t xml:space="preserve">Checking for a Prime Number</w:t>
+        <w:t xml:space="preserve">Prime Number Check</w:t>
       </w:r>
       <w:r>
         <w:t xml:space="preserve">:</w:t>
@@ -5811,7 +5185,7 @@
         <w:t xml:space="preserve">number</w:t>
       </w:r>
       <w:r>
-        <w:t xml:space="preserve">.</w:t>
+        <w:t xml:space="preserve">. The function returns a boolean-like value (true or false).</w:t>
       </w:r>
     </w:p>
     <w:p>
@@ -5838,19 +5212,7 @@
         <w:t xml:space="preserve"> </w:t>
       </w:r>
       <w:r>
-        <w:t xml:space="preserve">statement checks the boolean result from</w:t>
-      </w:r>
-      <w:r>
-        <w:t xml:space="preserve"> </w:t>
-      </w:r>
-      <w:r>
-        <w:rPr>
-          <w:rStyle w:val="VerbatimChar"/>
-        </w:rPr>
-        <w:t xml:space="preserve">isPrime</w:t>
-      </w:r>
-      <w:r>
-        <w:t xml:space="preserve">. A message is printed to the console indicating whether</w:t>
+        <w:t xml:space="preserve">block checks the return value and prints a message indicating whether</w:t>
       </w:r>
       <w:r>
         <w:t xml:space="preserve"> </w:t>
@@ -5870,231 +5232,6 @@
     </w:p>
     <w:p>
       <w:pPr>
-        <w:pStyle w:val="SourceCode"/>
-        <w:numPr>
-          <w:ilvl w:val="0"/>
-          <w:numId w:val="1000"/>
-        </w:numPr>
-      </w:pPr>
-      <w:r>
-        <w:rPr>
-          <w:rStyle w:val="DataTypeTok"/>
-        </w:rPr>
-        <w:t xml:space="preserve">int</w:t>
-      </w:r>
-      <w:r>
-        <w:rPr>
-          <w:rStyle w:val="NormalTok"/>
-        </w:rPr>
-        <w:t xml:space="preserve"> number </w:t>
-      </w:r>
-      <w:r>
-        <w:rPr>
-          <w:rStyle w:val="OperatorTok"/>
-        </w:rPr>
-        <w:t xml:space="preserve">=</w:t>
-      </w:r>
-      <w:r>
-        <w:rPr>
-          <w:rStyle w:val="NormalTok"/>
-        </w:rPr>
-        <w:t xml:space="preserve"> </w:t>
-      </w:r>
-      <w:r>
-        <w:rPr>
-          <w:rStyle w:val="DecValTok"/>
-        </w:rPr>
-        <w:t xml:space="preserve">17</w:t>
-      </w:r>
-      <w:r>
-        <w:rPr>
-          <w:rStyle w:val="OperatorTok"/>
-        </w:rPr>
-        <w:t xml:space="preserve">;</w:t>
-      </w:r>
-      <w:r>
-        <w:br/>
-      </w:r>
-      <w:r>
-        <w:rPr>
-          <w:rStyle w:val="ControlFlowTok"/>
-        </w:rPr>
-        <w:t xml:space="preserve">if</w:t>
-      </w:r>
-      <w:r>
-        <w:rPr>
-          <w:rStyle w:val="NormalTok"/>
-        </w:rPr>
-        <w:t xml:space="preserve"> </w:t>
-      </w:r>
-      <w:r>
-        <w:rPr>
-          <w:rStyle w:val="OperatorTok"/>
-        </w:rPr>
-        <w:t xml:space="preserve">(</w:t>
-      </w:r>
-      <w:r>
-        <w:rPr>
-          <w:rStyle w:val="NormalTok"/>
-        </w:rPr>
-        <w:t xml:space="preserve">isPrime</w:t>
-      </w:r>
-      <w:r>
-        <w:rPr>
-          <w:rStyle w:val="OperatorTok"/>
-        </w:rPr>
-        <w:t xml:space="preserve">(</w:t>
-      </w:r>
-      <w:r>
-        <w:rPr>
-          <w:rStyle w:val="NormalTok"/>
-        </w:rPr>
-        <w:t xml:space="preserve">number</w:t>
-      </w:r>
-      <w:r>
-        <w:rPr>
-          <w:rStyle w:val="OperatorTok"/>
-        </w:rPr>
-        <w:t xml:space="preserve">))</w:t>
-      </w:r>
-      <w:r>
-        <w:br/>
-      </w:r>
-      <w:r>
-        <w:rPr>
-          <w:rStyle w:val="NormalTok"/>
-        </w:rPr>
-        <w:t xml:space="preserve">    printf</w:t>
-      </w:r>
-      <w:r>
-        <w:rPr>
-          <w:rStyle w:val="OperatorTok"/>
-        </w:rPr>
-        <w:t xml:space="preserve">(</w:t>
-      </w:r>
-      <w:r>
-        <w:rPr>
-          <w:rStyle w:val="StringTok"/>
-        </w:rPr>
-        <w:t xml:space="preserve">"</w:t>
-      </w:r>
-      <w:r>
-        <w:rPr>
-          <w:rStyle w:val="SpecialCharTok"/>
-        </w:rPr>
-        <w:t xml:space="preserve">%d</w:t>
-      </w:r>
-      <w:r>
-        <w:rPr>
-          <w:rStyle w:val="StringTok"/>
-        </w:rPr>
-        <w:t xml:space="preserve"> is a prime number.</w:t>
-      </w:r>
-      <w:r>
-        <w:rPr>
-          <w:rStyle w:val="SpecialCharTok"/>
-        </w:rPr>
-        <w:t xml:space="preserve">\n</w:t>
-      </w:r>
-      <w:r>
-        <w:rPr>
-          <w:rStyle w:val="StringTok"/>
-        </w:rPr>
-        <w:t xml:space="preserve">"</w:t>
-      </w:r>
-      <w:r>
-        <w:rPr>
-          <w:rStyle w:val="OperatorTok"/>
-        </w:rPr>
-        <w:t xml:space="preserve">,</w:t>
-      </w:r>
-      <w:r>
-        <w:rPr>
-          <w:rStyle w:val="NormalTok"/>
-        </w:rPr>
-        <w:t xml:space="preserve"> number</w:t>
-      </w:r>
-      <w:r>
-        <w:rPr>
-          <w:rStyle w:val="OperatorTok"/>
-        </w:rPr>
-        <w:t xml:space="preserve">);</w:t>
-      </w:r>
-      <w:r>
-        <w:br/>
-      </w:r>
-      <w:r>
-        <w:rPr>
-          <w:rStyle w:val="ControlFlowTok"/>
-        </w:rPr>
-        <w:t xml:space="preserve">else</w:t>
-      </w:r>
-      <w:r>
-        <w:br/>
-      </w:r>
-      <w:r>
-        <w:rPr>
-          <w:rStyle w:val="NormalTok"/>
-        </w:rPr>
-        <w:t xml:space="preserve">    printf</w:t>
-      </w:r>
-      <w:r>
-        <w:rPr>
-          <w:rStyle w:val="OperatorTok"/>
-        </w:rPr>
-        <w:t xml:space="preserve">(</w:t>
-      </w:r>
-      <w:r>
-        <w:rPr>
-          <w:rStyle w:val="StringTok"/>
-        </w:rPr>
-        <w:t xml:space="preserve">"</w:t>
-      </w:r>
-      <w:r>
-        <w:rPr>
-          <w:rStyle w:val="SpecialCharTok"/>
-        </w:rPr>
-        <w:t xml:space="preserve">%d</w:t>
-      </w:r>
-      <w:r>
-        <w:rPr>
-          <w:rStyle w:val="StringTok"/>
-        </w:rPr>
-        <w:t xml:space="preserve"> is not a prime number.</w:t>
-      </w:r>
-      <w:r>
-        <w:rPr>
-          <w:rStyle w:val="SpecialCharTok"/>
-        </w:rPr>
-        <w:t xml:space="preserve">\n</w:t>
-      </w:r>
-      <w:r>
-        <w:rPr>
-          <w:rStyle w:val="StringTok"/>
-        </w:rPr>
-        <w:t xml:space="preserve">"</w:t>
-      </w:r>
-      <w:r>
-        <w:rPr>
-          <w:rStyle w:val="OperatorTok"/>
-        </w:rPr>
-        <w:t xml:space="preserve">,</w:t>
-      </w:r>
-      <w:r>
-        <w:rPr>
-          <w:rStyle w:val="NormalTok"/>
-        </w:rPr>
-        <w:t xml:space="preserve"> number</w:t>
-      </w:r>
-      <w:r>
-        <w:rPr>
-          <w:rStyle w:val="OperatorTok"/>
-        </w:rPr>
-        <w:t xml:space="preserve">);</w:t>
-      </w:r>
-    </w:p>
-    <w:p>
-      <w:pPr>
         <w:pStyle w:val="FirstParagraph"/>
       </w:pPr>
       <w:r>
@@ -6110,7 +5247,10 @@
         <w:t xml:space="preserve">0</w:t>
       </w:r>
       <w:r>
-        <w:t xml:space="preserve">, signaling that the program has executed successfully.</w:t>
+        <w:t xml:space="preserve"> </w:t>
+      </w:r>
+      <w:r>
+        <w:t xml:space="preserve">to the operating system, which conventionally signifies that the program executed successfully without errors.</w:t>
       </w:r>
     </w:p>
     <w:bookmarkEnd w:id="33"/>
@@ -6156,7 +5296,43 @@
         <w:t xml:space="preserve"> </w:t>
       </w:r>
       <w:r>
-        <w:t xml:space="preserve">function is designed as a driver to test and demonstrate other functions.</w:t>
+        <w:t xml:space="preserve">function is a driver function, designed to showcase the functionality of</w:t>
+      </w:r>
+      <w:r>
+        <w:t xml:space="preserve"> </w:t>
+      </w:r>
+      <w:r>
+        <w:rPr>
+          <w:rStyle w:val="VerbatimChar"/>
+        </w:rPr>
+        <w:t xml:space="preserve">findMax</w:t>
+      </w:r>
+      <w:r>
+        <w:t xml:space="preserve">,</w:t>
+      </w:r>
+      <w:r>
+        <w:t xml:space="preserve"> </w:t>
+      </w:r>
+      <w:r>
+        <w:rPr>
+          <w:rStyle w:val="VerbatimChar"/>
+        </w:rPr>
+        <w:t xml:space="preserve">stringLength</w:t>
+      </w:r>
+      <w:r>
+        <w:t xml:space="preserve">, and</w:t>
+      </w:r>
+      <w:r>
+        <w:t xml:space="preserve"> </w:t>
+      </w:r>
+      <w:r>
+        <w:rPr>
+          <w:rStyle w:val="VerbatimChar"/>
+        </w:rPr>
+        <w:t xml:space="preserve">isPrime</w:t>
+      </w:r>
+      <w:r>
+        <w:t xml:space="preserve">.</w:t>
       </w:r>
     </w:p>
     <w:p>
@@ -6168,7 +5344,7 @@
         </w:numPr>
       </w:pPr>
       <w:r>
-        <w:t xml:space="preserve">For this code to compile and run, the functions</w:t>
+        <w:t xml:space="preserve">For this code to compile and run, the implementations for</w:t>
       </w:r>
       <w:r>
         <w:t xml:space="preserve"> </w:t>
@@ -6207,7 +5383,7 @@
         <w:t xml:space="preserve"> </w:t>
       </w:r>
       <w:r>
-        <w:t xml:space="preserve">must be defined elsewhere in the project.</w:t>
+        <w:t xml:space="preserve">must be available and linked.</w:t>
       </w:r>
     </w:p>
     <w:p>
@@ -6219,64 +5395,81 @@
         </w:numPr>
       </w:pPr>
       <w:r>
-        <w:t xml:space="preserve">The output is sent to the standard output stream (typically the console).</w:t>
+        <w:t xml:space="preserve">The program requires the</w:t>
+      </w:r>
+      <w:r>
+        <w:t xml:space="preserve"> </w:t>
+      </w:r>
+      <w:r>
+        <w:rPr>
+          <w:rStyle w:val="VerbatimChar"/>
+        </w:rPr>
+        <w:t xml:space="preserve">&lt;stdio.h&gt;</w:t>
+      </w:r>
+      <w:r>
+        <w:t xml:space="preserve"> </w:t>
+      </w:r>
+      <w:r>
+        <w:t xml:space="preserve">header for the</w:t>
+      </w:r>
+      <w:r>
+        <w:t xml:space="preserve"> </w:t>
+      </w:r>
+      <w:r>
+        <w:rPr>
+          <w:rStyle w:val="VerbatimChar"/>
+        </w:rPr>
+        <w:t xml:space="preserve">printf</w:t>
+      </w:r>
+      <w:r>
+        <w:t xml:space="preserve"> </w:t>
+      </w:r>
+      <w:r>
+        <w:t xml:space="preserve">function.</w:t>
       </w:r>
     </w:p>
     <w:p>
       <w:pPr>
-        <w:pStyle w:val="Compact"/>
-        <w:numPr>
-          <w:ilvl w:val="0"/>
-          <w:numId w:val="1010"/>
-        </w:numPr>
-      </w:pPr>
-      <w:r>
-        <w:t xml:space="preserve">The</w:t>
-      </w:r>
-      <w:r>
-        <w:t xml:space="preserve"> </w:t>
-      </w:r>
-      <w:r>
-        <w:rPr>
-          <w:rStyle w:val="VerbatimChar"/>
-        </w:rPr>
-        <w:t xml:space="preserve">&lt;stdio.h&gt;</w:t>
-      </w:r>
-      <w:r>
-        <w:t xml:space="preserve"> </w:t>
-      </w:r>
-      <w:r>
-        <w:t xml:space="preserve">header is required for the</w:t>
-      </w:r>
-      <w:r>
-        <w:t xml:space="preserve"> </w:t>
-      </w:r>
-      <w:r>
-        <w:rPr>
-          <w:rStyle w:val="VerbatimChar"/>
-        </w:rPr>
-        <w:t xml:space="preserve">printf</w:t>
-      </w:r>
-      <w:r>
-        <w:t xml:space="preserve"> </w:t>
-      </w:r>
-      <w:r>
-        <w:t xml:space="preserve">function.</w:t>
+        <w:pStyle w:val="FirstParagraph"/>
+      </w:pPr>
+      <w:r>
+        <w:rPr>
+          <w:b/>
+          <w:bCs/>
+        </w:rPr>
+        <w:t xml:space="preserve">Output Example</w:t>
+      </w:r>
+      <w:r>
+        <w:t xml:space="preserve">: A possible console output from running the program.</w:t>
       </w:r>
     </w:p>
     <w:p>
       <w:pPr>
-        <w:pStyle w:val="FirstParagraph"/>
-      </w:pPr>
-      <w:r>
-        <w:rPr>
-          <w:b/>
-          <w:bCs/>
-        </w:rPr>
-        <w:t xml:space="preserve">Output Example</w:t>
-      </w:r>
-      <w:r>
-        <w:t xml:space="preserve">: The function will print the results of the function calls directly to the console.</w:t>
+        <w:pStyle w:val="SourceCode"/>
+      </w:pPr>
+      <w:r>
+        <w:rPr>
+          <w:rStyle w:val="VerbatimChar"/>
+        </w:rPr>
+        <w:t xml:space="preserve">Maximum number: 19</w:t>
+      </w:r>
+      <w:r>
+        <w:br/>
+      </w:r>
+      <w:r>
+        <w:rPr>
+          <w:rStyle w:val="VerbatimChar"/>
+        </w:rPr>
+        <w:t xml:space="preserve">Length of 'Prateek': 7</w:t>
+      </w:r>
+      <w:r>
+        <w:br/>
+      </w:r>
+      <w:r>
+        <w:rPr>
+          <w:rStyle w:val="VerbatimChar"/>
+        </w:rPr>
+        <w:t xml:space="preserve">17 is a prime number.</w:t>
       </w:r>
     </w:p>
     <w:bookmarkEnd w:id="34"/>
@@ -6303,7 +5496,7 @@
         <w:pStyle w:val="FirstParagraph"/>
       </w:pPr>
       <w:r>
-        <w:t xml:space="preserve">To run this code, you would compile it with a C compiler (like GCC) and then execute the resulting binary. The</w:t>
+        <w:t xml:space="preserve">The</w:t>
       </w:r>
       <w:r>
         <w:t xml:space="preserve"> </w:t>
@@ -6318,66 +5511,69 @@
         <w:t xml:space="preserve"> </w:t>
       </w:r>
       <w:r>
-        <w:t xml:space="preserve">function is the program’s entry point and is not called directly by user code.</w:t>
+        <w:t xml:space="preserve">function is the entry point of a C program and is not called by other functions within the code. It is executed when the compiled program is run. To use it, you would compile the source file and run the resulting executable.</w:t>
       </w:r>
     </w:p>
     <w:p>
       <w:pPr>
-        <w:pStyle w:val="BodyText"/>
-      </w:pPr>
-      <w:r>
-        <w:rPr>
-          <w:b/>
-          <w:bCs/>
-        </w:rPr>
-        <w:t xml:space="preserve">Compilation and Execution:</w:t>
-      </w:r>
-    </w:p>
-    <w:p>
-      <w:pPr>
         <w:pStyle w:val="SourceCode"/>
       </w:pPr>
       <w:r>
         <w:rPr>
           <w:rStyle w:val="CommentTok"/>
         </w:rPr>
-        <w:t xml:space="preserve"># Assuming the full code is in a file named program.c</w:t>
+        <w:t xml:space="preserve">// Assuming the code is in a file named 'program.c'</w:t>
       </w:r>
       <w:r>
         <w:br/>
       </w:r>
       <w:r>
         <w:rPr>
-          <w:rStyle w:val="FunctionTok"/>
-        </w:rPr>
-        <w:t xml:space="preserve">gcc</w:t>
-      </w:r>
-      <w:r>
-        <w:rPr>
-          <w:rStyle w:val="NormalTok"/>
-        </w:rPr>
-        <w:t xml:space="preserve"> program.c </w:t>
-      </w:r>
-      <w:r>
-        <w:rPr>
-          <w:rStyle w:val="AttributeTok"/>
-        </w:rPr>
-        <w:t xml:space="preserve">-o</w:t>
-      </w:r>
-      <w:r>
-        <w:rPr>
-          <w:rStyle w:val="NormalTok"/>
-        </w:rPr>
-        <w:t xml:space="preserve"> program</w:t>
+          <w:rStyle w:val="CommentTok"/>
+        </w:rPr>
+        <w:t xml:space="preserve">// and the helper functions are also defined.</w:t>
       </w:r>
       <w:r>
         <w:br/>
       </w:r>
       <w:r>
-        <w:rPr>
-          <w:rStyle w:val="ExtensionTok"/>
-        </w:rPr>
-        <w:t xml:space="preserve">./program</w:t>
+        <w:br/>
+      </w:r>
+      <w:r>
+        <w:rPr>
+          <w:rStyle w:val="CommentTok"/>
+        </w:rPr>
+        <w:t xml:space="preserve">// 1. Compile the code using a C compiler like GCC</w:t>
+      </w:r>
+      <w:r>
+        <w:br/>
+      </w:r>
+      <w:r>
+        <w:rPr>
+          <w:rStyle w:val="CommentTok"/>
+        </w:rPr>
+        <w:t xml:space="preserve">// &gt; gcc program.c -o program</w:t>
+      </w:r>
+      <w:r>
+        <w:br/>
+      </w:r>
+      <w:r>
+        <w:br/>
+      </w:r>
+      <w:r>
+        <w:rPr>
+          <w:rStyle w:val="CommentTok"/>
+        </w:rPr>
+        <w:t xml:space="preserve">// 2. Run the executable</w:t>
+      </w:r>
+      <w:r>
+        <w:br/>
+      </w:r>
+      <w:r>
+        <w:rPr>
+          <w:rStyle w:val="CommentTok"/>
+        </w:rPr>
+        <w:t xml:space="preserve">// &gt; ./program</w:t>
       </w:r>
     </w:p>
     <w:p>

--- a/program.docx
+++ b/program.docx
@@ -1564,7 +1564,7 @@
     </w:p>
     <w:bookmarkEnd w:id="15"/>
     <w:bookmarkEnd w:id="16"/>
-    <w:bookmarkStart w:id="23" w:name="function-stringlength"/>
+    <w:bookmarkStart w:id="29" w:name="function-stringlength"/>
     <w:p>
       <w:pPr>
         <w:pStyle w:val="Heading1"/>
@@ -3093,7 +3093,7 @@
       </w:r>
     </w:p>
     <w:bookmarkEnd w:id="21"/>
-    <w:bookmarkStart w:id="22" w:name="functiondef-isprimen"/>
+    <w:bookmarkStart w:id="22" w:name="functiondef-getrandommin-max"/>
     <w:p>
       <w:pPr>
         <w:pStyle w:val="Heading2"/>
@@ -3108,39 +3108,40 @@
         <w:tab/>
       </w:r>
       <w:r>
-        <w:t xml:space="preserve">FunctionDef isPrime(n)</w:t>
+        <w:t xml:space="preserve">FunctionDef getRandom(min, max)</w:t>
+      </w:r>
+    </w:p>
+    <w:p>
+      <w:pPr>
+        <w:pStyle w:val="FirstParagraph"/>
+      </w:pPr>
+      <w:r>
+        <w:t xml:space="preserve">Doc is waiting to be generated…</w:t>
+      </w:r>
+      <w:r>
+        <w:t xml:space="preserve"> </w:t>
+      </w:r>
+      <w:r>
+        <w:t xml:space="preserve">## FunctionDef isPrime(n)</w:t>
+      </w:r>
+      <w:r>
+        <w:t xml:space="preserve"> </w:t>
+      </w:r>
+      <w:r>
+        <w:t xml:space="preserve"># Function: isPrime(int n)</w:t>
       </w:r>
     </w:p>
     <w:bookmarkEnd w:id="22"/>
-    <w:bookmarkEnd w:id="23"/>
-    <w:bookmarkStart w:id="30" w:name="function-isprimeint-n"/>
+    <w:bookmarkStart w:id="23" w:name="overview-2"/>
     <w:p>
       <w:pPr>
-        <w:pStyle w:val="Heading1"/>
+        <w:pStyle w:val="Heading2"/>
       </w:pPr>
       <w:r>
         <w:rPr>
           <w:rStyle w:val="SectionNumber"/>
         </w:rPr>
-        <w:t xml:space="preserve">3</w:t>
-      </w:r>
-      <w:r>
-        <w:tab/>
-      </w:r>
-      <w:r>
-        <w:t xml:space="preserve">Function: isPrime(int n)</w:t>
-      </w:r>
-    </w:p>
-    <w:bookmarkStart w:id="24" w:name="overview-2"/>
-    <w:p>
-      <w:pPr>
-        <w:pStyle w:val="Heading2"/>
-      </w:pPr>
-      <w:r>
-        <w:rPr>
-          <w:rStyle w:val="SectionNumber"/>
-        </w:rPr>
-        <w:t xml:space="preserve">3.1</w:t>
+        <w:t xml:space="preserve">2.7</w:t>
       </w:r>
       <w:r>
         <w:tab/>
@@ -3172,8 +3173,8 @@
         <w:t xml:space="preserve">function determines whether a given integer is a prime number.</w:t>
       </w:r>
     </w:p>
-    <w:bookmarkEnd w:id="24"/>
-    <w:bookmarkStart w:id="25" w:name="parameters-2"/>
+    <w:bookmarkEnd w:id="23"/>
+    <w:bookmarkStart w:id="24" w:name="parameters-2"/>
     <w:p>
       <w:pPr>
         <w:pStyle w:val="Heading2"/>
@@ -3182,7 +3183,7 @@
         <w:rPr>
           <w:rStyle w:val="SectionNumber"/>
         </w:rPr>
-        <w:t xml:space="preserve">3.2</w:t>
+        <w:t xml:space="preserve">2.8</w:t>
       </w:r>
       <w:r>
         <w:tab/>
@@ -3209,8 +3210,8 @@
         <w:t xml:space="preserve">: The integer to be checked for primality.</w:t>
       </w:r>
     </w:p>
-    <w:bookmarkEnd w:id="25"/>
-    <w:bookmarkStart w:id="26" w:name="description-2"/>
+    <w:bookmarkEnd w:id="24"/>
+    <w:bookmarkStart w:id="25" w:name="description-2"/>
     <w:p>
       <w:pPr>
         <w:pStyle w:val="Heading2"/>
@@ -3219,7 +3220,7 @@
         <w:rPr>
           <w:rStyle w:val="SectionNumber"/>
         </w:rPr>
-        <w:t xml:space="preserve">3.3</w:t>
+        <w:t xml:space="preserve">2.9</w:t>
       </w:r>
       <w:r>
         <w:tab/>
@@ -3502,8 +3503,8 @@
         <w:t xml:space="preserve">.</w:t>
       </w:r>
     </w:p>
-    <w:bookmarkEnd w:id="26"/>
-    <w:bookmarkStart w:id="27" w:name="usage-notes-2"/>
+    <w:bookmarkEnd w:id="25"/>
+    <w:bookmarkStart w:id="26" w:name="usage-notes-2"/>
     <w:p>
       <w:pPr>
         <w:pStyle w:val="Heading2"/>
@@ -3512,7 +3513,7 @@
         <w:rPr>
           <w:rStyle w:val="SectionNumber"/>
         </w:rPr>
-        <w:t xml:space="preserve">3.4</w:t>
+        <w:t xml:space="preserve">2.10</w:t>
       </w:r>
       <w:r>
         <w:tab/>
@@ -3644,8 +3645,8 @@
         <w:t xml:space="preserve">(for false) when printed or used in integer contexts.</w:t>
       </w:r>
     </w:p>
-    <w:bookmarkEnd w:id="27"/>
-    <w:bookmarkStart w:id="28" w:name="example-2"/>
+    <w:bookmarkEnd w:id="26"/>
+    <w:bookmarkStart w:id="27" w:name="example-2"/>
     <w:p>
       <w:pPr>
         <w:pStyle w:val="Heading2"/>
@@ -3654,7 +3655,7 @@
         <w:rPr>
           <w:rStyle w:val="SectionNumber"/>
         </w:rPr>
-        <w:t xml:space="preserve">3.5</w:t>
+        <w:t xml:space="preserve">2.11</w:t>
       </w:r>
       <w:r>
         <w:tab/>
@@ -4682,55 +4683,55 @@
         </w:pict>
       </w:r>
     </w:p>
+    <w:bookmarkEnd w:id="27"/>
+    <w:bookmarkStart w:id="28" w:name="functiondef-main"/>
+    <w:p>
+      <w:pPr>
+        <w:pStyle w:val="Heading2"/>
+      </w:pPr>
+      <w:r>
+        <w:rPr>
+          <w:rStyle w:val="SectionNumber"/>
+        </w:rPr>
+        <w:t xml:space="preserve">2.12</w:t>
+      </w:r>
+      <w:r>
+        <w:tab/>
+      </w:r>
+      <w:r>
+        <w:t xml:space="preserve">FunctionDef main</w:t>
+      </w:r>
+    </w:p>
     <w:bookmarkEnd w:id="28"/>
-    <w:bookmarkStart w:id="29" w:name="functiondef-main"/>
+    <w:bookmarkEnd w:id="29"/>
+    <w:bookmarkStart w:id="35" w:name="function-main"/>
     <w:p>
       <w:pPr>
+        <w:pStyle w:val="Heading1"/>
+      </w:pPr>
+      <w:r>
+        <w:rPr>
+          <w:rStyle w:val="SectionNumber"/>
+        </w:rPr>
+        <w:t xml:space="preserve">3</w:t>
+      </w:r>
+      <w:r>
+        <w:tab/>
+      </w:r>
+      <w:r>
+        <w:t xml:space="preserve">Function: main</w:t>
+      </w:r>
+    </w:p>
+    <w:bookmarkStart w:id="30" w:name="overview-3"/>
+    <w:p>
+      <w:pPr>
         <w:pStyle w:val="Heading2"/>
       </w:pPr>
       <w:r>
         <w:rPr>
           <w:rStyle w:val="SectionNumber"/>
         </w:rPr>
-        <w:t xml:space="preserve">3.6</w:t>
-      </w:r>
-      <w:r>
-        <w:tab/>
-      </w:r>
-      <w:r>
-        <w:t xml:space="preserve">FunctionDef main</w:t>
-      </w:r>
-    </w:p>
-    <w:bookmarkEnd w:id="29"/>
-    <w:bookmarkEnd w:id="30"/>
-    <w:bookmarkStart w:id="36" w:name="function-main"/>
-    <w:p>
-      <w:pPr>
-        <w:pStyle w:val="Heading1"/>
-      </w:pPr>
-      <w:r>
-        <w:rPr>
-          <w:rStyle w:val="SectionNumber"/>
-        </w:rPr>
-        <w:t xml:space="preserve">4</w:t>
-      </w:r>
-      <w:r>
-        <w:tab/>
-      </w:r>
-      <w:r>
-        <w:t xml:space="preserve">Function: main</w:t>
-      </w:r>
-    </w:p>
-    <w:bookmarkStart w:id="31" w:name="overview-3"/>
-    <w:p>
-      <w:pPr>
-        <w:pStyle w:val="Heading2"/>
-      </w:pPr>
-      <w:r>
-        <w:rPr>
-          <w:rStyle w:val="SectionNumber"/>
-        </w:rPr>
-        <w:t xml:space="preserve">4.1</w:t>
+        <w:t xml:space="preserve">3.1</w:t>
       </w:r>
       <w:r>
         <w:tab/>
@@ -4762,8 +4763,8 @@
         <w:t xml:space="preserve">function serves as the entry point for the program, demonstrating the usage of several utility functions to find a maximum value in an array, calculate string length, and determine if a number is prime.</w:t>
       </w:r>
     </w:p>
-    <w:bookmarkEnd w:id="31"/>
-    <w:bookmarkStart w:id="32" w:name="parameters-3"/>
+    <w:bookmarkEnd w:id="30"/>
+    <w:bookmarkStart w:id="31" w:name="parameters-3"/>
     <w:p>
       <w:pPr>
         <w:pStyle w:val="Heading2"/>
@@ -4772,7 +4773,7 @@
         <w:rPr>
           <w:rStyle w:val="SectionNumber"/>
         </w:rPr>
-        <w:t xml:space="preserve">4.2</w:t>
+        <w:t xml:space="preserve">3.2</w:t>
       </w:r>
       <w:r>
         <w:tab/>
@@ -4789,8 +4790,8 @@
         <w:t xml:space="preserve">This function does not take any parameters.</w:t>
       </w:r>
     </w:p>
-    <w:bookmarkEnd w:id="32"/>
-    <w:bookmarkStart w:id="33" w:name="description-3"/>
+    <w:bookmarkEnd w:id="31"/>
+    <w:bookmarkStart w:id="32" w:name="description-3"/>
     <w:p>
       <w:pPr>
         <w:pStyle w:val="Heading2"/>
@@ -4799,7 +4800,7 @@
         <w:rPr>
           <w:rStyle w:val="SectionNumber"/>
         </w:rPr>
-        <w:t xml:space="preserve">4.3</w:t>
+        <w:t xml:space="preserve">3.3</w:t>
       </w:r>
       <w:r>
         <w:tab/>
@@ -5253,8 +5254,8 @@
         <w:t xml:space="preserve">to the operating system, which conventionally signifies that the program executed successfully without errors.</w:t>
       </w:r>
     </w:p>
-    <w:bookmarkEnd w:id="33"/>
-    <w:bookmarkStart w:id="34" w:name="usage-notes-3"/>
+    <w:bookmarkEnd w:id="32"/>
+    <w:bookmarkStart w:id="33" w:name="usage-notes-3"/>
     <w:p>
       <w:pPr>
         <w:pStyle w:val="Heading2"/>
@@ -5263,7 +5264,7 @@
         <w:rPr>
           <w:rStyle w:val="SectionNumber"/>
         </w:rPr>
-        <w:t xml:space="preserve">4.4</w:t>
+        <w:t xml:space="preserve">3.4</w:t>
       </w:r>
       <w:r>
         <w:tab/>
@@ -5472,8 +5473,8 @@
         <w:t xml:space="preserve">17 is a prime number.</w:t>
       </w:r>
     </w:p>
-    <w:bookmarkEnd w:id="34"/>
-    <w:bookmarkStart w:id="35" w:name="example-3"/>
+    <w:bookmarkEnd w:id="33"/>
+    <w:bookmarkStart w:id="34" w:name="example-3"/>
     <w:p>
       <w:pPr>
         <w:pStyle w:val="Heading2"/>
@@ -5482,7 +5483,7 @@
         <w:rPr>
           <w:rStyle w:val="SectionNumber"/>
         </w:rPr>
-        <w:t xml:space="preserve">4.5</w:t>
+        <w:t xml:space="preserve">3.5</w:t>
       </w:r>
       <w:r>
         <w:tab/>
@@ -5624,8 +5625,8 @@
         </w:pict>
       </w:r>
     </w:p>
+    <w:bookmarkEnd w:id="34"/>
     <w:bookmarkEnd w:id="35"/>
-    <w:bookmarkEnd w:id="36"/>
     <w:sectPr>
       <w:pgSz w:h="15840" w:w="12240"/>
       <w:pgMar w:bottom="1440" w:footer="720" w:gutter="0" w:header="720" w:left="1800" w:right="1800" w:top="1440"/>

--- a/program.docx
+++ b/program.docx
@@ -1564,7 +1564,7 @@
     </w:p>
     <w:bookmarkEnd w:id="15"/>
     <w:bookmarkEnd w:id="16"/>
-    <w:bookmarkStart w:id="29" w:name="function-stringlength"/>
+    <w:bookmarkStart w:id="23" w:name="function-stringlength"/>
     <w:p>
       <w:pPr>
         <w:pStyle w:val="Heading1"/>
@@ -3111,28 +3111,27 @@
         <w:t xml:space="preserve">FunctionDef getRandom(min, max)</w:t>
       </w:r>
     </w:p>
+    <w:bookmarkEnd w:id="22"/>
+    <w:bookmarkEnd w:id="23"/>
+    <w:bookmarkStart w:id="30" w:name="function-getrandomint-min-int-max"/>
     <w:p>
       <w:pPr>
-        <w:pStyle w:val="FirstParagraph"/>
-      </w:pPr>
-      <w:r>
-        <w:t xml:space="preserve">Doc is waiting to be generated…</w:t>
-      </w:r>
-      <w:r>
-        <w:t xml:space="preserve"> </w:t>
-      </w:r>
-      <w:r>
-        <w:t xml:space="preserve">## FunctionDef isPrime(n)</w:t>
-      </w:r>
-      <w:r>
-        <w:t xml:space="preserve"> </w:t>
-      </w:r>
-      <w:r>
-        <w:t xml:space="preserve"># Function: isPrime(int n)</w:t>
+        <w:pStyle w:val="Heading1"/>
+      </w:pPr>
+      <w:r>
+        <w:rPr>
+          <w:rStyle w:val="SectionNumber"/>
+        </w:rPr>
+        <w:t xml:space="preserve">3</w:t>
+      </w:r>
+      <w:r>
+        <w:tab/>
+      </w:r>
+      <w:r>
+        <w:t xml:space="preserve">Function: getRandom(int min, int max)</w:t>
       </w:r>
     </w:p>
-    <w:bookmarkEnd w:id="22"/>
-    <w:bookmarkStart w:id="23" w:name="overview-2"/>
+    <w:bookmarkStart w:id="24" w:name="overview-2"/>
     <w:p>
       <w:pPr>
         <w:pStyle w:val="Heading2"/>
@@ -3141,7 +3140,7 @@
         <w:rPr>
           <w:rStyle w:val="SectionNumber"/>
         </w:rPr>
-        <w:t xml:space="preserve">2.7</w:t>
+        <w:t xml:space="preserve">3.1</w:t>
       </w:r>
       <w:r>
         <w:tab/>
@@ -3164,17 +3163,17 @@
         <w:rPr>
           <w:rStyle w:val="VerbatimChar"/>
         </w:rPr>
-        <w:t xml:space="preserve">isPrime</w:t>
-      </w:r>
-      <w:r>
-        <w:t xml:space="preserve"> </w:t>
-      </w:r>
-      <w:r>
-        <w:t xml:space="preserve">function determines whether a given integer is a prime number.</w:t>
+        <w:t xml:space="preserve">getRandom</w:t>
+      </w:r>
+      <w:r>
+        <w:t xml:space="preserve"> </w:t>
+      </w:r>
+      <w:r>
+        <w:t xml:space="preserve">function generates a pseudo-random integer within a specified inclusive range.</w:t>
       </w:r>
     </w:p>
-    <w:bookmarkEnd w:id="23"/>
-    <w:bookmarkStart w:id="24" w:name="parameters-2"/>
+    <w:bookmarkEnd w:id="24"/>
+    <w:bookmarkStart w:id="25" w:name="parameters-2"/>
     <w:p>
       <w:pPr>
         <w:pStyle w:val="Heading2"/>
@@ -3183,13 +3182,475 @@
         <w:rPr>
           <w:rStyle w:val="SectionNumber"/>
         </w:rPr>
-        <w:t xml:space="preserve">2.8</w:t>
+        <w:t xml:space="preserve">3.2</w:t>
       </w:r>
       <w:r>
         <w:tab/>
       </w:r>
       <w:r>
-        <w:t xml:space="preserve">Parameters</w:t>
+        <w:t xml:space="preserve">parameters</w:t>
+      </w:r>
+    </w:p>
+    <w:tbl>
+      <w:tblPr>
+        <w:tblStyle w:val="Table"/>
+        <w:tblW w:type="pct" w:w="5000"/>
+        <w:tblLayout w:type="fixed"/>
+        <w:tblLook w:firstRow="1" w:lastRow="0" w:firstColumn="0" w:lastColumn="0" w:noHBand="0" w:noVBand="0" w:val="0020"/>
+      </w:tblPr>
+      <w:tblGrid>
+        <w:gridCol w:w="2904"/>
+        <w:gridCol w:w="1584"/>
+        <w:gridCol w:w="3432"/>
+      </w:tblGrid>
+      <w:tr>
+        <w:trPr>
+          <w:tblHeader w:val="on"/>
+        </w:trPr>
+        <w:tc>
+          <w:tcPr/>
+          <w:p>
+            <w:pPr>
+              <w:pStyle w:val="Compact"/>
+            </w:pPr>
+            <w:r>
+              <w:t xml:space="preserve">Parameter</w:t>
+            </w:r>
+          </w:p>
+        </w:tc>
+        <w:tc>
+          <w:tcPr/>
+          <w:p>
+            <w:pPr>
+              <w:pStyle w:val="Compact"/>
+            </w:pPr>
+            <w:r>
+              <w:t xml:space="preserve">Type</w:t>
+            </w:r>
+          </w:p>
+        </w:tc>
+        <w:tc>
+          <w:tcPr/>
+          <w:p>
+            <w:pPr>
+              <w:pStyle w:val="Compact"/>
+            </w:pPr>
+            <w:r>
+              <w:t xml:space="preserve">Description</w:t>
+            </w:r>
+          </w:p>
+        </w:tc>
+      </w:tr>
+      <w:tr>
+        <w:tc>
+          <w:tcPr/>
+          <w:p>
+            <w:pPr>
+              <w:pStyle w:val="Compact"/>
+            </w:pPr>
+            <w:r>
+              <w:rPr>
+                <w:rStyle w:val="VerbatimChar"/>
+              </w:rPr>
+              <w:t xml:space="preserve">min</w:t>
+            </w:r>
+          </w:p>
+        </w:tc>
+        <w:tc>
+          <w:tcPr/>
+          <w:p>
+            <w:pPr>
+              <w:pStyle w:val="Compact"/>
+            </w:pPr>
+            <w:r>
+              <w:t xml:space="preserve">int</w:t>
+            </w:r>
+          </w:p>
+        </w:tc>
+        <w:tc>
+          <w:tcPr/>
+          <w:p>
+            <w:pPr>
+              <w:pStyle w:val="Compact"/>
+            </w:pPr>
+            <w:r>
+              <w:t xml:space="preserve">The minimum possible value for the random number (inclusive).</w:t>
+            </w:r>
+          </w:p>
+        </w:tc>
+      </w:tr>
+      <w:tr>
+        <w:tc>
+          <w:tcPr/>
+          <w:p>
+            <w:pPr>
+              <w:pStyle w:val="Compact"/>
+            </w:pPr>
+            <w:r>
+              <w:rPr>
+                <w:rStyle w:val="VerbatimChar"/>
+              </w:rPr>
+              <w:t xml:space="preserve">max</w:t>
+            </w:r>
+          </w:p>
+        </w:tc>
+        <w:tc>
+          <w:tcPr/>
+          <w:p>
+            <w:pPr>
+              <w:pStyle w:val="Compact"/>
+            </w:pPr>
+            <w:r>
+              <w:t xml:space="preserve">int</w:t>
+            </w:r>
+          </w:p>
+        </w:tc>
+        <w:tc>
+          <w:tcPr/>
+          <w:p>
+            <w:pPr>
+              <w:pStyle w:val="Compact"/>
+            </w:pPr>
+            <w:r>
+              <w:t xml:space="preserve">The maximum possible value for the random number (inclusive).</w:t>
+            </w:r>
+          </w:p>
+        </w:tc>
+      </w:tr>
+    </w:tbl>
+    <w:bookmarkEnd w:id="25"/>
+    <w:bookmarkStart w:id="26" w:name="description-2"/>
+    <w:p>
+      <w:pPr>
+        <w:pStyle w:val="Heading2"/>
+      </w:pPr>
+      <w:r>
+        <w:rPr>
+          <w:rStyle w:val="SectionNumber"/>
+        </w:rPr>
+        <w:t xml:space="preserve">3.3</w:t>
+      </w:r>
+      <w:r>
+        <w:tab/>
+      </w:r>
+      <w:r>
+        <w:t xml:space="preserve">Description</w:t>
+      </w:r>
+    </w:p>
+    <w:p>
+      <w:pPr>
+        <w:pStyle w:val="FirstParagraph"/>
+      </w:pPr>
+      <w:r>
+        <w:t xml:space="preserve">This function provides a reliable way to obtain a random integer between two boundary values,</w:t>
+      </w:r>
+      <w:r>
+        <w:t xml:space="preserve"> </w:t>
+      </w:r>
+      <w:r>
+        <w:rPr>
+          <w:rStyle w:val="VerbatimChar"/>
+        </w:rPr>
+        <w:t xml:space="preserve">min</w:t>
+      </w:r>
+      <w:r>
+        <w:t xml:space="preserve"> </w:t>
+      </w:r>
+      <w:r>
+        <w:t xml:space="preserve">and</w:t>
+      </w:r>
+      <w:r>
+        <w:t xml:space="preserve"> </w:t>
+      </w:r>
+      <w:r>
+        <w:rPr>
+          <w:rStyle w:val="VerbatimChar"/>
+        </w:rPr>
+        <w:t xml:space="preserve">max</w:t>
+      </w:r>
+      <w:r>
+        <w:t xml:space="preserve">.</w:t>
+      </w:r>
+    </w:p>
+    <w:p>
+      <w:pPr>
+        <w:pStyle w:val="BodyText"/>
+      </w:pPr>
+      <w:r>
+        <w:t xml:space="preserve">The function first ensures that the range is valid. It checks if</w:t>
+      </w:r>
+      <w:r>
+        <w:t xml:space="preserve"> </w:t>
+      </w:r>
+      <w:r>
+        <w:rPr>
+          <w:rStyle w:val="VerbatimChar"/>
+        </w:rPr>
+        <w:t xml:space="preserve">min</w:t>
+      </w:r>
+      <w:r>
+        <w:t xml:space="preserve"> </w:t>
+      </w:r>
+      <w:r>
+        <w:t xml:space="preserve">is greater than</w:t>
+      </w:r>
+      <w:r>
+        <w:t xml:space="preserve"> </w:t>
+      </w:r>
+      <w:r>
+        <w:rPr>
+          <w:rStyle w:val="VerbatimChar"/>
+        </w:rPr>
+        <w:t xml:space="preserve">max</w:t>
+      </w:r>
+      <w:r>
+        <w:t xml:space="preserve">. If this condition is true, it swaps the values of</w:t>
+      </w:r>
+      <w:r>
+        <w:t xml:space="preserve"> </w:t>
+      </w:r>
+      <w:r>
+        <w:rPr>
+          <w:rStyle w:val="VerbatimChar"/>
+        </w:rPr>
+        <w:t xml:space="preserve">min</w:t>
+      </w:r>
+      <w:r>
+        <w:t xml:space="preserve"> </w:t>
+      </w:r>
+      <w:r>
+        <w:t xml:space="preserve">and</w:t>
+      </w:r>
+      <w:r>
+        <w:t xml:space="preserve"> </w:t>
+      </w:r>
+      <w:r>
+        <w:rPr>
+          <w:rStyle w:val="VerbatimChar"/>
+        </w:rPr>
+        <w:t xml:space="preserve">max</w:t>
+      </w:r>
+      <w:r>
+        <w:t xml:space="preserve"> </w:t>
+      </w:r>
+      <w:r>
+        <w:t xml:space="preserve">internally. This makes the function robust, as it will work correctly even if the arguments are passed in the wrong order.</w:t>
+      </w:r>
+    </w:p>
+    <w:p>
+      <w:pPr>
+        <w:pStyle w:val="BodyText"/>
+      </w:pPr>
+      <w:r>
+        <w:t xml:space="preserve">The core logic for generating the random number is in the return statement:</w:t>
+      </w:r>
+      <w:r>
+        <w:t xml:space="preserve"> </w:t>
+      </w:r>
+      <w:r>
+        <w:rPr>
+          <w:rStyle w:val="VerbatimChar"/>
+        </w:rPr>
+        <w:t xml:space="preserve">return min + rand() % (max - min + 1);</w:t>
+      </w:r>
+      <w:r>
+        <w:t xml:space="preserve">.</w:t>
+      </w:r>
+      <w:r>
+        <w:t xml:space="preserve"> </w:t>
+      </w:r>
+      <w:r>
+        <w:t xml:space="preserve">-</w:t>
+      </w:r>
+      <w:r>
+        <w:t xml:space="preserve"> </w:t>
+      </w:r>
+      <w:r>
+        <w:rPr>
+          <w:rStyle w:val="VerbatimChar"/>
+        </w:rPr>
+        <w:t xml:space="preserve">rand()</w:t>
+      </w:r>
+      <w:r>
+        <w:t xml:space="preserve">: This standard C library function returns a pseudo-random integer.</w:t>
+      </w:r>
+      <w:r>
+        <w:t xml:space="preserve"> </w:t>
+      </w:r>
+      <w:r>
+        <w:t xml:space="preserve">-</w:t>
+      </w:r>
+      <w:r>
+        <w:t xml:space="preserve"> </w:t>
+      </w:r>
+      <w:r>
+        <w:rPr>
+          <w:rStyle w:val="VerbatimChar"/>
+        </w:rPr>
+        <w:t xml:space="preserve">(max - min + 1)</w:t>
+      </w:r>
+      <w:r>
+        <w:t xml:space="preserve">: This expression calculates the size of the desired range. For example, for a range from 5 to 10, this evaluates to</w:t>
+      </w:r>
+      <w:r>
+        <w:t xml:space="preserve"> </w:t>
+      </w:r>
+      <w:r>
+        <w:rPr>
+          <w:rStyle w:val="VerbatimChar"/>
+        </w:rPr>
+        <w:t xml:space="preserve">10 - 5 + 1 = 6</w:t>
+      </w:r>
+      <w:r>
+        <w:t xml:space="preserve">.</w:t>
+      </w:r>
+      <w:r>
+        <w:t xml:space="preserve"> </w:t>
+      </w:r>
+      <w:r>
+        <w:t xml:space="preserve">-</w:t>
+      </w:r>
+      <w:r>
+        <w:t xml:space="preserve"> </w:t>
+      </w:r>
+      <w:r>
+        <w:rPr>
+          <w:rStyle w:val="VerbatimChar"/>
+        </w:rPr>
+        <w:t xml:space="preserve">rand() % (max - min + 1)</w:t>
+      </w:r>
+      <w:r>
+        <w:t xml:space="preserve">: The modulo operator (</w:t>
+      </w:r>
+      <w:r>
+        <w:rPr>
+          <w:rStyle w:val="VerbatimChar"/>
+        </w:rPr>
+        <w:t xml:space="preserve">%</w:t>
+      </w:r>
+      <w:r>
+        <w:t xml:space="preserve">) constrains the result of</w:t>
+      </w:r>
+      <w:r>
+        <w:t xml:space="preserve"> </w:t>
+      </w:r>
+      <w:r>
+        <w:rPr>
+          <w:rStyle w:val="VerbatimChar"/>
+        </w:rPr>
+        <w:t xml:space="preserve">rand()</w:t>
+      </w:r>
+      <w:r>
+        <w:t xml:space="preserve"> </w:t>
+      </w:r>
+      <w:r>
+        <w:t xml:space="preserve">to a number between</w:t>
+      </w:r>
+      <w:r>
+        <w:t xml:space="preserve"> </w:t>
+      </w:r>
+      <w:r>
+        <w:rPr>
+          <w:rStyle w:val="VerbatimChar"/>
+        </w:rPr>
+        <w:t xml:space="preserve">0</w:t>
+      </w:r>
+      <w:r>
+        <w:t xml:space="preserve"> </w:t>
+      </w:r>
+      <w:r>
+        <w:t xml:space="preserve">and</w:t>
+      </w:r>
+      <w:r>
+        <w:t xml:space="preserve"> </w:t>
+      </w:r>
+      <w:r>
+        <w:rPr>
+          <w:rStyle w:val="VerbatimChar"/>
+        </w:rPr>
+        <w:t xml:space="preserve">max - min</w:t>
+      </w:r>
+      <w:r>
+        <w:t xml:space="preserve">.</w:t>
+      </w:r>
+      <w:r>
+        <w:t xml:space="preserve"> </w:t>
+      </w:r>
+      <w:r>
+        <w:t xml:space="preserve">-</w:t>
+      </w:r>
+      <w:r>
+        <w:t xml:space="preserve"> </w:t>
+      </w:r>
+      <w:r>
+        <w:rPr>
+          <w:rStyle w:val="VerbatimChar"/>
+        </w:rPr>
+        <w:t xml:space="preserve">min + ...</w:t>
+      </w:r>
+      <w:r>
+        <w:t xml:space="preserve">: This adds the</w:t>
+      </w:r>
+      <w:r>
+        <w:t xml:space="preserve"> </w:t>
+      </w:r>
+      <w:r>
+        <w:rPr>
+          <w:rStyle w:val="VerbatimChar"/>
+        </w:rPr>
+        <w:t xml:space="preserve">min</w:t>
+      </w:r>
+      <w:r>
+        <w:t xml:space="preserve"> </w:t>
+      </w:r>
+      <w:r>
+        <w:t xml:space="preserve">value to the result, effectively shifting the range from</w:t>
+      </w:r>
+      <w:r>
+        <w:t xml:space="preserve"> </w:t>
+      </w:r>
+      <w:r>
+        <w:rPr>
+          <w:rStyle w:val="VerbatimChar"/>
+        </w:rPr>
+        <w:t xml:space="preserve">[0, max - min]</w:t>
+      </w:r>
+      <w:r>
+        <w:t xml:space="preserve"> </w:t>
+      </w:r>
+      <w:r>
+        <w:t xml:space="preserve">to</w:t>
+      </w:r>
+      <w:r>
+        <w:t xml:space="preserve"> </w:t>
+      </w:r>
+      <w:r>
+        <w:rPr>
+          <w:rStyle w:val="VerbatimChar"/>
+        </w:rPr>
+        <w:t xml:space="preserve">[min, max]</w:t>
+      </w:r>
+      <w:r>
+        <w:t xml:space="preserve">.</w:t>
+      </w:r>
+    </w:p>
+    <w:bookmarkEnd w:id="26"/>
+    <w:bookmarkStart w:id="27" w:name="usage-notes-2"/>
+    <w:p>
+      <w:pPr>
+        <w:pStyle w:val="Heading2"/>
+      </w:pPr>
+      <w:r>
+        <w:rPr>
+          <w:rStyle w:val="SectionNumber"/>
+        </w:rPr>
+        <w:t xml:space="preserve">3.4</w:t>
+      </w:r>
+      <w:r>
+        <w:tab/>
+      </w:r>
+      <w:r>
+        <w:t xml:space="preserve">Usage Notes</w:t>
       </w:r>
     </w:p>
     <w:p>
@@ -3201,40 +3662,49 @@
         </w:numPr>
       </w:pPr>
       <w:r>
+        <w:t xml:space="preserve">The range is inclusive, meaning both the</w:t>
+      </w:r>
+      <w:r>
+        <w:t xml:space="preserve"> </w:t>
+      </w:r>
+      <w:r>
         <w:rPr>
           <w:rStyle w:val="VerbatimChar"/>
         </w:rPr>
-        <w:t xml:space="preserve">n</w:t>
-      </w:r>
-      <w:r>
-        <w:t xml:space="preserve">: The integer to be checked for primality.</w:t>
-      </w:r>
-    </w:p>
-    <w:bookmarkEnd w:id="24"/>
-    <w:bookmarkStart w:id="25" w:name="description-2"/>
-    <w:p>
-      <w:pPr>
-        <w:pStyle w:val="Heading2"/>
-      </w:pPr>
-      <w:r>
-        <w:rPr>
-          <w:rStyle w:val="SectionNumber"/>
-        </w:rPr>
-        <w:t xml:space="preserve">2.9</w:t>
-      </w:r>
-      <w:r>
-        <w:tab/>
-      </w:r>
-      <w:r>
-        <w:t xml:space="preserve">Description</w:t>
+        <w:t xml:space="preserve">min</w:t>
+      </w:r>
+      <w:r>
+        <w:t xml:space="preserve"> </w:t>
+      </w:r>
+      <w:r>
+        <w:t xml:space="preserve">and</w:t>
+      </w:r>
+      <w:r>
+        <w:t xml:space="preserve"> </w:t>
+      </w:r>
+      <w:r>
+        <w:rPr>
+          <w:rStyle w:val="VerbatimChar"/>
+        </w:rPr>
+        <w:t xml:space="preserve">max</w:t>
+      </w:r>
+      <w:r>
+        <w:t xml:space="preserve"> </w:t>
+      </w:r>
+      <w:r>
+        <w:t xml:space="preserve">values are potential return values.</w:t>
       </w:r>
     </w:p>
     <w:p>
       <w:pPr>
-        <w:pStyle w:val="FirstParagraph"/>
-      </w:pPr>
-      <w:r>
-        <w:t xml:space="preserve">This function provides an efficient method to check if an integer</w:t>
+        <w:pStyle w:val="Compact"/>
+        <w:numPr>
+          <w:ilvl w:val="0"/>
+          <w:numId w:val="1004"/>
+        </w:numPr>
+      </w:pPr>
+      <w:r>
+        <w:t xml:space="preserve">The function automatically handles cases where</w:t>
       </w:r>
       <w:r>
         <w:t xml:space="preserve"> </w:t>
@@ -3243,21 +3713,25 @@
         <w:rPr>
           <w:rStyle w:val="VerbatimChar"/>
         </w:rPr>
-        <w:t xml:space="preserve">n</w:t>
-      </w:r>
-      <w:r>
-        <w:t xml:space="preserve"> </w:t>
-      </w:r>
-      <w:r>
-        <w:t xml:space="preserve">is a prime number.</w:t>
+        <w:t xml:space="preserve">min &gt; max</w:t>
+      </w:r>
+      <w:r>
+        <w:t xml:space="preserve"> </w:t>
+      </w:r>
+      <w:r>
+        <w:t xml:space="preserve">by swapping the values.</w:t>
       </w:r>
     </w:p>
     <w:p>
       <w:pPr>
-        <w:pStyle w:val="BodyText"/>
-      </w:pPr>
-      <w:r>
-        <w:t xml:space="preserve">The logic begins by handling the base cases. According to the definition of prime numbers, any integer less than or equal to 1 is not prime. The function first checks if</w:t>
+        <w:pStyle w:val="Compact"/>
+        <w:numPr>
+          <w:ilvl w:val="0"/>
+          <w:numId w:val="1004"/>
+        </w:numPr>
+      </w:pPr>
+      <w:r>
+        <w:t xml:space="preserve">For</w:t>
       </w:r>
       <w:r>
         <w:t xml:space="preserve"> </w:t>
@@ -3266,13 +3740,13 @@
         <w:rPr>
           <w:rStyle w:val="VerbatimChar"/>
         </w:rPr>
-        <w:t xml:space="preserve">n &lt;= 1</w:t>
-      </w:r>
-      <w:r>
-        <w:t xml:space="preserve"> </w:t>
-      </w:r>
-      <w:r>
-        <w:t xml:space="preserve">and, if this condition is met, it immediately returns</w:t>
+        <w:t xml:space="preserve">rand()</w:t>
+      </w:r>
+      <w:r>
+        <w:t xml:space="preserve"> </w:t>
+      </w:r>
+      <w:r>
+        <w:t xml:space="preserve">to produce different sequences of numbers each time the program runs, it must be seeded. This is typically done once at the start of the program (e.g., in</w:t>
       </w:r>
       <w:r>
         <w:t xml:space="preserve"> </w:t>
@@ -3281,18 +3755,67 @@
         <w:rPr>
           <w:rStyle w:val="VerbatimChar"/>
         </w:rPr>
-        <w:t xml:space="preserve">false</w:t>
-      </w:r>
-      <w:r>
-        <w:t xml:space="preserve">.</w:t>
+        <w:t xml:space="preserve">main</w:t>
+      </w:r>
+      <w:r>
+        <w:t xml:space="preserve">) by calling</w:t>
+      </w:r>
+      <w:r>
+        <w:t xml:space="preserve"> </w:t>
+      </w:r>
+      <w:r>
+        <w:rPr>
+          <w:rStyle w:val="VerbatimChar"/>
+        </w:rPr>
+        <w:t xml:space="preserve">srand(time(NULL))</w:t>
+      </w:r>
+      <w:r>
+        <w:t xml:space="preserve">. You must include the</w:t>
+      </w:r>
+      <w:r>
+        <w:t xml:space="preserve"> </w:t>
+      </w:r>
+      <w:r>
+        <w:rPr>
+          <w:rStyle w:val="VerbatimChar"/>
+        </w:rPr>
+        <w:t xml:space="preserve">&lt;stdlib.h&gt;</w:t>
+      </w:r>
+      <w:r>
+        <w:t xml:space="preserve"> </w:t>
+      </w:r>
+      <w:r>
+        <w:t xml:space="preserve">and</w:t>
+      </w:r>
+      <w:r>
+        <w:t xml:space="preserve"> </w:t>
+      </w:r>
+      <w:r>
+        <w:rPr>
+          <w:rStyle w:val="VerbatimChar"/>
+        </w:rPr>
+        <w:t xml:space="preserve">&lt;time.h&gt;</w:t>
+      </w:r>
+      <w:r>
+        <w:t xml:space="preserve"> </w:t>
+      </w:r>
+      <w:r>
+        <w:t xml:space="preserve">headers for this.</w:t>
       </w:r>
     </w:p>
     <w:p>
       <w:pPr>
-        <w:pStyle w:val="BodyText"/>
-      </w:pPr>
-      <w:r>
-        <w:t xml:space="preserve">If</w:t>
+        <w:pStyle w:val="FirstParagraph"/>
+      </w:pPr>
+      <w:r>
+        <w:rPr>
+          <w:b/>
+          <w:bCs/>
+        </w:rPr>
+        <w:t xml:space="preserve">Output Example</w:t>
+      </w:r>
+      <w:r>
+        <w:t xml:space="preserve">: A single integer value within the specified range. For</w:t>
       </w:r>
       <w:r>
         <w:t xml:space="preserve"> </w:t>
@@ -3301,13 +3824,10 @@
         <w:rPr>
           <w:rStyle w:val="VerbatimChar"/>
         </w:rPr>
-        <w:t xml:space="preserve">n</w:t>
-      </w:r>
-      <w:r>
-        <w:t xml:space="preserve"> </w:t>
-      </w:r>
-      <w:r>
-        <w:t xml:space="preserve">is greater than 1, the function proceeds to check for factors. It iterates through integers starting from</w:t>
+        <w:t xml:space="preserve">getRandom(1, 100)</w:t>
+      </w:r>
+      <w:r>
+        <w:t xml:space="preserve">, a possible output is</w:t>
       </w:r>
       <w:r>
         <w:t xml:space="preserve"> </w:t>
@@ -3316,179 +3836,982 @@
         <w:rPr>
           <w:rStyle w:val="VerbatimChar"/>
         </w:rPr>
-        <w:t xml:space="preserve">i = 2</w:t>
-      </w:r>
-      <w:r>
-        <w:t xml:space="preserve"> </w:t>
-      </w:r>
-      <w:r>
-        <w:t xml:space="preserve">up to the square root of</w:t>
-      </w:r>
-      <w:r>
-        <w:t xml:space="preserve"> </w:t>
-      </w:r>
-      <w:r>
-        <w:rPr>
-          <w:rStyle w:val="VerbatimChar"/>
-        </w:rPr>
-        <w:t xml:space="preserve">n</w:t>
-      </w:r>
-      <w:r>
-        <w:t xml:space="preserve">. The loop condition</w:t>
-      </w:r>
-      <w:r>
-        <w:t xml:space="preserve"> </w:t>
-      </w:r>
-      <w:r>
-        <w:rPr>
-          <w:rStyle w:val="VerbatimChar"/>
-        </w:rPr>
-        <w:t xml:space="preserve">i * i &lt;= n</w:t>
-      </w:r>
-      <w:r>
-        <w:t xml:space="preserve"> </w:t>
-      </w:r>
-      <w:r>
-        <w:t xml:space="preserve">is an optimization that avoids checking divisors beyond the square root of</w:t>
-      </w:r>
-      <w:r>
-        <w:t xml:space="preserve"> </w:t>
-      </w:r>
-      <w:r>
-        <w:rPr>
-          <w:rStyle w:val="VerbatimChar"/>
-        </w:rPr>
-        <w:t xml:space="preserve">n</w:t>
-      </w:r>
-      <w:r>
-        <w:t xml:space="preserve">, as any factor larger than the square root would have a corresponding factor smaller than it.</w:t>
+        <w:t xml:space="preserve">42</w:t>
+      </w:r>
+      <w:r>
+        <w:t xml:space="preserve">.</w:t>
+      </w:r>
+    </w:p>
+    <w:bookmarkEnd w:id="27"/>
+    <w:bookmarkStart w:id="28" w:name="example-2"/>
+    <w:p>
+      <w:pPr>
+        <w:pStyle w:val="Heading2"/>
+      </w:pPr>
+      <w:r>
+        <w:rPr>
+          <w:rStyle w:val="SectionNumber"/>
+        </w:rPr>
+        <w:t xml:space="preserve">3.5</w:t>
+      </w:r>
+      <w:r>
+        <w:tab/>
+      </w:r>
+      <w:r>
+        <w:t xml:space="preserve">Example</w:t>
       </w:r>
     </w:p>
     <w:p>
       <w:pPr>
-        <w:pStyle w:val="BodyText"/>
-      </w:pPr>
-      <w:r>
-        <w:t xml:space="preserve">Inside the loop, it uses the modulo operator (</w:t>
+        <w:pStyle w:val="FirstParagraph"/>
+      </w:pPr>
+      <w:r>
+        <w:t xml:space="preserve">The following C code demonstrates how to use the</w:t>
+      </w:r>
+      <w:r>
+        <w:t xml:space="preserve"> </w:t>
       </w:r>
       <w:r>
         <w:rPr>
           <w:rStyle w:val="VerbatimChar"/>
         </w:rPr>
-        <w:t xml:space="preserve">%</w:t>
-      </w:r>
-      <w:r>
-        <w:t xml:space="preserve">) to check if</w:t>
-      </w:r>
-      <w:r>
-        <w:t xml:space="preserve"> </w:t>
-      </w:r>
-      <w:r>
-        <w:rPr>
-          <w:rStyle w:val="VerbatimChar"/>
-        </w:rPr>
-        <w:t xml:space="preserve">n</w:t>
-      </w:r>
-      <w:r>
-        <w:t xml:space="preserve"> </w:t>
-      </w:r>
-      <w:r>
-        <w:t xml:space="preserve">is perfectly divisible by the current integer</w:t>
-      </w:r>
-      <w:r>
-        <w:t xml:space="preserve"> </w:t>
-      </w:r>
-      <w:r>
-        <w:rPr>
-          <w:rStyle w:val="VerbatimChar"/>
-        </w:rPr>
-        <w:t xml:space="preserve">i</w:t>
-      </w:r>
-      <w:r>
-        <w:t xml:space="preserve">. If</w:t>
-      </w:r>
-      <w:r>
-        <w:t xml:space="preserve"> </w:t>
-      </w:r>
-      <w:r>
-        <w:rPr>
-          <w:rStyle w:val="VerbatimChar"/>
-        </w:rPr>
-        <w:t xml:space="preserve">n % i == 0</w:t>
-      </w:r>
-      <w:r>
-        <w:t xml:space="preserve"> </w:t>
-      </w:r>
-      <w:r>
-        <w:t xml:space="preserve">is true, it means a factor other than 1 and</w:t>
-      </w:r>
-      <w:r>
-        <w:t xml:space="preserve"> </w:t>
-      </w:r>
-      <w:r>
-        <w:rPr>
-          <w:rStyle w:val="VerbatimChar"/>
-        </w:rPr>
-        <w:t xml:space="preserve">n</w:t>
-      </w:r>
-      <w:r>
-        <w:t xml:space="preserve"> </w:t>
-      </w:r>
-      <w:r>
-        <w:t xml:space="preserve">has been found, so</w:t>
-      </w:r>
-      <w:r>
-        <w:t xml:space="preserve"> </w:t>
-      </w:r>
-      <w:r>
-        <w:rPr>
-          <w:rStyle w:val="VerbatimChar"/>
-        </w:rPr>
-        <w:t xml:space="preserve">n</w:t>
-      </w:r>
-      <w:r>
-        <w:t xml:space="preserve"> </w:t>
-      </w:r>
-      <w:r>
-        <w:t xml:space="preserve">is not a prime number. In this case, the function returns</w:t>
-      </w:r>
-      <w:r>
-        <w:t xml:space="preserve"> </w:t>
-      </w:r>
-      <w:r>
-        <w:rPr>
-          <w:rStyle w:val="VerbatimChar"/>
-        </w:rPr>
-        <w:t xml:space="preserve">false</w:t>
-      </w:r>
-      <w:r>
-        <w:t xml:space="preserve"> </w:t>
-      </w:r>
-      <w:r>
-        <w:t xml:space="preserve">and terminates.</w:t>
+        <w:t xml:space="preserve">getRandom</w:t>
+      </w:r>
+      <w:r>
+        <w:t xml:space="preserve"> </w:t>
+      </w:r>
+      <w:r>
+        <w:t xml:space="preserve">function. It includes the necessary seeding for the random number generator.</w:t>
       </w:r>
     </w:p>
     <w:p>
       <w:pPr>
+        <w:pStyle w:val="SourceCode"/>
+      </w:pPr>
+      <w:r>
+        <w:rPr>
+          <w:rStyle w:val="PreprocessorTok"/>
+        </w:rPr>
+        <w:t xml:space="preserve">#include </w:t>
+      </w:r>
+      <w:r>
+        <w:rPr>
+          <w:rStyle w:val="ImportTok"/>
+        </w:rPr>
+        <w:t xml:space="preserve">&lt;stdio.h&gt;</w:t>
+      </w:r>
+      <w:r>
+        <w:br/>
+      </w:r>
+      <w:r>
+        <w:rPr>
+          <w:rStyle w:val="PreprocessorTok"/>
+        </w:rPr>
+        <w:t xml:space="preserve">#include </w:t>
+      </w:r>
+      <w:r>
+        <w:rPr>
+          <w:rStyle w:val="ImportTok"/>
+        </w:rPr>
+        <w:t xml:space="preserve">&lt;stdlib.h&gt;</w:t>
+      </w:r>
+      <w:r>
+        <w:br/>
+      </w:r>
+      <w:r>
+        <w:rPr>
+          <w:rStyle w:val="PreprocessorTok"/>
+        </w:rPr>
+        <w:t xml:space="preserve">#include </w:t>
+      </w:r>
+      <w:r>
+        <w:rPr>
+          <w:rStyle w:val="ImportTok"/>
+        </w:rPr>
+        <w:t xml:space="preserve">&lt;time.h&gt;</w:t>
+      </w:r>
+      <w:r>
+        <w:br/>
+      </w:r>
+      <w:r>
+        <w:br/>
+      </w:r>
+      <w:r>
+        <w:rPr>
+          <w:rStyle w:val="CommentTok"/>
+        </w:rPr>
+        <w:t xml:space="preserve">// Definition of the getRandom function</w:t>
+      </w:r>
+      <w:r>
+        <w:br/>
+      </w:r>
+      <w:r>
+        <w:rPr>
+          <w:rStyle w:val="DataTypeTok"/>
+        </w:rPr>
+        <w:t xml:space="preserve">int</w:t>
+      </w:r>
+      <w:r>
+        <w:rPr>
+          <w:rStyle w:val="NormalTok"/>
+        </w:rPr>
+        <w:t xml:space="preserve"> getRandom</w:t>
+      </w:r>
+      <w:r>
+        <w:rPr>
+          <w:rStyle w:val="OperatorTok"/>
+        </w:rPr>
+        <w:t xml:space="preserve">(</w:t>
+      </w:r>
+      <w:r>
+        <w:rPr>
+          <w:rStyle w:val="DataTypeTok"/>
+        </w:rPr>
+        <w:t xml:space="preserve">int</w:t>
+      </w:r>
+      <w:r>
+        <w:rPr>
+          <w:rStyle w:val="NormalTok"/>
+        </w:rPr>
+        <w:t xml:space="preserve"> min</w:t>
+      </w:r>
+      <w:r>
+        <w:rPr>
+          <w:rStyle w:val="OperatorTok"/>
+        </w:rPr>
+        <w:t xml:space="preserve">,</w:t>
+      </w:r>
+      <w:r>
+        <w:rPr>
+          <w:rStyle w:val="NormalTok"/>
+        </w:rPr>
+        <w:t xml:space="preserve"> </w:t>
+      </w:r>
+      <w:r>
+        <w:rPr>
+          <w:rStyle w:val="DataTypeTok"/>
+        </w:rPr>
+        <w:t xml:space="preserve">int</w:t>
+      </w:r>
+      <w:r>
+        <w:rPr>
+          <w:rStyle w:val="NormalTok"/>
+        </w:rPr>
+        <w:t xml:space="preserve"> max</w:t>
+      </w:r>
+      <w:r>
+        <w:rPr>
+          <w:rStyle w:val="OperatorTok"/>
+        </w:rPr>
+        <w:t xml:space="preserve">)</w:t>
+      </w:r>
+      <w:r>
+        <w:rPr>
+          <w:rStyle w:val="NormalTok"/>
+        </w:rPr>
+        <w:t xml:space="preserve"> </w:t>
+      </w:r>
+      <w:r>
+        <w:rPr>
+          <w:rStyle w:val="OperatorTok"/>
+        </w:rPr>
+        <w:t xml:space="preserve">{</w:t>
+      </w:r>
+      <w:r>
+        <w:br/>
+      </w:r>
+      <w:r>
+        <w:rPr>
+          <w:rStyle w:val="NormalTok"/>
+        </w:rPr>
+        <w:t xml:space="preserve">    </w:t>
+      </w:r>
+      <w:r>
+        <w:rPr>
+          <w:rStyle w:val="ControlFlowTok"/>
+        </w:rPr>
+        <w:t xml:space="preserve">if</w:t>
+      </w:r>
+      <w:r>
+        <w:rPr>
+          <w:rStyle w:val="NormalTok"/>
+        </w:rPr>
+        <w:t xml:space="preserve"> </w:t>
+      </w:r>
+      <w:r>
+        <w:rPr>
+          <w:rStyle w:val="OperatorTok"/>
+        </w:rPr>
+        <w:t xml:space="preserve">(</w:t>
+      </w:r>
+      <w:r>
+        <w:rPr>
+          <w:rStyle w:val="NormalTok"/>
+        </w:rPr>
+        <w:t xml:space="preserve">min </w:t>
+      </w:r>
+      <w:r>
+        <w:rPr>
+          <w:rStyle w:val="OperatorTok"/>
+        </w:rPr>
+        <w:t xml:space="preserve">&gt;</w:t>
+      </w:r>
+      <w:r>
+        <w:rPr>
+          <w:rStyle w:val="NormalTok"/>
+        </w:rPr>
+        <w:t xml:space="preserve"> max</w:t>
+      </w:r>
+      <w:r>
+        <w:rPr>
+          <w:rStyle w:val="OperatorTok"/>
+        </w:rPr>
+        <w:t xml:space="preserve">)</w:t>
+      </w:r>
+      <w:r>
+        <w:rPr>
+          <w:rStyle w:val="NormalTok"/>
+        </w:rPr>
+        <w:t xml:space="preserve"> </w:t>
+      </w:r>
+      <w:r>
+        <w:rPr>
+          <w:rStyle w:val="OperatorTok"/>
+        </w:rPr>
+        <w:t xml:space="preserve">{</w:t>
+      </w:r>
+      <w:r>
+        <w:br/>
+      </w:r>
+      <w:r>
+        <w:rPr>
+          <w:rStyle w:val="NormalTok"/>
+        </w:rPr>
+        <w:t xml:space="preserve">        </w:t>
+      </w:r>
+      <w:r>
+        <w:rPr>
+          <w:rStyle w:val="DataTypeTok"/>
+        </w:rPr>
+        <w:t xml:space="preserve">int</w:t>
+      </w:r>
+      <w:r>
+        <w:rPr>
+          <w:rStyle w:val="NormalTok"/>
+        </w:rPr>
+        <w:t xml:space="preserve"> temp </w:t>
+      </w:r>
+      <w:r>
+        <w:rPr>
+          <w:rStyle w:val="OperatorTok"/>
+        </w:rPr>
+        <w:t xml:space="preserve">=</w:t>
+      </w:r>
+      <w:r>
+        <w:rPr>
+          <w:rStyle w:val="NormalTok"/>
+        </w:rPr>
+        <w:t xml:space="preserve"> min</w:t>
+      </w:r>
+      <w:r>
+        <w:rPr>
+          <w:rStyle w:val="OperatorTok"/>
+        </w:rPr>
+        <w:t xml:space="preserve">;</w:t>
+      </w:r>
+      <w:r>
+        <w:br/>
+      </w:r>
+      <w:r>
+        <w:rPr>
+          <w:rStyle w:val="NormalTok"/>
+        </w:rPr>
+        <w:t xml:space="preserve">        min </w:t>
+      </w:r>
+      <w:r>
+        <w:rPr>
+          <w:rStyle w:val="OperatorTok"/>
+        </w:rPr>
+        <w:t xml:space="preserve">=</w:t>
+      </w:r>
+      <w:r>
+        <w:rPr>
+          <w:rStyle w:val="NormalTok"/>
+        </w:rPr>
+        <w:t xml:space="preserve"> max</w:t>
+      </w:r>
+      <w:r>
+        <w:rPr>
+          <w:rStyle w:val="OperatorTok"/>
+        </w:rPr>
+        <w:t xml:space="preserve">;</w:t>
+      </w:r>
+      <w:r>
+        <w:br/>
+      </w:r>
+      <w:r>
+        <w:rPr>
+          <w:rStyle w:val="NormalTok"/>
+        </w:rPr>
+        <w:t xml:space="preserve">        max </w:t>
+      </w:r>
+      <w:r>
+        <w:rPr>
+          <w:rStyle w:val="OperatorTok"/>
+        </w:rPr>
+        <w:t xml:space="preserve">=</w:t>
+      </w:r>
+      <w:r>
+        <w:rPr>
+          <w:rStyle w:val="NormalTok"/>
+        </w:rPr>
+        <w:t xml:space="preserve"> temp</w:t>
+      </w:r>
+      <w:r>
+        <w:rPr>
+          <w:rStyle w:val="OperatorTok"/>
+        </w:rPr>
+        <w:t xml:space="preserve">;</w:t>
+      </w:r>
+      <w:r>
+        <w:br/>
+      </w:r>
+      <w:r>
+        <w:rPr>
+          <w:rStyle w:val="NormalTok"/>
+        </w:rPr>
+        <w:t xml:space="preserve">    </w:t>
+      </w:r>
+      <w:r>
+        <w:rPr>
+          <w:rStyle w:val="OperatorTok"/>
+        </w:rPr>
+        <w:t xml:space="preserve">}</w:t>
+      </w:r>
+      <w:r>
+        <w:br/>
+      </w:r>
+      <w:r>
+        <w:rPr>
+          <w:rStyle w:val="NormalTok"/>
+        </w:rPr>
+        <w:t xml:space="preserve">    </w:t>
+      </w:r>
+      <w:r>
+        <w:rPr>
+          <w:rStyle w:val="ControlFlowTok"/>
+        </w:rPr>
+        <w:t xml:space="preserve">return</w:t>
+      </w:r>
+      <w:r>
+        <w:rPr>
+          <w:rStyle w:val="NormalTok"/>
+        </w:rPr>
+        <w:t xml:space="preserve"> min </w:t>
+      </w:r>
+      <w:r>
+        <w:rPr>
+          <w:rStyle w:val="OperatorTok"/>
+        </w:rPr>
+        <w:t xml:space="preserve">+</w:t>
+      </w:r>
+      <w:r>
+        <w:rPr>
+          <w:rStyle w:val="NormalTok"/>
+        </w:rPr>
+        <w:t xml:space="preserve"> rand</w:t>
+      </w:r>
+      <w:r>
+        <w:rPr>
+          <w:rStyle w:val="OperatorTok"/>
+        </w:rPr>
+        <w:t xml:space="preserve">()</w:t>
+      </w:r>
+      <w:r>
+        <w:rPr>
+          <w:rStyle w:val="NormalTok"/>
+        </w:rPr>
+        <w:t xml:space="preserve"> </w:t>
+      </w:r>
+      <w:r>
+        <w:rPr>
+          <w:rStyle w:val="OperatorTok"/>
+        </w:rPr>
+        <w:t xml:space="preserve">%</w:t>
+      </w:r>
+      <w:r>
+        <w:rPr>
+          <w:rStyle w:val="NormalTok"/>
+        </w:rPr>
+        <w:t xml:space="preserve"> </w:t>
+      </w:r>
+      <w:r>
+        <w:rPr>
+          <w:rStyle w:val="OperatorTok"/>
+        </w:rPr>
+        <w:t xml:space="preserve">(</w:t>
+      </w:r>
+      <w:r>
+        <w:rPr>
+          <w:rStyle w:val="NormalTok"/>
+        </w:rPr>
+        <w:t xml:space="preserve">max </w:t>
+      </w:r>
+      <w:r>
+        <w:rPr>
+          <w:rStyle w:val="OperatorTok"/>
+        </w:rPr>
+        <w:t xml:space="preserve">-</w:t>
+      </w:r>
+      <w:r>
+        <w:rPr>
+          <w:rStyle w:val="NormalTok"/>
+        </w:rPr>
+        <w:t xml:space="preserve"> min </w:t>
+      </w:r>
+      <w:r>
+        <w:rPr>
+          <w:rStyle w:val="OperatorTok"/>
+        </w:rPr>
+        <w:t xml:space="preserve">+</w:t>
+      </w:r>
+      <w:r>
+        <w:rPr>
+          <w:rStyle w:val="NormalTok"/>
+        </w:rPr>
+        <w:t xml:space="preserve"> </w:t>
+      </w:r>
+      <w:r>
+        <w:rPr>
+          <w:rStyle w:val="DecValTok"/>
+        </w:rPr>
+        <w:t xml:space="preserve">1</w:t>
+      </w:r>
+      <w:r>
+        <w:rPr>
+          <w:rStyle w:val="OperatorTok"/>
+        </w:rPr>
+        <w:t xml:space="preserve">);</w:t>
+      </w:r>
+      <w:r>
+        <w:br/>
+      </w:r>
+      <w:r>
+        <w:rPr>
+          <w:rStyle w:val="OperatorTok"/>
+        </w:rPr>
+        <w:t xml:space="preserve">}</w:t>
+      </w:r>
+      <w:r>
+        <w:br/>
+      </w:r>
+      <w:r>
+        <w:br/>
+      </w:r>
+      <w:r>
+        <w:rPr>
+          <w:rStyle w:val="DataTypeTok"/>
+        </w:rPr>
+        <w:t xml:space="preserve">int</w:t>
+      </w:r>
+      <w:r>
+        <w:rPr>
+          <w:rStyle w:val="NormalTok"/>
+        </w:rPr>
+        <w:t xml:space="preserve"> main</w:t>
+      </w:r>
+      <w:r>
+        <w:rPr>
+          <w:rStyle w:val="OperatorTok"/>
+        </w:rPr>
+        <w:t xml:space="preserve">()</w:t>
+      </w:r>
+      <w:r>
+        <w:rPr>
+          <w:rStyle w:val="NormalTok"/>
+        </w:rPr>
+        <w:t xml:space="preserve"> </w:t>
+      </w:r>
+      <w:r>
+        <w:rPr>
+          <w:rStyle w:val="OperatorTok"/>
+        </w:rPr>
+        <w:t xml:space="preserve">{</w:t>
+      </w:r>
+      <w:r>
+        <w:br/>
+      </w:r>
+      <w:r>
+        <w:rPr>
+          <w:rStyle w:val="NormalTok"/>
+        </w:rPr>
+        <w:t xml:space="preserve">    </w:t>
+      </w:r>
+      <w:r>
+        <w:rPr>
+          <w:rStyle w:val="CommentTok"/>
+        </w:rPr>
+        <w:t xml:space="preserve">// Seed the random number generator once at the beginning</w:t>
+      </w:r>
+      <w:r>
+        <w:br/>
+      </w:r>
+      <w:r>
+        <w:rPr>
+          <w:rStyle w:val="NormalTok"/>
+        </w:rPr>
+        <w:t xml:space="preserve">    srand</w:t>
+      </w:r>
+      <w:r>
+        <w:rPr>
+          <w:rStyle w:val="OperatorTok"/>
+        </w:rPr>
+        <w:t xml:space="preserve">(</w:t>
+      </w:r>
+      <w:r>
+        <w:rPr>
+          <w:rStyle w:val="NormalTok"/>
+        </w:rPr>
+        <w:t xml:space="preserve">time</w:t>
+      </w:r>
+      <w:r>
+        <w:rPr>
+          <w:rStyle w:val="OperatorTok"/>
+        </w:rPr>
+        <w:t xml:space="preserve">(</w:t>
+      </w:r>
+      <w:r>
+        <w:rPr>
+          <w:rStyle w:val="NormalTok"/>
+        </w:rPr>
+        <w:t xml:space="preserve">NULL</w:t>
+      </w:r>
+      <w:r>
+        <w:rPr>
+          <w:rStyle w:val="OperatorTok"/>
+        </w:rPr>
+        <w:t xml:space="preserve">));</w:t>
+      </w:r>
+      <w:r>
+        <w:br/>
+      </w:r>
+      <w:r>
+        <w:br/>
+      </w:r>
+      <w:r>
+        <w:rPr>
+          <w:rStyle w:val="NormalTok"/>
+        </w:rPr>
+        <w:t xml:space="preserve">    </w:t>
+      </w:r>
+      <w:r>
+        <w:rPr>
+          <w:rStyle w:val="DataTypeTok"/>
+        </w:rPr>
+        <w:t xml:space="preserve">int</w:t>
+      </w:r>
+      <w:r>
+        <w:rPr>
+          <w:rStyle w:val="NormalTok"/>
+        </w:rPr>
+        <w:t xml:space="preserve"> min_val </w:t>
+      </w:r>
+      <w:r>
+        <w:rPr>
+          <w:rStyle w:val="OperatorTok"/>
+        </w:rPr>
+        <w:t xml:space="preserve">=</w:t>
+      </w:r>
+      <w:r>
+        <w:rPr>
+          <w:rStyle w:val="NormalTok"/>
+        </w:rPr>
+        <w:t xml:space="preserve"> </w:t>
+      </w:r>
+      <w:r>
+        <w:rPr>
+          <w:rStyle w:val="DecValTok"/>
+        </w:rPr>
+        <w:t xml:space="preserve">1</w:t>
+      </w:r>
+      <w:r>
+        <w:rPr>
+          <w:rStyle w:val="OperatorTok"/>
+        </w:rPr>
+        <w:t xml:space="preserve">;</w:t>
+      </w:r>
+      <w:r>
+        <w:br/>
+      </w:r>
+      <w:r>
+        <w:rPr>
+          <w:rStyle w:val="NormalTok"/>
+        </w:rPr>
+        <w:t xml:space="preserve">    </w:t>
+      </w:r>
+      <w:r>
+        <w:rPr>
+          <w:rStyle w:val="DataTypeTok"/>
+        </w:rPr>
+        <w:t xml:space="preserve">int</w:t>
+      </w:r>
+      <w:r>
+        <w:rPr>
+          <w:rStyle w:val="NormalTok"/>
+        </w:rPr>
+        <w:t xml:space="preserve"> max_val </w:t>
+      </w:r>
+      <w:r>
+        <w:rPr>
+          <w:rStyle w:val="OperatorTok"/>
+        </w:rPr>
+        <w:t xml:space="preserve">=</w:t>
+      </w:r>
+      <w:r>
+        <w:rPr>
+          <w:rStyle w:val="NormalTok"/>
+        </w:rPr>
+        <w:t xml:space="preserve"> </w:t>
+      </w:r>
+      <w:r>
+        <w:rPr>
+          <w:rStyle w:val="DecValTok"/>
+        </w:rPr>
+        <w:t xml:space="preserve">10</w:t>
+      </w:r>
+      <w:r>
+        <w:rPr>
+          <w:rStyle w:val="OperatorTok"/>
+        </w:rPr>
+        <w:t xml:space="preserve">;</w:t>
+      </w:r>
+      <w:r>
+        <w:br/>
+      </w:r>
+      <w:r>
+        <w:br/>
+      </w:r>
+      <w:r>
+        <w:rPr>
+          <w:rStyle w:val="NormalTok"/>
+        </w:rPr>
+        <w:t xml:space="preserve">    </w:t>
+      </w:r>
+      <w:r>
+        <w:rPr>
+          <w:rStyle w:val="CommentTok"/>
+        </w:rPr>
+        <w:t xml:space="preserve">// Generate and print a random number between 1 and 10</w:t>
+      </w:r>
+      <w:r>
+        <w:br/>
+      </w:r>
+      <w:r>
+        <w:rPr>
+          <w:rStyle w:val="NormalTok"/>
+        </w:rPr>
+        <w:t xml:space="preserve">    </w:t>
+      </w:r>
+      <w:r>
+        <w:rPr>
+          <w:rStyle w:val="DataTypeTok"/>
+        </w:rPr>
+        <w:t xml:space="preserve">int</w:t>
+      </w:r>
+      <w:r>
+        <w:rPr>
+          <w:rStyle w:val="NormalTok"/>
+        </w:rPr>
+        <w:t xml:space="preserve"> random_number </w:t>
+      </w:r>
+      <w:r>
+        <w:rPr>
+          <w:rStyle w:val="OperatorTok"/>
+        </w:rPr>
+        <w:t xml:space="preserve">=</w:t>
+      </w:r>
+      <w:r>
+        <w:rPr>
+          <w:rStyle w:val="NormalTok"/>
+        </w:rPr>
+        <w:t xml:space="preserve"> getRandom</w:t>
+      </w:r>
+      <w:r>
+        <w:rPr>
+          <w:rStyle w:val="OperatorTok"/>
+        </w:rPr>
+        <w:t xml:space="preserve">(</w:t>
+      </w:r>
+      <w:r>
+        <w:rPr>
+          <w:rStyle w:val="NormalTok"/>
+        </w:rPr>
+        <w:t xml:space="preserve">min_val</w:t>
+      </w:r>
+      <w:r>
+        <w:rPr>
+          <w:rStyle w:val="OperatorTok"/>
+        </w:rPr>
+        <w:t xml:space="preserve">,</w:t>
+      </w:r>
+      <w:r>
+        <w:rPr>
+          <w:rStyle w:val="NormalTok"/>
+        </w:rPr>
+        <w:t xml:space="preserve"> max_val</w:t>
+      </w:r>
+      <w:r>
+        <w:rPr>
+          <w:rStyle w:val="OperatorTok"/>
+        </w:rPr>
+        <w:t xml:space="preserve">);</w:t>
+      </w:r>
+      <w:r>
+        <w:br/>
+      </w:r>
+      <w:r>
+        <w:rPr>
+          <w:rStyle w:val="NormalTok"/>
+        </w:rPr>
+        <w:t xml:space="preserve">    printf</w:t>
+      </w:r>
+      <w:r>
+        <w:rPr>
+          <w:rStyle w:val="OperatorTok"/>
+        </w:rPr>
+        <w:t xml:space="preserve">(</w:t>
+      </w:r>
+      <w:r>
+        <w:rPr>
+          <w:rStyle w:val="StringTok"/>
+        </w:rPr>
+        <w:t xml:space="preserve">"A random number between </w:t>
+      </w:r>
+      <w:r>
+        <w:rPr>
+          <w:rStyle w:val="SpecialCharTok"/>
+        </w:rPr>
+        <w:t xml:space="preserve">%d</w:t>
+      </w:r>
+      <w:r>
+        <w:rPr>
+          <w:rStyle w:val="StringTok"/>
+        </w:rPr>
+        <w:t xml:space="preserve"> and </w:t>
+      </w:r>
+      <w:r>
+        <w:rPr>
+          <w:rStyle w:val="SpecialCharTok"/>
+        </w:rPr>
+        <w:t xml:space="preserve">%d</w:t>
+      </w:r>
+      <w:r>
+        <w:rPr>
+          <w:rStyle w:val="StringTok"/>
+        </w:rPr>
+        <w:t xml:space="preserve"> is: </w:t>
+      </w:r>
+      <w:r>
+        <w:rPr>
+          <w:rStyle w:val="SpecialCharTok"/>
+        </w:rPr>
+        <w:t xml:space="preserve">%d\n</w:t>
+      </w:r>
+      <w:r>
+        <w:rPr>
+          <w:rStyle w:val="StringTok"/>
+        </w:rPr>
+        <w:t xml:space="preserve">"</w:t>
+      </w:r>
+      <w:r>
+        <w:rPr>
+          <w:rStyle w:val="OperatorTok"/>
+        </w:rPr>
+        <w:t xml:space="preserve">,</w:t>
+      </w:r>
+      <w:r>
+        <w:rPr>
+          <w:rStyle w:val="NormalTok"/>
+        </w:rPr>
+        <w:t xml:space="preserve"> min_val</w:t>
+      </w:r>
+      <w:r>
+        <w:rPr>
+          <w:rStyle w:val="OperatorTok"/>
+        </w:rPr>
+        <w:t xml:space="preserve">,</w:t>
+      </w:r>
+      <w:r>
+        <w:rPr>
+          <w:rStyle w:val="NormalTok"/>
+        </w:rPr>
+        <w:t xml:space="preserve"> max_val</w:t>
+      </w:r>
+      <w:r>
+        <w:rPr>
+          <w:rStyle w:val="OperatorTok"/>
+        </w:rPr>
+        <w:t xml:space="preserve">,</w:t>
+      </w:r>
+      <w:r>
+        <w:rPr>
+          <w:rStyle w:val="NormalTok"/>
+        </w:rPr>
+        <w:t xml:space="preserve"> random_number</w:t>
+      </w:r>
+      <w:r>
+        <w:rPr>
+          <w:rStyle w:val="OperatorTok"/>
+        </w:rPr>
+        <w:t xml:space="preserve">);</w:t>
+      </w:r>
+      <w:r>
+        <w:br/>
+      </w:r>
+      <w:r>
+        <w:br/>
+      </w:r>
+      <w:r>
+        <w:rPr>
+          <w:rStyle w:val="NormalTok"/>
+        </w:rPr>
+        <w:t xml:space="preserve">    </w:t>
+      </w:r>
+      <w:r>
+        <w:rPr>
+          <w:rStyle w:val="ControlFlowTok"/>
+        </w:rPr>
+        <w:t xml:space="preserve">return</w:t>
+      </w:r>
+      <w:r>
+        <w:rPr>
+          <w:rStyle w:val="NormalTok"/>
+        </w:rPr>
+        <w:t xml:space="preserve"> </w:t>
+      </w:r>
+      <w:r>
+        <w:rPr>
+          <w:rStyle w:val="DecValTok"/>
+        </w:rPr>
+        <w:t xml:space="preserve">0</w:t>
+      </w:r>
+      <w:r>
+        <w:rPr>
+          <w:rStyle w:val="OperatorTok"/>
+        </w:rPr>
+        <w:t xml:space="preserve">;</w:t>
+      </w:r>
+      <w:r>
+        <w:br/>
+      </w:r>
+      <w:r>
+        <w:rPr>
+          <w:rStyle w:val="OperatorTok"/>
+        </w:rPr>
+        <w:t xml:space="preserve">}</w:t>
+      </w:r>
+    </w:p>
+    <w:p>
+      <w:pPr>
+        <w:pStyle w:val="FirstParagraph"/>
+      </w:pPr>
+      <w:r>
+        <w:rPr>
+          <w:b/>
+          <w:bCs/>
+        </w:rPr>
+        <w:t xml:space="preserve">Output:</w:t>
+      </w:r>
+    </w:p>
+    <w:p>
+      <w:pPr>
         <w:pStyle w:val="BodyText"/>
       </w:pPr>
       <w:r>
-        <w:t xml:space="preserve">If the loop completes without finding any factors, it confirms that</w:t>
-      </w:r>
-      <w:r>
-        <w:t xml:space="preserve"> </w:t>
-      </w:r>
+        <w:t xml:space="preserve">(The actual output will vary on each execution)</w:t>
+      </w:r>
+    </w:p>
+    <w:p>
+      <w:pPr>
+        <w:pStyle w:val="SourceCode"/>
+      </w:pPr>
       <w:r>
         <w:rPr>
           <w:rStyle w:val="VerbatimChar"/>
         </w:rPr>
-        <w:t xml:space="preserve">n</w:t>
-      </w:r>
-      <w:r>
-        <w:t xml:space="preserve"> </w:t>
-      </w:r>
-      <w:r>
-        <w:t xml:space="preserve">is only divisible by 1 and itself, thus it is a prime number, and the function returns</w:t>
+        <w:t xml:space="preserve">A random number between 1 and 10 is: 7</w:t>
+      </w:r>
+    </w:p>
+    <w:p>
+      <w:r>
+        <w:pict>
+          <v:rect style="width:0;height:1.5pt" o:hralign="center" o:hrstd="t" o:hr="t"/>
+        </w:pict>
+      </w:r>
+    </w:p>
+    <w:bookmarkEnd w:id="28"/>
+    <w:bookmarkStart w:id="29" w:name="functiondef-isprimen"/>
+    <w:p>
+      <w:pPr>
+        <w:pStyle w:val="Heading2"/>
+      </w:pPr>
+      <w:r>
+        <w:rPr>
+          <w:rStyle w:val="SectionNumber"/>
+        </w:rPr>
+        <w:t xml:space="preserve">3.6</w:t>
+      </w:r>
+      <w:r>
+        <w:tab/>
+      </w:r>
+      <w:r>
+        <w:t xml:space="preserve">FunctionDef isPrime(n)</w:t>
+      </w:r>
+    </w:p>
+    <w:bookmarkEnd w:id="29"/>
+    <w:bookmarkEnd w:id="30"/>
+    <w:bookmarkStart w:id="37" w:name="function-isprimeint-n"/>
+    <w:p>
+      <w:pPr>
+        <w:pStyle w:val="Heading1"/>
+      </w:pPr>
+      <w:r>
+        <w:rPr>
+          <w:rStyle w:val="SectionNumber"/>
+        </w:rPr>
+        <w:t xml:space="preserve">4</w:t>
+      </w:r>
+      <w:r>
+        <w:tab/>
+      </w:r>
+      <w:r>
+        <w:t xml:space="preserve">Function: isPrime(int n)</w:t>
+      </w:r>
+    </w:p>
+    <w:bookmarkStart w:id="31" w:name="overview-3"/>
+    <w:p>
+      <w:pPr>
+        <w:pStyle w:val="Heading2"/>
+      </w:pPr>
+      <w:r>
+        <w:rPr>
+          <w:rStyle w:val="SectionNumber"/>
+        </w:rPr>
+        <w:t xml:space="preserve">4.1</w:t>
+      </w:r>
+      <w:r>
+        <w:tab/>
+      </w:r>
+      <w:r>
+        <w:t xml:space="preserve">Overview</w:t>
+      </w:r>
+    </w:p>
+    <w:p>
+      <w:pPr>
+        <w:pStyle w:val="FirstParagraph"/>
+      </w:pPr>
+      <w:r>
+        <w:t xml:space="preserve">The</w:t>
       </w:r>
       <w:r>
         <w:t xml:space="preserve"> </w:t>
@@ -3497,14 +4820,17 @@
         <w:rPr>
           <w:rStyle w:val="VerbatimChar"/>
         </w:rPr>
-        <w:t xml:space="preserve">true</w:t>
-      </w:r>
-      <w:r>
-        <w:t xml:space="preserve">.</w:t>
+        <w:t xml:space="preserve">isPrime</w:t>
+      </w:r>
+      <w:r>
+        <w:t xml:space="preserve"> </w:t>
+      </w:r>
+      <w:r>
+        <w:t xml:space="preserve">function determines whether a given integer is a prime number.</w:t>
       </w:r>
     </w:p>
-    <w:bookmarkEnd w:id="25"/>
-    <w:bookmarkStart w:id="26" w:name="usage-notes-2"/>
+    <w:bookmarkEnd w:id="31"/>
+    <w:bookmarkStart w:id="32" w:name="parameters-3"/>
     <w:p>
       <w:pPr>
         <w:pStyle w:val="Heading2"/>
@@ -3513,13 +4839,13 @@
         <w:rPr>
           <w:rStyle w:val="SectionNumber"/>
         </w:rPr>
-        <w:t xml:space="preserve">2.10</w:t>
+        <w:t xml:space="preserve">4.2</w:t>
       </w:r>
       <w:r>
         <w:tab/>
       </w:r>
       <w:r>
-        <w:t xml:space="preserve">Usage Notes</w:t>
+        <w:t xml:space="preserve">Parameters</w:t>
       </w:r>
     </w:p>
     <w:p>
@@ -3531,31 +4857,40 @@
         </w:numPr>
       </w:pPr>
       <w:r>
-        <w:t xml:space="preserve">Numbers less than or equal to 1 will always return</w:t>
-      </w:r>
-      <w:r>
-        <w:t xml:space="preserve"> </w:t>
-      </w:r>
-      <w:r>
         <w:rPr>
           <w:rStyle w:val="VerbatimChar"/>
         </w:rPr>
-        <w:t xml:space="preserve">false</w:t>
-      </w:r>
-      <w:r>
-        <w:t xml:space="preserve">.</w:t>
+        <w:t xml:space="preserve">n</w:t>
+      </w:r>
+      <w:r>
+        <w:t xml:space="preserve">: The integer to be checked for primality.</w:t>
+      </w:r>
+    </w:p>
+    <w:bookmarkEnd w:id="32"/>
+    <w:bookmarkStart w:id="33" w:name="description-3"/>
+    <w:p>
+      <w:pPr>
+        <w:pStyle w:val="Heading2"/>
+      </w:pPr>
+      <w:r>
+        <w:rPr>
+          <w:rStyle w:val="SectionNumber"/>
+        </w:rPr>
+        <w:t xml:space="preserve">4.3</w:t>
+      </w:r>
+      <w:r>
+        <w:tab/>
+      </w:r>
+      <w:r>
+        <w:t xml:space="preserve">Description</w:t>
       </w:r>
     </w:p>
     <w:p>
       <w:pPr>
-        <w:pStyle w:val="Compact"/>
-        <w:numPr>
-          <w:ilvl w:val="0"/>
-          <w:numId w:val="1005"/>
-        </w:numPr>
-      </w:pPr>
-      <w:r>
-        <w:t xml:space="preserve">The function returns a boolean value:</w:t>
+        <w:pStyle w:val="FirstParagraph"/>
+      </w:pPr>
+      <w:r>
+        <w:t xml:space="preserve">This function provides an efficient method to check if an integer</w:t>
       </w:r>
       <w:r>
         <w:t xml:space="preserve"> </w:t>
@@ -3564,55 +4899,56 @@
         <w:rPr>
           <w:rStyle w:val="VerbatimChar"/>
         </w:rPr>
-        <w:t xml:space="preserve">true</w:t>
-      </w:r>
-      <w:r>
-        <w:t xml:space="preserve"> </w:t>
-      </w:r>
-      <w:r>
-        <w:t xml:space="preserve">if the number is prime, and</w:t>
-      </w:r>
-      <w:r>
-        <w:t xml:space="preserve"> </w:t>
-      </w:r>
-      <w:r>
-        <w:rPr>
-          <w:rStyle w:val="VerbatimChar"/>
-        </w:rPr>
-        <w:t xml:space="preserve">false</w:t>
-      </w:r>
-      <w:r>
-        <w:t xml:space="preserve"> </w:t>
-      </w:r>
-      <w:r>
-        <w:t xml:space="preserve">otherwise.</w:t>
+        <w:t xml:space="preserve">n</w:t>
+      </w:r>
+      <w:r>
+        <w:t xml:space="preserve"> </w:t>
+      </w:r>
+      <w:r>
+        <w:t xml:space="preserve">is a prime number.</w:t>
       </w:r>
     </w:p>
     <w:p>
       <w:pPr>
-        <w:pStyle w:val="Compact"/>
-        <w:numPr>
-          <w:ilvl w:val="0"/>
-          <w:numId w:val="1005"/>
-        </w:numPr>
-      </w:pPr>
-      <w:r>
-        <w:t xml:space="preserve">This implementation is optimized to check for divisors only up to the square root of the input number, making it efficient.</w:t>
+        <w:pStyle w:val="BodyText"/>
+      </w:pPr>
+      <w:r>
+        <w:t xml:space="preserve">The logic begins by handling the base cases. According to the definition of prime numbers, any integer less than or equal to 1 is not prime. The function first checks if</w:t>
+      </w:r>
+      <w:r>
+        <w:t xml:space="preserve"> </w:t>
+      </w:r>
+      <w:r>
+        <w:rPr>
+          <w:rStyle w:val="VerbatimChar"/>
+        </w:rPr>
+        <w:t xml:space="preserve">n &lt;= 1</w:t>
+      </w:r>
+      <w:r>
+        <w:t xml:space="preserve"> </w:t>
+      </w:r>
+      <w:r>
+        <w:t xml:space="preserve">and, if this condition is met, it immediately returns</w:t>
+      </w:r>
+      <w:r>
+        <w:t xml:space="preserve"> </w:t>
+      </w:r>
+      <w:r>
+        <w:rPr>
+          <w:rStyle w:val="VerbatimChar"/>
+        </w:rPr>
+        <w:t xml:space="preserve">false</w:t>
+      </w:r>
+      <w:r>
+        <w:t xml:space="preserve">.</w:t>
       </w:r>
     </w:p>
     <w:p>
       <w:pPr>
-        <w:pStyle w:val="FirstParagraph"/>
-      </w:pPr>
-      <w:r>
-        <w:rPr>
-          <w:b/>
-          <w:bCs/>
-        </w:rPr>
-        <w:t xml:space="preserve">Output Example</w:t>
-      </w:r>
-      <w:r>
-        <w:t xml:space="preserve">: The function returns a boolean value, which in C might be represented as</w:t>
+        <w:pStyle w:val="BodyText"/>
+      </w:pPr>
+      <w:r>
+        <w:t xml:space="preserve">If</w:t>
       </w:r>
       <w:r>
         <w:t xml:space="preserve"> </w:t>
@@ -3621,13 +4957,13 @@
         <w:rPr>
           <w:rStyle w:val="VerbatimChar"/>
         </w:rPr>
-        <w:t xml:space="preserve">1</w:t>
-      </w:r>
-      <w:r>
-        <w:t xml:space="preserve"> </w:t>
-      </w:r>
-      <w:r>
-        <w:t xml:space="preserve">(for true) or</w:t>
+        <w:t xml:space="preserve">n</w:t>
+      </w:r>
+      <w:r>
+        <w:t xml:space="preserve"> </w:t>
+      </w:r>
+      <w:r>
+        <w:t xml:space="preserve">is greater than 1, the function proceeds to check for factors. It iterates through integers starting from</w:t>
       </w:r>
       <w:r>
         <w:t xml:space="preserve"> </w:t>
@@ -3636,1200 +4972,210 @@
         <w:rPr>
           <w:rStyle w:val="VerbatimChar"/>
         </w:rPr>
-        <w:t xml:space="preserve">0</w:t>
-      </w:r>
-      <w:r>
-        <w:t xml:space="preserve"> </w:t>
-      </w:r>
-      <w:r>
-        <w:t xml:space="preserve">(for false) when printed or used in integer contexts.</w:t>
-      </w:r>
-    </w:p>
-    <w:bookmarkEnd w:id="26"/>
-    <w:bookmarkStart w:id="27" w:name="example-2"/>
-    <w:p>
-      <w:pPr>
-        <w:pStyle w:val="Heading2"/>
-      </w:pPr>
-      <w:r>
-        <w:rPr>
-          <w:rStyle w:val="SectionNumber"/>
-        </w:rPr>
-        <w:t xml:space="preserve">2.11</w:t>
-      </w:r>
-      <w:r>
-        <w:tab/>
-      </w:r>
-      <w:r>
-        <w:t xml:space="preserve">Example</w:t>
+        <w:t xml:space="preserve">i = 2</w:t>
+      </w:r>
+      <w:r>
+        <w:t xml:space="preserve"> </w:t>
+      </w:r>
+      <w:r>
+        <w:t xml:space="preserve">up to the square root of</w:t>
+      </w:r>
+      <w:r>
+        <w:t xml:space="preserve"> </w:t>
+      </w:r>
+      <w:r>
+        <w:rPr>
+          <w:rStyle w:val="VerbatimChar"/>
+        </w:rPr>
+        <w:t xml:space="preserve">n</w:t>
+      </w:r>
+      <w:r>
+        <w:t xml:space="preserve">. The loop condition</w:t>
+      </w:r>
+      <w:r>
+        <w:t xml:space="preserve"> </w:t>
+      </w:r>
+      <w:r>
+        <w:rPr>
+          <w:rStyle w:val="VerbatimChar"/>
+        </w:rPr>
+        <w:t xml:space="preserve">i * i &lt;= n</w:t>
+      </w:r>
+      <w:r>
+        <w:t xml:space="preserve"> </w:t>
+      </w:r>
+      <w:r>
+        <w:t xml:space="preserve">is an optimization that avoids checking divisors beyond the square root of</w:t>
+      </w:r>
+      <w:r>
+        <w:t xml:space="preserve"> </w:t>
+      </w:r>
+      <w:r>
+        <w:rPr>
+          <w:rStyle w:val="VerbatimChar"/>
+        </w:rPr>
+        <w:t xml:space="preserve">n</w:t>
+      </w:r>
+      <w:r>
+        <w:t xml:space="preserve">, as any factor larger than the square root would have a corresponding factor smaller than it.</w:t>
       </w:r>
     </w:p>
     <w:p>
       <w:pPr>
-        <w:pStyle w:val="SourceCode"/>
-      </w:pPr>
-      <w:r>
-        <w:rPr>
-          <w:rStyle w:val="PreprocessorTok"/>
-        </w:rPr>
-        <w:t xml:space="preserve">#include </w:t>
-      </w:r>
-      <w:r>
-        <w:rPr>
-          <w:rStyle w:val="ImportTok"/>
-        </w:rPr>
-        <w:t xml:space="preserve">&lt;stdio.h&gt;</w:t>
-      </w:r>
-      <w:r>
-        <w:br/>
-      </w:r>
-      <w:r>
-        <w:rPr>
-          <w:rStyle w:val="PreprocessorTok"/>
-        </w:rPr>
-        <w:t xml:space="preserve">#include </w:t>
-      </w:r>
-      <w:r>
-        <w:rPr>
-          <w:rStyle w:val="ImportTok"/>
-        </w:rPr>
-        <w:t xml:space="preserve">&lt;stdbool.h&gt;</w:t>
-      </w:r>
-      <w:r>
-        <w:br/>
-      </w:r>
-      <w:r>
-        <w:br/>
-      </w:r>
-      <w:r>
-        <w:rPr>
-          <w:rStyle w:val="CommentTok"/>
-        </w:rPr>
-        <w:t xml:space="preserve">// Assuming the isPrime function is defined here or included</w:t>
-      </w:r>
-      <w:r>
-        <w:br/>
-      </w:r>
-      <w:r>
-        <w:rPr>
-          <w:rStyle w:val="DataTypeTok"/>
-        </w:rPr>
-        <w:t xml:space="preserve">bool</w:t>
-      </w:r>
-      <w:r>
-        <w:rPr>
-          <w:rStyle w:val="NormalTok"/>
-        </w:rPr>
-        <w:t xml:space="preserve"> isPrime</w:t>
-      </w:r>
-      <w:r>
-        <w:rPr>
-          <w:rStyle w:val="OperatorTok"/>
-        </w:rPr>
-        <w:t xml:space="preserve">(</w:t>
-      </w:r>
-      <w:r>
-        <w:rPr>
-          <w:rStyle w:val="DataTypeTok"/>
-        </w:rPr>
-        <w:t xml:space="preserve">int</w:t>
-      </w:r>
-      <w:r>
-        <w:rPr>
-          <w:rStyle w:val="NormalTok"/>
-        </w:rPr>
-        <w:t xml:space="preserve"> n</w:t>
-      </w:r>
-      <w:r>
-        <w:rPr>
-          <w:rStyle w:val="OperatorTok"/>
-        </w:rPr>
-        <w:t xml:space="preserve">)</w:t>
-      </w:r>
-      <w:r>
-        <w:rPr>
-          <w:rStyle w:val="NormalTok"/>
-        </w:rPr>
-        <w:t xml:space="preserve"> </w:t>
-      </w:r>
-      <w:r>
-        <w:rPr>
-          <w:rStyle w:val="OperatorTok"/>
-        </w:rPr>
-        <w:t xml:space="preserve">{</w:t>
-      </w:r>
-      <w:r>
-        <w:br/>
-      </w:r>
-      <w:r>
-        <w:rPr>
-          <w:rStyle w:val="NormalTok"/>
-        </w:rPr>
-        <w:t xml:space="preserve">    </w:t>
-      </w:r>
-      <w:r>
-        <w:rPr>
-          <w:rStyle w:val="ControlFlowTok"/>
-        </w:rPr>
-        <w:t xml:space="preserve">if</w:t>
-      </w:r>
-      <w:r>
-        <w:rPr>
-          <w:rStyle w:val="NormalTok"/>
-        </w:rPr>
-        <w:t xml:space="preserve"> </w:t>
-      </w:r>
-      <w:r>
-        <w:rPr>
-          <w:rStyle w:val="OperatorTok"/>
-        </w:rPr>
-        <w:t xml:space="preserve">(</w:t>
-      </w:r>
-      <w:r>
-        <w:rPr>
-          <w:rStyle w:val="NormalTok"/>
-        </w:rPr>
-        <w:t xml:space="preserve">n </w:t>
-      </w:r>
-      <w:r>
-        <w:rPr>
-          <w:rStyle w:val="OperatorTok"/>
-        </w:rPr>
-        <w:t xml:space="preserve">&lt;=</w:t>
-      </w:r>
-      <w:r>
-        <w:rPr>
-          <w:rStyle w:val="NormalTok"/>
-        </w:rPr>
-        <w:t xml:space="preserve"> </w:t>
-      </w:r>
-      <w:r>
-        <w:rPr>
-          <w:rStyle w:val="DecValTok"/>
-        </w:rPr>
-        <w:t xml:space="preserve">1</w:t>
-      </w:r>
-      <w:r>
-        <w:rPr>
-          <w:rStyle w:val="OperatorTok"/>
-        </w:rPr>
-        <w:t xml:space="preserve">)</w:t>
-      </w:r>
-      <w:r>
-        <w:br/>
-      </w:r>
-      <w:r>
-        <w:rPr>
-          <w:rStyle w:val="NormalTok"/>
-        </w:rPr>
-        <w:t xml:space="preserve">        </w:t>
-      </w:r>
-      <w:r>
-        <w:rPr>
-          <w:rStyle w:val="ControlFlowTok"/>
-        </w:rPr>
-        <w:t xml:space="preserve">return</w:t>
-      </w:r>
-      <w:r>
-        <w:rPr>
-          <w:rStyle w:val="NormalTok"/>
-        </w:rPr>
-        <w:t xml:space="preserve"> </w:t>
-      </w:r>
-      <w:r>
-        <w:rPr>
-          <w:rStyle w:val="KeywordTok"/>
+        <w:pStyle w:val="BodyText"/>
+      </w:pPr>
+      <w:r>
+        <w:t xml:space="preserve">Inside the loop, it uses the modulo operator (</w:t>
+      </w:r>
+      <w:r>
+        <w:rPr>
+          <w:rStyle w:val="VerbatimChar"/>
+        </w:rPr>
+        <w:t xml:space="preserve">%</w:t>
+      </w:r>
+      <w:r>
+        <w:t xml:space="preserve">) to check if</w:t>
+      </w:r>
+      <w:r>
+        <w:t xml:space="preserve"> </w:t>
+      </w:r>
+      <w:r>
+        <w:rPr>
+          <w:rStyle w:val="VerbatimChar"/>
+        </w:rPr>
+        <w:t xml:space="preserve">n</w:t>
+      </w:r>
+      <w:r>
+        <w:t xml:space="preserve"> </w:t>
+      </w:r>
+      <w:r>
+        <w:t xml:space="preserve">is perfectly divisible by the current integer</w:t>
+      </w:r>
+      <w:r>
+        <w:t xml:space="preserve"> </w:t>
+      </w:r>
+      <w:r>
+        <w:rPr>
+          <w:rStyle w:val="VerbatimChar"/>
+        </w:rPr>
+        <w:t xml:space="preserve">i</w:t>
+      </w:r>
+      <w:r>
+        <w:t xml:space="preserve">. If</w:t>
+      </w:r>
+      <w:r>
+        <w:t xml:space="preserve"> </w:t>
+      </w:r>
+      <w:r>
+        <w:rPr>
+          <w:rStyle w:val="VerbatimChar"/>
+        </w:rPr>
+        <w:t xml:space="preserve">n % i == 0</w:t>
+      </w:r>
+      <w:r>
+        <w:t xml:space="preserve"> </w:t>
+      </w:r>
+      <w:r>
+        <w:t xml:space="preserve">is true, it means a factor other than 1 and</w:t>
+      </w:r>
+      <w:r>
+        <w:t xml:space="preserve"> </w:t>
+      </w:r>
+      <w:r>
+        <w:rPr>
+          <w:rStyle w:val="VerbatimChar"/>
+        </w:rPr>
+        <w:t xml:space="preserve">n</w:t>
+      </w:r>
+      <w:r>
+        <w:t xml:space="preserve"> </w:t>
+      </w:r>
+      <w:r>
+        <w:t xml:space="preserve">has been found, so</w:t>
+      </w:r>
+      <w:r>
+        <w:t xml:space="preserve"> </w:t>
+      </w:r>
+      <w:r>
+        <w:rPr>
+          <w:rStyle w:val="VerbatimChar"/>
+        </w:rPr>
+        <w:t xml:space="preserve">n</w:t>
+      </w:r>
+      <w:r>
+        <w:t xml:space="preserve"> </w:t>
+      </w:r>
+      <w:r>
+        <w:t xml:space="preserve">is not a prime number. In this case, the function returns</w:t>
+      </w:r>
+      <w:r>
+        <w:t xml:space="preserve"> </w:t>
+      </w:r>
+      <w:r>
+        <w:rPr>
+          <w:rStyle w:val="VerbatimChar"/>
         </w:rPr>
         <w:t xml:space="preserve">false</w:t>
       </w:r>
       <w:r>
-        <w:rPr>
-          <w:rStyle w:val="OperatorTok"/>
-        </w:rPr>
-        <w:t xml:space="preserve">;</w:t>
-      </w:r>
-      <w:r>
-        <w:br/>
-      </w:r>
-      <w:r>
-        <w:rPr>
-          <w:rStyle w:val="NormalTok"/>
-        </w:rPr>
-        <w:t xml:space="preserve">    </w:t>
-      </w:r>
-      <w:r>
-        <w:rPr>
-          <w:rStyle w:val="ControlFlowTok"/>
-        </w:rPr>
-        <w:t xml:space="preserve">for</w:t>
-      </w:r>
-      <w:r>
-        <w:rPr>
-          <w:rStyle w:val="NormalTok"/>
-        </w:rPr>
-        <w:t xml:space="preserve"> </w:t>
-      </w:r>
-      <w:r>
-        <w:rPr>
-          <w:rStyle w:val="OperatorTok"/>
-        </w:rPr>
-        <w:t xml:space="preserve">(</w:t>
-      </w:r>
-      <w:r>
-        <w:rPr>
-          <w:rStyle w:val="DataTypeTok"/>
-        </w:rPr>
-        <w:t xml:space="preserve">int</w:t>
-      </w:r>
-      <w:r>
-        <w:rPr>
-          <w:rStyle w:val="NormalTok"/>
-        </w:rPr>
-        <w:t xml:space="preserve"> i </w:t>
-      </w:r>
-      <w:r>
-        <w:rPr>
-          <w:rStyle w:val="OperatorTok"/>
-        </w:rPr>
-        <w:t xml:space="preserve">=</w:t>
-      </w:r>
-      <w:r>
-        <w:rPr>
-          <w:rStyle w:val="NormalTok"/>
-        </w:rPr>
-        <w:t xml:space="preserve"> </w:t>
-      </w:r>
-      <w:r>
-        <w:rPr>
-          <w:rStyle w:val="DecValTok"/>
-        </w:rPr>
-        <w:t xml:space="preserve">2</w:t>
-      </w:r>
-      <w:r>
-        <w:rPr>
-          <w:rStyle w:val="OperatorTok"/>
-        </w:rPr>
-        <w:t xml:space="preserve">;</w:t>
-      </w:r>
-      <w:r>
-        <w:rPr>
-          <w:rStyle w:val="NormalTok"/>
-        </w:rPr>
-        <w:t xml:space="preserve"> i </w:t>
-      </w:r>
-      <w:r>
-        <w:rPr>
-          <w:rStyle w:val="OperatorTok"/>
-        </w:rPr>
-        <w:t xml:space="preserve">*</w:t>
-      </w:r>
-      <w:r>
-        <w:rPr>
-          <w:rStyle w:val="NormalTok"/>
-        </w:rPr>
-        <w:t xml:space="preserve"> i </w:t>
-      </w:r>
-      <w:r>
-        <w:rPr>
-          <w:rStyle w:val="OperatorTok"/>
-        </w:rPr>
-        <w:t xml:space="preserve">&lt;=</w:t>
-      </w:r>
-      <w:r>
-        <w:rPr>
-          <w:rStyle w:val="NormalTok"/>
-        </w:rPr>
-        <w:t xml:space="preserve"> n</w:t>
-      </w:r>
-      <w:r>
-        <w:rPr>
-          <w:rStyle w:val="OperatorTok"/>
-        </w:rPr>
-        <w:t xml:space="preserve">;</w:t>
-      </w:r>
-      <w:r>
-        <w:rPr>
-          <w:rStyle w:val="NormalTok"/>
-        </w:rPr>
-        <w:t xml:space="preserve"> i</w:t>
-      </w:r>
-      <w:r>
-        <w:rPr>
-          <w:rStyle w:val="OperatorTok"/>
-        </w:rPr>
-        <w:t xml:space="preserve">++)</w:t>
-      </w:r>
-      <w:r>
-        <w:rPr>
-          <w:rStyle w:val="NormalTok"/>
-        </w:rPr>
-        <w:t xml:space="preserve"> </w:t>
-      </w:r>
-      <w:r>
-        <w:rPr>
-          <w:rStyle w:val="OperatorTok"/>
-        </w:rPr>
-        <w:t xml:space="preserve">{</w:t>
-      </w:r>
-      <w:r>
-        <w:br/>
-      </w:r>
-      <w:r>
-        <w:rPr>
-          <w:rStyle w:val="NormalTok"/>
-        </w:rPr>
-        <w:t xml:space="preserve">        </w:t>
-      </w:r>
-      <w:r>
-        <w:rPr>
-          <w:rStyle w:val="ControlFlowTok"/>
-        </w:rPr>
-        <w:t xml:space="preserve">if</w:t>
-      </w:r>
-      <w:r>
-        <w:rPr>
-          <w:rStyle w:val="NormalTok"/>
-        </w:rPr>
-        <w:t xml:space="preserve"> </w:t>
-      </w:r>
-      <w:r>
-        <w:rPr>
-          <w:rStyle w:val="OperatorTok"/>
-        </w:rPr>
-        <w:t xml:space="preserve">(</w:t>
-      </w:r>
-      <w:r>
-        <w:rPr>
-          <w:rStyle w:val="NormalTok"/>
-        </w:rPr>
-        <w:t xml:space="preserve">n </w:t>
-      </w:r>
-      <w:r>
-        <w:rPr>
-          <w:rStyle w:val="OperatorTok"/>
-        </w:rPr>
-        <w:t xml:space="preserve">%</w:t>
-      </w:r>
-      <w:r>
-        <w:rPr>
-          <w:rStyle w:val="NormalTok"/>
-        </w:rPr>
-        <w:t xml:space="preserve"> i </w:t>
-      </w:r>
-      <w:r>
-        <w:rPr>
-          <w:rStyle w:val="OperatorTok"/>
-        </w:rPr>
-        <w:t xml:space="preserve">==</w:t>
-      </w:r>
-      <w:r>
-        <w:rPr>
-          <w:rStyle w:val="NormalTok"/>
-        </w:rPr>
-        <w:t xml:space="preserve"> </w:t>
-      </w:r>
-      <w:r>
-        <w:rPr>
-          <w:rStyle w:val="DecValTok"/>
-        </w:rPr>
-        <w:t xml:space="preserve">0</w:t>
-      </w:r>
-      <w:r>
-        <w:rPr>
-          <w:rStyle w:val="OperatorTok"/>
-        </w:rPr>
-        <w:t xml:space="preserve">)</w:t>
-      </w:r>
-      <w:r>
-        <w:br/>
-      </w:r>
-      <w:r>
-        <w:rPr>
-          <w:rStyle w:val="NormalTok"/>
-        </w:rPr>
-        <w:t xml:space="preserve">            </w:t>
-      </w:r>
-      <w:r>
-        <w:rPr>
-          <w:rStyle w:val="ControlFlowTok"/>
-        </w:rPr>
-        <w:t xml:space="preserve">return</w:t>
-      </w:r>
-      <w:r>
-        <w:rPr>
-          <w:rStyle w:val="NormalTok"/>
-        </w:rPr>
-        <w:t xml:space="preserve"> </w:t>
-      </w:r>
-      <w:r>
-        <w:rPr>
-          <w:rStyle w:val="KeywordTok"/>
-        </w:rPr>
-        <w:t xml:space="preserve">false</w:t>
-      </w:r>
-      <w:r>
-        <w:rPr>
-          <w:rStyle w:val="OperatorTok"/>
-        </w:rPr>
-        <w:t xml:space="preserve">;</w:t>
-      </w:r>
-      <w:r>
-        <w:br/>
-      </w:r>
-      <w:r>
-        <w:rPr>
-          <w:rStyle w:val="NormalTok"/>
-        </w:rPr>
-        <w:t xml:space="preserve">    </w:t>
-      </w:r>
-      <w:r>
-        <w:rPr>
-          <w:rStyle w:val="OperatorTok"/>
-        </w:rPr>
-        <w:t xml:space="preserve">}</w:t>
-      </w:r>
-      <w:r>
-        <w:br/>
-      </w:r>
-      <w:r>
-        <w:rPr>
-          <w:rStyle w:val="NormalTok"/>
-        </w:rPr>
-        <w:t xml:space="preserve">    </w:t>
-      </w:r>
-      <w:r>
-        <w:rPr>
-          <w:rStyle w:val="ControlFlowTok"/>
-        </w:rPr>
-        <w:t xml:space="preserve">return</w:t>
-      </w:r>
-      <w:r>
-        <w:rPr>
-          <w:rStyle w:val="NormalTok"/>
-        </w:rPr>
-        <w:t xml:space="preserve"> </w:t>
-      </w:r>
-      <w:r>
-        <w:rPr>
-          <w:rStyle w:val="KeywordTok"/>
-        </w:rPr>
-        <w:t xml:space="preserve">true</w:t>
-      </w:r>
-      <w:r>
-        <w:rPr>
-          <w:rStyle w:val="OperatorTok"/>
-        </w:rPr>
-        <w:t xml:space="preserve">;</w:t>
-      </w:r>
-      <w:r>
-        <w:br/>
-      </w:r>
-      <w:r>
-        <w:rPr>
-          <w:rStyle w:val="OperatorTok"/>
-        </w:rPr>
-        <w:t xml:space="preserve">}</w:t>
-      </w:r>
-      <w:r>
-        <w:br/>
-      </w:r>
-      <w:r>
-        <w:br/>
-      </w:r>
-      <w:r>
-        <w:rPr>
-          <w:rStyle w:val="DataTypeTok"/>
-        </w:rPr>
-        <w:t xml:space="preserve">int</w:t>
-      </w:r>
-      <w:r>
-        <w:rPr>
-          <w:rStyle w:val="NormalTok"/>
-        </w:rPr>
-        <w:t xml:space="preserve"> main</w:t>
-      </w:r>
-      <w:r>
-        <w:rPr>
-          <w:rStyle w:val="OperatorTok"/>
-        </w:rPr>
-        <w:t xml:space="preserve">()</w:t>
-      </w:r>
-      <w:r>
-        <w:rPr>
-          <w:rStyle w:val="NormalTok"/>
-        </w:rPr>
-        <w:t xml:space="preserve"> </w:t>
-      </w:r>
-      <w:r>
-        <w:rPr>
-          <w:rStyle w:val="OperatorTok"/>
-        </w:rPr>
-        <w:t xml:space="preserve">{</w:t>
-      </w:r>
-      <w:r>
-        <w:br/>
-      </w:r>
-      <w:r>
-        <w:rPr>
-          <w:rStyle w:val="NormalTok"/>
-        </w:rPr>
-        <w:t xml:space="preserve">    </w:t>
-      </w:r>
-      <w:r>
-        <w:rPr>
-          <w:rStyle w:val="DataTypeTok"/>
-        </w:rPr>
-        <w:t xml:space="preserve">int</w:t>
-      </w:r>
-      <w:r>
-        <w:rPr>
-          <w:rStyle w:val="NormalTok"/>
-        </w:rPr>
-        <w:t xml:space="preserve"> num1 </w:t>
-      </w:r>
-      <w:r>
-        <w:rPr>
-          <w:rStyle w:val="OperatorTok"/>
-        </w:rPr>
-        <w:t xml:space="preserve">=</w:t>
-      </w:r>
-      <w:r>
-        <w:rPr>
-          <w:rStyle w:val="NormalTok"/>
-        </w:rPr>
-        <w:t xml:space="preserve"> </w:t>
-      </w:r>
-      <w:r>
-        <w:rPr>
-          <w:rStyle w:val="DecValTok"/>
-        </w:rPr>
-        <w:t xml:space="preserve">29</w:t>
-      </w:r>
-      <w:r>
-        <w:rPr>
-          <w:rStyle w:val="OperatorTok"/>
-        </w:rPr>
-        <w:t xml:space="preserve">;</w:t>
-      </w:r>
-      <w:r>
-        <w:br/>
-      </w:r>
-      <w:r>
-        <w:rPr>
-          <w:rStyle w:val="NormalTok"/>
-        </w:rPr>
-        <w:t xml:space="preserve">    </w:t>
-      </w:r>
-      <w:r>
-        <w:rPr>
-          <w:rStyle w:val="DataTypeTok"/>
-        </w:rPr>
-        <w:t xml:space="preserve">int</w:t>
-      </w:r>
-      <w:r>
-        <w:rPr>
-          <w:rStyle w:val="NormalTok"/>
-        </w:rPr>
-        <w:t xml:space="preserve"> num2 </w:t>
-      </w:r>
-      <w:r>
-        <w:rPr>
-          <w:rStyle w:val="OperatorTok"/>
-        </w:rPr>
-        <w:t xml:space="preserve">=</w:t>
-      </w:r>
-      <w:r>
-        <w:rPr>
-          <w:rStyle w:val="NormalTok"/>
-        </w:rPr>
-        <w:t xml:space="preserve"> </w:t>
-      </w:r>
-      <w:r>
-        <w:rPr>
-          <w:rStyle w:val="DecValTok"/>
-        </w:rPr>
-        <w:t xml:space="preserve">10</w:t>
-      </w:r>
-      <w:r>
-        <w:rPr>
-          <w:rStyle w:val="OperatorTok"/>
-        </w:rPr>
-        <w:t xml:space="preserve">;</w:t>
-      </w:r>
-      <w:r>
-        <w:br/>
-      </w:r>
-      <w:r>
-        <w:br/>
-      </w:r>
-      <w:r>
-        <w:rPr>
-          <w:rStyle w:val="NormalTok"/>
-        </w:rPr>
-        <w:t xml:space="preserve">    </w:t>
-      </w:r>
-      <w:r>
-        <w:rPr>
-          <w:rStyle w:val="DataTypeTok"/>
-        </w:rPr>
-        <w:t xml:space="preserve">bool</w:t>
-      </w:r>
-      <w:r>
-        <w:rPr>
-          <w:rStyle w:val="NormalTok"/>
-        </w:rPr>
-        <w:t xml:space="preserve"> result1 </w:t>
-      </w:r>
-      <w:r>
-        <w:rPr>
-          <w:rStyle w:val="OperatorTok"/>
-        </w:rPr>
-        <w:t xml:space="preserve">=</w:t>
-      </w:r>
-      <w:r>
-        <w:rPr>
-          <w:rStyle w:val="NormalTok"/>
-        </w:rPr>
-        <w:t xml:space="preserve"> isPrime</w:t>
-      </w:r>
-      <w:r>
-        <w:rPr>
-          <w:rStyle w:val="OperatorTok"/>
-        </w:rPr>
-        <w:t xml:space="preserve">(</w:t>
-      </w:r>
-      <w:r>
-        <w:rPr>
-          <w:rStyle w:val="NormalTok"/>
-        </w:rPr>
-        <w:t xml:space="preserve">num1</w:t>
-      </w:r>
-      <w:r>
-        <w:rPr>
-          <w:rStyle w:val="OperatorTok"/>
-        </w:rPr>
-        <w:t xml:space="preserve">);</w:t>
-      </w:r>
-      <w:r>
-        <w:br/>
-      </w:r>
-      <w:r>
-        <w:rPr>
-          <w:rStyle w:val="NormalTok"/>
-        </w:rPr>
-        <w:t xml:space="preserve">    </w:t>
-      </w:r>
-      <w:r>
-        <w:rPr>
-          <w:rStyle w:val="DataTypeTok"/>
-        </w:rPr>
-        <w:t xml:space="preserve">bool</w:t>
-      </w:r>
-      <w:r>
-        <w:rPr>
-          <w:rStyle w:val="NormalTok"/>
-        </w:rPr>
-        <w:t xml:space="preserve"> result2 </w:t>
-      </w:r>
-      <w:r>
-        <w:rPr>
-          <w:rStyle w:val="OperatorTok"/>
-        </w:rPr>
-        <w:t xml:space="preserve">=</w:t>
-      </w:r>
-      <w:r>
-        <w:rPr>
-          <w:rStyle w:val="NormalTok"/>
-        </w:rPr>
-        <w:t xml:space="preserve"> isPrime</w:t>
-      </w:r>
-      <w:r>
-        <w:rPr>
-          <w:rStyle w:val="OperatorTok"/>
-        </w:rPr>
-        <w:t xml:space="preserve">(</w:t>
-      </w:r>
-      <w:r>
-        <w:rPr>
-          <w:rStyle w:val="NormalTok"/>
-        </w:rPr>
-        <w:t xml:space="preserve">num2</w:t>
-      </w:r>
-      <w:r>
-        <w:rPr>
-          <w:rStyle w:val="OperatorTok"/>
-        </w:rPr>
-        <w:t xml:space="preserve">);</w:t>
-      </w:r>
-      <w:r>
-        <w:br/>
-      </w:r>
-      <w:r>
-        <w:br/>
-      </w:r>
-      <w:r>
-        <w:rPr>
-          <w:rStyle w:val="NormalTok"/>
-        </w:rPr>
-        <w:t xml:space="preserve">    printf</w:t>
-      </w:r>
-      <w:r>
-        <w:rPr>
-          <w:rStyle w:val="OperatorTok"/>
-        </w:rPr>
-        <w:t xml:space="preserve">(</w:t>
-      </w:r>
-      <w:r>
-        <w:rPr>
-          <w:rStyle w:val="StringTok"/>
-        </w:rPr>
-        <w:t xml:space="preserve">"Is </w:t>
-      </w:r>
-      <w:r>
-        <w:rPr>
-          <w:rStyle w:val="SpecialCharTok"/>
-        </w:rPr>
-        <w:t xml:space="preserve">%d</w:t>
-      </w:r>
-      <w:r>
-        <w:rPr>
-          <w:rStyle w:val="StringTok"/>
-        </w:rPr>
-        <w:t xml:space="preserve"> a prime number? </w:t>
-      </w:r>
-      <w:r>
-        <w:rPr>
-          <w:rStyle w:val="SpecialCharTok"/>
-        </w:rPr>
-        <w:t xml:space="preserve">%s\n</w:t>
-      </w:r>
-      <w:r>
-        <w:rPr>
-          <w:rStyle w:val="StringTok"/>
-        </w:rPr>
-        <w:t xml:space="preserve">"</w:t>
-      </w:r>
-      <w:r>
-        <w:rPr>
-          <w:rStyle w:val="OperatorTok"/>
-        </w:rPr>
-        <w:t xml:space="preserve">,</w:t>
-      </w:r>
-      <w:r>
-        <w:rPr>
-          <w:rStyle w:val="NormalTok"/>
-        </w:rPr>
-        <w:t xml:space="preserve"> num1</w:t>
-      </w:r>
-      <w:r>
-        <w:rPr>
-          <w:rStyle w:val="OperatorTok"/>
-        </w:rPr>
-        <w:t xml:space="preserve">,</w:t>
-      </w:r>
-      <w:r>
-        <w:rPr>
-          <w:rStyle w:val="NormalTok"/>
-        </w:rPr>
-        <w:t xml:space="preserve"> result1 </w:t>
-      </w:r>
-      <w:r>
-        <w:rPr>
-          <w:rStyle w:val="OperatorTok"/>
-        </w:rPr>
-        <w:t xml:space="preserve">?</w:t>
-      </w:r>
-      <w:r>
-        <w:rPr>
-          <w:rStyle w:val="NormalTok"/>
-        </w:rPr>
-        <w:t xml:space="preserve"> </w:t>
-      </w:r>
-      <w:r>
-        <w:rPr>
-          <w:rStyle w:val="StringTok"/>
-        </w:rPr>
-        <w:t xml:space="preserve">"true"</w:t>
-      </w:r>
-      <w:r>
-        <w:rPr>
-          <w:rStyle w:val="NormalTok"/>
-        </w:rPr>
-        <w:t xml:space="preserve"> </w:t>
-      </w:r>
-      <w:r>
-        <w:rPr>
-          <w:rStyle w:val="OperatorTok"/>
-        </w:rPr>
-        <w:t xml:space="preserve">:</w:t>
-      </w:r>
-      <w:r>
-        <w:rPr>
-          <w:rStyle w:val="NormalTok"/>
-        </w:rPr>
-        <w:t xml:space="preserve"> </w:t>
-      </w:r>
-      <w:r>
-        <w:rPr>
-          <w:rStyle w:val="StringTok"/>
-        </w:rPr>
-        <w:t xml:space="preserve">"false"</w:t>
-      </w:r>
-      <w:r>
-        <w:rPr>
-          <w:rStyle w:val="OperatorTok"/>
-        </w:rPr>
-        <w:t xml:space="preserve">);</w:t>
-      </w:r>
-      <w:r>
-        <w:br/>
-      </w:r>
-      <w:r>
-        <w:rPr>
-          <w:rStyle w:val="NormalTok"/>
-        </w:rPr>
-        <w:t xml:space="preserve">    printf</w:t>
-      </w:r>
-      <w:r>
-        <w:rPr>
-          <w:rStyle w:val="OperatorTok"/>
-        </w:rPr>
-        <w:t xml:space="preserve">(</w:t>
-      </w:r>
-      <w:r>
-        <w:rPr>
-          <w:rStyle w:val="StringTok"/>
-        </w:rPr>
-        <w:t xml:space="preserve">"Is </w:t>
-      </w:r>
-      <w:r>
-        <w:rPr>
-          <w:rStyle w:val="SpecialCharTok"/>
-        </w:rPr>
-        <w:t xml:space="preserve">%d</w:t>
-      </w:r>
-      <w:r>
-        <w:rPr>
-          <w:rStyle w:val="StringTok"/>
-        </w:rPr>
-        <w:t xml:space="preserve"> a prime number? </w:t>
-      </w:r>
-      <w:r>
-        <w:rPr>
-          <w:rStyle w:val="SpecialCharTok"/>
-        </w:rPr>
-        <w:t xml:space="preserve">%s\n</w:t>
-      </w:r>
-      <w:r>
-        <w:rPr>
-          <w:rStyle w:val="StringTok"/>
-        </w:rPr>
-        <w:t xml:space="preserve">"</w:t>
-      </w:r>
-      <w:r>
-        <w:rPr>
-          <w:rStyle w:val="OperatorTok"/>
-        </w:rPr>
-        <w:t xml:space="preserve">,</w:t>
-      </w:r>
-      <w:r>
-        <w:rPr>
-          <w:rStyle w:val="NormalTok"/>
-        </w:rPr>
-        <w:t xml:space="preserve"> num2</w:t>
-      </w:r>
-      <w:r>
-        <w:rPr>
-          <w:rStyle w:val="OperatorTok"/>
-        </w:rPr>
-        <w:t xml:space="preserve">,</w:t>
-      </w:r>
-      <w:r>
-        <w:rPr>
-          <w:rStyle w:val="NormalTok"/>
-        </w:rPr>
-        <w:t xml:space="preserve"> result2 </w:t>
-      </w:r>
-      <w:r>
-        <w:rPr>
-          <w:rStyle w:val="OperatorTok"/>
-        </w:rPr>
-        <w:t xml:space="preserve">?</w:t>
-      </w:r>
-      <w:r>
-        <w:rPr>
-          <w:rStyle w:val="NormalTok"/>
-        </w:rPr>
-        <w:t xml:space="preserve"> </w:t>
-      </w:r>
-      <w:r>
-        <w:rPr>
-          <w:rStyle w:val="StringTok"/>
-        </w:rPr>
-        <w:t xml:space="preserve">"true"</w:t>
-      </w:r>
-      <w:r>
-        <w:rPr>
-          <w:rStyle w:val="NormalTok"/>
-        </w:rPr>
-        <w:t xml:space="preserve"> </w:t>
-      </w:r>
-      <w:r>
-        <w:rPr>
-          <w:rStyle w:val="OperatorTok"/>
-        </w:rPr>
-        <w:t xml:space="preserve">:</w:t>
-      </w:r>
-      <w:r>
-        <w:rPr>
-          <w:rStyle w:val="NormalTok"/>
-        </w:rPr>
-        <w:t xml:space="preserve"> </w:t>
-      </w:r>
-      <w:r>
-        <w:rPr>
-          <w:rStyle w:val="StringTok"/>
-        </w:rPr>
-        <w:t xml:space="preserve">"false"</w:t>
-      </w:r>
-      <w:r>
-        <w:rPr>
-          <w:rStyle w:val="OperatorTok"/>
-        </w:rPr>
-        <w:t xml:space="preserve">);</w:t>
-      </w:r>
-      <w:r>
-        <w:br/>
-      </w:r>
-      <w:r>
-        <w:br/>
-      </w:r>
-      <w:r>
-        <w:rPr>
-          <w:rStyle w:val="NormalTok"/>
-        </w:rPr>
-        <w:t xml:space="preserve">    </w:t>
-      </w:r>
-      <w:r>
-        <w:rPr>
-          <w:rStyle w:val="ControlFlowTok"/>
-        </w:rPr>
-        <w:t xml:space="preserve">return</w:t>
-      </w:r>
-      <w:r>
-        <w:rPr>
-          <w:rStyle w:val="NormalTok"/>
-        </w:rPr>
-        <w:t xml:space="preserve"> </w:t>
-      </w:r>
-      <w:r>
-        <w:rPr>
-          <w:rStyle w:val="DecValTok"/>
-        </w:rPr>
-        <w:t xml:space="preserve">0</w:t>
-      </w:r>
-      <w:r>
-        <w:rPr>
-          <w:rStyle w:val="OperatorTok"/>
-        </w:rPr>
-        <w:t xml:space="preserve">;</w:t>
-      </w:r>
-      <w:r>
-        <w:br/>
-      </w:r>
-      <w:r>
-        <w:rPr>
-          <w:rStyle w:val="OperatorTok"/>
-        </w:rPr>
-        <w:t xml:space="preserve">}</w:t>
+        <w:t xml:space="preserve"> </w:t>
+      </w:r>
+      <w:r>
+        <w:t xml:space="preserve">and terminates.</w:t>
       </w:r>
     </w:p>
     <w:p>
       <w:pPr>
-        <w:pStyle w:val="FirstParagraph"/>
-      </w:pPr>
-      <w:r>
-        <w:rPr>
-          <w:b/>
-          <w:bCs/>
-        </w:rPr>
-        <w:t xml:space="preserve">Output:</w:t>
+        <w:pStyle w:val="BodyText"/>
+      </w:pPr>
+      <w:r>
+        <w:t xml:space="preserve">If the loop completes without finding any factors, it confirms that</w:t>
+      </w:r>
+      <w:r>
+        <w:t xml:space="preserve"> </w:t>
+      </w:r>
+      <w:r>
+        <w:rPr>
+          <w:rStyle w:val="VerbatimChar"/>
+        </w:rPr>
+        <w:t xml:space="preserve">n</w:t>
+      </w:r>
+      <w:r>
+        <w:t xml:space="preserve"> </w:t>
+      </w:r>
+      <w:r>
+        <w:t xml:space="preserve">is only divisible by 1 and itself, thus it is a prime number, and the function returns</w:t>
+      </w:r>
+      <w:r>
+        <w:t xml:space="preserve"> </w:t>
+      </w:r>
+      <w:r>
+        <w:rPr>
+          <w:rStyle w:val="VerbatimChar"/>
+        </w:rPr>
+        <w:t xml:space="preserve">true</w:t>
+      </w:r>
+      <w:r>
+        <w:t xml:space="preserve">.</w:t>
       </w:r>
     </w:p>
+    <w:bookmarkEnd w:id="33"/>
+    <w:bookmarkStart w:id="34" w:name="usage-notes-3"/>
     <w:p>
       <w:pPr>
-        <w:pStyle w:val="SourceCode"/>
-      </w:pPr>
-      <w:r>
-        <w:rPr>
-          <w:rStyle w:val="VerbatimChar"/>
-        </w:rPr>
-        <w:t xml:space="preserve">Is 29 a prime number? true</w:t>
-      </w:r>
-      <w:r>
-        <w:br/>
-      </w:r>
-      <w:r>
-        <w:rPr>
-          <w:rStyle w:val="VerbatimChar"/>
-        </w:rPr>
-        <w:t xml:space="preserve">Is 10 a prime number? false</w:t>
-      </w:r>
-    </w:p>
-    <w:p>
-      <w:r>
-        <w:pict>
-          <v:rect style="width:0;height:1.5pt" o:hralign="center" o:hrstd="t" o:hr="t"/>
-        </w:pict>
-      </w:r>
-    </w:p>
-    <w:bookmarkEnd w:id="27"/>
-    <w:bookmarkStart w:id="28" w:name="functiondef-main"/>
-    <w:p>
-      <w:pPr>
         <w:pStyle w:val="Heading2"/>
       </w:pPr>
       <w:r>
         <w:rPr>
           <w:rStyle w:val="SectionNumber"/>
         </w:rPr>
-        <w:t xml:space="preserve">2.12</w:t>
+        <w:t xml:space="preserve">4.4</w:t>
       </w:r>
       <w:r>
         <w:tab/>
       </w:r>
       <w:r>
-        <w:t xml:space="preserve">FunctionDef main</w:t>
-      </w:r>
-    </w:p>
-    <w:bookmarkEnd w:id="28"/>
-    <w:bookmarkEnd w:id="29"/>
-    <w:bookmarkStart w:id="35" w:name="function-main"/>
-    <w:p>
-      <w:pPr>
-        <w:pStyle w:val="Heading1"/>
-      </w:pPr>
-      <w:r>
-        <w:rPr>
-          <w:rStyle w:val="SectionNumber"/>
-        </w:rPr>
-        <w:t xml:space="preserve">3</w:t>
-      </w:r>
-      <w:r>
-        <w:tab/>
-      </w:r>
-      <w:r>
-        <w:t xml:space="preserve">Function: main</w:t>
-      </w:r>
-    </w:p>
-    <w:bookmarkStart w:id="30" w:name="overview-3"/>
-    <w:p>
-      <w:pPr>
-        <w:pStyle w:val="Heading2"/>
-      </w:pPr>
-      <w:r>
-        <w:rPr>
-          <w:rStyle w:val="SectionNumber"/>
-        </w:rPr>
-        <w:t xml:space="preserve">3.1</w:t>
-      </w:r>
-      <w:r>
-        <w:tab/>
-      </w:r>
-      <w:r>
-        <w:t xml:space="preserve">Overview</w:t>
-      </w:r>
-    </w:p>
-    <w:p>
-      <w:pPr>
-        <w:pStyle w:val="FirstParagraph"/>
-      </w:pPr>
-      <w:r>
-        <w:t xml:space="preserve">The</w:t>
-      </w:r>
-      <w:r>
-        <w:t xml:space="preserve"> </w:t>
-      </w:r>
-      <w:r>
-        <w:rPr>
-          <w:rStyle w:val="VerbatimChar"/>
-        </w:rPr>
-        <w:t xml:space="preserve">main</w:t>
-      </w:r>
-      <w:r>
-        <w:t xml:space="preserve"> </w:t>
-      </w:r>
-      <w:r>
-        <w:t xml:space="preserve">function serves as the entry point for the program, demonstrating the usage of several utility functions to find a maximum value in an array, calculate string length, and determine if a number is prime.</w:t>
-      </w:r>
-    </w:p>
-    <w:bookmarkEnd w:id="30"/>
-    <w:bookmarkStart w:id="31" w:name="parameters-3"/>
-    <w:p>
-      <w:pPr>
-        <w:pStyle w:val="Heading2"/>
-      </w:pPr>
-      <w:r>
-        <w:rPr>
-          <w:rStyle w:val="SectionNumber"/>
-        </w:rPr>
-        <w:t xml:space="preserve">3.2</w:t>
-      </w:r>
-      <w:r>
-        <w:tab/>
-      </w:r>
-      <w:r>
-        <w:t xml:space="preserve">parameters</w:t>
-      </w:r>
-    </w:p>
-    <w:p>
-      <w:pPr>
-        <w:pStyle w:val="FirstParagraph"/>
-      </w:pPr>
-      <w:r>
-        <w:t xml:space="preserve">This function does not take any parameters.</w:t>
-      </w:r>
-    </w:p>
-    <w:bookmarkEnd w:id="31"/>
-    <w:bookmarkStart w:id="32" w:name="description-3"/>
-    <w:p>
-      <w:pPr>
-        <w:pStyle w:val="Heading2"/>
-      </w:pPr>
-      <w:r>
-        <w:rPr>
-          <w:rStyle w:val="SectionNumber"/>
-        </w:rPr>
-        <w:t xml:space="preserve">3.3</w:t>
-      </w:r>
-      <w:r>
-        <w:tab/>
-      </w:r>
-      <w:r>
-        <w:t xml:space="preserve">Description</w:t>
-      </w:r>
-    </w:p>
-    <w:p>
-      <w:pPr>
-        <w:pStyle w:val="FirstParagraph"/>
-      </w:pPr>
-      <w:r>
-        <w:t xml:space="preserve">The</w:t>
-      </w:r>
-      <w:r>
-        <w:t xml:space="preserve"> </w:t>
-      </w:r>
-      <w:r>
-        <w:rPr>
-          <w:rStyle w:val="VerbatimChar"/>
-        </w:rPr>
-        <w:t xml:space="preserve">main</w:t>
-      </w:r>
-      <w:r>
-        <w:t xml:space="preserve"> </w:t>
-      </w:r>
-      <w:r>
-        <w:t xml:space="preserve">function executes a sequence of demonstrations for other utility functions.</w:t>
+        <w:t xml:space="preserve">Usage Notes</w:t>
       </w:r>
     </w:p>
     <w:p>
@@ -4841,26 +5187,7 @@
         </w:numPr>
       </w:pPr>
       <w:r>
-        <w:rPr>
-          <w:b/>
-          <w:bCs/>
-        </w:rPr>
-        <w:t xml:space="preserve">Find Maximum in Array</w:t>
-      </w:r>
-      <w:r>
-        <w:t xml:space="preserve">:</w:t>
-      </w:r>
-    </w:p>
-    <w:p>
-      <w:pPr>
-        <w:pStyle w:val="Compact"/>
-        <w:numPr>
-          <w:ilvl w:val="1"/>
-          <w:numId w:val="1007"/>
-        </w:numPr>
-      </w:pPr>
-      <w:r>
-        <w:t xml:space="preserve">An integer array</w:t>
+        <w:t xml:space="preserve">Numbers less than or equal to 1 will always return</w:t>
       </w:r>
       <w:r>
         <w:t xml:space="preserve"> </w:t>
@@ -4869,127 +5196,10 @@
         <w:rPr>
           <w:rStyle w:val="VerbatimChar"/>
         </w:rPr>
-        <w:t xml:space="preserve">nums</w:t>
-      </w:r>
-      <w:r>
-        <w:t xml:space="preserve"> </w:t>
-      </w:r>
-      <w:r>
-        <w:t xml:space="preserve">is initialized with the values</w:t>
-      </w:r>
-      <w:r>
-        <w:t xml:space="preserve"> </w:t>
-      </w:r>
-      <w:r>
-        <w:rPr>
-          <w:rStyle w:val="VerbatimChar"/>
-        </w:rPr>
-        <w:t xml:space="preserve">{5, 12, 3, 19, 7}</w:t>
+        <w:t xml:space="preserve">false</w:t>
       </w:r>
       <w:r>
         <w:t xml:space="preserve">.</w:t>
-      </w:r>
-    </w:p>
-    <w:p>
-      <w:pPr>
-        <w:pStyle w:val="Compact"/>
-        <w:numPr>
-          <w:ilvl w:val="1"/>
-          <w:numId w:val="1007"/>
-        </w:numPr>
-      </w:pPr>
-      <w:r>
-        <w:t xml:space="preserve">The</w:t>
-      </w:r>
-      <w:r>
-        <w:t xml:space="preserve"> </w:t>
-      </w:r>
-      <w:r>
-        <w:rPr>
-          <w:rStyle w:val="VerbatimChar"/>
-        </w:rPr>
-        <w:t xml:space="preserve">size</w:t>
-      </w:r>
-      <w:r>
-        <w:t xml:space="preserve"> </w:t>
-      </w:r>
-      <w:r>
-        <w:t xml:space="preserve">of the array is calculated by dividing the total size of the array in bytes (</w:t>
-      </w:r>
-      <w:r>
-        <w:rPr>
-          <w:rStyle w:val="VerbatimChar"/>
-        </w:rPr>
-        <w:t xml:space="preserve">sizeof(nums)</w:t>
-      </w:r>
-      <w:r>
-        <w:t xml:space="preserve">) by the size of a single integer element (</w:t>
-      </w:r>
-      <w:r>
-        <w:rPr>
-          <w:rStyle w:val="VerbatimChar"/>
-        </w:rPr>
-        <w:t xml:space="preserve">sizeof(nums[0])</w:t>
-      </w:r>
-      <w:r>
-        <w:t xml:space="preserve">).</w:t>
-      </w:r>
-    </w:p>
-    <w:p>
-      <w:pPr>
-        <w:pStyle w:val="Compact"/>
-        <w:numPr>
-          <w:ilvl w:val="1"/>
-          <w:numId w:val="1007"/>
-        </w:numPr>
-      </w:pPr>
-      <w:r>
-        <w:t xml:space="preserve">The</w:t>
-      </w:r>
-      <w:r>
-        <w:t xml:space="preserve"> </w:t>
-      </w:r>
-      <w:r>
-        <w:rPr>
-          <w:rStyle w:val="VerbatimChar"/>
-        </w:rPr>
-        <w:t xml:space="preserve">findMax</w:t>
-      </w:r>
-      <w:r>
-        <w:t xml:space="preserve"> </w:t>
-      </w:r>
-      <w:r>
-        <w:t xml:space="preserve">function is called with</w:t>
-      </w:r>
-      <w:r>
-        <w:t xml:space="preserve"> </w:t>
-      </w:r>
-      <w:r>
-        <w:rPr>
-          <w:rStyle w:val="VerbatimChar"/>
-        </w:rPr>
-        <w:t xml:space="preserve">nums</w:t>
-      </w:r>
-      <w:r>
-        <w:t xml:space="preserve"> </w:t>
-      </w:r>
-      <w:r>
-        <w:t xml:space="preserve">and</w:t>
-      </w:r>
-      <w:r>
-        <w:t xml:space="preserve"> </w:t>
-      </w:r>
-      <w:r>
-        <w:rPr>
-          <w:rStyle w:val="VerbatimChar"/>
-        </w:rPr>
-        <w:t xml:space="preserve">size</w:t>
-      </w:r>
-      <w:r>
-        <w:t xml:space="preserve"> </w:t>
-      </w:r>
-      <w:r>
-        <w:t xml:space="preserve">as arguments. The returned value, which is the largest number in the array, is then printed to the console.</w:t>
       </w:r>
     </w:p>
     <w:p>
@@ -5001,11 +5211,1297 @@
         </w:numPr>
       </w:pPr>
       <w:r>
+        <w:t xml:space="preserve">The function returns a boolean value:</w:t>
+      </w:r>
+      <w:r>
+        <w:t xml:space="preserve"> </w:t>
+      </w:r>
+      <w:r>
+        <w:rPr>
+          <w:rStyle w:val="VerbatimChar"/>
+        </w:rPr>
+        <w:t xml:space="preserve">true</w:t>
+      </w:r>
+      <w:r>
+        <w:t xml:space="preserve"> </w:t>
+      </w:r>
+      <w:r>
+        <w:t xml:space="preserve">if the number is prime, and</w:t>
+      </w:r>
+      <w:r>
+        <w:t xml:space="preserve"> </w:t>
+      </w:r>
+      <w:r>
+        <w:rPr>
+          <w:rStyle w:val="VerbatimChar"/>
+        </w:rPr>
+        <w:t xml:space="preserve">false</w:t>
+      </w:r>
+      <w:r>
+        <w:t xml:space="preserve"> </w:t>
+      </w:r>
+      <w:r>
+        <w:t xml:space="preserve">otherwise.</w:t>
+      </w:r>
+    </w:p>
+    <w:p>
+      <w:pPr>
+        <w:pStyle w:val="Compact"/>
+        <w:numPr>
+          <w:ilvl w:val="0"/>
+          <w:numId w:val="1006"/>
+        </w:numPr>
+      </w:pPr>
+      <w:r>
+        <w:t xml:space="preserve">This implementation is optimized to check for divisors only up to the square root of the input number, making it efficient.</w:t>
+      </w:r>
+    </w:p>
+    <w:p>
+      <w:pPr>
+        <w:pStyle w:val="FirstParagraph"/>
+      </w:pPr>
+      <w:r>
         <w:rPr>
           <w:b/>
           <w:bCs/>
         </w:rPr>
-        <w:t xml:space="preserve">Calculate String Length</w:t>
+        <w:t xml:space="preserve">Output Example</w:t>
+      </w:r>
+      <w:r>
+        <w:t xml:space="preserve">: The function returns a boolean value, which in C might be represented as</w:t>
+      </w:r>
+      <w:r>
+        <w:t xml:space="preserve"> </w:t>
+      </w:r>
+      <w:r>
+        <w:rPr>
+          <w:rStyle w:val="VerbatimChar"/>
+        </w:rPr>
+        <w:t xml:space="preserve">1</w:t>
+      </w:r>
+      <w:r>
+        <w:t xml:space="preserve"> </w:t>
+      </w:r>
+      <w:r>
+        <w:t xml:space="preserve">(for true) or</w:t>
+      </w:r>
+      <w:r>
+        <w:t xml:space="preserve"> </w:t>
+      </w:r>
+      <w:r>
+        <w:rPr>
+          <w:rStyle w:val="VerbatimChar"/>
+        </w:rPr>
+        <w:t xml:space="preserve">0</w:t>
+      </w:r>
+      <w:r>
+        <w:t xml:space="preserve"> </w:t>
+      </w:r>
+      <w:r>
+        <w:t xml:space="preserve">(for false) when printed or used in integer contexts.</w:t>
+      </w:r>
+    </w:p>
+    <w:bookmarkEnd w:id="34"/>
+    <w:bookmarkStart w:id="35" w:name="example-3"/>
+    <w:p>
+      <w:pPr>
+        <w:pStyle w:val="Heading2"/>
+      </w:pPr>
+      <w:r>
+        <w:rPr>
+          <w:rStyle w:val="SectionNumber"/>
+        </w:rPr>
+        <w:t xml:space="preserve">4.5</w:t>
+      </w:r>
+      <w:r>
+        <w:tab/>
+      </w:r>
+      <w:r>
+        <w:t xml:space="preserve">Example</w:t>
+      </w:r>
+    </w:p>
+    <w:p>
+      <w:pPr>
+        <w:pStyle w:val="SourceCode"/>
+      </w:pPr>
+      <w:r>
+        <w:rPr>
+          <w:rStyle w:val="PreprocessorTok"/>
+        </w:rPr>
+        <w:t xml:space="preserve">#include </w:t>
+      </w:r>
+      <w:r>
+        <w:rPr>
+          <w:rStyle w:val="ImportTok"/>
+        </w:rPr>
+        <w:t xml:space="preserve">&lt;stdio.h&gt;</w:t>
+      </w:r>
+      <w:r>
+        <w:br/>
+      </w:r>
+      <w:r>
+        <w:rPr>
+          <w:rStyle w:val="PreprocessorTok"/>
+        </w:rPr>
+        <w:t xml:space="preserve">#include </w:t>
+      </w:r>
+      <w:r>
+        <w:rPr>
+          <w:rStyle w:val="ImportTok"/>
+        </w:rPr>
+        <w:t xml:space="preserve">&lt;stdbool.h&gt;</w:t>
+      </w:r>
+      <w:r>
+        <w:br/>
+      </w:r>
+      <w:r>
+        <w:br/>
+      </w:r>
+      <w:r>
+        <w:rPr>
+          <w:rStyle w:val="CommentTok"/>
+        </w:rPr>
+        <w:t xml:space="preserve">// Assuming the isPrime function is defined here or included</w:t>
+      </w:r>
+      <w:r>
+        <w:br/>
+      </w:r>
+      <w:r>
+        <w:rPr>
+          <w:rStyle w:val="DataTypeTok"/>
+        </w:rPr>
+        <w:t xml:space="preserve">bool</w:t>
+      </w:r>
+      <w:r>
+        <w:rPr>
+          <w:rStyle w:val="NormalTok"/>
+        </w:rPr>
+        <w:t xml:space="preserve"> isPrime</w:t>
+      </w:r>
+      <w:r>
+        <w:rPr>
+          <w:rStyle w:val="OperatorTok"/>
+        </w:rPr>
+        <w:t xml:space="preserve">(</w:t>
+      </w:r>
+      <w:r>
+        <w:rPr>
+          <w:rStyle w:val="DataTypeTok"/>
+        </w:rPr>
+        <w:t xml:space="preserve">int</w:t>
+      </w:r>
+      <w:r>
+        <w:rPr>
+          <w:rStyle w:val="NormalTok"/>
+        </w:rPr>
+        <w:t xml:space="preserve"> n</w:t>
+      </w:r>
+      <w:r>
+        <w:rPr>
+          <w:rStyle w:val="OperatorTok"/>
+        </w:rPr>
+        <w:t xml:space="preserve">)</w:t>
+      </w:r>
+      <w:r>
+        <w:rPr>
+          <w:rStyle w:val="NormalTok"/>
+        </w:rPr>
+        <w:t xml:space="preserve"> </w:t>
+      </w:r>
+      <w:r>
+        <w:rPr>
+          <w:rStyle w:val="OperatorTok"/>
+        </w:rPr>
+        <w:t xml:space="preserve">{</w:t>
+      </w:r>
+      <w:r>
+        <w:br/>
+      </w:r>
+      <w:r>
+        <w:rPr>
+          <w:rStyle w:val="NormalTok"/>
+        </w:rPr>
+        <w:t xml:space="preserve">    </w:t>
+      </w:r>
+      <w:r>
+        <w:rPr>
+          <w:rStyle w:val="ControlFlowTok"/>
+        </w:rPr>
+        <w:t xml:space="preserve">if</w:t>
+      </w:r>
+      <w:r>
+        <w:rPr>
+          <w:rStyle w:val="NormalTok"/>
+        </w:rPr>
+        <w:t xml:space="preserve"> </w:t>
+      </w:r>
+      <w:r>
+        <w:rPr>
+          <w:rStyle w:val="OperatorTok"/>
+        </w:rPr>
+        <w:t xml:space="preserve">(</w:t>
+      </w:r>
+      <w:r>
+        <w:rPr>
+          <w:rStyle w:val="NormalTok"/>
+        </w:rPr>
+        <w:t xml:space="preserve">n </w:t>
+      </w:r>
+      <w:r>
+        <w:rPr>
+          <w:rStyle w:val="OperatorTok"/>
+        </w:rPr>
+        <w:t xml:space="preserve">&lt;=</w:t>
+      </w:r>
+      <w:r>
+        <w:rPr>
+          <w:rStyle w:val="NormalTok"/>
+        </w:rPr>
+        <w:t xml:space="preserve"> </w:t>
+      </w:r>
+      <w:r>
+        <w:rPr>
+          <w:rStyle w:val="DecValTok"/>
+        </w:rPr>
+        <w:t xml:space="preserve">1</w:t>
+      </w:r>
+      <w:r>
+        <w:rPr>
+          <w:rStyle w:val="OperatorTok"/>
+        </w:rPr>
+        <w:t xml:space="preserve">)</w:t>
+      </w:r>
+      <w:r>
+        <w:br/>
+      </w:r>
+      <w:r>
+        <w:rPr>
+          <w:rStyle w:val="NormalTok"/>
+        </w:rPr>
+        <w:t xml:space="preserve">        </w:t>
+      </w:r>
+      <w:r>
+        <w:rPr>
+          <w:rStyle w:val="ControlFlowTok"/>
+        </w:rPr>
+        <w:t xml:space="preserve">return</w:t>
+      </w:r>
+      <w:r>
+        <w:rPr>
+          <w:rStyle w:val="NormalTok"/>
+        </w:rPr>
+        <w:t xml:space="preserve"> </w:t>
+      </w:r>
+      <w:r>
+        <w:rPr>
+          <w:rStyle w:val="KeywordTok"/>
+        </w:rPr>
+        <w:t xml:space="preserve">false</w:t>
+      </w:r>
+      <w:r>
+        <w:rPr>
+          <w:rStyle w:val="OperatorTok"/>
+        </w:rPr>
+        <w:t xml:space="preserve">;</w:t>
+      </w:r>
+      <w:r>
+        <w:br/>
+      </w:r>
+      <w:r>
+        <w:rPr>
+          <w:rStyle w:val="NormalTok"/>
+        </w:rPr>
+        <w:t xml:space="preserve">    </w:t>
+      </w:r>
+      <w:r>
+        <w:rPr>
+          <w:rStyle w:val="ControlFlowTok"/>
+        </w:rPr>
+        <w:t xml:space="preserve">for</w:t>
+      </w:r>
+      <w:r>
+        <w:rPr>
+          <w:rStyle w:val="NormalTok"/>
+        </w:rPr>
+        <w:t xml:space="preserve"> </w:t>
+      </w:r>
+      <w:r>
+        <w:rPr>
+          <w:rStyle w:val="OperatorTok"/>
+        </w:rPr>
+        <w:t xml:space="preserve">(</w:t>
+      </w:r>
+      <w:r>
+        <w:rPr>
+          <w:rStyle w:val="DataTypeTok"/>
+        </w:rPr>
+        <w:t xml:space="preserve">int</w:t>
+      </w:r>
+      <w:r>
+        <w:rPr>
+          <w:rStyle w:val="NormalTok"/>
+        </w:rPr>
+        <w:t xml:space="preserve"> i </w:t>
+      </w:r>
+      <w:r>
+        <w:rPr>
+          <w:rStyle w:val="OperatorTok"/>
+        </w:rPr>
+        <w:t xml:space="preserve">=</w:t>
+      </w:r>
+      <w:r>
+        <w:rPr>
+          <w:rStyle w:val="NormalTok"/>
+        </w:rPr>
+        <w:t xml:space="preserve"> </w:t>
+      </w:r>
+      <w:r>
+        <w:rPr>
+          <w:rStyle w:val="DecValTok"/>
+        </w:rPr>
+        <w:t xml:space="preserve">2</w:t>
+      </w:r>
+      <w:r>
+        <w:rPr>
+          <w:rStyle w:val="OperatorTok"/>
+        </w:rPr>
+        <w:t xml:space="preserve">;</w:t>
+      </w:r>
+      <w:r>
+        <w:rPr>
+          <w:rStyle w:val="NormalTok"/>
+        </w:rPr>
+        <w:t xml:space="preserve"> i </w:t>
+      </w:r>
+      <w:r>
+        <w:rPr>
+          <w:rStyle w:val="OperatorTok"/>
+        </w:rPr>
+        <w:t xml:space="preserve">*</w:t>
+      </w:r>
+      <w:r>
+        <w:rPr>
+          <w:rStyle w:val="NormalTok"/>
+        </w:rPr>
+        <w:t xml:space="preserve"> i </w:t>
+      </w:r>
+      <w:r>
+        <w:rPr>
+          <w:rStyle w:val="OperatorTok"/>
+        </w:rPr>
+        <w:t xml:space="preserve">&lt;=</w:t>
+      </w:r>
+      <w:r>
+        <w:rPr>
+          <w:rStyle w:val="NormalTok"/>
+        </w:rPr>
+        <w:t xml:space="preserve"> n</w:t>
+      </w:r>
+      <w:r>
+        <w:rPr>
+          <w:rStyle w:val="OperatorTok"/>
+        </w:rPr>
+        <w:t xml:space="preserve">;</w:t>
+      </w:r>
+      <w:r>
+        <w:rPr>
+          <w:rStyle w:val="NormalTok"/>
+        </w:rPr>
+        <w:t xml:space="preserve"> i</w:t>
+      </w:r>
+      <w:r>
+        <w:rPr>
+          <w:rStyle w:val="OperatorTok"/>
+        </w:rPr>
+        <w:t xml:space="preserve">++)</w:t>
+      </w:r>
+      <w:r>
+        <w:rPr>
+          <w:rStyle w:val="NormalTok"/>
+        </w:rPr>
+        <w:t xml:space="preserve"> </w:t>
+      </w:r>
+      <w:r>
+        <w:rPr>
+          <w:rStyle w:val="OperatorTok"/>
+        </w:rPr>
+        <w:t xml:space="preserve">{</w:t>
+      </w:r>
+      <w:r>
+        <w:br/>
+      </w:r>
+      <w:r>
+        <w:rPr>
+          <w:rStyle w:val="NormalTok"/>
+        </w:rPr>
+        <w:t xml:space="preserve">        </w:t>
+      </w:r>
+      <w:r>
+        <w:rPr>
+          <w:rStyle w:val="ControlFlowTok"/>
+        </w:rPr>
+        <w:t xml:space="preserve">if</w:t>
+      </w:r>
+      <w:r>
+        <w:rPr>
+          <w:rStyle w:val="NormalTok"/>
+        </w:rPr>
+        <w:t xml:space="preserve"> </w:t>
+      </w:r>
+      <w:r>
+        <w:rPr>
+          <w:rStyle w:val="OperatorTok"/>
+        </w:rPr>
+        <w:t xml:space="preserve">(</w:t>
+      </w:r>
+      <w:r>
+        <w:rPr>
+          <w:rStyle w:val="NormalTok"/>
+        </w:rPr>
+        <w:t xml:space="preserve">n </w:t>
+      </w:r>
+      <w:r>
+        <w:rPr>
+          <w:rStyle w:val="OperatorTok"/>
+        </w:rPr>
+        <w:t xml:space="preserve">%</w:t>
+      </w:r>
+      <w:r>
+        <w:rPr>
+          <w:rStyle w:val="NormalTok"/>
+        </w:rPr>
+        <w:t xml:space="preserve"> i </w:t>
+      </w:r>
+      <w:r>
+        <w:rPr>
+          <w:rStyle w:val="OperatorTok"/>
+        </w:rPr>
+        <w:t xml:space="preserve">==</w:t>
+      </w:r>
+      <w:r>
+        <w:rPr>
+          <w:rStyle w:val="NormalTok"/>
+        </w:rPr>
+        <w:t xml:space="preserve"> </w:t>
+      </w:r>
+      <w:r>
+        <w:rPr>
+          <w:rStyle w:val="DecValTok"/>
+        </w:rPr>
+        <w:t xml:space="preserve">0</w:t>
+      </w:r>
+      <w:r>
+        <w:rPr>
+          <w:rStyle w:val="OperatorTok"/>
+        </w:rPr>
+        <w:t xml:space="preserve">)</w:t>
+      </w:r>
+      <w:r>
+        <w:br/>
+      </w:r>
+      <w:r>
+        <w:rPr>
+          <w:rStyle w:val="NormalTok"/>
+        </w:rPr>
+        <w:t xml:space="preserve">            </w:t>
+      </w:r>
+      <w:r>
+        <w:rPr>
+          <w:rStyle w:val="ControlFlowTok"/>
+        </w:rPr>
+        <w:t xml:space="preserve">return</w:t>
+      </w:r>
+      <w:r>
+        <w:rPr>
+          <w:rStyle w:val="NormalTok"/>
+        </w:rPr>
+        <w:t xml:space="preserve"> </w:t>
+      </w:r>
+      <w:r>
+        <w:rPr>
+          <w:rStyle w:val="KeywordTok"/>
+        </w:rPr>
+        <w:t xml:space="preserve">false</w:t>
+      </w:r>
+      <w:r>
+        <w:rPr>
+          <w:rStyle w:val="OperatorTok"/>
+        </w:rPr>
+        <w:t xml:space="preserve">;</w:t>
+      </w:r>
+      <w:r>
+        <w:br/>
+      </w:r>
+      <w:r>
+        <w:rPr>
+          <w:rStyle w:val="NormalTok"/>
+        </w:rPr>
+        <w:t xml:space="preserve">    </w:t>
+      </w:r>
+      <w:r>
+        <w:rPr>
+          <w:rStyle w:val="OperatorTok"/>
+        </w:rPr>
+        <w:t xml:space="preserve">}</w:t>
+      </w:r>
+      <w:r>
+        <w:br/>
+      </w:r>
+      <w:r>
+        <w:rPr>
+          <w:rStyle w:val="NormalTok"/>
+        </w:rPr>
+        <w:t xml:space="preserve">    </w:t>
+      </w:r>
+      <w:r>
+        <w:rPr>
+          <w:rStyle w:val="ControlFlowTok"/>
+        </w:rPr>
+        <w:t xml:space="preserve">return</w:t>
+      </w:r>
+      <w:r>
+        <w:rPr>
+          <w:rStyle w:val="NormalTok"/>
+        </w:rPr>
+        <w:t xml:space="preserve"> </w:t>
+      </w:r>
+      <w:r>
+        <w:rPr>
+          <w:rStyle w:val="KeywordTok"/>
+        </w:rPr>
+        <w:t xml:space="preserve">true</w:t>
+      </w:r>
+      <w:r>
+        <w:rPr>
+          <w:rStyle w:val="OperatorTok"/>
+        </w:rPr>
+        <w:t xml:space="preserve">;</w:t>
+      </w:r>
+      <w:r>
+        <w:br/>
+      </w:r>
+      <w:r>
+        <w:rPr>
+          <w:rStyle w:val="OperatorTok"/>
+        </w:rPr>
+        <w:t xml:space="preserve">}</w:t>
+      </w:r>
+      <w:r>
+        <w:br/>
+      </w:r>
+      <w:r>
+        <w:br/>
+      </w:r>
+      <w:r>
+        <w:rPr>
+          <w:rStyle w:val="DataTypeTok"/>
+        </w:rPr>
+        <w:t xml:space="preserve">int</w:t>
+      </w:r>
+      <w:r>
+        <w:rPr>
+          <w:rStyle w:val="NormalTok"/>
+        </w:rPr>
+        <w:t xml:space="preserve"> main</w:t>
+      </w:r>
+      <w:r>
+        <w:rPr>
+          <w:rStyle w:val="OperatorTok"/>
+        </w:rPr>
+        <w:t xml:space="preserve">()</w:t>
+      </w:r>
+      <w:r>
+        <w:rPr>
+          <w:rStyle w:val="NormalTok"/>
+        </w:rPr>
+        <w:t xml:space="preserve"> </w:t>
+      </w:r>
+      <w:r>
+        <w:rPr>
+          <w:rStyle w:val="OperatorTok"/>
+        </w:rPr>
+        <w:t xml:space="preserve">{</w:t>
+      </w:r>
+      <w:r>
+        <w:br/>
+      </w:r>
+      <w:r>
+        <w:rPr>
+          <w:rStyle w:val="NormalTok"/>
+        </w:rPr>
+        <w:t xml:space="preserve">    </w:t>
+      </w:r>
+      <w:r>
+        <w:rPr>
+          <w:rStyle w:val="DataTypeTok"/>
+        </w:rPr>
+        <w:t xml:space="preserve">int</w:t>
+      </w:r>
+      <w:r>
+        <w:rPr>
+          <w:rStyle w:val="NormalTok"/>
+        </w:rPr>
+        <w:t xml:space="preserve"> num1 </w:t>
+      </w:r>
+      <w:r>
+        <w:rPr>
+          <w:rStyle w:val="OperatorTok"/>
+        </w:rPr>
+        <w:t xml:space="preserve">=</w:t>
+      </w:r>
+      <w:r>
+        <w:rPr>
+          <w:rStyle w:val="NormalTok"/>
+        </w:rPr>
+        <w:t xml:space="preserve"> </w:t>
+      </w:r>
+      <w:r>
+        <w:rPr>
+          <w:rStyle w:val="DecValTok"/>
+        </w:rPr>
+        <w:t xml:space="preserve">29</w:t>
+      </w:r>
+      <w:r>
+        <w:rPr>
+          <w:rStyle w:val="OperatorTok"/>
+        </w:rPr>
+        <w:t xml:space="preserve">;</w:t>
+      </w:r>
+      <w:r>
+        <w:br/>
+      </w:r>
+      <w:r>
+        <w:rPr>
+          <w:rStyle w:val="NormalTok"/>
+        </w:rPr>
+        <w:t xml:space="preserve">    </w:t>
+      </w:r>
+      <w:r>
+        <w:rPr>
+          <w:rStyle w:val="DataTypeTok"/>
+        </w:rPr>
+        <w:t xml:space="preserve">int</w:t>
+      </w:r>
+      <w:r>
+        <w:rPr>
+          <w:rStyle w:val="NormalTok"/>
+        </w:rPr>
+        <w:t xml:space="preserve"> num2 </w:t>
+      </w:r>
+      <w:r>
+        <w:rPr>
+          <w:rStyle w:val="OperatorTok"/>
+        </w:rPr>
+        <w:t xml:space="preserve">=</w:t>
+      </w:r>
+      <w:r>
+        <w:rPr>
+          <w:rStyle w:val="NormalTok"/>
+        </w:rPr>
+        <w:t xml:space="preserve"> </w:t>
+      </w:r>
+      <w:r>
+        <w:rPr>
+          <w:rStyle w:val="DecValTok"/>
+        </w:rPr>
+        <w:t xml:space="preserve">10</w:t>
+      </w:r>
+      <w:r>
+        <w:rPr>
+          <w:rStyle w:val="OperatorTok"/>
+        </w:rPr>
+        <w:t xml:space="preserve">;</w:t>
+      </w:r>
+      <w:r>
+        <w:br/>
+      </w:r>
+      <w:r>
+        <w:br/>
+      </w:r>
+      <w:r>
+        <w:rPr>
+          <w:rStyle w:val="NormalTok"/>
+        </w:rPr>
+        <w:t xml:space="preserve">    </w:t>
+      </w:r>
+      <w:r>
+        <w:rPr>
+          <w:rStyle w:val="DataTypeTok"/>
+        </w:rPr>
+        <w:t xml:space="preserve">bool</w:t>
+      </w:r>
+      <w:r>
+        <w:rPr>
+          <w:rStyle w:val="NormalTok"/>
+        </w:rPr>
+        <w:t xml:space="preserve"> result1 </w:t>
+      </w:r>
+      <w:r>
+        <w:rPr>
+          <w:rStyle w:val="OperatorTok"/>
+        </w:rPr>
+        <w:t xml:space="preserve">=</w:t>
+      </w:r>
+      <w:r>
+        <w:rPr>
+          <w:rStyle w:val="NormalTok"/>
+        </w:rPr>
+        <w:t xml:space="preserve"> isPrime</w:t>
+      </w:r>
+      <w:r>
+        <w:rPr>
+          <w:rStyle w:val="OperatorTok"/>
+        </w:rPr>
+        <w:t xml:space="preserve">(</w:t>
+      </w:r>
+      <w:r>
+        <w:rPr>
+          <w:rStyle w:val="NormalTok"/>
+        </w:rPr>
+        <w:t xml:space="preserve">num1</w:t>
+      </w:r>
+      <w:r>
+        <w:rPr>
+          <w:rStyle w:val="OperatorTok"/>
+        </w:rPr>
+        <w:t xml:space="preserve">);</w:t>
+      </w:r>
+      <w:r>
+        <w:br/>
+      </w:r>
+      <w:r>
+        <w:rPr>
+          <w:rStyle w:val="NormalTok"/>
+        </w:rPr>
+        <w:t xml:space="preserve">    </w:t>
+      </w:r>
+      <w:r>
+        <w:rPr>
+          <w:rStyle w:val="DataTypeTok"/>
+        </w:rPr>
+        <w:t xml:space="preserve">bool</w:t>
+      </w:r>
+      <w:r>
+        <w:rPr>
+          <w:rStyle w:val="NormalTok"/>
+        </w:rPr>
+        <w:t xml:space="preserve"> result2 </w:t>
+      </w:r>
+      <w:r>
+        <w:rPr>
+          <w:rStyle w:val="OperatorTok"/>
+        </w:rPr>
+        <w:t xml:space="preserve">=</w:t>
+      </w:r>
+      <w:r>
+        <w:rPr>
+          <w:rStyle w:val="NormalTok"/>
+        </w:rPr>
+        <w:t xml:space="preserve"> isPrime</w:t>
+      </w:r>
+      <w:r>
+        <w:rPr>
+          <w:rStyle w:val="OperatorTok"/>
+        </w:rPr>
+        <w:t xml:space="preserve">(</w:t>
+      </w:r>
+      <w:r>
+        <w:rPr>
+          <w:rStyle w:val="NormalTok"/>
+        </w:rPr>
+        <w:t xml:space="preserve">num2</w:t>
+      </w:r>
+      <w:r>
+        <w:rPr>
+          <w:rStyle w:val="OperatorTok"/>
+        </w:rPr>
+        <w:t xml:space="preserve">);</w:t>
+      </w:r>
+      <w:r>
+        <w:br/>
+      </w:r>
+      <w:r>
+        <w:br/>
+      </w:r>
+      <w:r>
+        <w:rPr>
+          <w:rStyle w:val="NormalTok"/>
+        </w:rPr>
+        <w:t xml:space="preserve">    printf</w:t>
+      </w:r>
+      <w:r>
+        <w:rPr>
+          <w:rStyle w:val="OperatorTok"/>
+        </w:rPr>
+        <w:t xml:space="preserve">(</w:t>
+      </w:r>
+      <w:r>
+        <w:rPr>
+          <w:rStyle w:val="StringTok"/>
+        </w:rPr>
+        <w:t xml:space="preserve">"Is </w:t>
+      </w:r>
+      <w:r>
+        <w:rPr>
+          <w:rStyle w:val="SpecialCharTok"/>
+        </w:rPr>
+        <w:t xml:space="preserve">%d</w:t>
+      </w:r>
+      <w:r>
+        <w:rPr>
+          <w:rStyle w:val="StringTok"/>
+        </w:rPr>
+        <w:t xml:space="preserve"> a prime number? </w:t>
+      </w:r>
+      <w:r>
+        <w:rPr>
+          <w:rStyle w:val="SpecialCharTok"/>
+        </w:rPr>
+        <w:t xml:space="preserve">%s\n</w:t>
+      </w:r>
+      <w:r>
+        <w:rPr>
+          <w:rStyle w:val="StringTok"/>
+        </w:rPr>
+        <w:t xml:space="preserve">"</w:t>
+      </w:r>
+      <w:r>
+        <w:rPr>
+          <w:rStyle w:val="OperatorTok"/>
+        </w:rPr>
+        <w:t xml:space="preserve">,</w:t>
+      </w:r>
+      <w:r>
+        <w:rPr>
+          <w:rStyle w:val="NormalTok"/>
+        </w:rPr>
+        <w:t xml:space="preserve"> num1</w:t>
+      </w:r>
+      <w:r>
+        <w:rPr>
+          <w:rStyle w:val="OperatorTok"/>
+        </w:rPr>
+        <w:t xml:space="preserve">,</w:t>
+      </w:r>
+      <w:r>
+        <w:rPr>
+          <w:rStyle w:val="NormalTok"/>
+        </w:rPr>
+        <w:t xml:space="preserve"> result1 </w:t>
+      </w:r>
+      <w:r>
+        <w:rPr>
+          <w:rStyle w:val="OperatorTok"/>
+        </w:rPr>
+        <w:t xml:space="preserve">?</w:t>
+      </w:r>
+      <w:r>
+        <w:rPr>
+          <w:rStyle w:val="NormalTok"/>
+        </w:rPr>
+        <w:t xml:space="preserve"> </w:t>
+      </w:r>
+      <w:r>
+        <w:rPr>
+          <w:rStyle w:val="StringTok"/>
+        </w:rPr>
+        <w:t xml:space="preserve">"true"</w:t>
+      </w:r>
+      <w:r>
+        <w:rPr>
+          <w:rStyle w:val="NormalTok"/>
+        </w:rPr>
+        <w:t xml:space="preserve"> </w:t>
+      </w:r>
+      <w:r>
+        <w:rPr>
+          <w:rStyle w:val="OperatorTok"/>
+        </w:rPr>
+        <w:t xml:space="preserve">:</w:t>
+      </w:r>
+      <w:r>
+        <w:rPr>
+          <w:rStyle w:val="NormalTok"/>
+        </w:rPr>
+        <w:t xml:space="preserve"> </w:t>
+      </w:r>
+      <w:r>
+        <w:rPr>
+          <w:rStyle w:val="StringTok"/>
+        </w:rPr>
+        <w:t xml:space="preserve">"false"</w:t>
+      </w:r>
+      <w:r>
+        <w:rPr>
+          <w:rStyle w:val="OperatorTok"/>
+        </w:rPr>
+        <w:t xml:space="preserve">);</w:t>
+      </w:r>
+      <w:r>
+        <w:br/>
+      </w:r>
+      <w:r>
+        <w:rPr>
+          <w:rStyle w:val="NormalTok"/>
+        </w:rPr>
+        <w:t xml:space="preserve">    printf</w:t>
+      </w:r>
+      <w:r>
+        <w:rPr>
+          <w:rStyle w:val="OperatorTok"/>
+        </w:rPr>
+        <w:t xml:space="preserve">(</w:t>
+      </w:r>
+      <w:r>
+        <w:rPr>
+          <w:rStyle w:val="StringTok"/>
+        </w:rPr>
+        <w:t xml:space="preserve">"Is </w:t>
+      </w:r>
+      <w:r>
+        <w:rPr>
+          <w:rStyle w:val="SpecialCharTok"/>
+        </w:rPr>
+        <w:t xml:space="preserve">%d</w:t>
+      </w:r>
+      <w:r>
+        <w:rPr>
+          <w:rStyle w:val="StringTok"/>
+        </w:rPr>
+        <w:t xml:space="preserve"> a prime number? </w:t>
+      </w:r>
+      <w:r>
+        <w:rPr>
+          <w:rStyle w:val="SpecialCharTok"/>
+        </w:rPr>
+        <w:t xml:space="preserve">%s\n</w:t>
+      </w:r>
+      <w:r>
+        <w:rPr>
+          <w:rStyle w:val="StringTok"/>
+        </w:rPr>
+        <w:t xml:space="preserve">"</w:t>
+      </w:r>
+      <w:r>
+        <w:rPr>
+          <w:rStyle w:val="OperatorTok"/>
+        </w:rPr>
+        <w:t xml:space="preserve">,</w:t>
+      </w:r>
+      <w:r>
+        <w:rPr>
+          <w:rStyle w:val="NormalTok"/>
+        </w:rPr>
+        <w:t xml:space="preserve"> num2</w:t>
+      </w:r>
+      <w:r>
+        <w:rPr>
+          <w:rStyle w:val="OperatorTok"/>
+        </w:rPr>
+        <w:t xml:space="preserve">,</w:t>
+      </w:r>
+      <w:r>
+        <w:rPr>
+          <w:rStyle w:val="NormalTok"/>
+        </w:rPr>
+        <w:t xml:space="preserve"> result2 </w:t>
+      </w:r>
+      <w:r>
+        <w:rPr>
+          <w:rStyle w:val="OperatorTok"/>
+        </w:rPr>
+        <w:t xml:space="preserve">?</w:t>
+      </w:r>
+      <w:r>
+        <w:rPr>
+          <w:rStyle w:val="NormalTok"/>
+        </w:rPr>
+        <w:t xml:space="preserve"> </w:t>
+      </w:r>
+      <w:r>
+        <w:rPr>
+          <w:rStyle w:val="StringTok"/>
+        </w:rPr>
+        <w:t xml:space="preserve">"true"</w:t>
+      </w:r>
+      <w:r>
+        <w:rPr>
+          <w:rStyle w:val="NormalTok"/>
+        </w:rPr>
+        <w:t xml:space="preserve"> </w:t>
+      </w:r>
+      <w:r>
+        <w:rPr>
+          <w:rStyle w:val="OperatorTok"/>
+        </w:rPr>
+        <w:t xml:space="preserve">:</w:t>
+      </w:r>
+      <w:r>
+        <w:rPr>
+          <w:rStyle w:val="NormalTok"/>
+        </w:rPr>
+        <w:t xml:space="preserve"> </w:t>
+      </w:r>
+      <w:r>
+        <w:rPr>
+          <w:rStyle w:val="StringTok"/>
+        </w:rPr>
+        <w:t xml:space="preserve">"false"</w:t>
+      </w:r>
+      <w:r>
+        <w:rPr>
+          <w:rStyle w:val="OperatorTok"/>
+        </w:rPr>
+        <w:t xml:space="preserve">);</w:t>
+      </w:r>
+      <w:r>
+        <w:br/>
+      </w:r>
+      <w:r>
+        <w:br/>
+      </w:r>
+      <w:r>
+        <w:rPr>
+          <w:rStyle w:val="NormalTok"/>
+        </w:rPr>
+        <w:t xml:space="preserve">    </w:t>
+      </w:r>
+      <w:r>
+        <w:rPr>
+          <w:rStyle w:val="ControlFlowTok"/>
+        </w:rPr>
+        <w:t xml:space="preserve">return</w:t>
+      </w:r>
+      <w:r>
+        <w:rPr>
+          <w:rStyle w:val="NormalTok"/>
+        </w:rPr>
+        <w:t xml:space="preserve"> </w:t>
+      </w:r>
+      <w:r>
+        <w:rPr>
+          <w:rStyle w:val="DecValTok"/>
+        </w:rPr>
+        <w:t xml:space="preserve">0</w:t>
+      </w:r>
+      <w:r>
+        <w:rPr>
+          <w:rStyle w:val="OperatorTok"/>
+        </w:rPr>
+        <w:t xml:space="preserve">;</w:t>
+      </w:r>
+      <w:r>
+        <w:br/>
+      </w:r>
+      <w:r>
+        <w:rPr>
+          <w:rStyle w:val="OperatorTok"/>
+        </w:rPr>
+        <w:t xml:space="preserve">}</w:t>
+      </w:r>
+    </w:p>
+    <w:p>
+      <w:pPr>
+        <w:pStyle w:val="FirstParagraph"/>
+      </w:pPr>
+      <w:r>
+        <w:rPr>
+          <w:b/>
+          <w:bCs/>
+        </w:rPr>
+        <w:t xml:space="preserve">Output:</w:t>
+      </w:r>
+    </w:p>
+    <w:p>
+      <w:pPr>
+        <w:pStyle w:val="SourceCode"/>
+      </w:pPr>
+      <w:r>
+        <w:rPr>
+          <w:rStyle w:val="VerbatimChar"/>
+        </w:rPr>
+        <w:t xml:space="preserve">Is 29 a prime number? true</w:t>
+      </w:r>
+      <w:r>
+        <w:br/>
+      </w:r>
+      <w:r>
+        <w:rPr>
+          <w:rStyle w:val="VerbatimChar"/>
+        </w:rPr>
+        <w:t xml:space="preserve">Is 10 a prime number? false</w:t>
+      </w:r>
+    </w:p>
+    <w:p>
+      <w:r>
+        <w:pict>
+          <v:rect style="width:0;height:1.5pt" o:hralign="center" o:hrstd="t" o:hr="t"/>
+        </w:pict>
+      </w:r>
+    </w:p>
+    <w:bookmarkEnd w:id="35"/>
+    <w:bookmarkStart w:id="36" w:name="functiondef-main"/>
+    <w:p>
+      <w:pPr>
+        <w:pStyle w:val="Heading2"/>
+      </w:pPr>
+      <w:r>
+        <w:rPr>
+          <w:rStyle w:val="SectionNumber"/>
+        </w:rPr>
+        <w:t xml:space="preserve">4.6</w:t>
+      </w:r>
+      <w:r>
+        <w:tab/>
+      </w:r>
+      <w:r>
+        <w:t xml:space="preserve">FunctionDef main</w:t>
+      </w:r>
+    </w:p>
+    <w:bookmarkEnd w:id="36"/>
+    <w:bookmarkEnd w:id="37"/>
+    <w:bookmarkStart w:id="43" w:name="function-main"/>
+    <w:p>
+      <w:pPr>
+        <w:pStyle w:val="Heading1"/>
+      </w:pPr>
+      <w:r>
+        <w:rPr>
+          <w:rStyle w:val="SectionNumber"/>
+        </w:rPr>
+        <w:t xml:space="preserve">5</w:t>
+      </w:r>
+      <w:r>
+        <w:tab/>
+      </w:r>
+      <w:r>
+        <w:t xml:space="preserve">Function: main</w:t>
+      </w:r>
+    </w:p>
+    <w:bookmarkStart w:id="38" w:name="overview-4"/>
+    <w:p>
+      <w:pPr>
+        <w:pStyle w:val="Heading2"/>
+      </w:pPr>
+      <w:r>
+        <w:rPr>
+          <w:rStyle w:val="SectionNumber"/>
+        </w:rPr>
+        <w:t xml:space="preserve">5.1</w:t>
+      </w:r>
+      <w:r>
+        <w:tab/>
+      </w:r>
+      <w:r>
+        <w:t xml:space="preserve">Overview</w:t>
+      </w:r>
+    </w:p>
+    <w:p>
+      <w:pPr>
+        <w:pStyle w:val="FirstParagraph"/>
+      </w:pPr>
+      <w:r>
+        <w:t xml:space="preserve">The</w:t>
+      </w:r>
+      <w:r>
+        <w:t xml:space="preserve"> </w:t>
+      </w:r>
+      <w:r>
+        <w:rPr>
+          <w:rStyle w:val="VerbatimChar"/>
+        </w:rPr>
+        <w:t xml:space="preserve">main</w:t>
+      </w:r>
+      <w:r>
+        <w:t xml:space="preserve"> </w:t>
+      </w:r>
+      <w:r>
+        <w:t xml:space="preserve">function serves as the entry point for the program, demonstrating the usage of several utility functions to find a maximum value in an array, calculate string length, and determine if a number is prime.</w:t>
+      </w:r>
+    </w:p>
+    <w:bookmarkEnd w:id="38"/>
+    <w:bookmarkStart w:id="39" w:name="parameters-4"/>
+    <w:p>
+      <w:pPr>
+        <w:pStyle w:val="Heading2"/>
+      </w:pPr>
+      <w:r>
+        <w:rPr>
+          <w:rStyle w:val="SectionNumber"/>
+        </w:rPr>
+        <w:t xml:space="preserve">5.2</w:t>
+      </w:r>
+      <w:r>
+        <w:tab/>
+      </w:r>
+      <w:r>
+        <w:t xml:space="preserve">parameters</w:t>
+      </w:r>
+    </w:p>
+    <w:p>
+      <w:pPr>
+        <w:pStyle w:val="FirstParagraph"/>
+      </w:pPr>
+      <w:r>
+        <w:t xml:space="preserve">This function does not take any parameters.</w:t>
+      </w:r>
+    </w:p>
+    <w:bookmarkEnd w:id="39"/>
+    <w:bookmarkStart w:id="40" w:name="description-4"/>
+    <w:p>
+      <w:pPr>
+        <w:pStyle w:val="Heading2"/>
+      </w:pPr>
+      <w:r>
+        <w:rPr>
+          <w:rStyle w:val="SectionNumber"/>
+        </w:rPr>
+        <w:t xml:space="preserve">5.3</w:t>
+      </w:r>
+      <w:r>
+        <w:tab/>
+      </w:r>
+      <w:r>
+        <w:t xml:space="preserve">Description</w:t>
+      </w:r>
+    </w:p>
+    <w:p>
+      <w:pPr>
+        <w:pStyle w:val="FirstParagraph"/>
+      </w:pPr>
+      <w:r>
+        <w:t xml:space="preserve">The</w:t>
+      </w:r>
+      <w:r>
+        <w:t xml:space="preserve"> </w:t>
+      </w:r>
+      <w:r>
+        <w:rPr>
+          <w:rStyle w:val="VerbatimChar"/>
+        </w:rPr>
+        <w:t xml:space="preserve">main</w:t>
+      </w:r>
+      <w:r>
+        <w:t xml:space="preserve"> </w:t>
+      </w:r>
+      <w:r>
+        <w:t xml:space="preserve">function executes a sequence of demonstrations for other utility functions.</w:t>
+      </w:r>
+    </w:p>
+    <w:p>
+      <w:pPr>
+        <w:pStyle w:val="Compact"/>
+        <w:numPr>
+          <w:ilvl w:val="0"/>
+          <w:numId w:val="1007"/>
+        </w:numPr>
+      </w:pPr>
+      <w:r>
+        <w:rPr>
+          <w:b/>
+          <w:bCs/>
+        </w:rPr>
+        <w:t xml:space="preserve">Find Maximum in Array</w:t>
       </w:r>
       <w:r>
         <w:t xml:space="preserve">:</w:t>
@@ -5020,7 +6516,7 @@
         </w:numPr>
       </w:pPr>
       <w:r>
-        <w:t xml:space="preserve">A character array</w:t>
+        <w:t xml:space="preserve">An integer array</w:t>
       </w:r>
       <w:r>
         <w:t xml:space="preserve"> </w:t>
@@ -5029,13 +6525,13 @@
         <w:rPr>
           <w:rStyle w:val="VerbatimChar"/>
         </w:rPr>
-        <w:t xml:space="preserve">name</w:t>
-      </w:r>
-      <w:r>
-        <w:t xml:space="preserve"> </w:t>
-      </w:r>
-      <w:r>
-        <w:t xml:space="preserve">is initialized with the string</w:t>
+        <w:t xml:space="preserve">nums</w:t>
+      </w:r>
+      <w:r>
+        <w:t xml:space="preserve"> </w:t>
+      </w:r>
+      <w:r>
+        <w:t xml:space="preserve">is initialized with the values</w:t>
       </w:r>
       <w:r>
         <w:t xml:space="preserve"> </w:t>
@@ -5044,7 +6540,7 @@
         <w:rPr>
           <w:rStyle w:val="VerbatimChar"/>
         </w:rPr>
-        <w:t xml:space="preserve">"Prateek"</w:t>
+        <w:t xml:space="preserve">{5, 12, 3, 19, 7}</w:t>
       </w:r>
       <w:r>
         <w:t xml:space="preserve">.</w:t>
@@ -5068,28 +6564,88 @@
         <w:rPr>
           <w:rStyle w:val="VerbatimChar"/>
         </w:rPr>
-        <w:t xml:space="preserve">stringLength</w:t>
-      </w:r>
-      <w:r>
-        <w:t xml:space="preserve"> </w:t>
-      </w:r>
-      <w:r>
-        <w:t xml:space="preserve">function is called with the</w:t>
-      </w:r>
-      <w:r>
-        <w:t xml:space="preserve"> </w:t>
+        <w:t xml:space="preserve">size</w:t>
+      </w:r>
+      <w:r>
+        <w:t xml:space="preserve"> </w:t>
+      </w:r>
+      <w:r>
+        <w:t xml:space="preserve">of the array is calculated by dividing the total size of the array in bytes (</w:t>
       </w:r>
       <w:r>
         <w:rPr>
           <w:rStyle w:val="VerbatimChar"/>
         </w:rPr>
-        <w:t xml:space="preserve">name</w:t>
-      </w:r>
-      <w:r>
-        <w:t xml:space="preserve"> </w:t>
-      </w:r>
-      <w:r>
-        <w:t xml:space="preserve">array. The function returns the number of characters in the string, which is then printed.</w:t>
+        <w:t xml:space="preserve">sizeof(nums)</w:t>
+      </w:r>
+      <w:r>
+        <w:t xml:space="preserve">) by the size of a single integer element (</w:t>
+      </w:r>
+      <w:r>
+        <w:rPr>
+          <w:rStyle w:val="VerbatimChar"/>
+        </w:rPr>
+        <w:t xml:space="preserve">sizeof(nums[0])</w:t>
+      </w:r>
+      <w:r>
+        <w:t xml:space="preserve">).</w:t>
+      </w:r>
+    </w:p>
+    <w:p>
+      <w:pPr>
+        <w:pStyle w:val="Compact"/>
+        <w:numPr>
+          <w:ilvl w:val="1"/>
+          <w:numId w:val="1008"/>
+        </w:numPr>
+      </w:pPr>
+      <w:r>
+        <w:t xml:space="preserve">The</w:t>
+      </w:r>
+      <w:r>
+        <w:t xml:space="preserve"> </w:t>
+      </w:r>
+      <w:r>
+        <w:rPr>
+          <w:rStyle w:val="VerbatimChar"/>
+        </w:rPr>
+        <w:t xml:space="preserve">findMax</w:t>
+      </w:r>
+      <w:r>
+        <w:t xml:space="preserve"> </w:t>
+      </w:r>
+      <w:r>
+        <w:t xml:space="preserve">function is called with</w:t>
+      </w:r>
+      <w:r>
+        <w:t xml:space="preserve"> </w:t>
+      </w:r>
+      <w:r>
+        <w:rPr>
+          <w:rStyle w:val="VerbatimChar"/>
+        </w:rPr>
+        <w:t xml:space="preserve">nums</w:t>
+      </w:r>
+      <w:r>
+        <w:t xml:space="preserve"> </w:t>
+      </w:r>
+      <w:r>
+        <w:t xml:space="preserve">and</w:t>
+      </w:r>
+      <w:r>
+        <w:t xml:space="preserve"> </w:t>
+      </w:r>
+      <w:r>
+        <w:rPr>
+          <w:rStyle w:val="VerbatimChar"/>
+        </w:rPr>
+        <w:t xml:space="preserve">size</w:t>
+      </w:r>
+      <w:r>
+        <w:t xml:space="preserve"> </w:t>
+      </w:r>
+      <w:r>
+        <w:t xml:space="preserve">as arguments. The returned value, which is the largest number in the array, is then printed to the console.</w:t>
       </w:r>
     </w:p>
     <w:p>
@@ -5097,7 +6653,7 @@
         <w:pStyle w:val="Compact"/>
         <w:numPr>
           <w:ilvl w:val="0"/>
-          <w:numId w:val="1006"/>
+          <w:numId w:val="1007"/>
         </w:numPr>
       </w:pPr>
       <w:r>
@@ -5105,7 +6661,7 @@
           <w:b/>
           <w:bCs/>
         </w:rPr>
-        <w:t xml:space="preserve">Prime Number Check</w:t>
+        <w:t xml:space="preserve">Calculate String Length</w:t>
       </w:r>
       <w:r>
         <w:t xml:space="preserve">:</w:t>
@@ -5120,7 +6676,7 @@
         </w:numPr>
       </w:pPr>
       <w:r>
-        <w:t xml:space="preserve">An integer variable</w:t>
+        <w:t xml:space="preserve">A character array</w:t>
       </w:r>
       <w:r>
         <w:t xml:space="preserve"> </w:t>
@@ -5129,13 +6685,13 @@
         <w:rPr>
           <w:rStyle w:val="VerbatimChar"/>
         </w:rPr>
-        <w:t xml:space="preserve">number</w:t>
-      </w:r>
-      <w:r>
-        <w:t xml:space="preserve"> </w:t>
-      </w:r>
-      <w:r>
-        <w:t xml:space="preserve">is initialized with the value</w:t>
+        <w:t xml:space="preserve">name</w:t>
+      </w:r>
+      <w:r>
+        <w:t xml:space="preserve"> </w:t>
+      </w:r>
+      <w:r>
+        <w:t xml:space="preserve">is initialized with the string</w:t>
       </w:r>
       <w:r>
         <w:t xml:space="preserve"> </w:t>
@@ -5144,7 +6700,7 @@
         <w:rPr>
           <w:rStyle w:val="VerbatimChar"/>
         </w:rPr>
-        <w:t xml:space="preserve">17</w:t>
+        <w:t xml:space="preserve">"Prateek"</w:t>
       </w:r>
       <w:r>
         <w:t xml:space="preserve">.</w:t>
@@ -5168,13 +6724,13 @@
         <w:rPr>
           <w:rStyle w:val="VerbatimChar"/>
         </w:rPr>
-        <w:t xml:space="preserve">isPrime</w:t>
-      </w:r>
-      <w:r>
-        <w:t xml:space="preserve"> </w:t>
-      </w:r>
-      <w:r>
-        <w:t xml:space="preserve">function is called with</w:t>
+        <w:t xml:space="preserve">stringLength</w:t>
+      </w:r>
+      <w:r>
+        <w:t xml:space="preserve"> </w:t>
+      </w:r>
+      <w:r>
+        <w:t xml:space="preserve">function is called with the</w:t>
       </w:r>
       <w:r>
         <w:t xml:space="preserve"> </w:t>
@@ -5183,10 +6739,32 @@
         <w:rPr>
           <w:rStyle w:val="VerbatimChar"/>
         </w:rPr>
-        <w:t xml:space="preserve">number</w:t>
-      </w:r>
-      <w:r>
-        <w:t xml:space="preserve">. The function returns a boolean-like value (true or false).</w:t>
+        <w:t xml:space="preserve">name</w:t>
+      </w:r>
+      <w:r>
+        <w:t xml:space="preserve"> </w:t>
+      </w:r>
+      <w:r>
+        <w:t xml:space="preserve">array. The function returns the number of characters in the string, which is then printed.</w:t>
+      </w:r>
+    </w:p>
+    <w:p>
+      <w:pPr>
+        <w:pStyle w:val="Compact"/>
+        <w:numPr>
+          <w:ilvl w:val="0"/>
+          <w:numId w:val="1007"/>
+        </w:numPr>
+      </w:pPr>
+      <w:r>
+        <w:rPr>
+          <w:b/>
+          <w:bCs/>
+        </w:rPr>
+        <w:t xml:space="preserve">Prime Number Check</w:t>
+      </w:r>
+      <w:r>
+        <w:t xml:space="preserve">:</w:t>
       </w:r>
     </w:p>
     <w:p>
@@ -5194,11 +6772,11 @@
         <w:pStyle w:val="Compact"/>
         <w:numPr>
           <w:ilvl w:val="1"/>
-          <w:numId w:val="1009"/>
+          <w:numId w:val="1010"/>
         </w:numPr>
       </w:pPr>
       <w:r>
-        <w:t xml:space="preserve">An</w:t>
+        <w:t xml:space="preserve">An integer variable</w:t>
       </w:r>
       <w:r>
         <w:t xml:space="preserve"> </w:t>
@@ -5207,13 +6785,13 @@
         <w:rPr>
           <w:rStyle w:val="VerbatimChar"/>
         </w:rPr>
-        <w:t xml:space="preserve">if-else</w:t>
-      </w:r>
-      <w:r>
-        <w:t xml:space="preserve"> </w:t>
-      </w:r>
-      <w:r>
-        <w:t xml:space="preserve">block checks the return value and prints a message indicating whether</w:t>
+        <w:t xml:space="preserve">number</w:t>
+      </w:r>
+      <w:r>
+        <w:t xml:space="preserve"> </w:t>
+      </w:r>
+      <w:r>
+        <w:t xml:space="preserve">is initialized with the value</w:t>
       </w:r>
       <w:r>
         <w:t xml:space="preserve"> </w:t>
@@ -5225,14 +6803,92 @@
         <w:t xml:space="preserve">17</w:t>
       </w:r>
       <w:r>
-        <w:t xml:space="preserve"> </w:t>
-      </w:r>
-      <w:r>
-        <w:t xml:space="preserve">is a prime number or not.</w:t>
+        <w:t xml:space="preserve">.</w:t>
       </w:r>
     </w:p>
     <w:p>
       <w:pPr>
+        <w:pStyle w:val="Compact"/>
+        <w:numPr>
+          <w:ilvl w:val="1"/>
+          <w:numId w:val="1010"/>
+        </w:numPr>
+      </w:pPr>
+      <w:r>
+        <w:t xml:space="preserve">The</w:t>
+      </w:r>
+      <w:r>
+        <w:t xml:space="preserve"> </w:t>
+      </w:r>
+      <w:r>
+        <w:rPr>
+          <w:rStyle w:val="VerbatimChar"/>
+        </w:rPr>
+        <w:t xml:space="preserve">isPrime</w:t>
+      </w:r>
+      <w:r>
+        <w:t xml:space="preserve"> </w:t>
+      </w:r>
+      <w:r>
+        <w:t xml:space="preserve">function is called with</w:t>
+      </w:r>
+      <w:r>
+        <w:t xml:space="preserve"> </w:t>
+      </w:r>
+      <w:r>
+        <w:rPr>
+          <w:rStyle w:val="VerbatimChar"/>
+        </w:rPr>
+        <w:t xml:space="preserve">number</w:t>
+      </w:r>
+      <w:r>
+        <w:t xml:space="preserve">. The function returns a boolean-like value (true or false).</w:t>
+      </w:r>
+    </w:p>
+    <w:p>
+      <w:pPr>
+        <w:pStyle w:val="Compact"/>
+        <w:numPr>
+          <w:ilvl w:val="1"/>
+          <w:numId w:val="1010"/>
+        </w:numPr>
+      </w:pPr>
+      <w:r>
+        <w:t xml:space="preserve">An</w:t>
+      </w:r>
+      <w:r>
+        <w:t xml:space="preserve"> </w:t>
+      </w:r>
+      <w:r>
+        <w:rPr>
+          <w:rStyle w:val="VerbatimChar"/>
+        </w:rPr>
+        <w:t xml:space="preserve">if-else</w:t>
+      </w:r>
+      <w:r>
+        <w:t xml:space="preserve"> </w:t>
+      </w:r>
+      <w:r>
+        <w:t xml:space="preserve">block checks the return value and prints a message indicating whether</w:t>
+      </w:r>
+      <w:r>
+        <w:t xml:space="preserve"> </w:t>
+      </w:r>
+      <w:r>
+        <w:rPr>
+          <w:rStyle w:val="VerbatimChar"/>
+        </w:rPr>
+        <w:t xml:space="preserve">17</w:t>
+      </w:r>
+      <w:r>
+        <w:t xml:space="preserve"> </w:t>
+      </w:r>
+      <w:r>
+        <w:t xml:space="preserve">is a prime number or not.</w:t>
+      </w:r>
+    </w:p>
+    <w:p>
+      <w:pPr>
         <w:pStyle w:val="FirstParagraph"/>
       </w:pPr>
       <w:r>
@@ -5254,8 +6910,8 @@
         <w:t xml:space="preserve">to the operating system, which conventionally signifies that the program executed successfully without errors.</w:t>
       </w:r>
     </w:p>
-    <w:bookmarkEnd w:id="32"/>
-    <w:bookmarkStart w:id="33" w:name="usage-notes-3"/>
+    <w:bookmarkEnd w:id="40"/>
+    <w:bookmarkStart w:id="41" w:name="usage-notes-4"/>
     <w:p>
       <w:pPr>
         <w:pStyle w:val="Heading2"/>
@@ -5264,7 +6920,7 @@
         <w:rPr>
           <w:rStyle w:val="SectionNumber"/>
         </w:rPr>
-        <w:t xml:space="preserve">3.4</w:t>
+        <w:t xml:space="preserve">5.4</w:t>
       </w:r>
       <w:r>
         <w:tab/>
@@ -5278,7 +6934,7 @@
         <w:pStyle w:val="Compact"/>
         <w:numPr>
           <w:ilvl w:val="0"/>
-          <w:numId w:val="1010"/>
+          <w:numId w:val="1011"/>
         </w:numPr>
       </w:pPr>
       <w:r>
@@ -5341,7 +6997,7 @@
         <w:pStyle w:val="Compact"/>
         <w:numPr>
           <w:ilvl w:val="0"/>
-          <w:numId w:val="1010"/>
+          <w:numId w:val="1011"/>
         </w:numPr>
       </w:pPr>
       <w:r>
@@ -5392,7 +7048,7 @@
         <w:pStyle w:val="Compact"/>
         <w:numPr>
           <w:ilvl w:val="0"/>
-          <w:numId w:val="1010"/>
+          <w:numId w:val="1011"/>
         </w:numPr>
       </w:pPr>
       <w:r>
@@ -5473,8 +7129,8 @@
         <w:t xml:space="preserve">17 is a prime number.</w:t>
       </w:r>
     </w:p>
-    <w:bookmarkEnd w:id="33"/>
-    <w:bookmarkStart w:id="34" w:name="example-3"/>
+    <w:bookmarkEnd w:id="41"/>
+    <w:bookmarkStart w:id="42" w:name="example-4"/>
     <w:p>
       <w:pPr>
         <w:pStyle w:val="Heading2"/>
@@ -5483,7 +7139,7 @@
         <w:rPr>
           <w:rStyle w:val="SectionNumber"/>
         </w:rPr>
-        <w:t xml:space="preserve">3.5</w:t>
+        <w:t xml:space="preserve">5.5</w:t>
       </w:r>
       <w:r>
         <w:tab/>
@@ -5625,8 +7281,8 @@
         </w:pict>
       </w:r>
     </w:p>
-    <w:bookmarkEnd w:id="34"/>
-    <w:bookmarkEnd w:id="35"/>
+    <w:bookmarkEnd w:id="42"/>
+    <w:bookmarkEnd w:id="43"/>
     <w:sectPr>
       <w:pgSz w:h="15840" w:w="12240"/>
       <w:pgMar w:bottom="1440" w:footer="720" w:gutter="0" w:header="720" w:left="1800" w:right="1800" w:top="1440"/>
@@ -6143,6 +7799,9 @@
     <w:abstractNumId w:val="991"/>
   </w:num>
   <w:num w:numId="1006">
+    <w:abstractNumId w:val="991"/>
+  </w:num>
+  <w:num w:numId="1007">
     <w:abstractNumId w:val="99411"/>
     <w:lvlOverride w:ilvl="0">
       <w:startOverride w:val="1"/>
@@ -6172,9 +7831,6 @@
       <w:startOverride w:val="1"/>
     </w:lvlOverride>
   </w:num>
-  <w:num w:numId="1007">
-    <w:abstractNumId w:val="991"/>
-  </w:num>
   <w:num w:numId="1008">
     <w:abstractNumId w:val="991"/>
   </w:num>
@@ -6182,6 +7838,9 @@
     <w:abstractNumId w:val="991"/>
   </w:num>
   <w:num w:numId="1010">
+    <w:abstractNumId w:val="991"/>
+  </w:num>
+  <w:num w:numId="1011">
     <w:abstractNumId w:val="991"/>
   </w:num>
 </w:numbering>

--- a/program.docx
+++ b/program.docx
@@ -1544,7 +1544,7 @@
       </w:r>
     </w:p>
     <w:bookmarkEnd w:id="14"/>
-    <w:bookmarkStart w:id="15" w:name="functiondef-stringlengthstr"/>
+    <w:bookmarkStart w:id="15" w:name="functiondef-calculateaveragearr-size"/>
     <w:p>
       <w:pPr>
         <w:pStyle w:val="Heading2"/>
@@ -1559,12 +1559,12 @@
         <w:tab/>
       </w:r>
       <w:r>
-        <w:t xml:space="preserve">FunctionDef stringLength(str[])</w:t>
+        <w:t xml:space="preserve">FunctionDef calculateAverage(arr[], size)</w:t>
       </w:r>
     </w:p>
     <w:bookmarkEnd w:id="15"/>
     <w:bookmarkEnd w:id="16"/>
-    <w:bookmarkStart w:id="23" w:name="function-stringlength"/>
+    <w:bookmarkStart w:id="23" w:name="Xde91da1835bc8349d6fedba41d70842bfcec499"/>
     <w:p>
       <w:pPr>
         <w:pStyle w:val="Heading1"/>
@@ -1579,7 +1579,7 @@
         <w:tab/>
       </w:r>
       <w:r>
-        <w:t xml:space="preserve">Function: stringLength</w:t>
+        <w:t xml:space="preserve">Function: calculateAverage(int arr[], int size)</w:t>
       </w:r>
     </w:p>
     <w:bookmarkStart w:id="17" w:name="overview-1"/>
@@ -1614,13 +1614,13 @@
         <w:rPr>
           <w:rStyle w:val="VerbatimChar"/>
         </w:rPr>
-        <w:t xml:space="preserve">stringLength</w:t>
-      </w:r>
-      <w:r>
-        <w:t xml:space="preserve"> </w:t>
-      </w:r>
-      <w:r>
-        <w:t xml:space="preserve">function calculates the length of a null-terminated string, excluding the final null character.</w:t>
+        <w:t xml:space="preserve">calculateAverage</w:t>
+      </w:r>
+      <w:r>
+        <w:t xml:space="preserve"> </w:t>
+      </w:r>
+      <w:r>
+        <w:t xml:space="preserve">function computes the arithmetic mean of the elements in a given integer array.</w:t>
       </w:r>
     </w:p>
     <w:bookmarkEnd w:id="17"/>
@@ -1640,6 +1640,392 @@
       </w:r>
       <w:r>
         <w:t xml:space="preserve">parameters</w:t>
+      </w:r>
+    </w:p>
+    <w:tbl>
+      <w:tblPr>
+        <w:tblStyle w:val="Table"/>
+        <w:tblW w:type="pct" w:w="5000"/>
+        <w:tblLayout w:type="fixed"/>
+        <w:tblLook w:firstRow="1" w:lastRow="0" w:firstColumn="0" w:lastColumn="0" w:noHBand="0" w:noVBand="0" w:val="0020"/>
+      </w:tblPr>
+      <w:tblGrid>
+        <w:gridCol w:w="2904"/>
+        <w:gridCol w:w="1584"/>
+        <w:gridCol w:w="3432"/>
+      </w:tblGrid>
+      <w:tr>
+        <w:trPr>
+          <w:tblHeader w:val="on"/>
+        </w:trPr>
+        <w:tc>
+          <w:tcPr/>
+          <w:p>
+            <w:pPr>
+              <w:pStyle w:val="Compact"/>
+            </w:pPr>
+            <w:r>
+              <w:t xml:space="preserve">Parameter</w:t>
+            </w:r>
+          </w:p>
+        </w:tc>
+        <w:tc>
+          <w:tcPr/>
+          <w:p>
+            <w:pPr>
+              <w:pStyle w:val="Compact"/>
+            </w:pPr>
+            <w:r>
+              <w:t xml:space="preserve">Type</w:t>
+            </w:r>
+          </w:p>
+        </w:tc>
+        <w:tc>
+          <w:tcPr/>
+          <w:p>
+            <w:pPr>
+              <w:pStyle w:val="Compact"/>
+            </w:pPr>
+            <w:r>
+              <w:t xml:space="preserve">Description</w:t>
+            </w:r>
+          </w:p>
+        </w:tc>
+      </w:tr>
+      <w:tr>
+        <w:tc>
+          <w:tcPr/>
+          <w:p>
+            <w:pPr>
+              <w:pStyle w:val="Compact"/>
+            </w:pPr>
+            <w:r>
+              <w:rPr>
+                <w:rStyle w:val="VerbatimChar"/>
+              </w:rPr>
+              <w:t xml:space="preserve">arr</w:t>
+            </w:r>
+          </w:p>
+        </w:tc>
+        <w:tc>
+          <w:tcPr/>
+          <w:p>
+            <w:pPr>
+              <w:pStyle w:val="Compact"/>
+            </w:pPr>
+            <w:r>
+              <w:rPr>
+                <w:rStyle w:val="VerbatimChar"/>
+              </w:rPr>
+              <w:t xml:space="preserve">int[]</w:t>
+            </w:r>
+          </w:p>
+        </w:tc>
+        <w:tc>
+          <w:tcPr/>
+          <w:p>
+            <w:pPr>
+              <w:pStyle w:val="Compact"/>
+            </w:pPr>
+            <w:r>
+              <w:t xml:space="preserve">An array of integers whose average value is to be calculated.</w:t>
+            </w:r>
+          </w:p>
+        </w:tc>
+      </w:tr>
+      <w:tr>
+        <w:tc>
+          <w:tcPr/>
+          <w:p>
+            <w:pPr>
+              <w:pStyle w:val="Compact"/>
+            </w:pPr>
+            <w:r>
+              <w:rPr>
+                <w:rStyle w:val="VerbatimChar"/>
+              </w:rPr>
+              <w:t xml:space="preserve">size</w:t>
+            </w:r>
+          </w:p>
+        </w:tc>
+        <w:tc>
+          <w:tcPr/>
+          <w:p>
+            <w:pPr>
+              <w:pStyle w:val="Compact"/>
+            </w:pPr>
+            <w:r>
+              <w:rPr>
+                <w:rStyle w:val="VerbatimChar"/>
+              </w:rPr>
+              <w:t xml:space="preserve">int</w:t>
+            </w:r>
+          </w:p>
+        </w:tc>
+        <w:tc>
+          <w:tcPr/>
+          <w:p>
+            <w:pPr>
+              <w:pStyle w:val="Compact"/>
+            </w:pPr>
+            <w:r>
+              <w:t xml:space="preserve">The number of elements in the</w:t>
+            </w:r>
+            <w:r>
+              <w:t xml:space="preserve"> </w:t>
+            </w:r>
+            <w:r>
+              <w:rPr>
+                <w:rStyle w:val="VerbatimChar"/>
+              </w:rPr>
+              <w:t xml:space="preserve">arr</w:t>
+            </w:r>
+            <w:r>
+              <w:t xml:space="preserve"> </w:t>
+            </w:r>
+            <w:r>
+              <w:t xml:space="preserve">array.</w:t>
+            </w:r>
+          </w:p>
+        </w:tc>
+      </w:tr>
+    </w:tbl>
+    <w:bookmarkEnd w:id="18"/>
+    <w:bookmarkStart w:id="19" w:name="description-1"/>
+    <w:p>
+      <w:pPr>
+        <w:pStyle w:val="Heading2"/>
+      </w:pPr>
+      <w:r>
+        <w:rPr>
+          <w:rStyle w:val="SectionNumber"/>
+        </w:rPr>
+        <w:t xml:space="preserve">2.3</w:t>
+      </w:r>
+      <w:r>
+        <w:tab/>
+      </w:r>
+      <w:r>
+        <w:t xml:space="preserve">Description</w:t>
+      </w:r>
+    </w:p>
+    <w:p>
+      <w:pPr>
+        <w:pStyle w:val="FirstParagraph"/>
+      </w:pPr>
+      <w:r>
+        <w:t xml:space="preserve">This function provides a straightforward way to calculate the average of a set of integers.</w:t>
+      </w:r>
+    </w:p>
+    <w:p>
+      <w:pPr>
+        <w:pStyle w:val="BodyText"/>
+      </w:pPr>
+      <w:r>
+        <w:t xml:space="preserve">The logic begins by initializing an integer variable,</w:t>
+      </w:r>
+      <w:r>
+        <w:t xml:space="preserve"> </w:t>
+      </w:r>
+      <w:r>
+        <w:rPr>
+          <w:rStyle w:val="VerbatimChar"/>
+        </w:rPr>
+        <w:t xml:space="preserve">sum</w:t>
+      </w:r>
+      <w:r>
+        <w:t xml:space="preserve">, to</w:t>
+      </w:r>
+      <w:r>
+        <w:t xml:space="preserve"> </w:t>
+      </w:r>
+      <w:r>
+        <w:rPr>
+          <w:rStyle w:val="VerbatimChar"/>
+        </w:rPr>
+        <w:t xml:space="preserve">0</w:t>
+      </w:r>
+      <w:r>
+        <w:t xml:space="preserve">. This variable serves as an accumulator for the total value of all elements in the array.</w:t>
+      </w:r>
+    </w:p>
+    <w:p>
+      <w:pPr>
+        <w:pStyle w:val="BodyText"/>
+      </w:pPr>
+      <w:r>
+        <w:t xml:space="preserve">The function then iterates through the input array</w:t>
+      </w:r>
+      <w:r>
+        <w:t xml:space="preserve"> </w:t>
+      </w:r>
+      <w:r>
+        <w:rPr>
+          <w:rStyle w:val="VerbatimChar"/>
+        </w:rPr>
+        <w:t xml:space="preserve">arr</w:t>
+      </w:r>
+      <w:r>
+        <w:t xml:space="preserve"> </w:t>
+      </w:r>
+      <w:r>
+        <w:t xml:space="preserve">using a</w:t>
+      </w:r>
+      <w:r>
+        <w:t xml:space="preserve"> </w:t>
+      </w:r>
+      <w:r>
+        <w:rPr>
+          <w:rStyle w:val="VerbatimChar"/>
+        </w:rPr>
+        <w:t xml:space="preserve">for</w:t>
+      </w:r>
+      <w:r>
+        <w:t xml:space="preserve"> </w:t>
+      </w:r>
+      <w:r>
+        <w:t xml:space="preserve">loop. The loop runs from index</w:t>
+      </w:r>
+      <w:r>
+        <w:t xml:space="preserve"> </w:t>
+      </w:r>
+      <w:r>
+        <w:rPr>
+          <w:rStyle w:val="VerbatimChar"/>
+        </w:rPr>
+        <w:t xml:space="preserve">0</w:t>
+      </w:r>
+      <w:r>
+        <w:t xml:space="preserve"> </w:t>
+      </w:r>
+      <w:r>
+        <w:t xml:space="preserve">up to, but not including, the</w:t>
+      </w:r>
+      <w:r>
+        <w:t xml:space="preserve"> </w:t>
+      </w:r>
+      <w:r>
+        <w:rPr>
+          <w:rStyle w:val="VerbatimChar"/>
+        </w:rPr>
+        <w:t xml:space="preserve">size</w:t>
+      </w:r>
+      <w:r>
+        <w:t xml:space="preserve"> </w:t>
+      </w:r>
+      <w:r>
+        <w:t xml:space="preserve">parameter. In each iteration, the value of the current element</w:t>
+      </w:r>
+      <w:r>
+        <w:t xml:space="preserve"> </w:t>
+      </w:r>
+      <w:r>
+        <w:rPr>
+          <w:rStyle w:val="VerbatimChar"/>
+        </w:rPr>
+        <w:t xml:space="preserve">arr[i]</w:t>
+      </w:r>
+      <w:r>
+        <w:t xml:space="preserve"> </w:t>
+      </w:r>
+      <w:r>
+        <w:t xml:space="preserve">is added to the</w:t>
+      </w:r>
+      <w:r>
+        <w:t xml:space="preserve"> </w:t>
+      </w:r>
+      <w:r>
+        <w:rPr>
+          <w:rStyle w:val="VerbatimChar"/>
+        </w:rPr>
+        <w:t xml:space="preserve">sum</w:t>
+      </w:r>
+      <w:r>
+        <w:t xml:space="preserve">.</w:t>
+      </w:r>
+    </w:p>
+    <w:p>
+      <w:pPr>
+        <w:pStyle w:val="BodyText"/>
+      </w:pPr>
+      <w:r>
+        <w:t xml:space="preserve">After the loop has processed all elements, the function calculates the final average. It performs a type cast on the</w:t>
+      </w:r>
+      <w:r>
+        <w:t xml:space="preserve"> </w:t>
+      </w:r>
+      <w:r>
+        <w:rPr>
+          <w:rStyle w:val="VerbatimChar"/>
+        </w:rPr>
+        <w:t xml:space="preserve">sum</w:t>
+      </w:r>
+      <w:r>
+        <w:t xml:space="preserve"> </w:t>
+      </w:r>
+      <w:r>
+        <w:t xml:space="preserve">variable, converting it to a</w:t>
+      </w:r>
+      <w:r>
+        <w:t xml:space="preserve"> </w:t>
+      </w:r>
+      <w:r>
+        <w:rPr>
+          <w:rStyle w:val="VerbatimChar"/>
+        </w:rPr>
+        <w:t xml:space="preserve">double</w:t>
+      </w:r>
+      <w:r>
+        <w:t xml:space="preserve"> </w:t>
+      </w:r>
+      <w:r>
+        <w:t xml:space="preserve">before dividing it by</w:t>
+      </w:r>
+      <w:r>
+        <w:t xml:space="preserve"> </w:t>
+      </w:r>
+      <w:r>
+        <w:rPr>
+          <w:rStyle w:val="VerbatimChar"/>
+        </w:rPr>
+        <w:t xml:space="preserve">size</w:t>
+      </w:r>
+      <w:r>
+        <w:t xml:space="preserve">. This step is crucial to ensure that the division is a floating-point operation, which preserves any fractional part of the result, rather than an integer division, which would truncate it. The resulting</w:t>
+      </w:r>
+      <w:r>
+        <w:t xml:space="preserve"> </w:t>
+      </w:r>
+      <w:r>
+        <w:rPr>
+          <w:rStyle w:val="VerbatimChar"/>
+        </w:rPr>
+        <w:t xml:space="preserve">double</w:t>
+      </w:r>
+      <w:r>
+        <w:t xml:space="preserve"> </w:t>
+      </w:r>
+      <w:r>
+        <w:t xml:space="preserve">value is then returned.</w:t>
+      </w:r>
+    </w:p>
+    <w:bookmarkEnd w:id="19"/>
+    <w:bookmarkStart w:id="20" w:name="usage-notes-1"/>
+    <w:p>
+      <w:pPr>
+        <w:pStyle w:val="Heading2"/>
+      </w:pPr>
+      <w:r>
+        <w:rPr>
+          <w:rStyle w:val="SectionNumber"/>
+        </w:rPr>
+        <w:t xml:space="preserve">2.4</w:t>
+      </w:r>
+      <w:r>
+        <w:tab/>
+      </w:r>
+      <w:r>
+        <w:t xml:space="preserve">Usage Notes</w:t>
       </w:r>
     </w:p>
     <w:p>
@@ -1651,12 +2037,163 @@
         </w:numPr>
       </w:pPr>
       <w:r>
+        <w:t xml:space="preserve">The</w:t>
+      </w:r>
+      <w:r>
+        <w:t xml:space="preserve"> </w:t>
+      </w:r>
+      <w:r>
         <w:rPr>
           <w:rStyle w:val="VerbatimChar"/>
+        </w:rPr>
+        <w:t xml:space="preserve">size</w:t>
+      </w:r>
+      <w:r>
+        <w:t xml:space="preserve"> </w:t>
+      </w:r>
+      <w:r>
+        <w:t xml:space="preserve">parameter must be a positive integer. Providing a</w:t>
+      </w:r>
+      <w:r>
+        <w:t xml:space="preserve"> </w:t>
+      </w:r>
+      <w:r>
+        <w:rPr>
+          <w:rStyle w:val="VerbatimChar"/>
+        </w:rPr>
+        <w:t xml:space="preserve">size</w:t>
+      </w:r>
+      <w:r>
+        <w:t xml:space="preserve"> </w:t>
+      </w:r>
+      <w:r>
+        <w:t xml:space="preserve">of</w:t>
+      </w:r>
+      <w:r>
+        <w:t xml:space="preserve"> </w:t>
+      </w:r>
+      <w:r>
+        <w:rPr>
+          <w:rStyle w:val="VerbatimChar"/>
+        </w:rPr>
+        <w:t xml:space="preserve">0</w:t>
+      </w:r>
+      <w:r>
+        <w:t xml:space="preserve"> </w:t>
+      </w:r>
+      <w:r>
+        <w:t xml:space="preserve">will result in division by zero, which causes undefined behavior.</w:t>
+      </w:r>
+    </w:p>
+    <w:p>
+      <w:pPr>
+        <w:pStyle w:val="Compact"/>
+        <w:numPr>
+          <w:ilvl w:val="0"/>
+          <w:numId w:val="1002"/>
+        </w:numPr>
+      </w:pPr>
+      <w:r>
+        <w:t xml:space="preserve">Ensure that the</w:t>
+      </w:r>
+      <w:r>
+        <w:t xml:space="preserve"> </w:t>
+      </w:r>
+      <w:r>
+        <w:rPr>
+          <w:rStyle w:val="VerbatimChar"/>
+        </w:rPr>
+        <w:t xml:space="preserve">size</w:t>
+      </w:r>
+      <w:r>
+        <w:t xml:space="preserve"> </w:t>
+      </w:r>
+      <w:r>
+        <w:t xml:space="preserve">parameter accurately reflects the number of elements in the</w:t>
+      </w:r>
+      <w:r>
+        <w:t xml:space="preserve"> </w:t>
+      </w:r>
+      <w:r>
+        <w:rPr>
+          <w:rStyle w:val="VerbatimChar"/>
+        </w:rPr>
+        <w:t xml:space="preserve">arr</w:t>
+      </w:r>
+      <w:r>
+        <w:t xml:space="preserve"> </w:t>
+      </w:r>
+      <w:r>
+        <w:t xml:space="preserve">array to avoid reading from out-of-bounds memory.</w:t>
+      </w:r>
+    </w:p>
+    <w:p>
+      <w:pPr>
+        <w:pStyle w:val="Compact"/>
+        <w:numPr>
+          <w:ilvl w:val="0"/>
+          <w:numId w:val="1002"/>
+        </w:numPr>
+      </w:pPr>
+      <w:r>
+        <w:t xml:space="preserve">If the sum of the array elements is expected to be very large, the</w:t>
+      </w:r>
+      <w:r>
+        <w:t xml:space="preserve"> </w:t>
+      </w:r>
+      <w:r>
+        <w:rPr>
+          <w:rStyle w:val="VerbatimChar"/>
+        </w:rPr>
+        <w:t xml:space="preserve">sum</w:t>
+      </w:r>
+      <w:r>
+        <w:t xml:space="preserve"> </w:t>
+      </w:r>
+      <w:r>
+        <w:t xml:space="preserve">variable might exceed the maximum value for an</w:t>
+      </w:r>
+      <w:r>
+        <w:t xml:space="preserve"> </w:t>
+      </w:r>
+      <w:r>
+        <w:rPr>
+          <w:rStyle w:val="VerbatimChar"/>
+        </w:rPr>
+        <w:t xml:space="preserve">int</w:t>
+      </w:r>
+      <w:r>
+        <w:t xml:space="preserve">. In such cases, consider modifying the function to use a larger data type like</w:t>
+      </w:r>
+      <w:r>
+        <w:t xml:space="preserve"> </w:t>
+      </w:r>
+      <w:r>
+        <w:rPr>
+          <w:rStyle w:val="VerbatimChar"/>
+        </w:rPr>
+        <w:t xml:space="preserve">long long</w:t>
+      </w:r>
+      <w:r>
+        <w:t xml:space="preserve"> </w:t>
+      </w:r>
+      <w:r>
+        <w:t xml:space="preserve">for the accumulator.</w:t>
+      </w:r>
+    </w:p>
+    <w:p>
+      <w:pPr>
+        <w:pStyle w:val="FirstParagraph"/>
+      </w:pPr>
+      <w:r>
+        <w:rPr>
           <w:b/>
           <w:bCs/>
         </w:rPr>
-        <w:t xml:space="preserve">str</w:t>
+        <w:t xml:space="preserve">Output Example</w:t>
+      </w:r>
+      <w:r>
+        <w:t xml:space="preserve">: A floating-point number representing the average, such as</w:t>
       </w:r>
       <w:r>
         <w:t xml:space="preserve"> </w:t>
@@ -1665,14 +2202,14 @@
         <w:rPr>
           <w:rStyle w:val="VerbatimChar"/>
         </w:rPr>
-        <w:t xml:space="preserve">char[]</w:t>
-      </w:r>
-      <w:r>
-        <w:t xml:space="preserve">: The input character array (string) that must be null-terminated.</w:t>
+        <w:t xml:space="preserve">6.4</w:t>
+      </w:r>
+      <w:r>
+        <w:t xml:space="preserve">.</w:t>
       </w:r>
     </w:p>
-    <w:bookmarkEnd w:id="18"/>
-    <w:bookmarkStart w:id="19" w:name="description-1"/>
+    <w:bookmarkEnd w:id="20"/>
+    <w:bookmarkStart w:id="21" w:name="example-1"/>
     <w:p>
       <w:pPr>
         <w:pStyle w:val="Heading2"/>
@@ -1681,239 +2218,893 @@
         <w:rPr>
           <w:rStyle w:val="SectionNumber"/>
         </w:rPr>
-        <w:t xml:space="preserve">2.3</w:t>
+        <w:t xml:space="preserve">2.5</w:t>
       </w:r>
       <w:r>
         <w:tab/>
       </w:r>
       <w:r>
-        <w:t xml:space="preserve">Description</w:t>
+        <w:t xml:space="preserve">Example</w:t>
       </w:r>
     </w:p>
     <w:p>
       <w:pPr>
-        <w:pStyle w:val="FirstParagraph"/>
-      </w:pPr>
-      <w:r>
-        <w:t xml:space="preserve">The</w:t>
-      </w:r>
-      <w:r>
-        <w:t xml:space="preserve"> </w:t>
-      </w:r>
-      <w:r>
-        <w:rPr>
-          <w:rStyle w:val="VerbatimChar"/>
-        </w:rPr>
-        <w:t xml:space="preserve">stringLength</w:t>
-      </w:r>
-      <w:r>
-        <w:t xml:space="preserve"> </w:t>
-      </w:r>
-      <w:r>
-        <w:t xml:space="preserve">function provides a manual implementation for determining the length of a C-style string. It operates by iterating through the characters of the input array until it finds the null terminator character (</w:t>
-      </w:r>
-      <w:r>
-        <w:rPr>
-          <w:rStyle w:val="VerbatimChar"/>
-        </w:rPr>
-        <w:t xml:space="preserve">'\0'</w:t>
-      </w:r>
-      <w:r>
-        <w:t xml:space="preserve">).</w:t>
+        <w:pStyle w:val="SourceCode"/>
+      </w:pPr>
+      <w:r>
+        <w:rPr>
+          <w:rStyle w:val="PreprocessorTok"/>
+        </w:rPr>
+        <w:t xml:space="preserve">#include </w:t>
+      </w:r>
+      <w:r>
+        <w:rPr>
+          <w:rStyle w:val="ImportTok"/>
+        </w:rPr>
+        <w:t xml:space="preserve">&lt;stdio.h&gt;</w:t>
+      </w:r>
+      <w:r>
+        <w:br/>
+      </w:r>
+      <w:r>
+        <w:br/>
+      </w:r>
+      <w:r>
+        <w:rPr>
+          <w:rStyle w:val="CommentTok"/>
+        </w:rPr>
+        <w:t xml:space="preserve">// The function being documented</w:t>
+      </w:r>
+      <w:r>
+        <w:br/>
+      </w:r>
+      <w:r>
+        <w:rPr>
+          <w:rStyle w:val="DataTypeTok"/>
+        </w:rPr>
+        <w:t xml:space="preserve">double</w:t>
+      </w:r>
+      <w:r>
+        <w:rPr>
+          <w:rStyle w:val="NormalTok"/>
+        </w:rPr>
+        <w:t xml:space="preserve"> calculateAverage</w:t>
+      </w:r>
+      <w:r>
+        <w:rPr>
+          <w:rStyle w:val="OperatorTok"/>
+        </w:rPr>
+        <w:t xml:space="preserve">(</w:t>
+      </w:r>
+      <w:r>
+        <w:rPr>
+          <w:rStyle w:val="DataTypeTok"/>
+        </w:rPr>
+        <w:t xml:space="preserve">int</w:t>
+      </w:r>
+      <w:r>
+        <w:rPr>
+          <w:rStyle w:val="NormalTok"/>
+        </w:rPr>
+        <w:t xml:space="preserve"> arr</w:t>
+      </w:r>
+      <w:r>
+        <w:rPr>
+          <w:rStyle w:val="OperatorTok"/>
+        </w:rPr>
+        <w:t xml:space="preserve">[],</w:t>
+      </w:r>
+      <w:r>
+        <w:rPr>
+          <w:rStyle w:val="NormalTok"/>
+        </w:rPr>
+        <w:t xml:space="preserve"> </w:t>
+      </w:r>
+      <w:r>
+        <w:rPr>
+          <w:rStyle w:val="DataTypeTok"/>
+        </w:rPr>
+        <w:t xml:space="preserve">int</w:t>
+      </w:r>
+      <w:r>
+        <w:rPr>
+          <w:rStyle w:val="NormalTok"/>
+        </w:rPr>
+        <w:t xml:space="preserve"> size</w:t>
+      </w:r>
+      <w:r>
+        <w:rPr>
+          <w:rStyle w:val="OperatorTok"/>
+        </w:rPr>
+        <w:t xml:space="preserve">)</w:t>
+      </w:r>
+      <w:r>
+        <w:rPr>
+          <w:rStyle w:val="NormalTok"/>
+        </w:rPr>
+        <w:t xml:space="preserve"> </w:t>
+      </w:r>
+      <w:r>
+        <w:rPr>
+          <w:rStyle w:val="OperatorTok"/>
+        </w:rPr>
+        <w:t xml:space="preserve">{</w:t>
+      </w:r>
+      <w:r>
+        <w:br/>
+      </w:r>
+      <w:r>
+        <w:rPr>
+          <w:rStyle w:val="NormalTok"/>
+        </w:rPr>
+        <w:t xml:space="preserve">    </w:t>
+      </w:r>
+      <w:r>
+        <w:rPr>
+          <w:rStyle w:val="DataTypeTok"/>
+        </w:rPr>
+        <w:t xml:space="preserve">int</w:t>
+      </w:r>
+      <w:r>
+        <w:rPr>
+          <w:rStyle w:val="NormalTok"/>
+        </w:rPr>
+        <w:t xml:space="preserve"> sum </w:t>
+      </w:r>
+      <w:r>
+        <w:rPr>
+          <w:rStyle w:val="OperatorTok"/>
+        </w:rPr>
+        <w:t xml:space="preserve">=</w:t>
+      </w:r>
+      <w:r>
+        <w:rPr>
+          <w:rStyle w:val="NormalTok"/>
+        </w:rPr>
+        <w:t xml:space="preserve"> </w:t>
+      </w:r>
+      <w:r>
+        <w:rPr>
+          <w:rStyle w:val="DecValTok"/>
+        </w:rPr>
+        <w:t xml:space="preserve">0</w:t>
+      </w:r>
+      <w:r>
+        <w:rPr>
+          <w:rStyle w:val="OperatorTok"/>
+        </w:rPr>
+        <w:t xml:space="preserve">;</w:t>
+      </w:r>
+      <w:r>
+        <w:br/>
+      </w:r>
+      <w:r>
+        <w:rPr>
+          <w:rStyle w:val="NormalTok"/>
+        </w:rPr>
+        <w:t xml:space="preserve">    </w:t>
+      </w:r>
+      <w:r>
+        <w:rPr>
+          <w:rStyle w:val="ControlFlowTok"/>
+        </w:rPr>
+        <w:t xml:space="preserve">for</w:t>
+      </w:r>
+      <w:r>
+        <w:rPr>
+          <w:rStyle w:val="NormalTok"/>
+        </w:rPr>
+        <w:t xml:space="preserve"> </w:t>
+      </w:r>
+      <w:r>
+        <w:rPr>
+          <w:rStyle w:val="OperatorTok"/>
+        </w:rPr>
+        <w:t xml:space="preserve">(</w:t>
+      </w:r>
+      <w:r>
+        <w:rPr>
+          <w:rStyle w:val="DataTypeTok"/>
+        </w:rPr>
+        <w:t xml:space="preserve">int</w:t>
+      </w:r>
+      <w:r>
+        <w:rPr>
+          <w:rStyle w:val="NormalTok"/>
+        </w:rPr>
+        <w:t xml:space="preserve"> i </w:t>
+      </w:r>
+      <w:r>
+        <w:rPr>
+          <w:rStyle w:val="OperatorTok"/>
+        </w:rPr>
+        <w:t xml:space="preserve">=</w:t>
+      </w:r>
+      <w:r>
+        <w:rPr>
+          <w:rStyle w:val="NormalTok"/>
+        </w:rPr>
+        <w:t xml:space="preserve"> </w:t>
+      </w:r>
+      <w:r>
+        <w:rPr>
+          <w:rStyle w:val="DecValTok"/>
+        </w:rPr>
+        <w:t xml:space="preserve">0</w:t>
+      </w:r>
+      <w:r>
+        <w:rPr>
+          <w:rStyle w:val="OperatorTok"/>
+        </w:rPr>
+        <w:t xml:space="preserve">;</w:t>
+      </w:r>
+      <w:r>
+        <w:rPr>
+          <w:rStyle w:val="NormalTok"/>
+        </w:rPr>
+        <w:t xml:space="preserve"> i </w:t>
+      </w:r>
+      <w:r>
+        <w:rPr>
+          <w:rStyle w:val="OperatorTok"/>
+        </w:rPr>
+        <w:t xml:space="preserve">&lt;</w:t>
+      </w:r>
+      <w:r>
+        <w:rPr>
+          <w:rStyle w:val="NormalTok"/>
+        </w:rPr>
+        <w:t xml:space="preserve"> size</w:t>
+      </w:r>
+      <w:r>
+        <w:rPr>
+          <w:rStyle w:val="OperatorTok"/>
+        </w:rPr>
+        <w:t xml:space="preserve">;</w:t>
+      </w:r>
+      <w:r>
+        <w:rPr>
+          <w:rStyle w:val="NormalTok"/>
+        </w:rPr>
+        <w:t xml:space="preserve"> i</w:t>
+      </w:r>
+      <w:r>
+        <w:rPr>
+          <w:rStyle w:val="OperatorTok"/>
+        </w:rPr>
+        <w:t xml:space="preserve">++)</w:t>
+      </w:r>
+      <w:r>
+        <w:rPr>
+          <w:rStyle w:val="NormalTok"/>
+        </w:rPr>
+        <w:t xml:space="preserve"> </w:t>
+      </w:r>
+      <w:r>
+        <w:rPr>
+          <w:rStyle w:val="OperatorTok"/>
+        </w:rPr>
+        <w:t xml:space="preserve">{</w:t>
+      </w:r>
+      <w:r>
+        <w:br/>
+      </w:r>
+      <w:r>
+        <w:rPr>
+          <w:rStyle w:val="NormalTok"/>
+        </w:rPr>
+        <w:t xml:space="preserve">        sum </w:t>
+      </w:r>
+      <w:r>
+        <w:rPr>
+          <w:rStyle w:val="OperatorTok"/>
+        </w:rPr>
+        <w:t xml:space="preserve">+=</w:t>
+      </w:r>
+      <w:r>
+        <w:rPr>
+          <w:rStyle w:val="NormalTok"/>
+        </w:rPr>
+        <w:t xml:space="preserve"> arr</w:t>
+      </w:r>
+      <w:r>
+        <w:rPr>
+          <w:rStyle w:val="OperatorTok"/>
+        </w:rPr>
+        <w:t xml:space="preserve">[</w:t>
+      </w:r>
+      <w:r>
+        <w:rPr>
+          <w:rStyle w:val="NormalTok"/>
+        </w:rPr>
+        <w:t xml:space="preserve">i</w:t>
+      </w:r>
+      <w:r>
+        <w:rPr>
+          <w:rStyle w:val="OperatorTok"/>
+        </w:rPr>
+        <w:t xml:space="preserve">];</w:t>
+      </w:r>
+      <w:r>
+        <w:br/>
+      </w:r>
+      <w:r>
+        <w:rPr>
+          <w:rStyle w:val="NormalTok"/>
+        </w:rPr>
+        <w:t xml:space="preserve">    </w:t>
+      </w:r>
+      <w:r>
+        <w:rPr>
+          <w:rStyle w:val="OperatorTok"/>
+        </w:rPr>
+        <w:t xml:space="preserve">}</w:t>
+      </w:r>
+      <w:r>
+        <w:br/>
+      </w:r>
+      <w:r>
+        <w:rPr>
+          <w:rStyle w:val="NormalTok"/>
+        </w:rPr>
+        <w:t xml:space="preserve">    </w:t>
+      </w:r>
+      <w:r>
+        <w:rPr>
+          <w:rStyle w:val="ControlFlowTok"/>
+        </w:rPr>
+        <w:t xml:space="preserve">return</w:t>
+      </w:r>
+      <w:r>
+        <w:rPr>
+          <w:rStyle w:val="NormalTok"/>
+        </w:rPr>
+        <w:t xml:space="preserve"> </w:t>
+      </w:r>
+      <w:r>
+        <w:rPr>
+          <w:rStyle w:val="OperatorTok"/>
+        </w:rPr>
+        <w:t xml:space="preserve">(</w:t>
+      </w:r>
+      <w:r>
+        <w:rPr>
+          <w:rStyle w:val="DataTypeTok"/>
+        </w:rPr>
+        <w:t xml:space="preserve">double</w:t>
+      </w:r>
+      <w:r>
+        <w:rPr>
+          <w:rStyle w:val="OperatorTok"/>
+        </w:rPr>
+        <w:t xml:space="preserve">)</w:t>
+      </w:r>
+      <w:r>
+        <w:rPr>
+          <w:rStyle w:val="NormalTok"/>
+        </w:rPr>
+        <w:t xml:space="preserve">sum </w:t>
+      </w:r>
+      <w:r>
+        <w:rPr>
+          <w:rStyle w:val="OperatorTok"/>
+        </w:rPr>
+        <w:t xml:space="preserve">/</w:t>
+      </w:r>
+      <w:r>
+        <w:rPr>
+          <w:rStyle w:val="NormalTok"/>
+        </w:rPr>
+        <w:t xml:space="preserve"> size</w:t>
+      </w:r>
+      <w:r>
+        <w:rPr>
+          <w:rStyle w:val="OperatorTok"/>
+        </w:rPr>
+        <w:t xml:space="preserve">;</w:t>
+      </w:r>
+      <w:r>
+        <w:br/>
+      </w:r>
+      <w:r>
+        <w:rPr>
+          <w:rStyle w:val="OperatorTok"/>
+        </w:rPr>
+        <w:t xml:space="preserve">}</w:t>
+      </w:r>
+      <w:r>
+        <w:br/>
+      </w:r>
+      <w:r>
+        <w:br/>
+      </w:r>
+      <w:r>
+        <w:rPr>
+          <w:rStyle w:val="CommentTok"/>
+        </w:rPr>
+        <w:t xml:space="preserve">// Example usage in a main function</w:t>
+      </w:r>
+      <w:r>
+        <w:br/>
+      </w:r>
+      <w:r>
+        <w:rPr>
+          <w:rStyle w:val="DataTypeTok"/>
+        </w:rPr>
+        <w:t xml:space="preserve">int</w:t>
+      </w:r>
+      <w:r>
+        <w:rPr>
+          <w:rStyle w:val="NormalTok"/>
+        </w:rPr>
+        <w:t xml:space="preserve"> main</w:t>
+      </w:r>
+      <w:r>
+        <w:rPr>
+          <w:rStyle w:val="OperatorTok"/>
+        </w:rPr>
+        <w:t xml:space="preserve">()</w:t>
+      </w:r>
+      <w:r>
+        <w:rPr>
+          <w:rStyle w:val="NormalTok"/>
+        </w:rPr>
+        <w:t xml:space="preserve"> </w:t>
+      </w:r>
+      <w:r>
+        <w:rPr>
+          <w:rStyle w:val="OperatorTok"/>
+        </w:rPr>
+        <w:t xml:space="preserve">{</w:t>
+      </w:r>
+      <w:r>
+        <w:br/>
+      </w:r>
+      <w:r>
+        <w:rPr>
+          <w:rStyle w:val="NormalTok"/>
+        </w:rPr>
+        <w:t xml:space="preserve">    </w:t>
+      </w:r>
+      <w:r>
+        <w:rPr>
+          <w:rStyle w:val="DataTypeTok"/>
+        </w:rPr>
+        <w:t xml:space="preserve">int</w:t>
+      </w:r>
+      <w:r>
+        <w:rPr>
+          <w:rStyle w:val="NormalTok"/>
+        </w:rPr>
+        <w:t xml:space="preserve"> numbers</w:t>
+      </w:r>
+      <w:r>
+        <w:rPr>
+          <w:rStyle w:val="OperatorTok"/>
+        </w:rPr>
+        <w:t xml:space="preserve">[]</w:t>
+      </w:r>
+      <w:r>
+        <w:rPr>
+          <w:rStyle w:val="NormalTok"/>
+        </w:rPr>
+        <w:t xml:space="preserve"> </w:t>
+      </w:r>
+      <w:r>
+        <w:rPr>
+          <w:rStyle w:val="OperatorTok"/>
+        </w:rPr>
+        <w:t xml:space="preserve">=</w:t>
+      </w:r>
+      <w:r>
+        <w:rPr>
+          <w:rStyle w:val="NormalTok"/>
+        </w:rPr>
+        <w:t xml:space="preserve"> </w:t>
+      </w:r>
+      <w:r>
+        <w:rPr>
+          <w:rStyle w:val="OperatorTok"/>
+        </w:rPr>
+        <w:t xml:space="preserve">{</w:t>
+      </w:r>
+      <w:r>
+        <w:rPr>
+          <w:rStyle w:val="DecValTok"/>
+        </w:rPr>
+        <w:t xml:space="preserve">10</w:t>
+      </w:r>
+      <w:r>
+        <w:rPr>
+          <w:rStyle w:val="OperatorTok"/>
+        </w:rPr>
+        <w:t xml:space="preserve">,</w:t>
+      </w:r>
+      <w:r>
+        <w:rPr>
+          <w:rStyle w:val="NormalTok"/>
+        </w:rPr>
+        <w:t xml:space="preserve"> </w:t>
+      </w:r>
+      <w:r>
+        <w:rPr>
+          <w:rStyle w:val="DecValTok"/>
+        </w:rPr>
+        <w:t xml:space="preserve">2</w:t>
+      </w:r>
+      <w:r>
+        <w:rPr>
+          <w:rStyle w:val="OperatorTok"/>
+        </w:rPr>
+        <w:t xml:space="preserve">,</w:t>
+      </w:r>
+      <w:r>
+        <w:rPr>
+          <w:rStyle w:val="NormalTok"/>
+        </w:rPr>
+        <w:t xml:space="preserve"> </w:t>
+      </w:r>
+      <w:r>
+        <w:rPr>
+          <w:rStyle w:val="DecValTok"/>
+        </w:rPr>
+        <w:t xml:space="preserve">8</w:t>
+      </w:r>
+      <w:r>
+        <w:rPr>
+          <w:rStyle w:val="OperatorTok"/>
+        </w:rPr>
+        <w:t xml:space="preserve">,</w:t>
+      </w:r>
+      <w:r>
+        <w:rPr>
+          <w:rStyle w:val="NormalTok"/>
+        </w:rPr>
+        <w:t xml:space="preserve"> </w:t>
+      </w:r>
+      <w:r>
+        <w:rPr>
+          <w:rStyle w:val="DecValTok"/>
+        </w:rPr>
+        <w:t xml:space="preserve">5</w:t>
+      </w:r>
+      <w:r>
+        <w:rPr>
+          <w:rStyle w:val="OperatorTok"/>
+        </w:rPr>
+        <w:t xml:space="preserve">,</w:t>
+      </w:r>
+      <w:r>
+        <w:rPr>
+          <w:rStyle w:val="NormalTok"/>
+        </w:rPr>
+        <w:t xml:space="preserve"> </w:t>
+      </w:r>
+      <w:r>
+        <w:rPr>
+          <w:rStyle w:val="DecValTok"/>
+        </w:rPr>
+        <w:t xml:space="preserve">7</w:t>
+      </w:r>
+      <w:r>
+        <w:rPr>
+          <w:rStyle w:val="OperatorTok"/>
+        </w:rPr>
+        <w:t xml:space="preserve">};</w:t>
+      </w:r>
+      <w:r>
+        <w:br/>
+      </w:r>
+      <w:r>
+        <w:rPr>
+          <w:rStyle w:val="NormalTok"/>
+        </w:rPr>
+        <w:t xml:space="preserve">    </w:t>
+      </w:r>
+      <w:r>
+        <w:rPr>
+          <w:rStyle w:val="DataTypeTok"/>
+        </w:rPr>
+        <w:t xml:space="preserve">int</w:t>
+      </w:r>
+      <w:r>
+        <w:rPr>
+          <w:rStyle w:val="NormalTok"/>
+        </w:rPr>
+        <w:t xml:space="preserve"> count </w:t>
+      </w:r>
+      <w:r>
+        <w:rPr>
+          <w:rStyle w:val="OperatorTok"/>
+        </w:rPr>
+        <w:t xml:space="preserve">=</w:t>
+      </w:r>
+      <w:r>
+        <w:rPr>
+          <w:rStyle w:val="NormalTok"/>
+        </w:rPr>
+        <w:t xml:space="preserve"> </w:t>
+      </w:r>
+      <w:r>
+        <w:rPr>
+          <w:rStyle w:val="DecValTok"/>
+        </w:rPr>
+        <w:t xml:space="preserve">5</w:t>
+      </w:r>
+      <w:r>
+        <w:rPr>
+          <w:rStyle w:val="OperatorTok"/>
+        </w:rPr>
+        <w:t xml:space="preserve">;</w:t>
+      </w:r>
+      <w:r>
+        <w:br/>
+      </w:r>
+      <w:r>
+        <w:rPr>
+          <w:rStyle w:val="NormalTok"/>
+        </w:rPr>
+        <w:t xml:space="preserve">    </w:t>
+      </w:r>
+      <w:r>
+        <w:rPr>
+          <w:rStyle w:val="DataTypeTok"/>
+        </w:rPr>
+        <w:t xml:space="preserve">double</w:t>
+      </w:r>
+      <w:r>
+        <w:rPr>
+          <w:rStyle w:val="NormalTok"/>
+        </w:rPr>
+        <w:t xml:space="preserve"> average </w:t>
+      </w:r>
+      <w:r>
+        <w:rPr>
+          <w:rStyle w:val="OperatorTok"/>
+        </w:rPr>
+        <w:t xml:space="preserve">=</w:t>
+      </w:r>
+      <w:r>
+        <w:rPr>
+          <w:rStyle w:val="NormalTok"/>
+        </w:rPr>
+        <w:t xml:space="preserve"> calculateAverage</w:t>
+      </w:r>
+      <w:r>
+        <w:rPr>
+          <w:rStyle w:val="OperatorTok"/>
+        </w:rPr>
+        <w:t xml:space="preserve">(</w:t>
+      </w:r>
+      <w:r>
+        <w:rPr>
+          <w:rStyle w:val="NormalTok"/>
+        </w:rPr>
+        <w:t xml:space="preserve">numbers</w:t>
+      </w:r>
+      <w:r>
+        <w:rPr>
+          <w:rStyle w:val="OperatorTok"/>
+        </w:rPr>
+        <w:t xml:space="preserve">,</w:t>
+      </w:r>
+      <w:r>
+        <w:rPr>
+          <w:rStyle w:val="NormalTok"/>
+        </w:rPr>
+        <w:t xml:space="preserve"> count</w:t>
+      </w:r>
+      <w:r>
+        <w:rPr>
+          <w:rStyle w:val="OperatorTok"/>
+        </w:rPr>
+        <w:t xml:space="preserve">);</w:t>
+      </w:r>
+      <w:r>
+        <w:br/>
+      </w:r>
+      <w:r>
+        <w:rPr>
+          <w:rStyle w:val="NormalTok"/>
+        </w:rPr>
+        <w:t xml:space="preserve">    </w:t>
+      </w:r>
+      <w:r>
+        <w:br/>
+      </w:r>
+      <w:r>
+        <w:rPr>
+          <w:rStyle w:val="NormalTok"/>
+        </w:rPr>
+        <w:t xml:space="preserve">    printf</w:t>
+      </w:r>
+      <w:r>
+        <w:rPr>
+          <w:rStyle w:val="OperatorTok"/>
+        </w:rPr>
+        <w:t xml:space="preserve">(</w:t>
+      </w:r>
+      <w:r>
+        <w:rPr>
+          <w:rStyle w:val="StringTok"/>
+        </w:rPr>
+        <w:t xml:space="preserve">"The average is: </w:t>
+      </w:r>
+      <w:r>
+        <w:rPr>
+          <w:rStyle w:val="SpecialCharTok"/>
+        </w:rPr>
+        <w:t xml:space="preserve">%f\n</w:t>
+      </w:r>
+      <w:r>
+        <w:rPr>
+          <w:rStyle w:val="StringTok"/>
+        </w:rPr>
+        <w:t xml:space="preserve">"</w:t>
+      </w:r>
+      <w:r>
+        <w:rPr>
+          <w:rStyle w:val="OperatorTok"/>
+        </w:rPr>
+        <w:t xml:space="preserve">,</w:t>
+      </w:r>
+      <w:r>
+        <w:rPr>
+          <w:rStyle w:val="NormalTok"/>
+        </w:rPr>
+        <w:t xml:space="preserve"> average</w:t>
+      </w:r>
+      <w:r>
+        <w:rPr>
+          <w:rStyle w:val="OperatorTok"/>
+        </w:rPr>
+        <w:t xml:space="preserve">);</w:t>
+      </w:r>
+      <w:r>
+        <w:br/>
+      </w:r>
+      <w:r>
+        <w:rPr>
+          <w:rStyle w:val="NormalTok"/>
+        </w:rPr>
+        <w:t xml:space="preserve">    </w:t>
+      </w:r>
+      <w:r>
+        <w:br/>
+      </w:r>
+      <w:r>
+        <w:rPr>
+          <w:rStyle w:val="NormalTok"/>
+        </w:rPr>
+        <w:t xml:space="preserve">    </w:t>
+      </w:r>
+      <w:r>
+        <w:rPr>
+          <w:rStyle w:val="ControlFlowTok"/>
+        </w:rPr>
+        <w:t xml:space="preserve">return</w:t>
+      </w:r>
+      <w:r>
+        <w:rPr>
+          <w:rStyle w:val="NormalTok"/>
+        </w:rPr>
+        <w:t xml:space="preserve"> </w:t>
+      </w:r>
+      <w:r>
+        <w:rPr>
+          <w:rStyle w:val="DecValTok"/>
+        </w:rPr>
+        <w:t xml:space="preserve">0</w:t>
+      </w:r>
+      <w:r>
+        <w:rPr>
+          <w:rStyle w:val="OperatorTok"/>
+        </w:rPr>
+        <w:t xml:space="preserve">;</w:t>
+      </w:r>
+      <w:r>
+        <w:br/>
+      </w:r>
+      <w:r>
+        <w:rPr>
+          <w:rStyle w:val="OperatorTok"/>
+        </w:rPr>
+        <w:t xml:space="preserve">}</w:t>
       </w:r>
     </w:p>
     <w:p>
       <w:pPr>
-        <w:pStyle w:val="BodyText"/>
-      </w:pPr>
-      <w:r>
-        <w:t xml:space="preserve">The function begins by initializing an integer variable</w:t>
-      </w:r>
-      <w:r>
-        <w:t xml:space="preserve"> </w:t>
-      </w:r>
-      <w:r>
-        <w:rPr>
-          <w:rStyle w:val="VerbatimChar"/>
-        </w:rPr>
-        <w:t xml:space="preserve">length</w:t>
-      </w:r>
-      <w:r>
-        <w:t xml:space="preserve"> </w:t>
-      </w:r>
-      <w:r>
-        <w:t xml:space="preserve">to</w:t>
-      </w:r>
-      <w:r>
-        <w:t xml:space="preserve"> </w:t>
-      </w:r>
-      <w:r>
-        <w:rPr>
-          <w:rStyle w:val="VerbatimChar"/>
-        </w:rPr>
-        <w:t xml:space="preserve">0</w:t>
-      </w:r>
-      <w:r>
-        <w:t xml:space="preserve">. This variable serves a dual purpose: it acts as an index to access characters in the</w:t>
-      </w:r>
-      <w:r>
-        <w:t xml:space="preserve"> </w:t>
-      </w:r>
-      <w:r>
-        <w:rPr>
-          <w:rStyle w:val="VerbatimChar"/>
-        </w:rPr>
-        <w:t xml:space="preserve">str</w:t>
-      </w:r>
-      <w:r>
-        <w:t xml:space="preserve"> </w:t>
-      </w:r>
-      <w:r>
-        <w:t xml:space="preserve">array and as a counter for the string’s length.</w:t>
+        <w:pStyle w:val="FirstParagraph"/>
+      </w:pPr>
+      <w:r>
+        <w:rPr>
+          <w:b/>
+          <w:bCs/>
+        </w:rPr>
+        <w:t xml:space="preserve">Output:</w:t>
       </w:r>
     </w:p>
     <w:p>
       <w:pPr>
-        <w:pStyle w:val="BodyText"/>
-      </w:pPr>
-      <w:r>
-        <w:t xml:space="preserve">A</w:t>
-      </w:r>
-      <w:r>
-        <w:t xml:space="preserve"> </w:t>
-      </w:r>
+        <w:pStyle w:val="SourceCode"/>
+      </w:pPr>
       <w:r>
         <w:rPr>
           <w:rStyle w:val="VerbatimChar"/>
         </w:rPr>
-        <w:t xml:space="preserve">while</w:t>
-      </w:r>
-      <w:r>
-        <w:t xml:space="preserve"> </w:t>
-      </w:r>
-      <w:r>
-        <w:t xml:space="preserve">loop forms the core of the function. The loop’s condition checks if the character at the current index,</w:t>
-      </w:r>
-      <w:r>
-        <w:t xml:space="preserve"> </w:t>
-      </w:r>
-      <w:r>
-        <w:rPr>
-          <w:rStyle w:val="VerbatimChar"/>
-        </w:rPr>
-        <w:t xml:space="preserve">str[length]</w:t>
-      </w:r>
-      <w:r>
-        <w:t xml:space="preserve">, is not the null terminator</w:t>
-      </w:r>
-      <w:r>
-        <w:t xml:space="preserve"> </w:t>
-      </w:r>
-      <w:r>
-        <w:rPr>
-          <w:rStyle w:val="VerbatimChar"/>
-        </w:rPr>
-        <w:t xml:space="preserve">'\0'</w:t>
-      </w:r>
-      <w:r>
-        <w:t xml:space="preserve">.</w:t>
-      </w:r>
-      <w:r>
-        <w:t xml:space="preserve"> </w:t>
-      </w:r>
-      <w:r>
-        <w:t xml:space="preserve">- If the character is not</w:t>
-      </w:r>
-      <w:r>
-        <w:t xml:space="preserve"> </w:t>
-      </w:r>
-      <w:r>
-        <w:rPr>
-          <w:rStyle w:val="VerbatimChar"/>
-        </w:rPr>
-        <w:t xml:space="preserve">'\0'</w:t>
-      </w:r>
-      <w:r>
-        <w:t xml:space="preserve">, the loop body executes, incrementing</w:t>
-      </w:r>
-      <w:r>
-        <w:t xml:space="preserve"> </w:t>
-      </w:r>
-      <w:r>
-        <w:rPr>
-          <w:rStyle w:val="VerbatimChar"/>
-        </w:rPr>
-        <w:t xml:space="preserve">length</w:t>
-      </w:r>
-      <w:r>
-        <w:t xml:space="preserve"> </w:t>
-      </w:r>
-      <w:r>
-        <w:t xml:space="preserve">by one.</w:t>
-      </w:r>
-      <w:r>
-        <w:t xml:space="preserve"> </w:t>
-      </w:r>
-      <w:r>
-        <w:t xml:space="preserve">- This process continues, moving to the next character in the array in each iteration.</w:t>
+        <w:t xml:space="preserve">The average is: 6.400000</w:t>
       </w:r>
     </w:p>
     <w:p>
-      <w:pPr>
-        <w:pStyle w:val="BodyText"/>
-      </w:pPr>
-      <w:r>
-        <w:t xml:space="preserve">When the loop finally encounters the null terminator</w:t>
-      </w:r>
-      <w:r>
-        <w:t xml:space="preserve"> </w:t>
-      </w:r>
-      <w:r>
-        <w:rPr>
-          <w:rStyle w:val="VerbatimChar"/>
-        </w:rPr>
-        <w:t xml:space="preserve">'\0'</w:t>
-      </w:r>
-      <w:r>
-        <w:t xml:space="preserve">, the condition</w:t>
-      </w:r>
-      <w:r>
-        <w:t xml:space="preserve"> </w:t>
-      </w:r>
-      <w:r>
-        <w:rPr>
-          <w:rStyle w:val="VerbatimChar"/>
-        </w:rPr>
-        <w:t xml:space="preserve">str[length] != '\0'</w:t>
-      </w:r>
-      <w:r>
-        <w:t xml:space="preserve"> </w:t>
-      </w:r>
-      <w:r>
-        <w:t xml:space="preserve">becomes false, and the loop terminates. At this point, the value of</w:t>
-      </w:r>
-      <w:r>
-        <w:t xml:space="preserve"> </w:t>
-      </w:r>
-      <w:r>
-        <w:rPr>
-          <w:rStyle w:val="VerbatimChar"/>
-        </w:rPr>
-        <w:t xml:space="preserve">length</w:t>
-      </w:r>
-      <w:r>
-        <w:t xml:space="preserve"> </w:t>
-      </w:r>
-      <w:r>
-        <w:t xml:space="preserve">is equal to the number of characters that were read before the null terminator.</w:t>
+      <w:r>
+        <w:pict>
+          <v:rect style="width:0;height:1.5pt" o:hralign="center" o:hrstd="t" o:hr="t"/>
+        </w:pict>
+      </w:r>
+    </w:p>
+    <w:bookmarkEnd w:id="21"/>
+    <w:bookmarkStart w:id="22" w:name="functiondef-stringlengthstr"/>
+    <w:p>
+      <w:pPr>
+        <w:pStyle w:val="Heading2"/>
+      </w:pPr>
+      <w:r>
+        <w:rPr>
+          <w:rStyle w:val="SectionNumber"/>
+        </w:rPr>
+        <w:t xml:space="preserve">2.6</w:t>
+      </w:r>
+      <w:r>
+        <w:tab/>
+      </w:r>
+      <w:r>
+        <w:t xml:space="preserve">FunctionDef stringLength(str[])</w:t>
+      </w:r>
+    </w:p>
+    <w:bookmarkEnd w:id="22"/>
+    <w:bookmarkEnd w:id="23"/>
+    <w:bookmarkStart w:id="30" w:name="function-stringlength"/>
+    <w:p>
+      <w:pPr>
+        <w:pStyle w:val="Heading1"/>
+      </w:pPr>
+      <w:r>
+        <w:rPr>
+          <w:rStyle w:val="SectionNumber"/>
+        </w:rPr>
+        <w:t xml:space="preserve">3</w:t>
+      </w:r>
+      <w:r>
+        <w:tab/>
+      </w:r>
+      <w:r>
+        <w:t xml:space="preserve">Function: stringLength</w:t>
+      </w:r>
+    </w:p>
+    <w:bookmarkStart w:id="24" w:name="overview-2"/>
+    <w:p>
+      <w:pPr>
+        <w:pStyle w:val="Heading2"/>
+      </w:pPr>
+      <w:r>
+        <w:rPr>
+          <w:rStyle w:val="SectionNumber"/>
+        </w:rPr>
+        <w:t xml:space="preserve">3.1</w:t>
+      </w:r>
+      <w:r>
+        <w:tab/>
+      </w:r>
+      <w:r>
+        <w:t xml:space="preserve">Overview</w:t>
       </w:r>
     </w:p>
     <w:p>
       <w:pPr>
-        <w:pStyle w:val="BodyText"/>
-      </w:pPr>
-      <w:r>
-        <w:t xml:space="preserve">Finally, the function returns the integer value of</w:t>
+        <w:pStyle w:val="FirstParagraph"/>
+      </w:pPr>
+      <w:r>
+        <w:t xml:space="preserve">The</w:t>
       </w:r>
       <w:r>
         <w:t xml:space="preserve"> </w:t>
@@ -1922,208 +3113,32 @@
         <w:rPr>
           <w:rStyle w:val="VerbatimChar"/>
         </w:rPr>
-        <w:t xml:space="preserve">length</w:t>
-      </w:r>
-      <w:r>
-        <w:t xml:space="preserve">.</w:t>
+        <w:t xml:space="preserve">stringLength</w:t>
+      </w:r>
+      <w:r>
+        <w:t xml:space="preserve"> </w:t>
+      </w:r>
+      <w:r>
+        <w:t xml:space="preserve">function calculates the length of a null-terminated string, excluding the final null character.</w:t>
       </w:r>
     </w:p>
+    <w:bookmarkEnd w:id="24"/>
+    <w:bookmarkStart w:id="25" w:name="parameters-2"/>
     <w:p>
       <w:pPr>
-        <w:pStyle w:val="SourceCode"/>
-      </w:pPr>
-      <w:r>
-        <w:rPr>
-          <w:rStyle w:val="CommentTok"/>
-        </w:rPr>
-        <w:t xml:space="preserve">// The loop iterates until the null character is found.</w:t>
-      </w:r>
-      <w:r>
-        <w:br/>
-      </w:r>
-      <w:r>
-        <w:rPr>
-          <w:rStyle w:val="ControlFlowTok"/>
-        </w:rPr>
-        <w:t xml:space="preserve">while</w:t>
-      </w:r>
-      <w:r>
-        <w:rPr>
-          <w:rStyle w:val="NormalTok"/>
-        </w:rPr>
-        <w:t xml:space="preserve"> </w:t>
-      </w:r>
-      <w:r>
-        <w:rPr>
-          <w:rStyle w:val="OperatorTok"/>
-        </w:rPr>
-        <w:t xml:space="preserve">(</w:t>
-      </w:r>
-      <w:r>
-        <w:rPr>
-          <w:rStyle w:val="NormalTok"/>
-        </w:rPr>
-        <w:t xml:space="preserve">str</w:t>
-      </w:r>
-      <w:r>
-        <w:rPr>
-          <w:rStyle w:val="OperatorTok"/>
-        </w:rPr>
-        <w:t xml:space="preserve">[</w:t>
-      </w:r>
-      <w:r>
-        <w:rPr>
-          <w:rStyle w:val="NormalTok"/>
-        </w:rPr>
-        <w:t xml:space="preserve">length</w:t>
-      </w:r>
-      <w:r>
-        <w:rPr>
-          <w:rStyle w:val="OperatorTok"/>
-        </w:rPr>
-        <w:t xml:space="preserve">]</w:t>
-      </w:r>
-      <w:r>
-        <w:rPr>
-          <w:rStyle w:val="NormalTok"/>
-        </w:rPr>
-        <w:t xml:space="preserve"> </w:t>
-      </w:r>
-      <w:r>
-        <w:rPr>
-          <w:rStyle w:val="OperatorTok"/>
-        </w:rPr>
-        <w:t xml:space="preserve">!=</w:t>
-      </w:r>
-      <w:r>
-        <w:rPr>
-          <w:rStyle w:val="NormalTok"/>
-        </w:rPr>
-        <w:t xml:space="preserve"> </w:t>
-      </w:r>
-      <w:r>
-        <w:rPr>
-          <w:rStyle w:val="CharTok"/>
-        </w:rPr>
-        <w:t xml:space="preserve">'</w:t>
-      </w:r>
-      <w:r>
-        <w:rPr>
-          <w:rStyle w:val="SpecialCharTok"/>
-        </w:rPr>
-        <w:t xml:space="preserve">\0</w:t>
-      </w:r>
-      <w:r>
-        <w:rPr>
-          <w:rStyle w:val="CharTok"/>
-        </w:rPr>
-        <w:t xml:space="preserve">'</w:t>
-      </w:r>
-      <w:r>
-        <w:rPr>
-          <w:rStyle w:val="OperatorTok"/>
-        </w:rPr>
-        <w:t xml:space="preserve">)</w:t>
-      </w:r>
-      <w:r>
-        <w:rPr>
-          <w:rStyle w:val="NormalTok"/>
-        </w:rPr>
-        <w:t xml:space="preserve"> </w:t>
-      </w:r>
-      <w:r>
-        <w:rPr>
-          <w:rStyle w:val="OperatorTok"/>
-        </w:rPr>
-        <w:t xml:space="preserve">{</w:t>
-      </w:r>
-      <w:r>
-        <w:br/>
-      </w:r>
-      <w:r>
-        <w:rPr>
-          <w:rStyle w:val="NormalTok"/>
-        </w:rPr>
-        <w:t xml:space="preserve">    </w:t>
-      </w:r>
-      <w:r>
-        <w:rPr>
-          <w:rStyle w:val="CommentTok"/>
-        </w:rPr>
-        <w:t xml:space="preserve">// The length counter is incremented for each character.</w:t>
-      </w:r>
-      <w:r>
-        <w:br/>
-      </w:r>
-      <w:r>
-        <w:rPr>
-          <w:rStyle w:val="NormalTok"/>
-        </w:rPr>
-        <w:t xml:space="preserve">    length</w:t>
-      </w:r>
-      <w:r>
-        <w:rPr>
-          <w:rStyle w:val="OperatorTok"/>
-        </w:rPr>
-        <w:t xml:space="preserve">++;</w:t>
-      </w:r>
-      <w:r>
-        <w:br/>
-      </w:r>
-      <w:r>
-        <w:rPr>
-          <w:rStyle w:val="OperatorTok"/>
-        </w:rPr>
-        <w:t xml:space="preserve">}</w:t>
-      </w:r>
-      <w:r>
-        <w:br/>
-      </w:r>
-      <w:r>
-        <w:rPr>
-          <w:rStyle w:val="CommentTok"/>
-        </w:rPr>
-        <w:t xml:space="preserve">// The final count is returned.</w:t>
-      </w:r>
-      <w:r>
-        <w:br/>
-      </w:r>
-      <w:r>
-        <w:rPr>
-          <w:rStyle w:val="ControlFlowTok"/>
-        </w:rPr>
-        <w:t xml:space="preserve">return</w:t>
-      </w:r>
-      <w:r>
-        <w:rPr>
-          <w:rStyle w:val="NormalTok"/>
-        </w:rPr>
-        <w:t xml:space="preserve"> length</w:t>
-      </w:r>
-      <w:r>
-        <w:rPr>
-          <w:rStyle w:val="OperatorTok"/>
-        </w:rPr>
-        <w:t xml:space="preserve">;</w:t>
-      </w:r>
-    </w:p>
-    <w:bookmarkEnd w:id="19"/>
-    <w:bookmarkStart w:id="20" w:name="usage-notes-1"/>
-    <w:p>
-      <w:pPr>
         <w:pStyle w:val="Heading2"/>
       </w:pPr>
       <w:r>
         <w:rPr>
           <w:rStyle w:val="SectionNumber"/>
         </w:rPr>
-        <w:t xml:space="preserve">2.4</w:t>
+        <w:t xml:space="preserve">3.2</w:t>
       </w:r>
       <w:r>
         <w:tab/>
       </w:r>
       <w:r>
-        <w:t xml:space="preserve">Usage Notes</w:t>
+        <w:t xml:space="preserve">parameters</w:t>
       </w:r>
     </w:p>
     <w:p>
@@ -2135,32 +3150,479 @@
         </w:numPr>
       </w:pPr>
       <w:r>
-        <w:t xml:space="preserve">The input array</w:t>
-      </w:r>
-      <w:r>
-        <w:t xml:space="preserve"> </w:t>
-      </w:r>
-      <w:r>
         <w:rPr>
           <w:rStyle w:val="VerbatimChar"/>
-        </w:rPr>
-        <w:t xml:space="preserve">str</w:t>
-      </w:r>
-      <w:r>
-        <w:t xml:space="preserve"> </w:t>
-      </w:r>
-      <w:r>
-        <w:rPr>
           <w:b/>
           <w:bCs/>
         </w:rPr>
-        <w:t xml:space="preserve">must</w:t>
-      </w:r>
-      <w:r>
-        <w:t xml:space="preserve"> </w:t>
-      </w:r>
-      <w:r>
-        <w:t xml:space="preserve">be a valid null-terminated string. Failure to provide a null terminator will cause the function to read beyond the buffer’s boundary, leading to undefined behavior.</w:t>
+        <w:t xml:space="preserve">str</w:t>
+      </w:r>
+      <w:r>
+        <w:t xml:space="preserve"> </w:t>
+      </w:r>
+      <w:r>
+        <w:rPr>
+          <w:rStyle w:val="VerbatimChar"/>
+        </w:rPr>
+        <w:t xml:space="preserve">char[]</w:t>
+      </w:r>
+      <w:r>
+        <w:t xml:space="preserve">: The input character array (string) that must be null-terminated.</w:t>
+      </w:r>
+    </w:p>
+    <w:bookmarkEnd w:id="25"/>
+    <w:bookmarkStart w:id="26" w:name="description-2"/>
+    <w:p>
+      <w:pPr>
+        <w:pStyle w:val="Heading2"/>
+      </w:pPr>
+      <w:r>
+        <w:rPr>
+          <w:rStyle w:val="SectionNumber"/>
+        </w:rPr>
+        <w:t xml:space="preserve">3.3</w:t>
+      </w:r>
+      <w:r>
+        <w:tab/>
+      </w:r>
+      <w:r>
+        <w:t xml:space="preserve">Description</w:t>
+      </w:r>
+    </w:p>
+    <w:p>
+      <w:pPr>
+        <w:pStyle w:val="FirstParagraph"/>
+      </w:pPr>
+      <w:r>
+        <w:t xml:space="preserve">The</w:t>
+      </w:r>
+      <w:r>
+        <w:t xml:space="preserve"> </w:t>
+      </w:r>
+      <w:r>
+        <w:rPr>
+          <w:rStyle w:val="VerbatimChar"/>
+        </w:rPr>
+        <w:t xml:space="preserve">stringLength</w:t>
+      </w:r>
+      <w:r>
+        <w:t xml:space="preserve"> </w:t>
+      </w:r>
+      <w:r>
+        <w:t xml:space="preserve">function provides a manual implementation for determining the length of a C-style string. It operates by iterating through the characters of the input array until it finds the null terminator character (</w:t>
+      </w:r>
+      <w:r>
+        <w:rPr>
+          <w:rStyle w:val="VerbatimChar"/>
+        </w:rPr>
+        <w:t xml:space="preserve">'\0'</w:t>
+      </w:r>
+      <w:r>
+        <w:t xml:space="preserve">).</w:t>
+      </w:r>
+    </w:p>
+    <w:p>
+      <w:pPr>
+        <w:pStyle w:val="BodyText"/>
+      </w:pPr>
+      <w:r>
+        <w:t xml:space="preserve">The function begins by initializing an integer variable</w:t>
+      </w:r>
+      <w:r>
+        <w:t xml:space="preserve"> </w:t>
+      </w:r>
+      <w:r>
+        <w:rPr>
+          <w:rStyle w:val="VerbatimChar"/>
+        </w:rPr>
+        <w:t xml:space="preserve">length</w:t>
+      </w:r>
+      <w:r>
+        <w:t xml:space="preserve"> </w:t>
+      </w:r>
+      <w:r>
+        <w:t xml:space="preserve">to</w:t>
+      </w:r>
+      <w:r>
+        <w:t xml:space="preserve"> </w:t>
+      </w:r>
+      <w:r>
+        <w:rPr>
+          <w:rStyle w:val="VerbatimChar"/>
+        </w:rPr>
+        <w:t xml:space="preserve">0</w:t>
+      </w:r>
+      <w:r>
+        <w:t xml:space="preserve">. This variable serves a dual purpose: it acts as an index to access characters in the</w:t>
+      </w:r>
+      <w:r>
+        <w:t xml:space="preserve"> </w:t>
+      </w:r>
+      <w:r>
+        <w:rPr>
+          <w:rStyle w:val="VerbatimChar"/>
+        </w:rPr>
+        <w:t xml:space="preserve">str</w:t>
+      </w:r>
+      <w:r>
+        <w:t xml:space="preserve"> </w:t>
+      </w:r>
+      <w:r>
+        <w:t xml:space="preserve">array and as a counter for the string’s length.</w:t>
+      </w:r>
+    </w:p>
+    <w:p>
+      <w:pPr>
+        <w:pStyle w:val="BodyText"/>
+      </w:pPr>
+      <w:r>
+        <w:t xml:space="preserve">A</w:t>
+      </w:r>
+      <w:r>
+        <w:t xml:space="preserve"> </w:t>
+      </w:r>
+      <w:r>
+        <w:rPr>
+          <w:rStyle w:val="VerbatimChar"/>
+        </w:rPr>
+        <w:t xml:space="preserve">while</w:t>
+      </w:r>
+      <w:r>
+        <w:t xml:space="preserve"> </w:t>
+      </w:r>
+      <w:r>
+        <w:t xml:space="preserve">loop forms the core of the function. The loop’s condition checks if the character at the current index,</w:t>
+      </w:r>
+      <w:r>
+        <w:t xml:space="preserve"> </w:t>
+      </w:r>
+      <w:r>
+        <w:rPr>
+          <w:rStyle w:val="VerbatimChar"/>
+        </w:rPr>
+        <w:t xml:space="preserve">str[length]</w:t>
+      </w:r>
+      <w:r>
+        <w:t xml:space="preserve">, is not the null terminator</w:t>
+      </w:r>
+      <w:r>
+        <w:t xml:space="preserve"> </w:t>
+      </w:r>
+      <w:r>
+        <w:rPr>
+          <w:rStyle w:val="VerbatimChar"/>
+        </w:rPr>
+        <w:t xml:space="preserve">'\0'</w:t>
+      </w:r>
+      <w:r>
+        <w:t xml:space="preserve">.</w:t>
+      </w:r>
+      <w:r>
+        <w:t xml:space="preserve"> </w:t>
+      </w:r>
+      <w:r>
+        <w:t xml:space="preserve">- If the character is not</w:t>
+      </w:r>
+      <w:r>
+        <w:t xml:space="preserve"> </w:t>
+      </w:r>
+      <w:r>
+        <w:rPr>
+          <w:rStyle w:val="VerbatimChar"/>
+        </w:rPr>
+        <w:t xml:space="preserve">'\0'</w:t>
+      </w:r>
+      <w:r>
+        <w:t xml:space="preserve">, the loop body executes, incrementing</w:t>
+      </w:r>
+      <w:r>
+        <w:t xml:space="preserve"> </w:t>
+      </w:r>
+      <w:r>
+        <w:rPr>
+          <w:rStyle w:val="VerbatimChar"/>
+        </w:rPr>
+        <w:t xml:space="preserve">length</w:t>
+      </w:r>
+      <w:r>
+        <w:t xml:space="preserve"> </w:t>
+      </w:r>
+      <w:r>
+        <w:t xml:space="preserve">by one.</w:t>
+      </w:r>
+      <w:r>
+        <w:t xml:space="preserve"> </w:t>
+      </w:r>
+      <w:r>
+        <w:t xml:space="preserve">- This process continues, moving to the next character in the array in each iteration.</w:t>
+      </w:r>
+    </w:p>
+    <w:p>
+      <w:pPr>
+        <w:pStyle w:val="BodyText"/>
+      </w:pPr>
+      <w:r>
+        <w:t xml:space="preserve">When the loop finally encounters the null terminator</w:t>
+      </w:r>
+      <w:r>
+        <w:t xml:space="preserve"> </w:t>
+      </w:r>
+      <w:r>
+        <w:rPr>
+          <w:rStyle w:val="VerbatimChar"/>
+        </w:rPr>
+        <w:t xml:space="preserve">'\0'</w:t>
+      </w:r>
+      <w:r>
+        <w:t xml:space="preserve">, the condition</w:t>
+      </w:r>
+      <w:r>
+        <w:t xml:space="preserve"> </w:t>
+      </w:r>
+      <w:r>
+        <w:rPr>
+          <w:rStyle w:val="VerbatimChar"/>
+        </w:rPr>
+        <w:t xml:space="preserve">str[length] != '\0'</w:t>
+      </w:r>
+      <w:r>
+        <w:t xml:space="preserve"> </w:t>
+      </w:r>
+      <w:r>
+        <w:t xml:space="preserve">becomes false, and the loop terminates. At this point, the value of</w:t>
+      </w:r>
+      <w:r>
+        <w:t xml:space="preserve"> </w:t>
+      </w:r>
+      <w:r>
+        <w:rPr>
+          <w:rStyle w:val="VerbatimChar"/>
+        </w:rPr>
+        <w:t xml:space="preserve">length</w:t>
+      </w:r>
+      <w:r>
+        <w:t xml:space="preserve"> </w:t>
+      </w:r>
+      <w:r>
+        <w:t xml:space="preserve">is equal to the number of characters that were read before the null terminator.</w:t>
+      </w:r>
+    </w:p>
+    <w:p>
+      <w:pPr>
+        <w:pStyle w:val="BodyText"/>
+      </w:pPr>
+      <w:r>
+        <w:t xml:space="preserve">Finally, the function returns the integer value of</w:t>
+      </w:r>
+      <w:r>
+        <w:t xml:space="preserve"> </w:t>
+      </w:r>
+      <w:r>
+        <w:rPr>
+          <w:rStyle w:val="VerbatimChar"/>
+        </w:rPr>
+        <w:t xml:space="preserve">length</w:t>
+      </w:r>
+      <w:r>
+        <w:t xml:space="preserve">.</w:t>
+      </w:r>
+    </w:p>
+    <w:p>
+      <w:pPr>
+        <w:pStyle w:val="SourceCode"/>
+      </w:pPr>
+      <w:r>
+        <w:rPr>
+          <w:rStyle w:val="CommentTok"/>
+        </w:rPr>
+        <w:t xml:space="preserve">// The loop iterates until the null character is found.</w:t>
+      </w:r>
+      <w:r>
+        <w:br/>
+      </w:r>
+      <w:r>
+        <w:rPr>
+          <w:rStyle w:val="ControlFlowTok"/>
+        </w:rPr>
+        <w:t xml:space="preserve">while</w:t>
+      </w:r>
+      <w:r>
+        <w:rPr>
+          <w:rStyle w:val="NormalTok"/>
+        </w:rPr>
+        <w:t xml:space="preserve"> </w:t>
+      </w:r>
+      <w:r>
+        <w:rPr>
+          <w:rStyle w:val="OperatorTok"/>
+        </w:rPr>
+        <w:t xml:space="preserve">(</w:t>
+      </w:r>
+      <w:r>
+        <w:rPr>
+          <w:rStyle w:val="NormalTok"/>
+        </w:rPr>
+        <w:t xml:space="preserve">str</w:t>
+      </w:r>
+      <w:r>
+        <w:rPr>
+          <w:rStyle w:val="OperatorTok"/>
+        </w:rPr>
+        <w:t xml:space="preserve">[</w:t>
+      </w:r>
+      <w:r>
+        <w:rPr>
+          <w:rStyle w:val="NormalTok"/>
+        </w:rPr>
+        <w:t xml:space="preserve">length</w:t>
+      </w:r>
+      <w:r>
+        <w:rPr>
+          <w:rStyle w:val="OperatorTok"/>
+        </w:rPr>
+        <w:t xml:space="preserve">]</w:t>
+      </w:r>
+      <w:r>
+        <w:rPr>
+          <w:rStyle w:val="NormalTok"/>
+        </w:rPr>
+        <w:t xml:space="preserve"> </w:t>
+      </w:r>
+      <w:r>
+        <w:rPr>
+          <w:rStyle w:val="OperatorTok"/>
+        </w:rPr>
+        <w:t xml:space="preserve">!=</w:t>
+      </w:r>
+      <w:r>
+        <w:rPr>
+          <w:rStyle w:val="NormalTok"/>
+        </w:rPr>
+        <w:t xml:space="preserve"> </w:t>
+      </w:r>
+      <w:r>
+        <w:rPr>
+          <w:rStyle w:val="CharTok"/>
+        </w:rPr>
+        <w:t xml:space="preserve">'</w:t>
+      </w:r>
+      <w:r>
+        <w:rPr>
+          <w:rStyle w:val="SpecialCharTok"/>
+        </w:rPr>
+        <w:t xml:space="preserve">\0</w:t>
+      </w:r>
+      <w:r>
+        <w:rPr>
+          <w:rStyle w:val="CharTok"/>
+        </w:rPr>
+        <w:t xml:space="preserve">'</w:t>
+      </w:r>
+      <w:r>
+        <w:rPr>
+          <w:rStyle w:val="OperatorTok"/>
+        </w:rPr>
+        <w:t xml:space="preserve">)</w:t>
+      </w:r>
+      <w:r>
+        <w:rPr>
+          <w:rStyle w:val="NormalTok"/>
+        </w:rPr>
+        <w:t xml:space="preserve"> </w:t>
+      </w:r>
+      <w:r>
+        <w:rPr>
+          <w:rStyle w:val="OperatorTok"/>
+        </w:rPr>
+        <w:t xml:space="preserve">{</w:t>
+      </w:r>
+      <w:r>
+        <w:br/>
+      </w:r>
+      <w:r>
+        <w:rPr>
+          <w:rStyle w:val="NormalTok"/>
+        </w:rPr>
+        <w:t xml:space="preserve">    </w:t>
+      </w:r>
+      <w:r>
+        <w:rPr>
+          <w:rStyle w:val="CommentTok"/>
+        </w:rPr>
+        <w:t xml:space="preserve">// The length counter is incremented for each character.</w:t>
+      </w:r>
+      <w:r>
+        <w:br/>
+      </w:r>
+      <w:r>
+        <w:rPr>
+          <w:rStyle w:val="NormalTok"/>
+        </w:rPr>
+        <w:t xml:space="preserve">    length</w:t>
+      </w:r>
+      <w:r>
+        <w:rPr>
+          <w:rStyle w:val="OperatorTok"/>
+        </w:rPr>
+        <w:t xml:space="preserve">++;</w:t>
+      </w:r>
+      <w:r>
+        <w:br/>
+      </w:r>
+      <w:r>
+        <w:rPr>
+          <w:rStyle w:val="OperatorTok"/>
+        </w:rPr>
+        <w:t xml:space="preserve">}</w:t>
+      </w:r>
+      <w:r>
+        <w:br/>
+      </w:r>
+      <w:r>
+        <w:rPr>
+          <w:rStyle w:val="CommentTok"/>
+        </w:rPr>
+        <w:t xml:space="preserve">// The final count is returned.</w:t>
+      </w:r>
+      <w:r>
+        <w:br/>
+      </w:r>
+      <w:r>
+        <w:rPr>
+          <w:rStyle w:val="ControlFlowTok"/>
+        </w:rPr>
+        <w:t xml:space="preserve">return</w:t>
+      </w:r>
+      <w:r>
+        <w:rPr>
+          <w:rStyle w:val="NormalTok"/>
+        </w:rPr>
+        <w:t xml:space="preserve"> length</w:t>
+      </w:r>
+      <w:r>
+        <w:rPr>
+          <w:rStyle w:val="OperatorTok"/>
+        </w:rPr>
+        <w:t xml:space="preserve">;</w:t>
+      </w:r>
+    </w:p>
+    <w:bookmarkEnd w:id="26"/>
+    <w:bookmarkStart w:id="27" w:name="usage-notes-2"/>
+    <w:p>
+      <w:pPr>
+        <w:pStyle w:val="Heading2"/>
+      </w:pPr>
+      <w:r>
+        <w:rPr>
+          <w:rStyle w:val="SectionNumber"/>
+        </w:rPr>
+        <w:t xml:space="preserve">3.4</w:t>
+      </w:r>
+      <w:r>
+        <w:tab/>
+      </w:r>
+      <w:r>
+        <w:t xml:space="preserve">Usage Notes</w:t>
       </w:r>
     </w:p>
     <w:p>
@@ -2168,11 +3630,11 @@
         <w:pStyle w:val="Compact"/>
         <w:numPr>
           <w:ilvl w:val="0"/>
-          <w:numId w:val="1003"/>
+          <w:numId w:val="1004"/>
         </w:numPr>
       </w:pPr>
       <w:r>
-        <w:t xml:space="preserve">The returned length does not include the null terminator character</w:t>
+        <w:t xml:space="preserve">The input array</w:t>
       </w:r>
       <w:r>
         <w:t xml:space="preserve"> </w:t>
@@ -2181,58 +3643,23 @@
         <w:rPr>
           <w:rStyle w:val="VerbatimChar"/>
         </w:rPr>
-        <w:t xml:space="preserve">'\0'</w:t>
-      </w:r>
-      <w:r>
-        <w:t xml:space="preserve">. For example, the string</w:t>
-      </w:r>
-      <w:r>
-        <w:t xml:space="preserve"> </w:t>
-      </w:r>
-      <w:r>
-        <w:rPr>
-          <w:rStyle w:val="VerbatimChar"/>
-        </w:rPr>
-        <w:t xml:space="preserve">"hi"</w:t>
-      </w:r>
-      <w:r>
-        <w:t xml:space="preserve"> </w:t>
-      </w:r>
-      <w:r>
-        <w:t xml:space="preserve">has a length of 2, but it occupies 3 bytes in memory (</w:t>
-      </w:r>
-      <w:r>
-        <w:rPr>
-          <w:rStyle w:val="VerbatimChar"/>
-        </w:rPr>
-        <w:t xml:space="preserve">'h'</w:t>
-      </w:r>
-      <w:r>
-        <w:t xml:space="preserve">,</w:t>
-      </w:r>
-      <w:r>
-        <w:t xml:space="preserve"> </w:t>
-      </w:r>
-      <w:r>
-        <w:rPr>
-          <w:rStyle w:val="VerbatimChar"/>
-        </w:rPr>
-        <w:t xml:space="preserve">'i'</w:t>
-      </w:r>
-      <w:r>
-        <w:t xml:space="preserve">,</w:t>
-      </w:r>
-      <w:r>
-        <w:t xml:space="preserve"> </w:t>
-      </w:r>
-      <w:r>
-        <w:rPr>
-          <w:rStyle w:val="VerbatimChar"/>
-        </w:rPr>
-        <w:t xml:space="preserve">'\0'</w:t>
-      </w:r>
-      <w:r>
-        <w:t xml:space="preserve">).</w:t>
+        <w:t xml:space="preserve">str</w:t>
+      </w:r>
+      <w:r>
+        <w:t xml:space="preserve"> </w:t>
+      </w:r>
+      <w:r>
+        <w:rPr>
+          <w:b/>
+          <w:bCs/>
+        </w:rPr>
+        <w:t xml:space="preserve">must</w:t>
+      </w:r>
+      <w:r>
+        <w:t xml:space="preserve"> </w:t>
+      </w:r>
+      <w:r>
+        <w:t xml:space="preserve">be a valid null-terminated string. Failure to provide a null terminator will cause the function to read beyond the buffer’s boundary, leading to undefined behavior.</w:t>
       </w:r>
     </w:p>
     <w:p>
@@ -2240,11 +3667,11 @@
         <w:pStyle w:val="Compact"/>
         <w:numPr>
           <w:ilvl w:val="0"/>
-          <w:numId w:val="1003"/>
+          <w:numId w:val="1004"/>
         </w:numPr>
       </w:pPr>
       <w:r>
-        <w:t xml:space="preserve">An empty string</w:t>
+        <w:t xml:space="preserve">The returned length does not include the null terminator character</w:t>
       </w:r>
       <w:r>
         <w:t xml:space="preserve"> </w:t>
@@ -2253,13 +3680,10 @@
         <w:rPr>
           <w:rStyle w:val="VerbatimChar"/>
         </w:rPr>
-        <w:t xml:space="preserve">""</w:t>
-      </w:r>
-      <w:r>
-        <w:t xml:space="preserve"> </w:t>
-      </w:r>
-      <w:r>
-        <w:t xml:space="preserve">will correctly return a length of</w:t>
+        <w:t xml:space="preserve">'\0'</w:t>
+      </w:r>
+      <w:r>
+        <w:t xml:space="preserve">. For example, the string</w:t>
       </w:r>
       <w:r>
         <w:t xml:space="preserve"> </w:t>
@@ -2268,14 +3692,89 @@
         <w:rPr>
           <w:rStyle w:val="VerbatimChar"/>
         </w:rPr>
-        <w:t xml:space="preserve">0</w:t>
-      </w:r>
-      <w:r>
-        <w:t xml:space="preserve">.</w:t>
+        <w:t xml:space="preserve">"hi"</w:t>
+      </w:r>
+      <w:r>
+        <w:t xml:space="preserve"> </w:t>
+      </w:r>
+      <w:r>
+        <w:t xml:space="preserve">has a length of 2, but it occupies 3 bytes in memory (</w:t>
+      </w:r>
+      <w:r>
+        <w:rPr>
+          <w:rStyle w:val="VerbatimChar"/>
+        </w:rPr>
+        <w:t xml:space="preserve">'h'</w:t>
+      </w:r>
+      <w:r>
+        <w:t xml:space="preserve">,</w:t>
+      </w:r>
+      <w:r>
+        <w:t xml:space="preserve"> </w:t>
+      </w:r>
+      <w:r>
+        <w:rPr>
+          <w:rStyle w:val="VerbatimChar"/>
+        </w:rPr>
+        <w:t xml:space="preserve">'i'</w:t>
+      </w:r>
+      <w:r>
+        <w:t xml:space="preserve">,</w:t>
+      </w:r>
+      <w:r>
+        <w:t xml:space="preserve"> </w:t>
+      </w:r>
+      <w:r>
+        <w:rPr>
+          <w:rStyle w:val="VerbatimChar"/>
+        </w:rPr>
+        <w:t xml:space="preserve">'\0'</w:t>
+      </w:r>
+      <w:r>
+        <w:t xml:space="preserve">).</w:t>
       </w:r>
     </w:p>
     <w:p>
       <w:pPr>
+        <w:pStyle w:val="Compact"/>
+        <w:numPr>
+          <w:ilvl w:val="0"/>
+          <w:numId w:val="1004"/>
+        </w:numPr>
+      </w:pPr>
+      <w:r>
+        <w:t xml:space="preserve">An empty string</w:t>
+      </w:r>
+      <w:r>
+        <w:t xml:space="preserve"> </w:t>
+      </w:r>
+      <w:r>
+        <w:rPr>
+          <w:rStyle w:val="VerbatimChar"/>
+        </w:rPr>
+        <w:t xml:space="preserve">""</w:t>
+      </w:r>
+      <w:r>
+        <w:t xml:space="preserve"> </w:t>
+      </w:r>
+      <w:r>
+        <w:t xml:space="preserve">will correctly return a length of</w:t>
+      </w:r>
+      <w:r>
+        <w:t xml:space="preserve"> </w:t>
+      </w:r>
+      <w:r>
+        <w:rPr>
+          <w:rStyle w:val="VerbatimChar"/>
+        </w:rPr>
+        <w:t xml:space="preserve">0</w:t>
+      </w:r>
+      <w:r>
+        <w:t xml:space="preserve">.</w:t>
+      </w:r>
+    </w:p>
+    <w:p>
+      <w:pPr>
         <w:pStyle w:val="FirstParagraph"/>
       </w:pPr>
       <w:r>
@@ -2313,8 +3812,8 @@
         <w:t xml:space="preserve">.</w:t>
       </w:r>
     </w:p>
-    <w:bookmarkEnd w:id="20"/>
-    <w:bookmarkStart w:id="21" w:name="example-1"/>
+    <w:bookmarkEnd w:id="27"/>
+    <w:bookmarkStart w:id="28" w:name="example-2"/>
     <w:p>
       <w:pPr>
         <w:pStyle w:val="Heading2"/>
@@ -2323,7 +3822,7 @@
         <w:rPr>
           <w:rStyle w:val="SectionNumber"/>
         </w:rPr>
-        <w:t xml:space="preserve">2.5</w:t>
+        <w:t xml:space="preserve">3.5</w:t>
       </w:r>
       <w:r>
         <w:tab/>
@@ -3092,8 +4591,8 @@
         </w:pict>
       </w:r>
     </w:p>
-    <w:bookmarkEnd w:id="21"/>
-    <w:bookmarkStart w:id="22" w:name="functiondef-getrandommin-max"/>
+    <w:bookmarkEnd w:id="28"/>
+    <w:bookmarkStart w:id="29" w:name="functiondef-getrandommin-max"/>
     <w:p>
       <w:pPr>
         <w:pStyle w:val="Heading2"/>
@@ -3102,7 +4601,7 @@
         <w:rPr>
           <w:rStyle w:val="SectionNumber"/>
         </w:rPr>
-        <w:t xml:space="preserve">2.6</w:t>
+        <w:t xml:space="preserve">3.6</w:t>
       </w:r>
       <w:r>
         <w:tab/>
@@ -3111,9 +4610,9 @@
         <w:t xml:space="preserve">FunctionDef getRandom(min, max)</w:t>
       </w:r>
     </w:p>
-    <w:bookmarkEnd w:id="22"/>
-    <w:bookmarkEnd w:id="23"/>
-    <w:bookmarkStart w:id="30" w:name="function-getrandomint-min-int-max"/>
+    <w:bookmarkEnd w:id="29"/>
+    <w:bookmarkEnd w:id="30"/>
+    <w:bookmarkStart w:id="37" w:name="function-getrandomint-min-int-max"/>
     <w:p>
       <w:pPr>
         <w:pStyle w:val="Heading1"/>
@@ -3122,7 +4621,7 @@
         <w:rPr>
           <w:rStyle w:val="SectionNumber"/>
         </w:rPr>
-        <w:t xml:space="preserve">3</w:t>
+        <w:t xml:space="preserve">4</w:t>
       </w:r>
       <w:r>
         <w:tab/>
@@ -3131,7 +4630,7 @@
         <w:t xml:space="preserve">Function: getRandom(int min, int max)</w:t>
       </w:r>
     </w:p>
-    <w:bookmarkStart w:id="24" w:name="overview-2"/>
+    <w:bookmarkStart w:id="31" w:name="overview-3"/>
     <w:p>
       <w:pPr>
         <w:pStyle w:val="Heading2"/>
@@ -3140,7 +4639,7 @@
         <w:rPr>
           <w:rStyle w:val="SectionNumber"/>
         </w:rPr>
-        <w:t xml:space="preserve">3.1</w:t>
+        <w:t xml:space="preserve">4.1</w:t>
       </w:r>
       <w:r>
         <w:tab/>
@@ -3172,8 +4671,8 @@
         <w:t xml:space="preserve">function generates a pseudo-random integer within a specified inclusive range.</w:t>
       </w:r>
     </w:p>
-    <w:bookmarkEnd w:id="24"/>
-    <w:bookmarkStart w:id="25" w:name="parameters-2"/>
+    <w:bookmarkEnd w:id="31"/>
+    <w:bookmarkStart w:id="32" w:name="parameters-3"/>
     <w:p>
       <w:pPr>
         <w:pStyle w:val="Heading2"/>
@@ -3182,7 +4681,7 @@
         <w:rPr>
           <w:rStyle w:val="SectionNumber"/>
         </w:rPr>
-        <w:t xml:space="preserve">3.2</w:t>
+        <w:t xml:space="preserve">4.2</w:t>
       </w:r>
       <w:r>
         <w:tab/>
@@ -3318,8 +4817,8 @@
         </w:tc>
       </w:tr>
     </w:tbl>
-    <w:bookmarkEnd w:id="25"/>
-    <w:bookmarkStart w:id="26" w:name="description-2"/>
+    <w:bookmarkEnd w:id="32"/>
+    <w:bookmarkStart w:id="33" w:name="description-3"/>
     <w:p>
       <w:pPr>
         <w:pStyle w:val="Heading2"/>
@@ -3328,7 +4827,7 @@
         <w:rPr>
           <w:rStyle w:val="SectionNumber"/>
         </w:rPr>
-        <w:t xml:space="preserve">3.3</w:t>
+        <w:t xml:space="preserve">4.3</w:t>
       </w:r>
       <w:r>
         <w:tab/>
@@ -3634,8 +5133,8 @@
         <w:t xml:space="preserve">.</w:t>
       </w:r>
     </w:p>
-    <w:bookmarkEnd w:id="26"/>
-    <w:bookmarkStart w:id="27" w:name="usage-notes-2"/>
+    <w:bookmarkEnd w:id="33"/>
+    <w:bookmarkStart w:id="34" w:name="usage-notes-3"/>
     <w:p>
       <w:pPr>
         <w:pStyle w:val="Heading2"/>
@@ -3644,1208 +5143,13 @@
         <w:rPr>
           <w:rStyle w:val="SectionNumber"/>
         </w:rPr>
-        <w:t xml:space="preserve">3.4</w:t>
+        <w:t xml:space="preserve">4.4</w:t>
       </w:r>
       <w:r>
         <w:tab/>
       </w:r>
       <w:r>
         <w:t xml:space="preserve">Usage Notes</w:t>
-      </w:r>
-    </w:p>
-    <w:p>
-      <w:pPr>
-        <w:pStyle w:val="Compact"/>
-        <w:numPr>
-          <w:ilvl w:val="0"/>
-          <w:numId w:val="1004"/>
-        </w:numPr>
-      </w:pPr>
-      <w:r>
-        <w:t xml:space="preserve">The range is inclusive, meaning both the</w:t>
-      </w:r>
-      <w:r>
-        <w:t xml:space="preserve"> </w:t>
-      </w:r>
-      <w:r>
-        <w:rPr>
-          <w:rStyle w:val="VerbatimChar"/>
-        </w:rPr>
-        <w:t xml:space="preserve">min</w:t>
-      </w:r>
-      <w:r>
-        <w:t xml:space="preserve"> </w:t>
-      </w:r>
-      <w:r>
-        <w:t xml:space="preserve">and</w:t>
-      </w:r>
-      <w:r>
-        <w:t xml:space="preserve"> </w:t>
-      </w:r>
-      <w:r>
-        <w:rPr>
-          <w:rStyle w:val="VerbatimChar"/>
-        </w:rPr>
-        <w:t xml:space="preserve">max</w:t>
-      </w:r>
-      <w:r>
-        <w:t xml:space="preserve"> </w:t>
-      </w:r>
-      <w:r>
-        <w:t xml:space="preserve">values are potential return values.</w:t>
-      </w:r>
-    </w:p>
-    <w:p>
-      <w:pPr>
-        <w:pStyle w:val="Compact"/>
-        <w:numPr>
-          <w:ilvl w:val="0"/>
-          <w:numId w:val="1004"/>
-        </w:numPr>
-      </w:pPr>
-      <w:r>
-        <w:t xml:space="preserve">The function automatically handles cases where</w:t>
-      </w:r>
-      <w:r>
-        <w:t xml:space="preserve"> </w:t>
-      </w:r>
-      <w:r>
-        <w:rPr>
-          <w:rStyle w:val="VerbatimChar"/>
-        </w:rPr>
-        <w:t xml:space="preserve">min &gt; max</w:t>
-      </w:r>
-      <w:r>
-        <w:t xml:space="preserve"> </w:t>
-      </w:r>
-      <w:r>
-        <w:t xml:space="preserve">by swapping the values.</w:t>
-      </w:r>
-    </w:p>
-    <w:p>
-      <w:pPr>
-        <w:pStyle w:val="Compact"/>
-        <w:numPr>
-          <w:ilvl w:val="0"/>
-          <w:numId w:val="1004"/>
-        </w:numPr>
-      </w:pPr>
-      <w:r>
-        <w:t xml:space="preserve">For</w:t>
-      </w:r>
-      <w:r>
-        <w:t xml:space="preserve"> </w:t>
-      </w:r>
-      <w:r>
-        <w:rPr>
-          <w:rStyle w:val="VerbatimChar"/>
-        </w:rPr>
-        <w:t xml:space="preserve">rand()</w:t>
-      </w:r>
-      <w:r>
-        <w:t xml:space="preserve"> </w:t>
-      </w:r>
-      <w:r>
-        <w:t xml:space="preserve">to produce different sequences of numbers each time the program runs, it must be seeded. This is typically done once at the start of the program (e.g., in</w:t>
-      </w:r>
-      <w:r>
-        <w:t xml:space="preserve"> </w:t>
-      </w:r>
-      <w:r>
-        <w:rPr>
-          <w:rStyle w:val="VerbatimChar"/>
-        </w:rPr>
-        <w:t xml:space="preserve">main</w:t>
-      </w:r>
-      <w:r>
-        <w:t xml:space="preserve">) by calling</w:t>
-      </w:r>
-      <w:r>
-        <w:t xml:space="preserve"> </w:t>
-      </w:r>
-      <w:r>
-        <w:rPr>
-          <w:rStyle w:val="VerbatimChar"/>
-        </w:rPr>
-        <w:t xml:space="preserve">srand(time(NULL))</w:t>
-      </w:r>
-      <w:r>
-        <w:t xml:space="preserve">. You must include the</w:t>
-      </w:r>
-      <w:r>
-        <w:t xml:space="preserve"> </w:t>
-      </w:r>
-      <w:r>
-        <w:rPr>
-          <w:rStyle w:val="VerbatimChar"/>
-        </w:rPr>
-        <w:t xml:space="preserve">&lt;stdlib.h&gt;</w:t>
-      </w:r>
-      <w:r>
-        <w:t xml:space="preserve"> </w:t>
-      </w:r>
-      <w:r>
-        <w:t xml:space="preserve">and</w:t>
-      </w:r>
-      <w:r>
-        <w:t xml:space="preserve"> </w:t>
-      </w:r>
-      <w:r>
-        <w:rPr>
-          <w:rStyle w:val="VerbatimChar"/>
-        </w:rPr>
-        <w:t xml:space="preserve">&lt;time.h&gt;</w:t>
-      </w:r>
-      <w:r>
-        <w:t xml:space="preserve"> </w:t>
-      </w:r>
-      <w:r>
-        <w:t xml:space="preserve">headers for this.</w:t>
-      </w:r>
-    </w:p>
-    <w:p>
-      <w:pPr>
-        <w:pStyle w:val="FirstParagraph"/>
-      </w:pPr>
-      <w:r>
-        <w:rPr>
-          <w:b/>
-          <w:bCs/>
-        </w:rPr>
-        <w:t xml:space="preserve">Output Example</w:t>
-      </w:r>
-      <w:r>
-        <w:t xml:space="preserve">: A single integer value within the specified range. For</w:t>
-      </w:r>
-      <w:r>
-        <w:t xml:space="preserve"> </w:t>
-      </w:r>
-      <w:r>
-        <w:rPr>
-          <w:rStyle w:val="VerbatimChar"/>
-        </w:rPr>
-        <w:t xml:space="preserve">getRandom(1, 100)</w:t>
-      </w:r>
-      <w:r>
-        <w:t xml:space="preserve">, a possible output is</w:t>
-      </w:r>
-      <w:r>
-        <w:t xml:space="preserve"> </w:t>
-      </w:r>
-      <w:r>
-        <w:rPr>
-          <w:rStyle w:val="VerbatimChar"/>
-        </w:rPr>
-        <w:t xml:space="preserve">42</w:t>
-      </w:r>
-      <w:r>
-        <w:t xml:space="preserve">.</w:t>
-      </w:r>
-    </w:p>
-    <w:bookmarkEnd w:id="27"/>
-    <w:bookmarkStart w:id="28" w:name="example-2"/>
-    <w:p>
-      <w:pPr>
-        <w:pStyle w:val="Heading2"/>
-      </w:pPr>
-      <w:r>
-        <w:rPr>
-          <w:rStyle w:val="SectionNumber"/>
-        </w:rPr>
-        <w:t xml:space="preserve">3.5</w:t>
-      </w:r>
-      <w:r>
-        <w:tab/>
-      </w:r>
-      <w:r>
-        <w:t xml:space="preserve">Example</w:t>
-      </w:r>
-    </w:p>
-    <w:p>
-      <w:pPr>
-        <w:pStyle w:val="FirstParagraph"/>
-      </w:pPr>
-      <w:r>
-        <w:t xml:space="preserve">The following C code demonstrates how to use the</w:t>
-      </w:r>
-      <w:r>
-        <w:t xml:space="preserve"> </w:t>
-      </w:r>
-      <w:r>
-        <w:rPr>
-          <w:rStyle w:val="VerbatimChar"/>
-        </w:rPr>
-        <w:t xml:space="preserve">getRandom</w:t>
-      </w:r>
-      <w:r>
-        <w:t xml:space="preserve"> </w:t>
-      </w:r>
-      <w:r>
-        <w:t xml:space="preserve">function. It includes the necessary seeding for the random number generator.</w:t>
-      </w:r>
-    </w:p>
-    <w:p>
-      <w:pPr>
-        <w:pStyle w:val="SourceCode"/>
-      </w:pPr>
-      <w:r>
-        <w:rPr>
-          <w:rStyle w:val="PreprocessorTok"/>
-        </w:rPr>
-        <w:t xml:space="preserve">#include </w:t>
-      </w:r>
-      <w:r>
-        <w:rPr>
-          <w:rStyle w:val="ImportTok"/>
-        </w:rPr>
-        <w:t xml:space="preserve">&lt;stdio.h&gt;</w:t>
-      </w:r>
-      <w:r>
-        <w:br/>
-      </w:r>
-      <w:r>
-        <w:rPr>
-          <w:rStyle w:val="PreprocessorTok"/>
-        </w:rPr>
-        <w:t xml:space="preserve">#include </w:t>
-      </w:r>
-      <w:r>
-        <w:rPr>
-          <w:rStyle w:val="ImportTok"/>
-        </w:rPr>
-        <w:t xml:space="preserve">&lt;stdlib.h&gt;</w:t>
-      </w:r>
-      <w:r>
-        <w:br/>
-      </w:r>
-      <w:r>
-        <w:rPr>
-          <w:rStyle w:val="PreprocessorTok"/>
-        </w:rPr>
-        <w:t xml:space="preserve">#include </w:t>
-      </w:r>
-      <w:r>
-        <w:rPr>
-          <w:rStyle w:val="ImportTok"/>
-        </w:rPr>
-        <w:t xml:space="preserve">&lt;time.h&gt;</w:t>
-      </w:r>
-      <w:r>
-        <w:br/>
-      </w:r>
-      <w:r>
-        <w:br/>
-      </w:r>
-      <w:r>
-        <w:rPr>
-          <w:rStyle w:val="CommentTok"/>
-        </w:rPr>
-        <w:t xml:space="preserve">// Definition of the getRandom function</w:t>
-      </w:r>
-      <w:r>
-        <w:br/>
-      </w:r>
-      <w:r>
-        <w:rPr>
-          <w:rStyle w:val="DataTypeTok"/>
-        </w:rPr>
-        <w:t xml:space="preserve">int</w:t>
-      </w:r>
-      <w:r>
-        <w:rPr>
-          <w:rStyle w:val="NormalTok"/>
-        </w:rPr>
-        <w:t xml:space="preserve"> getRandom</w:t>
-      </w:r>
-      <w:r>
-        <w:rPr>
-          <w:rStyle w:val="OperatorTok"/>
-        </w:rPr>
-        <w:t xml:space="preserve">(</w:t>
-      </w:r>
-      <w:r>
-        <w:rPr>
-          <w:rStyle w:val="DataTypeTok"/>
-        </w:rPr>
-        <w:t xml:space="preserve">int</w:t>
-      </w:r>
-      <w:r>
-        <w:rPr>
-          <w:rStyle w:val="NormalTok"/>
-        </w:rPr>
-        <w:t xml:space="preserve"> min</w:t>
-      </w:r>
-      <w:r>
-        <w:rPr>
-          <w:rStyle w:val="OperatorTok"/>
-        </w:rPr>
-        <w:t xml:space="preserve">,</w:t>
-      </w:r>
-      <w:r>
-        <w:rPr>
-          <w:rStyle w:val="NormalTok"/>
-        </w:rPr>
-        <w:t xml:space="preserve"> </w:t>
-      </w:r>
-      <w:r>
-        <w:rPr>
-          <w:rStyle w:val="DataTypeTok"/>
-        </w:rPr>
-        <w:t xml:space="preserve">int</w:t>
-      </w:r>
-      <w:r>
-        <w:rPr>
-          <w:rStyle w:val="NormalTok"/>
-        </w:rPr>
-        <w:t xml:space="preserve"> max</w:t>
-      </w:r>
-      <w:r>
-        <w:rPr>
-          <w:rStyle w:val="OperatorTok"/>
-        </w:rPr>
-        <w:t xml:space="preserve">)</w:t>
-      </w:r>
-      <w:r>
-        <w:rPr>
-          <w:rStyle w:val="NormalTok"/>
-        </w:rPr>
-        <w:t xml:space="preserve"> </w:t>
-      </w:r>
-      <w:r>
-        <w:rPr>
-          <w:rStyle w:val="OperatorTok"/>
-        </w:rPr>
-        <w:t xml:space="preserve">{</w:t>
-      </w:r>
-      <w:r>
-        <w:br/>
-      </w:r>
-      <w:r>
-        <w:rPr>
-          <w:rStyle w:val="NormalTok"/>
-        </w:rPr>
-        <w:t xml:space="preserve">    </w:t>
-      </w:r>
-      <w:r>
-        <w:rPr>
-          <w:rStyle w:val="ControlFlowTok"/>
-        </w:rPr>
-        <w:t xml:space="preserve">if</w:t>
-      </w:r>
-      <w:r>
-        <w:rPr>
-          <w:rStyle w:val="NormalTok"/>
-        </w:rPr>
-        <w:t xml:space="preserve"> </w:t>
-      </w:r>
-      <w:r>
-        <w:rPr>
-          <w:rStyle w:val="OperatorTok"/>
-        </w:rPr>
-        <w:t xml:space="preserve">(</w:t>
-      </w:r>
-      <w:r>
-        <w:rPr>
-          <w:rStyle w:val="NormalTok"/>
-        </w:rPr>
-        <w:t xml:space="preserve">min </w:t>
-      </w:r>
-      <w:r>
-        <w:rPr>
-          <w:rStyle w:val="OperatorTok"/>
-        </w:rPr>
-        <w:t xml:space="preserve">&gt;</w:t>
-      </w:r>
-      <w:r>
-        <w:rPr>
-          <w:rStyle w:val="NormalTok"/>
-        </w:rPr>
-        <w:t xml:space="preserve"> max</w:t>
-      </w:r>
-      <w:r>
-        <w:rPr>
-          <w:rStyle w:val="OperatorTok"/>
-        </w:rPr>
-        <w:t xml:space="preserve">)</w:t>
-      </w:r>
-      <w:r>
-        <w:rPr>
-          <w:rStyle w:val="NormalTok"/>
-        </w:rPr>
-        <w:t xml:space="preserve"> </w:t>
-      </w:r>
-      <w:r>
-        <w:rPr>
-          <w:rStyle w:val="OperatorTok"/>
-        </w:rPr>
-        <w:t xml:space="preserve">{</w:t>
-      </w:r>
-      <w:r>
-        <w:br/>
-      </w:r>
-      <w:r>
-        <w:rPr>
-          <w:rStyle w:val="NormalTok"/>
-        </w:rPr>
-        <w:t xml:space="preserve">        </w:t>
-      </w:r>
-      <w:r>
-        <w:rPr>
-          <w:rStyle w:val="DataTypeTok"/>
-        </w:rPr>
-        <w:t xml:space="preserve">int</w:t>
-      </w:r>
-      <w:r>
-        <w:rPr>
-          <w:rStyle w:val="NormalTok"/>
-        </w:rPr>
-        <w:t xml:space="preserve"> temp </w:t>
-      </w:r>
-      <w:r>
-        <w:rPr>
-          <w:rStyle w:val="OperatorTok"/>
-        </w:rPr>
-        <w:t xml:space="preserve">=</w:t>
-      </w:r>
-      <w:r>
-        <w:rPr>
-          <w:rStyle w:val="NormalTok"/>
-        </w:rPr>
-        <w:t xml:space="preserve"> min</w:t>
-      </w:r>
-      <w:r>
-        <w:rPr>
-          <w:rStyle w:val="OperatorTok"/>
-        </w:rPr>
-        <w:t xml:space="preserve">;</w:t>
-      </w:r>
-      <w:r>
-        <w:br/>
-      </w:r>
-      <w:r>
-        <w:rPr>
-          <w:rStyle w:val="NormalTok"/>
-        </w:rPr>
-        <w:t xml:space="preserve">        min </w:t>
-      </w:r>
-      <w:r>
-        <w:rPr>
-          <w:rStyle w:val="OperatorTok"/>
-        </w:rPr>
-        <w:t xml:space="preserve">=</w:t>
-      </w:r>
-      <w:r>
-        <w:rPr>
-          <w:rStyle w:val="NormalTok"/>
-        </w:rPr>
-        <w:t xml:space="preserve"> max</w:t>
-      </w:r>
-      <w:r>
-        <w:rPr>
-          <w:rStyle w:val="OperatorTok"/>
-        </w:rPr>
-        <w:t xml:space="preserve">;</w:t>
-      </w:r>
-      <w:r>
-        <w:br/>
-      </w:r>
-      <w:r>
-        <w:rPr>
-          <w:rStyle w:val="NormalTok"/>
-        </w:rPr>
-        <w:t xml:space="preserve">        max </w:t>
-      </w:r>
-      <w:r>
-        <w:rPr>
-          <w:rStyle w:val="OperatorTok"/>
-        </w:rPr>
-        <w:t xml:space="preserve">=</w:t>
-      </w:r>
-      <w:r>
-        <w:rPr>
-          <w:rStyle w:val="NormalTok"/>
-        </w:rPr>
-        <w:t xml:space="preserve"> temp</w:t>
-      </w:r>
-      <w:r>
-        <w:rPr>
-          <w:rStyle w:val="OperatorTok"/>
-        </w:rPr>
-        <w:t xml:space="preserve">;</w:t>
-      </w:r>
-      <w:r>
-        <w:br/>
-      </w:r>
-      <w:r>
-        <w:rPr>
-          <w:rStyle w:val="NormalTok"/>
-        </w:rPr>
-        <w:t xml:space="preserve">    </w:t>
-      </w:r>
-      <w:r>
-        <w:rPr>
-          <w:rStyle w:val="OperatorTok"/>
-        </w:rPr>
-        <w:t xml:space="preserve">}</w:t>
-      </w:r>
-      <w:r>
-        <w:br/>
-      </w:r>
-      <w:r>
-        <w:rPr>
-          <w:rStyle w:val="NormalTok"/>
-        </w:rPr>
-        <w:t xml:space="preserve">    </w:t>
-      </w:r>
-      <w:r>
-        <w:rPr>
-          <w:rStyle w:val="ControlFlowTok"/>
-        </w:rPr>
-        <w:t xml:space="preserve">return</w:t>
-      </w:r>
-      <w:r>
-        <w:rPr>
-          <w:rStyle w:val="NormalTok"/>
-        </w:rPr>
-        <w:t xml:space="preserve"> min </w:t>
-      </w:r>
-      <w:r>
-        <w:rPr>
-          <w:rStyle w:val="OperatorTok"/>
-        </w:rPr>
-        <w:t xml:space="preserve">+</w:t>
-      </w:r>
-      <w:r>
-        <w:rPr>
-          <w:rStyle w:val="NormalTok"/>
-        </w:rPr>
-        <w:t xml:space="preserve"> rand</w:t>
-      </w:r>
-      <w:r>
-        <w:rPr>
-          <w:rStyle w:val="OperatorTok"/>
-        </w:rPr>
-        <w:t xml:space="preserve">()</w:t>
-      </w:r>
-      <w:r>
-        <w:rPr>
-          <w:rStyle w:val="NormalTok"/>
-        </w:rPr>
-        <w:t xml:space="preserve"> </w:t>
-      </w:r>
-      <w:r>
-        <w:rPr>
-          <w:rStyle w:val="OperatorTok"/>
-        </w:rPr>
-        <w:t xml:space="preserve">%</w:t>
-      </w:r>
-      <w:r>
-        <w:rPr>
-          <w:rStyle w:val="NormalTok"/>
-        </w:rPr>
-        <w:t xml:space="preserve"> </w:t>
-      </w:r>
-      <w:r>
-        <w:rPr>
-          <w:rStyle w:val="OperatorTok"/>
-        </w:rPr>
-        <w:t xml:space="preserve">(</w:t>
-      </w:r>
-      <w:r>
-        <w:rPr>
-          <w:rStyle w:val="NormalTok"/>
-        </w:rPr>
-        <w:t xml:space="preserve">max </w:t>
-      </w:r>
-      <w:r>
-        <w:rPr>
-          <w:rStyle w:val="OperatorTok"/>
-        </w:rPr>
-        <w:t xml:space="preserve">-</w:t>
-      </w:r>
-      <w:r>
-        <w:rPr>
-          <w:rStyle w:val="NormalTok"/>
-        </w:rPr>
-        <w:t xml:space="preserve"> min </w:t>
-      </w:r>
-      <w:r>
-        <w:rPr>
-          <w:rStyle w:val="OperatorTok"/>
-        </w:rPr>
-        <w:t xml:space="preserve">+</w:t>
-      </w:r>
-      <w:r>
-        <w:rPr>
-          <w:rStyle w:val="NormalTok"/>
-        </w:rPr>
-        <w:t xml:space="preserve"> </w:t>
-      </w:r>
-      <w:r>
-        <w:rPr>
-          <w:rStyle w:val="DecValTok"/>
-        </w:rPr>
-        <w:t xml:space="preserve">1</w:t>
-      </w:r>
-      <w:r>
-        <w:rPr>
-          <w:rStyle w:val="OperatorTok"/>
-        </w:rPr>
-        <w:t xml:space="preserve">);</w:t>
-      </w:r>
-      <w:r>
-        <w:br/>
-      </w:r>
-      <w:r>
-        <w:rPr>
-          <w:rStyle w:val="OperatorTok"/>
-        </w:rPr>
-        <w:t xml:space="preserve">}</w:t>
-      </w:r>
-      <w:r>
-        <w:br/>
-      </w:r>
-      <w:r>
-        <w:br/>
-      </w:r>
-      <w:r>
-        <w:rPr>
-          <w:rStyle w:val="DataTypeTok"/>
-        </w:rPr>
-        <w:t xml:space="preserve">int</w:t>
-      </w:r>
-      <w:r>
-        <w:rPr>
-          <w:rStyle w:val="NormalTok"/>
-        </w:rPr>
-        <w:t xml:space="preserve"> main</w:t>
-      </w:r>
-      <w:r>
-        <w:rPr>
-          <w:rStyle w:val="OperatorTok"/>
-        </w:rPr>
-        <w:t xml:space="preserve">()</w:t>
-      </w:r>
-      <w:r>
-        <w:rPr>
-          <w:rStyle w:val="NormalTok"/>
-        </w:rPr>
-        <w:t xml:space="preserve"> </w:t>
-      </w:r>
-      <w:r>
-        <w:rPr>
-          <w:rStyle w:val="OperatorTok"/>
-        </w:rPr>
-        <w:t xml:space="preserve">{</w:t>
-      </w:r>
-      <w:r>
-        <w:br/>
-      </w:r>
-      <w:r>
-        <w:rPr>
-          <w:rStyle w:val="NormalTok"/>
-        </w:rPr>
-        <w:t xml:space="preserve">    </w:t>
-      </w:r>
-      <w:r>
-        <w:rPr>
-          <w:rStyle w:val="CommentTok"/>
-        </w:rPr>
-        <w:t xml:space="preserve">// Seed the random number generator once at the beginning</w:t>
-      </w:r>
-      <w:r>
-        <w:br/>
-      </w:r>
-      <w:r>
-        <w:rPr>
-          <w:rStyle w:val="NormalTok"/>
-        </w:rPr>
-        <w:t xml:space="preserve">    srand</w:t>
-      </w:r>
-      <w:r>
-        <w:rPr>
-          <w:rStyle w:val="OperatorTok"/>
-        </w:rPr>
-        <w:t xml:space="preserve">(</w:t>
-      </w:r>
-      <w:r>
-        <w:rPr>
-          <w:rStyle w:val="NormalTok"/>
-        </w:rPr>
-        <w:t xml:space="preserve">time</w:t>
-      </w:r>
-      <w:r>
-        <w:rPr>
-          <w:rStyle w:val="OperatorTok"/>
-        </w:rPr>
-        <w:t xml:space="preserve">(</w:t>
-      </w:r>
-      <w:r>
-        <w:rPr>
-          <w:rStyle w:val="NormalTok"/>
-        </w:rPr>
-        <w:t xml:space="preserve">NULL</w:t>
-      </w:r>
-      <w:r>
-        <w:rPr>
-          <w:rStyle w:val="OperatorTok"/>
-        </w:rPr>
-        <w:t xml:space="preserve">));</w:t>
-      </w:r>
-      <w:r>
-        <w:br/>
-      </w:r>
-      <w:r>
-        <w:br/>
-      </w:r>
-      <w:r>
-        <w:rPr>
-          <w:rStyle w:val="NormalTok"/>
-        </w:rPr>
-        <w:t xml:space="preserve">    </w:t>
-      </w:r>
-      <w:r>
-        <w:rPr>
-          <w:rStyle w:val="DataTypeTok"/>
-        </w:rPr>
-        <w:t xml:space="preserve">int</w:t>
-      </w:r>
-      <w:r>
-        <w:rPr>
-          <w:rStyle w:val="NormalTok"/>
-        </w:rPr>
-        <w:t xml:space="preserve"> min_val </w:t>
-      </w:r>
-      <w:r>
-        <w:rPr>
-          <w:rStyle w:val="OperatorTok"/>
-        </w:rPr>
-        <w:t xml:space="preserve">=</w:t>
-      </w:r>
-      <w:r>
-        <w:rPr>
-          <w:rStyle w:val="NormalTok"/>
-        </w:rPr>
-        <w:t xml:space="preserve"> </w:t>
-      </w:r>
-      <w:r>
-        <w:rPr>
-          <w:rStyle w:val="DecValTok"/>
-        </w:rPr>
-        <w:t xml:space="preserve">1</w:t>
-      </w:r>
-      <w:r>
-        <w:rPr>
-          <w:rStyle w:val="OperatorTok"/>
-        </w:rPr>
-        <w:t xml:space="preserve">;</w:t>
-      </w:r>
-      <w:r>
-        <w:br/>
-      </w:r>
-      <w:r>
-        <w:rPr>
-          <w:rStyle w:val="NormalTok"/>
-        </w:rPr>
-        <w:t xml:space="preserve">    </w:t>
-      </w:r>
-      <w:r>
-        <w:rPr>
-          <w:rStyle w:val="DataTypeTok"/>
-        </w:rPr>
-        <w:t xml:space="preserve">int</w:t>
-      </w:r>
-      <w:r>
-        <w:rPr>
-          <w:rStyle w:val="NormalTok"/>
-        </w:rPr>
-        <w:t xml:space="preserve"> max_val </w:t>
-      </w:r>
-      <w:r>
-        <w:rPr>
-          <w:rStyle w:val="OperatorTok"/>
-        </w:rPr>
-        <w:t xml:space="preserve">=</w:t>
-      </w:r>
-      <w:r>
-        <w:rPr>
-          <w:rStyle w:val="NormalTok"/>
-        </w:rPr>
-        <w:t xml:space="preserve"> </w:t>
-      </w:r>
-      <w:r>
-        <w:rPr>
-          <w:rStyle w:val="DecValTok"/>
-        </w:rPr>
-        <w:t xml:space="preserve">10</w:t>
-      </w:r>
-      <w:r>
-        <w:rPr>
-          <w:rStyle w:val="OperatorTok"/>
-        </w:rPr>
-        <w:t xml:space="preserve">;</w:t>
-      </w:r>
-      <w:r>
-        <w:br/>
-      </w:r>
-      <w:r>
-        <w:br/>
-      </w:r>
-      <w:r>
-        <w:rPr>
-          <w:rStyle w:val="NormalTok"/>
-        </w:rPr>
-        <w:t xml:space="preserve">    </w:t>
-      </w:r>
-      <w:r>
-        <w:rPr>
-          <w:rStyle w:val="CommentTok"/>
-        </w:rPr>
-        <w:t xml:space="preserve">// Generate and print a random number between 1 and 10</w:t>
-      </w:r>
-      <w:r>
-        <w:br/>
-      </w:r>
-      <w:r>
-        <w:rPr>
-          <w:rStyle w:val="NormalTok"/>
-        </w:rPr>
-        <w:t xml:space="preserve">    </w:t>
-      </w:r>
-      <w:r>
-        <w:rPr>
-          <w:rStyle w:val="DataTypeTok"/>
-        </w:rPr>
-        <w:t xml:space="preserve">int</w:t>
-      </w:r>
-      <w:r>
-        <w:rPr>
-          <w:rStyle w:val="NormalTok"/>
-        </w:rPr>
-        <w:t xml:space="preserve"> random_number </w:t>
-      </w:r>
-      <w:r>
-        <w:rPr>
-          <w:rStyle w:val="OperatorTok"/>
-        </w:rPr>
-        <w:t xml:space="preserve">=</w:t>
-      </w:r>
-      <w:r>
-        <w:rPr>
-          <w:rStyle w:val="NormalTok"/>
-        </w:rPr>
-        <w:t xml:space="preserve"> getRandom</w:t>
-      </w:r>
-      <w:r>
-        <w:rPr>
-          <w:rStyle w:val="OperatorTok"/>
-        </w:rPr>
-        <w:t xml:space="preserve">(</w:t>
-      </w:r>
-      <w:r>
-        <w:rPr>
-          <w:rStyle w:val="NormalTok"/>
-        </w:rPr>
-        <w:t xml:space="preserve">min_val</w:t>
-      </w:r>
-      <w:r>
-        <w:rPr>
-          <w:rStyle w:val="OperatorTok"/>
-        </w:rPr>
-        <w:t xml:space="preserve">,</w:t>
-      </w:r>
-      <w:r>
-        <w:rPr>
-          <w:rStyle w:val="NormalTok"/>
-        </w:rPr>
-        <w:t xml:space="preserve"> max_val</w:t>
-      </w:r>
-      <w:r>
-        <w:rPr>
-          <w:rStyle w:val="OperatorTok"/>
-        </w:rPr>
-        <w:t xml:space="preserve">);</w:t>
-      </w:r>
-      <w:r>
-        <w:br/>
-      </w:r>
-      <w:r>
-        <w:rPr>
-          <w:rStyle w:val="NormalTok"/>
-        </w:rPr>
-        <w:t xml:space="preserve">    printf</w:t>
-      </w:r>
-      <w:r>
-        <w:rPr>
-          <w:rStyle w:val="OperatorTok"/>
-        </w:rPr>
-        <w:t xml:space="preserve">(</w:t>
-      </w:r>
-      <w:r>
-        <w:rPr>
-          <w:rStyle w:val="StringTok"/>
-        </w:rPr>
-        <w:t xml:space="preserve">"A random number between </w:t>
-      </w:r>
-      <w:r>
-        <w:rPr>
-          <w:rStyle w:val="SpecialCharTok"/>
-        </w:rPr>
-        <w:t xml:space="preserve">%d</w:t>
-      </w:r>
-      <w:r>
-        <w:rPr>
-          <w:rStyle w:val="StringTok"/>
-        </w:rPr>
-        <w:t xml:space="preserve"> and </w:t>
-      </w:r>
-      <w:r>
-        <w:rPr>
-          <w:rStyle w:val="SpecialCharTok"/>
-        </w:rPr>
-        <w:t xml:space="preserve">%d</w:t>
-      </w:r>
-      <w:r>
-        <w:rPr>
-          <w:rStyle w:val="StringTok"/>
-        </w:rPr>
-        <w:t xml:space="preserve"> is: </w:t>
-      </w:r>
-      <w:r>
-        <w:rPr>
-          <w:rStyle w:val="SpecialCharTok"/>
-        </w:rPr>
-        <w:t xml:space="preserve">%d\n</w:t>
-      </w:r>
-      <w:r>
-        <w:rPr>
-          <w:rStyle w:val="StringTok"/>
-        </w:rPr>
-        <w:t xml:space="preserve">"</w:t>
-      </w:r>
-      <w:r>
-        <w:rPr>
-          <w:rStyle w:val="OperatorTok"/>
-        </w:rPr>
-        <w:t xml:space="preserve">,</w:t>
-      </w:r>
-      <w:r>
-        <w:rPr>
-          <w:rStyle w:val="NormalTok"/>
-        </w:rPr>
-        <w:t xml:space="preserve"> min_val</w:t>
-      </w:r>
-      <w:r>
-        <w:rPr>
-          <w:rStyle w:val="OperatorTok"/>
-        </w:rPr>
-        <w:t xml:space="preserve">,</w:t>
-      </w:r>
-      <w:r>
-        <w:rPr>
-          <w:rStyle w:val="NormalTok"/>
-        </w:rPr>
-        <w:t xml:space="preserve"> max_val</w:t>
-      </w:r>
-      <w:r>
-        <w:rPr>
-          <w:rStyle w:val="OperatorTok"/>
-        </w:rPr>
-        <w:t xml:space="preserve">,</w:t>
-      </w:r>
-      <w:r>
-        <w:rPr>
-          <w:rStyle w:val="NormalTok"/>
-        </w:rPr>
-        <w:t xml:space="preserve"> random_number</w:t>
-      </w:r>
-      <w:r>
-        <w:rPr>
-          <w:rStyle w:val="OperatorTok"/>
-        </w:rPr>
-        <w:t xml:space="preserve">);</w:t>
-      </w:r>
-      <w:r>
-        <w:br/>
-      </w:r>
-      <w:r>
-        <w:br/>
-      </w:r>
-      <w:r>
-        <w:rPr>
-          <w:rStyle w:val="NormalTok"/>
-        </w:rPr>
-        <w:t xml:space="preserve">    </w:t>
-      </w:r>
-      <w:r>
-        <w:rPr>
-          <w:rStyle w:val="ControlFlowTok"/>
-        </w:rPr>
-        <w:t xml:space="preserve">return</w:t>
-      </w:r>
-      <w:r>
-        <w:rPr>
-          <w:rStyle w:val="NormalTok"/>
-        </w:rPr>
-        <w:t xml:space="preserve"> </w:t>
-      </w:r>
-      <w:r>
-        <w:rPr>
-          <w:rStyle w:val="DecValTok"/>
-        </w:rPr>
-        <w:t xml:space="preserve">0</w:t>
-      </w:r>
-      <w:r>
-        <w:rPr>
-          <w:rStyle w:val="OperatorTok"/>
-        </w:rPr>
-        <w:t xml:space="preserve">;</w:t>
-      </w:r>
-      <w:r>
-        <w:br/>
-      </w:r>
-      <w:r>
-        <w:rPr>
-          <w:rStyle w:val="OperatorTok"/>
-        </w:rPr>
-        <w:t xml:space="preserve">}</w:t>
-      </w:r>
-    </w:p>
-    <w:p>
-      <w:pPr>
-        <w:pStyle w:val="FirstParagraph"/>
-      </w:pPr>
-      <w:r>
-        <w:rPr>
-          <w:b/>
-          <w:bCs/>
-        </w:rPr>
-        <w:t xml:space="preserve">Output:</w:t>
-      </w:r>
-    </w:p>
-    <w:p>
-      <w:pPr>
-        <w:pStyle w:val="BodyText"/>
-      </w:pPr>
-      <w:r>
-        <w:t xml:space="preserve">(The actual output will vary on each execution)</w:t>
-      </w:r>
-    </w:p>
-    <w:p>
-      <w:pPr>
-        <w:pStyle w:val="SourceCode"/>
-      </w:pPr>
-      <w:r>
-        <w:rPr>
-          <w:rStyle w:val="VerbatimChar"/>
-        </w:rPr>
-        <w:t xml:space="preserve">A random number between 1 and 10 is: 7</w:t>
-      </w:r>
-    </w:p>
-    <w:p>
-      <w:r>
-        <w:pict>
-          <v:rect style="width:0;height:1.5pt" o:hralign="center" o:hrstd="t" o:hr="t"/>
-        </w:pict>
-      </w:r>
-    </w:p>
-    <w:bookmarkEnd w:id="28"/>
-    <w:bookmarkStart w:id="29" w:name="functiondef-isprimen"/>
-    <w:p>
-      <w:pPr>
-        <w:pStyle w:val="Heading2"/>
-      </w:pPr>
-      <w:r>
-        <w:rPr>
-          <w:rStyle w:val="SectionNumber"/>
-        </w:rPr>
-        <w:t xml:space="preserve">3.6</w:t>
-      </w:r>
-      <w:r>
-        <w:tab/>
-      </w:r>
-      <w:r>
-        <w:t xml:space="preserve">FunctionDef isPrime(n)</w:t>
-      </w:r>
-    </w:p>
-    <w:bookmarkEnd w:id="29"/>
-    <w:bookmarkEnd w:id="30"/>
-    <w:bookmarkStart w:id="37" w:name="function-isprimeint-n"/>
-    <w:p>
-      <w:pPr>
-        <w:pStyle w:val="Heading1"/>
-      </w:pPr>
-      <w:r>
-        <w:rPr>
-          <w:rStyle w:val="SectionNumber"/>
-        </w:rPr>
-        <w:t xml:space="preserve">4</w:t>
-      </w:r>
-      <w:r>
-        <w:tab/>
-      </w:r>
-      <w:r>
-        <w:t xml:space="preserve">Function: isPrime(int n)</w:t>
-      </w:r>
-    </w:p>
-    <w:bookmarkStart w:id="31" w:name="overview-3"/>
-    <w:p>
-      <w:pPr>
-        <w:pStyle w:val="Heading2"/>
-      </w:pPr>
-      <w:r>
-        <w:rPr>
-          <w:rStyle w:val="SectionNumber"/>
-        </w:rPr>
-        <w:t xml:space="preserve">4.1</w:t>
-      </w:r>
-      <w:r>
-        <w:tab/>
-      </w:r>
-      <w:r>
-        <w:t xml:space="preserve">Overview</w:t>
-      </w:r>
-    </w:p>
-    <w:p>
-      <w:pPr>
-        <w:pStyle w:val="FirstParagraph"/>
-      </w:pPr>
-      <w:r>
-        <w:t xml:space="preserve">The</w:t>
-      </w:r>
-      <w:r>
-        <w:t xml:space="preserve"> </w:t>
-      </w:r>
-      <w:r>
-        <w:rPr>
-          <w:rStyle w:val="VerbatimChar"/>
-        </w:rPr>
-        <w:t xml:space="preserve">isPrime</w:t>
-      </w:r>
-      <w:r>
-        <w:t xml:space="preserve"> </w:t>
-      </w:r>
-      <w:r>
-        <w:t xml:space="preserve">function determines whether a given integer is a prime number.</w:t>
-      </w:r>
-    </w:p>
-    <w:bookmarkEnd w:id="31"/>
-    <w:bookmarkStart w:id="32" w:name="parameters-3"/>
-    <w:p>
-      <w:pPr>
-        <w:pStyle w:val="Heading2"/>
-      </w:pPr>
-      <w:r>
-        <w:rPr>
-          <w:rStyle w:val="SectionNumber"/>
-        </w:rPr>
-        <w:t xml:space="preserve">4.2</w:t>
-      </w:r>
-      <w:r>
-        <w:tab/>
-      </w:r>
-      <w:r>
-        <w:t xml:space="preserve">Parameters</w:t>
       </w:r>
     </w:p>
     <w:p>
@@ -4857,40 +5161,49 @@
         </w:numPr>
       </w:pPr>
       <w:r>
+        <w:t xml:space="preserve">The range is inclusive, meaning both the</w:t>
+      </w:r>
+      <w:r>
+        <w:t xml:space="preserve"> </w:t>
+      </w:r>
+      <w:r>
         <w:rPr>
           <w:rStyle w:val="VerbatimChar"/>
         </w:rPr>
-        <w:t xml:space="preserve">n</w:t>
-      </w:r>
-      <w:r>
-        <w:t xml:space="preserve">: The integer to be checked for primality.</w:t>
-      </w:r>
-    </w:p>
-    <w:bookmarkEnd w:id="32"/>
-    <w:bookmarkStart w:id="33" w:name="description-3"/>
-    <w:p>
-      <w:pPr>
-        <w:pStyle w:val="Heading2"/>
-      </w:pPr>
-      <w:r>
-        <w:rPr>
-          <w:rStyle w:val="SectionNumber"/>
-        </w:rPr>
-        <w:t xml:space="preserve">4.3</w:t>
-      </w:r>
-      <w:r>
-        <w:tab/>
-      </w:r>
-      <w:r>
-        <w:t xml:space="preserve">Description</w:t>
+        <w:t xml:space="preserve">min</w:t>
+      </w:r>
+      <w:r>
+        <w:t xml:space="preserve"> </w:t>
+      </w:r>
+      <w:r>
+        <w:t xml:space="preserve">and</w:t>
+      </w:r>
+      <w:r>
+        <w:t xml:space="preserve"> </w:t>
+      </w:r>
+      <w:r>
+        <w:rPr>
+          <w:rStyle w:val="VerbatimChar"/>
+        </w:rPr>
+        <w:t xml:space="preserve">max</w:t>
+      </w:r>
+      <w:r>
+        <w:t xml:space="preserve"> </w:t>
+      </w:r>
+      <w:r>
+        <w:t xml:space="preserve">values are potential return values.</w:t>
       </w:r>
     </w:p>
     <w:p>
       <w:pPr>
-        <w:pStyle w:val="FirstParagraph"/>
-      </w:pPr>
-      <w:r>
-        <w:t xml:space="preserve">This function provides an efficient method to check if an integer</w:t>
+        <w:pStyle w:val="Compact"/>
+        <w:numPr>
+          <w:ilvl w:val="0"/>
+          <w:numId w:val="1005"/>
+        </w:numPr>
+      </w:pPr>
+      <w:r>
+        <w:t xml:space="preserve">The function automatically handles cases where</w:t>
       </w:r>
       <w:r>
         <w:t xml:space="preserve"> </w:t>
@@ -4899,21 +5212,25 @@
         <w:rPr>
           <w:rStyle w:val="VerbatimChar"/>
         </w:rPr>
-        <w:t xml:space="preserve">n</w:t>
-      </w:r>
-      <w:r>
-        <w:t xml:space="preserve"> </w:t>
-      </w:r>
-      <w:r>
-        <w:t xml:space="preserve">is a prime number.</w:t>
+        <w:t xml:space="preserve">min &gt; max</w:t>
+      </w:r>
+      <w:r>
+        <w:t xml:space="preserve"> </w:t>
+      </w:r>
+      <w:r>
+        <w:t xml:space="preserve">by swapping the values.</w:t>
       </w:r>
     </w:p>
     <w:p>
       <w:pPr>
-        <w:pStyle w:val="BodyText"/>
-      </w:pPr>
-      <w:r>
-        <w:t xml:space="preserve">The logic begins by handling the base cases. According to the definition of prime numbers, any integer less than or equal to 1 is not prime. The function first checks if</w:t>
+        <w:pStyle w:val="Compact"/>
+        <w:numPr>
+          <w:ilvl w:val="0"/>
+          <w:numId w:val="1005"/>
+        </w:numPr>
+      </w:pPr>
+      <w:r>
+        <w:t xml:space="preserve">For</w:t>
       </w:r>
       <w:r>
         <w:t xml:space="preserve"> </w:t>
@@ -4922,13 +5239,13 @@
         <w:rPr>
           <w:rStyle w:val="VerbatimChar"/>
         </w:rPr>
-        <w:t xml:space="preserve">n &lt;= 1</w:t>
-      </w:r>
-      <w:r>
-        <w:t xml:space="preserve"> </w:t>
-      </w:r>
-      <w:r>
-        <w:t xml:space="preserve">and, if this condition is met, it immediately returns</w:t>
+        <w:t xml:space="preserve">rand()</w:t>
+      </w:r>
+      <w:r>
+        <w:t xml:space="preserve"> </w:t>
+      </w:r>
+      <w:r>
+        <w:t xml:space="preserve">to produce different sequences of numbers each time the program runs, it must be seeded. This is typically done once at the start of the program (e.g., in</w:t>
       </w:r>
       <w:r>
         <w:t xml:space="preserve"> </w:t>
@@ -4937,18 +5254,67 @@
         <w:rPr>
           <w:rStyle w:val="VerbatimChar"/>
         </w:rPr>
-        <w:t xml:space="preserve">false</w:t>
-      </w:r>
-      <w:r>
-        <w:t xml:space="preserve">.</w:t>
+        <w:t xml:space="preserve">main</w:t>
+      </w:r>
+      <w:r>
+        <w:t xml:space="preserve">) by calling</w:t>
+      </w:r>
+      <w:r>
+        <w:t xml:space="preserve"> </w:t>
+      </w:r>
+      <w:r>
+        <w:rPr>
+          <w:rStyle w:val="VerbatimChar"/>
+        </w:rPr>
+        <w:t xml:space="preserve">srand(time(NULL))</w:t>
+      </w:r>
+      <w:r>
+        <w:t xml:space="preserve">. You must include the</w:t>
+      </w:r>
+      <w:r>
+        <w:t xml:space="preserve"> </w:t>
+      </w:r>
+      <w:r>
+        <w:rPr>
+          <w:rStyle w:val="VerbatimChar"/>
+        </w:rPr>
+        <w:t xml:space="preserve">&lt;stdlib.h&gt;</w:t>
+      </w:r>
+      <w:r>
+        <w:t xml:space="preserve"> </w:t>
+      </w:r>
+      <w:r>
+        <w:t xml:space="preserve">and</w:t>
+      </w:r>
+      <w:r>
+        <w:t xml:space="preserve"> </w:t>
+      </w:r>
+      <w:r>
+        <w:rPr>
+          <w:rStyle w:val="VerbatimChar"/>
+        </w:rPr>
+        <w:t xml:space="preserve">&lt;time.h&gt;</w:t>
+      </w:r>
+      <w:r>
+        <w:t xml:space="preserve"> </w:t>
+      </w:r>
+      <w:r>
+        <w:t xml:space="preserve">headers for this.</w:t>
       </w:r>
     </w:p>
     <w:p>
       <w:pPr>
-        <w:pStyle w:val="BodyText"/>
-      </w:pPr>
-      <w:r>
-        <w:t xml:space="preserve">If</w:t>
+        <w:pStyle w:val="FirstParagraph"/>
+      </w:pPr>
+      <w:r>
+        <w:rPr>
+          <w:b/>
+          <w:bCs/>
+        </w:rPr>
+        <w:t xml:space="preserve">Output Example</w:t>
+      </w:r>
+      <w:r>
+        <w:t xml:space="preserve">: A single integer value within the specified range. For</w:t>
       </w:r>
       <w:r>
         <w:t xml:space="preserve"> </w:t>
@@ -4957,13 +5323,10 @@
         <w:rPr>
           <w:rStyle w:val="VerbatimChar"/>
         </w:rPr>
-        <w:t xml:space="preserve">n</w:t>
-      </w:r>
-      <w:r>
-        <w:t xml:space="preserve"> </w:t>
-      </w:r>
-      <w:r>
-        <w:t xml:space="preserve">is greater than 1, the function proceeds to check for factors. It iterates through integers starting from</w:t>
+        <w:t xml:space="preserve">getRandom(1, 100)</w:t>
+      </w:r>
+      <w:r>
+        <w:t xml:space="preserve">, a possible output is</w:t>
       </w:r>
       <w:r>
         <w:t xml:space="preserve"> </w:t>
@@ -4972,179 +5335,982 @@
         <w:rPr>
           <w:rStyle w:val="VerbatimChar"/>
         </w:rPr>
-        <w:t xml:space="preserve">i = 2</w:t>
-      </w:r>
-      <w:r>
-        <w:t xml:space="preserve"> </w:t>
-      </w:r>
-      <w:r>
-        <w:t xml:space="preserve">up to the square root of</w:t>
-      </w:r>
-      <w:r>
-        <w:t xml:space="preserve"> </w:t>
-      </w:r>
-      <w:r>
-        <w:rPr>
-          <w:rStyle w:val="VerbatimChar"/>
-        </w:rPr>
-        <w:t xml:space="preserve">n</w:t>
-      </w:r>
-      <w:r>
-        <w:t xml:space="preserve">. The loop condition</w:t>
-      </w:r>
-      <w:r>
-        <w:t xml:space="preserve"> </w:t>
-      </w:r>
-      <w:r>
-        <w:rPr>
-          <w:rStyle w:val="VerbatimChar"/>
-        </w:rPr>
-        <w:t xml:space="preserve">i * i &lt;= n</w:t>
-      </w:r>
-      <w:r>
-        <w:t xml:space="preserve"> </w:t>
-      </w:r>
-      <w:r>
-        <w:t xml:space="preserve">is an optimization that avoids checking divisors beyond the square root of</w:t>
-      </w:r>
-      <w:r>
-        <w:t xml:space="preserve"> </w:t>
-      </w:r>
-      <w:r>
-        <w:rPr>
-          <w:rStyle w:val="VerbatimChar"/>
-        </w:rPr>
-        <w:t xml:space="preserve">n</w:t>
-      </w:r>
-      <w:r>
-        <w:t xml:space="preserve">, as any factor larger than the square root would have a corresponding factor smaller than it.</w:t>
+        <w:t xml:space="preserve">42</w:t>
+      </w:r>
+      <w:r>
+        <w:t xml:space="preserve">.</w:t>
+      </w:r>
+    </w:p>
+    <w:bookmarkEnd w:id="34"/>
+    <w:bookmarkStart w:id="35" w:name="example-3"/>
+    <w:p>
+      <w:pPr>
+        <w:pStyle w:val="Heading2"/>
+      </w:pPr>
+      <w:r>
+        <w:rPr>
+          <w:rStyle w:val="SectionNumber"/>
+        </w:rPr>
+        <w:t xml:space="preserve">4.5</w:t>
+      </w:r>
+      <w:r>
+        <w:tab/>
+      </w:r>
+      <w:r>
+        <w:t xml:space="preserve">Example</w:t>
       </w:r>
     </w:p>
     <w:p>
       <w:pPr>
-        <w:pStyle w:val="BodyText"/>
-      </w:pPr>
-      <w:r>
-        <w:t xml:space="preserve">Inside the loop, it uses the modulo operator (</w:t>
+        <w:pStyle w:val="FirstParagraph"/>
+      </w:pPr>
+      <w:r>
+        <w:t xml:space="preserve">The following C code demonstrates how to use the</w:t>
+      </w:r>
+      <w:r>
+        <w:t xml:space="preserve"> </w:t>
       </w:r>
       <w:r>
         <w:rPr>
           <w:rStyle w:val="VerbatimChar"/>
         </w:rPr>
-        <w:t xml:space="preserve">%</w:t>
-      </w:r>
-      <w:r>
-        <w:t xml:space="preserve">) to check if</w:t>
-      </w:r>
-      <w:r>
-        <w:t xml:space="preserve"> </w:t>
-      </w:r>
-      <w:r>
-        <w:rPr>
-          <w:rStyle w:val="VerbatimChar"/>
-        </w:rPr>
-        <w:t xml:space="preserve">n</w:t>
-      </w:r>
-      <w:r>
-        <w:t xml:space="preserve"> </w:t>
-      </w:r>
-      <w:r>
-        <w:t xml:space="preserve">is perfectly divisible by the current integer</w:t>
-      </w:r>
-      <w:r>
-        <w:t xml:space="preserve"> </w:t>
-      </w:r>
-      <w:r>
-        <w:rPr>
-          <w:rStyle w:val="VerbatimChar"/>
-        </w:rPr>
-        <w:t xml:space="preserve">i</w:t>
-      </w:r>
-      <w:r>
-        <w:t xml:space="preserve">. If</w:t>
-      </w:r>
-      <w:r>
-        <w:t xml:space="preserve"> </w:t>
-      </w:r>
-      <w:r>
-        <w:rPr>
-          <w:rStyle w:val="VerbatimChar"/>
-        </w:rPr>
-        <w:t xml:space="preserve">n % i == 0</w:t>
-      </w:r>
-      <w:r>
-        <w:t xml:space="preserve"> </w:t>
-      </w:r>
-      <w:r>
-        <w:t xml:space="preserve">is true, it means a factor other than 1 and</w:t>
-      </w:r>
-      <w:r>
-        <w:t xml:space="preserve"> </w:t>
-      </w:r>
-      <w:r>
-        <w:rPr>
-          <w:rStyle w:val="VerbatimChar"/>
-        </w:rPr>
-        <w:t xml:space="preserve">n</w:t>
-      </w:r>
-      <w:r>
-        <w:t xml:space="preserve"> </w:t>
-      </w:r>
-      <w:r>
-        <w:t xml:space="preserve">has been found, so</w:t>
-      </w:r>
-      <w:r>
-        <w:t xml:space="preserve"> </w:t>
-      </w:r>
-      <w:r>
-        <w:rPr>
-          <w:rStyle w:val="VerbatimChar"/>
-        </w:rPr>
-        <w:t xml:space="preserve">n</w:t>
-      </w:r>
-      <w:r>
-        <w:t xml:space="preserve"> </w:t>
-      </w:r>
-      <w:r>
-        <w:t xml:space="preserve">is not a prime number. In this case, the function returns</w:t>
-      </w:r>
-      <w:r>
-        <w:t xml:space="preserve"> </w:t>
-      </w:r>
-      <w:r>
-        <w:rPr>
-          <w:rStyle w:val="VerbatimChar"/>
-        </w:rPr>
-        <w:t xml:space="preserve">false</w:t>
-      </w:r>
-      <w:r>
-        <w:t xml:space="preserve"> </w:t>
-      </w:r>
-      <w:r>
-        <w:t xml:space="preserve">and terminates.</w:t>
+        <w:t xml:space="preserve">getRandom</w:t>
+      </w:r>
+      <w:r>
+        <w:t xml:space="preserve"> </w:t>
+      </w:r>
+      <w:r>
+        <w:t xml:space="preserve">function. It includes the necessary seeding for the random number generator.</w:t>
       </w:r>
     </w:p>
     <w:p>
       <w:pPr>
+        <w:pStyle w:val="SourceCode"/>
+      </w:pPr>
+      <w:r>
+        <w:rPr>
+          <w:rStyle w:val="PreprocessorTok"/>
+        </w:rPr>
+        <w:t xml:space="preserve">#include </w:t>
+      </w:r>
+      <w:r>
+        <w:rPr>
+          <w:rStyle w:val="ImportTok"/>
+        </w:rPr>
+        <w:t xml:space="preserve">&lt;stdio.h&gt;</w:t>
+      </w:r>
+      <w:r>
+        <w:br/>
+      </w:r>
+      <w:r>
+        <w:rPr>
+          <w:rStyle w:val="PreprocessorTok"/>
+        </w:rPr>
+        <w:t xml:space="preserve">#include </w:t>
+      </w:r>
+      <w:r>
+        <w:rPr>
+          <w:rStyle w:val="ImportTok"/>
+        </w:rPr>
+        <w:t xml:space="preserve">&lt;stdlib.h&gt;</w:t>
+      </w:r>
+      <w:r>
+        <w:br/>
+      </w:r>
+      <w:r>
+        <w:rPr>
+          <w:rStyle w:val="PreprocessorTok"/>
+        </w:rPr>
+        <w:t xml:space="preserve">#include </w:t>
+      </w:r>
+      <w:r>
+        <w:rPr>
+          <w:rStyle w:val="ImportTok"/>
+        </w:rPr>
+        <w:t xml:space="preserve">&lt;time.h&gt;</w:t>
+      </w:r>
+      <w:r>
+        <w:br/>
+      </w:r>
+      <w:r>
+        <w:br/>
+      </w:r>
+      <w:r>
+        <w:rPr>
+          <w:rStyle w:val="CommentTok"/>
+        </w:rPr>
+        <w:t xml:space="preserve">// Definition of the getRandom function</w:t>
+      </w:r>
+      <w:r>
+        <w:br/>
+      </w:r>
+      <w:r>
+        <w:rPr>
+          <w:rStyle w:val="DataTypeTok"/>
+        </w:rPr>
+        <w:t xml:space="preserve">int</w:t>
+      </w:r>
+      <w:r>
+        <w:rPr>
+          <w:rStyle w:val="NormalTok"/>
+        </w:rPr>
+        <w:t xml:space="preserve"> getRandom</w:t>
+      </w:r>
+      <w:r>
+        <w:rPr>
+          <w:rStyle w:val="OperatorTok"/>
+        </w:rPr>
+        <w:t xml:space="preserve">(</w:t>
+      </w:r>
+      <w:r>
+        <w:rPr>
+          <w:rStyle w:val="DataTypeTok"/>
+        </w:rPr>
+        <w:t xml:space="preserve">int</w:t>
+      </w:r>
+      <w:r>
+        <w:rPr>
+          <w:rStyle w:val="NormalTok"/>
+        </w:rPr>
+        <w:t xml:space="preserve"> min</w:t>
+      </w:r>
+      <w:r>
+        <w:rPr>
+          <w:rStyle w:val="OperatorTok"/>
+        </w:rPr>
+        <w:t xml:space="preserve">,</w:t>
+      </w:r>
+      <w:r>
+        <w:rPr>
+          <w:rStyle w:val="NormalTok"/>
+        </w:rPr>
+        <w:t xml:space="preserve"> </w:t>
+      </w:r>
+      <w:r>
+        <w:rPr>
+          <w:rStyle w:val="DataTypeTok"/>
+        </w:rPr>
+        <w:t xml:space="preserve">int</w:t>
+      </w:r>
+      <w:r>
+        <w:rPr>
+          <w:rStyle w:val="NormalTok"/>
+        </w:rPr>
+        <w:t xml:space="preserve"> max</w:t>
+      </w:r>
+      <w:r>
+        <w:rPr>
+          <w:rStyle w:val="OperatorTok"/>
+        </w:rPr>
+        <w:t xml:space="preserve">)</w:t>
+      </w:r>
+      <w:r>
+        <w:rPr>
+          <w:rStyle w:val="NormalTok"/>
+        </w:rPr>
+        <w:t xml:space="preserve"> </w:t>
+      </w:r>
+      <w:r>
+        <w:rPr>
+          <w:rStyle w:val="OperatorTok"/>
+        </w:rPr>
+        <w:t xml:space="preserve">{</w:t>
+      </w:r>
+      <w:r>
+        <w:br/>
+      </w:r>
+      <w:r>
+        <w:rPr>
+          <w:rStyle w:val="NormalTok"/>
+        </w:rPr>
+        <w:t xml:space="preserve">    </w:t>
+      </w:r>
+      <w:r>
+        <w:rPr>
+          <w:rStyle w:val="ControlFlowTok"/>
+        </w:rPr>
+        <w:t xml:space="preserve">if</w:t>
+      </w:r>
+      <w:r>
+        <w:rPr>
+          <w:rStyle w:val="NormalTok"/>
+        </w:rPr>
+        <w:t xml:space="preserve"> </w:t>
+      </w:r>
+      <w:r>
+        <w:rPr>
+          <w:rStyle w:val="OperatorTok"/>
+        </w:rPr>
+        <w:t xml:space="preserve">(</w:t>
+      </w:r>
+      <w:r>
+        <w:rPr>
+          <w:rStyle w:val="NormalTok"/>
+        </w:rPr>
+        <w:t xml:space="preserve">min </w:t>
+      </w:r>
+      <w:r>
+        <w:rPr>
+          <w:rStyle w:val="OperatorTok"/>
+        </w:rPr>
+        <w:t xml:space="preserve">&gt;</w:t>
+      </w:r>
+      <w:r>
+        <w:rPr>
+          <w:rStyle w:val="NormalTok"/>
+        </w:rPr>
+        <w:t xml:space="preserve"> max</w:t>
+      </w:r>
+      <w:r>
+        <w:rPr>
+          <w:rStyle w:val="OperatorTok"/>
+        </w:rPr>
+        <w:t xml:space="preserve">)</w:t>
+      </w:r>
+      <w:r>
+        <w:rPr>
+          <w:rStyle w:val="NormalTok"/>
+        </w:rPr>
+        <w:t xml:space="preserve"> </w:t>
+      </w:r>
+      <w:r>
+        <w:rPr>
+          <w:rStyle w:val="OperatorTok"/>
+        </w:rPr>
+        <w:t xml:space="preserve">{</w:t>
+      </w:r>
+      <w:r>
+        <w:br/>
+      </w:r>
+      <w:r>
+        <w:rPr>
+          <w:rStyle w:val="NormalTok"/>
+        </w:rPr>
+        <w:t xml:space="preserve">        </w:t>
+      </w:r>
+      <w:r>
+        <w:rPr>
+          <w:rStyle w:val="DataTypeTok"/>
+        </w:rPr>
+        <w:t xml:space="preserve">int</w:t>
+      </w:r>
+      <w:r>
+        <w:rPr>
+          <w:rStyle w:val="NormalTok"/>
+        </w:rPr>
+        <w:t xml:space="preserve"> temp </w:t>
+      </w:r>
+      <w:r>
+        <w:rPr>
+          <w:rStyle w:val="OperatorTok"/>
+        </w:rPr>
+        <w:t xml:space="preserve">=</w:t>
+      </w:r>
+      <w:r>
+        <w:rPr>
+          <w:rStyle w:val="NormalTok"/>
+        </w:rPr>
+        <w:t xml:space="preserve"> min</w:t>
+      </w:r>
+      <w:r>
+        <w:rPr>
+          <w:rStyle w:val="OperatorTok"/>
+        </w:rPr>
+        <w:t xml:space="preserve">;</w:t>
+      </w:r>
+      <w:r>
+        <w:br/>
+      </w:r>
+      <w:r>
+        <w:rPr>
+          <w:rStyle w:val="NormalTok"/>
+        </w:rPr>
+        <w:t xml:space="preserve">        min </w:t>
+      </w:r>
+      <w:r>
+        <w:rPr>
+          <w:rStyle w:val="OperatorTok"/>
+        </w:rPr>
+        <w:t xml:space="preserve">=</w:t>
+      </w:r>
+      <w:r>
+        <w:rPr>
+          <w:rStyle w:val="NormalTok"/>
+        </w:rPr>
+        <w:t xml:space="preserve"> max</w:t>
+      </w:r>
+      <w:r>
+        <w:rPr>
+          <w:rStyle w:val="OperatorTok"/>
+        </w:rPr>
+        <w:t xml:space="preserve">;</w:t>
+      </w:r>
+      <w:r>
+        <w:br/>
+      </w:r>
+      <w:r>
+        <w:rPr>
+          <w:rStyle w:val="NormalTok"/>
+        </w:rPr>
+        <w:t xml:space="preserve">        max </w:t>
+      </w:r>
+      <w:r>
+        <w:rPr>
+          <w:rStyle w:val="OperatorTok"/>
+        </w:rPr>
+        <w:t xml:space="preserve">=</w:t>
+      </w:r>
+      <w:r>
+        <w:rPr>
+          <w:rStyle w:val="NormalTok"/>
+        </w:rPr>
+        <w:t xml:space="preserve"> temp</w:t>
+      </w:r>
+      <w:r>
+        <w:rPr>
+          <w:rStyle w:val="OperatorTok"/>
+        </w:rPr>
+        <w:t xml:space="preserve">;</w:t>
+      </w:r>
+      <w:r>
+        <w:br/>
+      </w:r>
+      <w:r>
+        <w:rPr>
+          <w:rStyle w:val="NormalTok"/>
+        </w:rPr>
+        <w:t xml:space="preserve">    </w:t>
+      </w:r>
+      <w:r>
+        <w:rPr>
+          <w:rStyle w:val="OperatorTok"/>
+        </w:rPr>
+        <w:t xml:space="preserve">}</w:t>
+      </w:r>
+      <w:r>
+        <w:br/>
+      </w:r>
+      <w:r>
+        <w:rPr>
+          <w:rStyle w:val="NormalTok"/>
+        </w:rPr>
+        <w:t xml:space="preserve">    </w:t>
+      </w:r>
+      <w:r>
+        <w:rPr>
+          <w:rStyle w:val="ControlFlowTok"/>
+        </w:rPr>
+        <w:t xml:space="preserve">return</w:t>
+      </w:r>
+      <w:r>
+        <w:rPr>
+          <w:rStyle w:val="NormalTok"/>
+        </w:rPr>
+        <w:t xml:space="preserve"> min </w:t>
+      </w:r>
+      <w:r>
+        <w:rPr>
+          <w:rStyle w:val="OperatorTok"/>
+        </w:rPr>
+        <w:t xml:space="preserve">+</w:t>
+      </w:r>
+      <w:r>
+        <w:rPr>
+          <w:rStyle w:val="NormalTok"/>
+        </w:rPr>
+        <w:t xml:space="preserve"> rand</w:t>
+      </w:r>
+      <w:r>
+        <w:rPr>
+          <w:rStyle w:val="OperatorTok"/>
+        </w:rPr>
+        <w:t xml:space="preserve">()</w:t>
+      </w:r>
+      <w:r>
+        <w:rPr>
+          <w:rStyle w:val="NormalTok"/>
+        </w:rPr>
+        <w:t xml:space="preserve"> </w:t>
+      </w:r>
+      <w:r>
+        <w:rPr>
+          <w:rStyle w:val="OperatorTok"/>
+        </w:rPr>
+        <w:t xml:space="preserve">%</w:t>
+      </w:r>
+      <w:r>
+        <w:rPr>
+          <w:rStyle w:val="NormalTok"/>
+        </w:rPr>
+        <w:t xml:space="preserve"> </w:t>
+      </w:r>
+      <w:r>
+        <w:rPr>
+          <w:rStyle w:val="OperatorTok"/>
+        </w:rPr>
+        <w:t xml:space="preserve">(</w:t>
+      </w:r>
+      <w:r>
+        <w:rPr>
+          <w:rStyle w:val="NormalTok"/>
+        </w:rPr>
+        <w:t xml:space="preserve">max </w:t>
+      </w:r>
+      <w:r>
+        <w:rPr>
+          <w:rStyle w:val="OperatorTok"/>
+        </w:rPr>
+        <w:t xml:space="preserve">-</w:t>
+      </w:r>
+      <w:r>
+        <w:rPr>
+          <w:rStyle w:val="NormalTok"/>
+        </w:rPr>
+        <w:t xml:space="preserve"> min </w:t>
+      </w:r>
+      <w:r>
+        <w:rPr>
+          <w:rStyle w:val="OperatorTok"/>
+        </w:rPr>
+        <w:t xml:space="preserve">+</w:t>
+      </w:r>
+      <w:r>
+        <w:rPr>
+          <w:rStyle w:val="NormalTok"/>
+        </w:rPr>
+        <w:t xml:space="preserve"> </w:t>
+      </w:r>
+      <w:r>
+        <w:rPr>
+          <w:rStyle w:val="DecValTok"/>
+        </w:rPr>
+        <w:t xml:space="preserve">1</w:t>
+      </w:r>
+      <w:r>
+        <w:rPr>
+          <w:rStyle w:val="OperatorTok"/>
+        </w:rPr>
+        <w:t xml:space="preserve">);</w:t>
+      </w:r>
+      <w:r>
+        <w:br/>
+      </w:r>
+      <w:r>
+        <w:rPr>
+          <w:rStyle w:val="OperatorTok"/>
+        </w:rPr>
+        <w:t xml:space="preserve">}</w:t>
+      </w:r>
+      <w:r>
+        <w:br/>
+      </w:r>
+      <w:r>
+        <w:br/>
+      </w:r>
+      <w:r>
+        <w:rPr>
+          <w:rStyle w:val="DataTypeTok"/>
+        </w:rPr>
+        <w:t xml:space="preserve">int</w:t>
+      </w:r>
+      <w:r>
+        <w:rPr>
+          <w:rStyle w:val="NormalTok"/>
+        </w:rPr>
+        <w:t xml:space="preserve"> main</w:t>
+      </w:r>
+      <w:r>
+        <w:rPr>
+          <w:rStyle w:val="OperatorTok"/>
+        </w:rPr>
+        <w:t xml:space="preserve">()</w:t>
+      </w:r>
+      <w:r>
+        <w:rPr>
+          <w:rStyle w:val="NormalTok"/>
+        </w:rPr>
+        <w:t xml:space="preserve"> </w:t>
+      </w:r>
+      <w:r>
+        <w:rPr>
+          <w:rStyle w:val="OperatorTok"/>
+        </w:rPr>
+        <w:t xml:space="preserve">{</w:t>
+      </w:r>
+      <w:r>
+        <w:br/>
+      </w:r>
+      <w:r>
+        <w:rPr>
+          <w:rStyle w:val="NormalTok"/>
+        </w:rPr>
+        <w:t xml:space="preserve">    </w:t>
+      </w:r>
+      <w:r>
+        <w:rPr>
+          <w:rStyle w:val="CommentTok"/>
+        </w:rPr>
+        <w:t xml:space="preserve">// Seed the random number generator once at the beginning</w:t>
+      </w:r>
+      <w:r>
+        <w:br/>
+      </w:r>
+      <w:r>
+        <w:rPr>
+          <w:rStyle w:val="NormalTok"/>
+        </w:rPr>
+        <w:t xml:space="preserve">    srand</w:t>
+      </w:r>
+      <w:r>
+        <w:rPr>
+          <w:rStyle w:val="OperatorTok"/>
+        </w:rPr>
+        <w:t xml:space="preserve">(</w:t>
+      </w:r>
+      <w:r>
+        <w:rPr>
+          <w:rStyle w:val="NormalTok"/>
+        </w:rPr>
+        <w:t xml:space="preserve">time</w:t>
+      </w:r>
+      <w:r>
+        <w:rPr>
+          <w:rStyle w:val="OperatorTok"/>
+        </w:rPr>
+        <w:t xml:space="preserve">(</w:t>
+      </w:r>
+      <w:r>
+        <w:rPr>
+          <w:rStyle w:val="NormalTok"/>
+        </w:rPr>
+        <w:t xml:space="preserve">NULL</w:t>
+      </w:r>
+      <w:r>
+        <w:rPr>
+          <w:rStyle w:val="OperatorTok"/>
+        </w:rPr>
+        <w:t xml:space="preserve">));</w:t>
+      </w:r>
+      <w:r>
+        <w:br/>
+      </w:r>
+      <w:r>
+        <w:br/>
+      </w:r>
+      <w:r>
+        <w:rPr>
+          <w:rStyle w:val="NormalTok"/>
+        </w:rPr>
+        <w:t xml:space="preserve">    </w:t>
+      </w:r>
+      <w:r>
+        <w:rPr>
+          <w:rStyle w:val="DataTypeTok"/>
+        </w:rPr>
+        <w:t xml:space="preserve">int</w:t>
+      </w:r>
+      <w:r>
+        <w:rPr>
+          <w:rStyle w:val="NormalTok"/>
+        </w:rPr>
+        <w:t xml:space="preserve"> min_val </w:t>
+      </w:r>
+      <w:r>
+        <w:rPr>
+          <w:rStyle w:val="OperatorTok"/>
+        </w:rPr>
+        <w:t xml:space="preserve">=</w:t>
+      </w:r>
+      <w:r>
+        <w:rPr>
+          <w:rStyle w:val="NormalTok"/>
+        </w:rPr>
+        <w:t xml:space="preserve"> </w:t>
+      </w:r>
+      <w:r>
+        <w:rPr>
+          <w:rStyle w:val="DecValTok"/>
+        </w:rPr>
+        <w:t xml:space="preserve">1</w:t>
+      </w:r>
+      <w:r>
+        <w:rPr>
+          <w:rStyle w:val="OperatorTok"/>
+        </w:rPr>
+        <w:t xml:space="preserve">;</w:t>
+      </w:r>
+      <w:r>
+        <w:br/>
+      </w:r>
+      <w:r>
+        <w:rPr>
+          <w:rStyle w:val="NormalTok"/>
+        </w:rPr>
+        <w:t xml:space="preserve">    </w:t>
+      </w:r>
+      <w:r>
+        <w:rPr>
+          <w:rStyle w:val="DataTypeTok"/>
+        </w:rPr>
+        <w:t xml:space="preserve">int</w:t>
+      </w:r>
+      <w:r>
+        <w:rPr>
+          <w:rStyle w:val="NormalTok"/>
+        </w:rPr>
+        <w:t xml:space="preserve"> max_val </w:t>
+      </w:r>
+      <w:r>
+        <w:rPr>
+          <w:rStyle w:val="OperatorTok"/>
+        </w:rPr>
+        <w:t xml:space="preserve">=</w:t>
+      </w:r>
+      <w:r>
+        <w:rPr>
+          <w:rStyle w:val="NormalTok"/>
+        </w:rPr>
+        <w:t xml:space="preserve"> </w:t>
+      </w:r>
+      <w:r>
+        <w:rPr>
+          <w:rStyle w:val="DecValTok"/>
+        </w:rPr>
+        <w:t xml:space="preserve">10</w:t>
+      </w:r>
+      <w:r>
+        <w:rPr>
+          <w:rStyle w:val="OperatorTok"/>
+        </w:rPr>
+        <w:t xml:space="preserve">;</w:t>
+      </w:r>
+      <w:r>
+        <w:br/>
+      </w:r>
+      <w:r>
+        <w:br/>
+      </w:r>
+      <w:r>
+        <w:rPr>
+          <w:rStyle w:val="NormalTok"/>
+        </w:rPr>
+        <w:t xml:space="preserve">    </w:t>
+      </w:r>
+      <w:r>
+        <w:rPr>
+          <w:rStyle w:val="CommentTok"/>
+        </w:rPr>
+        <w:t xml:space="preserve">// Generate and print a random number between 1 and 10</w:t>
+      </w:r>
+      <w:r>
+        <w:br/>
+      </w:r>
+      <w:r>
+        <w:rPr>
+          <w:rStyle w:val="NormalTok"/>
+        </w:rPr>
+        <w:t xml:space="preserve">    </w:t>
+      </w:r>
+      <w:r>
+        <w:rPr>
+          <w:rStyle w:val="DataTypeTok"/>
+        </w:rPr>
+        <w:t xml:space="preserve">int</w:t>
+      </w:r>
+      <w:r>
+        <w:rPr>
+          <w:rStyle w:val="NormalTok"/>
+        </w:rPr>
+        <w:t xml:space="preserve"> random_number </w:t>
+      </w:r>
+      <w:r>
+        <w:rPr>
+          <w:rStyle w:val="OperatorTok"/>
+        </w:rPr>
+        <w:t xml:space="preserve">=</w:t>
+      </w:r>
+      <w:r>
+        <w:rPr>
+          <w:rStyle w:val="NormalTok"/>
+        </w:rPr>
+        <w:t xml:space="preserve"> getRandom</w:t>
+      </w:r>
+      <w:r>
+        <w:rPr>
+          <w:rStyle w:val="OperatorTok"/>
+        </w:rPr>
+        <w:t xml:space="preserve">(</w:t>
+      </w:r>
+      <w:r>
+        <w:rPr>
+          <w:rStyle w:val="NormalTok"/>
+        </w:rPr>
+        <w:t xml:space="preserve">min_val</w:t>
+      </w:r>
+      <w:r>
+        <w:rPr>
+          <w:rStyle w:val="OperatorTok"/>
+        </w:rPr>
+        <w:t xml:space="preserve">,</w:t>
+      </w:r>
+      <w:r>
+        <w:rPr>
+          <w:rStyle w:val="NormalTok"/>
+        </w:rPr>
+        <w:t xml:space="preserve"> max_val</w:t>
+      </w:r>
+      <w:r>
+        <w:rPr>
+          <w:rStyle w:val="OperatorTok"/>
+        </w:rPr>
+        <w:t xml:space="preserve">);</w:t>
+      </w:r>
+      <w:r>
+        <w:br/>
+      </w:r>
+      <w:r>
+        <w:rPr>
+          <w:rStyle w:val="NormalTok"/>
+        </w:rPr>
+        <w:t xml:space="preserve">    printf</w:t>
+      </w:r>
+      <w:r>
+        <w:rPr>
+          <w:rStyle w:val="OperatorTok"/>
+        </w:rPr>
+        <w:t xml:space="preserve">(</w:t>
+      </w:r>
+      <w:r>
+        <w:rPr>
+          <w:rStyle w:val="StringTok"/>
+        </w:rPr>
+        <w:t xml:space="preserve">"A random number between </w:t>
+      </w:r>
+      <w:r>
+        <w:rPr>
+          <w:rStyle w:val="SpecialCharTok"/>
+        </w:rPr>
+        <w:t xml:space="preserve">%d</w:t>
+      </w:r>
+      <w:r>
+        <w:rPr>
+          <w:rStyle w:val="StringTok"/>
+        </w:rPr>
+        <w:t xml:space="preserve"> and </w:t>
+      </w:r>
+      <w:r>
+        <w:rPr>
+          <w:rStyle w:val="SpecialCharTok"/>
+        </w:rPr>
+        <w:t xml:space="preserve">%d</w:t>
+      </w:r>
+      <w:r>
+        <w:rPr>
+          <w:rStyle w:val="StringTok"/>
+        </w:rPr>
+        <w:t xml:space="preserve"> is: </w:t>
+      </w:r>
+      <w:r>
+        <w:rPr>
+          <w:rStyle w:val="SpecialCharTok"/>
+        </w:rPr>
+        <w:t xml:space="preserve">%d\n</w:t>
+      </w:r>
+      <w:r>
+        <w:rPr>
+          <w:rStyle w:val="StringTok"/>
+        </w:rPr>
+        <w:t xml:space="preserve">"</w:t>
+      </w:r>
+      <w:r>
+        <w:rPr>
+          <w:rStyle w:val="OperatorTok"/>
+        </w:rPr>
+        <w:t xml:space="preserve">,</w:t>
+      </w:r>
+      <w:r>
+        <w:rPr>
+          <w:rStyle w:val="NormalTok"/>
+        </w:rPr>
+        <w:t xml:space="preserve"> min_val</w:t>
+      </w:r>
+      <w:r>
+        <w:rPr>
+          <w:rStyle w:val="OperatorTok"/>
+        </w:rPr>
+        <w:t xml:space="preserve">,</w:t>
+      </w:r>
+      <w:r>
+        <w:rPr>
+          <w:rStyle w:val="NormalTok"/>
+        </w:rPr>
+        <w:t xml:space="preserve"> max_val</w:t>
+      </w:r>
+      <w:r>
+        <w:rPr>
+          <w:rStyle w:val="OperatorTok"/>
+        </w:rPr>
+        <w:t xml:space="preserve">,</w:t>
+      </w:r>
+      <w:r>
+        <w:rPr>
+          <w:rStyle w:val="NormalTok"/>
+        </w:rPr>
+        <w:t xml:space="preserve"> random_number</w:t>
+      </w:r>
+      <w:r>
+        <w:rPr>
+          <w:rStyle w:val="OperatorTok"/>
+        </w:rPr>
+        <w:t xml:space="preserve">);</w:t>
+      </w:r>
+      <w:r>
+        <w:br/>
+      </w:r>
+      <w:r>
+        <w:br/>
+      </w:r>
+      <w:r>
+        <w:rPr>
+          <w:rStyle w:val="NormalTok"/>
+        </w:rPr>
+        <w:t xml:space="preserve">    </w:t>
+      </w:r>
+      <w:r>
+        <w:rPr>
+          <w:rStyle w:val="ControlFlowTok"/>
+        </w:rPr>
+        <w:t xml:space="preserve">return</w:t>
+      </w:r>
+      <w:r>
+        <w:rPr>
+          <w:rStyle w:val="NormalTok"/>
+        </w:rPr>
+        <w:t xml:space="preserve"> </w:t>
+      </w:r>
+      <w:r>
+        <w:rPr>
+          <w:rStyle w:val="DecValTok"/>
+        </w:rPr>
+        <w:t xml:space="preserve">0</w:t>
+      </w:r>
+      <w:r>
+        <w:rPr>
+          <w:rStyle w:val="OperatorTok"/>
+        </w:rPr>
+        <w:t xml:space="preserve">;</w:t>
+      </w:r>
+      <w:r>
+        <w:br/>
+      </w:r>
+      <w:r>
+        <w:rPr>
+          <w:rStyle w:val="OperatorTok"/>
+        </w:rPr>
+        <w:t xml:space="preserve">}</w:t>
+      </w:r>
+    </w:p>
+    <w:p>
+      <w:pPr>
+        <w:pStyle w:val="FirstParagraph"/>
+      </w:pPr>
+      <w:r>
+        <w:rPr>
+          <w:b/>
+          <w:bCs/>
+        </w:rPr>
+        <w:t xml:space="preserve">Output:</w:t>
+      </w:r>
+    </w:p>
+    <w:p>
+      <w:pPr>
         <w:pStyle w:val="BodyText"/>
       </w:pPr>
       <w:r>
-        <w:t xml:space="preserve">If the loop completes without finding any factors, it confirms that</w:t>
-      </w:r>
-      <w:r>
-        <w:t xml:space="preserve"> </w:t>
-      </w:r>
+        <w:t xml:space="preserve">(The actual output will vary on each execution)</w:t>
+      </w:r>
+    </w:p>
+    <w:p>
+      <w:pPr>
+        <w:pStyle w:val="SourceCode"/>
+      </w:pPr>
       <w:r>
         <w:rPr>
           <w:rStyle w:val="VerbatimChar"/>
         </w:rPr>
-        <w:t xml:space="preserve">n</w:t>
-      </w:r>
-      <w:r>
-        <w:t xml:space="preserve"> </w:t>
-      </w:r>
-      <w:r>
-        <w:t xml:space="preserve">is only divisible by 1 and itself, thus it is a prime number, and the function returns</w:t>
+        <w:t xml:space="preserve">A random number between 1 and 10 is: 7</w:t>
+      </w:r>
+    </w:p>
+    <w:p>
+      <w:r>
+        <w:pict>
+          <v:rect style="width:0;height:1.5pt" o:hralign="center" o:hrstd="t" o:hr="t"/>
+        </w:pict>
+      </w:r>
+    </w:p>
+    <w:bookmarkEnd w:id="35"/>
+    <w:bookmarkStart w:id="36" w:name="functiondef-isprimen"/>
+    <w:p>
+      <w:pPr>
+        <w:pStyle w:val="Heading2"/>
+      </w:pPr>
+      <w:r>
+        <w:rPr>
+          <w:rStyle w:val="SectionNumber"/>
+        </w:rPr>
+        <w:t xml:space="preserve">4.6</w:t>
+      </w:r>
+      <w:r>
+        <w:tab/>
+      </w:r>
+      <w:r>
+        <w:t xml:space="preserve">FunctionDef isPrime(n)</w:t>
+      </w:r>
+    </w:p>
+    <w:bookmarkEnd w:id="36"/>
+    <w:bookmarkEnd w:id="37"/>
+    <w:bookmarkStart w:id="44" w:name="function-isprimeint-n"/>
+    <w:p>
+      <w:pPr>
+        <w:pStyle w:val="Heading1"/>
+      </w:pPr>
+      <w:r>
+        <w:rPr>
+          <w:rStyle w:val="SectionNumber"/>
+        </w:rPr>
+        <w:t xml:space="preserve">5</w:t>
+      </w:r>
+      <w:r>
+        <w:tab/>
+      </w:r>
+      <w:r>
+        <w:t xml:space="preserve">Function: isPrime(int n)</w:t>
+      </w:r>
+    </w:p>
+    <w:bookmarkStart w:id="38" w:name="overview-4"/>
+    <w:p>
+      <w:pPr>
+        <w:pStyle w:val="Heading2"/>
+      </w:pPr>
+      <w:r>
+        <w:rPr>
+          <w:rStyle w:val="SectionNumber"/>
+        </w:rPr>
+        <w:t xml:space="preserve">5.1</w:t>
+      </w:r>
+      <w:r>
+        <w:tab/>
+      </w:r>
+      <w:r>
+        <w:t xml:space="preserve">Overview</w:t>
+      </w:r>
+    </w:p>
+    <w:p>
+      <w:pPr>
+        <w:pStyle w:val="FirstParagraph"/>
+      </w:pPr>
+      <w:r>
+        <w:t xml:space="preserve">The</w:t>
       </w:r>
       <w:r>
         <w:t xml:space="preserve"> </w:t>
@@ -5153,14 +6319,17 @@
         <w:rPr>
           <w:rStyle w:val="VerbatimChar"/>
         </w:rPr>
-        <w:t xml:space="preserve">true</w:t>
-      </w:r>
-      <w:r>
-        <w:t xml:space="preserve">.</w:t>
+        <w:t xml:space="preserve">isPrime</w:t>
+      </w:r>
+      <w:r>
+        <w:t xml:space="preserve"> </w:t>
+      </w:r>
+      <w:r>
+        <w:t xml:space="preserve">function determines whether a given integer is a prime number.</w:t>
       </w:r>
     </w:p>
-    <w:bookmarkEnd w:id="33"/>
-    <w:bookmarkStart w:id="34" w:name="usage-notes-3"/>
+    <w:bookmarkEnd w:id="38"/>
+    <w:bookmarkStart w:id="39" w:name="parameters-4"/>
     <w:p>
       <w:pPr>
         <w:pStyle w:val="Heading2"/>
@@ -5169,13 +6338,13 @@
         <w:rPr>
           <w:rStyle w:val="SectionNumber"/>
         </w:rPr>
-        <w:t xml:space="preserve">4.4</w:t>
+        <w:t xml:space="preserve">5.2</w:t>
       </w:r>
       <w:r>
         <w:tab/>
       </w:r>
       <w:r>
-        <w:t xml:space="preserve">Usage Notes</w:t>
+        <w:t xml:space="preserve">Parameters</w:t>
       </w:r>
     </w:p>
     <w:p>
@@ -5187,1263 +6356,13 @@
         </w:numPr>
       </w:pPr>
       <w:r>
-        <w:t xml:space="preserve">Numbers less than or equal to 1 will always return</w:t>
-      </w:r>
-      <w:r>
-        <w:t xml:space="preserve"> </w:t>
-      </w:r>
-      <w:r>
         <w:rPr>
           <w:rStyle w:val="VerbatimChar"/>
         </w:rPr>
-        <w:t xml:space="preserve">false</w:t>
-      </w:r>
-      <w:r>
-        <w:t xml:space="preserve">.</w:t>
-      </w:r>
-    </w:p>
-    <w:p>
-      <w:pPr>
-        <w:pStyle w:val="Compact"/>
-        <w:numPr>
-          <w:ilvl w:val="0"/>
-          <w:numId w:val="1006"/>
-        </w:numPr>
-      </w:pPr>
-      <w:r>
-        <w:t xml:space="preserve">The function returns a boolean value:</w:t>
-      </w:r>
-      <w:r>
-        <w:t xml:space="preserve"> </w:t>
-      </w:r>
-      <w:r>
-        <w:rPr>
-          <w:rStyle w:val="VerbatimChar"/>
-        </w:rPr>
-        <w:t xml:space="preserve">true</w:t>
-      </w:r>
-      <w:r>
-        <w:t xml:space="preserve"> </w:t>
-      </w:r>
-      <w:r>
-        <w:t xml:space="preserve">if the number is prime, and</w:t>
-      </w:r>
-      <w:r>
-        <w:t xml:space="preserve"> </w:t>
-      </w:r>
-      <w:r>
-        <w:rPr>
-          <w:rStyle w:val="VerbatimChar"/>
-        </w:rPr>
-        <w:t xml:space="preserve">false</w:t>
-      </w:r>
-      <w:r>
-        <w:t xml:space="preserve"> </w:t>
-      </w:r>
-      <w:r>
-        <w:t xml:space="preserve">otherwise.</w:t>
-      </w:r>
-    </w:p>
-    <w:p>
-      <w:pPr>
-        <w:pStyle w:val="Compact"/>
-        <w:numPr>
-          <w:ilvl w:val="0"/>
-          <w:numId w:val="1006"/>
-        </w:numPr>
-      </w:pPr>
-      <w:r>
-        <w:t xml:space="preserve">This implementation is optimized to check for divisors only up to the square root of the input number, making it efficient.</w:t>
-      </w:r>
-    </w:p>
-    <w:p>
-      <w:pPr>
-        <w:pStyle w:val="FirstParagraph"/>
-      </w:pPr>
-      <w:r>
-        <w:rPr>
-          <w:b/>
-          <w:bCs/>
-        </w:rPr>
-        <w:t xml:space="preserve">Output Example</w:t>
-      </w:r>
-      <w:r>
-        <w:t xml:space="preserve">: The function returns a boolean value, which in C might be represented as</w:t>
-      </w:r>
-      <w:r>
-        <w:t xml:space="preserve"> </w:t>
-      </w:r>
-      <w:r>
-        <w:rPr>
-          <w:rStyle w:val="VerbatimChar"/>
-        </w:rPr>
-        <w:t xml:space="preserve">1</w:t>
-      </w:r>
-      <w:r>
-        <w:t xml:space="preserve"> </w:t>
-      </w:r>
-      <w:r>
-        <w:t xml:space="preserve">(for true) or</w:t>
-      </w:r>
-      <w:r>
-        <w:t xml:space="preserve"> </w:t>
-      </w:r>
-      <w:r>
-        <w:rPr>
-          <w:rStyle w:val="VerbatimChar"/>
-        </w:rPr>
-        <w:t xml:space="preserve">0</w:t>
-      </w:r>
-      <w:r>
-        <w:t xml:space="preserve"> </w:t>
-      </w:r>
-      <w:r>
-        <w:t xml:space="preserve">(for false) when printed or used in integer contexts.</w:t>
-      </w:r>
-    </w:p>
-    <w:bookmarkEnd w:id="34"/>
-    <w:bookmarkStart w:id="35" w:name="example-3"/>
-    <w:p>
-      <w:pPr>
-        <w:pStyle w:val="Heading2"/>
-      </w:pPr>
-      <w:r>
-        <w:rPr>
-          <w:rStyle w:val="SectionNumber"/>
-        </w:rPr>
-        <w:t xml:space="preserve">4.5</w:t>
-      </w:r>
-      <w:r>
-        <w:tab/>
-      </w:r>
-      <w:r>
-        <w:t xml:space="preserve">Example</w:t>
-      </w:r>
-    </w:p>
-    <w:p>
-      <w:pPr>
-        <w:pStyle w:val="SourceCode"/>
-      </w:pPr>
-      <w:r>
-        <w:rPr>
-          <w:rStyle w:val="PreprocessorTok"/>
-        </w:rPr>
-        <w:t xml:space="preserve">#include </w:t>
-      </w:r>
-      <w:r>
-        <w:rPr>
-          <w:rStyle w:val="ImportTok"/>
-        </w:rPr>
-        <w:t xml:space="preserve">&lt;stdio.h&gt;</w:t>
-      </w:r>
-      <w:r>
-        <w:br/>
-      </w:r>
-      <w:r>
-        <w:rPr>
-          <w:rStyle w:val="PreprocessorTok"/>
-        </w:rPr>
-        <w:t xml:space="preserve">#include </w:t>
-      </w:r>
-      <w:r>
-        <w:rPr>
-          <w:rStyle w:val="ImportTok"/>
-        </w:rPr>
-        <w:t xml:space="preserve">&lt;stdbool.h&gt;</w:t>
-      </w:r>
-      <w:r>
-        <w:br/>
-      </w:r>
-      <w:r>
-        <w:br/>
-      </w:r>
-      <w:r>
-        <w:rPr>
-          <w:rStyle w:val="CommentTok"/>
-        </w:rPr>
-        <w:t xml:space="preserve">// Assuming the isPrime function is defined here or included</w:t>
-      </w:r>
-      <w:r>
-        <w:br/>
-      </w:r>
-      <w:r>
-        <w:rPr>
-          <w:rStyle w:val="DataTypeTok"/>
-        </w:rPr>
-        <w:t xml:space="preserve">bool</w:t>
-      </w:r>
-      <w:r>
-        <w:rPr>
-          <w:rStyle w:val="NormalTok"/>
-        </w:rPr>
-        <w:t xml:space="preserve"> isPrime</w:t>
-      </w:r>
-      <w:r>
-        <w:rPr>
-          <w:rStyle w:val="OperatorTok"/>
-        </w:rPr>
-        <w:t xml:space="preserve">(</w:t>
-      </w:r>
-      <w:r>
-        <w:rPr>
-          <w:rStyle w:val="DataTypeTok"/>
-        </w:rPr>
-        <w:t xml:space="preserve">int</w:t>
-      </w:r>
-      <w:r>
-        <w:rPr>
-          <w:rStyle w:val="NormalTok"/>
-        </w:rPr>
-        <w:t xml:space="preserve"> n</w:t>
-      </w:r>
-      <w:r>
-        <w:rPr>
-          <w:rStyle w:val="OperatorTok"/>
-        </w:rPr>
-        <w:t xml:space="preserve">)</w:t>
-      </w:r>
-      <w:r>
-        <w:rPr>
-          <w:rStyle w:val="NormalTok"/>
-        </w:rPr>
-        <w:t xml:space="preserve"> </w:t>
-      </w:r>
-      <w:r>
-        <w:rPr>
-          <w:rStyle w:val="OperatorTok"/>
-        </w:rPr>
-        <w:t xml:space="preserve">{</w:t>
-      </w:r>
-      <w:r>
-        <w:br/>
-      </w:r>
-      <w:r>
-        <w:rPr>
-          <w:rStyle w:val="NormalTok"/>
-        </w:rPr>
-        <w:t xml:space="preserve">    </w:t>
-      </w:r>
-      <w:r>
-        <w:rPr>
-          <w:rStyle w:val="ControlFlowTok"/>
-        </w:rPr>
-        <w:t xml:space="preserve">if</w:t>
-      </w:r>
-      <w:r>
-        <w:rPr>
-          <w:rStyle w:val="NormalTok"/>
-        </w:rPr>
-        <w:t xml:space="preserve"> </w:t>
-      </w:r>
-      <w:r>
-        <w:rPr>
-          <w:rStyle w:val="OperatorTok"/>
-        </w:rPr>
-        <w:t xml:space="preserve">(</w:t>
-      </w:r>
-      <w:r>
-        <w:rPr>
-          <w:rStyle w:val="NormalTok"/>
-        </w:rPr>
-        <w:t xml:space="preserve">n </w:t>
-      </w:r>
-      <w:r>
-        <w:rPr>
-          <w:rStyle w:val="OperatorTok"/>
-        </w:rPr>
-        <w:t xml:space="preserve">&lt;=</w:t>
-      </w:r>
-      <w:r>
-        <w:rPr>
-          <w:rStyle w:val="NormalTok"/>
-        </w:rPr>
-        <w:t xml:space="preserve"> </w:t>
-      </w:r>
-      <w:r>
-        <w:rPr>
-          <w:rStyle w:val="DecValTok"/>
-        </w:rPr>
-        <w:t xml:space="preserve">1</w:t>
-      </w:r>
-      <w:r>
-        <w:rPr>
-          <w:rStyle w:val="OperatorTok"/>
-        </w:rPr>
-        <w:t xml:space="preserve">)</w:t>
-      </w:r>
-      <w:r>
-        <w:br/>
-      </w:r>
-      <w:r>
-        <w:rPr>
-          <w:rStyle w:val="NormalTok"/>
-        </w:rPr>
-        <w:t xml:space="preserve">        </w:t>
-      </w:r>
-      <w:r>
-        <w:rPr>
-          <w:rStyle w:val="ControlFlowTok"/>
-        </w:rPr>
-        <w:t xml:space="preserve">return</w:t>
-      </w:r>
-      <w:r>
-        <w:rPr>
-          <w:rStyle w:val="NormalTok"/>
-        </w:rPr>
-        <w:t xml:space="preserve"> </w:t>
-      </w:r>
-      <w:r>
-        <w:rPr>
-          <w:rStyle w:val="KeywordTok"/>
-        </w:rPr>
-        <w:t xml:space="preserve">false</w:t>
-      </w:r>
-      <w:r>
-        <w:rPr>
-          <w:rStyle w:val="OperatorTok"/>
-        </w:rPr>
-        <w:t xml:space="preserve">;</w:t>
-      </w:r>
-      <w:r>
-        <w:br/>
-      </w:r>
-      <w:r>
-        <w:rPr>
-          <w:rStyle w:val="NormalTok"/>
-        </w:rPr>
-        <w:t xml:space="preserve">    </w:t>
-      </w:r>
-      <w:r>
-        <w:rPr>
-          <w:rStyle w:val="ControlFlowTok"/>
-        </w:rPr>
-        <w:t xml:space="preserve">for</w:t>
-      </w:r>
-      <w:r>
-        <w:rPr>
-          <w:rStyle w:val="NormalTok"/>
-        </w:rPr>
-        <w:t xml:space="preserve"> </w:t>
-      </w:r>
-      <w:r>
-        <w:rPr>
-          <w:rStyle w:val="OperatorTok"/>
-        </w:rPr>
-        <w:t xml:space="preserve">(</w:t>
-      </w:r>
-      <w:r>
-        <w:rPr>
-          <w:rStyle w:val="DataTypeTok"/>
-        </w:rPr>
-        <w:t xml:space="preserve">int</w:t>
-      </w:r>
-      <w:r>
-        <w:rPr>
-          <w:rStyle w:val="NormalTok"/>
-        </w:rPr>
-        <w:t xml:space="preserve"> i </w:t>
-      </w:r>
-      <w:r>
-        <w:rPr>
-          <w:rStyle w:val="OperatorTok"/>
-        </w:rPr>
-        <w:t xml:space="preserve">=</w:t>
-      </w:r>
-      <w:r>
-        <w:rPr>
-          <w:rStyle w:val="NormalTok"/>
-        </w:rPr>
-        <w:t xml:space="preserve"> </w:t>
-      </w:r>
-      <w:r>
-        <w:rPr>
-          <w:rStyle w:val="DecValTok"/>
-        </w:rPr>
-        <w:t xml:space="preserve">2</w:t>
-      </w:r>
-      <w:r>
-        <w:rPr>
-          <w:rStyle w:val="OperatorTok"/>
-        </w:rPr>
-        <w:t xml:space="preserve">;</w:t>
-      </w:r>
-      <w:r>
-        <w:rPr>
-          <w:rStyle w:val="NormalTok"/>
-        </w:rPr>
-        <w:t xml:space="preserve"> i </w:t>
-      </w:r>
-      <w:r>
-        <w:rPr>
-          <w:rStyle w:val="OperatorTok"/>
-        </w:rPr>
-        <w:t xml:space="preserve">*</w:t>
-      </w:r>
-      <w:r>
-        <w:rPr>
-          <w:rStyle w:val="NormalTok"/>
-        </w:rPr>
-        <w:t xml:space="preserve"> i </w:t>
-      </w:r>
-      <w:r>
-        <w:rPr>
-          <w:rStyle w:val="OperatorTok"/>
-        </w:rPr>
-        <w:t xml:space="preserve">&lt;=</w:t>
-      </w:r>
-      <w:r>
-        <w:rPr>
-          <w:rStyle w:val="NormalTok"/>
-        </w:rPr>
-        <w:t xml:space="preserve"> n</w:t>
-      </w:r>
-      <w:r>
-        <w:rPr>
-          <w:rStyle w:val="OperatorTok"/>
-        </w:rPr>
-        <w:t xml:space="preserve">;</w:t>
-      </w:r>
-      <w:r>
-        <w:rPr>
-          <w:rStyle w:val="NormalTok"/>
-        </w:rPr>
-        <w:t xml:space="preserve"> i</w:t>
-      </w:r>
-      <w:r>
-        <w:rPr>
-          <w:rStyle w:val="OperatorTok"/>
-        </w:rPr>
-        <w:t xml:space="preserve">++)</w:t>
-      </w:r>
-      <w:r>
-        <w:rPr>
-          <w:rStyle w:val="NormalTok"/>
-        </w:rPr>
-        <w:t xml:space="preserve"> </w:t>
-      </w:r>
-      <w:r>
-        <w:rPr>
-          <w:rStyle w:val="OperatorTok"/>
-        </w:rPr>
-        <w:t xml:space="preserve">{</w:t>
-      </w:r>
-      <w:r>
-        <w:br/>
-      </w:r>
-      <w:r>
-        <w:rPr>
-          <w:rStyle w:val="NormalTok"/>
-        </w:rPr>
-        <w:t xml:space="preserve">        </w:t>
-      </w:r>
-      <w:r>
-        <w:rPr>
-          <w:rStyle w:val="ControlFlowTok"/>
-        </w:rPr>
-        <w:t xml:space="preserve">if</w:t>
-      </w:r>
-      <w:r>
-        <w:rPr>
-          <w:rStyle w:val="NormalTok"/>
-        </w:rPr>
-        <w:t xml:space="preserve"> </w:t>
-      </w:r>
-      <w:r>
-        <w:rPr>
-          <w:rStyle w:val="OperatorTok"/>
-        </w:rPr>
-        <w:t xml:space="preserve">(</w:t>
-      </w:r>
-      <w:r>
-        <w:rPr>
-          <w:rStyle w:val="NormalTok"/>
-        </w:rPr>
-        <w:t xml:space="preserve">n </w:t>
-      </w:r>
-      <w:r>
-        <w:rPr>
-          <w:rStyle w:val="OperatorTok"/>
-        </w:rPr>
-        <w:t xml:space="preserve">%</w:t>
-      </w:r>
-      <w:r>
-        <w:rPr>
-          <w:rStyle w:val="NormalTok"/>
-        </w:rPr>
-        <w:t xml:space="preserve"> i </w:t>
-      </w:r>
-      <w:r>
-        <w:rPr>
-          <w:rStyle w:val="OperatorTok"/>
-        </w:rPr>
-        <w:t xml:space="preserve">==</w:t>
-      </w:r>
-      <w:r>
-        <w:rPr>
-          <w:rStyle w:val="NormalTok"/>
-        </w:rPr>
-        <w:t xml:space="preserve"> </w:t>
-      </w:r>
-      <w:r>
-        <w:rPr>
-          <w:rStyle w:val="DecValTok"/>
-        </w:rPr>
-        <w:t xml:space="preserve">0</w:t>
-      </w:r>
-      <w:r>
-        <w:rPr>
-          <w:rStyle w:val="OperatorTok"/>
-        </w:rPr>
-        <w:t xml:space="preserve">)</w:t>
-      </w:r>
-      <w:r>
-        <w:br/>
-      </w:r>
-      <w:r>
-        <w:rPr>
-          <w:rStyle w:val="NormalTok"/>
-        </w:rPr>
-        <w:t xml:space="preserve">            </w:t>
-      </w:r>
-      <w:r>
-        <w:rPr>
-          <w:rStyle w:val="ControlFlowTok"/>
-        </w:rPr>
-        <w:t xml:space="preserve">return</w:t>
-      </w:r>
-      <w:r>
-        <w:rPr>
-          <w:rStyle w:val="NormalTok"/>
-        </w:rPr>
-        <w:t xml:space="preserve"> </w:t>
-      </w:r>
-      <w:r>
-        <w:rPr>
-          <w:rStyle w:val="KeywordTok"/>
-        </w:rPr>
-        <w:t xml:space="preserve">false</w:t>
-      </w:r>
-      <w:r>
-        <w:rPr>
-          <w:rStyle w:val="OperatorTok"/>
-        </w:rPr>
-        <w:t xml:space="preserve">;</w:t>
-      </w:r>
-      <w:r>
-        <w:br/>
-      </w:r>
-      <w:r>
-        <w:rPr>
-          <w:rStyle w:val="NormalTok"/>
-        </w:rPr>
-        <w:t xml:space="preserve">    </w:t>
-      </w:r>
-      <w:r>
-        <w:rPr>
-          <w:rStyle w:val="OperatorTok"/>
-        </w:rPr>
-        <w:t xml:space="preserve">}</w:t>
-      </w:r>
-      <w:r>
-        <w:br/>
-      </w:r>
-      <w:r>
-        <w:rPr>
-          <w:rStyle w:val="NormalTok"/>
-        </w:rPr>
-        <w:t xml:space="preserve">    </w:t>
-      </w:r>
-      <w:r>
-        <w:rPr>
-          <w:rStyle w:val="ControlFlowTok"/>
-        </w:rPr>
-        <w:t xml:space="preserve">return</w:t>
-      </w:r>
-      <w:r>
-        <w:rPr>
-          <w:rStyle w:val="NormalTok"/>
-        </w:rPr>
-        <w:t xml:space="preserve"> </w:t>
-      </w:r>
-      <w:r>
-        <w:rPr>
-          <w:rStyle w:val="KeywordTok"/>
-        </w:rPr>
-        <w:t xml:space="preserve">true</w:t>
-      </w:r>
-      <w:r>
-        <w:rPr>
-          <w:rStyle w:val="OperatorTok"/>
-        </w:rPr>
-        <w:t xml:space="preserve">;</w:t>
-      </w:r>
-      <w:r>
-        <w:br/>
-      </w:r>
-      <w:r>
-        <w:rPr>
-          <w:rStyle w:val="OperatorTok"/>
-        </w:rPr>
-        <w:t xml:space="preserve">}</w:t>
-      </w:r>
-      <w:r>
-        <w:br/>
-      </w:r>
-      <w:r>
-        <w:br/>
-      </w:r>
-      <w:r>
-        <w:rPr>
-          <w:rStyle w:val="DataTypeTok"/>
-        </w:rPr>
-        <w:t xml:space="preserve">int</w:t>
-      </w:r>
-      <w:r>
-        <w:rPr>
-          <w:rStyle w:val="NormalTok"/>
-        </w:rPr>
-        <w:t xml:space="preserve"> main</w:t>
-      </w:r>
-      <w:r>
-        <w:rPr>
-          <w:rStyle w:val="OperatorTok"/>
-        </w:rPr>
-        <w:t xml:space="preserve">()</w:t>
-      </w:r>
-      <w:r>
-        <w:rPr>
-          <w:rStyle w:val="NormalTok"/>
-        </w:rPr>
-        <w:t xml:space="preserve"> </w:t>
-      </w:r>
-      <w:r>
-        <w:rPr>
-          <w:rStyle w:val="OperatorTok"/>
-        </w:rPr>
-        <w:t xml:space="preserve">{</w:t>
-      </w:r>
-      <w:r>
-        <w:br/>
-      </w:r>
-      <w:r>
-        <w:rPr>
-          <w:rStyle w:val="NormalTok"/>
-        </w:rPr>
-        <w:t xml:space="preserve">    </w:t>
-      </w:r>
-      <w:r>
-        <w:rPr>
-          <w:rStyle w:val="DataTypeTok"/>
-        </w:rPr>
-        <w:t xml:space="preserve">int</w:t>
-      </w:r>
-      <w:r>
-        <w:rPr>
-          <w:rStyle w:val="NormalTok"/>
-        </w:rPr>
-        <w:t xml:space="preserve"> num1 </w:t>
-      </w:r>
-      <w:r>
-        <w:rPr>
-          <w:rStyle w:val="OperatorTok"/>
-        </w:rPr>
-        <w:t xml:space="preserve">=</w:t>
-      </w:r>
-      <w:r>
-        <w:rPr>
-          <w:rStyle w:val="NormalTok"/>
-        </w:rPr>
-        <w:t xml:space="preserve"> </w:t>
-      </w:r>
-      <w:r>
-        <w:rPr>
-          <w:rStyle w:val="DecValTok"/>
-        </w:rPr>
-        <w:t xml:space="preserve">29</w:t>
-      </w:r>
-      <w:r>
-        <w:rPr>
-          <w:rStyle w:val="OperatorTok"/>
-        </w:rPr>
-        <w:t xml:space="preserve">;</w:t>
-      </w:r>
-      <w:r>
-        <w:br/>
-      </w:r>
-      <w:r>
-        <w:rPr>
-          <w:rStyle w:val="NormalTok"/>
-        </w:rPr>
-        <w:t xml:space="preserve">    </w:t>
-      </w:r>
-      <w:r>
-        <w:rPr>
-          <w:rStyle w:val="DataTypeTok"/>
-        </w:rPr>
-        <w:t xml:space="preserve">int</w:t>
-      </w:r>
-      <w:r>
-        <w:rPr>
-          <w:rStyle w:val="NormalTok"/>
-        </w:rPr>
-        <w:t xml:space="preserve"> num2 </w:t>
-      </w:r>
-      <w:r>
-        <w:rPr>
-          <w:rStyle w:val="OperatorTok"/>
-        </w:rPr>
-        <w:t xml:space="preserve">=</w:t>
-      </w:r>
-      <w:r>
-        <w:rPr>
-          <w:rStyle w:val="NormalTok"/>
-        </w:rPr>
-        <w:t xml:space="preserve"> </w:t>
-      </w:r>
-      <w:r>
-        <w:rPr>
-          <w:rStyle w:val="DecValTok"/>
-        </w:rPr>
-        <w:t xml:space="preserve">10</w:t>
-      </w:r>
-      <w:r>
-        <w:rPr>
-          <w:rStyle w:val="OperatorTok"/>
-        </w:rPr>
-        <w:t xml:space="preserve">;</w:t>
-      </w:r>
-      <w:r>
-        <w:br/>
-      </w:r>
-      <w:r>
-        <w:br/>
-      </w:r>
-      <w:r>
-        <w:rPr>
-          <w:rStyle w:val="NormalTok"/>
-        </w:rPr>
-        <w:t xml:space="preserve">    </w:t>
-      </w:r>
-      <w:r>
-        <w:rPr>
-          <w:rStyle w:val="DataTypeTok"/>
-        </w:rPr>
-        <w:t xml:space="preserve">bool</w:t>
-      </w:r>
-      <w:r>
-        <w:rPr>
-          <w:rStyle w:val="NormalTok"/>
-        </w:rPr>
-        <w:t xml:space="preserve"> result1 </w:t>
-      </w:r>
-      <w:r>
-        <w:rPr>
-          <w:rStyle w:val="OperatorTok"/>
-        </w:rPr>
-        <w:t xml:space="preserve">=</w:t>
-      </w:r>
-      <w:r>
-        <w:rPr>
-          <w:rStyle w:val="NormalTok"/>
-        </w:rPr>
-        <w:t xml:space="preserve"> isPrime</w:t>
-      </w:r>
-      <w:r>
-        <w:rPr>
-          <w:rStyle w:val="OperatorTok"/>
-        </w:rPr>
-        <w:t xml:space="preserve">(</w:t>
-      </w:r>
-      <w:r>
-        <w:rPr>
-          <w:rStyle w:val="NormalTok"/>
-        </w:rPr>
-        <w:t xml:space="preserve">num1</w:t>
-      </w:r>
-      <w:r>
-        <w:rPr>
-          <w:rStyle w:val="OperatorTok"/>
-        </w:rPr>
-        <w:t xml:space="preserve">);</w:t>
-      </w:r>
-      <w:r>
-        <w:br/>
-      </w:r>
-      <w:r>
-        <w:rPr>
-          <w:rStyle w:val="NormalTok"/>
-        </w:rPr>
-        <w:t xml:space="preserve">    </w:t>
-      </w:r>
-      <w:r>
-        <w:rPr>
-          <w:rStyle w:val="DataTypeTok"/>
-        </w:rPr>
-        <w:t xml:space="preserve">bool</w:t>
-      </w:r>
-      <w:r>
-        <w:rPr>
-          <w:rStyle w:val="NormalTok"/>
-        </w:rPr>
-        <w:t xml:space="preserve"> result2 </w:t>
-      </w:r>
-      <w:r>
-        <w:rPr>
-          <w:rStyle w:val="OperatorTok"/>
-        </w:rPr>
-        <w:t xml:space="preserve">=</w:t>
-      </w:r>
-      <w:r>
-        <w:rPr>
-          <w:rStyle w:val="NormalTok"/>
-        </w:rPr>
-        <w:t xml:space="preserve"> isPrime</w:t>
-      </w:r>
-      <w:r>
-        <w:rPr>
-          <w:rStyle w:val="OperatorTok"/>
-        </w:rPr>
-        <w:t xml:space="preserve">(</w:t>
-      </w:r>
-      <w:r>
-        <w:rPr>
-          <w:rStyle w:val="NormalTok"/>
-        </w:rPr>
-        <w:t xml:space="preserve">num2</w:t>
-      </w:r>
-      <w:r>
-        <w:rPr>
-          <w:rStyle w:val="OperatorTok"/>
-        </w:rPr>
-        <w:t xml:space="preserve">);</w:t>
-      </w:r>
-      <w:r>
-        <w:br/>
-      </w:r>
-      <w:r>
-        <w:br/>
-      </w:r>
-      <w:r>
-        <w:rPr>
-          <w:rStyle w:val="NormalTok"/>
-        </w:rPr>
-        <w:t xml:space="preserve">    printf</w:t>
-      </w:r>
-      <w:r>
-        <w:rPr>
-          <w:rStyle w:val="OperatorTok"/>
-        </w:rPr>
-        <w:t xml:space="preserve">(</w:t>
-      </w:r>
-      <w:r>
-        <w:rPr>
-          <w:rStyle w:val="StringTok"/>
-        </w:rPr>
-        <w:t xml:space="preserve">"Is </w:t>
-      </w:r>
-      <w:r>
-        <w:rPr>
-          <w:rStyle w:val="SpecialCharTok"/>
-        </w:rPr>
-        <w:t xml:space="preserve">%d</w:t>
-      </w:r>
-      <w:r>
-        <w:rPr>
-          <w:rStyle w:val="StringTok"/>
-        </w:rPr>
-        <w:t xml:space="preserve"> a prime number? </w:t>
-      </w:r>
-      <w:r>
-        <w:rPr>
-          <w:rStyle w:val="SpecialCharTok"/>
-        </w:rPr>
-        <w:t xml:space="preserve">%s\n</w:t>
-      </w:r>
-      <w:r>
-        <w:rPr>
-          <w:rStyle w:val="StringTok"/>
-        </w:rPr>
-        <w:t xml:space="preserve">"</w:t>
-      </w:r>
-      <w:r>
-        <w:rPr>
-          <w:rStyle w:val="OperatorTok"/>
-        </w:rPr>
-        <w:t xml:space="preserve">,</w:t>
-      </w:r>
-      <w:r>
-        <w:rPr>
-          <w:rStyle w:val="NormalTok"/>
-        </w:rPr>
-        <w:t xml:space="preserve"> num1</w:t>
-      </w:r>
-      <w:r>
-        <w:rPr>
-          <w:rStyle w:val="OperatorTok"/>
-        </w:rPr>
-        <w:t xml:space="preserve">,</w:t>
-      </w:r>
-      <w:r>
-        <w:rPr>
-          <w:rStyle w:val="NormalTok"/>
-        </w:rPr>
-        <w:t xml:space="preserve"> result1 </w:t>
-      </w:r>
-      <w:r>
-        <w:rPr>
-          <w:rStyle w:val="OperatorTok"/>
-        </w:rPr>
-        <w:t xml:space="preserve">?</w:t>
-      </w:r>
-      <w:r>
-        <w:rPr>
-          <w:rStyle w:val="NormalTok"/>
-        </w:rPr>
-        <w:t xml:space="preserve"> </w:t>
-      </w:r>
-      <w:r>
-        <w:rPr>
-          <w:rStyle w:val="StringTok"/>
-        </w:rPr>
-        <w:t xml:space="preserve">"true"</w:t>
-      </w:r>
-      <w:r>
-        <w:rPr>
-          <w:rStyle w:val="NormalTok"/>
-        </w:rPr>
-        <w:t xml:space="preserve"> </w:t>
-      </w:r>
-      <w:r>
-        <w:rPr>
-          <w:rStyle w:val="OperatorTok"/>
-        </w:rPr>
-        <w:t xml:space="preserve">:</w:t>
-      </w:r>
-      <w:r>
-        <w:rPr>
-          <w:rStyle w:val="NormalTok"/>
-        </w:rPr>
-        <w:t xml:space="preserve"> </w:t>
-      </w:r>
-      <w:r>
-        <w:rPr>
-          <w:rStyle w:val="StringTok"/>
-        </w:rPr>
-        <w:t xml:space="preserve">"false"</w:t>
-      </w:r>
-      <w:r>
-        <w:rPr>
-          <w:rStyle w:val="OperatorTok"/>
-        </w:rPr>
-        <w:t xml:space="preserve">);</w:t>
-      </w:r>
-      <w:r>
-        <w:br/>
-      </w:r>
-      <w:r>
-        <w:rPr>
-          <w:rStyle w:val="NormalTok"/>
-        </w:rPr>
-        <w:t xml:space="preserve">    printf</w:t>
-      </w:r>
-      <w:r>
-        <w:rPr>
-          <w:rStyle w:val="OperatorTok"/>
-        </w:rPr>
-        <w:t xml:space="preserve">(</w:t>
-      </w:r>
-      <w:r>
-        <w:rPr>
-          <w:rStyle w:val="StringTok"/>
-        </w:rPr>
-        <w:t xml:space="preserve">"Is </w:t>
-      </w:r>
-      <w:r>
-        <w:rPr>
-          <w:rStyle w:val="SpecialCharTok"/>
-        </w:rPr>
-        <w:t xml:space="preserve">%d</w:t>
-      </w:r>
-      <w:r>
-        <w:rPr>
-          <w:rStyle w:val="StringTok"/>
-        </w:rPr>
-        <w:t xml:space="preserve"> a prime number? </w:t>
-      </w:r>
-      <w:r>
-        <w:rPr>
-          <w:rStyle w:val="SpecialCharTok"/>
-        </w:rPr>
-        <w:t xml:space="preserve">%s\n</w:t>
-      </w:r>
-      <w:r>
-        <w:rPr>
-          <w:rStyle w:val="StringTok"/>
-        </w:rPr>
-        <w:t xml:space="preserve">"</w:t>
-      </w:r>
-      <w:r>
-        <w:rPr>
-          <w:rStyle w:val="OperatorTok"/>
-        </w:rPr>
-        <w:t xml:space="preserve">,</w:t>
-      </w:r>
-      <w:r>
-        <w:rPr>
-          <w:rStyle w:val="NormalTok"/>
-        </w:rPr>
-        <w:t xml:space="preserve"> num2</w:t>
-      </w:r>
-      <w:r>
-        <w:rPr>
-          <w:rStyle w:val="OperatorTok"/>
-        </w:rPr>
-        <w:t xml:space="preserve">,</w:t>
-      </w:r>
-      <w:r>
-        <w:rPr>
-          <w:rStyle w:val="NormalTok"/>
-        </w:rPr>
-        <w:t xml:space="preserve"> result2 </w:t>
-      </w:r>
-      <w:r>
-        <w:rPr>
-          <w:rStyle w:val="OperatorTok"/>
-        </w:rPr>
-        <w:t xml:space="preserve">?</w:t>
-      </w:r>
-      <w:r>
-        <w:rPr>
-          <w:rStyle w:val="NormalTok"/>
-        </w:rPr>
-        <w:t xml:space="preserve"> </w:t>
-      </w:r>
-      <w:r>
-        <w:rPr>
-          <w:rStyle w:val="StringTok"/>
-        </w:rPr>
-        <w:t xml:space="preserve">"true"</w:t>
-      </w:r>
-      <w:r>
-        <w:rPr>
-          <w:rStyle w:val="NormalTok"/>
-        </w:rPr>
-        <w:t xml:space="preserve"> </w:t>
-      </w:r>
-      <w:r>
-        <w:rPr>
-          <w:rStyle w:val="OperatorTok"/>
-        </w:rPr>
-        <w:t xml:space="preserve">:</w:t>
-      </w:r>
-      <w:r>
-        <w:rPr>
-          <w:rStyle w:val="NormalTok"/>
-        </w:rPr>
-        <w:t xml:space="preserve"> </w:t>
-      </w:r>
-      <w:r>
-        <w:rPr>
-          <w:rStyle w:val="StringTok"/>
-        </w:rPr>
-        <w:t xml:space="preserve">"false"</w:t>
-      </w:r>
-      <w:r>
-        <w:rPr>
-          <w:rStyle w:val="OperatorTok"/>
-        </w:rPr>
-        <w:t xml:space="preserve">);</w:t>
-      </w:r>
-      <w:r>
-        <w:br/>
-      </w:r>
-      <w:r>
-        <w:br/>
-      </w:r>
-      <w:r>
-        <w:rPr>
-          <w:rStyle w:val="NormalTok"/>
-        </w:rPr>
-        <w:t xml:space="preserve">    </w:t>
-      </w:r>
-      <w:r>
-        <w:rPr>
-          <w:rStyle w:val="ControlFlowTok"/>
-        </w:rPr>
-        <w:t xml:space="preserve">return</w:t>
-      </w:r>
-      <w:r>
-        <w:rPr>
-          <w:rStyle w:val="NormalTok"/>
-        </w:rPr>
-        <w:t xml:space="preserve"> </w:t>
-      </w:r>
-      <w:r>
-        <w:rPr>
-          <w:rStyle w:val="DecValTok"/>
-        </w:rPr>
-        <w:t xml:space="preserve">0</w:t>
-      </w:r>
-      <w:r>
-        <w:rPr>
-          <w:rStyle w:val="OperatorTok"/>
-        </w:rPr>
-        <w:t xml:space="preserve">;</w:t>
-      </w:r>
-      <w:r>
-        <w:br/>
-      </w:r>
-      <w:r>
-        <w:rPr>
-          <w:rStyle w:val="OperatorTok"/>
-        </w:rPr>
-        <w:t xml:space="preserve">}</w:t>
-      </w:r>
-    </w:p>
-    <w:p>
-      <w:pPr>
-        <w:pStyle w:val="FirstParagraph"/>
-      </w:pPr>
-      <w:r>
-        <w:rPr>
-          <w:b/>
-          <w:bCs/>
-        </w:rPr>
-        <w:t xml:space="preserve">Output:</w:t>
-      </w:r>
-    </w:p>
-    <w:p>
-      <w:pPr>
-        <w:pStyle w:val="SourceCode"/>
-      </w:pPr>
-      <w:r>
-        <w:rPr>
-          <w:rStyle w:val="VerbatimChar"/>
-        </w:rPr>
-        <w:t xml:space="preserve">Is 29 a prime number? true</w:t>
-      </w:r>
-      <w:r>
-        <w:br/>
-      </w:r>
-      <w:r>
-        <w:rPr>
-          <w:rStyle w:val="VerbatimChar"/>
-        </w:rPr>
-        <w:t xml:space="preserve">Is 10 a prime number? false</w:t>
-      </w:r>
-    </w:p>
-    <w:p>
-      <w:r>
-        <w:pict>
-          <v:rect style="width:0;height:1.5pt" o:hralign="center" o:hrstd="t" o:hr="t"/>
-        </w:pict>
-      </w:r>
-    </w:p>
-    <w:bookmarkEnd w:id="35"/>
-    <w:bookmarkStart w:id="36" w:name="functiondef-main"/>
-    <w:p>
-      <w:pPr>
-        <w:pStyle w:val="Heading2"/>
-      </w:pPr>
-      <w:r>
-        <w:rPr>
-          <w:rStyle w:val="SectionNumber"/>
-        </w:rPr>
-        <w:t xml:space="preserve">4.6</w:t>
-      </w:r>
-      <w:r>
-        <w:tab/>
-      </w:r>
-      <w:r>
-        <w:t xml:space="preserve">FunctionDef main</w:t>
-      </w:r>
-    </w:p>
-    <w:bookmarkEnd w:id="36"/>
-    <w:bookmarkEnd w:id="37"/>
-    <w:bookmarkStart w:id="43" w:name="function-main"/>
-    <w:p>
-      <w:pPr>
-        <w:pStyle w:val="Heading1"/>
-      </w:pPr>
-      <w:r>
-        <w:rPr>
-          <w:rStyle w:val="SectionNumber"/>
-        </w:rPr>
-        <w:t xml:space="preserve">5</w:t>
-      </w:r>
-      <w:r>
-        <w:tab/>
-      </w:r>
-      <w:r>
-        <w:t xml:space="preserve">Function: main</w:t>
-      </w:r>
-    </w:p>
-    <w:bookmarkStart w:id="38" w:name="overview-4"/>
-    <w:p>
-      <w:pPr>
-        <w:pStyle w:val="Heading2"/>
-      </w:pPr>
-      <w:r>
-        <w:rPr>
-          <w:rStyle w:val="SectionNumber"/>
-        </w:rPr>
-        <w:t xml:space="preserve">5.1</w:t>
-      </w:r>
-      <w:r>
-        <w:tab/>
-      </w:r>
-      <w:r>
-        <w:t xml:space="preserve">Overview</w:t>
-      </w:r>
-    </w:p>
-    <w:p>
-      <w:pPr>
-        <w:pStyle w:val="FirstParagraph"/>
-      </w:pPr>
-      <w:r>
-        <w:t xml:space="preserve">The</w:t>
-      </w:r>
-      <w:r>
-        <w:t xml:space="preserve"> </w:t>
-      </w:r>
-      <w:r>
-        <w:rPr>
-          <w:rStyle w:val="VerbatimChar"/>
-        </w:rPr>
-        <w:t xml:space="preserve">main</w:t>
-      </w:r>
-      <w:r>
-        <w:t xml:space="preserve"> </w:t>
-      </w:r>
-      <w:r>
-        <w:t xml:space="preserve">function serves as the entry point for the program, demonstrating the usage of several utility functions to find a maximum value in an array, calculate string length, and determine if a number is prime.</w:t>
-      </w:r>
-    </w:p>
-    <w:bookmarkEnd w:id="38"/>
-    <w:bookmarkStart w:id="39" w:name="parameters-4"/>
-    <w:p>
-      <w:pPr>
-        <w:pStyle w:val="Heading2"/>
-      </w:pPr>
-      <w:r>
-        <w:rPr>
-          <w:rStyle w:val="SectionNumber"/>
-        </w:rPr>
-        <w:t xml:space="preserve">5.2</w:t>
-      </w:r>
-      <w:r>
-        <w:tab/>
-      </w:r>
-      <w:r>
-        <w:t xml:space="preserve">parameters</w:t>
-      </w:r>
-    </w:p>
-    <w:p>
-      <w:pPr>
-        <w:pStyle w:val="FirstParagraph"/>
-      </w:pPr>
-      <w:r>
-        <w:t xml:space="preserve">This function does not take any parameters.</w:t>
+        <w:t xml:space="preserve">n</w:t>
+      </w:r>
+      <w:r>
+        <w:t xml:space="preserve">: The integer to be checked for primality.</w:t>
       </w:r>
     </w:p>
     <w:bookmarkEnd w:id="39"/>
@@ -6470,7 +6389,7 @@
         <w:pStyle w:val="FirstParagraph"/>
       </w:pPr>
       <w:r>
-        <w:t xml:space="preserve">The</w:t>
+        <w:t xml:space="preserve">This function provides an efficient method to check if an integer</w:t>
       </w:r>
       <w:r>
         <w:t xml:space="preserve"> </w:t>
@@ -6479,13 +6398,283 @@
         <w:rPr>
           <w:rStyle w:val="VerbatimChar"/>
         </w:rPr>
-        <w:t xml:space="preserve">main</w:t>
-      </w:r>
-      <w:r>
-        <w:t xml:space="preserve"> </w:t>
-      </w:r>
-      <w:r>
-        <w:t xml:space="preserve">function executes a sequence of demonstrations for other utility functions.</w:t>
+        <w:t xml:space="preserve">n</w:t>
+      </w:r>
+      <w:r>
+        <w:t xml:space="preserve"> </w:t>
+      </w:r>
+      <w:r>
+        <w:t xml:space="preserve">is a prime number.</w:t>
+      </w:r>
+    </w:p>
+    <w:p>
+      <w:pPr>
+        <w:pStyle w:val="BodyText"/>
+      </w:pPr>
+      <w:r>
+        <w:t xml:space="preserve">The logic begins by handling the base cases. According to the definition of prime numbers, any integer less than or equal to 1 is not prime. The function first checks if</w:t>
+      </w:r>
+      <w:r>
+        <w:t xml:space="preserve"> </w:t>
+      </w:r>
+      <w:r>
+        <w:rPr>
+          <w:rStyle w:val="VerbatimChar"/>
+        </w:rPr>
+        <w:t xml:space="preserve">n &lt;= 1</w:t>
+      </w:r>
+      <w:r>
+        <w:t xml:space="preserve"> </w:t>
+      </w:r>
+      <w:r>
+        <w:t xml:space="preserve">and, if this condition is met, it immediately returns</w:t>
+      </w:r>
+      <w:r>
+        <w:t xml:space="preserve"> </w:t>
+      </w:r>
+      <w:r>
+        <w:rPr>
+          <w:rStyle w:val="VerbatimChar"/>
+        </w:rPr>
+        <w:t xml:space="preserve">false</w:t>
+      </w:r>
+      <w:r>
+        <w:t xml:space="preserve">.</w:t>
+      </w:r>
+    </w:p>
+    <w:p>
+      <w:pPr>
+        <w:pStyle w:val="BodyText"/>
+      </w:pPr>
+      <w:r>
+        <w:t xml:space="preserve">If</w:t>
+      </w:r>
+      <w:r>
+        <w:t xml:space="preserve"> </w:t>
+      </w:r>
+      <w:r>
+        <w:rPr>
+          <w:rStyle w:val="VerbatimChar"/>
+        </w:rPr>
+        <w:t xml:space="preserve">n</w:t>
+      </w:r>
+      <w:r>
+        <w:t xml:space="preserve"> </w:t>
+      </w:r>
+      <w:r>
+        <w:t xml:space="preserve">is greater than 1, the function proceeds to check for factors. It iterates through integers starting from</w:t>
+      </w:r>
+      <w:r>
+        <w:t xml:space="preserve"> </w:t>
+      </w:r>
+      <w:r>
+        <w:rPr>
+          <w:rStyle w:val="VerbatimChar"/>
+        </w:rPr>
+        <w:t xml:space="preserve">i = 2</w:t>
+      </w:r>
+      <w:r>
+        <w:t xml:space="preserve"> </w:t>
+      </w:r>
+      <w:r>
+        <w:t xml:space="preserve">up to the square root of</w:t>
+      </w:r>
+      <w:r>
+        <w:t xml:space="preserve"> </w:t>
+      </w:r>
+      <w:r>
+        <w:rPr>
+          <w:rStyle w:val="VerbatimChar"/>
+        </w:rPr>
+        <w:t xml:space="preserve">n</w:t>
+      </w:r>
+      <w:r>
+        <w:t xml:space="preserve">. The loop condition</w:t>
+      </w:r>
+      <w:r>
+        <w:t xml:space="preserve"> </w:t>
+      </w:r>
+      <w:r>
+        <w:rPr>
+          <w:rStyle w:val="VerbatimChar"/>
+        </w:rPr>
+        <w:t xml:space="preserve">i * i &lt;= n</w:t>
+      </w:r>
+      <w:r>
+        <w:t xml:space="preserve"> </w:t>
+      </w:r>
+      <w:r>
+        <w:t xml:space="preserve">is an optimization that avoids checking divisors beyond the square root of</w:t>
+      </w:r>
+      <w:r>
+        <w:t xml:space="preserve"> </w:t>
+      </w:r>
+      <w:r>
+        <w:rPr>
+          <w:rStyle w:val="VerbatimChar"/>
+        </w:rPr>
+        <w:t xml:space="preserve">n</w:t>
+      </w:r>
+      <w:r>
+        <w:t xml:space="preserve">, as any factor larger than the square root would have a corresponding factor smaller than it.</w:t>
+      </w:r>
+    </w:p>
+    <w:p>
+      <w:pPr>
+        <w:pStyle w:val="BodyText"/>
+      </w:pPr>
+      <w:r>
+        <w:t xml:space="preserve">Inside the loop, it uses the modulo operator (</w:t>
+      </w:r>
+      <w:r>
+        <w:rPr>
+          <w:rStyle w:val="VerbatimChar"/>
+        </w:rPr>
+        <w:t xml:space="preserve">%</w:t>
+      </w:r>
+      <w:r>
+        <w:t xml:space="preserve">) to check if</w:t>
+      </w:r>
+      <w:r>
+        <w:t xml:space="preserve"> </w:t>
+      </w:r>
+      <w:r>
+        <w:rPr>
+          <w:rStyle w:val="VerbatimChar"/>
+        </w:rPr>
+        <w:t xml:space="preserve">n</w:t>
+      </w:r>
+      <w:r>
+        <w:t xml:space="preserve"> </w:t>
+      </w:r>
+      <w:r>
+        <w:t xml:space="preserve">is perfectly divisible by the current integer</w:t>
+      </w:r>
+      <w:r>
+        <w:t xml:space="preserve"> </w:t>
+      </w:r>
+      <w:r>
+        <w:rPr>
+          <w:rStyle w:val="VerbatimChar"/>
+        </w:rPr>
+        <w:t xml:space="preserve">i</w:t>
+      </w:r>
+      <w:r>
+        <w:t xml:space="preserve">. If</w:t>
+      </w:r>
+      <w:r>
+        <w:t xml:space="preserve"> </w:t>
+      </w:r>
+      <w:r>
+        <w:rPr>
+          <w:rStyle w:val="VerbatimChar"/>
+        </w:rPr>
+        <w:t xml:space="preserve">n % i == 0</w:t>
+      </w:r>
+      <w:r>
+        <w:t xml:space="preserve"> </w:t>
+      </w:r>
+      <w:r>
+        <w:t xml:space="preserve">is true, it means a factor other than 1 and</w:t>
+      </w:r>
+      <w:r>
+        <w:t xml:space="preserve"> </w:t>
+      </w:r>
+      <w:r>
+        <w:rPr>
+          <w:rStyle w:val="VerbatimChar"/>
+        </w:rPr>
+        <w:t xml:space="preserve">n</w:t>
+      </w:r>
+      <w:r>
+        <w:t xml:space="preserve"> </w:t>
+      </w:r>
+      <w:r>
+        <w:t xml:space="preserve">has been found, so</w:t>
+      </w:r>
+      <w:r>
+        <w:t xml:space="preserve"> </w:t>
+      </w:r>
+      <w:r>
+        <w:rPr>
+          <w:rStyle w:val="VerbatimChar"/>
+        </w:rPr>
+        <w:t xml:space="preserve">n</w:t>
+      </w:r>
+      <w:r>
+        <w:t xml:space="preserve"> </w:t>
+      </w:r>
+      <w:r>
+        <w:t xml:space="preserve">is not a prime number. In this case, the function returns</w:t>
+      </w:r>
+      <w:r>
+        <w:t xml:space="preserve"> </w:t>
+      </w:r>
+      <w:r>
+        <w:rPr>
+          <w:rStyle w:val="VerbatimChar"/>
+        </w:rPr>
+        <w:t xml:space="preserve">false</w:t>
+      </w:r>
+      <w:r>
+        <w:t xml:space="preserve"> </w:t>
+      </w:r>
+      <w:r>
+        <w:t xml:space="preserve">and terminates.</w:t>
+      </w:r>
+    </w:p>
+    <w:p>
+      <w:pPr>
+        <w:pStyle w:val="BodyText"/>
+      </w:pPr>
+      <w:r>
+        <w:t xml:space="preserve">If the loop completes without finding any factors, it confirms that</w:t>
+      </w:r>
+      <w:r>
+        <w:t xml:space="preserve"> </w:t>
+      </w:r>
+      <w:r>
+        <w:rPr>
+          <w:rStyle w:val="VerbatimChar"/>
+        </w:rPr>
+        <w:t xml:space="preserve">n</w:t>
+      </w:r>
+      <w:r>
+        <w:t xml:space="preserve"> </w:t>
+      </w:r>
+      <w:r>
+        <w:t xml:space="preserve">is only divisible by 1 and itself, thus it is a prime number, and the function returns</w:t>
+      </w:r>
+      <w:r>
+        <w:t xml:space="preserve"> </w:t>
+      </w:r>
+      <w:r>
+        <w:rPr>
+          <w:rStyle w:val="VerbatimChar"/>
+        </w:rPr>
+        <w:t xml:space="preserve">true</w:t>
+      </w:r>
+      <w:r>
+        <w:t xml:space="preserve">.</w:t>
+      </w:r>
+    </w:p>
+    <w:bookmarkEnd w:id="40"/>
+    <w:bookmarkStart w:id="41" w:name="usage-notes-4"/>
+    <w:p>
+      <w:pPr>
+        <w:pStyle w:val="Heading2"/>
+      </w:pPr>
+      <w:r>
+        <w:rPr>
+          <w:rStyle w:val="SectionNumber"/>
+        </w:rPr>
+        <w:t xml:space="preserve">5.4</w:t>
+      </w:r>
+      <w:r>
+        <w:tab/>
+      </w:r>
+      <w:r>
+        <w:t xml:space="preserve">Usage Notes</w:t>
       </w:r>
     </w:p>
     <w:p>
@@ -6497,26 +6686,7 @@
         </w:numPr>
       </w:pPr>
       <w:r>
-        <w:rPr>
-          <w:b/>
-          <w:bCs/>
-        </w:rPr>
-        <w:t xml:space="preserve">Find Maximum in Array</w:t>
-      </w:r>
-      <w:r>
-        <w:t xml:space="preserve">:</w:t>
-      </w:r>
-    </w:p>
-    <w:p>
-      <w:pPr>
-        <w:pStyle w:val="Compact"/>
-        <w:numPr>
-          <w:ilvl w:val="1"/>
-          <w:numId w:val="1008"/>
-        </w:numPr>
-      </w:pPr>
-      <w:r>
-        <w:t xml:space="preserve">An integer array</w:t>
+        <w:t xml:space="preserve">Numbers less than or equal to 1 will always return</w:t>
       </w:r>
       <w:r>
         <w:t xml:space="preserve"> </w:t>
@@ -6525,127 +6695,10 @@
         <w:rPr>
           <w:rStyle w:val="VerbatimChar"/>
         </w:rPr>
-        <w:t xml:space="preserve">nums</w:t>
-      </w:r>
-      <w:r>
-        <w:t xml:space="preserve"> </w:t>
-      </w:r>
-      <w:r>
-        <w:t xml:space="preserve">is initialized with the values</w:t>
-      </w:r>
-      <w:r>
-        <w:t xml:space="preserve"> </w:t>
-      </w:r>
-      <w:r>
-        <w:rPr>
-          <w:rStyle w:val="VerbatimChar"/>
-        </w:rPr>
-        <w:t xml:space="preserve">{5, 12, 3, 19, 7}</w:t>
+        <w:t xml:space="preserve">false</w:t>
       </w:r>
       <w:r>
         <w:t xml:space="preserve">.</w:t>
-      </w:r>
-    </w:p>
-    <w:p>
-      <w:pPr>
-        <w:pStyle w:val="Compact"/>
-        <w:numPr>
-          <w:ilvl w:val="1"/>
-          <w:numId w:val="1008"/>
-        </w:numPr>
-      </w:pPr>
-      <w:r>
-        <w:t xml:space="preserve">The</w:t>
-      </w:r>
-      <w:r>
-        <w:t xml:space="preserve"> </w:t>
-      </w:r>
-      <w:r>
-        <w:rPr>
-          <w:rStyle w:val="VerbatimChar"/>
-        </w:rPr>
-        <w:t xml:space="preserve">size</w:t>
-      </w:r>
-      <w:r>
-        <w:t xml:space="preserve"> </w:t>
-      </w:r>
-      <w:r>
-        <w:t xml:space="preserve">of the array is calculated by dividing the total size of the array in bytes (</w:t>
-      </w:r>
-      <w:r>
-        <w:rPr>
-          <w:rStyle w:val="VerbatimChar"/>
-        </w:rPr>
-        <w:t xml:space="preserve">sizeof(nums)</w:t>
-      </w:r>
-      <w:r>
-        <w:t xml:space="preserve">) by the size of a single integer element (</w:t>
-      </w:r>
-      <w:r>
-        <w:rPr>
-          <w:rStyle w:val="VerbatimChar"/>
-        </w:rPr>
-        <w:t xml:space="preserve">sizeof(nums[0])</w:t>
-      </w:r>
-      <w:r>
-        <w:t xml:space="preserve">).</w:t>
-      </w:r>
-    </w:p>
-    <w:p>
-      <w:pPr>
-        <w:pStyle w:val="Compact"/>
-        <w:numPr>
-          <w:ilvl w:val="1"/>
-          <w:numId w:val="1008"/>
-        </w:numPr>
-      </w:pPr>
-      <w:r>
-        <w:t xml:space="preserve">The</w:t>
-      </w:r>
-      <w:r>
-        <w:t xml:space="preserve"> </w:t>
-      </w:r>
-      <w:r>
-        <w:rPr>
-          <w:rStyle w:val="VerbatimChar"/>
-        </w:rPr>
-        <w:t xml:space="preserve">findMax</w:t>
-      </w:r>
-      <w:r>
-        <w:t xml:space="preserve"> </w:t>
-      </w:r>
-      <w:r>
-        <w:t xml:space="preserve">function is called with</w:t>
-      </w:r>
-      <w:r>
-        <w:t xml:space="preserve"> </w:t>
-      </w:r>
-      <w:r>
-        <w:rPr>
-          <w:rStyle w:val="VerbatimChar"/>
-        </w:rPr>
-        <w:t xml:space="preserve">nums</w:t>
-      </w:r>
-      <w:r>
-        <w:t xml:space="preserve"> </w:t>
-      </w:r>
-      <w:r>
-        <w:t xml:space="preserve">and</w:t>
-      </w:r>
-      <w:r>
-        <w:t xml:space="preserve"> </w:t>
-      </w:r>
-      <w:r>
-        <w:rPr>
-          <w:rStyle w:val="VerbatimChar"/>
-        </w:rPr>
-        <w:t xml:space="preserve">size</w:t>
-      </w:r>
-      <w:r>
-        <w:t xml:space="preserve"> </w:t>
-      </w:r>
-      <w:r>
-        <w:t xml:space="preserve">as arguments. The returned value, which is the largest number in the array, is then printed to the console.</w:t>
       </w:r>
     </w:p>
     <w:p>
@@ -6657,11 +6710,1297 @@
         </w:numPr>
       </w:pPr>
       <w:r>
+        <w:t xml:space="preserve">The function returns a boolean value:</w:t>
+      </w:r>
+      <w:r>
+        <w:t xml:space="preserve"> </w:t>
+      </w:r>
+      <w:r>
+        <w:rPr>
+          <w:rStyle w:val="VerbatimChar"/>
+        </w:rPr>
+        <w:t xml:space="preserve">true</w:t>
+      </w:r>
+      <w:r>
+        <w:t xml:space="preserve"> </w:t>
+      </w:r>
+      <w:r>
+        <w:t xml:space="preserve">if the number is prime, and</w:t>
+      </w:r>
+      <w:r>
+        <w:t xml:space="preserve"> </w:t>
+      </w:r>
+      <w:r>
+        <w:rPr>
+          <w:rStyle w:val="VerbatimChar"/>
+        </w:rPr>
+        <w:t xml:space="preserve">false</w:t>
+      </w:r>
+      <w:r>
+        <w:t xml:space="preserve"> </w:t>
+      </w:r>
+      <w:r>
+        <w:t xml:space="preserve">otherwise.</w:t>
+      </w:r>
+    </w:p>
+    <w:p>
+      <w:pPr>
+        <w:pStyle w:val="Compact"/>
+        <w:numPr>
+          <w:ilvl w:val="0"/>
+          <w:numId w:val="1007"/>
+        </w:numPr>
+      </w:pPr>
+      <w:r>
+        <w:t xml:space="preserve">This implementation is optimized to check for divisors only up to the square root of the input number, making it efficient.</w:t>
+      </w:r>
+    </w:p>
+    <w:p>
+      <w:pPr>
+        <w:pStyle w:val="FirstParagraph"/>
+      </w:pPr>
+      <w:r>
         <w:rPr>
           <w:b/>
           <w:bCs/>
         </w:rPr>
-        <w:t xml:space="preserve">Calculate String Length</w:t>
+        <w:t xml:space="preserve">Output Example</w:t>
+      </w:r>
+      <w:r>
+        <w:t xml:space="preserve">: The function returns a boolean value, which in C might be represented as</w:t>
+      </w:r>
+      <w:r>
+        <w:t xml:space="preserve"> </w:t>
+      </w:r>
+      <w:r>
+        <w:rPr>
+          <w:rStyle w:val="VerbatimChar"/>
+        </w:rPr>
+        <w:t xml:space="preserve">1</w:t>
+      </w:r>
+      <w:r>
+        <w:t xml:space="preserve"> </w:t>
+      </w:r>
+      <w:r>
+        <w:t xml:space="preserve">(for true) or</w:t>
+      </w:r>
+      <w:r>
+        <w:t xml:space="preserve"> </w:t>
+      </w:r>
+      <w:r>
+        <w:rPr>
+          <w:rStyle w:val="VerbatimChar"/>
+        </w:rPr>
+        <w:t xml:space="preserve">0</w:t>
+      </w:r>
+      <w:r>
+        <w:t xml:space="preserve"> </w:t>
+      </w:r>
+      <w:r>
+        <w:t xml:space="preserve">(for false) when printed or used in integer contexts.</w:t>
+      </w:r>
+    </w:p>
+    <w:bookmarkEnd w:id="41"/>
+    <w:bookmarkStart w:id="42" w:name="example-4"/>
+    <w:p>
+      <w:pPr>
+        <w:pStyle w:val="Heading2"/>
+      </w:pPr>
+      <w:r>
+        <w:rPr>
+          <w:rStyle w:val="SectionNumber"/>
+        </w:rPr>
+        <w:t xml:space="preserve">5.5</w:t>
+      </w:r>
+      <w:r>
+        <w:tab/>
+      </w:r>
+      <w:r>
+        <w:t xml:space="preserve">Example</w:t>
+      </w:r>
+    </w:p>
+    <w:p>
+      <w:pPr>
+        <w:pStyle w:val="SourceCode"/>
+      </w:pPr>
+      <w:r>
+        <w:rPr>
+          <w:rStyle w:val="PreprocessorTok"/>
+        </w:rPr>
+        <w:t xml:space="preserve">#include </w:t>
+      </w:r>
+      <w:r>
+        <w:rPr>
+          <w:rStyle w:val="ImportTok"/>
+        </w:rPr>
+        <w:t xml:space="preserve">&lt;stdio.h&gt;</w:t>
+      </w:r>
+      <w:r>
+        <w:br/>
+      </w:r>
+      <w:r>
+        <w:rPr>
+          <w:rStyle w:val="PreprocessorTok"/>
+        </w:rPr>
+        <w:t xml:space="preserve">#include </w:t>
+      </w:r>
+      <w:r>
+        <w:rPr>
+          <w:rStyle w:val="ImportTok"/>
+        </w:rPr>
+        <w:t xml:space="preserve">&lt;stdbool.h&gt;</w:t>
+      </w:r>
+      <w:r>
+        <w:br/>
+      </w:r>
+      <w:r>
+        <w:br/>
+      </w:r>
+      <w:r>
+        <w:rPr>
+          <w:rStyle w:val="CommentTok"/>
+        </w:rPr>
+        <w:t xml:space="preserve">// Assuming the isPrime function is defined here or included</w:t>
+      </w:r>
+      <w:r>
+        <w:br/>
+      </w:r>
+      <w:r>
+        <w:rPr>
+          <w:rStyle w:val="DataTypeTok"/>
+        </w:rPr>
+        <w:t xml:space="preserve">bool</w:t>
+      </w:r>
+      <w:r>
+        <w:rPr>
+          <w:rStyle w:val="NormalTok"/>
+        </w:rPr>
+        <w:t xml:space="preserve"> isPrime</w:t>
+      </w:r>
+      <w:r>
+        <w:rPr>
+          <w:rStyle w:val="OperatorTok"/>
+        </w:rPr>
+        <w:t xml:space="preserve">(</w:t>
+      </w:r>
+      <w:r>
+        <w:rPr>
+          <w:rStyle w:val="DataTypeTok"/>
+        </w:rPr>
+        <w:t xml:space="preserve">int</w:t>
+      </w:r>
+      <w:r>
+        <w:rPr>
+          <w:rStyle w:val="NormalTok"/>
+        </w:rPr>
+        <w:t xml:space="preserve"> n</w:t>
+      </w:r>
+      <w:r>
+        <w:rPr>
+          <w:rStyle w:val="OperatorTok"/>
+        </w:rPr>
+        <w:t xml:space="preserve">)</w:t>
+      </w:r>
+      <w:r>
+        <w:rPr>
+          <w:rStyle w:val="NormalTok"/>
+        </w:rPr>
+        <w:t xml:space="preserve"> </w:t>
+      </w:r>
+      <w:r>
+        <w:rPr>
+          <w:rStyle w:val="OperatorTok"/>
+        </w:rPr>
+        <w:t xml:space="preserve">{</w:t>
+      </w:r>
+      <w:r>
+        <w:br/>
+      </w:r>
+      <w:r>
+        <w:rPr>
+          <w:rStyle w:val="NormalTok"/>
+        </w:rPr>
+        <w:t xml:space="preserve">    </w:t>
+      </w:r>
+      <w:r>
+        <w:rPr>
+          <w:rStyle w:val="ControlFlowTok"/>
+        </w:rPr>
+        <w:t xml:space="preserve">if</w:t>
+      </w:r>
+      <w:r>
+        <w:rPr>
+          <w:rStyle w:val="NormalTok"/>
+        </w:rPr>
+        <w:t xml:space="preserve"> </w:t>
+      </w:r>
+      <w:r>
+        <w:rPr>
+          <w:rStyle w:val="OperatorTok"/>
+        </w:rPr>
+        <w:t xml:space="preserve">(</w:t>
+      </w:r>
+      <w:r>
+        <w:rPr>
+          <w:rStyle w:val="NormalTok"/>
+        </w:rPr>
+        <w:t xml:space="preserve">n </w:t>
+      </w:r>
+      <w:r>
+        <w:rPr>
+          <w:rStyle w:val="OperatorTok"/>
+        </w:rPr>
+        <w:t xml:space="preserve">&lt;=</w:t>
+      </w:r>
+      <w:r>
+        <w:rPr>
+          <w:rStyle w:val="NormalTok"/>
+        </w:rPr>
+        <w:t xml:space="preserve"> </w:t>
+      </w:r>
+      <w:r>
+        <w:rPr>
+          <w:rStyle w:val="DecValTok"/>
+        </w:rPr>
+        <w:t xml:space="preserve">1</w:t>
+      </w:r>
+      <w:r>
+        <w:rPr>
+          <w:rStyle w:val="OperatorTok"/>
+        </w:rPr>
+        <w:t xml:space="preserve">)</w:t>
+      </w:r>
+      <w:r>
+        <w:br/>
+      </w:r>
+      <w:r>
+        <w:rPr>
+          <w:rStyle w:val="NormalTok"/>
+        </w:rPr>
+        <w:t xml:space="preserve">        </w:t>
+      </w:r>
+      <w:r>
+        <w:rPr>
+          <w:rStyle w:val="ControlFlowTok"/>
+        </w:rPr>
+        <w:t xml:space="preserve">return</w:t>
+      </w:r>
+      <w:r>
+        <w:rPr>
+          <w:rStyle w:val="NormalTok"/>
+        </w:rPr>
+        <w:t xml:space="preserve"> </w:t>
+      </w:r>
+      <w:r>
+        <w:rPr>
+          <w:rStyle w:val="KeywordTok"/>
+        </w:rPr>
+        <w:t xml:space="preserve">false</w:t>
+      </w:r>
+      <w:r>
+        <w:rPr>
+          <w:rStyle w:val="OperatorTok"/>
+        </w:rPr>
+        <w:t xml:space="preserve">;</w:t>
+      </w:r>
+      <w:r>
+        <w:br/>
+      </w:r>
+      <w:r>
+        <w:rPr>
+          <w:rStyle w:val="NormalTok"/>
+        </w:rPr>
+        <w:t xml:space="preserve">    </w:t>
+      </w:r>
+      <w:r>
+        <w:rPr>
+          <w:rStyle w:val="ControlFlowTok"/>
+        </w:rPr>
+        <w:t xml:space="preserve">for</w:t>
+      </w:r>
+      <w:r>
+        <w:rPr>
+          <w:rStyle w:val="NormalTok"/>
+        </w:rPr>
+        <w:t xml:space="preserve"> </w:t>
+      </w:r>
+      <w:r>
+        <w:rPr>
+          <w:rStyle w:val="OperatorTok"/>
+        </w:rPr>
+        <w:t xml:space="preserve">(</w:t>
+      </w:r>
+      <w:r>
+        <w:rPr>
+          <w:rStyle w:val="DataTypeTok"/>
+        </w:rPr>
+        <w:t xml:space="preserve">int</w:t>
+      </w:r>
+      <w:r>
+        <w:rPr>
+          <w:rStyle w:val="NormalTok"/>
+        </w:rPr>
+        <w:t xml:space="preserve"> i </w:t>
+      </w:r>
+      <w:r>
+        <w:rPr>
+          <w:rStyle w:val="OperatorTok"/>
+        </w:rPr>
+        <w:t xml:space="preserve">=</w:t>
+      </w:r>
+      <w:r>
+        <w:rPr>
+          <w:rStyle w:val="NormalTok"/>
+        </w:rPr>
+        <w:t xml:space="preserve"> </w:t>
+      </w:r>
+      <w:r>
+        <w:rPr>
+          <w:rStyle w:val="DecValTok"/>
+        </w:rPr>
+        <w:t xml:space="preserve">2</w:t>
+      </w:r>
+      <w:r>
+        <w:rPr>
+          <w:rStyle w:val="OperatorTok"/>
+        </w:rPr>
+        <w:t xml:space="preserve">;</w:t>
+      </w:r>
+      <w:r>
+        <w:rPr>
+          <w:rStyle w:val="NormalTok"/>
+        </w:rPr>
+        <w:t xml:space="preserve"> i </w:t>
+      </w:r>
+      <w:r>
+        <w:rPr>
+          <w:rStyle w:val="OperatorTok"/>
+        </w:rPr>
+        <w:t xml:space="preserve">*</w:t>
+      </w:r>
+      <w:r>
+        <w:rPr>
+          <w:rStyle w:val="NormalTok"/>
+        </w:rPr>
+        <w:t xml:space="preserve"> i </w:t>
+      </w:r>
+      <w:r>
+        <w:rPr>
+          <w:rStyle w:val="OperatorTok"/>
+        </w:rPr>
+        <w:t xml:space="preserve">&lt;=</w:t>
+      </w:r>
+      <w:r>
+        <w:rPr>
+          <w:rStyle w:val="NormalTok"/>
+        </w:rPr>
+        <w:t xml:space="preserve"> n</w:t>
+      </w:r>
+      <w:r>
+        <w:rPr>
+          <w:rStyle w:val="OperatorTok"/>
+        </w:rPr>
+        <w:t xml:space="preserve">;</w:t>
+      </w:r>
+      <w:r>
+        <w:rPr>
+          <w:rStyle w:val="NormalTok"/>
+        </w:rPr>
+        <w:t xml:space="preserve"> i</w:t>
+      </w:r>
+      <w:r>
+        <w:rPr>
+          <w:rStyle w:val="OperatorTok"/>
+        </w:rPr>
+        <w:t xml:space="preserve">++)</w:t>
+      </w:r>
+      <w:r>
+        <w:rPr>
+          <w:rStyle w:val="NormalTok"/>
+        </w:rPr>
+        <w:t xml:space="preserve"> </w:t>
+      </w:r>
+      <w:r>
+        <w:rPr>
+          <w:rStyle w:val="OperatorTok"/>
+        </w:rPr>
+        <w:t xml:space="preserve">{</w:t>
+      </w:r>
+      <w:r>
+        <w:br/>
+      </w:r>
+      <w:r>
+        <w:rPr>
+          <w:rStyle w:val="NormalTok"/>
+        </w:rPr>
+        <w:t xml:space="preserve">        </w:t>
+      </w:r>
+      <w:r>
+        <w:rPr>
+          <w:rStyle w:val="ControlFlowTok"/>
+        </w:rPr>
+        <w:t xml:space="preserve">if</w:t>
+      </w:r>
+      <w:r>
+        <w:rPr>
+          <w:rStyle w:val="NormalTok"/>
+        </w:rPr>
+        <w:t xml:space="preserve"> </w:t>
+      </w:r>
+      <w:r>
+        <w:rPr>
+          <w:rStyle w:val="OperatorTok"/>
+        </w:rPr>
+        <w:t xml:space="preserve">(</w:t>
+      </w:r>
+      <w:r>
+        <w:rPr>
+          <w:rStyle w:val="NormalTok"/>
+        </w:rPr>
+        <w:t xml:space="preserve">n </w:t>
+      </w:r>
+      <w:r>
+        <w:rPr>
+          <w:rStyle w:val="OperatorTok"/>
+        </w:rPr>
+        <w:t xml:space="preserve">%</w:t>
+      </w:r>
+      <w:r>
+        <w:rPr>
+          <w:rStyle w:val="NormalTok"/>
+        </w:rPr>
+        <w:t xml:space="preserve"> i </w:t>
+      </w:r>
+      <w:r>
+        <w:rPr>
+          <w:rStyle w:val="OperatorTok"/>
+        </w:rPr>
+        <w:t xml:space="preserve">==</w:t>
+      </w:r>
+      <w:r>
+        <w:rPr>
+          <w:rStyle w:val="NormalTok"/>
+        </w:rPr>
+        <w:t xml:space="preserve"> </w:t>
+      </w:r>
+      <w:r>
+        <w:rPr>
+          <w:rStyle w:val="DecValTok"/>
+        </w:rPr>
+        <w:t xml:space="preserve">0</w:t>
+      </w:r>
+      <w:r>
+        <w:rPr>
+          <w:rStyle w:val="OperatorTok"/>
+        </w:rPr>
+        <w:t xml:space="preserve">)</w:t>
+      </w:r>
+      <w:r>
+        <w:br/>
+      </w:r>
+      <w:r>
+        <w:rPr>
+          <w:rStyle w:val="NormalTok"/>
+        </w:rPr>
+        <w:t xml:space="preserve">            </w:t>
+      </w:r>
+      <w:r>
+        <w:rPr>
+          <w:rStyle w:val="ControlFlowTok"/>
+        </w:rPr>
+        <w:t xml:space="preserve">return</w:t>
+      </w:r>
+      <w:r>
+        <w:rPr>
+          <w:rStyle w:val="NormalTok"/>
+        </w:rPr>
+        <w:t xml:space="preserve"> </w:t>
+      </w:r>
+      <w:r>
+        <w:rPr>
+          <w:rStyle w:val="KeywordTok"/>
+        </w:rPr>
+        <w:t xml:space="preserve">false</w:t>
+      </w:r>
+      <w:r>
+        <w:rPr>
+          <w:rStyle w:val="OperatorTok"/>
+        </w:rPr>
+        <w:t xml:space="preserve">;</w:t>
+      </w:r>
+      <w:r>
+        <w:br/>
+      </w:r>
+      <w:r>
+        <w:rPr>
+          <w:rStyle w:val="NormalTok"/>
+        </w:rPr>
+        <w:t xml:space="preserve">    </w:t>
+      </w:r>
+      <w:r>
+        <w:rPr>
+          <w:rStyle w:val="OperatorTok"/>
+        </w:rPr>
+        <w:t xml:space="preserve">}</w:t>
+      </w:r>
+      <w:r>
+        <w:br/>
+      </w:r>
+      <w:r>
+        <w:rPr>
+          <w:rStyle w:val="NormalTok"/>
+        </w:rPr>
+        <w:t xml:space="preserve">    </w:t>
+      </w:r>
+      <w:r>
+        <w:rPr>
+          <w:rStyle w:val="ControlFlowTok"/>
+        </w:rPr>
+        <w:t xml:space="preserve">return</w:t>
+      </w:r>
+      <w:r>
+        <w:rPr>
+          <w:rStyle w:val="NormalTok"/>
+        </w:rPr>
+        <w:t xml:space="preserve"> </w:t>
+      </w:r>
+      <w:r>
+        <w:rPr>
+          <w:rStyle w:val="KeywordTok"/>
+        </w:rPr>
+        <w:t xml:space="preserve">true</w:t>
+      </w:r>
+      <w:r>
+        <w:rPr>
+          <w:rStyle w:val="OperatorTok"/>
+        </w:rPr>
+        <w:t xml:space="preserve">;</w:t>
+      </w:r>
+      <w:r>
+        <w:br/>
+      </w:r>
+      <w:r>
+        <w:rPr>
+          <w:rStyle w:val="OperatorTok"/>
+        </w:rPr>
+        <w:t xml:space="preserve">}</w:t>
+      </w:r>
+      <w:r>
+        <w:br/>
+      </w:r>
+      <w:r>
+        <w:br/>
+      </w:r>
+      <w:r>
+        <w:rPr>
+          <w:rStyle w:val="DataTypeTok"/>
+        </w:rPr>
+        <w:t xml:space="preserve">int</w:t>
+      </w:r>
+      <w:r>
+        <w:rPr>
+          <w:rStyle w:val="NormalTok"/>
+        </w:rPr>
+        <w:t xml:space="preserve"> main</w:t>
+      </w:r>
+      <w:r>
+        <w:rPr>
+          <w:rStyle w:val="OperatorTok"/>
+        </w:rPr>
+        <w:t xml:space="preserve">()</w:t>
+      </w:r>
+      <w:r>
+        <w:rPr>
+          <w:rStyle w:val="NormalTok"/>
+        </w:rPr>
+        <w:t xml:space="preserve"> </w:t>
+      </w:r>
+      <w:r>
+        <w:rPr>
+          <w:rStyle w:val="OperatorTok"/>
+        </w:rPr>
+        <w:t xml:space="preserve">{</w:t>
+      </w:r>
+      <w:r>
+        <w:br/>
+      </w:r>
+      <w:r>
+        <w:rPr>
+          <w:rStyle w:val="NormalTok"/>
+        </w:rPr>
+        <w:t xml:space="preserve">    </w:t>
+      </w:r>
+      <w:r>
+        <w:rPr>
+          <w:rStyle w:val="DataTypeTok"/>
+        </w:rPr>
+        <w:t xml:space="preserve">int</w:t>
+      </w:r>
+      <w:r>
+        <w:rPr>
+          <w:rStyle w:val="NormalTok"/>
+        </w:rPr>
+        <w:t xml:space="preserve"> num1 </w:t>
+      </w:r>
+      <w:r>
+        <w:rPr>
+          <w:rStyle w:val="OperatorTok"/>
+        </w:rPr>
+        <w:t xml:space="preserve">=</w:t>
+      </w:r>
+      <w:r>
+        <w:rPr>
+          <w:rStyle w:val="NormalTok"/>
+        </w:rPr>
+        <w:t xml:space="preserve"> </w:t>
+      </w:r>
+      <w:r>
+        <w:rPr>
+          <w:rStyle w:val="DecValTok"/>
+        </w:rPr>
+        <w:t xml:space="preserve">29</w:t>
+      </w:r>
+      <w:r>
+        <w:rPr>
+          <w:rStyle w:val="OperatorTok"/>
+        </w:rPr>
+        <w:t xml:space="preserve">;</w:t>
+      </w:r>
+      <w:r>
+        <w:br/>
+      </w:r>
+      <w:r>
+        <w:rPr>
+          <w:rStyle w:val="NormalTok"/>
+        </w:rPr>
+        <w:t xml:space="preserve">    </w:t>
+      </w:r>
+      <w:r>
+        <w:rPr>
+          <w:rStyle w:val="DataTypeTok"/>
+        </w:rPr>
+        <w:t xml:space="preserve">int</w:t>
+      </w:r>
+      <w:r>
+        <w:rPr>
+          <w:rStyle w:val="NormalTok"/>
+        </w:rPr>
+        <w:t xml:space="preserve"> num2 </w:t>
+      </w:r>
+      <w:r>
+        <w:rPr>
+          <w:rStyle w:val="OperatorTok"/>
+        </w:rPr>
+        <w:t xml:space="preserve">=</w:t>
+      </w:r>
+      <w:r>
+        <w:rPr>
+          <w:rStyle w:val="NormalTok"/>
+        </w:rPr>
+        <w:t xml:space="preserve"> </w:t>
+      </w:r>
+      <w:r>
+        <w:rPr>
+          <w:rStyle w:val="DecValTok"/>
+        </w:rPr>
+        <w:t xml:space="preserve">10</w:t>
+      </w:r>
+      <w:r>
+        <w:rPr>
+          <w:rStyle w:val="OperatorTok"/>
+        </w:rPr>
+        <w:t xml:space="preserve">;</w:t>
+      </w:r>
+      <w:r>
+        <w:br/>
+      </w:r>
+      <w:r>
+        <w:br/>
+      </w:r>
+      <w:r>
+        <w:rPr>
+          <w:rStyle w:val="NormalTok"/>
+        </w:rPr>
+        <w:t xml:space="preserve">    </w:t>
+      </w:r>
+      <w:r>
+        <w:rPr>
+          <w:rStyle w:val="DataTypeTok"/>
+        </w:rPr>
+        <w:t xml:space="preserve">bool</w:t>
+      </w:r>
+      <w:r>
+        <w:rPr>
+          <w:rStyle w:val="NormalTok"/>
+        </w:rPr>
+        <w:t xml:space="preserve"> result1 </w:t>
+      </w:r>
+      <w:r>
+        <w:rPr>
+          <w:rStyle w:val="OperatorTok"/>
+        </w:rPr>
+        <w:t xml:space="preserve">=</w:t>
+      </w:r>
+      <w:r>
+        <w:rPr>
+          <w:rStyle w:val="NormalTok"/>
+        </w:rPr>
+        <w:t xml:space="preserve"> isPrime</w:t>
+      </w:r>
+      <w:r>
+        <w:rPr>
+          <w:rStyle w:val="OperatorTok"/>
+        </w:rPr>
+        <w:t xml:space="preserve">(</w:t>
+      </w:r>
+      <w:r>
+        <w:rPr>
+          <w:rStyle w:val="NormalTok"/>
+        </w:rPr>
+        <w:t xml:space="preserve">num1</w:t>
+      </w:r>
+      <w:r>
+        <w:rPr>
+          <w:rStyle w:val="OperatorTok"/>
+        </w:rPr>
+        <w:t xml:space="preserve">);</w:t>
+      </w:r>
+      <w:r>
+        <w:br/>
+      </w:r>
+      <w:r>
+        <w:rPr>
+          <w:rStyle w:val="NormalTok"/>
+        </w:rPr>
+        <w:t xml:space="preserve">    </w:t>
+      </w:r>
+      <w:r>
+        <w:rPr>
+          <w:rStyle w:val="DataTypeTok"/>
+        </w:rPr>
+        <w:t xml:space="preserve">bool</w:t>
+      </w:r>
+      <w:r>
+        <w:rPr>
+          <w:rStyle w:val="NormalTok"/>
+        </w:rPr>
+        <w:t xml:space="preserve"> result2 </w:t>
+      </w:r>
+      <w:r>
+        <w:rPr>
+          <w:rStyle w:val="OperatorTok"/>
+        </w:rPr>
+        <w:t xml:space="preserve">=</w:t>
+      </w:r>
+      <w:r>
+        <w:rPr>
+          <w:rStyle w:val="NormalTok"/>
+        </w:rPr>
+        <w:t xml:space="preserve"> isPrime</w:t>
+      </w:r>
+      <w:r>
+        <w:rPr>
+          <w:rStyle w:val="OperatorTok"/>
+        </w:rPr>
+        <w:t xml:space="preserve">(</w:t>
+      </w:r>
+      <w:r>
+        <w:rPr>
+          <w:rStyle w:val="NormalTok"/>
+        </w:rPr>
+        <w:t xml:space="preserve">num2</w:t>
+      </w:r>
+      <w:r>
+        <w:rPr>
+          <w:rStyle w:val="OperatorTok"/>
+        </w:rPr>
+        <w:t xml:space="preserve">);</w:t>
+      </w:r>
+      <w:r>
+        <w:br/>
+      </w:r>
+      <w:r>
+        <w:br/>
+      </w:r>
+      <w:r>
+        <w:rPr>
+          <w:rStyle w:val="NormalTok"/>
+        </w:rPr>
+        <w:t xml:space="preserve">    printf</w:t>
+      </w:r>
+      <w:r>
+        <w:rPr>
+          <w:rStyle w:val="OperatorTok"/>
+        </w:rPr>
+        <w:t xml:space="preserve">(</w:t>
+      </w:r>
+      <w:r>
+        <w:rPr>
+          <w:rStyle w:val="StringTok"/>
+        </w:rPr>
+        <w:t xml:space="preserve">"Is </w:t>
+      </w:r>
+      <w:r>
+        <w:rPr>
+          <w:rStyle w:val="SpecialCharTok"/>
+        </w:rPr>
+        <w:t xml:space="preserve">%d</w:t>
+      </w:r>
+      <w:r>
+        <w:rPr>
+          <w:rStyle w:val="StringTok"/>
+        </w:rPr>
+        <w:t xml:space="preserve"> a prime number? </w:t>
+      </w:r>
+      <w:r>
+        <w:rPr>
+          <w:rStyle w:val="SpecialCharTok"/>
+        </w:rPr>
+        <w:t xml:space="preserve">%s\n</w:t>
+      </w:r>
+      <w:r>
+        <w:rPr>
+          <w:rStyle w:val="StringTok"/>
+        </w:rPr>
+        <w:t xml:space="preserve">"</w:t>
+      </w:r>
+      <w:r>
+        <w:rPr>
+          <w:rStyle w:val="OperatorTok"/>
+        </w:rPr>
+        <w:t xml:space="preserve">,</w:t>
+      </w:r>
+      <w:r>
+        <w:rPr>
+          <w:rStyle w:val="NormalTok"/>
+        </w:rPr>
+        <w:t xml:space="preserve"> num1</w:t>
+      </w:r>
+      <w:r>
+        <w:rPr>
+          <w:rStyle w:val="OperatorTok"/>
+        </w:rPr>
+        <w:t xml:space="preserve">,</w:t>
+      </w:r>
+      <w:r>
+        <w:rPr>
+          <w:rStyle w:val="NormalTok"/>
+        </w:rPr>
+        <w:t xml:space="preserve"> result1 </w:t>
+      </w:r>
+      <w:r>
+        <w:rPr>
+          <w:rStyle w:val="OperatorTok"/>
+        </w:rPr>
+        <w:t xml:space="preserve">?</w:t>
+      </w:r>
+      <w:r>
+        <w:rPr>
+          <w:rStyle w:val="NormalTok"/>
+        </w:rPr>
+        <w:t xml:space="preserve"> </w:t>
+      </w:r>
+      <w:r>
+        <w:rPr>
+          <w:rStyle w:val="StringTok"/>
+        </w:rPr>
+        <w:t xml:space="preserve">"true"</w:t>
+      </w:r>
+      <w:r>
+        <w:rPr>
+          <w:rStyle w:val="NormalTok"/>
+        </w:rPr>
+        <w:t xml:space="preserve"> </w:t>
+      </w:r>
+      <w:r>
+        <w:rPr>
+          <w:rStyle w:val="OperatorTok"/>
+        </w:rPr>
+        <w:t xml:space="preserve">:</w:t>
+      </w:r>
+      <w:r>
+        <w:rPr>
+          <w:rStyle w:val="NormalTok"/>
+        </w:rPr>
+        <w:t xml:space="preserve"> </w:t>
+      </w:r>
+      <w:r>
+        <w:rPr>
+          <w:rStyle w:val="StringTok"/>
+        </w:rPr>
+        <w:t xml:space="preserve">"false"</w:t>
+      </w:r>
+      <w:r>
+        <w:rPr>
+          <w:rStyle w:val="OperatorTok"/>
+        </w:rPr>
+        <w:t xml:space="preserve">);</w:t>
+      </w:r>
+      <w:r>
+        <w:br/>
+      </w:r>
+      <w:r>
+        <w:rPr>
+          <w:rStyle w:val="NormalTok"/>
+        </w:rPr>
+        <w:t xml:space="preserve">    printf</w:t>
+      </w:r>
+      <w:r>
+        <w:rPr>
+          <w:rStyle w:val="OperatorTok"/>
+        </w:rPr>
+        <w:t xml:space="preserve">(</w:t>
+      </w:r>
+      <w:r>
+        <w:rPr>
+          <w:rStyle w:val="StringTok"/>
+        </w:rPr>
+        <w:t xml:space="preserve">"Is </w:t>
+      </w:r>
+      <w:r>
+        <w:rPr>
+          <w:rStyle w:val="SpecialCharTok"/>
+        </w:rPr>
+        <w:t xml:space="preserve">%d</w:t>
+      </w:r>
+      <w:r>
+        <w:rPr>
+          <w:rStyle w:val="StringTok"/>
+        </w:rPr>
+        <w:t xml:space="preserve"> a prime number? </w:t>
+      </w:r>
+      <w:r>
+        <w:rPr>
+          <w:rStyle w:val="SpecialCharTok"/>
+        </w:rPr>
+        <w:t xml:space="preserve">%s\n</w:t>
+      </w:r>
+      <w:r>
+        <w:rPr>
+          <w:rStyle w:val="StringTok"/>
+        </w:rPr>
+        <w:t xml:space="preserve">"</w:t>
+      </w:r>
+      <w:r>
+        <w:rPr>
+          <w:rStyle w:val="OperatorTok"/>
+        </w:rPr>
+        <w:t xml:space="preserve">,</w:t>
+      </w:r>
+      <w:r>
+        <w:rPr>
+          <w:rStyle w:val="NormalTok"/>
+        </w:rPr>
+        <w:t xml:space="preserve"> num2</w:t>
+      </w:r>
+      <w:r>
+        <w:rPr>
+          <w:rStyle w:val="OperatorTok"/>
+        </w:rPr>
+        <w:t xml:space="preserve">,</w:t>
+      </w:r>
+      <w:r>
+        <w:rPr>
+          <w:rStyle w:val="NormalTok"/>
+        </w:rPr>
+        <w:t xml:space="preserve"> result2 </w:t>
+      </w:r>
+      <w:r>
+        <w:rPr>
+          <w:rStyle w:val="OperatorTok"/>
+        </w:rPr>
+        <w:t xml:space="preserve">?</w:t>
+      </w:r>
+      <w:r>
+        <w:rPr>
+          <w:rStyle w:val="NormalTok"/>
+        </w:rPr>
+        <w:t xml:space="preserve"> </w:t>
+      </w:r>
+      <w:r>
+        <w:rPr>
+          <w:rStyle w:val="StringTok"/>
+        </w:rPr>
+        <w:t xml:space="preserve">"true"</w:t>
+      </w:r>
+      <w:r>
+        <w:rPr>
+          <w:rStyle w:val="NormalTok"/>
+        </w:rPr>
+        <w:t xml:space="preserve"> </w:t>
+      </w:r>
+      <w:r>
+        <w:rPr>
+          <w:rStyle w:val="OperatorTok"/>
+        </w:rPr>
+        <w:t xml:space="preserve">:</w:t>
+      </w:r>
+      <w:r>
+        <w:rPr>
+          <w:rStyle w:val="NormalTok"/>
+        </w:rPr>
+        <w:t xml:space="preserve"> </w:t>
+      </w:r>
+      <w:r>
+        <w:rPr>
+          <w:rStyle w:val="StringTok"/>
+        </w:rPr>
+        <w:t xml:space="preserve">"false"</w:t>
+      </w:r>
+      <w:r>
+        <w:rPr>
+          <w:rStyle w:val="OperatorTok"/>
+        </w:rPr>
+        <w:t xml:space="preserve">);</w:t>
+      </w:r>
+      <w:r>
+        <w:br/>
+      </w:r>
+      <w:r>
+        <w:br/>
+      </w:r>
+      <w:r>
+        <w:rPr>
+          <w:rStyle w:val="NormalTok"/>
+        </w:rPr>
+        <w:t xml:space="preserve">    </w:t>
+      </w:r>
+      <w:r>
+        <w:rPr>
+          <w:rStyle w:val="ControlFlowTok"/>
+        </w:rPr>
+        <w:t xml:space="preserve">return</w:t>
+      </w:r>
+      <w:r>
+        <w:rPr>
+          <w:rStyle w:val="NormalTok"/>
+        </w:rPr>
+        <w:t xml:space="preserve"> </w:t>
+      </w:r>
+      <w:r>
+        <w:rPr>
+          <w:rStyle w:val="DecValTok"/>
+        </w:rPr>
+        <w:t xml:space="preserve">0</w:t>
+      </w:r>
+      <w:r>
+        <w:rPr>
+          <w:rStyle w:val="OperatorTok"/>
+        </w:rPr>
+        <w:t xml:space="preserve">;</w:t>
+      </w:r>
+      <w:r>
+        <w:br/>
+      </w:r>
+      <w:r>
+        <w:rPr>
+          <w:rStyle w:val="OperatorTok"/>
+        </w:rPr>
+        <w:t xml:space="preserve">}</w:t>
+      </w:r>
+    </w:p>
+    <w:p>
+      <w:pPr>
+        <w:pStyle w:val="FirstParagraph"/>
+      </w:pPr>
+      <w:r>
+        <w:rPr>
+          <w:b/>
+          <w:bCs/>
+        </w:rPr>
+        <w:t xml:space="preserve">Output:</w:t>
+      </w:r>
+    </w:p>
+    <w:p>
+      <w:pPr>
+        <w:pStyle w:val="SourceCode"/>
+      </w:pPr>
+      <w:r>
+        <w:rPr>
+          <w:rStyle w:val="VerbatimChar"/>
+        </w:rPr>
+        <w:t xml:space="preserve">Is 29 a prime number? true</w:t>
+      </w:r>
+      <w:r>
+        <w:br/>
+      </w:r>
+      <w:r>
+        <w:rPr>
+          <w:rStyle w:val="VerbatimChar"/>
+        </w:rPr>
+        <w:t xml:space="preserve">Is 10 a prime number? false</w:t>
+      </w:r>
+    </w:p>
+    <w:p>
+      <w:r>
+        <w:pict>
+          <v:rect style="width:0;height:1.5pt" o:hralign="center" o:hrstd="t" o:hr="t"/>
+        </w:pict>
+      </w:r>
+    </w:p>
+    <w:bookmarkEnd w:id="42"/>
+    <w:bookmarkStart w:id="43" w:name="functiondef-main"/>
+    <w:p>
+      <w:pPr>
+        <w:pStyle w:val="Heading2"/>
+      </w:pPr>
+      <w:r>
+        <w:rPr>
+          <w:rStyle w:val="SectionNumber"/>
+        </w:rPr>
+        <w:t xml:space="preserve">5.6</w:t>
+      </w:r>
+      <w:r>
+        <w:tab/>
+      </w:r>
+      <w:r>
+        <w:t xml:space="preserve">FunctionDef main</w:t>
+      </w:r>
+    </w:p>
+    <w:bookmarkEnd w:id="43"/>
+    <w:bookmarkEnd w:id="44"/>
+    <w:bookmarkStart w:id="50" w:name="function-main"/>
+    <w:p>
+      <w:pPr>
+        <w:pStyle w:val="Heading1"/>
+      </w:pPr>
+      <w:r>
+        <w:rPr>
+          <w:rStyle w:val="SectionNumber"/>
+        </w:rPr>
+        <w:t xml:space="preserve">6</w:t>
+      </w:r>
+      <w:r>
+        <w:tab/>
+      </w:r>
+      <w:r>
+        <w:t xml:space="preserve">Function: main</w:t>
+      </w:r>
+    </w:p>
+    <w:bookmarkStart w:id="45" w:name="overview-5"/>
+    <w:p>
+      <w:pPr>
+        <w:pStyle w:val="Heading2"/>
+      </w:pPr>
+      <w:r>
+        <w:rPr>
+          <w:rStyle w:val="SectionNumber"/>
+        </w:rPr>
+        <w:t xml:space="preserve">6.1</w:t>
+      </w:r>
+      <w:r>
+        <w:tab/>
+      </w:r>
+      <w:r>
+        <w:t xml:space="preserve">Overview</w:t>
+      </w:r>
+    </w:p>
+    <w:p>
+      <w:pPr>
+        <w:pStyle w:val="FirstParagraph"/>
+      </w:pPr>
+      <w:r>
+        <w:t xml:space="preserve">The</w:t>
+      </w:r>
+      <w:r>
+        <w:t xml:space="preserve"> </w:t>
+      </w:r>
+      <w:r>
+        <w:rPr>
+          <w:rStyle w:val="VerbatimChar"/>
+        </w:rPr>
+        <w:t xml:space="preserve">main</w:t>
+      </w:r>
+      <w:r>
+        <w:t xml:space="preserve"> </w:t>
+      </w:r>
+      <w:r>
+        <w:t xml:space="preserve">function serves as the entry point for the program, demonstrating the usage of several utility functions to find a maximum value in an array, calculate string length, and determine if a number is prime.</w:t>
+      </w:r>
+    </w:p>
+    <w:bookmarkEnd w:id="45"/>
+    <w:bookmarkStart w:id="46" w:name="parameters-5"/>
+    <w:p>
+      <w:pPr>
+        <w:pStyle w:val="Heading2"/>
+      </w:pPr>
+      <w:r>
+        <w:rPr>
+          <w:rStyle w:val="SectionNumber"/>
+        </w:rPr>
+        <w:t xml:space="preserve">6.2</w:t>
+      </w:r>
+      <w:r>
+        <w:tab/>
+      </w:r>
+      <w:r>
+        <w:t xml:space="preserve">parameters</w:t>
+      </w:r>
+    </w:p>
+    <w:p>
+      <w:pPr>
+        <w:pStyle w:val="FirstParagraph"/>
+      </w:pPr>
+      <w:r>
+        <w:t xml:space="preserve">This function does not take any parameters.</w:t>
+      </w:r>
+    </w:p>
+    <w:bookmarkEnd w:id="46"/>
+    <w:bookmarkStart w:id="47" w:name="description-5"/>
+    <w:p>
+      <w:pPr>
+        <w:pStyle w:val="Heading2"/>
+      </w:pPr>
+      <w:r>
+        <w:rPr>
+          <w:rStyle w:val="SectionNumber"/>
+        </w:rPr>
+        <w:t xml:space="preserve">6.3</w:t>
+      </w:r>
+      <w:r>
+        <w:tab/>
+      </w:r>
+      <w:r>
+        <w:t xml:space="preserve">Description</w:t>
+      </w:r>
+    </w:p>
+    <w:p>
+      <w:pPr>
+        <w:pStyle w:val="FirstParagraph"/>
+      </w:pPr>
+      <w:r>
+        <w:t xml:space="preserve">The</w:t>
+      </w:r>
+      <w:r>
+        <w:t xml:space="preserve"> </w:t>
+      </w:r>
+      <w:r>
+        <w:rPr>
+          <w:rStyle w:val="VerbatimChar"/>
+        </w:rPr>
+        <w:t xml:space="preserve">main</w:t>
+      </w:r>
+      <w:r>
+        <w:t xml:space="preserve"> </w:t>
+      </w:r>
+      <w:r>
+        <w:t xml:space="preserve">function executes a sequence of demonstrations for other utility functions.</w:t>
+      </w:r>
+    </w:p>
+    <w:p>
+      <w:pPr>
+        <w:pStyle w:val="Compact"/>
+        <w:numPr>
+          <w:ilvl w:val="0"/>
+          <w:numId w:val="1008"/>
+        </w:numPr>
+      </w:pPr>
+      <w:r>
+        <w:rPr>
+          <w:b/>
+          <w:bCs/>
+        </w:rPr>
+        <w:t xml:space="preserve">Find Maximum in Array</w:t>
       </w:r>
       <w:r>
         <w:t xml:space="preserve">:</w:t>
@@ -6676,7 +8015,7 @@
         </w:numPr>
       </w:pPr>
       <w:r>
-        <w:t xml:space="preserve">A character array</w:t>
+        <w:t xml:space="preserve">An integer array</w:t>
       </w:r>
       <w:r>
         <w:t xml:space="preserve"> </w:t>
@@ -6685,13 +8024,13 @@
         <w:rPr>
           <w:rStyle w:val="VerbatimChar"/>
         </w:rPr>
-        <w:t xml:space="preserve">name</w:t>
-      </w:r>
-      <w:r>
-        <w:t xml:space="preserve"> </w:t>
-      </w:r>
-      <w:r>
-        <w:t xml:space="preserve">is initialized with the string</w:t>
+        <w:t xml:space="preserve">nums</w:t>
+      </w:r>
+      <w:r>
+        <w:t xml:space="preserve"> </w:t>
+      </w:r>
+      <w:r>
+        <w:t xml:space="preserve">is initialized with the values</w:t>
       </w:r>
       <w:r>
         <w:t xml:space="preserve"> </w:t>
@@ -6700,7 +8039,7 @@
         <w:rPr>
           <w:rStyle w:val="VerbatimChar"/>
         </w:rPr>
-        <w:t xml:space="preserve">"Prateek"</w:t>
+        <w:t xml:space="preserve">{5, 12, 3, 19, 7}</w:t>
       </w:r>
       <w:r>
         <w:t xml:space="preserve">.</w:t>
@@ -6724,28 +8063,88 @@
         <w:rPr>
           <w:rStyle w:val="VerbatimChar"/>
         </w:rPr>
-        <w:t xml:space="preserve">stringLength</w:t>
-      </w:r>
-      <w:r>
-        <w:t xml:space="preserve"> </w:t>
-      </w:r>
-      <w:r>
-        <w:t xml:space="preserve">function is called with the</w:t>
-      </w:r>
-      <w:r>
-        <w:t xml:space="preserve"> </w:t>
+        <w:t xml:space="preserve">size</w:t>
+      </w:r>
+      <w:r>
+        <w:t xml:space="preserve"> </w:t>
+      </w:r>
+      <w:r>
+        <w:t xml:space="preserve">of the array is calculated by dividing the total size of the array in bytes (</w:t>
       </w:r>
       <w:r>
         <w:rPr>
           <w:rStyle w:val="VerbatimChar"/>
         </w:rPr>
-        <w:t xml:space="preserve">name</w:t>
-      </w:r>
-      <w:r>
-        <w:t xml:space="preserve"> </w:t>
-      </w:r>
-      <w:r>
-        <w:t xml:space="preserve">array. The function returns the number of characters in the string, which is then printed.</w:t>
+        <w:t xml:space="preserve">sizeof(nums)</w:t>
+      </w:r>
+      <w:r>
+        <w:t xml:space="preserve">) by the size of a single integer element (</w:t>
+      </w:r>
+      <w:r>
+        <w:rPr>
+          <w:rStyle w:val="VerbatimChar"/>
+        </w:rPr>
+        <w:t xml:space="preserve">sizeof(nums[0])</w:t>
+      </w:r>
+      <w:r>
+        <w:t xml:space="preserve">).</w:t>
+      </w:r>
+    </w:p>
+    <w:p>
+      <w:pPr>
+        <w:pStyle w:val="Compact"/>
+        <w:numPr>
+          <w:ilvl w:val="1"/>
+          <w:numId w:val="1009"/>
+        </w:numPr>
+      </w:pPr>
+      <w:r>
+        <w:t xml:space="preserve">The</w:t>
+      </w:r>
+      <w:r>
+        <w:t xml:space="preserve"> </w:t>
+      </w:r>
+      <w:r>
+        <w:rPr>
+          <w:rStyle w:val="VerbatimChar"/>
+        </w:rPr>
+        <w:t xml:space="preserve">findMax</w:t>
+      </w:r>
+      <w:r>
+        <w:t xml:space="preserve"> </w:t>
+      </w:r>
+      <w:r>
+        <w:t xml:space="preserve">function is called with</w:t>
+      </w:r>
+      <w:r>
+        <w:t xml:space="preserve"> </w:t>
+      </w:r>
+      <w:r>
+        <w:rPr>
+          <w:rStyle w:val="VerbatimChar"/>
+        </w:rPr>
+        <w:t xml:space="preserve">nums</w:t>
+      </w:r>
+      <w:r>
+        <w:t xml:space="preserve"> </w:t>
+      </w:r>
+      <w:r>
+        <w:t xml:space="preserve">and</w:t>
+      </w:r>
+      <w:r>
+        <w:t xml:space="preserve"> </w:t>
+      </w:r>
+      <w:r>
+        <w:rPr>
+          <w:rStyle w:val="VerbatimChar"/>
+        </w:rPr>
+        <w:t xml:space="preserve">size</w:t>
+      </w:r>
+      <w:r>
+        <w:t xml:space="preserve"> </w:t>
+      </w:r>
+      <w:r>
+        <w:t xml:space="preserve">as arguments. The returned value, which is the largest number in the array, is then printed to the console.</w:t>
       </w:r>
     </w:p>
     <w:p>
@@ -6753,7 +8152,7 @@
         <w:pStyle w:val="Compact"/>
         <w:numPr>
           <w:ilvl w:val="0"/>
-          <w:numId w:val="1007"/>
+          <w:numId w:val="1008"/>
         </w:numPr>
       </w:pPr>
       <w:r>
@@ -6761,7 +8160,7 @@
           <w:b/>
           <w:bCs/>
         </w:rPr>
-        <w:t xml:space="preserve">Prime Number Check</w:t>
+        <w:t xml:space="preserve">Calculate String Length</w:t>
       </w:r>
       <w:r>
         <w:t xml:space="preserve">:</w:t>
@@ -6776,7 +8175,7 @@
         </w:numPr>
       </w:pPr>
       <w:r>
-        <w:t xml:space="preserve">An integer variable</w:t>
+        <w:t xml:space="preserve">A character array</w:t>
       </w:r>
       <w:r>
         <w:t xml:space="preserve"> </w:t>
@@ -6785,13 +8184,13 @@
         <w:rPr>
           <w:rStyle w:val="VerbatimChar"/>
         </w:rPr>
-        <w:t xml:space="preserve">number</w:t>
-      </w:r>
-      <w:r>
-        <w:t xml:space="preserve"> </w:t>
-      </w:r>
-      <w:r>
-        <w:t xml:space="preserve">is initialized with the value</w:t>
+        <w:t xml:space="preserve">name</w:t>
+      </w:r>
+      <w:r>
+        <w:t xml:space="preserve"> </w:t>
+      </w:r>
+      <w:r>
+        <w:t xml:space="preserve">is initialized with the string</w:t>
       </w:r>
       <w:r>
         <w:t xml:space="preserve"> </w:t>
@@ -6800,7 +8199,7 @@
         <w:rPr>
           <w:rStyle w:val="VerbatimChar"/>
         </w:rPr>
-        <w:t xml:space="preserve">17</w:t>
+        <w:t xml:space="preserve">"Prateek"</w:t>
       </w:r>
       <w:r>
         <w:t xml:space="preserve">.</w:t>
@@ -6824,13 +8223,13 @@
         <w:rPr>
           <w:rStyle w:val="VerbatimChar"/>
         </w:rPr>
-        <w:t xml:space="preserve">isPrime</w:t>
-      </w:r>
-      <w:r>
-        <w:t xml:space="preserve"> </w:t>
-      </w:r>
-      <w:r>
-        <w:t xml:space="preserve">function is called with</w:t>
+        <w:t xml:space="preserve">stringLength</w:t>
+      </w:r>
+      <w:r>
+        <w:t xml:space="preserve"> </w:t>
+      </w:r>
+      <w:r>
+        <w:t xml:space="preserve">function is called with the</w:t>
       </w:r>
       <w:r>
         <w:t xml:space="preserve"> </w:t>
@@ -6839,10 +8238,32 @@
         <w:rPr>
           <w:rStyle w:val="VerbatimChar"/>
         </w:rPr>
-        <w:t xml:space="preserve">number</w:t>
-      </w:r>
-      <w:r>
-        <w:t xml:space="preserve">. The function returns a boolean-like value (true or false).</w:t>
+        <w:t xml:space="preserve">name</w:t>
+      </w:r>
+      <w:r>
+        <w:t xml:space="preserve"> </w:t>
+      </w:r>
+      <w:r>
+        <w:t xml:space="preserve">array. The function returns the number of characters in the string, which is then printed.</w:t>
+      </w:r>
+    </w:p>
+    <w:p>
+      <w:pPr>
+        <w:pStyle w:val="Compact"/>
+        <w:numPr>
+          <w:ilvl w:val="0"/>
+          <w:numId w:val="1008"/>
+        </w:numPr>
+      </w:pPr>
+      <w:r>
+        <w:rPr>
+          <w:b/>
+          <w:bCs/>
+        </w:rPr>
+        <w:t xml:space="preserve">Prime Number Check</w:t>
+      </w:r>
+      <w:r>
+        <w:t xml:space="preserve">:</w:t>
       </w:r>
     </w:p>
     <w:p>
@@ -6850,11 +8271,11 @@
         <w:pStyle w:val="Compact"/>
         <w:numPr>
           <w:ilvl w:val="1"/>
-          <w:numId w:val="1010"/>
+          <w:numId w:val="1011"/>
         </w:numPr>
       </w:pPr>
       <w:r>
-        <w:t xml:space="preserve">An</w:t>
+        <w:t xml:space="preserve">An integer variable</w:t>
       </w:r>
       <w:r>
         <w:t xml:space="preserve"> </w:t>
@@ -6863,13 +8284,13 @@
         <w:rPr>
           <w:rStyle w:val="VerbatimChar"/>
         </w:rPr>
-        <w:t xml:space="preserve">if-else</w:t>
-      </w:r>
-      <w:r>
-        <w:t xml:space="preserve"> </w:t>
-      </w:r>
-      <w:r>
-        <w:t xml:space="preserve">block checks the return value and prints a message indicating whether</w:t>
+        <w:t xml:space="preserve">number</w:t>
+      </w:r>
+      <w:r>
+        <w:t xml:space="preserve"> </w:t>
+      </w:r>
+      <w:r>
+        <w:t xml:space="preserve">is initialized with the value</w:t>
       </w:r>
       <w:r>
         <w:t xml:space="preserve"> </w:t>
@@ -6881,14 +8302,92 @@
         <w:t xml:space="preserve">17</w:t>
       </w:r>
       <w:r>
-        <w:t xml:space="preserve"> </w:t>
-      </w:r>
-      <w:r>
-        <w:t xml:space="preserve">is a prime number or not.</w:t>
+        <w:t xml:space="preserve">.</w:t>
       </w:r>
     </w:p>
     <w:p>
       <w:pPr>
+        <w:pStyle w:val="Compact"/>
+        <w:numPr>
+          <w:ilvl w:val="1"/>
+          <w:numId w:val="1011"/>
+        </w:numPr>
+      </w:pPr>
+      <w:r>
+        <w:t xml:space="preserve">The</w:t>
+      </w:r>
+      <w:r>
+        <w:t xml:space="preserve"> </w:t>
+      </w:r>
+      <w:r>
+        <w:rPr>
+          <w:rStyle w:val="VerbatimChar"/>
+        </w:rPr>
+        <w:t xml:space="preserve">isPrime</w:t>
+      </w:r>
+      <w:r>
+        <w:t xml:space="preserve"> </w:t>
+      </w:r>
+      <w:r>
+        <w:t xml:space="preserve">function is called with</w:t>
+      </w:r>
+      <w:r>
+        <w:t xml:space="preserve"> </w:t>
+      </w:r>
+      <w:r>
+        <w:rPr>
+          <w:rStyle w:val="VerbatimChar"/>
+        </w:rPr>
+        <w:t xml:space="preserve">number</w:t>
+      </w:r>
+      <w:r>
+        <w:t xml:space="preserve">. The function returns a boolean-like value (true or false).</w:t>
+      </w:r>
+    </w:p>
+    <w:p>
+      <w:pPr>
+        <w:pStyle w:val="Compact"/>
+        <w:numPr>
+          <w:ilvl w:val="1"/>
+          <w:numId w:val="1011"/>
+        </w:numPr>
+      </w:pPr>
+      <w:r>
+        <w:t xml:space="preserve">An</w:t>
+      </w:r>
+      <w:r>
+        <w:t xml:space="preserve"> </w:t>
+      </w:r>
+      <w:r>
+        <w:rPr>
+          <w:rStyle w:val="VerbatimChar"/>
+        </w:rPr>
+        <w:t xml:space="preserve">if-else</w:t>
+      </w:r>
+      <w:r>
+        <w:t xml:space="preserve"> </w:t>
+      </w:r>
+      <w:r>
+        <w:t xml:space="preserve">block checks the return value and prints a message indicating whether</w:t>
+      </w:r>
+      <w:r>
+        <w:t xml:space="preserve"> </w:t>
+      </w:r>
+      <w:r>
+        <w:rPr>
+          <w:rStyle w:val="VerbatimChar"/>
+        </w:rPr>
+        <w:t xml:space="preserve">17</w:t>
+      </w:r>
+      <w:r>
+        <w:t xml:space="preserve"> </w:t>
+      </w:r>
+      <w:r>
+        <w:t xml:space="preserve">is a prime number or not.</w:t>
+      </w:r>
+    </w:p>
+    <w:p>
+      <w:pPr>
         <w:pStyle w:val="FirstParagraph"/>
       </w:pPr>
       <w:r>
@@ -6910,8 +8409,8 @@
         <w:t xml:space="preserve">to the operating system, which conventionally signifies that the program executed successfully without errors.</w:t>
       </w:r>
     </w:p>
-    <w:bookmarkEnd w:id="40"/>
-    <w:bookmarkStart w:id="41" w:name="usage-notes-4"/>
+    <w:bookmarkEnd w:id="47"/>
+    <w:bookmarkStart w:id="48" w:name="usage-notes-5"/>
     <w:p>
       <w:pPr>
         <w:pStyle w:val="Heading2"/>
@@ -6920,7 +8419,7 @@
         <w:rPr>
           <w:rStyle w:val="SectionNumber"/>
         </w:rPr>
-        <w:t xml:space="preserve">5.4</w:t>
+        <w:t xml:space="preserve">6.4</w:t>
       </w:r>
       <w:r>
         <w:tab/>
@@ -6934,7 +8433,7 @@
         <w:pStyle w:val="Compact"/>
         <w:numPr>
           <w:ilvl w:val="0"/>
-          <w:numId w:val="1011"/>
+          <w:numId w:val="1012"/>
         </w:numPr>
       </w:pPr>
       <w:r>
@@ -6997,7 +8496,7 @@
         <w:pStyle w:val="Compact"/>
         <w:numPr>
           <w:ilvl w:val="0"/>
-          <w:numId w:val="1011"/>
+          <w:numId w:val="1012"/>
         </w:numPr>
       </w:pPr>
       <w:r>
@@ -7048,7 +8547,7 @@
         <w:pStyle w:val="Compact"/>
         <w:numPr>
           <w:ilvl w:val="0"/>
-          <w:numId w:val="1011"/>
+          <w:numId w:val="1012"/>
         </w:numPr>
       </w:pPr>
       <w:r>
@@ -7129,8 +8628,8 @@
         <w:t xml:space="preserve">17 is a prime number.</w:t>
       </w:r>
     </w:p>
-    <w:bookmarkEnd w:id="41"/>
-    <w:bookmarkStart w:id="42" w:name="example-4"/>
+    <w:bookmarkEnd w:id="48"/>
+    <w:bookmarkStart w:id="49" w:name="example-5"/>
     <w:p>
       <w:pPr>
         <w:pStyle w:val="Heading2"/>
@@ -7139,7 +8638,7 @@
         <w:rPr>
           <w:rStyle w:val="SectionNumber"/>
         </w:rPr>
-        <w:t xml:space="preserve">5.5</w:t>
+        <w:t xml:space="preserve">6.5</w:t>
       </w:r>
       <w:r>
         <w:tab/>
@@ -7281,8 +8780,8 @@
         </w:pict>
       </w:r>
     </w:p>
-    <w:bookmarkEnd w:id="42"/>
-    <w:bookmarkEnd w:id="43"/>
+    <w:bookmarkEnd w:id="49"/>
+    <w:bookmarkEnd w:id="50"/>
     <w:sectPr>
       <w:pgSz w:h="15840" w:w="12240"/>
       <w:pgMar w:bottom="1440" w:footer="720" w:gutter="0" w:header="720" w:left="1800" w:right="1800" w:top="1440"/>
@@ -7802,6 +9301,9 @@
     <w:abstractNumId w:val="991"/>
   </w:num>
   <w:num w:numId="1007">
+    <w:abstractNumId w:val="991"/>
+  </w:num>
+  <w:num w:numId="1008">
     <w:abstractNumId w:val="99411"/>
     <w:lvlOverride w:ilvl="0">
       <w:startOverride w:val="1"/>
@@ -7831,9 +9333,6 @@
       <w:startOverride w:val="1"/>
     </w:lvlOverride>
   </w:num>
-  <w:num w:numId="1008">
-    <w:abstractNumId w:val="991"/>
-  </w:num>
   <w:num w:numId="1009">
     <w:abstractNumId w:val="991"/>
   </w:num>
@@ -7841,6 +9340,9 @@
     <w:abstractNumId w:val="991"/>
   </w:num>
   <w:num w:numId="1011">
+    <w:abstractNumId w:val="991"/>
+  </w:num>
+  <w:num w:numId="1012">
     <w:abstractNumId w:val="991"/>
   </w:num>
 </w:numbering>

--- a/program.docx
+++ b/program.docx
@@ -2,11 +2,46 @@
 <file path=word/document.xml><?xml version="1.0" encoding="utf-8"?>
 <w:document xmlns:w="http://schemas.openxmlformats.org/wordprocessingml/2006/main" xmlns:m="http://schemas.openxmlformats.org/officeDocument/2006/math" xmlns:r="http://schemas.openxmlformats.org/officeDocument/2006/relationships" xmlns:o="urn:schemas-microsoft-com:office:office" xmlns:v="urn:schemas-microsoft-com:vml" xmlns:w10="urn:schemas-microsoft-com:office:word" xmlns:a="http://schemas.openxmlformats.org/drawingml/2006/main" xmlns:pic="http://schemas.openxmlformats.org/drawingml/2006/picture" xmlns:wp="http://schemas.openxmlformats.org/drawingml/2006/wordprocessingDrawing">
   <w:body>
+    <w:sdt>
+      <w:sdtPr>
+        <w:docPartObj>
+          <w:docPartGallery w:val="Table of Contents"/>
+          <w:docPartUnique/>
+        </w:docPartObj>
+      </w:sdtPr>
+      <w:sdtContent>
+        <w:p>
+          <w:pPr>
+            <w:pStyle w:val="TOCHeading"/>
+          </w:pPr>
+          <w:r>
+            <w:t xml:space="preserve">Table of Contents</w:t>
+          </w:r>
+        </w:p>
+        <w:p>
+          <w:r>
+            <w:fldChar w:fldCharType="begin" w:dirty="true"/>
+            <w:instrText xml:space="preserve">TOC \o "1-3" \h \z \u</w:instrText>
+            <w:fldChar w:fldCharType="separate"/>
+            <w:fldChar w:fldCharType="end"/>
+          </w:r>
+        </w:p>
+      </w:sdtContent>
+    </w:sdt>
     <w:bookmarkStart w:id="9" w:name="functiondef-findmaxarr-size"/>
     <w:p>
       <w:pPr>
         <w:pStyle w:val="Heading2"/>
       </w:pPr>
+      <w:r>
+        <w:rPr>
+          <w:rStyle w:val="SectionNumber"/>
+        </w:rPr>
+        <w:t xml:space="preserve">0.1</w:t>
+      </w:r>
+      <w:r>
+        <w:tab/>
+      </w:r>
       <w:r>
         <w:t xml:space="preserve">FunctionDef findMax(arr[], size)</w:t>
       </w:r>
@@ -18,6 +53,15 @@
         <w:pStyle w:val="Heading1"/>
       </w:pPr>
       <w:r>
+        <w:rPr>
+          <w:rStyle w:val="SectionNumber"/>
+        </w:rPr>
+        <w:t xml:space="preserve">1</w:t>
+      </w:r>
+      <w:r>
+        <w:tab/>
+      </w:r>
+      <w:r>
         <w:t xml:space="preserve">Function: findMax(int arr[], int size)</w:t>
       </w:r>
     </w:p>
@@ -26,6 +70,15 @@
       <w:pPr>
         <w:pStyle w:val="Heading2"/>
       </w:pPr>
+      <w:r>
+        <w:rPr>
+          <w:rStyle w:val="SectionNumber"/>
+        </w:rPr>
+        <w:t xml:space="preserve">1.1</w:t>
+      </w:r>
+      <w:r>
+        <w:tab/>
+      </w:r>
       <w:r>
         <w:t xml:space="preserve">Overview</w:t>
       </w:r>
@@ -59,6 +112,15 @@
       <w:pPr>
         <w:pStyle w:val="Heading2"/>
       </w:pPr>
+      <w:r>
+        <w:rPr>
+          <w:rStyle w:val="SectionNumber"/>
+        </w:rPr>
+        <w:t xml:space="preserve">1.2</w:t>
+      </w:r>
+      <w:r>
+        <w:tab/>
+      </w:r>
       <w:r>
         <w:t xml:space="preserve">parameters</w:t>
       </w:r>
@@ -214,6 +276,15 @@
         <w:pStyle w:val="Heading2"/>
       </w:pPr>
       <w:r>
+        <w:rPr>
+          <w:rStyle w:val="SectionNumber"/>
+        </w:rPr>
+        <w:t xml:space="preserve">1.3</w:t>
+      </w:r>
+      <w:r>
+        <w:tab/>
+      </w:r>
+      <w:r>
         <w:t xml:space="preserve">Description</w:t>
       </w:r>
     </w:p>
@@ -893,6 +964,15 @@
       <w:pPr>
         <w:pStyle w:val="Heading2"/>
       </w:pPr>
+      <w:r>
+        <w:rPr>
+          <w:rStyle w:val="SectionNumber"/>
+        </w:rPr>
+        <w:t xml:space="preserve">1.4</w:t>
+      </w:r>
+      <w:r>
+        <w:tab/>
+      </w:r>
       <w:r>
         <w:t xml:space="preserve">Usage Notes</w:t>
       </w:r>
@@ -1044,6 +1124,15 @@
         <w:pStyle w:val="Heading2"/>
       </w:pPr>
       <w:r>
+        <w:rPr>
+          <w:rStyle w:val="SectionNumber"/>
+        </w:rPr>
+        <w:t xml:space="preserve">1.5</w:t>
+      </w:r>
+      <w:r>
+        <w:tab/>
+      </w:r>
+      <w:r>
         <w:t xml:space="preserve">Example</w:t>
       </w:r>
     </w:p>
@@ -2022,6 +2111,15 @@
         <w:pStyle w:val="Heading2"/>
       </w:pPr>
       <w:r>
+        <w:rPr>
+          <w:rStyle w:val="SectionNumber"/>
+        </w:rPr>
+        <w:t xml:space="preserve">1.6</w:t>
+      </w:r>
+      <w:r>
+        <w:tab/>
+      </w:r>
+      <w:r>
         <w:t xml:space="preserve">FunctionDef findMin(arr[], size)</w:t>
       </w:r>
     </w:p>
@@ -2033,6 +2131,15 @@
         <w:pStyle w:val="Heading1"/>
       </w:pPr>
       <w:r>
+        <w:rPr>
+          <w:rStyle w:val="SectionNumber"/>
+        </w:rPr>
+        <w:t xml:space="preserve">2</w:t>
+      </w:r>
+      <w:r>
+        <w:tab/>
+      </w:r>
+      <w:r>
         <w:t xml:space="preserve">Function: findMin(int arr[], int size)</w:t>
       </w:r>
     </w:p>
@@ -2041,6 +2148,15 @@
       <w:pPr>
         <w:pStyle w:val="Heading2"/>
       </w:pPr>
+      <w:r>
+        <w:rPr>
+          <w:rStyle w:val="SectionNumber"/>
+        </w:rPr>
+        <w:t xml:space="preserve">2.1</w:t>
+      </w:r>
+      <w:r>
+        <w:tab/>
+      </w:r>
       <w:r>
         <w:t xml:space="preserve">Overview</w:t>
       </w:r>
@@ -2074,6 +2190,15 @@
       <w:pPr>
         <w:pStyle w:val="Heading2"/>
       </w:pPr>
+      <w:r>
+        <w:rPr>
+          <w:rStyle w:val="SectionNumber"/>
+        </w:rPr>
+        <w:t xml:space="preserve">2.2</w:t>
+      </w:r>
+      <w:r>
+        <w:tab/>
+      </w:r>
       <w:r>
         <w:t xml:space="preserve">parameters</w:t>
       </w:r>
@@ -2232,6 +2357,15 @@
         <w:pStyle w:val="Heading2"/>
       </w:pPr>
       <w:r>
+        <w:rPr>
+          <w:rStyle w:val="SectionNumber"/>
+        </w:rPr>
+        <w:t xml:space="preserve">2.3</w:t>
+      </w:r>
+      <w:r>
+        <w:tab/>
+      </w:r>
+      <w:r>
         <w:t xml:space="preserve">Description</w:t>
       </w:r>
     </w:p>
@@ -2465,6 +2599,15 @@
       <w:pPr>
         <w:pStyle w:val="Heading2"/>
       </w:pPr>
+      <w:r>
+        <w:rPr>
+          <w:rStyle w:val="SectionNumber"/>
+        </w:rPr>
+        <w:t xml:space="preserve">2.4</w:t>
+      </w:r>
+      <w:r>
+        <w:tab/>
+      </w:r>
       <w:r>
         <w:t xml:space="preserve">Usage Notes</w:t>
       </w:r>
@@ -2605,6 +2748,15 @@
         <w:pStyle w:val="Heading2"/>
       </w:pPr>
       <w:r>
+        <w:rPr>
+          <w:rStyle w:val="SectionNumber"/>
+        </w:rPr>
+        <w:t xml:space="preserve">2.5</w:t>
+      </w:r>
+      <w:r>
+        <w:tab/>
+      </w:r>
+      <w:r>
         <w:t xml:space="preserve">Example</w:t>
       </w:r>
     </w:p>
@@ -3607,6 +3759,15 @@
         <w:pStyle w:val="Heading2"/>
       </w:pPr>
       <w:r>
+        <w:rPr>
+          <w:rStyle w:val="SectionNumber"/>
+        </w:rPr>
+        <w:t xml:space="preserve">2.6</w:t>
+      </w:r>
+      <w:r>
+        <w:tab/>
+      </w:r>
+      <w:r>
         <w:t xml:space="preserve">FunctionDef calculateAverage(arr[], size)</w:t>
       </w:r>
     </w:p>
@@ -3618,6 +3779,15 @@
         <w:pStyle w:val="Heading1"/>
       </w:pPr>
       <w:r>
+        <w:rPr>
+          <w:rStyle w:val="SectionNumber"/>
+        </w:rPr>
+        <w:t xml:space="preserve">3</w:t>
+      </w:r>
+      <w:r>
+        <w:tab/>
+      </w:r>
+      <w:r>
         <w:t xml:space="preserve">Function: calculateAverage(int arr[], int size)</w:t>
       </w:r>
     </w:p>
@@ -3626,6 +3796,15 @@
       <w:pPr>
         <w:pStyle w:val="Heading2"/>
       </w:pPr>
+      <w:r>
+        <w:rPr>
+          <w:rStyle w:val="SectionNumber"/>
+        </w:rPr>
+        <w:t xml:space="preserve">3.1</w:t>
+      </w:r>
+      <w:r>
+        <w:tab/>
+      </w:r>
       <w:r>
         <w:t xml:space="preserve">Overview</w:t>
       </w:r>
@@ -3659,6 +3838,15 @@
       <w:pPr>
         <w:pStyle w:val="Heading2"/>
       </w:pPr>
+      <w:r>
+        <w:rPr>
+          <w:rStyle w:val="SectionNumber"/>
+        </w:rPr>
+        <w:t xml:space="preserve">3.2</w:t>
+      </w:r>
+      <w:r>
+        <w:tab/>
+      </w:r>
       <w:r>
         <w:t xml:space="preserve">parameters</w:t>
       </w:r>
@@ -3818,6 +4006,15 @@
         <w:pStyle w:val="Heading2"/>
       </w:pPr>
       <w:r>
+        <w:rPr>
+          <w:rStyle w:val="SectionNumber"/>
+        </w:rPr>
+        <w:t xml:space="preserve">3.3</w:t>
+      </w:r>
+      <w:r>
+        <w:tab/>
+      </w:r>
+      <w:r>
         <w:t xml:space="preserve">Description</w:t>
       </w:r>
     </w:p>
@@ -4276,6 +4473,15 @@
       <w:pPr>
         <w:pStyle w:val="Heading2"/>
       </w:pPr>
+      <w:r>
+        <w:rPr>
+          <w:rStyle w:val="SectionNumber"/>
+        </w:rPr>
+        <w:t xml:space="preserve">3.4</w:t>
+      </w:r>
+      <w:r>
+        <w:tab/>
+      </w:r>
       <w:r>
         <w:t xml:space="preserve">Usage Notes</w:t>
       </w:r>
@@ -4428,6 +4634,15 @@
         <w:pStyle w:val="Heading2"/>
       </w:pPr>
       <w:r>
+        <w:rPr>
+          <w:rStyle w:val="SectionNumber"/>
+        </w:rPr>
+        <w:t xml:space="preserve">3.5</w:t>
+      </w:r>
+      <w:r>
+        <w:tab/>
+      </w:r>
+      <w:r>
         <w:t xml:space="preserve">Example</w:t>
       </w:r>
     </w:p>
@@ -5448,6 +5663,15 @@
         <w:pStyle w:val="Heading2"/>
       </w:pPr>
       <w:r>
+        <w:rPr>
+          <w:rStyle w:val="SectionNumber"/>
+        </w:rPr>
+        <w:t xml:space="preserve">3.6</w:t>
+      </w:r>
+      <w:r>
+        <w:tab/>
+      </w:r>
+      <w:r>
         <w:t xml:space="preserve">FunctionDef stringLength(str[])</w:t>
       </w:r>
     </w:p>
@@ -5459,6 +5683,15 @@
         <w:pStyle w:val="Heading1"/>
       </w:pPr>
       <w:r>
+        <w:rPr>
+          <w:rStyle w:val="SectionNumber"/>
+        </w:rPr>
+        <w:t xml:space="preserve">4</w:t>
+      </w:r>
+      <w:r>
+        <w:tab/>
+      </w:r>
+      <w:r>
         <w:t xml:space="preserve">Function: stringLength(char str[])</w:t>
       </w:r>
     </w:p>
@@ -5467,6 +5700,15 @@
       <w:pPr>
         <w:pStyle w:val="Heading2"/>
       </w:pPr>
+      <w:r>
+        <w:rPr>
+          <w:rStyle w:val="SectionNumber"/>
+        </w:rPr>
+        <w:t xml:space="preserve">4.1</w:t>
+      </w:r>
+      <w:r>
+        <w:tab/>
+      </w:r>
       <w:r>
         <w:t xml:space="preserve">Overview</w:t>
       </w:r>
@@ -5500,6 +5742,15 @@
       <w:pPr>
         <w:pStyle w:val="Heading2"/>
       </w:pPr>
+      <w:r>
+        <w:rPr>
+          <w:rStyle w:val="SectionNumber"/>
+        </w:rPr>
+        <w:t xml:space="preserve">4.2</w:t>
+      </w:r>
+      <w:r>
+        <w:tab/>
+      </w:r>
       <w:r>
         <w:t xml:space="preserve">parameters</w:t>
       </w:r>
@@ -5544,6 +5795,15 @@
         <w:pStyle w:val="Heading2"/>
       </w:pPr>
       <w:r>
+        <w:rPr>
+          <w:rStyle w:val="SectionNumber"/>
+        </w:rPr>
+        <w:t xml:space="preserve">4.3</w:t>
+      </w:r>
+      <w:r>
+        <w:tab/>
+      </w:r>
+      <w:r>
         <w:t xml:space="preserve">Description</w:t>
       </w:r>
     </w:p>
@@ -5894,6 +6154,15 @@
       <w:pPr>
         <w:pStyle w:val="Heading2"/>
       </w:pPr>
+      <w:r>
+        <w:rPr>
+          <w:rStyle w:val="SectionNumber"/>
+        </w:rPr>
+        <w:t xml:space="preserve">4.4</w:t>
+      </w:r>
+      <w:r>
+        <w:tab/>
+      </w:r>
       <w:r>
         <w:t xml:space="preserve">Usage Notes</w:t>
       </w:r>
@@ -6059,6 +6328,15 @@
         <w:pStyle w:val="Heading2"/>
       </w:pPr>
       <w:r>
+        <w:rPr>
+          <w:rStyle w:val="SectionNumber"/>
+        </w:rPr>
+        <w:t xml:space="preserve">4.5</w:t>
+      </w:r>
+      <w:r>
+        <w:tab/>
+      </w:r>
+      <w:r>
         <w:t xml:space="preserve">Example</w:t>
       </w:r>
     </w:p>
@@ -6872,6 +7150,15 @@
         <w:pStyle w:val="Heading2"/>
       </w:pPr>
       <w:r>
+        <w:rPr>
+          <w:rStyle w:val="SectionNumber"/>
+        </w:rPr>
+        <w:t xml:space="preserve">4.6</w:t>
+      </w:r>
+      <w:r>
+        <w:tab/>
+      </w:r>
+      <w:r>
         <w:t xml:space="preserve">FunctionDef getRandom(min, max)</w:t>
       </w:r>
     </w:p>
@@ -6883,6 +7170,15 @@
         <w:pStyle w:val="Heading1"/>
       </w:pPr>
       <w:r>
+        <w:rPr>
+          <w:rStyle w:val="SectionNumber"/>
+        </w:rPr>
+        <w:t xml:space="preserve">5</w:t>
+      </w:r>
+      <w:r>
+        <w:tab/>
+      </w:r>
+      <w:r>
         <w:t xml:space="preserve">Function: getRandom(int min, int max)</w:t>
       </w:r>
     </w:p>
@@ -6891,6 +7187,15 @@
       <w:pPr>
         <w:pStyle w:val="Heading2"/>
       </w:pPr>
+      <w:r>
+        <w:rPr>
+          <w:rStyle w:val="SectionNumber"/>
+        </w:rPr>
+        <w:t xml:space="preserve">5.1</w:t>
+      </w:r>
+      <w:r>
+        <w:tab/>
+      </w:r>
       <w:r>
         <w:t xml:space="preserve">Overview</w:t>
       </w:r>
@@ -6924,6 +7229,15 @@
       <w:pPr>
         <w:pStyle w:val="Heading2"/>
       </w:pPr>
+      <w:r>
+        <w:rPr>
+          <w:rStyle w:val="SectionNumber"/>
+        </w:rPr>
+        <w:t xml:space="preserve">5.2</w:t>
+      </w:r>
+      <w:r>
+        <w:tab/>
+      </w:r>
       <w:r>
         <w:t xml:space="preserve">parameters</w:t>
       </w:r>
@@ -7062,6 +7376,15 @@
         <w:pStyle w:val="Heading2"/>
       </w:pPr>
       <w:r>
+        <w:rPr>
+          <w:rStyle w:val="SectionNumber"/>
+        </w:rPr>
+        <w:t xml:space="preserve">5.3</w:t>
+      </w:r>
+      <w:r>
+        <w:tab/>
+      </w:r>
+      <w:r>
         <w:t xml:space="preserve">Description</w:t>
       </w:r>
     </w:p>
@@ -7359,6 +7682,15 @@
       <w:pPr>
         <w:pStyle w:val="Heading2"/>
       </w:pPr>
+      <w:r>
+        <w:rPr>
+          <w:rStyle w:val="SectionNumber"/>
+        </w:rPr>
+        <w:t xml:space="preserve">5.4</w:t>
+      </w:r>
+      <w:r>
+        <w:tab/>
+      </w:r>
       <w:r>
         <w:t xml:space="preserve">Usage Notes</w:t>
       </w:r>
@@ -7544,6 +7876,15 @@
         <w:pStyle w:val="Heading2"/>
       </w:pPr>
       <w:r>
+        <w:rPr>
+          <w:rStyle w:val="SectionNumber"/>
+        </w:rPr>
+        <w:t xml:space="preserve">5.5</w:t>
+      </w:r>
+      <w:r>
+        <w:tab/>
+      </w:r>
+      <w:r>
         <w:t xml:space="preserve">Example</w:t>
       </w:r>
     </w:p>
@@ -8414,6 +8755,15 @@
         <w:pStyle w:val="Heading2"/>
       </w:pPr>
       <w:r>
+        <w:rPr>
+          <w:rStyle w:val="SectionNumber"/>
+        </w:rPr>
+        <w:t xml:space="preserve">5.6</w:t>
+      </w:r>
+      <w:r>
+        <w:tab/>
+      </w:r>
+      <w:r>
         <w:t xml:space="preserve">FunctionDef isPrime(n)</w:t>
       </w:r>
     </w:p>
@@ -8425,6 +8775,15 @@
         <w:pStyle w:val="Heading1"/>
       </w:pPr>
       <w:r>
+        <w:rPr>
+          <w:rStyle w:val="SectionNumber"/>
+        </w:rPr>
+        <w:t xml:space="preserve">6</w:t>
+      </w:r>
+      <w:r>
+        <w:tab/>
+      </w:r>
+      <w:r>
         <w:t xml:space="preserve">Function: isPrime(int n)</w:t>
       </w:r>
     </w:p>
@@ -8433,6 +8792,15 @@
       <w:pPr>
         <w:pStyle w:val="Heading2"/>
       </w:pPr>
+      <w:r>
+        <w:rPr>
+          <w:rStyle w:val="SectionNumber"/>
+        </w:rPr>
+        <w:t xml:space="preserve">6.1</w:t>
+      </w:r>
+      <w:r>
+        <w:tab/>
+      </w:r>
       <w:r>
         <w:t xml:space="preserve">Overview</w:t>
       </w:r>
@@ -8466,6 +8834,15 @@
       <w:pPr>
         <w:pStyle w:val="Heading2"/>
       </w:pPr>
+      <w:r>
+        <w:rPr>
+          <w:rStyle w:val="SectionNumber"/>
+        </w:rPr>
+        <w:t xml:space="preserve">6.2</w:t>
+      </w:r>
+      <w:r>
+        <w:tab/>
+      </w:r>
       <w:r>
         <w:t xml:space="preserve">Parameters</w:t>
       </w:r>
@@ -8495,6 +8872,15 @@
         <w:pStyle w:val="Heading2"/>
       </w:pPr>
       <w:r>
+        <w:rPr>
+          <w:rStyle w:val="SectionNumber"/>
+        </w:rPr>
+        <w:t xml:space="preserve">6.3</w:t>
+      </w:r>
+      <w:r>
+        <w:tab/>
+      </w:r>
+      <w:r>
         <w:t xml:space="preserve">Description</w:t>
       </w:r>
     </w:p>
@@ -8745,6 +9131,15 @@
       <w:pPr>
         <w:pStyle w:val="Heading2"/>
       </w:pPr>
+      <w:r>
+        <w:rPr>
+          <w:rStyle w:val="SectionNumber"/>
+        </w:rPr>
+        <w:t xml:space="preserve">6.4</w:t>
+      </w:r>
+      <w:r>
+        <w:tab/>
+      </w:r>
       <w:r>
         <w:t xml:space="preserve">Usage Notes</w:t>
       </w:r>
@@ -8896,6 +9291,15 @@
         <w:pStyle w:val="Heading2"/>
       </w:pPr>
       <w:r>
+        <w:rPr>
+          <w:rStyle w:val="SectionNumber"/>
+        </w:rPr>
+        <w:t xml:space="preserve">6.5</w:t>
+      </w:r>
+      <w:r>
+        <w:tab/>
+      </w:r>
+      <w:r>
         <w:t xml:space="preserve">Example</w:t>
       </w:r>
     </w:p>
@@ -9940,6 +10344,15 @@
         <w:pStyle w:val="Heading2"/>
       </w:pPr>
       <w:r>
+        <w:rPr>
+          <w:rStyle w:val="SectionNumber"/>
+        </w:rPr>
+        <w:t xml:space="preserve">6.6</w:t>
+      </w:r>
+      <w:r>
+        <w:tab/>
+      </w:r>
+      <w:r>
         <w:t xml:space="preserve">FunctionDef main</w:t>
       </w:r>
     </w:p>
@@ -9951,6 +10364,15 @@
         <w:pStyle w:val="Heading1"/>
       </w:pPr>
       <w:r>
+        <w:rPr>
+          <w:rStyle w:val="SectionNumber"/>
+        </w:rPr>
+        <w:t xml:space="preserve">7</w:t>
+      </w:r>
+      <w:r>
+        <w:tab/>
+      </w:r>
+      <w:r>
         <w:t xml:space="preserve">Function: main</w:t>
       </w:r>
     </w:p>
@@ -9959,6 +10381,15 @@
       <w:pPr>
         <w:pStyle w:val="Heading2"/>
       </w:pPr>
+      <w:r>
+        <w:rPr>
+          <w:rStyle w:val="SectionNumber"/>
+        </w:rPr>
+        <w:t xml:space="preserve">7.1</w:t>
+      </w:r>
+      <w:r>
+        <w:tab/>
+      </w:r>
       <w:r>
         <w:t xml:space="preserve">Overview</w:t>
       </w:r>
@@ -10029,6 +10460,15 @@
         <w:pStyle w:val="Heading2"/>
       </w:pPr>
       <w:r>
+        <w:rPr>
+          <w:rStyle w:val="SectionNumber"/>
+        </w:rPr>
+        <w:t xml:space="preserve">7.2</w:t>
+      </w:r>
+      <w:r>
+        <w:tab/>
+      </w:r>
+      <w:r>
         <w:t xml:space="preserve">parameters</w:t>
       </w:r>
     </w:p>
@@ -10046,6 +10486,15 @@
       <w:pPr>
         <w:pStyle w:val="Heading2"/>
       </w:pPr>
+      <w:r>
+        <w:rPr>
+          <w:rStyle w:val="SectionNumber"/>
+        </w:rPr>
+        <w:t xml:space="preserve">7.3</w:t>
+      </w:r>
+      <w:r>
+        <w:tab/>
+      </w:r>
       <w:r>
         <w:t xml:space="preserve">Description</w:t>
       </w:r>
@@ -10508,6 +10957,15 @@
         <w:pStyle w:val="Heading2"/>
       </w:pPr>
       <w:r>
+        <w:rPr>
+          <w:rStyle w:val="SectionNumber"/>
+        </w:rPr>
+        <w:t xml:space="preserve">7.4</w:t>
+      </w:r>
+      <w:r>
+        <w:tab/>
+      </w:r>
+      <w:r>
         <w:t xml:space="preserve">Usage Notes</w:t>
       </w:r>
     </w:p>
@@ -10628,6 +11086,15 @@
       <w:pPr>
         <w:pStyle w:val="Heading2"/>
       </w:pPr>
+      <w:r>
+        <w:rPr>
+          <w:rStyle w:val="SectionNumber"/>
+        </w:rPr>
+        <w:t xml:space="preserve">7.5</w:t>
+      </w:r>
+      <w:r>
+        <w:tab/>
+      </w:r>
       <w:r>
         <w:t xml:space="preserve">Example</w:t>
       </w:r>
